--- a/DocumentationBachelor/Bachelor_Documentation_Eduard_Iorga.docx
+++ b/DocumentationBachelor/Bachelor_Documentation_Eduard_Iorga.docx
@@ -704,95 +704,8 @@
         <w:rPr>
           <w:lang w:val="en-GB"/>
         </w:rPr>
-        <w:t xml:space="preserve"> (</w:t>
-      </w:r>
-      <w:r>
-        <w:rPr>
-          <w:lang w:val="en-GB"/>
-        </w:rPr>
-        <w:t>14 pt, B</w:t>
-      </w:r>
-      <w:r>
-        <w:rPr>
-          <w:lang w:val="en-GB"/>
-        </w:rPr>
-        <w:t xml:space="preserve">old, </w:t>
-      </w:r>
-      <w:r>
-        <w:rPr>
-          <w:lang w:val="en-GB"/>
-        </w:rPr>
-        <w:t>U</w:t>
-      </w:r>
-      <w:r>
-        <w:rPr>
-          <w:lang w:val="en-GB"/>
-        </w:rPr>
-        <w:t>ppercase</w:t>
-      </w:r>
-      <w:r>
-        <w:rPr>
-          <w:lang w:val="en-GB"/>
-        </w:rPr>
-        <w:t xml:space="preserve">, </w:t>
-      </w:r>
-      <w:r>
-        <w:rPr>
-          <w:lang w:val="en-GB"/>
-        </w:rPr>
-        <w:t>C</w:t>
-      </w:r>
-      <w:r>
-        <w:rPr>
-          <w:lang w:val="en-GB"/>
-        </w:rPr>
-        <w:t>enter</w:t>
-      </w:r>
-      <w:r>
-        <w:rPr>
-          <w:lang w:val="en-GB"/>
-        </w:rPr>
-        <w:t>)</w:t>
-      </w:r>
-    </w:p>
-    <w:p>
-      <w:pPr>
-        <w:rPr>
-          <w:lang w:val="en-GB"/>
-        </w:rPr>
-      </w:pPr>
-    </w:p>
-    <w:p>
-      <w:pPr>
-        <w:rPr>
-          <w:lang w:val="en-GB"/>
-        </w:rPr>
-      </w:pPr>
-      <w:r>
-        <w:rPr>
-          <w:lang w:val="en-GB"/>
-        </w:rPr>
-        <w:t xml:space="preserve">Each chapter must have a clear structure, will begin on a new page and will have a title. It will be followed by two blank 12 pt. </w:t>
-      </w:r>
-      <w:r>
-        <w:rPr>
-          <w:lang w:val="en-GB"/>
-        </w:rPr>
-        <w:t>l</w:t>
-      </w:r>
-      <w:r>
-        <w:rPr>
-          <w:lang w:val="en-GB"/>
-        </w:rPr>
-        <w:t>ines.</w:t>
-      </w:r>
-    </w:p>
-    <w:p>
-      <w:pPr>
-        <w:rPr>
-          <w:lang w:val="en-GB"/>
-        </w:rPr>
-      </w:pPr>
+        <w:t xml:space="preserve"> </w:t>
+      </w:r>
     </w:p>
     <w:p>
       <w:pPr>
@@ -927,202 +840,175 @@
           <w:lang w:val="en-GB"/>
         </w:rPr>
         <w:t>esis is Developing Sword of Time: a deeper dive in Gameplay Mechanics and Systems Design. The central focus is the creation of a 2D platformer that mixes with elements of the rogue-like genre, while also exploring how different gameplay mechanics and procedural systems can enhance platforming gameplay.</w:t>
+      </w:r>
+    </w:p>
+    <w:p>
+      <w:pPr>
+        <w:spacing w:before="240"/>
+        <w:rPr>
+          <w:lang w:val="en-GB"/>
+        </w:rPr>
+      </w:pPr>
+    </w:p>
+    <w:p>
+      <w:pPr>
+        <w:pStyle w:val="Heading2"/>
+        <w:rPr>
+          <w:lang w:val="en-GB"/>
+        </w:rPr>
+      </w:pPr>
+      <w:r>
+        <w:rPr>
+          <w:lang w:val="en-GB"/>
+        </w:rPr>
+        <w:t>Target Audience</w:t>
+      </w:r>
+      <w:r>
+        <w:rPr>
+          <w:lang w:val="en-GB"/>
+        </w:rPr>
+        <w:t>, Game Type and Player Objectives</w:t>
+      </w:r>
+    </w:p>
+    <w:p>
+      <w:pPr>
+        <w:spacing w:before="240"/>
+        <w:rPr>
+          <w:lang w:val="en-GB"/>
+        </w:rPr>
+      </w:pPr>
+      <w:r>
+        <w:rPr>
+          <w:lang w:val="en-GB"/>
+        </w:rPr>
+        <w:t xml:space="preserve">The game is aimed at players aged </w:t>
+      </w:r>
+      <w:r>
+        <w:rPr>
+          <w:lang w:val="en-GB"/>
+        </w:rPr>
+        <w:t>between 16 to 35 who enjoy challenging, strategic and skill-based games with high replay value. Fans of games like Dead Cells</w:t>
+      </w:r>
+      <w:r>
+        <w:rPr>
+          <w:lang w:val="en-GB"/>
+        </w:rPr>
+        <w:t>, Hollow Knight and Hades, who appreciate fast-paced combat, progression systems and unique mechanics will find Sword of Time engaging.</w:t>
+      </w:r>
+    </w:p>
+    <w:p>
+      <w:pPr>
+        <w:spacing w:before="240"/>
+        <w:rPr>
+          <w:lang w:val="en-GB"/>
+        </w:rPr>
+      </w:pPr>
+      <w:r>
+        <w:rPr>
+          <w:lang w:val="en-GB"/>
+        </w:rPr>
+        <w:t xml:space="preserve">As the previously mentioned games, </w:t>
+      </w:r>
+      <w:r>
+        <w:rPr>
+          <w:lang w:val="en-GB"/>
+        </w:rPr>
+        <w:t xml:space="preserve">Sword of Time </w:t>
+      </w:r>
+      <w:r>
+        <w:rPr>
+          <w:lang w:val="en-GB"/>
+        </w:rPr>
+        <w:t xml:space="preserve">falls in the spectre of </w:t>
+      </w:r>
+      <w:r>
+        <w:rPr>
+          <w:lang w:val="en-GB"/>
+        </w:rPr>
+        <w:t>a 2D rogue-like platformer</w:t>
+      </w:r>
+      <w:r>
+        <w:rPr>
+          <w:lang w:val="en-GB"/>
+        </w:rPr>
+        <w:t xml:space="preserve"> genre</w:t>
+      </w:r>
+      <w:r>
+        <w:rPr>
+          <w:lang w:val="en-GB"/>
+        </w:rPr>
+        <w:t>. It integrates action-oriented platforming with procedural generation and time-based mechanics such as rewinding, dashing and combat interactions.</w:t>
+      </w:r>
+    </w:p>
+    <w:p>
+      <w:pPr>
+        <w:spacing w:before="240"/>
+        <w:rPr>
+          <w:lang w:val="en-GB"/>
+        </w:rPr>
+      </w:pPr>
+    </w:p>
+    <w:p>
+      <w:pPr>
+        <w:spacing w:before="240"/>
+        <w:rPr>
+          <w:lang w:val="en-GB"/>
+        </w:rPr>
+      </w:pPr>
+      <w:r>
+        <w:rPr>
+          <w:lang w:val="en-GB"/>
+        </w:rPr>
+        <w:lastRenderedPageBreak/>
+        <w:t>Players are tasked with surviving as long as possible while progressing through procedurally generated levels. They must defeat enemies, avoid traps and collect items that give them access to unique abilities. The player’s ultimate goal is to master the game’s systems, learning to make use of the powers they obtain and overcome the challenges presented their way.</w:t>
+      </w:r>
+    </w:p>
+    <w:p>
+      <w:pPr>
+        <w:spacing w:before="240"/>
+        <w:rPr>
+          <w:lang w:val="en-GB"/>
+        </w:rPr>
+      </w:pPr>
+    </w:p>
+    <w:p>
+      <w:pPr>
+        <w:pStyle w:val="Heading2"/>
+        <w:rPr>
+          <w:lang w:val="en-GB"/>
+        </w:rPr>
+      </w:pPr>
+      <w:r>
+        <w:rPr>
+          <w:lang w:val="en-GB"/>
+        </w:rPr>
+        <w:t>Motivation and Objectives</w:t>
+      </w:r>
+    </w:p>
+    <w:p>
+      <w:pPr>
+        <w:spacing w:before="240"/>
+        <w:rPr>
+          <w:lang w:val="en-GB"/>
+        </w:rPr>
+      </w:pPr>
+      <w:r>
+        <w:rPr>
+          <w:lang w:val="en-GB"/>
+        </w:rPr>
+        <w:t>The motivation behind this project stems from the desire to realize my own creativity in this part of the industry. A hobby of mine is playing video games, so taking into account the multitude of games I have played, I know what I enjoyed seeing in such a project</w:t>
+      </w:r>
+      <w:r>
+        <w:rPr>
+          <w:lang w:val="en-GB"/>
+        </w:rPr>
+        <w:t>. Thus, I wanted to make my own creation and ensure I could develop a video game that I would enjoy playing anytime. This thesis also aims to bridge theoretical research and practical implementation by using Sword of Time as a case study in system-driven game design. Key objectives included building a cohesive game loop, balancing the procedural randomness with fairness and designing mechanics that reward both reflexes and strategy.</w:t>
       </w:r>
     </w:p>
     <w:p>
       <w:pPr>
         <w:spacing w:before="240"/>
         <w:ind w:firstLine="0"/>
-        <w:rPr>
-          <w:lang w:val="en-GB"/>
-        </w:rPr>
-      </w:pPr>
-    </w:p>
-    <w:p>
-      <w:pPr>
-        <w:pStyle w:val="Heading2"/>
-        <w:rPr>
-          <w:lang w:val="en-GB"/>
-        </w:rPr>
-      </w:pPr>
-      <w:r>
-        <w:rPr>
-          <w:lang w:val="en-GB"/>
-        </w:rPr>
-        <w:t xml:space="preserve">Game Type </w:t>
-      </w:r>
-    </w:p>
-    <w:p>
-      <w:pPr>
-        <w:spacing w:before="240"/>
-        <w:rPr>
-          <w:lang w:val="en-GB"/>
-        </w:rPr>
-      </w:pPr>
-      <w:r>
-        <w:rPr>
-          <w:lang w:val="en-GB"/>
-        </w:rPr>
-        <w:t>Sword of Time is a 2D rogue-like platformer. It integrates action-oriented platforming with procedural generation and time-based mechanics such as rewinding, dashing and combat interactions.</w:t>
-      </w:r>
-    </w:p>
-    <w:p>
-      <w:pPr>
-        <w:spacing w:before="240"/>
-        <w:rPr>
-          <w:lang w:val="en-GB"/>
-        </w:rPr>
-      </w:pPr>
-    </w:p>
-    <w:p>
-      <w:pPr>
-        <w:spacing w:before="240"/>
-        <w:rPr>
-          <w:lang w:val="en-GB"/>
-        </w:rPr>
-      </w:pPr>
-    </w:p>
-    <w:p>
-      <w:pPr>
-        <w:spacing w:before="240"/>
-        <w:rPr>
-          <w:lang w:val="en-GB"/>
-        </w:rPr>
-      </w:pPr>
-    </w:p>
-    <w:p>
-      <w:pPr>
-        <w:pStyle w:val="Heading2"/>
-        <w:rPr>
-          <w:lang w:val="en-GB"/>
-        </w:rPr>
-      </w:pPr>
-      <w:r>
-        <w:rPr>
-          <w:lang w:val="en-GB"/>
-        </w:rPr>
-        <w:t>Target Audience</w:t>
-      </w:r>
-    </w:p>
-    <w:p>
-      <w:pPr>
-        <w:spacing w:before="240"/>
-        <w:rPr>
-          <w:lang w:val="en-GB"/>
-        </w:rPr>
-      </w:pPr>
-      <w:r>
-        <w:rPr>
-          <w:lang w:val="en-GB"/>
-        </w:rPr>
-        <w:t xml:space="preserve">The game is aimed at players aged </w:t>
-      </w:r>
-      <w:r>
-        <w:rPr>
-          <w:lang w:val="en-GB"/>
-        </w:rPr>
-        <w:t>between 16 to 35 who enjoy challenging, strategic and skill-based games with high replay value. Fans of games like Dead Cells</w:t>
-      </w:r>
-      <w:r>
-        <w:rPr>
-          <w:lang w:val="en-GB"/>
-        </w:rPr>
-        <w:t>, Hollow Knight and Hades, who appreciate fast-paced combat, progression systems and unique mechanics will find Sword of Time engaging.</w:t>
-      </w:r>
-    </w:p>
-    <w:p>
-      <w:pPr>
-        <w:spacing w:before="240"/>
-        <w:rPr>
-          <w:lang w:val="en-GB"/>
-        </w:rPr>
-      </w:pPr>
-    </w:p>
-    <w:p>
-      <w:pPr>
-        <w:pStyle w:val="Heading2"/>
-        <w:rPr>
-          <w:lang w:val="en-GB"/>
-        </w:rPr>
-      </w:pPr>
-      <w:r>
-        <w:rPr>
-          <w:lang w:val="en-GB"/>
-        </w:rPr>
-        <w:t>Motivation and Objectives</w:t>
-      </w:r>
-    </w:p>
-    <w:p>
-      <w:pPr>
-        <w:spacing w:before="240"/>
-        <w:rPr>
-          <w:lang w:val="en-GB"/>
-        </w:rPr>
-      </w:pPr>
-      <w:r>
-        <w:rPr>
-          <w:lang w:val="en-GB"/>
-        </w:rPr>
-        <w:t>The motivation behind this project stems from the desire to realize my own creativity in this part of the industry. A hobby of mine is playing video games, so taking into account the multitude of games I have played, I know what I enjoyed seeing in such a project</w:t>
-      </w:r>
-      <w:r>
-        <w:rPr>
-          <w:lang w:val="en-GB"/>
-        </w:rPr>
-        <w:t>. Thus, I wanted to make my own creation and ensure I could develop a video game that I would enjoy playing anytime. This thesis also aims to bridge theoretical research and practical implementation by using Sword of Time as a case study in system-driven game design. Key objectives included building a cohesive game loop, balancing the procedural randomness with fairness and designing mechanics that reward both reflexes and strategy.</w:t>
-      </w:r>
-    </w:p>
-    <w:p>
-      <w:pPr>
-        <w:spacing w:before="240"/>
-        <w:rPr>
-          <w:lang w:val="en-GB"/>
-        </w:rPr>
-      </w:pPr>
-    </w:p>
-    <w:p>
-      <w:pPr>
-        <w:pStyle w:val="Heading2"/>
-        <w:rPr>
-          <w:lang w:val="en-GB"/>
-        </w:rPr>
-      </w:pPr>
-      <w:r>
-        <w:rPr>
-          <w:lang w:val="en-GB"/>
-        </w:rPr>
-        <w:t>Player Objectives Within the Game</w:t>
-      </w:r>
-      <w:r>
-        <w:rPr>
-          <w:lang w:val="en-GB"/>
-        </w:rPr>
-        <w:t xml:space="preserve"> </w:t>
-      </w:r>
-    </w:p>
-    <w:p>
-      <w:pPr>
-        <w:spacing w:before="240"/>
-        <w:rPr>
-          <w:lang w:val="en-GB"/>
-        </w:rPr>
-      </w:pPr>
-      <w:r>
-        <w:rPr>
-          <w:lang w:val="en-GB"/>
-        </w:rPr>
-        <w:t>Players are tasked with surviving as long as possible while progressing through procedurally generated levels. They must defeat enemies, avoid traps and collect items that give them access to unique abilities. The player’s ultimate goal is to master the game’s systems, learning to make use of the powers they obtain and overcome the challenges presented their way</w:t>
-      </w:r>
-      <w:r>
-        <w:rPr>
-          <w:lang w:val="en-GB"/>
-        </w:rPr>
-        <w:t>.</w:t>
-      </w:r>
-    </w:p>
-    <w:p>
-      <w:pPr>
-        <w:spacing w:before="240"/>
         <w:rPr>
           <w:lang w:val="en-GB"/>
         </w:rPr>
@@ -1269,22 +1155,6 @@
           <w:lang w:val="en-GB"/>
         </w:rPr>
       </w:pPr>
-    </w:p>
-    <w:p>
-      <w:pPr>
-        <w:spacing w:before="240"/>
-        <w:rPr>
-          <w:lang w:val="en-GB"/>
-        </w:rPr>
-      </w:pPr>
-    </w:p>
-    <w:p>
-      <w:pPr>
-        <w:spacing w:before="240"/>
-        <w:rPr>
-          <w:lang w:val="en-GB"/>
-        </w:rPr>
-      </w:pPr>
       <w:r>
         <w:rPr>
           <w:b/>
@@ -1301,6 +1171,38 @@
         </w:rPr>
         <w:t xml:space="preserve"> concludes the thesis with a reflection on the development process, lessons learned and ideas for future updates.</w:t>
       </w:r>
+    </w:p>
+    <w:p>
+      <w:pPr>
+        <w:spacing w:before="240"/>
+        <w:rPr>
+          <w:lang w:val="en-GB"/>
+        </w:rPr>
+      </w:pPr>
+    </w:p>
+    <w:p>
+      <w:pPr>
+        <w:spacing w:before="240"/>
+        <w:rPr>
+          <w:lang w:val="en-GB"/>
+        </w:rPr>
+      </w:pPr>
+    </w:p>
+    <w:p>
+      <w:pPr>
+        <w:spacing w:before="240"/>
+        <w:rPr>
+          <w:lang w:val="en-GB"/>
+        </w:rPr>
+      </w:pPr>
+    </w:p>
+    <w:p>
+      <w:pPr>
+        <w:spacing w:before="240"/>
+        <w:rPr>
+          <w:lang w:val="en-GB"/>
+        </w:rPr>
+      </w:pPr>
     </w:p>
     <w:p>
       <w:pPr>
@@ -1317,24 +1219,248 @@
           <w:ilvl w:val="0"/>
           <w:numId w:val="0"/>
         </w:numPr>
-        <w:rPr>
-          <w:lang w:val="en-GB"/>
-        </w:rPr>
-      </w:pPr>
-      <w:r>
-        <w:rPr>
-          <w:lang w:val="en-GB"/>
-        </w:rPr>
-        <w:t>2.0 Similar Games</w:t>
+        <w:jc w:val="center"/>
+        <w:rPr>
+          <w:lang w:val="en-GB"/>
+        </w:rPr>
+      </w:pPr>
+      <w:r>
+        <w:rPr>
+          <w:lang w:val="en-GB"/>
+        </w:rPr>
+        <w:lastRenderedPageBreak/>
+        <w:t>2.Domain Study</w:t>
+      </w:r>
+    </w:p>
+    <w:p>
+      <w:pPr>
+        <w:pStyle w:val="Heading2"/>
+        <w:numPr>
+          <w:ilvl w:val="0"/>
+          <w:numId w:val="0"/>
+        </w:numPr>
+        <w:rPr>
+          <w:lang w:val="en-GB"/>
+        </w:rPr>
+      </w:pPr>
+    </w:p>
+    <w:p>
+      <w:pPr>
+        <w:pStyle w:val="Heading2"/>
+        <w:numPr>
+          <w:ilvl w:val="0"/>
+          <w:numId w:val="0"/>
+        </w:numPr>
+        <w:rPr>
+          <w:lang w:val="en-GB"/>
+        </w:rPr>
+      </w:pPr>
+    </w:p>
+    <w:p>
+      <w:pPr>
+        <w:pStyle w:val="Heading2"/>
+        <w:numPr>
+          <w:ilvl w:val="0"/>
+          <w:numId w:val="0"/>
+        </w:numPr>
+        <w:rPr>
+          <w:lang w:val="en-GB"/>
+        </w:rPr>
+      </w:pPr>
+      <w:r>
+        <w:rPr>
+          <w:lang w:val="en-GB"/>
+        </w:rPr>
+        <w:t>2.</w:t>
+      </w:r>
+      <w:r>
+        <w:rPr>
+          <w:lang w:val="en-GB"/>
+        </w:rPr>
+        <w:t>1 Selected Games for Analysis</w:t>
       </w:r>
     </w:p>
     <w:p>
       <w:pPr>
         <w:spacing w:before="240"/>
         <w:rPr>
-          <w:lang w:val="en-GB"/>
-        </w:rPr>
-      </w:pPr>
+          <w:iCs/>
+          <w:szCs w:val="28"/>
+          <w:lang w:val="en-GB"/>
+        </w:rPr>
+      </w:pPr>
+      <w:r>
+        <w:rPr>
+          <w:i/>
+          <w:szCs w:val="28"/>
+          <w:lang w:val="en-GB"/>
+        </w:rPr>
+        <w:t xml:space="preserve">Dead Cells </w:t>
+      </w:r>
+      <w:r>
+        <w:rPr>
+          <w:iCs/>
+          <w:szCs w:val="28"/>
+          <w:lang w:val="en-GB"/>
+        </w:rPr>
+        <w:t xml:space="preserve">is a video game made by Motion Twin which features mechanics such as </w:t>
+      </w:r>
+      <w:r>
+        <w:rPr>
+          <w:iCs/>
+          <w:szCs w:val="28"/>
+          <w:lang w:val="en-GB"/>
+        </w:rPr>
+        <w:t xml:space="preserve">the procedural generation of levels, fluid melee combat, permadeath as well as upgrades/unlocks across runs. The engine used for developing this game was a custom one, made by the </w:t>
+      </w:r>
+      <w:r>
+        <w:rPr>
+          <w:iCs/>
+          <w:szCs w:val="28"/>
+          <w:lang w:val="en-GB"/>
+        </w:rPr>
+        <w:t>developers themselves, named Heaps. A key technology that the developer made use of was the pixel art pipeline, namely they started the designs of characters and animations with 3D models, which are further rigged and animated using Spine, thus making them 2D. The pixel art alone sets them apart from other games’ designs, simply by the fluidity and smoothness of the animations as well as by the responsive and aesthetically pleasing colours.</w:t>
+      </w:r>
+      <w:r>
+        <w:rPr>
+          <w:iCs/>
+          <w:szCs w:val="28"/>
+          <w:lang w:val="en-GB"/>
+        </w:rPr>
+        <w:t xml:space="preserve"> Apart from these, some other notable features would be its high replayability through a well put together weapon system and randomized level layout.</w:t>
+      </w:r>
+    </w:p>
+    <w:p>
+      <w:pPr>
+        <w:spacing w:before="240"/>
+        <w:rPr>
+          <w:iCs/>
+          <w:szCs w:val="28"/>
+          <w:lang w:val="en-GB"/>
+        </w:rPr>
+      </w:pPr>
+      <w:r>
+        <w:rPr>
+          <w:i/>
+          <w:szCs w:val="28"/>
+          <w:lang w:val="en-GB"/>
+        </w:rPr>
+        <w:t>Hollow Knight</w:t>
+      </w:r>
+      <w:r>
+        <w:rPr>
+          <w:i/>
+          <w:szCs w:val="28"/>
+          <w:lang w:val="en-GB"/>
+        </w:rPr>
+        <w:t xml:space="preserve"> </w:t>
+      </w:r>
+      <w:r>
+        <w:rPr>
+          <w:iCs/>
+          <w:szCs w:val="28"/>
+          <w:lang w:val="en-GB"/>
+        </w:rPr>
+        <w:t xml:space="preserve">is a </w:t>
+      </w:r>
+      <w:r>
+        <w:rPr>
+          <w:iCs/>
+          <w:szCs w:val="28"/>
+          <w:lang w:val="en-GB"/>
+        </w:rPr>
+        <w:t xml:space="preserve">2D platformer </w:t>
+      </w:r>
+      <w:r>
+        <w:rPr>
+          <w:iCs/>
+          <w:szCs w:val="28"/>
+          <w:lang w:val="en-GB"/>
+        </w:rPr>
+        <w:t xml:space="preserve">video game developed by Team Cherry which sets itself apart with mechanics such as precision platforming, unlockable abilities (e.g. double jump, dash). This game, </w:t>
+      </w:r>
+      <w:r>
+        <w:rPr>
+          <w:iCs/>
+          <w:szCs w:val="28"/>
+          <w:lang w:val="en-GB"/>
+        </w:rPr>
+        <w:t>stands apart from the others through its metroidvania elements; this implies that Hollow Knight isn’t your typical platformer where the player has a clear path to go through. In this game, you can explore different areas with different levels of difficulties, some may even need you to unlock new abilities in order to access them. The game was developed in Unity using hand-drawn animations, another feature that makes it remark itself by its aest</w:t>
+      </w:r>
+      <w:r>
+        <w:rPr>
+          <w:iCs/>
+          <w:szCs w:val="28"/>
+          <w:lang w:val="en-GB"/>
+        </w:rPr>
+        <w:t>hetically pleasing visuals. Although it doesn’t fall in the rogue-like genre, the movement and combat design inspired Sword of Time.</w:t>
+      </w:r>
+    </w:p>
+    <w:p>
+      <w:pPr>
+        <w:spacing w:before="240"/>
+        <w:rPr>
+          <w:iCs/>
+          <w:szCs w:val="28"/>
+          <w:lang w:val="en-GB"/>
+        </w:rPr>
+      </w:pPr>
+      <w:r>
+        <w:rPr>
+          <w:i/>
+          <w:szCs w:val="28"/>
+          <w:lang w:val="en-GB"/>
+        </w:rPr>
+        <w:t>Hades</w:t>
+      </w:r>
+      <w:r>
+        <w:rPr>
+          <w:i/>
+          <w:szCs w:val="28"/>
+          <w:lang w:val="en-GB"/>
+        </w:rPr>
+        <w:t xml:space="preserve"> </w:t>
+      </w:r>
+      <w:r>
+        <w:rPr>
+          <w:iCs/>
+          <w:szCs w:val="28"/>
+          <w:lang w:val="en-GB"/>
+        </w:rPr>
+        <w:t>is a rogue-lite video game developed by SuperGiant Games and similar to Dead Cells, it features procedural dungeon generation, boss encounters, but adds its own touch t</w:t>
+      </w:r>
+      <w:r>
+        <w:rPr>
+          <w:iCs/>
+          <w:szCs w:val="28"/>
+          <w:lang w:val="en-GB"/>
+        </w:rPr>
+        <w:t>hr</w:t>
+      </w:r>
+      <w:r>
+        <w:rPr>
+          <w:iCs/>
+          <w:szCs w:val="28"/>
+          <w:lang w:val="en-GB"/>
+        </w:rPr>
+        <w:t xml:space="preserve">ough ability combos that are unlocked via boons, hub world, as well as rich voice-acted narrative. </w:t>
+      </w:r>
+      <w:r>
+        <w:rPr>
+          <w:iCs/>
+          <w:szCs w:val="28"/>
+          <w:lang w:val="en-GB"/>
+        </w:rPr>
+        <w:t xml:space="preserve">Hades sets itself apart through its rich and captivating story, encouraging replayability in </w:t>
+      </w:r>
+      <w:r>
+        <w:rPr>
+          <w:iCs/>
+          <w:szCs w:val="28"/>
+          <w:lang w:val="en-GB"/>
+        </w:rPr>
+        <w:t>order to finish the game. It is also well received due to its fluid and beautiful graphics that fit well the Greek Mythology theme it approaches. The boon system is something unique, even though it could be argued that a boon is just a simple item, in reality through a boon you gain different combos and abilities that impact your gameplay. It is worth mentioning that it has a more complex system of items, since there are different types of boons, that can randomly give you different side effects.</w:t>
+      </w:r>
     </w:p>
     <w:p>
       <w:pPr>
@@ -1440,6 +1566,7 @@
           <w:i/>
           <w:lang w:val="en-GB" w:eastAsia="ro-RO"/>
         </w:rPr>
+        <w:lastRenderedPageBreak/>
         <w:t xml:space="preserve">Margins of the page </w:t>
       </w:r>
       <w:r>
@@ -1798,15 +1925,7 @@
           <w:rFonts w:cs="Arial"/>
           <w:lang w:val="en-GB"/>
         </w:rPr>
-        <w:t xml:space="preserve">) are numbered in order of their appearance in the paper. Alternatively, figures may be numbered in order in each chapter, including the chapter number. Each figure has a number and a title, which is mentioned </w:t>
-      </w:r>
-      <w:r>
-        <w:rPr>
-          <w:rFonts w:cs="Arial"/>
-          <w:lang w:val="en-GB"/>
-        </w:rPr>
-        <w:lastRenderedPageBreak/>
-        <w:t>under the figure, centered. Where applicable, the source of the figure shall be indicated in brackets after the title of the figure;</w:t>
+        <w:t>) are numbered in order of their appearance in the paper. Alternatively, figures may be numbered in order in each chapter, including the chapter number. Each figure has a number and a title, which is mentioned under the figure, centered. Where applicable, the source of the figure shall be indicated in brackets after the title of the figure;</w:t>
       </w:r>
     </w:p>
     <w:p>
@@ -1879,6 +1998,7 @@
           <w:noProof/>
           <w:lang w:val="en-GB" w:eastAsia="ro-RO"/>
         </w:rPr>
+        <w:lastRenderedPageBreak/>
         <w:drawing>
           <wp:inline distT="0" distB="0" distL="0" distR="0" wp14:anchorId="293B9756" wp14:editId="293B9757">
             <wp:extent cx="3615055" cy="2336800"/>
@@ -2419,6 +2539,7 @@
                 <w:szCs w:val="24"/>
                 <w:lang w:val="en-GB" w:eastAsia="en-GB"/>
               </w:rPr>
+              <w:lastRenderedPageBreak/>
               <w:t>Beam IPE360</w:t>
             </w:r>
           </w:p>
@@ -3328,7 +3449,6 @@
           <w:color w:val="000000"/>
           <w:lang w:val="en-GB" w:eastAsia="ro-RO"/>
         </w:rPr>
-        <w:lastRenderedPageBreak/>
         <w:t>• The title of the magazine or book in italics</w:t>
       </w:r>
     </w:p>
@@ -3383,6 +3503,7 @@
           <w:color w:val="000000"/>
           <w:lang w:val="en-GB" w:eastAsia="ro-RO"/>
         </w:rPr>
+        <w:lastRenderedPageBreak/>
         <w:t>Each reference number must be enclosed in square brackets on the same line as the text, before any punctuation mark, with a space before the parentheses.</w:t>
       </w:r>
     </w:p>
@@ -4509,6 +4630,96 @@
     </w:lvl>
   </w:abstractNum>
   <w:abstractNum w:abstractNumId="12" w15:restartNumberingAfterBreak="0">
+    <w:nsid w:val="149C47A5"/>
+    <w:multiLevelType w:val="hybridMultilevel"/>
+    <w:tmpl w:val="67FA6FC0"/>
+    <w:lvl w:ilvl="0" w:tplc="7D244BB0">
+      <w:start w:val="1"/>
+      <w:numFmt w:val="upperLetter"/>
+      <w:lvlText w:val="%1."/>
+      <w:lvlJc w:val="left"/>
+      <w:pPr>
+        <w:ind w:left="1494" w:hanging="360"/>
+      </w:pPr>
+      <w:rPr>
+        <w:i w:val="0"/>
+        <w:iCs/>
+      </w:rPr>
+    </w:lvl>
+    <w:lvl w:ilvl="1" w:tplc="04090019" w:tentative="1">
+      <w:start w:val="1"/>
+      <w:numFmt w:val="lowerLetter"/>
+      <w:lvlText w:val="%2."/>
+      <w:lvlJc w:val="left"/>
+      <w:pPr>
+        <w:ind w:left="2214" w:hanging="360"/>
+      </w:pPr>
+    </w:lvl>
+    <w:lvl w:ilvl="2" w:tplc="0409001B" w:tentative="1">
+      <w:start w:val="1"/>
+      <w:numFmt w:val="lowerRoman"/>
+      <w:lvlText w:val="%3."/>
+      <w:lvlJc w:val="right"/>
+      <w:pPr>
+        <w:ind w:left="2934" w:hanging="180"/>
+      </w:pPr>
+    </w:lvl>
+    <w:lvl w:ilvl="3" w:tplc="0409000F" w:tentative="1">
+      <w:start w:val="1"/>
+      <w:numFmt w:val="decimal"/>
+      <w:lvlText w:val="%4."/>
+      <w:lvlJc w:val="left"/>
+      <w:pPr>
+        <w:ind w:left="3654" w:hanging="360"/>
+      </w:pPr>
+    </w:lvl>
+    <w:lvl w:ilvl="4" w:tplc="04090019" w:tentative="1">
+      <w:start w:val="1"/>
+      <w:numFmt w:val="lowerLetter"/>
+      <w:lvlText w:val="%5."/>
+      <w:lvlJc w:val="left"/>
+      <w:pPr>
+        <w:ind w:left="4374" w:hanging="360"/>
+      </w:pPr>
+    </w:lvl>
+    <w:lvl w:ilvl="5" w:tplc="0409001B" w:tentative="1">
+      <w:start w:val="1"/>
+      <w:numFmt w:val="lowerRoman"/>
+      <w:lvlText w:val="%6."/>
+      <w:lvlJc w:val="right"/>
+      <w:pPr>
+        <w:ind w:left="5094" w:hanging="180"/>
+      </w:pPr>
+    </w:lvl>
+    <w:lvl w:ilvl="6" w:tplc="0409000F" w:tentative="1">
+      <w:start w:val="1"/>
+      <w:numFmt w:val="decimal"/>
+      <w:lvlText w:val="%7."/>
+      <w:lvlJc w:val="left"/>
+      <w:pPr>
+        <w:ind w:left="5814" w:hanging="360"/>
+      </w:pPr>
+    </w:lvl>
+    <w:lvl w:ilvl="7" w:tplc="04090019" w:tentative="1">
+      <w:start w:val="1"/>
+      <w:numFmt w:val="lowerLetter"/>
+      <w:lvlText w:val="%8."/>
+      <w:lvlJc w:val="left"/>
+      <w:pPr>
+        <w:ind w:left="6534" w:hanging="360"/>
+      </w:pPr>
+    </w:lvl>
+    <w:lvl w:ilvl="8" w:tplc="0409001B" w:tentative="1">
+      <w:start w:val="1"/>
+      <w:numFmt w:val="lowerRoman"/>
+      <w:lvlText w:val="%9."/>
+      <w:lvlJc w:val="right"/>
+      <w:pPr>
+        <w:ind w:left="7254" w:hanging="180"/>
+      </w:pPr>
+    </w:lvl>
+  </w:abstractNum>
+  <w:abstractNum w:abstractNumId="13" w15:restartNumberingAfterBreak="0">
     <w:nsid w:val="1EC93BB7"/>
     <w:multiLevelType w:val="hybridMultilevel"/>
     <w:tmpl w:val="4ADC4A3E"/>
@@ -4621,7 +4832,7 @@
       </w:rPr>
     </w:lvl>
   </w:abstractNum>
-  <w:abstractNum w:abstractNumId="13" w15:restartNumberingAfterBreak="0">
+  <w:abstractNum w:abstractNumId="14" w15:restartNumberingAfterBreak="0">
     <w:nsid w:val="1F995666"/>
     <w:multiLevelType w:val="hybridMultilevel"/>
     <w:tmpl w:val="F3CA1EF4"/>
@@ -4737,7 +4948,7 @@
       </w:pPr>
     </w:lvl>
   </w:abstractNum>
-  <w:abstractNum w:abstractNumId="14" w15:restartNumberingAfterBreak="0">
+  <w:abstractNum w:abstractNumId="15" w15:restartNumberingAfterBreak="0">
     <w:nsid w:val="307C4BF4"/>
     <w:multiLevelType w:val="hybridMultilevel"/>
     <w:tmpl w:val="F82C63FC"/>
@@ -4826,7 +5037,7 @@
       </w:pPr>
     </w:lvl>
   </w:abstractNum>
-  <w:abstractNum w:abstractNumId="15" w15:restartNumberingAfterBreak="0">
+  <w:abstractNum w:abstractNumId="16" w15:restartNumberingAfterBreak="0">
     <w:nsid w:val="30B4215D"/>
     <w:multiLevelType w:val="hybridMultilevel"/>
     <w:tmpl w:val="2A904512"/>
@@ -4939,7 +5150,7 @@
       </w:pPr>
     </w:lvl>
   </w:abstractNum>
-  <w:abstractNum w:abstractNumId="16" w15:restartNumberingAfterBreak="0">
+  <w:abstractNum w:abstractNumId="17" w15:restartNumberingAfterBreak="0">
     <w:nsid w:val="330E6CD5"/>
     <w:multiLevelType w:val="hybridMultilevel"/>
     <w:tmpl w:val="E884C9AC"/>
@@ -5055,7 +5266,7 @@
       </w:pPr>
     </w:lvl>
   </w:abstractNum>
-  <w:abstractNum w:abstractNumId="17" w15:restartNumberingAfterBreak="0">
+  <w:abstractNum w:abstractNumId="18" w15:restartNumberingAfterBreak="0">
     <w:nsid w:val="39997357"/>
     <w:multiLevelType w:val="multilevel"/>
     <w:tmpl w:val="41A60A90"/>
@@ -5204,7 +5415,7 @@
       </w:rPr>
     </w:lvl>
   </w:abstractNum>
-  <w:abstractNum w:abstractNumId="18" w15:restartNumberingAfterBreak="0">
+  <w:abstractNum w:abstractNumId="19" w15:restartNumberingAfterBreak="0">
     <w:nsid w:val="3EB55CC3"/>
     <w:multiLevelType w:val="hybridMultilevel"/>
     <w:tmpl w:val="D738114E"/>
@@ -5317,7 +5528,7 @@
       </w:rPr>
     </w:lvl>
   </w:abstractNum>
-  <w:abstractNum w:abstractNumId="19" w15:restartNumberingAfterBreak="0">
+  <w:abstractNum w:abstractNumId="20" w15:restartNumberingAfterBreak="0">
     <w:nsid w:val="3F031DB9"/>
     <w:multiLevelType w:val="hybridMultilevel"/>
     <w:tmpl w:val="3FD06F4A"/>
@@ -5433,7 +5644,7 @@
       </w:pPr>
     </w:lvl>
   </w:abstractNum>
-  <w:abstractNum w:abstractNumId="20" w15:restartNumberingAfterBreak="0">
+  <w:abstractNum w:abstractNumId="21" w15:restartNumberingAfterBreak="0">
     <w:nsid w:val="3F7D7015"/>
     <w:multiLevelType w:val="hybridMultilevel"/>
     <w:tmpl w:val="2BB63F7C"/>
@@ -5519,7 +5730,7 @@
       </w:pPr>
     </w:lvl>
   </w:abstractNum>
-  <w:abstractNum w:abstractNumId="21" w15:restartNumberingAfterBreak="0">
+  <w:abstractNum w:abstractNumId="22" w15:restartNumberingAfterBreak="0">
     <w:nsid w:val="4015235C"/>
     <w:multiLevelType w:val="hybridMultilevel"/>
     <w:tmpl w:val="7876D378"/>
@@ -5605,7 +5816,7 @@
       </w:pPr>
     </w:lvl>
   </w:abstractNum>
-  <w:abstractNum w:abstractNumId="22" w15:restartNumberingAfterBreak="0">
+  <w:abstractNum w:abstractNumId="23" w15:restartNumberingAfterBreak="0">
     <w:nsid w:val="411F0211"/>
     <w:multiLevelType w:val="hybridMultilevel"/>
     <w:tmpl w:val="FCE69C16"/>
@@ -5691,7 +5902,7 @@
       </w:pPr>
     </w:lvl>
   </w:abstractNum>
-  <w:abstractNum w:abstractNumId="23" w15:restartNumberingAfterBreak="0">
+  <w:abstractNum w:abstractNumId="24" w15:restartNumberingAfterBreak="0">
     <w:nsid w:val="432B1040"/>
     <w:multiLevelType w:val="hybridMultilevel"/>
     <w:tmpl w:val="5A48E258"/>
@@ -5804,7 +6015,7 @@
       </w:rPr>
     </w:lvl>
   </w:abstractNum>
-  <w:abstractNum w:abstractNumId="24" w15:restartNumberingAfterBreak="0">
+  <w:abstractNum w:abstractNumId="25" w15:restartNumberingAfterBreak="0">
     <w:nsid w:val="45855284"/>
     <w:multiLevelType w:val="hybridMultilevel"/>
     <w:tmpl w:val="56B6DD1E"/>
@@ -5944,7 +6155,7 @@
       </w:rPr>
     </w:lvl>
   </w:abstractNum>
-  <w:abstractNum w:abstractNumId="25" w15:restartNumberingAfterBreak="0">
+  <w:abstractNum w:abstractNumId="26" w15:restartNumberingAfterBreak="0">
     <w:nsid w:val="4DA21796"/>
     <w:multiLevelType w:val="hybridMultilevel"/>
     <w:tmpl w:val="645208AC"/>
@@ -6061,7 +6272,7 @@
       </w:pPr>
     </w:lvl>
   </w:abstractNum>
-  <w:abstractNum w:abstractNumId="26" w15:restartNumberingAfterBreak="0">
+  <w:abstractNum w:abstractNumId="27" w15:restartNumberingAfterBreak="0">
     <w:nsid w:val="55210BD9"/>
     <w:multiLevelType w:val="hybridMultilevel"/>
     <w:tmpl w:val="5D9CBBEC"/>
@@ -6154,7 +6365,7 @@
       </w:pPr>
     </w:lvl>
   </w:abstractNum>
-  <w:abstractNum w:abstractNumId="27" w15:restartNumberingAfterBreak="0">
+  <w:abstractNum w:abstractNumId="28" w15:restartNumberingAfterBreak="0">
     <w:nsid w:val="56444303"/>
     <w:multiLevelType w:val="hybridMultilevel"/>
     <w:tmpl w:val="1882BCD8"/>
@@ -6270,7 +6481,7 @@
       </w:pPr>
     </w:lvl>
   </w:abstractNum>
-  <w:abstractNum w:abstractNumId="28" w15:restartNumberingAfterBreak="0">
+  <w:abstractNum w:abstractNumId="29" w15:restartNumberingAfterBreak="0">
     <w:nsid w:val="56E724F7"/>
     <w:multiLevelType w:val="hybridMultilevel"/>
     <w:tmpl w:val="5B762A4C"/>
@@ -6357,7 +6568,7 @@
       </w:pPr>
     </w:lvl>
   </w:abstractNum>
-  <w:abstractNum w:abstractNumId="29" w15:restartNumberingAfterBreak="0">
+  <w:abstractNum w:abstractNumId="30" w15:restartNumberingAfterBreak="0">
     <w:nsid w:val="5706537B"/>
     <w:multiLevelType w:val="multilevel"/>
     <w:tmpl w:val="85544704"/>
@@ -6478,7 +6689,7 @@
       </w:rPr>
     </w:lvl>
   </w:abstractNum>
-  <w:abstractNum w:abstractNumId="30" w15:restartNumberingAfterBreak="0">
+  <w:abstractNum w:abstractNumId="31" w15:restartNumberingAfterBreak="0">
     <w:nsid w:val="5AA1181D"/>
     <w:multiLevelType w:val="hybridMultilevel"/>
     <w:tmpl w:val="ADECE2D8"/>
@@ -6618,7 +6829,7 @@
       </w:rPr>
     </w:lvl>
   </w:abstractNum>
-  <w:abstractNum w:abstractNumId="31" w15:restartNumberingAfterBreak="0">
+  <w:abstractNum w:abstractNumId="32" w15:restartNumberingAfterBreak="0">
     <w:nsid w:val="621F081D"/>
     <w:multiLevelType w:val="multilevel"/>
     <w:tmpl w:val="46129152"/>
@@ -6739,7 +6950,7 @@
       </w:rPr>
     </w:lvl>
   </w:abstractNum>
-  <w:abstractNum w:abstractNumId="32" w15:restartNumberingAfterBreak="0">
+  <w:abstractNum w:abstractNumId="33" w15:restartNumberingAfterBreak="0">
     <w:nsid w:val="63F02966"/>
     <w:multiLevelType w:val="hybridMultilevel"/>
     <w:tmpl w:val="EEE69E4A"/>
@@ -6951,7 +7162,7 @@
       </w:rPr>
     </w:lvl>
   </w:abstractNum>
-  <w:abstractNum w:abstractNumId="33" w15:restartNumberingAfterBreak="0">
+  <w:abstractNum w:abstractNumId="34" w15:restartNumberingAfterBreak="0">
     <w:nsid w:val="6A9936ED"/>
     <w:multiLevelType w:val="hybridMultilevel"/>
     <w:tmpl w:val="BBECE1C4"/>
@@ -7040,7 +7251,7 @@
       </w:pPr>
     </w:lvl>
   </w:abstractNum>
-  <w:abstractNum w:abstractNumId="34" w15:restartNumberingAfterBreak="0">
+  <w:abstractNum w:abstractNumId="35" w15:restartNumberingAfterBreak="0">
     <w:nsid w:val="6B96305E"/>
     <w:multiLevelType w:val="hybridMultilevel"/>
     <w:tmpl w:val="982ECAE0"/>
@@ -7153,7 +7364,7 @@
       </w:pPr>
     </w:lvl>
   </w:abstractNum>
-  <w:abstractNum w:abstractNumId="35" w15:restartNumberingAfterBreak="0">
+  <w:abstractNum w:abstractNumId="36" w15:restartNumberingAfterBreak="0">
     <w:nsid w:val="6C990251"/>
     <w:multiLevelType w:val="hybridMultilevel"/>
     <w:tmpl w:val="01EAEA3C"/>
@@ -7366,7 +7577,7 @@
       </w:rPr>
     </w:lvl>
   </w:abstractNum>
-  <w:abstractNum w:abstractNumId="36" w15:restartNumberingAfterBreak="0">
+  <w:abstractNum w:abstractNumId="37" w15:restartNumberingAfterBreak="0">
     <w:nsid w:val="6C9B38D5"/>
     <w:multiLevelType w:val="multilevel"/>
     <w:tmpl w:val="24C4E068"/>
@@ -7479,7 +7690,7 @@
       </w:rPr>
     </w:lvl>
   </w:abstractNum>
-  <w:abstractNum w:abstractNumId="37" w15:restartNumberingAfterBreak="0">
+  <w:abstractNum w:abstractNumId="38" w15:restartNumberingAfterBreak="0">
     <w:nsid w:val="6DAE0C05"/>
     <w:multiLevelType w:val="hybridMultilevel"/>
     <w:tmpl w:val="8B04B6DA"/>
@@ -7565,7 +7776,7 @@
       </w:pPr>
     </w:lvl>
   </w:abstractNum>
-  <w:abstractNum w:abstractNumId="38" w15:restartNumberingAfterBreak="0">
+  <w:abstractNum w:abstractNumId="39" w15:restartNumberingAfterBreak="0">
     <w:nsid w:val="738204D5"/>
     <w:multiLevelType w:val="hybridMultilevel"/>
     <w:tmpl w:val="00401490"/>
@@ -7651,7 +7862,7 @@
       </w:pPr>
     </w:lvl>
   </w:abstractNum>
-  <w:abstractNum w:abstractNumId="39" w15:restartNumberingAfterBreak="0">
+  <w:abstractNum w:abstractNumId="40" w15:restartNumberingAfterBreak="0">
     <w:nsid w:val="753370F9"/>
     <w:multiLevelType w:val="hybridMultilevel"/>
     <w:tmpl w:val="86307D2A"/>
@@ -7764,7 +7975,7 @@
       </w:pPr>
     </w:lvl>
   </w:abstractNum>
-  <w:abstractNum w:abstractNumId="40" w15:restartNumberingAfterBreak="0">
+  <w:abstractNum w:abstractNumId="41" w15:restartNumberingAfterBreak="0">
     <w:nsid w:val="766B3964"/>
     <w:multiLevelType w:val="multilevel"/>
     <w:tmpl w:val="04090025"/>
@@ -7862,7 +8073,7 @@
       </w:pPr>
     </w:lvl>
   </w:abstractNum>
-  <w:abstractNum w:abstractNumId="41" w15:restartNumberingAfterBreak="0">
+  <w:abstractNum w:abstractNumId="42" w15:restartNumberingAfterBreak="0">
     <w:nsid w:val="794B750C"/>
     <w:multiLevelType w:val="hybridMultilevel"/>
     <w:tmpl w:val="3DD0C46A"/>
@@ -7978,7 +8189,7 @@
       </w:pPr>
     </w:lvl>
   </w:abstractNum>
-  <w:abstractNum w:abstractNumId="42" w15:restartNumberingAfterBreak="0">
+  <w:abstractNum w:abstractNumId="43" w15:restartNumberingAfterBreak="0">
     <w:nsid w:val="7BEA160E"/>
     <w:multiLevelType w:val="hybridMultilevel"/>
     <w:tmpl w:val="797058A6"/>
@@ -8068,16 +8279,16 @@
     </w:lvl>
   </w:abstractNum>
   <w:num w:numId="1">
-    <w:abstractNumId w:val="39"/>
+    <w:abstractNumId w:val="40"/>
   </w:num>
   <w:num w:numId="2">
-    <w:abstractNumId w:val="34"/>
+    <w:abstractNumId w:val="35"/>
   </w:num>
   <w:num w:numId="3">
-    <w:abstractNumId w:val="25"/>
+    <w:abstractNumId w:val="26"/>
   </w:num>
   <w:num w:numId="4">
-    <w:abstractNumId w:val="13"/>
+    <w:abstractNumId w:val="14"/>
     <w:lvlOverride w:ilvl="0"/>
     <w:lvlOverride w:ilvl="1">
       <w:startOverride w:val="1"/>
@@ -8105,7 +8316,7 @@
     </w:lvlOverride>
   </w:num>
   <w:num w:numId="5">
-    <w:abstractNumId w:val="15"/>
+    <w:abstractNumId w:val="16"/>
     <w:lvlOverride w:ilvl="0">
       <w:startOverride w:val="1"/>
     </w:lvlOverride>
@@ -8135,70 +8346,70 @@
     </w:lvlOverride>
   </w:num>
   <w:num w:numId="6">
-    <w:abstractNumId w:val="15"/>
+    <w:abstractNumId w:val="16"/>
   </w:num>
   <w:num w:numId="7">
-    <w:abstractNumId w:val="13"/>
+    <w:abstractNumId w:val="14"/>
   </w:num>
   <w:num w:numId="8">
-    <w:abstractNumId w:val="20"/>
+    <w:abstractNumId w:val="21"/>
   </w:num>
   <w:num w:numId="9">
-    <w:abstractNumId w:val="38"/>
+    <w:abstractNumId w:val="39"/>
   </w:num>
   <w:num w:numId="10">
-    <w:abstractNumId w:val="41"/>
+    <w:abstractNumId w:val="42"/>
   </w:num>
   <w:num w:numId="11">
-    <w:abstractNumId w:val="21"/>
+    <w:abstractNumId w:val="22"/>
   </w:num>
   <w:num w:numId="12">
     <w:abstractNumId w:val="11"/>
   </w:num>
   <w:num w:numId="13">
-    <w:abstractNumId w:val="26"/>
+    <w:abstractNumId w:val="27"/>
   </w:num>
   <w:num w:numId="14">
     <w:abstractNumId w:val="10"/>
   </w:num>
   <w:num w:numId="15">
-    <w:abstractNumId w:val="37"/>
+    <w:abstractNumId w:val="38"/>
   </w:num>
   <w:num w:numId="16">
-    <w:abstractNumId w:val="22"/>
+    <w:abstractNumId w:val="23"/>
   </w:num>
   <w:num w:numId="17">
+    <w:abstractNumId w:val="31"/>
+  </w:num>
+  <w:num w:numId="18">
+    <w:abstractNumId w:val="17"/>
+  </w:num>
+  <w:num w:numId="19">
+    <w:abstractNumId w:val="28"/>
+  </w:num>
+  <w:num w:numId="20">
+    <w:abstractNumId w:val="19"/>
+  </w:num>
+  <w:num w:numId="21">
+    <w:abstractNumId w:val="13"/>
+  </w:num>
+  <w:num w:numId="22">
+    <w:abstractNumId w:val="25"/>
+  </w:num>
+  <w:num w:numId="23">
+    <w:abstractNumId w:val="20"/>
+  </w:num>
+  <w:num w:numId="24">
+    <w:abstractNumId w:val="18"/>
+  </w:num>
+  <w:num w:numId="25">
+    <w:abstractNumId w:val="43"/>
+  </w:num>
+  <w:num w:numId="26">
     <w:abstractNumId w:val="30"/>
   </w:num>
-  <w:num w:numId="18">
-    <w:abstractNumId w:val="16"/>
-  </w:num>
-  <w:num w:numId="19">
-    <w:abstractNumId w:val="27"/>
-  </w:num>
-  <w:num w:numId="20">
-    <w:abstractNumId w:val="18"/>
-  </w:num>
-  <w:num w:numId="21">
-    <w:abstractNumId w:val="12"/>
-  </w:num>
-  <w:num w:numId="22">
-    <w:abstractNumId w:val="24"/>
-  </w:num>
-  <w:num w:numId="23">
-    <w:abstractNumId w:val="19"/>
-  </w:num>
-  <w:num w:numId="24">
-    <w:abstractNumId w:val="17"/>
-  </w:num>
-  <w:num w:numId="25">
-    <w:abstractNumId w:val="42"/>
-  </w:num>
-  <w:num w:numId="26">
-    <w:abstractNumId w:val="29"/>
-  </w:num>
   <w:num w:numId="27">
-    <w:abstractNumId w:val="36"/>
+    <w:abstractNumId w:val="37"/>
   </w:num>
   <w:num w:numId="28">
     <w:abstractNumId w:val="3"/>
@@ -8231,28 +8442,31 @@
     <w:abstractNumId w:val="9"/>
   </w:num>
   <w:num w:numId="38">
-    <w:abstractNumId w:val="14"/>
+    <w:abstractNumId w:val="15"/>
   </w:num>
   <w:num w:numId="39">
-    <w:abstractNumId w:val="31"/>
+    <w:abstractNumId w:val="32"/>
   </w:num>
   <w:num w:numId="40">
+    <w:abstractNumId w:val="34"/>
+  </w:num>
+  <w:num w:numId="41">
+    <w:abstractNumId w:val="24"/>
+  </w:num>
+  <w:num w:numId="42">
+    <w:abstractNumId w:val="41"/>
+  </w:num>
+  <w:num w:numId="43">
+    <w:abstractNumId w:val="29"/>
+  </w:num>
+  <w:num w:numId="44">
     <w:abstractNumId w:val="33"/>
   </w:num>
-  <w:num w:numId="41">
-    <w:abstractNumId w:val="23"/>
+  <w:num w:numId="45">
+    <w:abstractNumId w:val="36"/>
   </w:num>
-  <w:num w:numId="42">
-    <w:abstractNumId w:val="40"/>
-  </w:num>
-  <w:num w:numId="43">
-    <w:abstractNumId w:val="28"/>
-  </w:num>
-  <w:num w:numId="44">
-    <w:abstractNumId w:val="32"/>
-  </w:num>
-  <w:num w:numId="45">
-    <w:abstractNumId w:val="35"/>
+  <w:num w:numId="46">
+    <w:abstractNumId w:val="12"/>
   </w:num>
 </w:numbering>
 </file>

--- a/DocumentationBachelor/Bachelor_Documentation_Eduard_Iorga.docx
+++ b/DocumentationBachelor/Bachelor_Documentation_Eduard_Iorga.docx
@@ -156,13 +156,10 @@
           <w:szCs w:val="28"/>
           <w:lang w:val="en-GB"/>
         </w:rPr>
-        <w:t xml:space="preserve"> Eduard Iorga</w:t>
-      </w:r>
-    </w:p>
-    <w:p>
-      <w:pPr>
-        <w:spacing w:before="280"/>
-        <w:ind w:right="-709"/>
+        <w:t xml:space="preserve"> Eduard </w:t>
+      </w:r>
+      <w:proofErr w:type="spellStart"/>
+      <w:r>
         <w:rPr>
           <w:rFonts w:cs="Arial"/>
           <w:b/>
@@ -170,8 +167,14 @@
           <w:szCs w:val="28"/>
           <w:lang w:val="en-GB"/>
         </w:rPr>
-      </w:pPr>
-      <w:r>
+        <w:t>Iorga</w:t>
+      </w:r>
+      <w:proofErr w:type="spellEnd"/>
+    </w:p>
+    <w:p>
+      <w:pPr>
+        <w:spacing w:before="280"/>
+        <w:ind w:right="-709"/>
         <w:rPr>
           <w:rFonts w:cs="Arial"/>
           <w:b/>
@@ -179,8 +182,7 @@
           <w:szCs w:val="28"/>
           <w:lang w:val="en-GB"/>
         </w:rPr>
-        <w:t>Scientific coordinator</w:t>
-      </w:r>
+      </w:pPr>
       <w:r>
         <w:rPr>
           <w:rFonts w:cs="Arial"/>
@@ -189,7 +191,7 @@
           <w:szCs w:val="28"/>
           <w:lang w:val="en-GB"/>
         </w:rPr>
-        <w:t xml:space="preserve">: </w:t>
+        <w:t>Scientific coordinator</w:t>
       </w:r>
       <w:r>
         <w:rPr>
@@ -199,7 +201,61 @@
           <w:szCs w:val="28"/>
           <w:lang w:val="en-GB"/>
         </w:rPr>
-        <w:t xml:space="preserve">Assistant Professor Alexandru Grosu </w:t>
+        <w:t xml:space="preserve">: </w:t>
+      </w:r>
+      <w:r>
+        <w:rPr>
+          <w:rFonts w:cs="Arial"/>
+          <w:b/>
+          <w:sz w:val="28"/>
+          <w:szCs w:val="28"/>
+          <w:lang w:val="en-GB"/>
+        </w:rPr>
+        <w:t xml:space="preserve">Assistant Professor </w:t>
+      </w:r>
+      <w:proofErr w:type="spellStart"/>
+      <w:r>
+        <w:rPr>
+          <w:rFonts w:cs="Arial"/>
+          <w:b/>
+          <w:sz w:val="28"/>
+          <w:szCs w:val="28"/>
+          <w:lang w:val="en-GB"/>
+        </w:rPr>
+        <w:t>Alexandru</w:t>
+      </w:r>
+      <w:proofErr w:type="spellEnd"/>
+      <w:r>
+        <w:rPr>
+          <w:rFonts w:cs="Arial"/>
+          <w:b/>
+          <w:sz w:val="28"/>
+          <w:szCs w:val="28"/>
+          <w:lang w:val="en-GB"/>
+        </w:rPr>
+        <w:t xml:space="preserve"> </w:t>
+      </w:r>
+      <w:proofErr w:type="spellStart"/>
+      <w:r>
+        <w:rPr>
+          <w:rFonts w:cs="Arial"/>
+          <w:b/>
+          <w:sz w:val="28"/>
+          <w:szCs w:val="28"/>
+          <w:lang w:val="en-GB"/>
+        </w:rPr>
+        <w:t>Grosu</w:t>
+      </w:r>
+      <w:proofErr w:type="spellEnd"/>
+      <w:r>
+        <w:rPr>
+          <w:rFonts w:cs="Arial"/>
+          <w:b/>
+          <w:sz w:val="28"/>
+          <w:szCs w:val="28"/>
+          <w:lang w:val="en-GB"/>
+        </w:rPr>
+        <w:t xml:space="preserve"> </w:t>
       </w:r>
     </w:p>
     <w:p>
@@ -315,12 +371,14 @@
         </w:rPr>
         <w:t xml:space="preserve">Sword of Time </w:t>
       </w:r>
+      <w:proofErr w:type="spellStart"/>
       <w:r>
         <w:rPr>
           <w:lang w:val="en-GB"/>
         </w:rPr>
         <w:t>este</w:t>
       </w:r>
+      <w:proofErr w:type="spellEnd"/>
       <w:r>
         <w:rPr>
           <w:lang w:val="en-GB"/>
@@ -331,7 +389,21 @@
         <w:rPr>
           <w:lang w:val="en-GB"/>
         </w:rPr>
-        <w:t>un joc video</w:t>
+        <w:t xml:space="preserve">un </w:t>
+      </w:r>
+      <w:proofErr w:type="spellStart"/>
+      <w:r>
+        <w:rPr>
+          <w:lang w:val="en-GB"/>
+        </w:rPr>
+        <w:t>joc</w:t>
+      </w:r>
+      <w:proofErr w:type="spellEnd"/>
+      <w:r>
+        <w:rPr>
+          <w:lang w:val="en-GB"/>
+        </w:rPr>
+        <w:t xml:space="preserve"> video</w:t>
       </w:r>
       <w:r>
         <w:rPr>
@@ -339,11 +411,68 @@
         </w:rPr>
         <w:t xml:space="preserve"> 2D platformer rogue-like </w:t>
       </w:r>
-      <w:r>
-        <w:rPr>
-          <w:lang w:val="en-GB"/>
-        </w:rPr>
-        <w:t>realizat ca parte a lucrarii mele de licen</w:t>
+      <w:proofErr w:type="spellStart"/>
+      <w:r>
+        <w:rPr>
+          <w:lang w:val="en-GB"/>
+        </w:rPr>
+        <w:t>realizat</w:t>
+      </w:r>
+      <w:proofErr w:type="spellEnd"/>
+      <w:r>
+        <w:rPr>
+          <w:lang w:val="en-GB"/>
+        </w:rPr>
+        <w:t xml:space="preserve"> ca </w:t>
+      </w:r>
+      <w:proofErr w:type="spellStart"/>
+      <w:r>
+        <w:rPr>
+          <w:lang w:val="en-GB"/>
+        </w:rPr>
+        <w:t>parte</w:t>
+      </w:r>
+      <w:proofErr w:type="spellEnd"/>
+      <w:r>
+        <w:rPr>
+          <w:lang w:val="en-GB"/>
+        </w:rPr>
+        <w:t xml:space="preserve"> a </w:t>
+      </w:r>
+      <w:proofErr w:type="spellStart"/>
+      <w:r>
+        <w:rPr>
+          <w:lang w:val="en-GB"/>
+        </w:rPr>
+        <w:t>lucrarii</w:t>
+      </w:r>
+      <w:proofErr w:type="spellEnd"/>
+      <w:r>
+        <w:rPr>
+          <w:lang w:val="en-GB"/>
+        </w:rPr>
+        <w:t xml:space="preserve"> </w:t>
+      </w:r>
+      <w:proofErr w:type="spellStart"/>
+      <w:r>
+        <w:rPr>
+          <w:lang w:val="en-GB"/>
+        </w:rPr>
+        <w:t>mele</w:t>
+      </w:r>
+      <w:proofErr w:type="spellEnd"/>
+      <w:r>
+        <w:rPr>
+          <w:lang w:val="en-GB"/>
+        </w:rPr>
+        <w:t xml:space="preserve"> de </w:t>
+      </w:r>
+      <w:proofErr w:type="spellStart"/>
+      <w:r>
+        <w:rPr>
+          <w:lang w:val="en-GB"/>
+        </w:rPr>
+        <w:t>licen</w:t>
       </w:r>
       <w:r>
         <w:rPr>
@@ -355,7 +484,21 @@
         <w:rPr>
           <w:lang w:val="en-GB"/>
         </w:rPr>
-        <w:t>a, explor</w:t>
+        <w:t>a</w:t>
+      </w:r>
+      <w:proofErr w:type="spellEnd"/>
+      <w:r>
+        <w:rPr>
+          <w:lang w:val="en-GB"/>
+        </w:rPr>
+        <w:t xml:space="preserve">, </w:t>
+      </w:r>
+      <w:proofErr w:type="spellStart"/>
+      <w:r>
+        <w:rPr>
+          <w:lang w:val="en-GB"/>
+        </w:rPr>
+        <w:t>explor</w:t>
       </w:r>
       <w:r>
         <w:rPr>
@@ -367,8 +510,30 @@
         <w:rPr>
           <w:lang w:val="en-GB"/>
         </w:rPr>
-        <w:t xml:space="preserve">nd mecanici de gameplay </w:t>
-      </w:r>
+        <w:t>nd</w:t>
+      </w:r>
+      <w:proofErr w:type="spellEnd"/>
+      <w:r>
+        <w:rPr>
+          <w:lang w:val="en-GB"/>
+        </w:rPr>
+        <w:t xml:space="preserve"> </w:t>
+      </w:r>
+      <w:proofErr w:type="spellStart"/>
+      <w:r>
+        <w:rPr>
+          <w:lang w:val="en-GB"/>
+        </w:rPr>
+        <w:t>mecanici</w:t>
+      </w:r>
+      <w:proofErr w:type="spellEnd"/>
+      <w:r>
+        <w:rPr>
+          <w:lang w:val="en-GB"/>
+        </w:rPr>
+        <w:t xml:space="preserve"> de gameplay </w:t>
+      </w:r>
+      <w:proofErr w:type="spellStart"/>
       <w:r>
         <w:rPr>
           <w:lang w:val="en-GB"/>
@@ -379,7 +544,28 @@
         <w:rPr>
           <w:lang w:val="en-GB"/>
         </w:rPr>
-        <w:t>i design-ul sistemelor.</w:t>
+        <w:t>i</w:t>
+      </w:r>
+      <w:proofErr w:type="spellEnd"/>
+      <w:r>
+        <w:rPr>
+          <w:lang w:val="en-GB"/>
+        </w:rPr>
+        <w:t xml:space="preserve"> design-ul </w:t>
+      </w:r>
+      <w:proofErr w:type="spellStart"/>
+      <w:r>
+        <w:rPr>
+          <w:lang w:val="en-GB"/>
+        </w:rPr>
+        <w:t>sistemelor</w:t>
+      </w:r>
+      <w:proofErr w:type="spellEnd"/>
+      <w:r>
+        <w:rPr>
+          <w:lang w:val="en-GB"/>
+        </w:rPr>
+        <w:t>.</w:t>
       </w:r>
       <w:r>
         <w:rPr>
@@ -387,11 +573,593 @@
         </w:rPr>
         <w:t xml:space="preserve"> </w:t>
       </w:r>
-      <w:r>
-        <w:rPr>
-          <w:lang w:val="en-GB"/>
-        </w:rPr>
-        <w:t>Principalul obiectiv al acestei lucrări a fost crearea unui joc dinamic și generat procedural care prezintă o provocare pentru jucători prin mecanici legate de manipularea timpului și a formei jucătorului precum și generarea aleatorie de niveluri. Toate aceste elemente îl provoacă pe jucător să gândească atât creativ cât și strategic pentru a completa obiectivul jocului.</w:t>
+      <w:proofErr w:type="spellStart"/>
+      <w:r>
+        <w:rPr>
+          <w:lang w:val="en-GB"/>
+        </w:rPr>
+        <w:t>Principalul</w:t>
+      </w:r>
+      <w:proofErr w:type="spellEnd"/>
+      <w:r>
+        <w:rPr>
+          <w:lang w:val="en-GB"/>
+        </w:rPr>
+        <w:t xml:space="preserve"> </w:t>
+      </w:r>
+      <w:proofErr w:type="spellStart"/>
+      <w:r>
+        <w:rPr>
+          <w:lang w:val="en-GB"/>
+        </w:rPr>
+        <w:t>obiectiv</w:t>
+      </w:r>
+      <w:proofErr w:type="spellEnd"/>
+      <w:r>
+        <w:rPr>
+          <w:lang w:val="en-GB"/>
+        </w:rPr>
+        <w:t xml:space="preserve"> al </w:t>
+      </w:r>
+      <w:proofErr w:type="spellStart"/>
+      <w:r>
+        <w:rPr>
+          <w:lang w:val="en-GB"/>
+        </w:rPr>
+        <w:t>acestei</w:t>
+      </w:r>
+      <w:proofErr w:type="spellEnd"/>
+      <w:r>
+        <w:rPr>
+          <w:lang w:val="en-GB"/>
+        </w:rPr>
+        <w:t xml:space="preserve"> </w:t>
+      </w:r>
+      <w:proofErr w:type="spellStart"/>
+      <w:r>
+        <w:rPr>
+          <w:lang w:val="en-GB"/>
+        </w:rPr>
+        <w:t>lucrări</w:t>
+      </w:r>
+      <w:proofErr w:type="spellEnd"/>
+      <w:r>
+        <w:rPr>
+          <w:lang w:val="en-GB"/>
+        </w:rPr>
+        <w:t xml:space="preserve"> a </w:t>
+      </w:r>
+      <w:proofErr w:type="spellStart"/>
+      <w:r>
+        <w:rPr>
+          <w:lang w:val="en-GB"/>
+        </w:rPr>
+        <w:t>fost</w:t>
+      </w:r>
+      <w:proofErr w:type="spellEnd"/>
+      <w:r>
+        <w:rPr>
+          <w:lang w:val="en-GB"/>
+        </w:rPr>
+        <w:t xml:space="preserve"> </w:t>
+      </w:r>
+      <w:proofErr w:type="spellStart"/>
+      <w:r>
+        <w:rPr>
+          <w:lang w:val="en-GB"/>
+        </w:rPr>
+        <w:t>crearea</w:t>
+      </w:r>
+      <w:proofErr w:type="spellEnd"/>
+      <w:r>
+        <w:rPr>
+          <w:lang w:val="en-GB"/>
+        </w:rPr>
+        <w:t xml:space="preserve"> </w:t>
+      </w:r>
+      <w:proofErr w:type="spellStart"/>
+      <w:r>
+        <w:rPr>
+          <w:lang w:val="en-GB"/>
+        </w:rPr>
+        <w:t>unui</w:t>
+      </w:r>
+      <w:proofErr w:type="spellEnd"/>
+      <w:r>
+        <w:rPr>
+          <w:lang w:val="en-GB"/>
+        </w:rPr>
+        <w:t xml:space="preserve"> </w:t>
+      </w:r>
+      <w:proofErr w:type="spellStart"/>
+      <w:r>
+        <w:rPr>
+          <w:lang w:val="en-GB"/>
+        </w:rPr>
+        <w:t>joc</w:t>
+      </w:r>
+      <w:proofErr w:type="spellEnd"/>
+      <w:r>
+        <w:rPr>
+          <w:lang w:val="en-GB"/>
+        </w:rPr>
+        <w:t xml:space="preserve"> </w:t>
+      </w:r>
+      <w:proofErr w:type="spellStart"/>
+      <w:r>
+        <w:rPr>
+          <w:lang w:val="en-GB"/>
+        </w:rPr>
+        <w:t>dinamic</w:t>
+      </w:r>
+      <w:proofErr w:type="spellEnd"/>
+      <w:r>
+        <w:rPr>
+          <w:lang w:val="en-GB"/>
+        </w:rPr>
+        <w:t xml:space="preserve"> </w:t>
+      </w:r>
+      <w:proofErr w:type="spellStart"/>
+      <w:r>
+        <w:rPr>
+          <w:lang w:val="en-GB"/>
+        </w:rPr>
+        <w:t>și</w:t>
+      </w:r>
+      <w:proofErr w:type="spellEnd"/>
+      <w:r>
+        <w:rPr>
+          <w:lang w:val="en-GB"/>
+        </w:rPr>
+        <w:t xml:space="preserve"> </w:t>
+      </w:r>
+      <w:proofErr w:type="spellStart"/>
+      <w:r>
+        <w:rPr>
+          <w:lang w:val="en-GB"/>
+        </w:rPr>
+        <w:t>generat</w:t>
+      </w:r>
+      <w:proofErr w:type="spellEnd"/>
+      <w:r>
+        <w:rPr>
+          <w:lang w:val="en-GB"/>
+        </w:rPr>
+        <w:t xml:space="preserve"> procedural care </w:t>
+      </w:r>
+      <w:proofErr w:type="spellStart"/>
+      <w:r>
+        <w:rPr>
+          <w:lang w:val="en-GB"/>
+        </w:rPr>
+        <w:t>prezintă</w:t>
+      </w:r>
+      <w:proofErr w:type="spellEnd"/>
+      <w:r>
+        <w:rPr>
+          <w:lang w:val="en-GB"/>
+        </w:rPr>
+        <w:t xml:space="preserve"> o </w:t>
+      </w:r>
+      <w:proofErr w:type="spellStart"/>
+      <w:r>
+        <w:rPr>
+          <w:lang w:val="en-GB"/>
+        </w:rPr>
+        <w:t>provocare</w:t>
+      </w:r>
+      <w:proofErr w:type="spellEnd"/>
+      <w:r>
+        <w:rPr>
+          <w:lang w:val="en-GB"/>
+        </w:rPr>
+        <w:t xml:space="preserve"> </w:t>
+      </w:r>
+      <w:proofErr w:type="spellStart"/>
+      <w:r>
+        <w:rPr>
+          <w:lang w:val="en-GB"/>
+        </w:rPr>
+        <w:t>pentru</w:t>
+      </w:r>
+      <w:proofErr w:type="spellEnd"/>
+      <w:r>
+        <w:rPr>
+          <w:lang w:val="en-GB"/>
+        </w:rPr>
+        <w:t xml:space="preserve"> </w:t>
+      </w:r>
+      <w:proofErr w:type="spellStart"/>
+      <w:r>
+        <w:rPr>
+          <w:lang w:val="en-GB"/>
+        </w:rPr>
+        <w:t>jucători</w:t>
+      </w:r>
+      <w:proofErr w:type="spellEnd"/>
+      <w:r>
+        <w:rPr>
+          <w:lang w:val="en-GB"/>
+        </w:rPr>
+        <w:t xml:space="preserve"> </w:t>
+      </w:r>
+      <w:proofErr w:type="spellStart"/>
+      <w:r>
+        <w:rPr>
+          <w:lang w:val="en-GB"/>
+        </w:rPr>
+        <w:t>prin</w:t>
+      </w:r>
+      <w:proofErr w:type="spellEnd"/>
+      <w:r>
+        <w:rPr>
+          <w:lang w:val="en-GB"/>
+        </w:rPr>
+        <w:t xml:space="preserve"> </w:t>
+      </w:r>
+      <w:proofErr w:type="spellStart"/>
+      <w:r>
+        <w:rPr>
+          <w:lang w:val="en-GB"/>
+        </w:rPr>
+        <w:t>mecanici</w:t>
+      </w:r>
+      <w:proofErr w:type="spellEnd"/>
+      <w:r>
+        <w:rPr>
+          <w:lang w:val="en-GB"/>
+        </w:rPr>
+        <w:t xml:space="preserve"> legate de </w:t>
+      </w:r>
+      <w:proofErr w:type="spellStart"/>
+      <w:r>
+        <w:rPr>
+          <w:lang w:val="en-GB"/>
+        </w:rPr>
+        <w:t>manipularea</w:t>
+      </w:r>
+      <w:proofErr w:type="spellEnd"/>
+      <w:r>
+        <w:rPr>
+          <w:lang w:val="en-GB"/>
+        </w:rPr>
+        <w:t xml:space="preserve"> </w:t>
+      </w:r>
+      <w:proofErr w:type="spellStart"/>
+      <w:r>
+        <w:rPr>
+          <w:lang w:val="en-GB"/>
+        </w:rPr>
+        <w:t>timpului</w:t>
+      </w:r>
+      <w:proofErr w:type="spellEnd"/>
+      <w:r>
+        <w:rPr>
+          <w:lang w:val="en-GB"/>
+        </w:rPr>
+        <w:t xml:space="preserve"> </w:t>
+      </w:r>
+      <w:proofErr w:type="spellStart"/>
+      <w:r>
+        <w:rPr>
+          <w:lang w:val="en-GB"/>
+        </w:rPr>
+        <w:t>și</w:t>
+      </w:r>
+      <w:proofErr w:type="spellEnd"/>
+      <w:r>
+        <w:rPr>
+          <w:lang w:val="en-GB"/>
+        </w:rPr>
+        <w:t xml:space="preserve"> a </w:t>
+      </w:r>
+      <w:proofErr w:type="spellStart"/>
+      <w:r>
+        <w:rPr>
+          <w:lang w:val="en-GB"/>
+        </w:rPr>
+        <w:t>formei</w:t>
+      </w:r>
+      <w:proofErr w:type="spellEnd"/>
+      <w:r>
+        <w:rPr>
+          <w:lang w:val="en-GB"/>
+        </w:rPr>
+        <w:t xml:space="preserve"> </w:t>
+      </w:r>
+      <w:proofErr w:type="spellStart"/>
+      <w:r>
+        <w:rPr>
+          <w:lang w:val="en-GB"/>
+        </w:rPr>
+        <w:t>jucătorului</w:t>
+      </w:r>
+      <w:proofErr w:type="spellEnd"/>
+      <w:r>
+        <w:rPr>
+          <w:lang w:val="en-GB"/>
+        </w:rPr>
+        <w:t xml:space="preserve"> precum </w:t>
+      </w:r>
+      <w:proofErr w:type="spellStart"/>
+      <w:r>
+        <w:rPr>
+          <w:lang w:val="en-GB"/>
+        </w:rPr>
+        <w:t>și</w:t>
+      </w:r>
+      <w:proofErr w:type="spellEnd"/>
+      <w:r>
+        <w:rPr>
+          <w:lang w:val="en-GB"/>
+        </w:rPr>
+        <w:t xml:space="preserve"> </w:t>
+      </w:r>
+      <w:proofErr w:type="spellStart"/>
+      <w:r>
+        <w:rPr>
+          <w:lang w:val="en-GB"/>
+        </w:rPr>
+        <w:t>generarea</w:t>
+      </w:r>
+      <w:proofErr w:type="spellEnd"/>
+      <w:r>
+        <w:rPr>
+          <w:lang w:val="en-GB"/>
+        </w:rPr>
+        <w:t xml:space="preserve"> </w:t>
+      </w:r>
+      <w:proofErr w:type="spellStart"/>
+      <w:r>
+        <w:rPr>
+          <w:lang w:val="en-GB"/>
+        </w:rPr>
+        <w:t>aleatorie</w:t>
+      </w:r>
+      <w:proofErr w:type="spellEnd"/>
+      <w:r>
+        <w:rPr>
+          <w:lang w:val="en-GB"/>
+        </w:rPr>
+        <w:t xml:space="preserve"> de </w:t>
+      </w:r>
+      <w:proofErr w:type="spellStart"/>
+      <w:r>
+        <w:rPr>
+          <w:lang w:val="en-GB"/>
+        </w:rPr>
+        <w:t>niveluri</w:t>
+      </w:r>
+      <w:proofErr w:type="spellEnd"/>
+      <w:r>
+        <w:rPr>
+          <w:lang w:val="en-GB"/>
+        </w:rPr>
+        <w:t xml:space="preserve">. </w:t>
+      </w:r>
+      <w:proofErr w:type="spellStart"/>
+      <w:r>
+        <w:rPr>
+          <w:lang w:val="en-GB"/>
+        </w:rPr>
+        <w:t>Toate</w:t>
+      </w:r>
+      <w:proofErr w:type="spellEnd"/>
+      <w:r>
+        <w:rPr>
+          <w:lang w:val="en-GB"/>
+        </w:rPr>
+        <w:t xml:space="preserve"> </w:t>
+      </w:r>
+      <w:proofErr w:type="spellStart"/>
+      <w:r>
+        <w:rPr>
+          <w:lang w:val="en-GB"/>
+        </w:rPr>
+        <w:t>aceste</w:t>
+      </w:r>
+      <w:proofErr w:type="spellEnd"/>
+      <w:r>
+        <w:rPr>
+          <w:lang w:val="en-GB"/>
+        </w:rPr>
+        <w:t xml:space="preserve"> </w:t>
+      </w:r>
+      <w:proofErr w:type="spellStart"/>
+      <w:r>
+        <w:rPr>
+          <w:lang w:val="en-GB"/>
+        </w:rPr>
+        <w:t>elemente</w:t>
+      </w:r>
+      <w:proofErr w:type="spellEnd"/>
+      <w:r>
+        <w:rPr>
+          <w:lang w:val="en-GB"/>
+        </w:rPr>
+        <w:t xml:space="preserve"> </w:t>
+      </w:r>
+      <w:proofErr w:type="spellStart"/>
+      <w:r>
+        <w:rPr>
+          <w:lang w:val="en-GB"/>
+        </w:rPr>
+        <w:t>îl</w:t>
+      </w:r>
+      <w:proofErr w:type="spellEnd"/>
+      <w:r>
+        <w:rPr>
+          <w:lang w:val="en-GB"/>
+        </w:rPr>
+        <w:t xml:space="preserve"> </w:t>
+      </w:r>
+      <w:proofErr w:type="spellStart"/>
+      <w:r>
+        <w:rPr>
+          <w:lang w:val="en-GB"/>
+        </w:rPr>
+        <w:t>provoacă</w:t>
+      </w:r>
+      <w:proofErr w:type="spellEnd"/>
+      <w:r>
+        <w:rPr>
+          <w:lang w:val="en-GB"/>
+        </w:rPr>
+        <w:t xml:space="preserve"> pe </w:t>
+      </w:r>
+      <w:proofErr w:type="spellStart"/>
+      <w:r>
+        <w:rPr>
+          <w:lang w:val="en-GB"/>
+        </w:rPr>
+        <w:t>jucător</w:t>
+      </w:r>
+      <w:proofErr w:type="spellEnd"/>
+      <w:r>
+        <w:rPr>
+          <w:lang w:val="en-GB"/>
+        </w:rPr>
+        <w:t xml:space="preserve"> </w:t>
+      </w:r>
+      <w:proofErr w:type="spellStart"/>
+      <w:r>
+        <w:rPr>
+          <w:lang w:val="en-GB"/>
+        </w:rPr>
+        <w:t>să</w:t>
+      </w:r>
+      <w:proofErr w:type="spellEnd"/>
+      <w:r>
+        <w:rPr>
+          <w:lang w:val="en-GB"/>
+        </w:rPr>
+        <w:t xml:space="preserve"> </w:t>
+      </w:r>
+      <w:proofErr w:type="spellStart"/>
+      <w:r>
+        <w:rPr>
+          <w:lang w:val="en-GB"/>
+        </w:rPr>
+        <w:t>gândească</w:t>
+      </w:r>
+      <w:proofErr w:type="spellEnd"/>
+      <w:r>
+        <w:rPr>
+          <w:lang w:val="en-GB"/>
+        </w:rPr>
+        <w:t xml:space="preserve"> </w:t>
+      </w:r>
+      <w:proofErr w:type="spellStart"/>
+      <w:r>
+        <w:rPr>
+          <w:lang w:val="en-GB"/>
+        </w:rPr>
+        <w:t>atât</w:t>
+      </w:r>
+      <w:proofErr w:type="spellEnd"/>
+      <w:r>
+        <w:rPr>
+          <w:lang w:val="en-GB"/>
+        </w:rPr>
+        <w:t xml:space="preserve"> </w:t>
+      </w:r>
+      <w:proofErr w:type="spellStart"/>
+      <w:r>
+        <w:rPr>
+          <w:lang w:val="en-GB"/>
+        </w:rPr>
+        <w:t>creativ</w:t>
+      </w:r>
+      <w:proofErr w:type="spellEnd"/>
+      <w:r>
+        <w:rPr>
+          <w:lang w:val="en-GB"/>
+        </w:rPr>
+        <w:t xml:space="preserve"> </w:t>
+      </w:r>
+      <w:proofErr w:type="spellStart"/>
+      <w:r>
+        <w:rPr>
+          <w:lang w:val="en-GB"/>
+        </w:rPr>
+        <w:t>cât</w:t>
+      </w:r>
+      <w:proofErr w:type="spellEnd"/>
+      <w:r>
+        <w:rPr>
+          <w:lang w:val="en-GB"/>
+        </w:rPr>
+        <w:t xml:space="preserve"> </w:t>
+      </w:r>
+      <w:proofErr w:type="spellStart"/>
+      <w:r>
+        <w:rPr>
+          <w:lang w:val="en-GB"/>
+        </w:rPr>
+        <w:t>și</w:t>
+      </w:r>
+      <w:proofErr w:type="spellEnd"/>
+      <w:r>
+        <w:rPr>
+          <w:lang w:val="en-GB"/>
+        </w:rPr>
+        <w:t xml:space="preserve"> strategic </w:t>
+      </w:r>
+      <w:proofErr w:type="spellStart"/>
+      <w:r>
+        <w:rPr>
+          <w:lang w:val="en-GB"/>
+        </w:rPr>
+        <w:t>pentru</w:t>
+      </w:r>
+      <w:proofErr w:type="spellEnd"/>
+      <w:r>
+        <w:rPr>
+          <w:lang w:val="en-GB"/>
+        </w:rPr>
+        <w:t xml:space="preserve"> a </w:t>
+      </w:r>
+      <w:proofErr w:type="spellStart"/>
+      <w:r>
+        <w:rPr>
+          <w:lang w:val="en-GB"/>
+        </w:rPr>
+        <w:t>completa</w:t>
+      </w:r>
+      <w:proofErr w:type="spellEnd"/>
+      <w:r>
+        <w:rPr>
+          <w:lang w:val="en-GB"/>
+        </w:rPr>
+        <w:t xml:space="preserve"> </w:t>
+      </w:r>
+      <w:proofErr w:type="spellStart"/>
+      <w:r>
+        <w:rPr>
+          <w:lang w:val="en-GB"/>
+        </w:rPr>
+        <w:t>obiectivul</w:t>
+      </w:r>
+      <w:proofErr w:type="spellEnd"/>
+      <w:r>
+        <w:rPr>
+          <w:lang w:val="en-GB"/>
+        </w:rPr>
+        <w:t xml:space="preserve"> </w:t>
+      </w:r>
+      <w:proofErr w:type="spellStart"/>
+      <w:r>
+        <w:rPr>
+          <w:lang w:val="en-GB"/>
+        </w:rPr>
+        <w:t>jocului</w:t>
+      </w:r>
+      <w:proofErr w:type="spellEnd"/>
+      <w:r>
+        <w:rPr>
+          <w:lang w:val="en-GB"/>
+        </w:rPr>
+        <w:t>.</w:t>
       </w:r>
       <w:r>
         <w:rPr>
@@ -399,18 +1167,132 @@
         </w:rPr>
         <w:t xml:space="preserve"> Sword of Time </w:t>
       </w:r>
-      <w:r>
-        <w:rPr>
-          <w:lang w:val="en-GB"/>
-        </w:rPr>
-        <w:t xml:space="preserve">combină platforming-ul cu elemente de progress de tip rogue-like, ce crează o buclă de repetiție unică </w:t>
-      </w:r>
-      <w:r>
-        <w:rPr>
-          <w:lang w:val="en-GB"/>
-        </w:rPr>
-        <w:t>la fiecare încercare</w:t>
-      </w:r>
+      <w:proofErr w:type="spellStart"/>
+      <w:r>
+        <w:rPr>
+          <w:lang w:val="en-GB"/>
+        </w:rPr>
+        <w:t>combină</w:t>
+      </w:r>
+      <w:proofErr w:type="spellEnd"/>
+      <w:r>
+        <w:rPr>
+          <w:lang w:val="en-GB"/>
+        </w:rPr>
+        <w:t xml:space="preserve"> platforming-ul cu </w:t>
+      </w:r>
+      <w:proofErr w:type="spellStart"/>
+      <w:r>
+        <w:rPr>
+          <w:lang w:val="en-GB"/>
+        </w:rPr>
+        <w:t>elemente</w:t>
+      </w:r>
+      <w:proofErr w:type="spellEnd"/>
+      <w:r>
+        <w:rPr>
+          <w:lang w:val="en-GB"/>
+        </w:rPr>
+        <w:t xml:space="preserve"> de progress de tip rogue-like, </w:t>
+      </w:r>
+      <w:proofErr w:type="spellStart"/>
+      <w:r>
+        <w:rPr>
+          <w:lang w:val="en-GB"/>
+        </w:rPr>
+        <w:t>ce</w:t>
+      </w:r>
+      <w:proofErr w:type="spellEnd"/>
+      <w:r>
+        <w:rPr>
+          <w:lang w:val="en-GB"/>
+        </w:rPr>
+        <w:t xml:space="preserve"> </w:t>
+      </w:r>
+      <w:proofErr w:type="spellStart"/>
+      <w:r>
+        <w:rPr>
+          <w:lang w:val="en-GB"/>
+        </w:rPr>
+        <w:t>crează</w:t>
+      </w:r>
+      <w:proofErr w:type="spellEnd"/>
+      <w:r>
+        <w:rPr>
+          <w:lang w:val="en-GB"/>
+        </w:rPr>
+        <w:t xml:space="preserve"> o </w:t>
+      </w:r>
+      <w:proofErr w:type="spellStart"/>
+      <w:r>
+        <w:rPr>
+          <w:lang w:val="en-GB"/>
+        </w:rPr>
+        <w:t>buclă</w:t>
+      </w:r>
+      <w:proofErr w:type="spellEnd"/>
+      <w:r>
+        <w:rPr>
+          <w:lang w:val="en-GB"/>
+        </w:rPr>
+        <w:t xml:space="preserve"> de </w:t>
+      </w:r>
+      <w:proofErr w:type="spellStart"/>
+      <w:r>
+        <w:rPr>
+          <w:lang w:val="en-GB"/>
+        </w:rPr>
+        <w:t>repetiție</w:t>
+      </w:r>
+      <w:proofErr w:type="spellEnd"/>
+      <w:r>
+        <w:rPr>
+          <w:lang w:val="en-GB"/>
+        </w:rPr>
+        <w:t xml:space="preserve"> </w:t>
+      </w:r>
+      <w:proofErr w:type="spellStart"/>
+      <w:r>
+        <w:rPr>
+          <w:lang w:val="en-GB"/>
+        </w:rPr>
+        <w:t>unică</w:t>
+      </w:r>
+      <w:proofErr w:type="spellEnd"/>
+      <w:r>
+        <w:rPr>
+          <w:lang w:val="en-GB"/>
+        </w:rPr>
+        <w:t xml:space="preserve"> </w:t>
+      </w:r>
+      <w:r>
+        <w:rPr>
+          <w:lang w:val="en-GB"/>
+        </w:rPr>
+        <w:t xml:space="preserve">la </w:t>
+      </w:r>
+      <w:proofErr w:type="spellStart"/>
+      <w:r>
+        <w:rPr>
+          <w:lang w:val="en-GB"/>
+        </w:rPr>
+        <w:t>fiecare</w:t>
+      </w:r>
+      <w:proofErr w:type="spellEnd"/>
+      <w:r>
+        <w:rPr>
+          <w:lang w:val="en-GB"/>
+        </w:rPr>
+        <w:t xml:space="preserve"> </w:t>
+      </w:r>
+      <w:proofErr w:type="spellStart"/>
+      <w:r>
+        <w:rPr>
+          <w:lang w:val="en-GB"/>
+        </w:rPr>
+        <w:t>încercare</w:t>
+      </w:r>
+      <w:proofErr w:type="spellEnd"/>
       <w:r>
         <w:rPr>
           <w:lang w:val="en-GB"/>
@@ -445,17 +1327,123 @@
         </w:rPr>
         <w:tab/>
       </w:r>
-      <w:r>
-        <w:rPr>
-          <w:lang w:val="en-GB"/>
-        </w:rPr>
-        <w:t>Procesul de dezvoltare a avut loc în Game Engine-ul Unity, punând accent pe algoritmi de gene</w:t>
-      </w:r>
-      <w:r>
-        <w:rPr>
-          <w:lang w:val="en-GB"/>
-        </w:rPr>
-        <w:t>rare procedural</w:t>
+      <w:proofErr w:type="spellStart"/>
+      <w:r>
+        <w:rPr>
+          <w:lang w:val="en-GB"/>
+        </w:rPr>
+        <w:t>Procesul</w:t>
+      </w:r>
+      <w:proofErr w:type="spellEnd"/>
+      <w:r>
+        <w:rPr>
+          <w:lang w:val="en-GB"/>
+        </w:rPr>
+        <w:t xml:space="preserve"> de </w:t>
+      </w:r>
+      <w:proofErr w:type="spellStart"/>
+      <w:r>
+        <w:rPr>
+          <w:lang w:val="en-GB"/>
+        </w:rPr>
+        <w:t>dezvoltare</w:t>
+      </w:r>
+      <w:proofErr w:type="spellEnd"/>
+      <w:r>
+        <w:rPr>
+          <w:lang w:val="en-GB"/>
+        </w:rPr>
+        <w:t xml:space="preserve"> a </w:t>
+      </w:r>
+      <w:proofErr w:type="spellStart"/>
+      <w:r>
+        <w:rPr>
+          <w:lang w:val="en-GB"/>
+        </w:rPr>
+        <w:t>avut</w:t>
+      </w:r>
+      <w:proofErr w:type="spellEnd"/>
+      <w:r>
+        <w:rPr>
+          <w:lang w:val="en-GB"/>
+        </w:rPr>
+        <w:t xml:space="preserve"> </w:t>
+      </w:r>
+      <w:proofErr w:type="spellStart"/>
+      <w:r>
+        <w:rPr>
+          <w:lang w:val="en-GB"/>
+        </w:rPr>
+        <w:t>loc</w:t>
+      </w:r>
+      <w:proofErr w:type="spellEnd"/>
+      <w:r>
+        <w:rPr>
+          <w:lang w:val="en-GB"/>
+        </w:rPr>
+        <w:t xml:space="preserve"> </w:t>
+      </w:r>
+      <w:proofErr w:type="spellStart"/>
+      <w:r>
+        <w:rPr>
+          <w:lang w:val="en-GB"/>
+        </w:rPr>
+        <w:t>în</w:t>
+      </w:r>
+      <w:proofErr w:type="spellEnd"/>
+      <w:r>
+        <w:rPr>
+          <w:lang w:val="en-GB"/>
+        </w:rPr>
+        <w:t xml:space="preserve"> Game Engine-ul Unity, </w:t>
+      </w:r>
+      <w:proofErr w:type="spellStart"/>
+      <w:r>
+        <w:rPr>
+          <w:lang w:val="en-GB"/>
+        </w:rPr>
+        <w:t>punând</w:t>
+      </w:r>
+      <w:proofErr w:type="spellEnd"/>
+      <w:r>
+        <w:rPr>
+          <w:lang w:val="en-GB"/>
+        </w:rPr>
+        <w:t xml:space="preserve"> accent pe </w:t>
+      </w:r>
+      <w:proofErr w:type="spellStart"/>
+      <w:r>
+        <w:rPr>
+          <w:lang w:val="en-GB"/>
+        </w:rPr>
+        <w:t>algoritmi</w:t>
+      </w:r>
+      <w:proofErr w:type="spellEnd"/>
+      <w:r>
+        <w:rPr>
+          <w:lang w:val="en-GB"/>
+        </w:rPr>
+        <w:t xml:space="preserve"> de </w:t>
+      </w:r>
+      <w:proofErr w:type="spellStart"/>
+      <w:r>
+        <w:rPr>
+          <w:lang w:val="en-GB"/>
+        </w:rPr>
+        <w:t>gene</w:t>
+      </w:r>
+      <w:r>
+        <w:rPr>
+          <w:lang w:val="en-GB"/>
+        </w:rPr>
+        <w:t>rare</w:t>
+      </w:r>
+      <w:proofErr w:type="spellEnd"/>
+      <w:r>
+        <w:rPr>
+          <w:lang w:val="en-GB"/>
+        </w:rPr>
+        <w:t xml:space="preserve"> procedural</w:t>
       </w:r>
       <w:r>
         <w:t>ă, abilități controlate de jucător și un sistem de combat.  Elemente cheie de design ce au prezentat o provocare sunt cele precum crearea unui mediu de joc și a unor mecanici balansate, astfel asigurând ca fiecare parcurgere a jocului este atât provocatoare cât și plină de recompensă. Jocul prezintă mecanici precum wind-dashing, derularea înapoi a timpului, varietate în inamici, obiecte și niveluri ce devin progresiv mai grele și necesită o adaptare strategică</w:t>
@@ -488,30 +1476,588 @@
         </w:rPr>
         <w:tab/>
       </w:r>
-      <w:r>
-        <w:rPr>
-          <w:lang w:val="en-GB"/>
-        </w:rPr>
-        <w:t>Rezultatul acestui proiect este un demo Sword of Time, unde jucătorii pot naviga prin niveluri generate procedural, învingând inamicii și depășind obstacolele din cale folosind abilități și obiecete pe care le obțin. Această lucrare concluzionează prin o analiză a eficienței sistemelor de jocuri</w:t>
-      </w:r>
-      <w:r>
-        <w:rPr>
-          <w:lang w:val="en-GB"/>
-        </w:rPr>
-        <w:t>, precum și sugestii</w:t>
-      </w:r>
+      <w:proofErr w:type="spellStart"/>
+      <w:r>
+        <w:rPr>
+          <w:lang w:val="en-GB"/>
+        </w:rPr>
+        <w:t>Rezultatul</w:t>
+      </w:r>
+      <w:proofErr w:type="spellEnd"/>
       <w:r>
         <w:rPr>
           <w:lang w:val="en-GB"/>
         </w:rPr>
         <w:t xml:space="preserve"> </w:t>
       </w:r>
-      <w:r>
-        <w:rPr>
-          <w:lang w:val="en-GB"/>
-        </w:rPr>
-        <w:t>pentru dezvoltarea viitoare ce va extinde narativa cât și raza de interacțiune a jucătorului</w:t>
-      </w:r>
+      <w:proofErr w:type="spellStart"/>
+      <w:r>
+        <w:rPr>
+          <w:lang w:val="en-GB"/>
+        </w:rPr>
+        <w:t>acestui</w:t>
+      </w:r>
+      <w:proofErr w:type="spellEnd"/>
+      <w:r>
+        <w:rPr>
+          <w:lang w:val="en-GB"/>
+        </w:rPr>
+        <w:t xml:space="preserve"> </w:t>
+      </w:r>
+      <w:proofErr w:type="spellStart"/>
+      <w:r>
+        <w:rPr>
+          <w:lang w:val="en-GB"/>
+        </w:rPr>
+        <w:t>proiect</w:t>
+      </w:r>
+      <w:proofErr w:type="spellEnd"/>
+      <w:r>
+        <w:rPr>
+          <w:lang w:val="en-GB"/>
+        </w:rPr>
+        <w:t xml:space="preserve"> </w:t>
+      </w:r>
+      <w:proofErr w:type="spellStart"/>
+      <w:r>
+        <w:rPr>
+          <w:lang w:val="en-GB"/>
+        </w:rPr>
+        <w:t>este</w:t>
+      </w:r>
+      <w:proofErr w:type="spellEnd"/>
+      <w:r>
+        <w:rPr>
+          <w:lang w:val="en-GB"/>
+        </w:rPr>
+        <w:t xml:space="preserve"> un demo Sword of Time, </w:t>
+      </w:r>
+      <w:proofErr w:type="spellStart"/>
+      <w:r>
+        <w:rPr>
+          <w:lang w:val="en-GB"/>
+        </w:rPr>
+        <w:t>unde</w:t>
+      </w:r>
+      <w:proofErr w:type="spellEnd"/>
+      <w:r>
+        <w:rPr>
+          <w:lang w:val="en-GB"/>
+        </w:rPr>
+        <w:t xml:space="preserve"> </w:t>
+      </w:r>
+      <w:proofErr w:type="spellStart"/>
+      <w:r>
+        <w:rPr>
+          <w:lang w:val="en-GB"/>
+        </w:rPr>
+        <w:t>jucătorii</w:t>
+      </w:r>
+      <w:proofErr w:type="spellEnd"/>
+      <w:r>
+        <w:rPr>
+          <w:lang w:val="en-GB"/>
+        </w:rPr>
+        <w:t xml:space="preserve"> pot </w:t>
+      </w:r>
+      <w:proofErr w:type="spellStart"/>
+      <w:r>
+        <w:rPr>
+          <w:lang w:val="en-GB"/>
+        </w:rPr>
+        <w:t>naviga</w:t>
+      </w:r>
+      <w:proofErr w:type="spellEnd"/>
+      <w:r>
+        <w:rPr>
+          <w:lang w:val="en-GB"/>
+        </w:rPr>
+        <w:t xml:space="preserve"> </w:t>
+      </w:r>
+      <w:proofErr w:type="spellStart"/>
+      <w:r>
+        <w:rPr>
+          <w:lang w:val="en-GB"/>
+        </w:rPr>
+        <w:t>prin</w:t>
+      </w:r>
+      <w:proofErr w:type="spellEnd"/>
+      <w:r>
+        <w:rPr>
+          <w:lang w:val="en-GB"/>
+        </w:rPr>
+        <w:t xml:space="preserve"> </w:t>
+      </w:r>
+      <w:proofErr w:type="spellStart"/>
+      <w:r>
+        <w:rPr>
+          <w:lang w:val="en-GB"/>
+        </w:rPr>
+        <w:t>niveluri</w:t>
+      </w:r>
+      <w:proofErr w:type="spellEnd"/>
+      <w:r>
+        <w:rPr>
+          <w:lang w:val="en-GB"/>
+        </w:rPr>
+        <w:t xml:space="preserve"> generate procedural, </w:t>
+      </w:r>
+      <w:proofErr w:type="spellStart"/>
+      <w:r>
+        <w:rPr>
+          <w:lang w:val="en-GB"/>
+        </w:rPr>
+        <w:t>învingând</w:t>
+      </w:r>
+      <w:proofErr w:type="spellEnd"/>
+      <w:r>
+        <w:rPr>
+          <w:lang w:val="en-GB"/>
+        </w:rPr>
+        <w:t xml:space="preserve"> </w:t>
+      </w:r>
+      <w:proofErr w:type="spellStart"/>
+      <w:r>
+        <w:rPr>
+          <w:lang w:val="en-GB"/>
+        </w:rPr>
+        <w:t>inamicii</w:t>
+      </w:r>
+      <w:proofErr w:type="spellEnd"/>
+      <w:r>
+        <w:rPr>
+          <w:lang w:val="en-GB"/>
+        </w:rPr>
+        <w:t xml:space="preserve"> </w:t>
+      </w:r>
+      <w:proofErr w:type="spellStart"/>
+      <w:r>
+        <w:rPr>
+          <w:lang w:val="en-GB"/>
+        </w:rPr>
+        <w:t>și</w:t>
+      </w:r>
+      <w:proofErr w:type="spellEnd"/>
+      <w:r>
+        <w:rPr>
+          <w:lang w:val="en-GB"/>
+        </w:rPr>
+        <w:t xml:space="preserve"> </w:t>
+      </w:r>
+      <w:proofErr w:type="spellStart"/>
+      <w:r>
+        <w:rPr>
+          <w:lang w:val="en-GB"/>
+        </w:rPr>
+        <w:t>depășind</w:t>
+      </w:r>
+      <w:proofErr w:type="spellEnd"/>
+      <w:r>
+        <w:rPr>
+          <w:lang w:val="en-GB"/>
+        </w:rPr>
+        <w:t xml:space="preserve"> </w:t>
+      </w:r>
+      <w:proofErr w:type="spellStart"/>
+      <w:r>
+        <w:rPr>
+          <w:lang w:val="en-GB"/>
+        </w:rPr>
+        <w:t>obstacolele</w:t>
+      </w:r>
+      <w:proofErr w:type="spellEnd"/>
+      <w:r>
+        <w:rPr>
+          <w:lang w:val="en-GB"/>
+        </w:rPr>
+        <w:t xml:space="preserve"> din </w:t>
+      </w:r>
+      <w:proofErr w:type="spellStart"/>
+      <w:r>
+        <w:rPr>
+          <w:lang w:val="en-GB"/>
+        </w:rPr>
+        <w:t>cale</w:t>
+      </w:r>
+      <w:proofErr w:type="spellEnd"/>
+      <w:r>
+        <w:rPr>
+          <w:lang w:val="en-GB"/>
+        </w:rPr>
+        <w:t xml:space="preserve"> </w:t>
+      </w:r>
+      <w:proofErr w:type="spellStart"/>
+      <w:r>
+        <w:rPr>
+          <w:lang w:val="en-GB"/>
+        </w:rPr>
+        <w:t>folosind</w:t>
+      </w:r>
+      <w:proofErr w:type="spellEnd"/>
+      <w:r>
+        <w:rPr>
+          <w:lang w:val="en-GB"/>
+        </w:rPr>
+        <w:t xml:space="preserve"> </w:t>
+      </w:r>
+      <w:proofErr w:type="spellStart"/>
+      <w:r>
+        <w:rPr>
+          <w:lang w:val="en-GB"/>
+        </w:rPr>
+        <w:t>abilități</w:t>
+      </w:r>
+      <w:proofErr w:type="spellEnd"/>
+      <w:r>
+        <w:rPr>
+          <w:lang w:val="en-GB"/>
+        </w:rPr>
+        <w:t xml:space="preserve"> </w:t>
+      </w:r>
+      <w:proofErr w:type="spellStart"/>
+      <w:r>
+        <w:rPr>
+          <w:lang w:val="en-GB"/>
+        </w:rPr>
+        <w:t>și</w:t>
+      </w:r>
+      <w:proofErr w:type="spellEnd"/>
+      <w:r>
+        <w:rPr>
+          <w:lang w:val="en-GB"/>
+        </w:rPr>
+        <w:t xml:space="preserve"> </w:t>
+      </w:r>
+      <w:proofErr w:type="spellStart"/>
+      <w:r>
+        <w:rPr>
+          <w:lang w:val="en-GB"/>
+        </w:rPr>
+        <w:t>obiecete</w:t>
+      </w:r>
+      <w:proofErr w:type="spellEnd"/>
+      <w:r>
+        <w:rPr>
+          <w:lang w:val="en-GB"/>
+        </w:rPr>
+        <w:t xml:space="preserve"> pe care le </w:t>
+      </w:r>
+      <w:proofErr w:type="spellStart"/>
+      <w:r>
+        <w:rPr>
+          <w:lang w:val="en-GB"/>
+        </w:rPr>
+        <w:t>obțin</w:t>
+      </w:r>
+      <w:proofErr w:type="spellEnd"/>
+      <w:r>
+        <w:rPr>
+          <w:lang w:val="en-GB"/>
+        </w:rPr>
+        <w:t xml:space="preserve">. </w:t>
+      </w:r>
+      <w:proofErr w:type="spellStart"/>
+      <w:r>
+        <w:rPr>
+          <w:lang w:val="en-GB"/>
+        </w:rPr>
+        <w:t>Această</w:t>
+      </w:r>
+      <w:proofErr w:type="spellEnd"/>
+      <w:r>
+        <w:rPr>
+          <w:lang w:val="en-GB"/>
+        </w:rPr>
+        <w:t xml:space="preserve"> </w:t>
+      </w:r>
+      <w:proofErr w:type="spellStart"/>
+      <w:r>
+        <w:rPr>
+          <w:lang w:val="en-GB"/>
+        </w:rPr>
+        <w:t>lucrare</w:t>
+      </w:r>
+      <w:proofErr w:type="spellEnd"/>
+      <w:r>
+        <w:rPr>
+          <w:lang w:val="en-GB"/>
+        </w:rPr>
+        <w:t xml:space="preserve"> </w:t>
+      </w:r>
+      <w:proofErr w:type="spellStart"/>
+      <w:r>
+        <w:rPr>
+          <w:lang w:val="en-GB"/>
+        </w:rPr>
+        <w:t>concluzionează</w:t>
+      </w:r>
+      <w:proofErr w:type="spellEnd"/>
+      <w:r>
+        <w:rPr>
+          <w:lang w:val="en-GB"/>
+        </w:rPr>
+        <w:t xml:space="preserve"> </w:t>
+      </w:r>
+      <w:proofErr w:type="spellStart"/>
+      <w:r>
+        <w:rPr>
+          <w:lang w:val="en-GB"/>
+        </w:rPr>
+        <w:t>prin</w:t>
+      </w:r>
+      <w:proofErr w:type="spellEnd"/>
+      <w:r>
+        <w:rPr>
+          <w:lang w:val="en-GB"/>
+        </w:rPr>
+        <w:t xml:space="preserve"> o </w:t>
+      </w:r>
+      <w:proofErr w:type="spellStart"/>
+      <w:r>
+        <w:rPr>
+          <w:lang w:val="en-GB"/>
+        </w:rPr>
+        <w:t>analiză</w:t>
+      </w:r>
+      <w:proofErr w:type="spellEnd"/>
+      <w:r>
+        <w:rPr>
+          <w:lang w:val="en-GB"/>
+        </w:rPr>
+        <w:t xml:space="preserve"> a </w:t>
+      </w:r>
+      <w:proofErr w:type="spellStart"/>
+      <w:r>
+        <w:rPr>
+          <w:lang w:val="en-GB"/>
+        </w:rPr>
+        <w:t>eficienței</w:t>
+      </w:r>
+      <w:proofErr w:type="spellEnd"/>
+      <w:r>
+        <w:rPr>
+          <w:lang w:val="en-GB"/>
+        </w:rPr>
+        <w:t xml:space="preserve"> </w:t>
+      </w:r>
+      <w:proofErr w:type="spellStart"/>
+      <w:r>
+        <w:rPr>
+          <w:lang w:val="en-GB"/>
+        </w:rPr>
+        <w:t>sistemelor</w:t>
+      </w:r>
+      <w:proofErr w:type="spellEnd"/>
+      <w:r>
+        <w:rPr>
+          <w:lang w:val="en-GB"/>
+        </w:rPr>
+        <w:t xml:space="preserve"> de </w:t>
+      </w:r>
+      <w:proofErr w:type="spellStart"/>
+      <w:r>
+        <w:rPr>
+          <w:lang w:val="en-GB"/>
+        </w:rPr>
+        <w:t>jocuri</w:t>
+      </w:r>
+      <w:proofErr w:type="spellEnd"/>
+      <w:r>
+        <w:rPr>
+          <w:lang w:val="en-GB"/>
+        </w:rPr>
+        <w:t xml:space="preserve">, precum </w:t>
+      </w:r>
+      <w:proofErr w:type="spellStart"/>
+      <w:r>
+        <w:rPr>
+          <w:lang w:val="en-GB"/>
+        </w:rPr>
+        <w:t>și</w:t>
+      </w:r>
+      <w:proofErr w:type="spellEnd"/>
+      <w:r>
+        <w:rPr>
+          <w:lang w:val="en-GB"/>
+        </w:rPr>
+        <w:t xml:space="preserve"> </w:t>
+      </w:r>
+      <w:proofErr w:type="spellStart"/>
+      <w:r>
+        <w:rPr>
+          <w:lang w:val="en-GB"/>
+        </w:rPr>
+        <w:t>sugestii</w:t>
+      </w:r>
+      <w:proofErr w:type="spellEnd"/>
+      <w:r>
+        <w:rPr>
+          <w:lang w:val="en-GB"/>
+        </w:rPr>
+        <w:t xml:space="preserve"> </w:t>
+      </w:r>
+      <w:proofErr w:type="spellStart"/>
+      <w:r>
+        <w:rPr>
+          <w:lang w:val="en-GB"/>
+        </w:rPr>
+        <w:t>pentru</w:t>
+      </w:r>
+      <w:proofErr w:type="spellEnd"/>
+      <w:r>
+        <w:rPr>
+          <w:lang w:val="en-GB"/>
+        </w:rPr>
+        <w:t xml:space="preserve"> </w:t>
+      </w:r>
+      <w:proofErr w:type="spellStart"/>
+      <w:r>
+        <w:rPr>
+          <w:lang w:val="en-GB"/>
+        </w:rPr>
+        <w:t>dezvoltarea</w:t>
+      </w:r>
+      <w:proofErr w:type="spellEnd"/>
+      <w:r>
+        <w:rPr>
+          <w:lang w:val="en-GB"/>
+        </w:rPr>
+        <w:t xml:space="preserve"> </w:t>
+      </w:r>
+      <w:proofErr w:type="spellStart"/>
+      <w:r>
+        <w:rPr>
+          <w:lang w:val="en-GB"/>
+        </w:rPr>
+        <w:t>viitoare</w:t>
+      </w:r>
+      <w:proofErr w:type="spellEnd"/>
+      <w:r>
+        <w:rPr>
+          <w:lang w:val="en-GB"/>
+        </w:rPr>
+        <w:t xml:space="preserve"> </w:t>
+      </w:r>
+      <w:proofErr w:type="spellStart"/>
+      <w:r>
+        <w:rPr>
+          <w:lang w:val="en-GB"/>
+        </w:rPr>
+        <w:t>ce</w:t>
+      </w:r>
+      <w:proofErr w:type="spellEnd"/>
+      <w:r>
+        <w:rPr>
+          <w:lang w:val="en-GB"/>
+        </w:rPr>
+        <w:t xml:space="preserve"> </w:t>
+      </w:r>
+      <w:proofErr w:type="spellStart"/>
+      <w:r>
+        <w:rPr>
+          <w:lang w:val="en-GB"/>
+        </w:rPr>
+        <w:t>va</w:t>
+      </w:r>
+      <w:proofErr w:type="spellEnd"/>
+      <w:r>
+        <w:rPr>
+          <w:lang w:val="en-GB"/>
+        </w:rPr>
+        <w:t xml:space="preserve"> </w:t>
+      </w:r>
+      <w:proofErr w:type="spellStart"/>
+      <w:r>
+        <w:rPr>
+          <w:lang w:val="en-GB"/>
+        </w:rPr>
+        <w:t>extinde</w:t>
+      </w:r>
+      <w:proofErr w:type="spellEnd"/>
+      <w:r>
+        <w:rPr>
+          <w:lang w:val="en-GB"/>
+        </w:rPr>
+        <w:t xml:space="preserve"> </w:t>
+      </w:r>
+      <w:proofErr w:type="spellStart"/>
+      <w:r>
+        <w:rPr>
+          <w:lang w:val="en-GB"/>
+        </w:rPr>
+        <w:t>narativa</w:t>
+      </w:r>
+      <w:proofErr w:type="spellEnd"/>
+      <w:r>
+        <w:rPr>
+          <w:lang w:val="en-GB"/>
+        </w:rPr>
+        <w:t xml:space="preserve"> </w:t>
+      </w:r>
+      <w:proofErr w:type="spellStart"/>
+      <w:r>
+        <w:rPr>
+          <w:lang w:val="en-GB"/>
+        </w:rPr>
+        <w:t>cât</w:t>
+      </w:r>
+      <w:proofErr w:type="spellEnd"/>
+      <w:r>
+        <w:rPr>
+          <w:lang w:val="en-GB"/>
+        </w:rPr>
+        <w:t xml:space="preserve"> </w:t>
+      </w:r>
+      <w:proofErr w:type="spellStart"/>
+      <w:r>
+        <w:rPr>
+          <w:lang w:val="en-GB"/>
+        </w:rPr>
+        <w:t>și</w:t>
+      </w:r>
+      <w:proofErr w:type="spellEnd"/>
+      <w:r>
+        <w:rPr>
+          <w:lang w:val="en-GB"/>
+        </w:rPr>
+        <w:t xml:space="preserve"> </w:t>
+      </w:r>
+      <w:proofErr w:type="spellStart"/>
+      <w:r>
+        <w:rPr>
+          <w:lang w:val="en-GB"/>
+        </w:rPr>
+        <w:t>raza</w:t>
+      </w:r>
+      <w:proofErr w:type="spellEnd"/>
+      <w:r>
+        <w:rPr>
+          <w:lang w:val="en-GB"/>
+        </w:rPr>
+        <w:t xml:space="preserve"> de </w:t>
+      </w:r>
+      <w:proofErr w:type="spellStart"/>
+      <w:r>
+        <w:rPr>
+          <w:lang w:val="en-GB"/>
+        </w:rPr>
+        <w:t>interacțiune</w:t>
+      </w:r>
+      <w:proofErr w:type="spellEnd"/>
+      <w:r>
+        <w:rPr>
+          <w:lang w:val="en-GB"/>
+        </w:rPr>
+        <w:t xml:space="preserve"> a </w:t>
+      </w:r>
+      <w:proofErr w:type="spellStart"/>
+      <w:r>
+        <w:rPr>
+          <w:lang w:val="en-GB"/>
+        </w:rPr>
+        <w:t>jucătorului</w:t>
+      </w:r>
+      <w:proofErr w:type="spellEnd"/>
       <w:r>
         <w:rPr>
           <w:lang w:val="en-GB"/>
@@ -1214,23 +2760,47 @@
     </w:p>
     <w:p>
       <w:pPr>
+        <w:rPr>
+          <w:lang w:val="en-GB"/>
+        </w:rPr>
+      </w:pPr>
+    </w:p>
+    <w:p>
+      <w:pPr>
+        <w:pStyle w:val="Heading1"/>
+        <w:numPr>
+          <w:ilvl w:val="0"/>
+          <w:numId w:val="40"/>
+        </w:numPr>
+        <w:rPr>
+          <w:lang w:val="en-GB"/>
+        </w:rPr>
+      </w:pPr>
+      <w:r>
+        <w:rPr>
+          <w:lang w:val="en-GB"/>
+        </w:rPr>
+        <w:lastRenderedPageBreak/>
+        <w:t>D</w:t>
+      </w:r>
+      <w:r>
+        <w:rPr>
+          <w:lang w:val="en-GB"/>
+        </w:rPr>
+        <w:t>OMAIN STUDY</w:t>
+      </w:r>
+    </w:p>
+    <w:p>
+      <w:pPr>
         <w:pStyle w:val="Heading2"/>
         <w:numPr>
           <w:ilvl w:val="0"/>
           <w:numId w:val="0"/>
         </w:numPr>
-        <w:jc w:val="center"/>
-        <w:rPr>
-          <w:lang w:val="en-GB"/>
-        </w:rPr>
-      </w:pPr>
-      <w:r>
-        <w:rPr>
-          <w:lang w:val="en-GB"/>
-        </w:rPr>
-        <w:lastRenderedPageBreak/>
-        <w:t>2.Domain Study</w:t>
-      </w:r>
+        <w:rPr>
+          <w:lang w:val="en-GB"/>
+        </w:rPr>
+      </w:pPr>
     </w:p>
     <w:p>
       <w:pPr>
@@ -1243,6 +2813,980 @@
           <w:lang w:val="en-GB"/>
         </w:rPr>
       </w:pPr>
+      <w:r>
+        <w:rPr>
+          <w:lang w:val="en-GB"/>
+        </w:rPr>
+        <w:t>2.1 Selected Games for Analysis</w:t>
+      </w:r>
+    </w:p>
+    <w:p>
+      <w:pPr>
+        <w:spacing w:before="240"/>
+        <w:rPr>
+          <w:iCs/>
+          <w:szCs w:val="28"/>
+          <w:lang w:val="en-GB"/>
+        </w:rPr>
+      </w:pPr>
+      <w:r>
+        <w:rPr>
+          <w:i/>
+          <w:szCs w:val="28"/>
+          <w:lang w:val="en-GB"/>
+        </w:rPr>
+        <w:t xml:space="preserve">Dead Cells </w:t>
+      </w:r>
+      <w:r>
+        <w:rPr>
+          <w:iCs/>
+          <w:szCs w:val="28"/>
+          <w:lang w:val="en-GB"/>
+        </w:rPr>
+        <w:t xml:space="preserve">is a video game made by Motion Twin which features mechanics such as </w:t>
+      </w:r>
+      <w:r>
+        <w:rPr>
+          <w:iCs/>
+          <w:szCs w:val="28"/>
+          <w:lang w:val="en-GB"/>
+        </w:rPr>
+        <w:t xml:space="preserve">the procedural generation of levels, fluid melee combat, permadeath as well as upgrades/unlocks across runs. The engine used for developing this game was a custom one, made by the </w:t>
+      </w:r>
+      <w:r>
+        <w:rPr>
+          <w:iCs/>
+          <w:szCs w:val="28"/>
+          <w:lang w:val="en-GB"/>
+        </w:rPr>
+        <w:t>developers themselves, named Heaps. A key technology that the developer made use of was the pixel art pipeline, namely they started the designs of characters and animations with 3D models, which are further rigged and animated using Spine, thus making them 2D. The pixel art alone sets them apart from other games’ designs, simply by the fluidity and smoothness of the animations as well as by the responsive and aesthetically pleasing colours.</w:t>
+      </w:r>
+      <w:r>
+        <w:rPr>
+          <w:iCs/>
+          <w:szCs w:val="28"/>
+          <w:lang w:val="en-GB"/>
+        </w:rPr>
+        <w:t xml:space="preserve"> Apart from these, some other notable features would be its high </w:t>
+      </w:r>
+      <w:proofErr w:type="spellStart"/>
+      <w:r>
+        <w:rPr>
+          <w:iCs/>
+          <w:szCs w:val="28"/>
+          <w:lang w:val="en-GB"/>
+        </w:rPr>
+        <w:t>replayability</w:t>
+      </w:r>
+      <w:proofErr w:type="spellEnd"/>
+      <w:r>
+        <w:rPr>
+          <w:iCs/>
+          <w:szCs w:val="28"/>
+          <w:lang w:val="en-GB"/>
+        </w:rPr>
+        <w:t xml:space="preserve"> through a well put together weapon system and randomized level layout.</w:t>
+      </w:r>
+    </w:p>
+    <w:p>
+      <w:pPr>
+        <w:spacing w:before="240"/>
+        <w:rPr>
+          <w:iCs/>
+          <w:szCs w:val="28"/>
+          <w:lang w:val="en-GB"/>
+        </w:rPr>
+      </w:pPr>
+      <w:r>
+        <w:rPr>
+          <w:iCs/>
+          <w:noProof/>
+          <w:szCs w:val="28"/>
+          <w:lang w:val="en-GB"/>
+        </w:rPr>
+        <w:drawing>
+          <wp:anchor distT="0" distB="0" distL="114300" distR="114300" simplePos="0" relativeHeight="251658240" behindDoc="0" locked="0" layoutInCell="1" allowOverlap="1" wp14:anchorId="24A40498" wp14:editId="5C0AEBDC">
+            <wp:simplePos x="0" y="0"/>
+            <wp:positionH relativeFrom="margin">
+              <wp:align>center</wp:align>
+            </wp:positionH>
+            <wp:positionV relativeFrom="paragraph">
+              <wp:posOffset>123190</wp:posOffset>
+            </wp:positionV>
+            <wp:extent cx="4596765" cy="2586355"/>
+            <wp:effectExtent l="0" t="0" r="0" b="4445"/>
+            <wp:wrapSquare wrapText="bothSides"/>
+            <wp:docPr id="5" name="Picture 5"/>
+            <wp:cNvGraphicFramePr>
+              <a:graphicFrameLocks xmlns:a="http://schemas.openxmlformats.org/drawingml/2006/main" noChangeAspect="1"/>
+            </wp:cNvGraphicFramePr>
+            <a:graphic xmlns:a="http://schemas.openxmlformats.org/drawingml/2006/main">
+              <a:graphicData uri="http://schemas.openxmlformats.org/drawingml/2006/picture">
+                <pic:pic xmlns:pic="http://schemas.openxmlformats.org/drawingml/2006/picture">
+                  <pic:nvPicPr>
+                    <pic:cNvPr id="5" name="Picture 5"/>
+                    <pic:cNvPicPr/>
+                  </pic:nvPicPr>
+                  <pic:blipFill>
+                    <a:blip r:embed="rId8">
+                      <a:extLst>
+                        <a:ext uri="{28A0092B-C50C-407E-A947-70E740481C1C}">
+                          <a14:useLocalDpi xmlns:a14="http://schemas.microsoft.com/office/drawing/2010/main" val="0"/>
+                        </a:ext>
+                      </a:extLst>
+                    </a:blip>
+                    <a:stretch>
+                      <a:fillRect/>
+                    </a:stretch>
+                  </pic:blipFill>
+                  <pic:spPr>
+                    <a:xfrm>
+                      <a:off x="0" y="0"/>
+                      <a:ext cx="4596765" cy="2586355"/>
+                    </a:xfrm>
+                    <a:prstGeom prst="rect">
+                      <a:avLst/>
+                    </a:prstGeom>
+                  </pic:spPr>
+                </pic:pic>
+              </a:graphicData>
+            </a:graphic>
+            <wp14:sizeRelH relativeFrom="margin">
+              <wp14:pctWidth>0</wp14:pctWidth>
+            </wp14:sizeRelH>
+            <wp14:sizeRelV relativeFrom="margin">
+              <wp14:pctHeight>0</wp14:pctHeight>
+            </wp14:sizeRelV>
+          </wp:anchor>
+        </w:drawing>
+      </w:r>
+    </w:p>
+    <w:p>
+      <w:pPr>
+        <w:spacing w:before="240"/>
+        <w:rPr>
+          <w:iCs/>
+          <w:szCs w:val="28"/>
+          <w:lang w:val="en-GB"/>
+        </w:rPr>
+      </w:pPr>
+    </w:p>
+    <w:p>
+      <w:pPr>
+        <w:rPr>
+          <w:szCs w:val="28"/>
+          <w:lang w:val="en-GB"/>
+        </w:rPr>
+      </w:pPr>
+    </w:p>
+    <w:p>
+      <w:pPr>
+        <w:rPr>
+          <w:szCs w:val="28"/>
+          <w:lang w:val="en-GB"/>
+        </w:rPr>
+      </w:pPr>
+    </w:p>
+    <w:p>
+      <w:pPr>
+        <w:rPr>
+          <w:szCs w:val="28"/>
+          <w:lang w:val="en-GB"/>
+        </w:rPr>
+      </w:pPr>
+    </w:p>
+    <w:p>
+      <w:pPr>
+        <w:rPr>
+          <w:szCs w:val="28"/>
+          <w:lang w:val="en-GB"/>
+        </w:rPr>
+      </w:pPr>
+    </w:p>
+    <w:p>
+      <w:pPr>
+        <w:rPr>
+          <w:szCs w:val="28"/>
+          <w:lang w:val="en-GB"/>
+        </w:rPr>
+      </w:pPr>
+    </w:p>
+    <w:p>
+      <w:pPr>
+        <w:rPr>
+          <w:szCs w:val="28"/>
+          <w:lang w:val="en-GB"/>
+        </w:rPr>
+      </w:pPr>
+    </w:p>
+    <w:p>
+      <w:pPr>
+        <w:rPr>
+          <w:iCs/>
+          <w:szCs w:val="28"/>
+          <w:lang w:val="en-GB"/>
+        </w:rPr>
+      </w:pPr>
+    </w:p>
+    <w:p>
+      <w:pPr>
+        <w:rPr>
+          <w:iCs/>
+          <w:szCs w:val="28"/>
+          <w:lang w:val="en-GB"/>
+        </w:rPr>
+      </w:pPr>
+    </w:p>
+    <w:p>
+      <w:pPr>
+        <w:rPr>
+          <w:iCs/>
+          <w:szCs w:val="28"/>
+          <w:lang w:val="en-GB"/>
+        </w:rPr>
+      </w:pPr>
+    </w:p>
+    <w:p>
+      <w:pPr>
+        <w:rPr>
+          <w:iCs/>
+          <w:szCs w:val="28"/>
+          <w:lang w:val="en-GB"/>
+        </w:rPr>
+      </w:pPr>
+    </w:p>
+    <w:p>
+      <w:pPr>
+        <w:rPr>
+          <w:iCs/>
+          <w:szCs w:val="28"/>
+          <w:lang w:val="en-GB"/>
+        </w:rPr>
+      </w:pPr>
+    </w:p>
+    <w:p>
+      <w:pPr>
+        <w:jc w:val="center"/>
+        <w:rPr>
+          <w:szCs w:val="28"/>
+          <w:lang w:val="en-GB"/>
+        </w:rPr>
+      </w:pPr>
+      <w:r>
+        <w:rPr>
+          <w:szCs w:val="28"/>
+          <w:lang w:val="en-GB"/>
+        </w:rPr>
+        <w:t>Figure 2.1.0- Showcase of Dead Cells, unique aesthetic</w:t>
+      </w:r>
+      <w:r>
+        <w:rPr>
+          <w:szCs w:val="28"/>
+          <w:lang w:val="en-GB"/>
+        </w:rPr>
+        <w:t xml:space="preserve"> </w:t>
+      </w:r>
+      <w:r>
+        <w:rPr>
+          <w:szCs w:val="28"/>
+          <w:lang w:val="en-GB"/>
+        </w:rPr>
+        <w:t xml:space="preserve">(source: </w:t>
+      </w:r>
+      <w:hyperlink r:id="rId9" w:history="1">
+        <w:proofErr w:type="spellStart"/>
+        <w:r>
+          <w:rPr>
+            <w:rStyle w:val="Hyperlink"/>
+            <w:szCs w:val="28"/>
+            <w:lang w:val="en-GB"/>
+          </w:rPr>
+          <w:t>Retronator</w:t>
+        </w:r>
+        <w:proofErr w:type="spellEnd"/>
+      </w:hyperlink>
+      <w:r>
+        <w:rPr>
+          <w:szCs w:val="28"/>
+          <w:lang w:val="en-GB"/>
+        </w:rPr>
+        <w:t>)</w:t>
+      </w:r>
+    </w:p>
+    <w:p>
+      <w:pPr>
+        <w:spacing w:before="240"/>
+        <w:rPr>
+          <w:iCs/>
+          <w:szCs w:val="28"/>
+          <w:lang w:val="en-GB"/>
+        </w:rPr>
+      </w:pPr>
+      <w:r>
+        <w:rPr>
+          <w:i/>
+          <w:szCs w:val="28"/>
+          <w:lang w:val="en-GB"/>
+        </w:rPr>
+        <w:t>Hollow Knight</w:t>
+      </w:r>
+      <w:r>
+        <w:rPr>
+          <w:i/>
+          <w:szCs w:val="28"/>
+          <w:lang w:val="en-GB"/>
+        </w:rPr>
+        <w:t xml:space="preserve"> </w:t>
+      </w:r>
+      <w:r>
+        <w:rPr>
+          <w:iCs/>
+          <w:szCs w:val="28"/>
+          <w:lang w:val="en-GB"/>
+        </w:rPr>
+        <w:t xml:space="preserve">is a </w:t>
+      </w:r>
+      <w:r>
+        <w:rPr>
+          <w:iCs/>
+          <w:szCs w:val="28"/>
+          <w:lang w:val="en-GB"/>
+        </w:rPr>
+        <w:t xml:space="preserve">2D platformer </w:t>
+      </w:r>
+      <w:r>
+        <w:rPr>
+          <w:iCs/>
+          <w:szCs w:val="28"/>
+          <w:lang w:val="en-GB"/>
+        </w:rPr>
+        <w:t xml:space="preserve">video game developed by Team Cherry which sets itself apart with mechanics such as precision platforming, unlockable abilities (e.g. double jump, dash). This game, </w:t>
+      </w:r>
+      <w:r>
+        <w:rPr>
+          <w:iCs/>
+          <w:szCs w:val="28"/>
+          <w:lang w:val="en-GB"/>
+        </w:rPr>
+        <w:t xml:space="preserve">stands apart from the others through its </w:t>
+      </w:r>
+      <w:proofErr w:type="spellStart"/>
+      <w:r>
+        <w:rPr>
+          <w:iCs/>
+          <w:szCs w:val="28"/>
+          <w:lang w:val="en-GB"/>
+        </w:rPr>
+        <w:t>metroidvania</w:t>
+      </w:r>
+      <w:proofErr w:type="spellEnd"/>
+      <w:r>
+        <w:rPr>
+          <w:iCs/>
+          <w:szCs w:val="28"/>
+          <w:lang w:val="en-GB"/>
+        </w:rPr>
+        <w:t xml:space="preserve"> elements; this implies that Hollow Knight isn’t your typical platformer where the player has a clear path to go through. In this game, you can explore different areas with different levels of difficulties, some may even need you to unlock new abilities in order to access them. The game was developed in Unity using hand-drawn animations, another feature that makes it remark itself by its aest</w:t>
+      </w:r>
+      <w:r>
+        <w:rPr>
+          <w:iCs/>
+          <w:szCs w:val="28"/>
+          <w:lang w:val="en-GB"/>
+        </w:rPr>
+        <w:t>hetically pleasing visuals. Although it doesn’t fall in the rogue-like genre, the movement and combat design inspired Sword of Time.</w:t>
+      </w:r>
+    </w:p>
+    <w:p>
+      <w:pPr>
+        <w:spacing w:before="240"/>
+        <w:rPr>
+          <w:iCs/>
+          <w:szCs w:val="28"/>
+          <w:lang w:val="en-GB"/>
+        </w:rPr>
+      </w:pPr>
+    </w:p>
+    <w:p>
+      <w:pPr>
+        <w:spacing w:before="240"/>
+        <w:rPr>
+          <w:iCs/>
+          <w:szCs w:val="28"/>
+          <w:lang w:val="en-GB"/>
+        </w:rPr>
+      </w:pPr>
+    </w:p>
+    <w:p>
+      <w:pPr>
+        <w:spacing w:before="240"/>
+        <w:jc w:val="center"/>
+        <w:rPr>
+          <w:iCs/>
+          <w:szCs w:val="28"/>
+          <w:lang w:val="en-GB"/>
+        </w:rPr>
+      </w:pPr>
+      <w:r>
+        <w:rPr>
+          <w:iCs/>
+          <w:noProof/>
+          <w:szCs w:val="28"/>
+          <w:lang w:val="en-GB"/>
+        </w:rPr>
+        <w:lastRenderedPageBreak/>
+        <w:drawing>
+          <wp:anchor distT="0" distB="0" distL="114300" distR="114300" simplePos="0" relativeHeight="251659264" behindDoc="0" locked="0" layoutInCell="1" allowOverlap="1" wp14:anchorId="53AD88C2" wp14:editId="23650C92">
+            <wp:simplePos x="0" y="0"/>
+            <wp:positionH relativeFrom="margin">
+              <wp:posOffset>422910</wp:posOffset>
+            </wp:positionH>
+            <wp:positionV relativeFrom="paragraph">
+              <wp:posOffset>142875</wp:posOffset>
+            </wp:positionV>
+            <wp:extent cx="5045710" cy="2838450"/>
+            <wp:effectExtent l="0" t="0" r="2540" b="0"/>
+            <wp:wrapSquare wrapText="bothSides"/>
+            <wp:docPr id="6" name="Picture 6"/>
+            <wp:cNvGraphicFramePr>
+              <a:graphicFrameLocks xmlns:a="http://schemas.openxmlformats.org/drawingml/2006/main" noChangeAspect="1"/>
+            </wp:cNvGraphicFramePr>
+            <a:graphic xmlns:a="http://schemas.openxmlformats.org/drawingml/2006/main">
+              <a:graphicData uri="http://schemas.openxmlformats.org/drawingml/2006/picture">
+                <pic:pic xmlns:pic="http://schemas.openxmlformats.org/drawingml/2006/picture">
+                  <pic:nvPicPr>
+                    <pic:cNvPr id="6" name="Picture 6"/>
+                    <pic:cNvPicPr/>
+                  </pic:nvPicPr>
+                  <pic:blipFill>
+                    <a:blip r:embed="rId10">
+                      <a:extLst>
+                        <a:ext uri="{28A0092B-C50C-407E-A947-70E740481C1C}">
+                          <a14:useLocalDpi xmlns:a14="http://schemas.microsoft.com/office/drawing/2010/main" val="0"/>
+                        </a:ext>
+                      </a:extLst>
+                    </a:blip>
+                    <a:stretch>
+                      <a:fillRect/>
+                    </a:stretch>
+                  </pic:blipFill>
+                  <pic:spPr>
+                    <a:xfrm>
+                      <a:off x="0" y="0"/>
+                      <a:ext cx="5045710" cy="2838450"/>
+                    </a:xfrm>
+                    <a:prstGeom prst="rect">
+                      <a:avLst/>
+                    </a:prstGeom>
+                  </pic:spPr>
+                </pic:pic>
+              </a:graphicData>
+            </a:graphic>
+            <wp14:sizeRelH relativeFrom="margin">
+              <wp14:pctWidth>0</wp14:pctWidth>
+            </wp14:sizeRelH>
+            <wp14:sizeRelV relativeFrom="margin">
+              <wp14:pctHeight>0</wp14:pctHeight>
+            </wp14:sizeRelV>
+          </wp:anchor>
+        </w:drawing>
+      </w:r>
+      <w:r>
+        <w:rPr>
+          <w:iCs/>
+          <w:szCs w:val="28"/>
+          <w:lang w:val="en-GB"/>
+        </w:rPr>
+        <w:t xml:space="preserve">Figure 2.1.1- Showcase of Hollow Knight’s </w:t>
+      </w:r>
+      <w:proofErr w:type="spellStart"/>
+      <w:r>
+        <w:rPr>
+          <w:iCs/>
+          <w:szCs w:val="28"/>
+          <w:lang w:val="en-GB"/>
+        </w:rPr>
+        <w:t>Metroidvania</w:t>
+      </w:r>
+      <w:proofErr w:type="spellEnd"/>
+      <w:r>
+        <w:rPr>
+          <w:iCs/>
+          <w:szCs w:val="28"/>
+          <w:lang w:val="en-GB"/>
+        </w:rPr>
+        <w:t xml:space="preserve"> aspect (source: </w:t>
+      </w:r>
+      <w:hyperlink r:id="rId11" w:history="1">
+        <w:proofErr w:type="spellStart"/>
+        <w:r>
+          <w:rPr>
+            <w:rStyle w:val="Hyperlink"/>
+            <w:iCs/>
+            <w:szCs w:val="28"/>
+            <w:lang w:val="en-GB"/>
+          </w:rPr>
+          <w:t>VGChartz</w:t>
+        </w:r>
+        <w:proofErr w:type="spellEnd"/>
+      </w:hyperlink>
+      <w:r>
+        <w:rPr>
+          <w:iCs/>
+          <w:szCs w:val="28"/>
+          <w:lang w:val="en-GB"/>
+        </w:rPr>
+        <w:t>)</w:t>
+      </w:r>
+    </w:p>
+    <w:p>
+      <w:pPr>
+        <w:spacing w:before="240"/>
+        <w:rPr>
+          <w:iCs/>
+          <w:szCs w:val="28"/>
+          <w:lang w:val="en-GB"/>
+        </w:rPr>
+      </w:pPr>
+      <w:r>
+        <w:rPr>
+          <w:i/>
+          <w:szCs w:val="28"/>
+          <w:lang w:val="en-GB"/>
+        </w:rPr>
+        <w:t>Hades</w:t>
+      </w:r>
+      <w:r>
+        <w:rPr>
+          <w:i/>
+          <w:szCs w:val="28"/>
+          <w:lang w:val="en-GB"/>
+        </w:rPr>
+        <w:t xml:space="preserve"> </w:t>
+      </w:r>
+      <w:r>
+        <w:rPr>
+          <w:iCs/>
+          <w:szCs w:val="28"/>
+          <w:lang w:val="en-GB"/>
+        </w:rPr>
+        <w:t xml:space="preserve">is a rogue-lite video game developed by </w:t>
+      </w:r>
+      <w:proofErr w:type="spellStart"/>
+      <w:r>
+        <w:rPr>
+          <w:iCs/>
+          <w:szCs w:val="28"/>
+          <w:lang w:val="en-GB"/>
+        </w:rPr>
+        <w:t>SuperGiant</w:t>
+      </w:r>
+      <w:proofErr w:type="spellEnd"/>
+      <w:r>
+        <w:rPr>
+          <w:iCs/>
+          <w:szCs w:val="28"/>
+          <w:lang w:val="en-GB"/>
+        </w:rPr>
+        <w:t xml:space="preserve"> Games and similar to Dead Cells, it features procedural dungeon generation, boss encounters, but adds its own touch t</w:t>
+      </w:r>
+      <w:r>
+        <w:rPr>
+          <w:iCs/>
+          <w:szCs w:val="28"/>
+          <w:lang w:val="en-GB"/>
+        </w:rPr>
+        <w:t>hr</w:t>
+      </w:r>
+      <w:r>
+        <w:rPr>
+          <w:iCs/>
+          <w:szCs w:val="28"/>
+          <w:lang w:val="en-GB"/>
+        </w:rPr>
+        <w:t xml:space="preserve">ough ability combos that are unlocked via boons, hub world, as well as rich voice-acted narrative. </w:t>
+      </w:r>
+      <w:r>
+        <w:rPr>
+          <w:iCs/>
+          <w:szCs w:val="28"/>
+          <w:lang w:val="en-GB"/>
+        </w:rPr>
+        <w:t xml:space="preserve">Hades sets itself apart through its rich and captivating story, encouraging </w:t>
+      </w:r>
+      <w:proofErr w:type="spellStart"/>
+      <w:r>
+        <w:rPr>
+          <w:iCs/>
+          <w:szCs w:val="28"/>
+          <w:lang w:val="en-GB"/>
+        </w:rPr>
+        <w:t>replayability</w:t>
+      </w:r>
+      <w:proofErr w:type="spellEnd"/>
+      <w:r>
+        <w:rPr>
+          <w:iCs/>
+          <w:szCs w:val="28"/>
+          <w:lang w:val="en-GB"/>
+        </w:rPr>
+        <w:t xml:space="preserve"> in </w:t>
+      </w:r>
+      <w:r>
+        <w:rPr>
+          <w:iCs/>
+          <w:szCs w:val="28"/>
+          <w:lang w:val="en-GB"/>
+        </w:rPr>
+        <w:t>order to finish the game. It is also well received due to its fluid and beautiful graphics that fit well the Greek Mythology theme it approaches. The boon system is something unique, even though it could be argued that a boon is just a simple item, in reality through a boon you gain different combos and abilities that impact your gameplay. It is worth mentioning that it has a more complex system of items, since there are different types of boons, that can randomly give you different side effects.</w:t>
+      </w:r>
+    </w:p>
+    <w:p>
+      <w:pPr>
+        <w:spacing w:before="240"/>
+        <w:rPr>
+          <w:iCs/>
+          <w:szCs w:val="28"/>
+          <w:lang w:val="en-GB"/>
+        </w:rPr>
+      </w:pPr>
+      <w:r>
+        <w:rPr>
+          <w:iCs/>
+          <w:noProof/>
+          <w:szCs w:val="28"/>
+          <w:lang w:val="en-GB"/>
+        </w:rPr>
+        <w:drawing>
+          <wp:anchor distT="0" distB="0" distL="114300" distR="114300" simplePos="0" relativeHeight="251660288" behindDoc="0" locked="0" layoutInCell="1" allowOverlap="1" wp14:anchorId="5E305306" wp14:editId="7D50A360">
+            <wp:simplePos x="0" y="0"/>
+            <wp:positionH relativeFrom="margin">
+              <wp:posOffset>907415</wp:posOffset>
+            </wp:positionH>
+            <wp:positionV relativeFrom="paragraph">
+              <wp:posOffset>78740</wp:posOffset>
+            </wp:positionV>
+            <wp:extent cx="4570095" cy="2570480"/>
+            <wp:effectExtent l="0" t="0" r="1905" b="1270"/>
+            <wp:wrapSquare wrapText="bothSides"/>
+            <wp:docPr id="9" name="Picture 9"/>
+            <wp:cNvGraphicFramePr>
+              <a:graphicFrameLocks xmlns:a="http://schemas.openxmlformats.org/drawingml/2006/main" noChangeAspect="1"/>
+            </wp:cNvGraphicFramePr>
+            <a:graphic xmlns:a="http://schemas.openxmlformats.org/drawingml/2006/main">
+              <a:graphicData uri="http://schemas.openxmlformats.org/drawingml/2006/picture">
+                <pic:pic xmlns:pic="http://schemas.openxmlformats.org/drawingml/2006/picture">
+                  <pic:nvPicPr>
+                    <pic:cNvPr id="9" name="Picture 9"/>
+                    <pic:cNvPicPr/>
+                  </pic:nvPicPr>
+                  <pic:blipFill>
+                    <a:blip r:embed="rId12" cstate="print">
+                      <a:extLst>
+                        <a:ext uri="{28A0092B-C50C-407E-A947-70E740481C1C}">
+                          <a14:useLocalDpi xmlns:a14="http://schemas.microsoft.com/office/drawing/2010/main" val="0"/>
+                        </a:ext>
+                      </a:extLst>
+                    </a:blip>
+                    <a:stretch>
+                      <a:fillRect/>
+                    </a:stretch>
+                  </pic:blipFill>
+                  <pic:spPr>
+                    <a:xfrm>
+                      <a:off x="0" y="0"/>
+                      <a:ext cx="4570095" cy="2570480"/>
+                    </a:xfrm>
+                    <a:prstGeom prst="rect">
+                      <a:avLst/>
+                    </a:prstGeom>
+                  </pic:spPr>
+                </pic:pic>
+              </a:graphicData>
+            </a:graphic>
+            <wp14:sizeRelH relativeFrom="margin">
+              <wp14:pctWidth>0</wp14:pctWidth>
+            </wp14:sizeRelH>
+            <wp14:sizeRelV relativeFrom="margin">
+              <wp14:pctHeight>0</wp14:pctHeight>
+            </wp14:sizeRelV>
+          </wp:anchor>
+        </w:drawing>
+      </w:r>
+    </w:p>
+    <w:p>
+      <w:pPr>
+        <w:rPr>
+          <w:szCs w:val="28"/>
+          <w:lang w:val="en-GB"/>
+        </w:rPr>
+      </w:pPr>
+    </w:p>
+    <w:p>
+      <w:pPr>
+        <w:rPr>
+          <w:szCs w:val="28"/>
+          <w:lang w:val="en-GB"/>
+        </w:rPr>
+      </w:pPr>
+    </w:p>
+    <w:p>
+      <w:pPr>
+        <w:rPr>
+          <w:szCs w:val="28"/>
+          <w:lang w:val="en-GB"/>
+        </w:rPr>
+      </w:pPr>
+    </w:p>
+    <w:p>
+      <w:pPr>
+        <w:rPr>
+          <w:szCs w:val="28"/>
+          <w:lang w:val="en-GB"/>
+        </w:rPr>
+      </w:pPr>
+    </w:p>
+    <w:p>
+      <w:pPr>
+        <w:rPr>
+          <w:szCs w:val="28"/>
+          <w:lang w:val="en-GB"/>
+        </w:rPr>
+      </w:pPr>
+    </w:p>
+    <w:p>
+      <w:pPr>
+        <w:rPr>
+          <w:szCs w:val="28"/>
+          <w:lang w:val="en-GB"/>
+        </w:rPr>
+      </w:pPr>
+    </w:p>
+    <w:p>
+      <w:pPr>
+        <w:rPr>
+          <w:szCs w:val="28"/>
+          <w:lang w:val="en-GB"/>
+        </w:rPr>
+      </w:pPr>
+    </w:p>
+    <w:p>
+      <w:pPr>
+        <w:rPr>
+          <w:szCs w:val="28"/>
+          <w:lang w:val="en-GB"/>
+        </w:rPr>
+      </w:pPr>
+    </w:p>
+    <w:p>
+      <w:pPr>
+        <w:rPr>
+          <w:szCs w:val="28"/>
+          <w:lang w:val="en-GB"/>
+        </w:rPr>
+      </w:pPr>
+    </w:p>
+    <w:p>
+      <w:pPr>
+        <w:rPr>
+          <w:szCs w:val="28"/>
+          <w:lang w:val="en-GB"/>
+        </w:rPr>
+      </w:pPr>
+    </w:p>
+    <w:p>
+      <w:pPr>
+        <w:rPr>
+          <w:szCs w:val="28"/>
+          <w:lang w:val="en-GB"/>
+        </w:rPr>
+      </w:pPr>
+    </w:p>
+    <w:p>
+      <w:pPr>
+        <w:rPr>
+          <w:iCs/>
+          <w:szCs w:val="28"/>
+          <w:lang w:val="en-GB"/>
+        </w:rPr>
+      </w:pPr>
+    </w:p>
+    <w:p>
+      <w:pPr>
+        <w:tabs>
+          <w:tab w:val="left" w:pos="3555"/>
+        </w:tabs>
+        <w:jc w:val="center"/>
+        <w:rPr>
+          <w:szCs w:val="28"/>
+          <w:lang w:val="en-GB"/>
+        </w:rPr>
+      </w:pPr>
+      <w:r>
+        <w:rPr>
+          <w:szCs w:val="28"/>
+          <w:lang w:val="en-GB"/>
+        </w:rPr>
+        <w:t>Figure 2.1.2- Showcase of Hades’ Boon System(</w:t>
+      </w:r>
+      <w:proofErr w:type="spellStart"/>
+      <w:r>
+        <w:rPr>
+          <w:szCs w:val="28"/>
+          <w:lang w:val="en-GB"/>
+        </w:rPr>
+        <w:t>source:</w:t>
+      </w:r>
+      <w:hyperlink r:id="rId13" w:history="1">
+        <w:r>
+          <w:rPr>
+            <w:rStyle w:val="Hyperlink"/>
+            <w:szCs w:val="28"/>
+            <w:lang w:val="en-GB"/>
+          </w:rPr>
+          <w:t>Boons</w:t>
+        </w:r>
+        <w:proofErr w:type="spellEnd"/>
+      </w:hyperlink>
+      <w:r>
+        <w:rPr>
+          <w:szCs w:val="28"/>
+          <w:lang w:val="en-GB"/>
+        </w:rPr>
+        <w:t xml:space="preserve"> )</w:t>
+      </w:r>
+    </w:p>
+    <w:p>
+      <w:pPr>
+        <w:spacing w:before="240"/>
+        <w:rPr>
+          <w:lang w:val="en-GB"/>
+        </w:rPr>
+      </w:pPr>
+      <w:r>
+        <w:rPr>
+          <w:noProof/>
+          <w:lang w:val="en-GB"/>
+        </w:rPr>
+        <w:lastRenderedPageBreak/>
+        <w:drawing>
+          <wp:anchor distT="0" distB="0" distL="114300" distR="114300" simplePos="0" relativeHeight="251661312" behindDoc="0" locked="0" layoutInCell="1" allowOverlap="1" wp14:anchorId="0A0BA917" wp14:editId="2567D5E0">
+            <wp:simplePos x="0" y="0"/>
+            <wp:positionH relativeFrom="column">
+              <wp:posOffset>70485</wp:posOffset>
+            </wp:positionH>
+            <wp:positionV relativeFrom="paragraph">
+              <wp:posOffset>2620645</wp:posOffset>
+            </wp:positionV>
+            <wp:extent cx="6120765" cy="1908810"/>
+            <wp:effectExtent l="0" t="0" r="0" b="0"/>
+            <wp:wrapSquare wrapText="bothSides"/>
+            <wp:docPr id="10" name="Picture 10"/>
+            <wp:cNvGraphicFramePr>
+              <a:graphicFrameLocks xmlns:a="http://schemas.openxmlformats.org/drawingml/2006/main" noChangeAspect="1"/>
+            </wp:cNvGraphicFramePr>
+            <a:graphic xmlns:a="http://schemas.openxmlformats.org/drawingml/2006/main">
+              <a:graphicData uri="http://schemas.openxmlformats.org/drawingml/2006/picture">
+                <pic:pic xmlns:pic="http://schemas.openxmlformats.org/drawingml/2006/picture">
+                  <pic:nvPicPr>
+                    <pic:cNvPr id="10" name="Picture 10"/>
+                    <pic:cNvPicPr/>
+                  </pic:nvPicPr>
+                  <pic:blipFill>
+                    <a:blip r:embed="rId14">
+                      <a:extLst>
+                        <a:ext uri="{28A0092B-C50C-407E-A947-70E740481C1C}">
+                          <a14:useLocalDpi xmlns:a14="http://schemas.microsoft.com/office/drawing/2010/main" val="0"/>
+                        </a:ext>
+                      </a:extLst>
+                    </a:blip>
+                    <a:stretch>
+                      <a:fillRect/>
+                    </a:stretch>
+                  </pic:blipFill>
+                  <pic:spPr>
+                    <a:xfrm>
+                      <a:off x="0" y="0"/>
+                      <a:ext cx="6120765" cy="1908810"/>
+                    </a:xfrm>
+                    <a:prstGeom prst="rect">
+                      <a:avLst/>
+                    </a:prstGeom>
+                  </pic:spPr>
+                </pic:pic>
+              </a:graphicData>
+            </a:graphic>
+          </wp:anchor>
+        </w:drawing>
+      </w:r>
+      <w:r>
+        <w:rPr>
+          <w:lang w:val="en-GB"/>
+        </w:rPr>
+        <w:t xml:space="preserve">Sword </w:t>
+      </w:r>
+      <w:r>
+        <w:rPr>
+          <w:lang w:val="en-GB"/>
+        </w:rPr>
+        <w:t>of Time is the game I developed using the Unity Engine, C# scripting and different assets from the Unity Asset Store.</w:t>
+      </w:r>
+      <w:r>
+        <w:rPr>
+          <w:lang w:val="en-GB"/>
+        </w:rPr>
+        <w:t xml:space="preserve"> It features mechanics such as procedurally generated levels, player abilities such as time rewinding and wind dashing, which are obtained through picking up items. </w:t>
+      </w:r>
+      <w:r>
+        <w:rPr>
+          <w:lang w:val="en-GB"/>
+        </w:rPr>
+        <w:t xml:space="preserve">The enemies are of different types, namely there are melee and ranged enemies and each enemy from these categories can either patrol or stay in place. Last but not least, the game features a Boss enemy, which is a more difficult and also a mixture of the melee and ranged enemies, meaning that it can use both types of attacks and is constantly on the lookout for the player. This enemy, activates once you enter its specific room, namely the Boss Room. The </w:t>
+      </w:r>
+      <w:r>
+        <w:rPr>
+          <w:lang w:val="en-GB"/>
+        </w:rPr>
+        <w:t xml:space="preserve">procedurally generated rooms, are riddled with enemies, traps, items(that could be the ones that unlock abilities or simply health pickups that give </w:t>
+      </w:r>
+      <w:proofErr w:type="spellStart"/>
+      <w:r>
+        <w:rPr>
+          <w:lang w:val="en-GB"/>
+        </w:rPr>
+        <w:t>you</w:t>
+      </w:r>
+      <w:proofErr w:type="spellEnd"/>
+      <w:r>
+        <w:rPr>
+          <w:lang w:val="en-GB"/>
+        </w:rPr>
+        <w:t xml:space="preserve"> health back) and also different types of decorations, that can help ease your playthrough.</w:t>
+      </w:r>
+    </w:p>
+    <w:p>
+      <w:pPr>
+        <w:spacing w:before="240"/>
+        <w:jc w:val="center"/>
+        <w:rPr>
+          <w:lang w:val="en-GB"/>
+        </w:rPr>
+      </w:pPr>
+      <w:r>
+        <w:rPr>
+          <w:lang w:val="en-GB"/>
+        </w:rPr>
+        <w:t>Figure 2.1.3- Showcase of one such procedurally generated room(source: screenshot)</w:t>
+      </w:r>
+    </w:p>
+    <w:p>
+      <w:pPr>
+        <w:spacing w:before="240"/>
+        <w:jc w:val="center"/>
+        <w:rPr>
+          <w:lang w:val="en-GB"/>
+        </w:rPr>
+      </w:pPr>
     </w:p>
     <w:p>
       <w:pPr>
@@ -1255,6 +3799,350 @@
           <w:lang w:val="en-GB"/>
         </w:rPr>
       </w:pPr>
+      <w:r>
+        <w:rPr>
+          <w:lang w:val="en-GB"/>
+        </w:rPr>
+        <w:t>2.2 Comparative Analysis of proposed games and Sword of Time</w:t>
+      </w:r>
+    </w:p>
+    <w:p>
+      <w:pPr>
+        <w:spacing w:before="240"/>
+        <w:ind w:firstLine="0"/>
+        <w:rPr>
+          <w:lang w:val="en-GB"/>
+        </w:rPr>
+      </w:pPr>
+      <w:r>
+        <w:rPr>
+          <w:lang w:val="en-GB"/>
+        </w:rPr>
+        <w:tab/>
+        <w:t>We will start by comparing key mechanics and moving our way to what distinct features set them apart from one another.</w:t>
+      </w:r>
+      <w:r>
+        <w:rPr>
+          <w:lang w:val="en-GB"/>
+        </w:rPr>
+        <w:t xml:space="preserve"> </w:t>
+      </w:r>
+    </w:p>
+    <w:p>
+      <w:pPr>
+        <w:spacing w:before="240"/>
+        <w:ind w:firstLine="0"/>
+        <w:rPr>
+          <w:lang w:val="en-GB"/>
+        </w:rPr>
+      </w:pPr>
+      <w:r>
+        <w:rPr>
+          <w:lang w:val="en-GB"/>
+        </w:rPr>
+        <w:tab/>
+      </w:r>
+      <w:r>
+        <w:rPr>
+          <w:b/>
+          <w:bCs/>
+          <w:i/>
+          <w:iCs/>
+          <w:lang w:val="en-GB"/>
+        </w:rPr>
+        <w:t>Movement and Mobility</w:t>
+      </w:r>
+      <w:r>
+        <w:rPr>
+          <w:b/>
+          <w:bCs/>
+          <w:i/>
+          <w:iCs/>
+          <w:lang w:val="en-GB"/>
+        </w:rPr>
+        <w:t xml:space="preserve"> </w:t>
+      </w:r>
+      <w:r>
+        <w:rPr>
+          <w:lang w:val="en-GB"/>
+        </w:rPr>
+        <w:t>in all three games</w:t>
+      </w:r>
+      <w:r>
+        <w:rPr>
+          <w:lang w:val="en-GB"/>
+        </w:rPr>
+        <w:t xml:space="preserve"> </w:t>
+      </w:r>
+      <w:r>
+        <w:rPr>
+          <w:lang w:val="en-GB"/>
+        </w:rPr>
+        <w:t>(Dead Cells, Hollow Knight and Sword of Time) is fast-paced and based on responsiveness. The player can jump, roll, double jump, wall jump</w:t>
+      </w:r>
+      <w:r>
+        <w:rPr>
+          <w:lang w:val="en-GB"/>
+        </w:rPr>
+        <w:t>, as well as make use of their abilities to improve traversal. In this aspect, Hades has a different approach, the movement is based on isometric dashes and fast reaction timing, that is due to the fact that in this game you use the movement as a means to dodge attacks and move faster, having no need to interact with the environment</w:t>
+      </w:r>
+      <w:r>
+        <w:rPr>
+          <w:lang w:val="en-GB"/>
+        </w:rPr>
+        <w:t>.</w:t>
+      </w:r>
+      <w:r>
+        <w:rPr>
+          <w:lang w:val="en-GB"/>
+        </w:rPr>
+        <w:t xml:space="preserve"> While both Sword of Time and Hades share this dash mechanic, in the case of Sword of Time it is not that as dependent on it as Hades.</w:t>
+      </w:r>
+    </w:p>
+    <w:p>
+      <w:pPr>
+        <w:spacing w:before="240"/>
+        <w:ind w:firstLine="0"/>
+        <w:rPr>
+          <w:lang w:val="en-GB"/>
+        </w:rPr>
+      </w:pPr>
+      <w:r>
+        <w:rPr>
+          <w:lang w:val="en-GB"/>
+        </w:rPr>
+        <w:tab/>
+      </w:r>
+      <w:r>
+        <w:rPr>
+          <w:b/>
+          <w:bCs/>
+          <w:i/>
+          <w:iCs/>
+          <w:lang w:val="en-GB"/>
+        </w:rPr>
+        <w:t>The</w:t>
+      </w:r>
+      <w:r>
+        <w:rPr>
+          <w:lang w:val="en-GB"/>
+        </w:rPr>
+        <w:t xml:space="preserve"> </w:t>
+      </w:r>
+      <w:r>
+        <w:rPr>
+          <w:b/>
+          <w:bCs/>
+          <w:i/>
+          <w:iCs/>
+          <w:lang w:val="en-GB"/>
+        </w:rPr>
+        <w:t>Combat System</w:t>
+      </w:r>
+      <w:r>
+        <w:rPr>
+          <w:b/>
+          <w:bCs/>
+          <w:i/>
+          <w:iCs/>
+          <w:lang w:val="en-GB"/>
+        </w:rPr>
+        <w:t xml:space="preserve"> </w:t>
+      </w:r>
+      <w:r>
+        <w:rPr>
+          <w:lang w:val="en-GB"/>
+        </w:rPr>
+        <w:t>sees some</w:t>
+      </w:r>
+      <w:r>
+        <w:rPr>
+          <w:lang w:val="en-GB"/>
+        </w:rPr>
+        <w:t xml:space="preserve"> similarities between Sword of Time and Dead Cells</w:t>
+      </w:r>
+      <w:r>
+        <w:rPr>
+          <w:lang w:val="en-GB"/>
+        </w:rPr>
+        <w:t>, b</w:t>
+      </w:r>
+      <w:r>
+        <w:rPr>
+          <w:lang w:val="en-GB"/>
+        </w:rPr>
+        <w:t>oth games hav</w:t>
+      </w:r>
+      <w:r>
+        <w:rPr>
+          <w:lang w:val="en-GB"/>
+        </w:rPr>
+        <w:t>ing</w:t>
+      </w:r>
+      <w:r>
+        <w:rPr>
+          <w:lang w:val="en-GB"/>
+        </w:rPr>
+        <w:t xml:space="preserve"> melee and ranged combat</w:t>
+      </w:r>
+      <w:r>
+        <w:rPr>
+          <w:lang w:val="en-GB"/>
+        </w:rPr>
+        <w:t xml:space="preserve">, while also bringing to the table unique abilities. </w:t>
+      </w:r>
+      <w:r>
+        <w:rPr>
+          <w:lang w:val="en-GB"/>
+        </w:rPr>
+        <w:t xml:space="preserve">Hades and Hollow Knight focus more on melee combat, spells and each game’s </w:t>
+      </w:r>
+      <w:r>
+        <w:rPr>
+          <w:lang w:val="en-GB"/>
+        </w:rPr>
+        <w:lastRenderedPageBreak/>
+        <w:t>respective “item” system, namely Hades with the Boons and Hollow Knight with charms. While these games may take a more complex approach to their combat system, Sword of Time follows a more simplistic approach, that forces the player to be efficient and precise  with their movement and attacks</w:t>
+      </w:r>
+      <w:r>
+        <w:rPr>
+          <w:lang w:val="en-GB"/>
+        </w:rPr>
+        <w:t xml:space="preserve">. </w:t>
+      </w:r>
+    </w:p>
+    <w:p>
+      <w:pPr>
+        <w:spacing w:before="240"/>
+        <w:ind w:firstLine="0"/>
+        <w:rPr>
+          <w:lang w:val="en-GB"/>
+        </w:rPr>
+      </w:pPr>
+      <w:r>
+        <w:rPr>
+          <w:lang w:val="en-GB"/>
+        </w:rPr>
+        <w:tab/>
+      </w:r>
+      <w:r>
+        <w:rPr>
+          <w:b/>
+          <w:bCs/>
+          <w:i/>
+          <w:iCs/>
+          <w:lang w:val="en-GB"/>
+        </w:rPr>
+        <w:t>Progression System</w:t>
+      </w:r>
+      <w:r>
+        <w:rPr>
+          <w:b/>
+          <w:bCs/>
+          <w:i/>
+          <w:iCs/>
+          <w:lang w:val="en-GB"/>
+        </w:rPr>
+        <w:t xml:space="preserve"> </w:t>
+      </w:r>
+      <w:r>
+        <w:rPr>
+          <w:lang w:val="en-GB"/>
+        </w:rPr>
+        <w:t xml:space="preserve">functions on the same principle for Dead Cells, Hades and Sword of Time, all three being rogue-likes. Meaning that if you die during one of the playthroughs and you have items on yourself, all the progress is lost and you must </w:t>
+      </w:r>
+      <w:r>
+        <w:rPr>
+          <w:lang w:val="en-GB"/>
+        </w:rPr>
+        <w:t xml:space="preserve">start from the beginning with nothing that you had on the previous run present on you. This ensures a challenging experience, making every action matter, even though at time it can be frustrating, it brings novelty to each playthrough. Hollow Knight on the other hand, takes the </w:t>
+      </w:r>
+      <w:proofErr w:type="spellStart"/>
+      <w:r>
+        <w:rPr>
+          <w:lang w:val="en-GB"/>
+        </w:rPr>
+        <w:t>metroidvania</w:t>
+      </w:r>
+      <w:proofErr w:type="spellEnd"/>
+      <w:r>
+        <w:rPr>
+          <w:lang w:val="en-GB"/>
+        </w:rPr>
+        <w:t xml:space="preserve"> genre approach, upon death, the player may lose some currency, but whatever items he had previously on him, stay even after death. Furthermore Hollow Knight has checkpoints system, meaning you don’t have to start from the beginning every time you die</w:t>
+      </w:r>
+      <w:r>
+        <w:rPr>
+          <w:lang w:val="en-GB"/>
+        </w:rPr>
+        <w:t>.</w:t>
+      </w:r>
+    </w:p>
+    <w:p>
+      <w:pPr>
+        <w:spacing w:before="240"/>
+        <w:ind w:firstLine="0"/>
+        <w:rPr>
+          <w:lang w:val="en-GB"/>
+        </w:rPr>
+      </w:pPr>
+      <w:r>
+        <w:rPr>
+          <w:lang w:val="en-GB"/>
+        </w:rPr>
+        <w:tab/>
+      </w:r>
+      <w:r>
+        <w:rPr>
+          <w:lang w:val="en-GB"/>
+        </w:rPr>
+        <w:t xml:space="preserve">When it comes to </w:t>
+      </w:r>
+      <w:r>
+        <w:rPr>
+          <w:b/>
+          <w:bCs/>
+          <w:i/>
+          <w:iCs/>
+          <w:lang w:val="en-GB"/>
+        </w:rPr>
+        <w:t>Visual Style</w:t>
+      </w:r>
+      <w:r>
+        <w:rPr>
+          <w:lang w:val="en-GB"/>
+        </w:rPr>
+        <w:t xml:space="preserve">, Sword of Time and Hollow Knight are very similar, both embracing </w:t>
+      </w:r>
+      <w:r>
+        <w:rPr>
+          <w:lang w:val="en-GB"/>
+        </w:rPr>
+        <w:t xml:space="preserve">a stylish and minimalist 2.5D art. Sword of Time also makes use of things such a particle system and </w:t>
+      </w:r>
+      <w:proofErr w:type="spellStart"/>
+      <w:r>
+        <w:rPr>
+          <w:lang w:val="en-GB"/>
+        </w:rPr>
+        <w:t>grayscaling</w:t>
+      </w:r>
+      <w:proofErr w:type="spellEnd"/>
+      <w:r>
+        <w:rPr>
+          <w:lang w:val="en-GB"/>
+        </w:rPr>
+        <w:t>, that activate upon using the Rewinding Time ability, making the experience overall more immersive. Dead Cells on the other hand fully embraces pixel art, well mixing the 2D and 3D aspects of it, while Hades sets the tone with vibrant animations that make for an enjoyable visual experience.</w:t>
+      </w:r>
+    </w:p>
+    <w:p>
+      <w:pPr>
+        <w:spacing w:before="240"/>
+        <w:ind w:firstLine="0"/>
+        <w:rPr>
+          <w:lang w:val="en-GB"/>
+        </w:rPr>
+      </w:pPr>
     </w:p>
     <w:p>
       <w:pPr>
@@ -1271,196 +4159,1224 @@
         <w:rPr>
           <w:lang w:val="en-GB"/>
         </w:rPr>
-        <w:t>2.</w:t>
-      </w:r>
-      <w:r>
-        <w:rPr>
-          <w:lang w:val="en-GB"/>
-        </w:rPr>
-        <w:t>1 Selected Games for Analysis</w:t>
-      </w:r>
-    </w:p>
-    <w:p>
-      <w:pPr>
-        <w:spacing w:before="240"/>
-        <w:rPr>
+        <w:t>2.3 Analysis Table</w:t>
+      </w:r>
+    </w:p>
+    <w:p>
+      <w:pPr>
+        <w:rPr>
+          <w:lang w:val="en-GB"/>
+        </w:rPr>
+      </w:pPr>
+    </w:p>
+    <w:tbl>
+      <w:tblPr>
+        <w:tblStyle w:val="TableGrid"/>
+        <w:tblW w:w="9634" w:type="dxa"/>
+        <w:tblLook w:val="04A0" w:firstRow="1" w:lastRow="0" w:firstColumn="1" w:lastColumn="0" w:noHBand="0" w:noVBand="1"/>
+      </w:tblPr>
+      <w:tblGrid>
+        <w:gridCol w:w="1925"/>
+        <w:gridCol w:w="1926"/>
+        <w:gridCol w:w="1814"/>
+        <w:gridCol w:w="2038"/>
+        <w:gridCol w:w="1931"/>
+      </w:tblGrid>
+      <w:tr>
+        <w:tc>
+          <w:tcPr>
+            <w:tcW w:w="1925" w:type="dxa"/>
+          </w:tcPr>
+          <w:p>
+            <w:pPr>
+              <w:ind w:firstLine="0"/>
+              <w:rPr>
+                <w:b/>
+                <w:bCs/>
+                <w:lang w:val="en-GB"/>
+              </w:rPr>
+            </w:pPr>
+            <w:r>
+              <w:rPr>
+                <w:b/>
+                <w:bCs/>
+                <w:lang w:val="en-GB"/>
+              </w:rPr>
+              <w:t>Game Name</w:t>
+            </w:r>
+          </w:p>
+        </w:tc>
+        <w:tc>
+          <w:tcPr>
+            <w:tcW w:w="1926" w:type="dxa"/>
+          </w:tcPr>
+          <w:p>
+            <w:pPr>
+              <w:ind w:firstLine="0"/>
+              <w:jc w:val="center"/>
+              <w:rPr>
+                <w:b/>
+                <w:bCs/>
+                <w:lang w:val="en-GB"/>
+              </w:rPr>
+            </w:pPr>
+            <w:r>
+              <w:rPr>
+                <w:b/>
+                <w:bCs/>
+                <w:lang w:val="en-GB"/>
+              </w:rPr>
+              <w:t>Movement &amp; Mobility</w:t>
+            </w:r>
+          </w:p>
+        </w:tc>
+        <w:tc>
+          <w:tcPr>
+            <w:tcW w:w="1814" w:type="dxa"/>
+          </w:tcPr>
+          <w:p>
+            <w:pPr>
+              <w:ind w:firstLine="0"/>
+              <w:jc w:val="center"/>
+              <w:rPr>
+                <w:b/>
+                <w:bCs/>
+                <w:lang w:val="en-GB"/>
+              </w:rPr>
+            </w:pPr>
+            <w:r>
+              <w:rPr>
+                <w:b/>
+                <w:bCs/>
+                <w:lang w:val="en-GB"/>
+              </w:rPr>
+              <w:t>Combat System</w:t>
+            </w:r>
+          </w:p>
+        </w:tc>
+        <w:tc>
+          <w:tcPr>
+            <w:tcW w:w="2038" w:type="dxa"/>
+          </w:tcPr>
+          <w:p>
+            <w:pPr>
+              <w:ind w:firstLine="0"/>
+              <w:jc w:val="center"/>
+              <w:rPr>
+                <w:b/>
+                <w:bCs/>
+                <w:lang w:val="en-GB"/>
+              </w:rPr>
+            </w:pPr>
+            <w:r>
+              <w:rPr>
+                <w:b/>
+                <w:bCs/>
+                <w:lang w:val="en-GB"/>
+              </w:rPr>
+              <w:t>Progression System</w:t>
+            </w:r>
+          </w:p>
+        </w:tc>
+        <w:tc>
+          <w:tcPr>
+            <w:tcW w:w="1931" w:type="dxa"/>
+          </w:tcPr>
+          <w:p>
+            <w:pPr>
+              <w:ind w:firstLine="0"/>
+              <w:jc w:val="center"/>
+              <w:rPr>
+                <w:b/>
+                <w:bCs/>
+                <w:lang w:val="en-GB"/>
+              </w:rPr>
+            </w:pPr>
+            <w:r>
+              <w:rPr>
+                <w:b/>
+                <w:bCs/>
+                <w:lang w:val="en-GB"/>
+              </w:rPr>
+              <w:t>Visual Style</w:t>
+            </w:r>
+          </w:p>
+        </w:tc>
+      </w:tr>
+      <w:tr>
+        <w:tc>
+          <w:tcPr>
+            <w:tcW w:w="1925" w:type="dxa"/>
+          </w:tcPr>
+          <w:p>
+            <w:pPr>
+              <w:ind w:firstLine="0"/>
+              <w:jc w:val="center"/>
+              <w:rPr>
+                <w:b/>
+                <w:bCs/>
+                <w:lang w:val="en-GB"/>
+              </w:rPr>
+            </w:pPr>
+            <w:r>
+              <w:rPr>
+                <w:b/>
+                <w:bCs/>
+                <w:lang w:val="en-GB"/>
+              </w:rPr>
+              <w:t>Dead Cells</w:t>
+            </w:r>
+          </w:p>
+        </w:tc>
+        <w:tc>
+          <w:tcPr>
+            <w:tcW w:w="1926" w:type="dxa"/>
+          </w:tcPr>
+          <w:p>
+            <w:pPr>
+              <w:ind w:firstLine="0"/>
+              <w:jc w:val="center"/>
+              <w:rPr>
+                <w:lang w:val="en-GB"/>
+              </w:rPr>
+            </w:pPr>
+            <w:r>
+              <w:rPr>
+                <w:lang w:val="en-GB"/>
+              </w:rPr>
+              <w:t>Fast-paced, responsive, jump, double jump, dodge roll</w:t>
+            </w:r>
+          </w:p>
+        </w:tc>
+        <w:tc>
+          <w:tcPr>
+            <w:tcW w:w="1814" w:type="dxa"/>
+          </w:tcPr>
+          <w:p>
+            <w:pPr>
+              <w:ind w:firstLine="0"/>
+              <w:jc w:val="center"/>
+              <w:rPr>
+                <w:lang w:val="en-GB"/>
+              </w:rPr>
+            </w:pPr>
+            <w:r>
+              <w:rPr>
+                <w:lang w:val="en-GB"/>
+              </w:rPr>
+              <w:t>Fluid melee/ranged combat and weapon variety</w:t>
+            </w:r>
+          </w:p>
+        </w:tc>
+        <w:tc>
+          <w:tcPr>
+            <w:tcW w:w="2038" w:type="dxa"/>
+          </w:tcPr>
+          <w:p>
+            <w:pPr>
+              <w:ind w:firstLine="0"/>
+              <w:jc w:val="center"/>
+              <w:rPr>
+                <w:lang w:val="en-GB"/>
+              </w:rPr>
+            </w:pPr>
+            <w:r>
+              <w:rPr>
+                <w:lang w:val="en-GB"/>
+              </w:rPr>
+              <w:t>Rogue-like, unlock new gear over runs</w:t>
+            </w:r>
+          </w:p>
+        </w:tc>
+        <w:tc>
+          <w:tcPr>
+            <w:tcW w:w="1931" w:type="dxa"/>
+          </w:tcPr>
+          <w:p>
+            <w:pPr>
+              <w:ind w:firstLine="0"/>
+              <w:jc w:val="center"/>
+              <w:rPr>
+                <w:lang w:val="en-GB"/>
+              </w:rPr>
+            </w:pPr>
+            <w:r>
+              <w:rPr>
+                <w:lang w:val="en-GB"/>
+              </w:rPr>
+              <w:t>Pixel art with dynamic lighting</w:t>
+            </w:r>
+          </w:p>
+        </w:tc>
+      </w:tr>
+      <w:tr>
+        <w:tc>
+          <w:tcPr>
+            <w:tcW w:w="1925" w:type="dxa"/>
+          </w:tcPr>
+          <w:p>
+            <w:pPr>
+              <w:ind w:firstLine="0"/>
+              <w:jc w:val="center"/>
+              <w:rPr>
+                <w:b/>
+                <w:bCs/>
+                <w:lang w:val="en-GB"/>
+              </w:rPr>
+            </w:pPr>
+            <w:r>
+              <w:rPr>
+                <w:b/>
+                <w:bCs/>
+                <w:lang w:val="en-GB"/>
+              </w:rPr>
+              <w:t>Hollow Knight</w:t>
+            </w:r>
+          </w:p>
+        </w:tc>
+        <w:tc>
+          <w:tcPr>
+            <w:tcW w:w="1926" w:type="dxa"/>
+          </w:tcPr>
+          <w:p>
+            <w:pPr>
+              <w:ind w:firstLine="0"/>
+              <w:jc w:val="center"/>
+              <w:rPr>
+                <w:lang w:val="en-GB"/>
+              </w:rPr>
+            </w:pPr>
+            <w:r>
+              <w:rPr>
+                <w:lang w:val="en-GB"/>
+              </w:rPr>
+              <w:t>Tight 2D movement, wall jump, dash</w:t>
+            </w:r>
+          </w:p>
+        </w:tc>
+        <w:tc>
+          <w:tcPr>
+            <w:tcW w:w="1814" w:type="dxa"/>
+          </w:tcPr>
+          <w:p>
+            <w:pPr>
+              <w:ind w:firstLine="0"/>
+              <w:jc w:val="center"/>
+              <w:rPr>
+                <w:lang w:val="en-GB"/>
+              </w:rPr>
+            </w:pPr>
+            <w:r>
+              <w:rPr>
+                <w:lang w:val="en-GB"/>
+              </w:rPr>
+              <w:t>Melee combat, spells and charms</w:t>
+            </w:r>
+          </w:p>
+        </w:tc>
+        <w:tc>
+          <w:tcPr>
+            <w:tcW w:w="2038" w:type="dxa"/>
+          </w:tcPr>
+          <w:p>
+            <w:pPr>
+              <w:ind w:firstLine="0"/>
+              <w:jc w:val="center"/>
+              <w:rPr>
+                <w:lang w:val="en-GB"/>
+              </w:rPr>
+            </w:pPr>
+            <w:proofErr w:type="spellStart"/>
+            <w:r>
+              <w:rPr>
+                <w:lang w:val="en-GB"/>
+              </w:rPr>
+              <w:t>Metroidvania</w:t>
+            </w:r>
+            <w:proofErr w:type="spellEnd"/>
+            <w:r>
+              <w:rPr>
+                <w:lang w:val="en-GB"/>
+              </w:rPr>
+              <w:t>, ability-based map access</w:t>
+            </w:r>
+          </w:p>
+        </w:tc>
+        <w:tc>
+          <w:tcPr>
+            <w:tcW w:w="1931" w:type="dxa"/>
+          </w:tcPr>
+          <w:p>
+            <w:pPr>
+              <w:ind w:firstLine="0"/>
+              <w:jc w:val="center"/>
+              <w:rPr>
+                <w:lang w:val="en-GB"/>
+              </w:rPr>
+            </w:pPr>
+            <w:r>
+              <w:rPr>
+                <w:lang w:val="en-GB"/>
+              </w:rPr>
+              <w:t>Hand-drawn atmospheric and minimalist UI</w:t>
+            </w:r>
+          </w:p>
+        </w:tc>
+      </w:tr>
+      <w:tr>
+        <w:tc>
+          <w:tcPr>
+            <w:tcW w:w="1925" w:type="dxa"/>
+          </w:tcPr>
+          <w:p>
+            <w:pPr>
+              <w:ind w:firstLine="0"/>
+              <w:jc w:val="center"/>
+              <w:rPr>
+                <w:b/>
+                <w:bCs/>
+                <w:lang w:val="en-GB"/>
+              </w:rPr>
+            </w:pPr>
+            <w:r>
+              <w:rPr>
+                <w:b/>
+                <w:bCs/>
+                <w:lang w:val="en-GB"/>
+              </w:rPr>
+              <w:t>Hades</w:t>
+            </w:r>
+          </w:p>
+        </w:tc>
+        <w:tc>
+          <w:tcPr>
+            <w:tcW w:w="1926" w:type="dxa"/>
+          </w:tcPr>
+          <w:p>
+            <w:pPr>
+              <w:ind w:firstLine="0"/>
+              <w:jc w:val="center"/>
+              <w:rPr>
+                <w:lang w:val="en-GB"/>
+              </w:rPr>
+            </w:pPr>
+            <w:r>
+              <w:rPr>
+                <w:lang w:val="en-GB"/>
+              </w:rPr>
+              <w:t>Isometric dashes, fast reaction timing</w:t>
+            </w:r>
+          </w:p>
+        </w:tc>
+        <w:tc>
+          <w:tcPr>
+            <w:tcW w:w="1814" w:type="dxa"/>
+          </w:tcPr>
+          <w:p>
+            <w:pPr>
+              <w:ind w:firstLine="0"/>
+              <w:jc w:val="center"/>
+              <w:rPr>
+                <w:lang w:val="en-GB"/>
+              </w:rPr>
+            </w:pPr>
+            <w:r>
+              <w:rPr>
+                <w:lang w:val="en-GB"/>
+              </w:rPr>
+              <w:t>Multiple weapons, melee combat, boons</w:t>
+            </w:r>
+          </w:p>
+        </w:tc>
+        <w:tc>
+          <w:tcPr>
+            <w:tcW w:w="2038" w:type="dxa"/>
+          </w:tcPr>
+          <w:p>
+            <w:pPr>
+              <w:ind w:firstLine="0"/>
+              <w:jc w:val="center"/>
+              <w:rPr>
+                <w:lang w:val="en-GB"/>
+              </w:rPr>
+            </w:pPr>
+            <w:r>
+              <w:rPr>
+                <w:lang w:val="en-GB"/>
+              </w:rPr>
+              <w:t>Rogue-like, permanent upgrades via mirror</w:t>
+            </w:r>
+          </w:p>
+        </w:tc>
+        <w:tc>
+          <w:tcPr>
+            <w:tcW w:w="1931" w:type="dxa"/>
+          </w:tcPr>
+          <w:p>
+            <w:pPr>
+              <w:ind w:firstLine="0"/>
+              <w:jc w:val="center"/>
+              <w:rPr>
+                <w:lang w:val="en-GB"/>
+              </w:rPr>
+            </w:pPr>
+            <w:r>
+              <w:rPr>
+                <w:lang w:val="en-GB"/>
+              </w:rPr>
+              <w:t>Stylized and vibrant animation</w:t>
+            </w:r>
+          </w:p>
+        </w:tc>
+      </w:tr>
+      <w:tr>
+        <w:tc>
+          <w:tcPr>
+            <w:tcW w:w="1925" w:type="dxa"/>
+          </w:tcPr>
+          <w:p>
+            <w:pPr>
+              <w:ind w:firstLine="0"/>
+              <w:jc w:val="center"/>
+              <w:rPr>
+                <w:b/>
+                <w:bCs/>
+                <w:lang w:val="en-GB"/>
+              </w:rPr>
+            </w:pPr>
+            <w:r>
+              <w:rPr>
+                <w:b/>
+                <w:bCs/>
+                <w:lang w:val="en-GB"/>
+              </w:rPr>
+              <w:t>Sword of Time</w:t>
+            </w:r>
+          </w:p>
+        </w:tc>
+        <w:tc>
+          <w:tcPr>
+            <w:tcW w:w="1926" w:type="dxa"/>
+          </w:tcPr>
+          <w:p>
+            <w:pPr>
+              <w:ind w:firstLine="0"/>
+              <w:jc w:val="center"/>
+              <w:rPr>
+                <w:lang w:val="en-GB"/>
+              </w:rPr>
+            </w:pPr>
+            <w:r>
+              <w:rPr>
+                <w:lang w:val="en-GB"/>
+              </w:rPr>
+              <w:t>Wind-dashing, double-jump, platformer style traversal</w:t>
+            </w:r>
+          </w:p>
+        </w:tc>
+        <w:tc>
+          <w:tcPr>
+            <w:tcW w:w="1814" w:type="dxa"/>
+          </w:tcPr>
+          <w:p>
+            <w:pPr>
+              <w:ind w:firstLine="0"/>
+              <w:jc w:val="center"/>
+              <w:rPr>
+                <w:lang w:val="en-GB"/>
+              </w:rPr>
+            </w:pPr>
+            <w:r>
+              <w:rPr>
+                <w:lang w:val="en-GB"/>
+              </w:rPr>
+              <w:t>Mel</w:t>
+            </w:r>
+            <w:r>
+              <w:rPr>
+                <w:lang w:val="en-GB"/>
+              </w:rPr>
+              <w:t>ee and Ranged combat, unique abilities</w:t>
+            </w:r>
+          </w:p>
+        </w:tc>
+        <w:tc>
+          <w:tcPr>
+            <w:tcW w:w="2038" w:type="dxa"/>
+          </w:tcPr>
+          <w:p>
+            <w:pPr>
+              <w:ind w:firstLine="0"/>
+              <w:jc w:val="center"/>
+              <w:rPr>
+                <w:lang w:val="en-GB"/>
+              </w:rPr>
+            </w:pPr>
+            <w:r>
+              <w:rPr>
+                <w:lang w:val="en-GB"/>
+              </w:rPr>
+              <w:t>Rogue-like</w:t>
+            </w:r>
+          </w:p>
+        </w:tc>
+        <w:tc>
+          <w:tcPr>
+            <w:tcW w:w="1931" w:type="dxa"/>
+          </w:tcPr>
+          <w:p>
+            <w:pPr>
+              <w:ind w:firstLine="0"/>
+              <w:jc w:val="center"/>
+              <w:rPr>
+                <w:lang w:val="en-GB"/>
+              </w:rPr>
+            </w:pPr>
+            <w:r>
+              <w:rPr>
+                <w:lang w:val="en-GB"/>
+              </w:rPr>
+              <w:t>Pixel art, grayscale and particle effects during abilities</w:t>
+            </w:r>
+          </w:p>
+        </w:tc>
+      </w:tr>
+    </w:tbl>
+    <w:p>
+      <w:pPr>
+        <w:pStyle w:val="Heading1"/>
+        <w:numPr>
+          <w:ilvl w:val="0"/>
+          <w:numId w:val="40"/>
+        </w:numPr>
+        <w:rPr>
+          <w:lang w:val="en-GB"/>
+        </w:rPr>
+      </w:pPr>
+      <w:r>
+        <w:rPr>
+          <w:lang w:val="en-GB"/>
+        </w:rPr>
+        <w:lastRenderedPageBreak/>
+        <w:t>THEORETICAL FOUNDATIONS</w:t>
+      </w:r>
+    </w:p>
+    <w:p>
+      <w:pPr>
+        <w:pStyle w:val="Heading2"/>
+        <w:numPr>
+          <w:ilvl w:val="0"/>
+          <w:numId w:val="0"/>
+        </w:numPr>
+        <w:rPr>
+          <w:lang w:val="en-GB"/>
+        </w:rPr>
+      </w:pPr>
+      <w:r>
+        <w:rPr>
+          <w:lang w:val="en-GB"/>
+        </w:rPr>
+        <w:t>3.1</w:t>
+      </w:r>
+      <w:r>
+        <w:rPr>
+          <w:lang w:val="en-GB"/>
+        </w:rPr>
+        <w:t xml:space="preserve"> </w:t>
+      </w:r>
+      <w:r>
+        <w:rPr>
+          <w:lang w:val="en-GB"/>
+        </w:rPr>
+        <w:t>Technologies Used</w:t>
+      </w:r>
+    </w:p>
+    <w:p>
+      <w:pPr>
+        <w:rPr>
+          <w:lang w:val="en-GB"/>
+        </w:rPr>
+      </w:pPr>
+    </w:p>
+    <w:p>
+      <w:pPr>
+        <w:rPr>
+          <w:lang w:val="en-GB"/>
+        </w:rPr>
+      </w:pPr>
+      <w:r>
+        <w:rPr>
+          <w:lang w:val="en-GB"/>
+        </w:rPr>
+        <w:t>The development of Sword of Time was realized using the Unity Engine, chosen for its support for 2D development, wide and active community that makes its presence known through the Asset Store, as well as Unity’s powerful tooling. As it is custom for Unity, the C# programming language was used to implement the scripts that affect the gameplay mechanics and systems.</w:t>
+      </w:r>
+    </w:p>
+    <w:p>
+      <w:pPr>
+        <w:rPr>
+          <w:lang w:val="en-GB"/>
+        </w:rPr>
+      </w:pPr>
+    </w:p>
+    <w:p>
+      <w:pPr>
+        <w:rPr>
+          <w:b/>
+          <w:bCs/>
+          <w:lang w:val="en-GB"/>
+        </w:rPr>
+      </w:pPr>
+      <w:r>
+        <w:rPr>
+          <w:b/>
+          <w:bCs/>
+          <w:lang w:val="en-GB"/>
+        </w:rPr>
+        <w:t>Game Engine:</w:t>
+      </w:r>
+    </w:p>
+    <w:p>
+      <w:pPr>
+        <w:rPr>
+          <w:b/>
+          <w:bCs/>
+          <w:lang w:val="en-GB"/>
+        </w:rPr>
+      </w:pPr>
+    </w:p>
+    <w:p>
+      <w:pPr>
+        <w:pStyle w:val="ListParagraph"/>
+        <w:numPr>
+          <w:ilvl w:val="0"/>
+          <w:numId w:val="48"/>
+        </w:numPr>
+        <w:rPr>
+          <w:b/>
+          <w:bCs/>
+          <w:lang w:val="en-GB"/>
+        </w:rPr>
+      </w:pPr>
+      <w:r>
+        <w:rPr>
+          <w:rFonts w:ascii="Arial" w:hAnsi="Arial" w:cs="Arial"/>
+          <w:sz w:val="24"/>
+          <w:szCs w:val="24"/>
+          <w:lang w:val="en-GB"/>
+        </w:rPr>
+        <w:t>Unity (URP) -&gt; used for scene management, rendering, physics and animations</w:t>
+      </w:r>
+      <w:r>
+        <w:rPr>
+          <w:rFonts w:ascii="Arial" w:hAnsi="Arial" w:cs="Arial"/>
+          <w:sz w:val="24"/>
+          <w:szCs w:val="24"/>
+          <w:lang w:val="en-GB"/>
+        </w:rPr>
+        <w:t>.</w:t>
+      </w:r>
+    </w:p>
+    <w:p>
+      <w:pPr>
+        <w:pStyle w:val="ListParagraph"/>
+        <w:numPr>
+          <w:ilvl w:val="0"/>
+          <w:numId w:val="48"/>
+        </w:numPr>
+        <w:rPr>
+          <w:b/>
+          <w:bCs/>
+          <w:lang w:val="en-GB"/>
+        </w:rPr>
+      </w:pPr>
+      <w:r>
+        <w:rPr>
+          <w:rFonts w:ascii="Arial" w:hAnsi="Arial" w:cs="Arial"/>
+          <w:sz w:val="24"/>
+          <w:szCs w:val="24"/>
+          <w:lang w:val="en-GB"/>
+        </w:rPr>
+        <w:t>URP Post-Processing Stack -&gt; used to create visual effects such as the grayscale filter applied during time rewind</w:t>
+      </w:r>
+      <w:r>
+        <w:rPr>
+          <w:rFonts w:ascii="Arial" w:hAnsi="Arial" w:cs="Arial"/>
+          <w:sz w:val="24"/>
+          <w:szCs w:val="24"/>
+          <w:lang w:val="en-GB"/>
+        </w:rPr>
+        <w:t>.</w:t>
+      </w:r>
+    </w:p>
+    <w:p>
+      <w:pPr>
+        <w:rPr>
+          <w:b/>
+          <w:bCs/>
+          <w:lang w:val="en-GB"/>
+        </w:rPr>
+      </w:pPr>
+    </w:p>
+    <w:p>
+      <w:pPr>
+        <w:rPr>
+          <w:b/>
+          <w:bCs/>
+          <w:lang w:val="en-GB"/>
+        </w:rPr>
+      </w:pPr>
+      <w:r>
+        <w:rPr>
+          <w:b/>
+          <w:bCs/>
+          <w:lang w:val="en-GB"/>
+        </w:rPr>
+        <w:t>Programming:</w:t>
+      </w:r>
+    </w:p>
+    <w:p>
+      <w:pPr>
+        <w:rPr>
+          <w:b/>
+          <w:bCs/>
+          <w:lang w:val="en-GB"/>
+        </w:rPr>
+      </w:pPr>
+    </w:p>
+    <w:p>
+      <w:pPr>
+        <w:pStyle w:val="ListParagraph"/>
+        <w:numPr>
+          <w:ilvl w:val="0"/>
+          <w:numId w:val="49"/>
+        </w:numPr>
+        <w:rPr>
+          <w:b/>
+          <w:bCs/>
+          <w:lang w:val="en-GB"/>
+        </w:rPr>
+      </w:pPr>
+      <w:r>
+        <w:rPr>
+          <w:rFonts w:ascii="Arial" w:hAnsi="Arial" w:cs="Arial"/>
+          <w:sz w:val="24"/>
+          <w:szCs w:val="24"/>
+          <w:lang w:val="en-GB"/>
+        </w:rPr>
+        <w:t>C# -&gt; used for all gameplay scripts, that includes the enemy patrol AI, time rewinding mechanic, player control and procedural level generation</w:t>
+      </w:r>
+    </w:p>
+    <w:p>
+      <w:pPr>
+        <w:pStyle w:val="ListParagraph"/>
+        <w:numPr>
+          <w:ilvl w:val="0"/>
+          <w:numId w:val="49"/>
+        </w:numPr>
+        <w:rPr>
+          <w:b/>
+          <w:bCs/>
+          <w:lang w:val="en-GB"/>
+        </w:rPr>
+      </w:pPr>
+      <w:r>
+        <w:rPr>
+          <w:rFonts w:ascii="Arial" w:hAnsi="Arial" w:cs="Arial"/>
+          <w:sz w:val="24"/>
+          <w:szCs w:val="24"/>
+          <w:lang w:val="en-GB"/>
+        </w:rPr>
+        <w:t xml:space="preserve">Component-Based Design -&gt; used to modularize functionality into reusable scripts, such as </w:t>
+      </w:r>
+      <w:proofErr w:type="spellStart"/>
+      <w:r>
+        <w:rPr>
+          <w:rFonts w:ascii="Arial" w:hAnsi="Arial" w:cs="Arial"/>
+          <w:sz w:val="24"/>
+          <w:szCs w:val="24"/>
+          <w:lang w:val="en-GB"/>
+        </w:rPr>
+        <w:t>EnemyPatrol.cs</w:t>
+      </w:r>
+      <w:proofErr w:type="spellEnd"/>
+      <w:r>
+        <w:rPr>
+          <w:rFonts w:ascii="Arial" w:hAnsi="Arial" w:cs="Arial"/>
+          <w:sz w:val="24"/>
+          <w:szCs w:val="24"/>
+          <w:lang w:val="en-GB"/>
+        </w:rPr>
+        <w:t xml:space="preserve"> and </w:t>
+      </w:r>
+      <w:proofErr w:type="spellStart"/>
+      <w:r>
+        <w:rPr>
+          <w:rFonts w:ascii="Arial" w:hAnsi="Arial" w:cs="Arial"/>
+          <w:sz w:val="24"/>
+          <w:szCs w:val="24"/>
+          <w:lang w:val="en-GB"/>
+        </w:rPr>
+        <w:t>HealthSystem.cs</w:t>
+      </w:r>
+      <w:proofErr w:type="spellEnd"/>
+      <w:r>
+        <w:rPr>
+          <w:rFonts w:ascii="Arial" w:hAnsi="Arial" w:cs="Arial"/>
+          <w:sz w:val="24"/>
+          <w:szCs w:val="24"/>
+          <w:lang w:val="en-GB"/>
+        </w:rPr>
+        <w:t xml:space="preserve"> scripts, that don’t have only one single purpose.</w:t>
+      </w:r>
+    </w:p>
+    <w:p>
+      <w:pPr>
+        <w:ind w:left="1211" w:firstLine="0"/>
+        <w:rPr>
+          <w:b/>
+          <w:bCs/>
+          <w:lang w:val="en-GB"/>
+        </w:rPr>
+      </w:pPr>
+    </w:p>
+    <w:p>
+      <w:pPr>
+        <w:rPr>
+          <w:b/>
+          <w:bCs/>
+          <w:lang w:val="en-GB"/>
+        </w:rPr>
+      </w:pPr>
+      <w:r>
+        <w:rPr>
+          <w:b/>
+          <w:bCs/>
+          <w:lang w:val="en-GB"/>
+        </w:rPr>
+        <w:t>Art Pipeline:</w:t>
+      </w:r>
+    </w:p>
+    <w:p>
+      <w:pPr>
+        <w:rPr>
+          <w:b/>
+          <w:bCs/>
+          <w:lang w:val="en-GB"/>
+        </w:rPr>
+      </w:pPr>
+    </w:p>
+    <w:p>
+      <w:pPr>
+        <w:pStyle w:val="ListParagraph"/>
+        <w:numPr>
+          <w:ilvl w:val="0"/>
+          <w:numId w:val="50"/>
+        </w:numPr>
+        <w:rPr>
+          <w:b/>
+          <w:bCs/>
+          <w:lang w:val="en-GB"/>
+        </w:rPr>
+      </w:pPr>
+      <w:r>
+        <w:rPr>
+          <w:rFonts w:ascii="Arial" w:hAnsi="Arial" w:cs="Arial"/>
+          <w:sz w:val="24"/>
+          <w:szCs w:val="24"/>
+          <w:lang w:val="en-GB"/>
+        </w:rPr>
+        <w:t>Unity’s Animator Controller system -&gt; used in order to manage transitions between states, such as idle, run, attack.</w:t>
+      </w:r>
+    </w:p>
+    <w:p>
+      <w:pPr>
+        <w:pStyle w:val="ListParagraph"/>
+        <w:numPr>
+          <w:ilvl w:val="0"/>
+          <w:numId w:val="50"/>
+        </w:numPr>
+        <w:rPr>
+          <w:b/>
+          <w:bCs/>
+          <w:lang w:val="en-GB"/>
+        </w:rPr>
+      </w:pPr>
+      <w:r>
+        <w:rPr>
+          <w:rFonts w:ascii="Arial" w:hAnsi="Arial" w:cs="Arial"/>
+          <w:sz w:val="24"/>
+          <w:szCs w:val="24"/>
+          <w:lang w:val="en-GB"/>
+        </w:rPr>
+        <w:t>Unity’s Sprite Editor -&gt; used in order to enable an efficient animation workflow on the sprite sheets.</w:t>
+      </w:r>
+    </w:p>
+    <w:p>
+      <w:pPr>
+        <w:rPr>
+          <w:b/>
+          <w:bCs/>
+          <w:lang w:val="en-GB"/>
+        </w:rPr>
+      </w:pPr>
+    </w:p>
+    <w:p>
+      <w:pPr>
+        <w:pStyle w:val="Heading2"/>
+        <w:numPr>
+          <w:ilvl w:val="0"/>
+          <w:numId w:val="0"/>
+        </w:numPr>
+        <w:rPr>
+          <w:lang w:val="en-GB"/>
+        </w:rPr>
+      </w:pPr>
+      <w:r>
+        <w:rPr>
+          <w:lang w:val="en-GB"/>
+        </w:rPr>
+        <w:t>3.</w:t>
+      </w:r>
+      <w:r>
+        <w:rPr>
+          <w:lang w:val="en-GB"/>
+        </w:rPr>
+        <w:t>2 Key Systems and Libraries</w:t>
+      </w:r>
+    </w:p>
+    <w:p>
+      <w:pPr>
+        <w:ind w:firstLine="0"/>
+        <w:rPr>
+          <w:lang w:val="en-GB"/>
+        </w:rPr>
+      </w:pPr>
+    </w:p>
+    <w:p>
+      <w:pPr>
+        <w:ind w:firstLine="0"/>
+        <w:rPr>
+          <w:lang w:val="en-GB"/>
+        </w:rPr>
+      </w:pPr>
+      <w:r>
+        <w:rPr>
+          <w:b/>
+          <w:bCs/>
+          <w:lang w:val="en-GB"/>
+        </w:rPr>
+        <w:tab/>
+      </w:r>
+      <w:r>
+        <w:rPr>
+          <w:b/>
+          <w:bCs/>
+          <w:i/>
           <w:iCs/>
-          <w:szCs w:val="28"/>
-          <w:lang w:val="en-GB"/>
-        </w:rPr>
-      </w:pPr>
-      <w:r>
-        <w:rPr>
+          <w:lang w:val="en-GB"/>
+        </w:rPr>
+        <w:t xml:space="preserve">Enemy Patrol System </w:t>
+      </w:r>
+      <w:r>
+        <w:rPr>
+          <w:lang w:val="en-GB"/>
+        </w:rPr>
+        <w:t xml:space="preserve">is done through direct manipulation of the enemy’s </w:t>
+      </w:r>
+      <w:proofErr w:type="spellStart"/>
+      <w:r>
+        <w:rPr>
+          <w:lang w:val="en-GB"/>
+        </w:rPr>
+        <w:t>Transform.position</w:t>
+      </w:r>
+      <w:proofErr w:type="spellEnd"/>
+      <w:r>
+        <w:rPr>
+          <w:lang w:val="en-GB"/>
+        </w:rPr>
+        <w:t>, without making use of a pathfinding algorithm</w:t>
+      </w:r>
+      <w:r>
+        <w:rPr>
+          <w:lang w:val="en-GB"/>
+        </w:rPr>
+        <w:t>. The patrol area is defined b</w:t>
+      </w:r>
+      <w:r>
+        <w:rPr>
+          <w:lang w:val="en-GB"/>
+        </w:rPr>
+        <w:t xml:space="preserve">y two edges, the enemy flipping direction when colliding with them. The sprite’s scale is flipped on the x-axis to mirror direction and animations are toggle via the Unity Animator. The moment the enemy reaches the edge, he remains idle for a few seconds before changing direction of his patrol; this is due to the fact that I wanted to take a realistic </w:t>
+      </w:r>
+      <w:r>
+        <w:rPr>
+          <w:lang w:val="en-GB"/>
+        </w:rPr>
+        <w:lastRenderedPageBreak/>
+        <w:t xml:space="preserve">approach </w:t>
+      </w:r>
+      <w:r>
+        <w:rPr>
+          <w:lang w:val="en-GB"/>
+        </w:rPr>
+        <w:t>to the way an enemy patrols. The animator triggers in order to sync movement with visual state.</w:t>
+      </w:r>
+    </w:p>
+    <w:p>
+      <w:pPr>
+        <w:ind w:firstLine="0"/>
+        <w:rPr>
+          <w:lang w:val="en-GB"/>
+        </w:rPr>
+      </w:pPr>
+    </w:p>
+    <w:p>
+      <w:pPr>
+        <w:ind w:firstLine="0"/>
+        <w:rPr>
+          <w:lang w:val="en-GB"/>
+        </w:rPr>
+      </w:pPr>
+      <w:r>
+        <w:rPr>
+          <w:noProof/>
+          <w:lang w:val="en-GB"/>
+        </w:rPr>
+        <w:drawing>
+          <wp:inline distT="0" distB="0" distL="0" distR="0" wp14:anchorId="08501CB8" wp14:editId="63C59AAA">
+            <wp:extent cx="6120765" cy="3556635"/>
+            <wp:effectExtent l="0" t="0" r="0" b="5715"/>
+            <wp:docPr id="2" name="Picture 2"/>
+            <wp:cNvGraphicFramePr>
+              <a:graphicFrameLocks xmlns:a="http://schemas.openxmlformats.org/drawingml/2006/main" noChangeAspect="1"/>
+            </wp:cNvGraphicFramePr>
+            <a:graphic xmlns:a="http://schemas.openxmlformats.org/drawingml/2006/main">
+              <a:graphicData uri="http://schemas.openxmlformats.org/drawingml/2006/picture">
+                <pic:pic xmlns:pic="http://schemas.openxmlformats.org/drawingml/2006/picture">
+                  <pic:nvPicPr>
+                    <pic:cNvPr id="2" name="Picture 2"/>
+                    <pic:cNvPicPr/>
+                  </pic:nvPicPr>
+                  <pic:blipFill>
+                    <a:blip r:embed="rId15">
+                      <a:extLst>
+                        <a:ext uri="{28A0092B-C50C-407E-A947-70E740481C1C}">
+                          <a14:useLocalDpi xmlns:a14="http://schemas.microsoft.com/office/drawing/2010/main" val="0"/>
+                        </a:ext>
+                      </a:extLst>
+                    </a:blip>
+                    <a:stretch>
+                      <a:fillRect/>
+                    </a:stretch>
+                  </pic:blipFill>
+                  <pic:spPr>
+                    <a:xfrm>
+                      <a:off x="0" y="0"/>
+                      <a:ext cx="6120765" cy="3556635"/>
+                    </a:xfrm>
+                    <a:prstGeom prst="rect">
+                      <a:avLst/>
+                    </a:prstGeom>
+                  </pic:spPr>
+                </pic:pic>
+              </a:graphicData>
+            </a:graphic>
+          </wp:inline>
+        </w:drawing>
+      </w:r>
+    </w:p>
+    <w:p>
+      <w:pPr>
+        <w:ind w:firstLine="0"/>
+        <w:rPr>
+          <w:lang w:val="en-GB"/>
+        </w:rPr>
+      </w:pPr>
+    </w:p>
+    <w:p>
+      <w:pPr>
+        <w:ind w:firstLine="0"/>
+        <w:jc w:val="center"/>
+        <w:rPr>
+          <w:lang w:val="en-GB"/>
+        </w:rPr>
+      </w:pPr>
+      <w:r>
+        <w:rPr>
+          <w:lang w:val="en-GB"/>
+        </w:rPr>
+        <w:t>Figure 3.2.0 -Explanation of Enemy Patrol System</w:t>
+      </w:r>
+      <w:r>
+        <w:rPr>
+          <w:lang w:val="en-GB"/>
+        </w:rPr>
+        <w:t xml:space="preserve"> </w:t>
+      </w:r>
+      <w:r>
+        <w:rPr>
+          <w:lang w:val="en-GB"/>
+        </w:rPr>
+        <w:t>(source: Screenshot)</w:t>
+      </w:r>
+    </w:p>
+    <w:p>
+      <w:pPr>
+        <w:ind w:firstLine="0"/>
+        <w:rPr>
+          <w:lang w:val="en-GB"/>
+        </w:rPr>
+      </w:pPr>
+    </w:p>
+    <w:p>
+      <w:pPr>
+        <w:ind w:firstLine="0"/>
+        <w:rPr>
+          <w:lang w:val="en-GB"/>
+        </w:rPr>
+      </w:pPr>
+      <w:r>
+        <w:rPr>
+          <w:lang w:val="en-GB"/>
+        </w:rPr>
+        <w:tab/>
+      </w:r>
+      <w:r>
+        <w:rPr>
+          <w:b/>
+          <w:bCs/>
           <w:i/>
-          <w:szCs w:val="28"/>
-          <w:lang w:val="en-GB"/>
-        </w:rPr>
-        <w:t xml:space="preserve">Dead Cells </w:t>
-      </w:r>
-      <w:r>
-        <w:rPr>
           <w:iCs/>
-          <w:szCs w:val="28"/>
-          <w:lang w:val="en-GB"/>
-        </w:rPr>
-        <w:t xml:space="preserve">is a video game made by Motion Twin which features mechanics such as </w:t>
-      </w:r>
-      <w:r>
-        <w:rPr>
+          <w:lang w:val="en-GB"/>
+        </w:rPr>
+        <w:t>Time Rewind System</w:t>
+      </w:r>
+      <w:r>
+        <w:rPr>
+          <w:b/>
+          <w:bCs/>
+          <w:i/>
           <w:iCs/>
-          <w:szCs w:val="28"/>
-          <w:lang w:val="en-GB"/>
-        </w:rPr>
-        <w:t xml:space="preserve">the procedural generation of levels, fluid melee combat, permadeath as well as upgrades/unlocks across runs. The engine used for developing this game was a custom one, made by the </w:t>
-      </w:r>
-      <w:r>
-        <w:rPr>
-          <w:iCs/>
-          <w:szCs w:val="28"/>
-          <w:lang w:val="en-GB"/>
-        </w:rPr>
-        <w:t>developers themselves, named Heaps. A key technology that the developer made use of was the pixel art pipeline, namely they started the designs of characters and animations with 3D models, which are further rigged and animated using Spine, thus making them 2D. The pixel art alone sets them apart from other games’ designs, simply by the fluidity and smoothness of the animations as well as by the responsive and aesthetically pleasing colours.</w:t>
-      </w:r>
-      <w:r>
-        <w:rPr>
-          <w:iCs/>
-          <w:szCs w:val="28"/>
-          <w:lang w:val="en-GB"/>
-        </w:rPr>
-        <w:t xml:space="preserve"> Apart from these, some other notable features would be its high replayability through a well put together weapon system and randomized level layout.</w:t>
-      </w:r>
-    </w:p>
-    <w:p>
-      <w:pPr>
-        <w:spacing w:before="240"/>
-        <w:rPr>
-          <w:iCs/>
-          <w:szCs w:val="28"/>
-          <w:lang w:val="en-GB"/>
-        </w:rPr>
-      </w:pPr>
-      <w:r>
-        <w:rPr>
-          <w:i/>
-          <w:szCs w:val="28"/>
-          <w:lang w:val="en-GB"/>
-        </w:rPr>
-        <w:t>Hollow Knight</w:t>
-      </w:r>
-      <w:r>
-        <w:rPr>
-          <w:i/>
-          <w:szCs w:val="28"/>
           <w:lang w:val="en-GB"/>
         </w:rPr>
         <w:t xml:space="preserve"> </w:t>
       </w:r>
       <w:r>
         <w:rPr>
-          <w:iCs/>
-          <w:szCs w:val="28"/>
-          <w:lang w:val="en-GB"/>
-        </w:rPr>
-        <w:t xml:space="preserve">is a </w:t>
-      </w:r>
-      <w:r>
-        <w:rPr>
-          <w:iCs/>
-          <w:szCs w:val="28"/>
-          <w:lang w:val="en-GB"/>
-        </w:rPr>
-        <w:t xml:space="preserve">2D platformer </w:t>
-      </w:r>
-      <w:r>
-        <w:rPr>
-          <w:iCs/>
-          <w:szCs w:val="28"/>
-          <w:lang w:val="en-GB"/>
-        </w:rPr>
-        <w:t xml:space="preserve">video game developed by Team Cherry which sets itself apart with mechanics such as precision platforming, unlockable abilities (e.g. double jump, dash). This game, </w:t>
-      </w:r>
-      <w:r>
-        <w:rPr>
-          <w:iCs/>
-          <w:szCs w:val="28"/>
-          <w:lang w:val="en-GB"/>
-        </w:rPr>
-        <w:t>stands apart from the others through its metroidvania elements; this implies that Hollow Knight isn’t your typical platformer where the player has a clear path to go through. In this game, you can explore different areas with different levels of difficulties, some may even need you to unlock new abilities in order to access them. The game was developed in Unity using hand-drawn animations, another feature that makes it remark itself by its aest</w:t>
-      </w:r>
-      <w:r>
-        <w:rPr>
-          <w:iCs/>
-          <w:szCs w:val="28"/>
-          <w:lang w:val="en-GB"/>
-        </w:rPr>
-        <w:t>hetically pleasing visuals. Although it doesn’t fall in the rogue-like genre, the movement and combat design inspired Sword of Time.</w:t>
-      </w:r>
-    </w:p>
-    <w:p>
-      <w:pPr>
-        <w:spacing w:before="240"/>
-        <w:rPr>
-          <w:iCs/>
-          <w:szCs w:val="28"/>
-          <w:lang w:val="en-GB"/>
-        </w:rPr>
-      </w:pPr>
-      <w:r>
-        <w:rPr>
-          <w:i/>
-          <w:szCs w:val="28"/>
-          <w:lang w:val="en-GB"/>
-        </w:rPr>
-        <w:t>Hades</w:t>
-      </w:r>
-      <w:r>
-        <w:rPr>
-          <w:i/>
-          <w:szCs w:val="28"/>
-          <w:lang w:val="en-GB"/>
-        </w:rPr>
-        <w:t xml:space="preserve"> </w:t>
-      </w:r>
-      <w:r>
-        <w:rPr>
-          <w:iCs/>
-          <w:szCs w:val="28"/>
-          <w:lang w:val="en-GB"/>
-        </w:rPr>
-        <w:t>is a rogue-lite video game developed by SuperGiant Games and similar to Dead Cells, it features procedural dungeon generation, boss encounters, but adds its own touch t</w:t>
-      </w:r>
-      <w:r>
-        <w:rPr>
-          <w:iCs/>
-          <w:szCs w:val="28"/>
-          <w:lang w:val="en-GB"/>
-        </w:rPr>
-        <w:t>hr</w:t>
-      </w:r>
-      <w:r>
-        <w:rPr>
-          <w:iCs/>
-          <w:szCs w:val="28"/>
-          <w:lang w:val="en-GB"/>
-        </w:rPr>
-        <w:t xml:space="preserve">ough ability combos that are unlocked via boons, hub world, as well as rich voice-acted narrative. </w:t>
-      </w:r>
-      <w:r>
-        <w:rPr>
-          <w:iCs/>
-          <w:szCs w:val="28"/>
-          <w:lang w:val="en-GB"/>
-        </w:rPr>
-        <w:t xml:space="preserve">Hades sets itself apart through its rich and captivating story, encouraging replayability in </w:t>
-      </w:r>
-      <w:r>
-        <w:rPr>
-          <w:iCs/>
-          <w:szCs w:val="28"/>
-          <w:lang w:val="en-GB"/>
-        </w:rPr>
-        <w:t>order to finish the game. It is also well received due to its fluid and beautiful graphics that fit well the Greek Mythology theme it approaches. The boon system is something unique, even though it could be argued that a boon is just a simple item, in reality through a boon you gain different combos and abilities that impact your gameplay. It is worth mentioning that it has a more complex system of items, since there are different types of boons, that can randomly give you different side effects.</w:t>
-      </w:r>
+          <w:lang w:val="en-GB"/>
+        </w:rPr>
+        <w:t xml:space="preserve">brings a unique take on the gameplay depth. Through it players can correct mistakes, escape traps or plan attacks in a strategic way. Time Rewind affects both the player and environment, making the player immune to damage while rewinding and the enemies immobilized, allowing for breathing room. The way this mechanic works is that it stores the positions and rotations in a buffer, and when triggered, time is reversed by restoring the previous positions/rotations frame-by-frame. The Rigidbody2D component is set to Kinematic in order to prevent physics conflicts. </w:t>
+      </w:r>
+    </w:p>
+    <w:p>
+      <w:pPr>
+        <w:ind w:firstLine="0"/>
+        <w:jc w:val="center"/>
+        <w:rPr>
+          <w:lang w:val="en-GB"/>
+        </w:rPr>
+      </w:pPr>
     </w:p>
     <w:p>
       <w:pPr>
@@ -1566,7 +5482,6 @@
           <w:i/>
           <w:lang w:val="en-GB" w:eastAsia="ro-RO"/>
         </w:rPr>
-        <w:lastRenderedPageBreak/>
         <w:t xml:space="preserve">Margins of the page </w:t>
       </w:r>
       <w:r>
@@ -1658,6 +5573,7 @@
           <w:rFonts w:cs="Arial"/>
           <w:lang w:val="en-GB" w:eastAsia="ro-RO"/>
         </w:rPr>
+        <w:lastRenderedPageBreak/>
         <w:t>down: 2 cm</w:t>
       </w:r>
     </w:p>
@@ -1789,7 +5705,23 @@
           <w:rFonts w:cs="Arial"/>
           <w:lang w:val="en-GB" w:eastAsia="ro-RO"/>
         </w:rPr>
-        <w:t>-  Page numbering runs from the title page to the last page of the paper, but the page number appears starts on the Introduction page. The page number is inserted at the bottom of the page, centered.</w:t>
+        <w:t xml:space="preserve">-  Page numbering runs from the title page to the last page of the paper, but the page number appears starts on the Introduction page. The page number is inserted at the bottom of the page, </w:t>
+      </w:r>
+      <w:proofErr w:type="spellStart"/>
+      <w:r>
+        <w:rPr>
+          <w:rFonts w:cs="Arial"/>
+          <w:lang w:val="en-GB" w:eastAsia="ro-RO"/>
+        </w:rPr>
+        <w:t>centered</w:t>
+      </w:r>
+      <w:proofErr w:type="spellEnd"/>
+      <w:r>
+        <w:rPr>
+          <w:rFonts w:cs="Arial"/>
+          <w:lang w:val="en-GB" w:eastAsia="ro-RO"/>
+        </w:rPr>
+        <w:t>.</w:t>
       </w:r>
     </w:p>
     <w:p>
@@ -1832,8 +5764,25 @@
           <w:rFonts w:cs="Arial"/>
           <w:lang w:val="en-GB" w:eastAsia="ro-RO"/>
         </w:rPr>
-        <w:t xml:space="preserve"> text, aligned left and with the size of 8 points: (i) the text </w:t>
-      </w:r>
+        <w:t xml:space="preserve"> text, aligned left and with the size of 8 points: (</w:t>
+      </w:r>
+      <w:proofErr w:type="spellStart"/>
+      <w:r>
+        <w:rPr>
+          <w:rFonts w:cs="Arial"/>
+          <w:lang w:val="en-GB" w:eastAsia="ro-RO"/>
+        </w:rPr>
+        <w:t>i</w:t>
+      </w:r>
+      <w:proofErr w:type="spellEnd"/>
+      <w:r>
+        <w:rPr>
+          <w:rFonts w:cs="Arial"/>
+          <w:lang w:val="en-GB" w:eastAsia="ro-RO"/>
+        </w:rPr>
+        <w:t xml:space="preserve">) the text </w:t>
+      </w:r>
+      <w:proofErr w:type="spellStart"/>
       <w:r>
         <w:rPr>
           <w:rFonts w:cs="Arial"/>
@@ -1841,14 +5790,51 @@
           <w:iCs/>
           <w:lang w:val="en-GB" w:eastAsia="ro-RO"/>
         </w:rPr>
-        <w:t>Politehnica University of Timișoara</w:t>
-      </w:r>
+        <w:t>Politehnica</w:t>
+      </w:r>
+      <w:proofErr w:type="spellEnd"/>
+      <w:r>
+        <w:rPr>
+          <w:rFonts w:cs="Arial"/>
+          <w:i/>
+          <w:iCs/>
+          <w:lang w:val="en-GB" w:eastAsia="ro-RO"/>
+        </w:rPr>
+        <w:t xml:space="preserve"> University of </w:t>
+      </w:r>
+      <w:proofErr w:type="spellStart"/>
+      <w:r>
+        <w:rPr>
+          <w:rFonts w:cs="Arial"/>
+          <w:i/>
+          <w:iCs/>
+          <w:lang w:val="en-GB" w:eastAsia="ro-RO"/>
+        </w:rPr>
+        <w:t>Timișoara</w:t>
+      </w:r>
+      <w:proofErr w:type="spellEnd"/>
       <w:r>
         <w:rPr>
           <w:rFonts w:cs="Arial"/>
           <w:lang w:val="en-GB" w:eastAsia="ro-RO"/>
         </w:rPr>
-        <w:t xml:space="preserve"> ; (ii) the name of the program of study and the year of the paper defense; (iii) the name of the candidate (left) and the title of the paper. At the right of the header, the UPT logo may be inserted; </w:t>
+        <w:t xml:space="preserve"> ; (ii) the name of the program of study and the year of the paper </w:t>
+      </w:r>
+      <w:proofErr w:type="spellStart"/>
+      <w:r>
+        <w:rPr>
+          <w:rFonts w:cs="Arial"/>
+          <w:lang w:val="en-GB" w:eastAsia="ro-RO"/>
+        </w:rPr>
+        <w:t>defense</w:t>
+      </w:r>
+      <w:proofErr w:type="spellEnd"/>
+      <w:r>
+        <w:rPr>
+          <w:rFonts w:cs="Arial"/>
+          <w:lang w:val="en-GB" w:eastAsia="ro-RO"/>
+        </w:rPr>
+        <w:t xml:space="preserve">; (iii) the name of the candidate (left) and the title of the paper. At the right of the header, the UPT logo may be inserted; </w:t>
       </w:r>
     </w:p>
     <w:p>
@@ -1883,7 +5869,21 @@
         <w:rPr>
           <w:lang w:val="en-GB"/>
         </w:rPr>
-        <w:t xml:space="preserve"> (12 pt, Bold, Uppercase, Left)</w:t>
+        <w:t xml:space="preserve"> (12 </w:t>
+      </w:r>
+      <w:proofErr w:type="spellStart"/>
+      <w:r>
+        <w:rPr>
+          <w:lang w:val="en-GB"/>
+        </w:rPr>
+        <w:t>pt</w:t>
+      </w:r>
+      <w:proofErr w:type="spellEnd"/>
+      <w:r>
+        <w:rPr>
+          <w:lang w:val="en-GB"/>
+        </w:rPr>
+        <w:t>, Bold, Uppercase, Left)</w:t>
       </w:r>
     </w:p>
     <w:p>
@@ -1925,7 +5925,23 @@
           <w:rFonts w:cs="Arial"/>
           <w:lang w:val="en-GB"/>
         </w:rPr>
-        <w:t>) are numbered in order of their appearance in the paper. Alternatively, figures may be numbered in order in each chapter, including the chapter number. Each figure has a number and a title, which is mentioned under the figure, centered. Where applicable, the source of the figure shall be indicated in brackets after the title of the figure;</w:t>
+        <w:t xml:space="preserve">) are numbered in order of their appearance in the paper. Alternatively, figures may be numbered in order in each chapter, including the chapter number. Each figure has a number and a title, which is mentioned under the figure, </w:t>
+      </w:r>
+      <w:proofErr w:type="spellStart"/>
+      <w:r>
+        <w:rPr>
+          <w:rFonts w:cs="Arial"/>
+          <w:lang w:val="en-GB"/>
+        </w:rPr>
+        <w:t>centered</w:t>
+      </w:r>
+      <w:proofErr w:type="spellEnd"/>
+      <w:r>
+        <w:rPr>
+          <w:rFonts w:cs="Arial"/>
+          <w:lang w:val="en-GB"/>
+        </w:rPr>
+        <w:t>. Where applicable, the source of the figure shall be indicated in brackets after the title of the figure;</w:t>
       </w:r>
     </w:p>
     <w:p>
@@ -1970,7 +5986,35 @@
         <w:rPr>
           <w:lang w:val="en-GB"/>
         </w:rPr>
-        <w:t>There will be a blank line (Arial 12 pt) between the figure and the text. Figures will be centered.</w:t>
+        <w:t xml:space="preserve">There will be a blank line (Arial 12 </w:t>
+      </w:r>
+      <w:proofErr w:type="spellStart"/>
+      <w:r>
+        <w:rPr>
+          <w:lang w:val="en-GB"/>
+        </w:rPr>
+        <w:t>pt</w:t>
+      </w:r>
+      <w:proofErr w:type="spellEnd"/>
+      <w:r>
+        <w:rPr>
+          <w:lang w:val="en-GB"/>
+        </w:rPr>
+        <w:t xml:space="preserve">) between the figure and the text. Figures will be </w:t>
+      </w:r>
+      <w:proofErr w:type="spellStart"/>
+      <w:r>
+        <w:rPr>
+          <w:lang w:val="en-GB"/>
+        </w:rPr>
+        <w:t>centered</w:t>
+      </w:r>
+      <w:proofErr w:type="spellEnd"/>
+      <w:r>
+        <w:rPr>
+          <w:lang w:val="en-GB"/>
+        </w:rPr>
+        <w:t>.</w:t>
       </w:r>
     </w:p>
     <w:p>
@@ -1998,7 +6042,6 @@
           <w:noProof/>
           <w:lang w:val="en-GB" w:eastAsia="ro-RO"/>
         </w:rPr>
-        <w:lastRenderedPageBreak/>
         <w:drawing>
           <wp:inline distT="0" distB="0" distL="0" distR="0" wp14:anchorId="293B9756" wp14:editId="293B9757">
             <wp:extent cx="3615055" cy="2336800"/>
@@ -2017,7 +6060,7 @@
                     </pic:cNvPicPr>
                   </pic:nvPicPr>
                   <pic:blipFill>
-                    <a:blip r:embed="rId8" cstate="print">
+                    <a:blip r:embed="rId16" cstate="print">
                       <a:extLst>
                         <a:ext uri="{28A0092B-C50C-407E-A947-70E740481C1C}">
                           <a14:useLocalDpi xmlns:a14="http://schemas.microsoft.com/office/drawing/2010/main" val="0"/>
@@ -2065,6 +6108,7 @@
           <w:smallCaps w:val="0"/>
           <w:lang w:val="en-GB"/>
         </w:rPr>
+        <w:lastRenderedPageBreak/>
         <w:t>Figure</w:t>
       </w:r>
       <w:r>
@@ -2171,7 +6215,21 @@
         <w:rPr>
           <w:lang w:val="en-GB"/>
         </w:rPr>
-        <w:t xml:space="preserve"> (12 pt, Bold, Uppercase, Left)</w:t>
+        <w:t xml:space="preserve"> (12 </w:t>
+      </w:r>
+      <w:proofErr w:type="spellStart"/>
+      <w:r>
+        <w:rPr>
+          <w:lang w:val="en-GB"/>
+        </w:rPr>
+        <w:t>pt</w:t>
+      </w:r>
+      <w:proofErr w:type="spellEnd"/>
+      <w:r>
+        <w:rPr>
+          <w:lang w:val="en-GB"/>
+        </w:rPr>
+        <w:t>, Bold, Uppercase, Left)</w:t>
       </w:r>
     </w:p>
     <w:p>
@@ -2187,7 +6245,23 @@
           <w:rFonts w:cs="Arial"/>
           <w:lang w:val="en-GB"/>
         </w:rPr>
-        <w:t>Tables will be numbered in the order in which they appear in the paper. Alternatively, tables can be numbered in order in each chapter, including the chapter number in the numbering. Each table has a number and a title, which is mentioned above the table, in a centered alignment. Where applicable, the data source shall be indicated in brackets after the title of the table.</w:t>
+        <w:t xml:space="preserve">Tables will be numbered in the order in which they appear in the paper. Alternatively, tables can be numbered in order in each chapter, including the chapter number in the numbering. Each table has a number and a title, which is mentioned above the table, in a </w:t>
+      </w:r>
+      <w:proofErr w:type="spellStart"/>
+      <w:r>
+        <w:rPr>
+          <w:rFonts w:cs="Arial"/>
+          <w:lang w:val="en-GB"/>
+        </w:rPr>
+        <w:t>centered</w:t>
+      </w:r>
+      <w:proofErr w:type="spellEnd"/>
+      <w:r>
+        <w:rPr>
+          <w:rFonts w:cs="Arial"/>
+          <w:lang w:val="en-GB"/>
+        </w:rPr>
+        <w:t xml:space="preserve"> alignment. Where applicable, the data source shall be indicated in brackets after the title of the table.</w:t>
       </w:r>
     </w:p>
     <w:p>
@@ -2201,7 +6275,21 @@
         <w:rPr>
           <w:lang w:val="en-GB"/>
         </w:rPr>
-        <w:t>All tables presented in the paper must be referenced in the text of the paper, must be numbered and accompanied by a title (see example below). If copied figures are used, the source of the photo will be indicated in parenthesis. As far as possible, the usual font (Arial 12 pt) will be kept in the table, but there are also accepted ways to highlight important results (Bold, Italics, etc.)</w:t>
+        <w:t xml:space="preserve">All tables presented in the paper must be referenced in the text of the paper, must be numbered and accompanied by a title (see example below). If copied figures are used, the source of the photo will be indicated in parenthesis. As far as possible, the usual font (Arial 12 </w:t>
+      </w:r>
+      <w:proofErr w:type="spellStart"/>
+      <w:r>
+        <w:rPr>
+          <w:lang w:val="en-GB"/>
+        </w:rPr>
+        <w:t>pt</w:t>
+      </w:r>
+      <w:proofErr w:type="spellEnd"/>
+      <w:r>
+        <w:rPr>
+          <w:lang w:val="en-GB"/>
+        </w:rPr>
+        <w:t>) will be kept in the table, but there are also accepted ways to highlight important results (Bold, Italics, etc.)</w:t>
       </w:r>
     </w:p>
     <w:p>
@@ -2215,7 +6303,35 @@
         <w:rPr>
           <w:lang w:val="en-GB"/>
         </w:rPr>
-        <w:t xml:space="preserve">A blank line (Arial 12 pt) will be left between the text and the table. Tables will be centered. </w:t>
+        <w:t xml:space="preserve">A blank line (Arial 12 </w:t>
+      </w:r>
+      <w:proofErr w:type="spellStart"/>
+      <w:r>
+        <w:rPr>
+          <w:lang w:val="en-GB"/>
+        </w:rPr>
+        <w:t>pt</w:t>
+      </w:r>
+      <w:proofErr w:type="spellEnd"/>
+      <w:r>
+        <w:rPr>
+          <w:lang w:val="en-GB"/>
+        </w:rPr>
+        <w:t xml:space="preserve">) will be left between the text and the table. Tables will be </w:t>
+      </w:r>
+      <w:proofErr w:type="spellStart"/>
+      <w:r>
+        <w:rPr>
+          <w:lang w:val="en-GB"/>
+        </w:rPr>
+        <w:t>centered</w:t>
+      </w:r>
+      <w:proofErr w:type="spellEnd"/>
+      <w:r>
+        <w:rPr>
+          <w:lang w:val="en-GB"/>
+        </w:rPr>
+        <w:t xml:space="preserve">. </w:t>
       </w:r>
     </w:p>
     <w:p>
@@ -2359,7 +6475,25 @@
                 <w:szCs w:val="24"/>
                 <w:lang w:val="en-GB" w:eastAsia="en-GB"/>
               </w:rPr>
-              <w:t>Yield stress, fy [N/mm2]</w:t>
+              <w:t xml:space="preserve">Yield stress, </w:t>
+            </w:r>
+            <w:proofErr w:type="spellStart"/>
+            <w:r>
+              <w:rPr>
+                <w:smallCaps w:val="0"/>
+                <w:szCs w:val="24"/>
+                <w:lang w:val="en-GB" w:eastAsia="en-GB"/>
+              </w:rPr>
+              <w:t>fy</w:t>
+            </w:r>
+            <w:proofErr w:type="spellEnd"/>
+            <w:r>
+              <w:rPr>
+                <w:smallCaps w:val="0"/>
+                <w:szCs w:val="24"/>
+                <w:lang w:val="en-GB" w:eastAsia="en-GB"/>
+              </w:rPr>
+              <w:t xml:space="preserve"> [N/mm2]</w:t>
             </w:r>
           </w:p>
         </w:tc>
@@ -2539,7 +6673,6 @@
                 <w:szCs w:val="24"/>
                 <w:lang w:val="en-GB" w:eastAsia="en-GB"/>
               </w:rPr>
-              <w:lastRenderedPageBreak/>
               <w:t>Beam IPE360</w:t>
             </w:r>
           </w:p>
@@ -3123,7 +7256,21 @@
         <w:rPr>
           <w:lang w:val="en-GB"/>
         </w:rPr>
-        <w:t xml:space="preserve"> (12 pt, Bold, Uppercase, Left)</w:t>
+        <w:t xml:space="preserve"> (12 </w:t>
+      </w:r>
+      <w:proofErr w:type="spellStart"/>
+      <w:r>
+        <w:rPr>
+          <w:lang w:val="en-GB"/>
+        </w:rPr>
+        <w:t>pt</w:t>
+      </w:r>
+      <w:proofErr w:type="spellEnd"/>
+      <w:r>
+        <w:rPr>
+          <w:lang w:val="en-GB"/>
+        </w:rPr>
+        <w:t>, Bold, Uppercase, Left)</w:t>
       </w:r>
     </w:p>
     <w:p>
@@ -3146,7 +7293,23 @@
           <w:rFonts w:cs="Arial"/>
           <w:lang w:val="en-GB"/>
         </w:rPr>
-        <w:t>Formulas used in the text will be numbered in order of appearance in the paper. Alternatively, formulas can be numbered in order in each chapter, including the chapter number. The numbering of formulas is done in round brackets. A blank line (arial 12 pt) will be left between the text and the formula. Formulas will be aligned to the right.</w:t>
+        <w:t xml:space="preserve">Formulas used in the text will be numbered in order of appearance in the paper. Alternatively, formulas can be numbered in order in each chapter, including the chapter number. The numbering of formulas is done in round brackets. A blank line (arial 12 </w:t>
+      </w:r>
+      <w:proofErr w:type="spellStart"/>
+      <w:r>
+        <w:rPr>
+          <w:rFonts w:cs="Arial"/>
+          <w:lang w:val="en-GB"/>
+        </w:rPr>
+        <w:t>pt</w:t>
+      </w:r>
+      <w:proofErr w:type="spellEnd"/>
+      <w:r>
+        <w:rPr>
+          <w:rFonts w:cs="Arial"/>
+          <w:lang w:val="en-GB"/>
+        </w:rPr>
+        <w:t>) will be left between the text and the formula. Formulas will be aligned to the right.</w:t>
       </w:r>
     </w:p>
     <w:p>
@@ -3290,7 +7453,35 @@
         <w:rPr>
           <w:lang w:val="en-GB"/>
         </w:rPr>
-        <w:t xml:space="preserve"> (14 pt, Bold, Uppercase, Center)</w:t>
+        <w:t xml:space="preserve"> (14 </w:t>
+      </w:r>
+      <w:proofErr w:type="spellStart"/>
+      <w:r>
+        <w:rPr>
+          <w:lang w:val="en-GB"/>
+        </w:rPr>
+        <w:t>pt</w:t>
+      </w:r>
+      <w:proofErr w:type="spellEnd"/>
+      <w:r>
+        <w:rPr>
+          <w:lang w:val="en-GB"/>
+        </w:rPr>
+        <w:t xml:space="preserve">, Bold, Uppercase, </w:t>
+      </w:r>
+      <w:proofErr w:type="spellStart"/>
+      <w:r>
+        <w:rPr>
+          <w:lang w:val="en-GB"/>
+        </w:rPr>
+        <w:t>Center</w:t>
+      </w:r>
+      <w:proofErr w:type="spellEnd"/>
+      <w:r>
+        <w:rPr>
+          <w:lang w:val="en-GB"/>
+        </w:rPr>
+        <w:t>)</w:t>
       </w:r>
     </w:p>
     <w:p>
@@ -3380,7 +7571,7 @@
         </w:rPr>
         <w:t xml:space="preserve">The Faculty of Automation and Computers requires the use of the IEEE citation style (details </w:t>
       </w:r>
-      <w:hyperlink r:id="rId9" w:history="1">
+      <w:hyperlink r:id="rId17" w:history="1">
         <w:r>
           <w:rPr>
             <w:rStyle w:val="Hyperlink"/>
@@ -3503,7 +7694,6 @@
           <w:color w:val="000000"/>
           <w:lang w:val="en-GB" w:eastAsia="ro-RO"/>
         </w:rPr>
-        <w:lastRenderedPageBreak/>
         <w:t>Each reference number must be enclosed in square brackets on the same line as the text, before any punctuation mark, with a space before the parentheses.</w:t>
       </w:r>
     </w:p>
@@ -3612,35 +7802,44 @@
           <w:color w:val="000000"/>
           <w:lang w:val="en-GB" w:eastAsia="ro-RO"/>
         </w:rPr>
-        <w:t>If websites, magazines or articles are quoted, three asterisks will appear before, and then information on the volume, the issue, the pages consulted, the exact website address of the article, the date of the site visit and the date of downloading, as well as the date of the accessing. Web page addresses will be entered at the end of the list.</w:t>
-      </w:r>
-    </w:p>
-    <w:p>
-      <w:pPr>
-        <w:spacing w:line="240" w:lineRule="auto"/>
+        <w:t xml:space="preserve">If websites, magazines or articles are quoted, three asterisks will appear before, and then information on the volume, the issue, the pages consulted, the exact website address </w:t>
+      </w:r>
+      <w:r>
         <w:rPr>
           <w:rFonts w:cs="Arial"/>
           <w:color w:val="000000"/>
           <w:lang w:val="en-GB" w:eastAsia="ro-RO"/>
         </w:rPr>
-      </w:pPr>
-      <w:r>
+        <w:lastRenderedPageBreak/>
+        <w:t>of the article, the date of the site visit and the date of downloading, as well as the date of the accessing. Web page addresses will be entered at the end of the list.</w:t>
+      </w:r>
+    </w:p>
+    <w:p>
+      <w:pPr>
+        <w:spacing w:line="240" w:lineRule="auto"/>
         <w:rPr>
           <w:rFonts w:cs="Arial"/>
           <w:color w:val="000000"/>
           <w:lang w:val="en-GB" w:eastAsia="ro-RO"/>
         </w:rPr>
-        <w:t>The bibliographical sources the author of which cannot be mentioned should be specified as "***" followed by the name of the article and/or book, the publishing house and the place of appearance (for books), the volume, the issue, the first and last page of the quoted work, and the year of appearance.</w:t>
-      </w:r>
-    </w:p>
-    <w:p>
-      <w:pPr>
-        <w:spacing w:line="240" w:lineRule="auto"/>
+      </w:pPr>
+      <w:r>
         <w:rPr>
           <w:rFonts w:cs="Arial"/>
           <w:color w:val="000000"/>
           <w:lang w:val="en-GB" w:eastAsia="ro-RO"/>
         </w:rPr>
+        <w:t>The bibliographical sources the author of which cannot be mentioned should be specified as "***" followed by the name of the article and/or book, the publishing house and the place of appearance (for books), the volume, the issue, the first and last page of the quoted work, and the year of appearance.</w:t>
+      </w:r>
+    </w:p>
+    <w:p>
+      <w:pPr>
+        <w:spacing w:line="240" w:lineRule="auto"/>
+        <w:rPr>
+          <w:rFonts w:cs="Arial"/>
+          <w:color w:val="000000"/>
+          <w:lang w:val="en-GB" w:eastAsia="ro-RO"/>
+        </w:rPr>
       </w:pPr>
     </w:p>
     <w:p>
@@ -3738,7 +7937,7 @@
           <w:lang w:val="en-GB"/>
         </w:rPr>
       </w:pPr>
-      <w:hyperlink r:id="rId10" w:history="1">
+      <w:hyperlink r:id="rId18" w:history="1">
         <w:r>
           <w:rPr>
             <w:rStyle w:val="Hyperlink"/>
@@ -3763,9 +7962,9 @@
       </w:pPr>
     </w:p>
     <w:sectPr>
-      <w:headerReference w:type="default" r:id="rId11"/>
-      <w:footerReference w:type="default" r:id="rId12"/>
-      <w:headerReference w:type="first" r:id="rId13"/>
+      <w:headerReference w:type="default" r:id="rId19"/>
+      <w:footerReference w:type="default" r:id="rId20"/>
+      <w:headerReference w:type="first" r:id="rId21"/>
       <w:pgSz w:w="11907" w:h="16840" w:code="9"/>
       <w:pgMar w:top="709" w:right="1134" w:bottom="1134" w:left="1134" w:header="709" w:footer="709" w:gutter="0"/>
       <w:pgNumType w:start="1"/>
@@ -4424,6 +8623,119 @@
     </w:lvl>
   </w:abstractNum>
   <w:abstractNum w:abstractNumId="10" w15:restartNumberingAfterBreak="0">
+    <w:nsid w:val="103920F0"/>
+    <w:multiLevelType w:val="hybridMultilevel"/>
+    <w:tmpl w:val="8C5C4048"/>
+    <w:lvl w:ilvl="0" w:tplc="04090001">
+      <w:start w:val="1"/>
+      <w:numFmt w:val="bullet"/>
+      <w:lvlText w:val=""/>
+      <w:lvlJc w:val="left"/>
+      <w:pPr>
+        <w:ind w:left="1571" w:hanging="360"/>
+      </w:pPr>
+      <w:rPr>
+        <w:rFonts w:ascii="Symbol" w:hAnsi="Symbol" w:hint="default"/>
+      </w:rPr>
+    </w:lvl>
+    <w:lvl w:ilvl="1" w:tplc="04090003" w:tentative="1">
+      <w:start w:val="1"/>
+      <w:numFmt w:val="bullet"/>
+      <w:lvlText w:val="o"/>
+      <w:lvlJc w:val="left"/>
+      <w:pPr>
+        <w:ind w:left="2291" w:hanging="360"/>
+      </w:pPr>
+      <w:rPr>
+        <w:rFonts w:ascii="Courier New" w:hAnsi="Courier New" w:cs="Courier New" w:hint="default"/>
+      </w:rPr>
+    </w:lvl>
+    <w:lvl w:ilvl="2" w:tplc="04090005" w:tentative="1">
+      <w:start w:val="1"/>
+      <w:numFmt w:val="bullet"/>
+      <w:lvlText w:val=""/>
+      <w:lvlJc w:val="left"/>
+      <w:pPr>
+        <w:ind w:left="3011" w:hanging="360"/>
+      </w:pPr>
+      <w:rPr>
+        <w:rFonts w:ascii="Wingdings" w:hAnsi="Wingdings" w:hint="default"/>
+      </w:rPr>
+    </w:lvl>
+    <w:lvl w:ilvl="3" w:tplc="04090001" w:tentative="1">
+      <w:start w:val="1"/>
+      <w:numFmt w:val="bullet"/>
+      <w:lvlText w:val=""/>
+      <w:lvlJc w:val="left"/>
+      <w:pPr>
+        <w:ind w:left="3731" w:hanging="360"/>
+      </w:pPr>
+      <w:rPr>
+        <w:rFonts w:ascii="Symbol" w:hAnsi="Symbol" w:hint="default"/>
+      </w:rPr>
+    </w:lvl>
+    <w:lvl w:ilvl="4" w:tplc="04090003" w:tentative="1">
+      <w:start w:val="1"/>
+      <w:numFmt w:val="bullet"/>
+      <w:lvlText w:val="o"/>
+      <w:lvlJc w:val="left"/>
+      <w:pPr>
+        <w:ind w:left="4451" w:hanging="360"/>
+      </w:pPr>
+      <w:rPr>
+        <w:rFonts w:ascii="Courier New" w:hAnsi="Courier New" w:cs="Courier New" w:hint="default"/>
+      </w:rPr>
+    </w:lvl>
+    <w:lvl w:ilvl="5" w:tplc="04090005" w:tentative="1">
+      <w:start w:val="1"/>
+      <w:numFmt w:val="bullet"/>
+      <w:lvlText w:val=""/>
+      <w:lvlJc w:val="left"/>
+      <w:pPr>
+        <w:ind w:left="5171" w:hanging="360"/>
+      </w:pPr>
+      <w:rPr>
+        <w:rFonts w:ascii="Wingdings" w:hAnsi="Wingdings" w:hint="default"/>
+      </w:rPr>
+    </w:lvl>
+    <w:lvl w:ilvl="6" w:tplc="04090001" w:tentative="1">
+      <w:start w:val="1"/>
+      <w:numFmt w:val="bullet"/>
+      <w:lvlText w:val=""/>
+      <w:lvlJc w:val="left"/>
+      <w:pPr>
+        <w:ind w:left="5891" w:hanging="360"/>
+      </w:pPr>
+      <w:rPr>
+        <w:rFonts w:ascii="Symbol" w:hAnsi="Symbol" w:hint="default"/>
+      </w:rPr>
+    </w:lvl>
+    <w:lvl w:ilvl="7" w:tplc="04090003" w:tentative="1">
+      <w:start w:val="1"/>
+      <w:numFmt w:val="bullet"/>
+      <w:lvlText w:val="o"/>
+      <w:lvlJc w:val="left"/>
+      <w:pPr>
+        <w:ind w:left="6611" w:hanging="360"/>
+      </w:pPr>
+      <w:rPr>
+        <w:rFonts w:ascii="Courier New" w:hAnsi="Courier New" w:cs="Courier New" w:hint="default"/>
+      </w:rPr>
+    </w:lvl>
+    <w:lvl w:ilvl="8" w:tplc="04090005" w:tentative="1">
+      <w:start w:val="1"/>
+      <w:numFmt w:val="bullet"/>
+      <w:lvlText w:val=""/>
+      <w:lvlJc w:val="left"/>
+      <w:pPr>
+        <w:ind w:left="7331" w:hanging="360"/>
+      </w:pPr>
+      <w:rPr>
+        <w:rFonts w:ascii="Wingdings" w:hAnsi="Wingdings" w:hint="default"/>
+      </w:rPr>
+    </w:lvl>
+  </w:abstractNum>
+  <w:abstractNum w:abstractNumId="11" w15:restartNumberingAfterBreak="0">
     <w:nsid w:val="1168781B"/>
     <w:multiLevelType w:val="hybridMultilevel"/>
     <w:tmpl w:val="E0164A14"/>
@@ -4516,7 +8828,7 @@
       </w:pPr>
     </w:lvl>
   </w:abstractNum>
-  <w:abstractNum w:abstractNumId="11" w15:restartNumberingAfterBreak="0">
+  <w:abstractNum w:abstractNumId="12" w15:restartNumberingAfterBreak="0">
     <w:nsid w:val="11907CB5"/>
     <w:multiLevelType w:val="hybridMultilevel"/>
     <w:tmpl w:val="AA5AB23A"/>
@@ -4629,7 +8941,7 @@
       </w:rPr>
     </w:lvl>
   </w:abstractNum>
-  <w:abstractNum w:abstractNumId="12" w15:restartNumberingAfterBreak="0">
+  <w:abstractNum w:abstractNumId="13" w15:restartNumberingAfterBreak="0">
     <w:nsid w:val="149C47A5"/>
     <w:multiLevelType w:val="hybridMultilevel"/>
     <w:tmpl w:val="67FA6FC0"/>
@@ -4719,7 +9031,7 @@
       </w:pPr>
     </w:lvl>
   </w:abstractNum>
-  <w:abstractNum w:abstractNumId="13" w15:restartNumberingAfterBreak="0">
+  <w:abstractNum w:abstractNumId="14" w15:restartNumberingAfterBreak="0">
     <w:nsid w:val="1EC93BB7"/>
     <w:multiLevelType w:val="hybridMultilevel"/>
     <w:tmpl w:val="4ADC4A3E"/>
@@ -4832,7 +9144,7 @@
       </w:rPr>
     </w:lvl>
   </w:abstractNum>
-  <w:abstractNum w:abstractNumId="14" w15:restartNumberingAfterBreak="0">
+  <w:abstractNum w:abstractNumId="15" w15:restartNumberingAfterBreak="0">
     <w:nsid w:val="1F995666"/>
     <w:multiLevelType w:val="hybridMultilevel"/>
     <w:tmpl w:val="F3CA1EF4"/>
@@ -4948,7 +9260,120 @@
       </w:pPr>
     </w:lvl>
   </w:abstractNum>
-  <w:abstractNum w:abstractNumId="15" w15:restartNumberingAfterBreak="0">
+  <w:abstractNum w:abstractNumId="16" w15:restartNumberingAfterBreak="0">
+    <w:nsid w:val="2877052E"/>
+    <w:multiLevelType w:val="hybridMultilevel"/>
+    <w:tmpl w:val="B902326A"/>
+    <w:lvl w:ilvl="0" w:tplc="04090001">
+      <w:start w:val="1"/>
+      <w:numFmt w:val="bullet"/>
+      <w:lvlText w:val=""/>
+      <w:lvlJc w:val="left"/>
+      <w:pPr>
+        <w:ind w:left="1571" w:hanging="360"/>
+      </w:pPr>
+      <w:rPr>
+        <w:rFonts w:ascii="Symbol" w:hAnsi="Symbol" w:hint="default"/>
+      </w:rPr>
+    </w:lvl>
+    <w:lvl w:ilvl="1" w:tplc="04090003" w:tentative="1">
+      <w:start w:val="1"/>
+      <w:numFmt w:val="bullet"/>
+      <w:lvlText w:val="o"/>
+      <w:lvlJc w:val="left"/>
+      <w:pPr>
+        <w:ind w:left="2291" w:hanging="360"/>
+      </w:pPr>
+      <w:rPr>
+        <w:rFonts w:ascii="Courier New" w:hAnsi="Courier New" w:cs="Courier New" w:hint="default"/>
+      </w:rPr>
+    </w:lvl>
+    <w:lvl w:ilvl="2" w:tplc="04090005" w:tentative="1">
+      <w:start w:val="1"/>
+      <w:numFmt w:val="bullet"/>
+      <w:lvlText w:val=""/>
+      <w:lvlJc w:val="left"/>
+      <w:pPr>
+        <w:ind w:left="3011" w:hanging="360"/>
+      </w:pPr>
+      <w:rPr>
+        <w:rFonts w:ascii="Wingdings" w:hAnsi="Wingdings" w:hint="default"/>
+      </w:rPr>
+    </w:lvl>
+    <w:lvl w:ilvl="3" w:tplc="04090001" w:tentative="1">
+      <w:start w:val="1"/>
+      <w:numFmt w:val="bullet"/>
+      <w:lvlText w:val=""/>
+      <w:lvlJc w:val="left"/>
+      <w:pPr>
+        <w:ind w:left="3731" w:hanging="360"/>
+      </w:pPr>
+      <w:rPr>
+        <w:rFonts w:ascii="Symbol" w:hAnsi="Symbol" w:hint="default"/>
+      </w:rPr>
+    </w:lvl>
+    <w:lvl w:ilvl="4" w:tplc="04090003" w:tentative="1">
+      <w:start w:val="1"/>
+      <w:numFmt w:val="bullet"/>
+      <w:lvlText w:val="o"/>
+      <w:lvlJc w:val="left"/>
+      <w:pPr>
+        <w:ind w:left="4451" w:hanging="360"/>
+      </w:pPr>
+      <w:rPr>
+        <w:rFonts w:ascii="Courier New" w:hAnsi="Courier New" w:cs="Courier New" w:hint="default"/>
+      </w:rPr>
+    </w:lvl>
+    <w:lvl w:ilvl="5" w:tplc="04090005" w:tentative="1">
+      <w:start w:val="1"/>
+      <w:numFmt w:val="bullet"/>
+      <w:lvlText w:val=""/>
+      <w:lvlJc w:val="left"/>
+      <w:pPr>
+        <w:ind w:left="5171" w:hanging="360"/>
+      </w:pPr>
+      <w:rPr>
+        <w:rFonts w:ascii="Wingdings" w:hAnsi="Wingdings" w:hint="default"/>
+      </w:rPr>
+    </w:lvl>
+    <w:lvl w:ilvl="6" w:tplc="04090001" w:tentative="1">
+      <w:start w:val="1"/>
+      <w:numFmt w:val="bullet"/>
+      <w:lvlText w:val=""/>
+      <w:lvlJc w:val="left"/>
+      <w:pPr>
+        <w:ind w:left="5891" w:hanging="360"/>
+      </w:pPr>
+      <w:rPr>
+        <w:rFonts w:ascii="Symbol" w:hAnsi="Symbol" w:hint="default"/>
+      </w:rPr>
+    </w:lvl>
+    <w:lvl w:ilvl="7" w:tplc="04090003" w:tentative="1">
+      <w:start w:val="1"/>
+      <w:numFmt w:val="bullet"/>
+      <w:lvlText w:val="o"/>
+      <w:lvlJc w:val="left"/>
+      <w:pPr>
+        <w:ind w:left="6611" w:hanging="360"/>
+      </w:pPr>
+      <w:rPr>
+        <w:rFonts w:ascii="Courier New" w:hAnsi="Courier New" w:cs="Courier New" w:hint="default"/>
+      </w:rPr>
+    </w:lvl>
+    <w:lvl w:ilvl="8" w:tplc="04090005" w:tentative="1">
+      <w:start w:val="1"/>
+      <w:numFmt w:val="bullet"/>
+      <w:lvlText w:val=""/>
+      <w:lvlJc w:val="left"/>
+      <w:pPr>
+        <w:ind w:left="7331" w:hanging="360"/>
+      </w:pPr>
+      <w:rPr>
+        <w:rFonts w:ascii="Wingdings" w:hAnsi="Wingdings" w:hint="default"/>
+      </w:rPr>
+    </w:lvl>
+  </w:abstractNum>
+  <w:abstractNum w:abstractNumId="17" w15:restartNumberingAfterBreak="0">
     <w:nsid w:val="307C4BF4"/>
     <w:multiLevelType w:val="hybridMultilevel"/>
     <w:tmpl w:val="F82C63FC"/>
@@ -5037,7 +9462,7 @@
       </w:pPr>
     </w:lvl>
   </w:abstractNum>
-  <w:abstractNum w:abstractNumId="16" w15:restartNumberingAfterBreak="0">
+  <w:abstractNum w:abstractNumId="18" w15:restartNumberingAfterBreak="0">
     <w:nsid w:val="30B4215D"/>
     <w:multiLevelType w:val="hybridMultilevel"/>
     <w:tmpl w:val="2A904512"/>
@@ -5150,7 +9575,7 @@
       </w:pPr>
     </w:lvl>
   </w:abstractNum>
-  <w:abstractNum w:abstractNumId="17" w15:restartNumberingAfterBreak="0">
+  <w:abstractNum w:abstractNumId="19" w15:restartNumberingAfterBreak="0">
     <w:nsid w:val="330E6CD5"/>
     <w:multiLevelType w:val="hybridMultilevel"/>
     <w:tmpl w:val="E884C9AC"/>
@@ -5266,7 +9691,7 @@
       </w:pPr>
     </w:lvl>
   </w:abstractNum>
-  <w:abstractNum w:abstractNumId="18" w15:restartNumberingAfterBreak="0">
+  <w:abstractNum w:abstractNumId="20" w15:restartNumberingAfterBreak="0">
     <w:nsid w:val="39997357"/>
     <w:multiLevelType w:val="multilevel"/>
     <w:tmpl w:val="41A60A90"/>
@@ -5415,7 +9840,7 @@
       </w:rPr>
     </w:lvl>
   </w:abstractNum>
-  <w:abstractNum w:abstractNumId="19" w15:restartNumberingAfterBreak="0">
+  <w:abstractNum w:abstractNumId="21" w15:restartNumberingAfterBreak="0">
     <w:nsid w:val="3EB55CC3"/>
     <w:multiLevelType w:val="hybridMultilevel"/>
     <w:tmpl w:val="D738114E"/>
@@ -5528,7 +9953,7 @@
       </w:rPr>
     </w:lvl>
   </w:abstractNum>
-  <w:abstractNum w:abstractNumId="20" w15:restartNumberingAfterBreak="0">
+  <w:abstractNum w:abstractNumId="22" w15:restartNumberingAfterBreak="0">
     <w:nsid w:val="3F031DB9"/>
     <w:multiLevelType w:val="hybridMultilevel"/>
     <w:tmpl w:val="3FD06F4A"/>
@@ -5644,7 +10069,7 @@
       </w:pPr>
     </w:lvl>
   </w:abstractNum>
-  <w:abstractNum w:abstractNumId="21" w15:restartNumberingAfterBreak="0">
+  <w:abstractNum w:abstractNumId="23" w15:restartNumberingAfterBreak="0">
     <w:nsid w:val="3F7D7015"/>
     <w:multiLevelType w:val="hybridMultilevel"/>
     <w:tmpl w:val="2BB63F7C"/>
@@ -5730,7 +10155,7 @@
       </w:pPr>
     </w:lvl>
   </w:abstractNum>
-  <w:abstractNum w:abstractNumId="22" w15:restartNumberingAfterBreak="0">
+  <w:abstractNum w:abstractNumId="24" w15:restartNumberingAfterBreak="0">
     <w:nsid w:val="4015235C"/>
     <w:multiLevelType w:val="hybridMultilevel"/>
     <w:tmpl w:val="7876D378"/>
@@ -5816,7 +10241,7 @@
       </w:pPr>
     </w:lvl>
   </w:abstractNum>
-  <w:abstractNum w:abstractNumId="23" w15:restartNumberingAfterBreak="0">
+  <w:abstractNum w:abstractNumId="25" w15:restartNumberingAfterBreak="0">
     <w:nsid w:val="411F0211"/>
     <w:multiLevelType w:val="hybridMultilevel"/>
     <w:tmpl w:val="FCE69C16"/>
@@ -5902,7 +10327,7 @@
       </w:pPr>
     </w:lvl>
   </w:abstractNum>
-  <w:abstractNum w:abstractNumId="24" w15:restartNumberingAfterBreak="0">
+  <w:abstractNum w:abstractNumId="26" w15:restartNumberingAfterBreak="0">
     <w:nsid w:val="432B1040"/>
     <w:multiLevelType w:val="hybridMultilevel"/>
     <w:tmpl w:val="5A48E258"/>
@@ -6015,7 +10440,7 @@
       </w:rPr>
     </w:lvl>
   </w:abstractNum>
-  <w:abstractNum w:abstractNumId="25" w15:restartNumberingAfterBreak="0">
+  <w:abstractNum w:abstractNumId="27" w15:restartNumberingAfterBreak="0">
     <w:nsid w:val="45855284"/>
     <w:multiLevelType w:val="hybridMultilevel"/>
     <w:tmpl w:val="56B6DD1E"/>
@@ -6155,7 +10580,7 @@
       </w:rPr>
     </w:lvl>
   </w:abstractNum>
-  <w:abstractNum w:abstractNumId="26" w15:restartNumberingAfterBreak="0">
+  <w:abstractNum w:abstractNumId="28" w15:restartNumberingAfterBreak="0">
     <w:nsid w:val="4DA21796"/>
     <w:multiLevelType w:val="hybridMultilevel"/>
     <w:tmpl w:val="645208AC"/>
@@ -6272,7 +10697,7 @@
       </w:pPr>
     </w:lvl>
   </w:abstractNum>
-  <w:abstractNum w:abstractNumId="27" w15:restartNumberingAfterBreak="0">
+  <w:abstractNum w:abstractNumId="29" w15:restartNumberingAfterBreak="0">
     <w:nsid w:val="55210BD9"/>
     <w:multiLevelType w:val="hybridMultilevel"/>
     <w:tmpl w:val="5D9CBBEC"/>
@@ -6365,7 +10790,7 @@
       </w:pPr>
     </w:lvl>
   </w:abstractNum>
-  <w:abstractNum w:abstractNumId="28" w15:restartNumberingAfterBreak="0">
+  <w:abstractNum w:abstractNumId="30" w15:restartNumberingAfterBreak="0">
     <w:nsid w:val="56444303"/>
     <w:multiLevelType w:val="hybridMultilevel"/>
     <w:tmpl w:val="1882BCD8"/>
@@ -6481,7 +10906,7 @@
       </w:pPr>
     </w:lvl>
   </w:abstractNum>
-  <w:abstractNum w:abstractNumId="29" w15:restartNumberingAfterBreak="0">
+  <w:abstractNum w:abstractNumId="31" w15:restartNumberingAfterBreak="0">
     <w:nsid w:val="56E724F7"/>
     <w:multiLevelType w:val="hybridMultilevel"/>
     <w:tmpl w:val="5B762A4C"/>
@@ -6568,7 +10993,7 @@
       </w:pPr>
     </w:lvl>
   </w:abstractNum>
-  <w:abstractNum w:abstractNumId="30" w15:restartNumberingAfterBreak="0">
+  <w:abstractNum w:abstractNumId="32" w15:restartNumberingAfterBreak="0">
     <w:nsid w:val="5706537B"/>
     <w:multiLevelType w:val="multilevel"/>
     <w:tmpl w:val="85544704"/>
@@ -6689,7 +11114,7 @@
       </w:rPr>
     </w:lvl>
   </w:abstractNum>
-  <w:abstractNum w:abstractNumId="31" w15:restartNumberingAfterBreak="0">
+  <w:abstractNum w:abstractNumId="33" w15:restartNumberingAfterBreak="0">
     <w:nsid w:val="5AA1181D"/>
     <w:multiLevelType w:val="hybridMultilevel"/>
     <w:tmpl w:val="ADECE2D8"/>
@@ -6829,7 +11254,7 @@
       </w:rPr>
     </w:lvl>
   </w:abstractNum>
-  <w:abstractNum w:abstractNumId="32" w15:restartNumberingAfterBreak="0">
+  <w:abstractNum w:abstractNumId="34" w15:restartNumberingAfterBreak="0">
     <w:nsid w:val="621F081D"/>
     <w:multiLevelType w:val="multilevel"/>
     <w:tmpl w:val="46129152"/>
@@ -6950,7 +11375,7 @@
       </w:rPr>
     </w:lvl>
   </w:abstractNum>
-  <w:abstractNum w:abstractNumId="33" w15:restartNumberingAfterBreak="0">
+  <w:abstractNum w:abstractNumId="35" w15:restartNumberingAfterBreak="0">
     <w:nsid w:val="63F02966"/>
     <w:multiLevelType w:val="hybridMultilevel"/>
     <w:tmpl w:val="EEE69E4A"/>
@@ -7162,7 +11587,7 @@
       </w:rPr>
     </w:lvl>
   </w:abstractNum>
-  <w:abstractNum w:abstractNumId="34" w15:restartNumberingAfterBreak="0">
+  <w:abstractNum w:abstractNumId="36" w15:restartNumberingAfterBreak="0">
     <w:nsid w:val="6A9936ED"/>
     <w:multiLevelType w:val="hybridMultilevel"/>
     <w:tmpl w:val="BBECE1C4"/>
@@ -7178,7 +11603,7 @@
         <w:rFonts w:hint="default"/>
       </w:rPr>
     </w:lvl>
-    <w:lvl w:ilvl="1" w:tplc="04090019" w:tentative="1">
+    <w:lvl w:ilvl="1" w:tplc="04090019">
       <w:start w:val="1"/>
       <w:numFmt w:val="lowerLetter"/>
       <w:lvlText w:val="%2."/>
@@ -7187,7 +11612,7 @@
         <w:ind w:left="1440" w:hanging="360"/>
       </w:pPr>
     </w:lvl>
-    <w:lvl w:ilvl="2" w:tplc="0409001B" w:tentative="1">
+    <w:lvl w:ilvl="2" w:tplc="0409001B">
       <w:start w:val="1"/>
       <w:numFmt w:val="lowerRoman"/>
       <w:lvlText w:val="%3."/>
@@ -7196,7 +11621,7 @@
         <w:ind w:left="2160" w:hanging="180"/>
       </w:pPr>
     </w:lvl>
-    <w:lvl w:ilvl="3" w:tplc="0409000F" w:tentative="1">
+    <w:lvl w:ilvl="3" w:tplc="0409000F">
       <w:start w:val="1"/>
       <w:numFmt w:val="decimal"/>
       <w:lvlText w:val="%4."/>
@@ -7205,7 +11630,7 @@
         <w:ind w:left="2880" w:hanging="360"/>
       </w:pPr>
     </w:lvl>
-    <w:lvl w:ilvl="4" w:tplc="04090019" w:tentative="1">
+    <w:lvl w:ilvl="4" w:tplc="04090019">
       <w:start w:val="1"/>
       <w:numFmt w:val="lowerLetter"/>
       <w:lvlText w:val="%5."/>
@@ -7214,7 +11639,7 @@
         <w:ind w:left="3600" w:hanging="360"/>
       </w:pPr>
     </w:lvl>
-    <w:lvl w:ilvl="5" w:tplc="0409001B" w:tentative="1">
+    <w:lvl w:ilvl="5" w:tplc="0409001B">
       <w:start w:val="1"/>
       <w:numFmt w:val="lowerRoman"/>
       <w:lvlText w:val="%6."/>
@@ -7223,7 +11648,7 @@
         <w:ind w:left="4320" w:hanging="180"/>
       </w:pPr>
     </w:lvl>
-    <w:lvl w:ilvl="6" w:tplc="0409000F" w:tentative="1">
+    <w:lvl w:ilvl="6" w:tplc="0409000F">
       <w:start w:val="1"/>
       <w:numFmt w:val="decimal"/>
       <w:lvlText w:val="%7."/>
@@ -7251,7 +11676,7 @@
       </w:pPr>
     </w:lvl>
   </w:abstractNum>
-  <w:abstractNum w:abstractNumId="35" w15:restartNumberingAfterBreak="0">
+  <w:abstractNum w:abstractNumId="37" w15:restartNumberingAfterBreak="0">
     <w:nsid w:val="6B96305E"/>
     <w:multiLevelType w:val="hybridMultilevel"/>
     <w:tmpl w:val="982ECAE0"/>
@@ -7364,7 +11789,7 @@
       </w:pPr>
     </w:lvl>
   </w:abstractNum>
-  <w:abstractNum w:abstractNumId="36" w15:restartNumberingAfterBreak="0">
+  <w:abstractNum w:abstractNumId="38" w15:restartNumberingAfterBreak="0">
     <w:nsid w:val="6C990251"/>
     <w:multiLevelType w:val="hybridMultilevel"/>
     <w:tmpl w:val="01EAEA3C"/>
@@ -7577,7 +12002,7 @@
       </w:rPr>
     </w:lvl>
   </w:abstractNum>
-  <w:abstractNum w:abstractNumId="37" w15:restartNumberingAfterBreak="0">
+  <w:abstractNum w:abstractNumId="39" w15:restartNumberingAfterBreak="0">
     <w:nsid w:val="6C9B38D5"/>
     <w:multiLevelType w:val="multilevel"/>
     <w:tmpl w:val="24C4E068"/>
@@ -7690,7 +12115,7 @@
       </w:rPr>
     </w:lvl>
   </w:abstractNum>
-  <w:abstractNum w:abstractNumId="38" w15:restartNumberingAfterBreak="0">
+  <w:abstractNum w:abstractNumId="40" w15:restartNumberingAfterBreak="0">
     <w:nsid w:val="6DAE0C05"/>
     <w:multiLevelType w:val="hybridMultilevel"/>
     <w:tmpl w:val="8B04B6DA"/>
@@ -7776,7 +12201,7 @@
       </w:pPr>
     </w:lvl>
   </w:abstractNum>
-  <w:abstractNum w:abstractNumId="39" w15:restartNumberingAfterBreak="0">
+  <w:abstractNum w:abstractNumId="41" w15:restartNumberingAfterBreak="0">
     <w:nsid w:val="738204D5"/>
     <w:multiLevelType w:val="hybridMultilevel"/>
     <w:tmpl w:val="00401490"/>
@@ -7862,7 +12287,120 @@
       </w:pPr>
     </w:lvl>
   </w:abstractNum>
-  <w:abstractNum w:abstractNumId="40" w15:restartNumberingAfterBreak="0">
+  <w:abstractNum w:abstractNumId="42" w15:restartNumberingAfterBreak="0">
+    <w:nsid w:val="73C35792"/>
+    <w:multiLevelType w:val="hybridMultilevel"/>
+    <w:tmpl w:val="9BEAF88E"/>
+    <w:lvl w:ilvl="0" w:tplc="04090001">
+      <w:start w:val="1"/>
+      <w:numFmt w:val="bullet"/>
+      <w:lvlText w:val=""/>
+      <w:lvlJc w:val="left"/>
+      <w:pPr>
+        <w:ind w:left="1571" w:hanging="360"/>
+      </w:pPr>
+      <w:rPr>
+        <w:rFonts w:ascii="Symbol" w:hAnsi="Symbol" w:hint="default"/>
+      </w:rPr>
+    </w:lvl>
+    <w:lvl w:ilvl="1" w:tplc="04090003" w:tentative="1">
+      <w:start w:val="1"/>
+      <w:numFmt w:val="bullet"/>
+      <w:lvlText w:val="o"/>
+      <w:lvlJc w:val="left"/>
+      <w:pPr>
+        <w:ind w:left="2291" w:hanging="360"/>
+      </w:pPr>
+      <w:rPr>
+        <w:rFonts w:ascii="Courier New" w:hAnsi="Courier New" w:cs="Courier New" w:hint="default"/>
+      </w:rPr>
+    </w:lvl>
+    <w:lvl w:ilvl="2" w:tplc="04090005" w:tentative="1">
+      <w:start w:val="1"/>
+      <w:numFmt w:val="bullet"/>
+      <w:lvlText w:val=""/>
+      <w:lvlJc w:val="left"/>
+      <w:pPr>
+        <w:ind w:left="3011" w:hanging="360"/>
+      </w:pPr>
+      <w:rPr>
+        <w:rFonts w:ascii="Wingdings" w:hAnsi="Wingdings" w:hint="default"/>
+      </w:rPr>
+    </w:lvl>
+    <w:lvl w:ilvl="3" w:tplc="04090001" w:tentative="1">
+      <w:start w:val="1"/>
+      <w:numFmt w:val="bullet"/>
+      <w:lvlText w:val=""/>
+      <w:lvlJc w:val="left"/>
+      <w:pPr>
+        <w:ind w:left="3731" w:hanging="360"/>
+      </w:pPr>
+      <w:rPr>
+        <w:rFonts w:ascii="Symbol" w:hAnsi="Symbol" w:hint="default"/>
+      </w:rPr>
+    </w:lvl>
+    <w:lvl w:ilvl="4" w:tplc="04090003" w:tentative="1">
+      <w:start w:val="1"/>
+      <w:numFmt w:val="bullet"/>
+      <w:lvlText w:val="o"/>
+      <w:lvlJc w:val="left"/>
+      <w:pPr>
+        <w:ind w:left="4451" w:hanging="360"/>
+      </w:pPr>
+      <w:rPr>
+        <w:rFonts w:ascii="Courier New" w:hAnsi="Courier New" w:cs="Courier New" w:hint="default"/>
+      </w:rPr>
+    </w:lvl>
+    <w:lvl w:ilvl="5" w:tplc="04090005" w:tentative="1">
+      <w:start w:val="1"/>
+      <w:numFmt w:val="bullet"/>
+      <w:lvlText w:val=""/>
+      <w:lvlJc w:val="left"/>
+      <w:pPr>
+        <w:ind w:left="5171" w:hanging="360"/>
+      </w:pPr>
+      <w:rPr>
+        <w:rFonts w:ascii="Wingdings" w:hAnsi="Wingdings" w:hint="default"/>
+      </w:rPr>
+    </w:lvl>
+    <w:lvl w:ilvl="6" w:tplc="04090001" w:tentative="1">
+      <w:start w:val="1"/>
+      <w:numFmt w:val="bullet"/>
+      <w:lvlText w:val=""/>
+      <w:lvlJc w:val="left"/>
+      <w:pPr>
+        <w:ind w:left="5891" w:hanging="360"/>
+      </w:pPr>
+      <w:rPr>
+        <w:rFonts w:ascii="Symbol" w:hAnsi="Symbol" w:hint="default"/>
+      </w:rPr>
+    </w:lvl>
+    <w:lvl w:ilvl="7" w:tplc="04090003" w:tentative="1">
+      <w:start w:val="1"/>
+      <w:numFmt w:val="bullet"/>
+      <w:lvlText w:val="o"/>
+      <w:lvlJc w:val="left"/>
+      <w:pPr>
+        <w:ind w:left="6611" w:hanging="360"/>
+      </w:pPr>
+      <w:rPr>
+        <w:rFonts w:ascii="Courier New" w:hAnsi="Courier New" w:cs="Courier New" w:hint="default"/>
+      </w:rPr>
+    </w:lvl>
+    <w:lvl w:ilvl="8" w:tplc="04090005" w:tentative="1">
+      <w:start w:val="1"/>
+      <w:numFmt w:val="bullet"/>
+      <w:lvlText w:val=""/>
+      <w:lvlJc w:val="left"/>
+      <w:pPr>
+        <w:ind w:left="7331" w:hanging="360"/>
+      </w:pPr>
+      <w:rPr>
+        <w:rFonts w:ascii="Wingdings" w:hAnsi="Wingdings" w:hint="default"/>
+      </w:rPr>
+    </w:lvl>
+  </w:abstractNum>
+  <w:abstractNum w:abstractNumId="43" w15:restartNumberingAfterBreak="0">
     <w:nsid w:val="753370F9"/>
     <w:multiLevelType w:val="hybridMultilevel"/>
     <w:tmpl w:val="86307D2A"/>
@@ -7975,7 +12513,7 @@
       </w:pPr>
     </w:lvl>
   </w:abstractNum>
-  <w:abstractNum w:abstractNumId="41" w15:restartNumberingAfterBreak="0">
+  <w:abstractNum w:abstractNumId="44" w15:restartNumberingAfterBreak="0">
     <w:nsid w:val="766B3964"/>
     <w:multiLevelType w:val="multilevel"/>
     <w:tmpl w:val="04090025"/>
@@ -8073,7 +12611,7 @@
       </w:pPr>
     </w:lvl>
   </w:abstractNum>
-  <w:abstractNum w:abstractNumId="42" w15:restartNumberingAfterBreak="0">
+  <w:abstractNum w:abstractNumId="45" w15:restartNumberingAfterBreak="0">
     <w:nsid w:val="794B750C"/>
     <w:multiLevelType w:val="hybridMultilevel"/>
     <w:tmpl w:val="3DD0C46A"/>
@@ -8189,7 +12727,7 @@
       </w:pPr>
     </w:lvl>
   </w:abstractNum>
-  <w:abstractNum w:abstractNumId="43" w15:restartNumberingAfterBreak="0">
+  <w:abstractNum w:abstractNumId="46" w15:restartNumberingAfterBreak="0">
     <w:nsid w:val="7BEA160E"/>
     <w:multiLevelType w:val="hybridMultilevel"/>
     <w:tmpl w:val="797058A6"/>
@@ -8279,16 +12817,16 @@
     </w:lvl>
   </w:abstractNum>
   <w:num w:numId="1">
-    <w:abstractNumId w:val="40"/>
+    <w:abstractNumId w:val="43"/>
   </w:num>
   <w:num w:numId="2">
-    <w:abstractNumId w:val="35"/>
+    <w:abstractNumId w:val="37"/>
   </w:num>
   <w:num w:numId="3">
-    <w:abstractNumId w:val="26"/>
+    <w:abstractNumId w:val="28"/>
   </w:num>
   <w:num w:numId="4">
-    <w:abstractNumId w:val="14"/>
+    <w:abstractNumId w:val="15"/>
     <w:lvlOverride w:ilvl="0"/>
     <w:lvlOverride w:ilvl="1">
       <w:startOverride w:val="1"/>
@@ -8316,7 +12854,7 @@
     </w:lvlOverride>
   </w:num>
   <w:num w:numId="5">
-    <w:abstractNumId w:val="16"/>
+    <w:abstractNumId w:val="18"/>
     <w:lvlOverride w:ilvl="0">
       <w:startOverride w:val="1"/>
     </w:lvlOverride>
@@ -8346,70 +12884,70 @@
     </w:lvlOverride>
   </w:num>
   <w:num w:numId="6">
-    <w:abstractNumId w:val="16"/>
+    <w:abstractNumId w:val="18"/>
   </w:num>
   <w:num w:numId="7">
+    <w:abstractNumId w:val="15"/>
+  </w:num>
+  <w:num w:numId="8">
+    <w:abstractNumId w:val="23"/>
+  </w:num>
+  <w:num w:numId="9">
+    <w:abstractNumId w:val="41"/>
+  </w:num>
+  <w:num w:numId="10">
+    <w:abstractNumId w:val="45"/>
+  </w:num>
+  <w:num w:numId="11">
+    <w:abstractNumId w:val="24"/>
+  </w:num>
+  <w:num w:numId="12">
+    <w:abstractNumId w:val="12"/>
+  </w:num>
+  <w:num w:numId="13">
+    <w:abstractNumId w:val="29"/>
+  </w:num>
+  <w:num w:numId="14">
+    <w:abstractNumId w:val="11"/>
+  </w:num>
+  <w:num w:numId="15">
+    <w:abstractNumId w:val="40"/>
+  </w:num>
+  <w:num w:numId="16">
+    <w:abstractNumId w:val="25"/>
+  </w:num>
+  <w:num w:numId="17">
+    <w:abstractNumId w:val="33"/>
+  </w:num>
+  <w:num w:numId="18">
+    <w:abstractNumId w:val="19"/>
+  </w:num>
+  <w:num w:numId="19">
+    <w:abstractNumId w:val="30"/>
+  </w:num>
+  <w:num w:numId="20">
+    <w:abstractNumId w:val="21"/>
+  </w:num>
+  <w:num w:numId="21">
     <w:abstractNumId w:val="14"/>
   </w:num>
-  <w:num w:numId="8">
-    <w:abstractNumId w:val="21"/>
+  <w:num w:numId="22">
+    <w:abstractNumId w:val="27"/>
   </w:num>
-  <w:num w:numId="9">
-    <w:abstractNumId w:val="39"/>
-  </w:num>
-  <w:num w:numId="10">
-    <w:abstractNumId w:val="42"/>
-  </w:num>
-  <w:num w:numId="11">
+  <w:num w:numId="23">
     <w:abstractNumId w:val="22"/>
   </w:num>
-  <w:num w:numId="12">
-    <w:abstractNumId w:val="11"/>
-  </w:num>
-  <w:num w:numId="13">
-    <w:abstractNumId w:val="27"/>
-  </w:num>
-  <w:num w:numId="14">
-    <w:abstractNumId w:val="10"/>
-  </w:num>
-  <w:num w:numId="15">
-    <w:abstractNumId w:val="38"/>
-  </w:num>
-  <w:num w:numId="16">
-    <w:abstractNumId w:val="23"/>
-  </w:num>
-  <w:num w:numId="17">
-    <w:abstractNumId w:val="31"/>
-  </w:num>
-  <w:num w:numId="18">
-    <w:abstractNumId w:val="17"/>
-  </w:num>
-  <w:num w:numId="19">
-    <w:abstractNumId w:val="28"/>
-  </w:num>
-  <w:num w:numId="20">
-    <w:abstractNumId w:val="19"/>
-  </w:num>
-  <w:num w:numId="21">
-    <w:abstractNumId w:val="13"/>
-  </w:num>
-  <w:num w:numId="22">
-    <w:abstractNumId w:val="25"/>
-  </w:num>
-  <w:num w:numId="23">
+  <w:num w:numId="24">
     <w:abstractNumId w:val="20"/>
   </w:num>
-  <w:num w:numId="24">
-    <w:abstractNumId w:val="18"/>
-  </w:num>
   <w:num w:numId="25">
-    <w:abstractNumId w:val="43"/>
+    <w:abstractNumId w:val="46"/>
   </w:num>
   <w:num w:numId="26">
-    <w:abstractNumId w:val="30"/>
+    <w:abstractNumId w:val="32"/>
   </w:num>
   <w:num w:numId="27">
-    <w:abstractNumId w:val="37"/>
+    <w:abstractNumId w:val="39"/>
   </w:num>
   <w:num w:numId="28">
     <w:abstractNumId w:val="3"/>
@@ -8442,31 +12980,46 @@
     <w:abstractNumId w:val="9"/>
   </w:num>
   <w:num w:numId="38">
-    <w:abstractNumId w:val="15"/>
+    <w:abstractNumId w:val="17"/>
   </w:num>
   <w:num w:numId="39">
-    <w:abstractNumId w:val="32"/>
+    <w:abstractNumId w:val="34"/>
   </w:num>
   <w:num w:numId="40">
-    <w:abstractNumId w:val="34"/>
+    <w:abstractNumId w:val="36"/>
   </w:num>
   <w:num w:numId="41">
-    <w:abstractNumId w:val="24"/>
+    <w:abstractNumId w:val="26"/>
   </w:num>
   <w:num w:numId="42">
-    <w:abstractNumId w:val="41"/>
+    <w:abstractNumId w:val="44"/>
   </w:num>
   <w:num w:numId="43">
-    <w:abstractNumId w:val="29"/>
+    <w:abstractNumId w:val="31"/>
   </w:num>
   <w:num w:numId="44">
-    <w:abstractNumId w:val="33"/>
+    <w:abstractNumId w:val="35"/>
   </w:num>
   <w:num w:numId="45">
-    <w:abstractNumId w:val="36"/>
+    <w:abstractNumId w:val="38"/>
   </w:num>
   <w:num w:numId="46">
-    <w:abstractNumId w:val="12"/>
+    <w:abstractNumId w:val="13"/>
+  </w:num>
+  <w:num w:numId="47">
+    <w:abstractNumId w:val="44"/>
+    <w:lvlOverride w:ilvl="0">
+      <w:startOverride w:val="3"/>
+    </w:lvlOverride>
+  </w:num>
+  <w:num w:numId="48">
+    <w:abstractNumId w:val="42"/>
+  </w:num>
+  <w:num w:numId="49">
+    <w:abstractNumId w:val="10"/>
+  </w:num>
+  <w:num w:numId="50">
+    <w:abstractNumId w:val="16"/>
   </w:num>
 </w:numbering>
 </file>
@@ -9525,6 +14078,18 @@
       <w:lang w:val="ro-RO" w:eastAsia="en-GB"/>
     </w:rPr>
   </w:style>
+  <w:style w:type="character" w:styleId="UnresolvedMention">
+    <w:name w:val="Unresolved Mention"/>
+    <w:basedOn w:val="DefaultParagraphFont"/>
+    <w:uiPriority w:val="99"/>
+    <w:semiHidden/>
+    <w:unhideWhenUsed/>
+    <w:rsid w:val="00C577D9"/>
+    <w:rPr>
+      <w:color w:val="605E5C"/>
+      <w:shd w:val="clear" w:color="auto" w:fill="E1DFDD"/>
+    </w:rPr>
+  </w:style>
 </w:styles>
 </file>
 

--- a/DocumentationBachelor/Bachelor_Documentation_Eduard_Iorga.docx
+++ b/DocumentationBachelor/Bachelor_Documentation_Eduard_Iorga.docx
@@ -156,10 +156,13 @@
           <w:szCs w:val="28"/>
           <w:lang w:val="en-GB"/>
         </w:rPr>
-        <w:t xml:space="preserve"> Eduard </w:t>
-      </w:r>
-      <w:proofErr w:type="spellStart"/>
-      <w:r>
+        <w:t xml:space="preserve"> Eduard Iorga</w:t>
+      </w:r>
+    </w:p>
+    <w:p>
+      <w:pPr>
+        <w:spacing w:before="280"/>
+        <w:ind w:right="-709"/>
         <w:rPr>
           <w:rFonts w:cs="Arial"/>
           <w:b/>
@@ -167,14 +170,8 @@
           <w:szCs w:val="28"/>
           <w:lang w:val="en-GB"/>
         </w:rPr>
-        <w:t>Iorga</w:t>
-      </w:r>
-      <w:proofErr w:type="spellEnd"/>
-    </w:p>
-    <w:p>
-      <w:pPr>
-        <w:spacing w:before="280"/>
-        <w:ind w:right="-709"/>
+      </w:pPr>
+      <w:r>
         <w:rPr>
           <w:rFonts w:cs="Arial"/>
           <w:b/>
@@ -182,7 +179,8 @@
           <w:szCs w:val="28"/>
           <w:lang w:val="en-GB"/>
         </w:rPr>
-      </w:pPr>
+        <w:t>Scientific coordinator</w:t>
+      </w:r>
       <w:r>
         <w:rPr>
           <w:rFonts w:cs="Arial"/>
@@ -191,7 +189,7 @@
           <w:szCs w:val="28"/>
           <w:lang w:val="en-GB"/>
         </w:rPr>
-        <w:t>Scientific coordinator</w:t>
+        <w:t xml:space="preserve">: </w:t>
       </w:r>
       <w:r>
         <w:rPr>
@@ -201,61 +199,7 @@
           <w:szCs w:val="28"/>
           <w:lang w:val="en-GB"/>
         </w:rPr>
-        <w:t xml:space="preserve">: </w:t>
-      </w:r>
-      <w:r>
-        <w:rPr>
-          <w:rFonts w:cs="Arial"/>
-          <w:b/>
-          <w:sz w:val="28"/>
-          <w:szCs w:val="28"/>
-          <w:lang w:val="en-GB"/>
-        </w:rPr>
-        <w:t xml:space="preserve">Assistant Professor </w:t>
-      </w:r>
-      <w:proofErr w:type="spellStart"/>
-      <w:r>
-        <w:rPr>
-          <w:rFonts w:cs="Arial"/>
-          <w:b/>
-          <w:sz w:val="28"/>
-          <w:szCs w:val="28"/>
-          <w:lang w:val="en-GB"/>
-        </w:rPr>
-        <w:t>Alexandru</w:t>
-      </w:r>
-      <w:proofErr w:type="spellEnd"/>
-      <w:r>
-        <w:rPr>
-          <w:rFonts w:cs="Arial"/>
-          <w:b/>
-          <w:sz w:val="28"/>
-          <w:szCs w:val="28"/>
-          <w:lang w:val="en-GB"/>
-        </w:rPr>
-        <w:t xml:space="preserve"> </w:t>
-      </w:r>
-      <w:proofErr w:type="spellStart"/>
-      <w:r>
-        <w:rPr>
-          <w:rFonts w:cs="Arial"/>
-          <w:b/>
-          <w:sz w:val="28"/>
-          <w:szCs w:val="28"/>
-          <w:lang w:val="en-GB"/>
-        </w:rPr>
-        <w:t>Grosu</w:t>
-      </w:r>
-      <w:proofErr w:type="spellEnd"/>
-      <w:r>
-        <w:rPr>
-          <w:rFonts w:cs="Arial"/>
-          <w:b/>
-          <w:sz w:val="28"/>
-          <w:szCs w:val="28"/>
-          <w:lang w:val="en-GB"/>
-        </w:rPr>
-        <w:t xml:space="preserve"> </w:t>
+        <w:t xml:space="preserve">Assistant Professor Alexandru Grosu </w:t>
       </w:r>
     </w:p>
     <w:p>
@@ -371,14 +315,12 @@
         </w:rPr>
         <w:t xml:space="preserve">Sword of Time </w:t>
       </w:r>
-      <w:proofErr w:type="spellStart"/>
       <w:r>
         <w:rPr>
           <w:lang w:val="en-GB"/>
         </w:rPr>
         <w:t>este</w:t>
       </w:r>
-      <w:proofErr w:type="spellEnd"/>
       <w:r>
         <w:rPr>
           <w:lang w:val="en-GB"/>
@@ -389,21 +331,7 @@
         <w:rPr>
           <w:lang w:val="en-GB"/>
         </w:rPr>
-        <w:t xml:space="preserve">un </w:t>
-      </w:r>
-      <w:proofErr w:type="spellStart"/>
-      <w:r>
-        <w:rPr>
-          <w:lang w:val="en-GB"/>
-        </w:rPr>
-        <w:t>joc</w:t>
-      </w:r>
-      <w:proofErr w:type="spellEnd"/>
-      <w:r>
-        <w:rPr>
-          <w:lang w:val="en-GB"/>
-        </w:rPr>
-        <w:t xml:space="preserve"> video</w:t>
+        <w:t>un joc video</w:t>
       </w:r>
       <w:r>
         <w:rPr>
@@ -411,1653 +339,179 @@
         </w:rPr>
         <w:t xml:space="preserve"> 2D platformer rogue-like </w:t>
       </w:r>
-      <w:proofErr w:type="spellStart"/>
-      <w:r>
-        <w:rPr>
-          <w:lang w:val="en-GB"/>
-        </w:rPr>
-        <w:t>realizat</w:t>
-      </w:r>
-      <w:proofErr w:type="spellEnd"/>
-      <w:r>
-        <w:rPr>
-          <w:lang w:val="en-GB"/>
-        </w:rPr>
-        <w:t xml:space="preserve"> ca </w:t>
-      </w:r>
-      <w:proofErr w:type="spellStart"/>
-      <w:r>
-        <w:rPr>
-          <w:lang w:val="en-GB"/>
-        </w:rPr>
-        <w:t>parte</w:t>
-      </w:r>
-      <w:proofErr w:type="spellEnd"/>
-      <w:r>
-        <w:rPr>
-          <w:lang w:val="en-GB"/>
-        </w:rPr>
-        <w:t xml:space="preserve"> a </w:t>
-      </w:r>
-      <w:proofErr w:type="spellStart"/>
-      <w:r>
-        <w:rPr>
-          <w:lang w:val="en-GB"/>
-        </w:rPr>
-        <w:t>lucrarii</w:t>
-      </w:r>
-      <w:proofErr w:type="spellEnd"/>
+      <w:r>
+        <w:rPr>
+          <w:lang w:val="en-GB"/>
+        </w:rPr>
+        <w:t>realizat ca parte a lucrarii mele de licen</w:t>
+      </w:r>
+      <w:r>
+        <w:rPr>
+          <w:lang w:val="en-GB"/>
+        </w:rPr>
+        <w:t>ț</w:t>
+      </w:r>
+      <w:r>
+        <w:rPr>
+          <w:lang w:val="en-GB"/>
+        </w:rPr>
+        <w:t>a, explor</w:t>
+      </w:r>
+      <w:r>
+        <w:rPr>
+          <w:lang w:val="en-GB"/>
+        </w:rPr>
+        <w:t>â</w:t>
+      </w:r>
+      <w:r>
+        <w:rPr>
+          <w:lang w:val="en-GB"/>
+        </w:rPr>
+        <w:t xml:space="preserve">nd mecanici de gameplay </w:t>
+      </w:r>
+      <w:r>
+        <w:rPr>
+          <w:lang w:val="en-GB"/>
+        </w:rPr>
+        <w:t>ș</w:t>
+      </w:r>
+      <w:r>
+        <w:rPr>
+          <w:lang w:val="en-GB"/>
+        </w:rPr>
+        <w:t>i design-ul sistemelor.</w:t>
+      </w:r>
       <w:r>
         <w:rPr>
           <w:lang w:val="en-GB"/>
         </w:rPr>
         <w:t xml:space="preserve"> </w:t>
       </w:r>
-      <w:proofErr w:type="spellStart"/>
-      <w:r>
-        <w:rPr>
-          <w:lang w:val="en-GB"/>
-        </w:rPr>
-        <w:t>mele</w:t>
-      </w:r>
-      <w:proofErr w:type="spellEnd"/>
-      <w:r>
-        <w:rPr>
-          <w:lang w:val="en-GB"/>
-        </w:rPr>
-        <w:t xml:space="preserve"> de </w:t>
-      </w:r>
-      <w:proofErr w:type="spellStart"/>
-      <w:r>
-        <w:rPr>
-          <w:lang w:val="en-GB"/>
-        </w:rPr>
-        <w:t>licen</w:t>
-      </w:r>
-      <w:r>
-        <w:rPr>
-          <w:lang w:val="en-GB"/>
-        </w:rPr>
-        <w:t>ț</w:t>
-      </w:r>
-      <w:r>
-        <w:rPr>
-          <w:lang w:val="en-GB"/>
-        </w:rPr>
-        <w:t>a</w:t>
-      </w:r>
-      <w:proofErr w:type="spellEnd"/>
-      <w:r>
-        <w:rPr>
-          <w:lang w:val="en-GB"/>
-        </w:rPr>
-        <w:t xml:space="preserve">, </w:t>
-      </w:r>
-      <w:proofErr w:type="spellStart"/>
-      <w:r>
-        <w:rPr>
-          <w:lang w:val="en-GB"/>
-        </w:rPr>
-        <w:t>explor</w:t>
-      </w:r>
-      <w:r>
-        <w:rPr>
-          <w:lang w:val="en-GB"/>
-        </w:rPr>
-        <w:t>â</w:t>
-      </w:r>
-      <w:r>
-        <w:rPr>
-          <w:lang w:val="en-GB"/>
-        </w:rPr>
-        <w:t>nd</w:t>
-      </w:r>
-      <w:proofErr w:type="spellEnd"/>
+      <w:r>
+        <w:rPr>
+          <w:lang w:val="en-GB"/>
+        </w:rPr>
+        <w:t>Principalul obiectiv al acestei lucrări a fost crearea unui joc dinamic și generat procedural care prezintă o provocare pentru jucători prin mecanici legate de manipularea timpului și a formei jucătorului precum și generarea aleatorie de niveluri. Toate aceste elemente îl provoacă pe jucător să gândească atât creativ cât și strategic pentru a completa obiectivul jocului.</w:t>
+      </w:r>
+      <w:r>
+        <w:rPr>
+          <w:lang w:val="en-GB"/>
+        </w:rPr>
+        <w:t xml:space="preserve"> Sword of Time </w:t>
+      </w:r>
+      <w:r>
+        <w:rPr>
+          <w:lang w:val="en-GB"/>
+        </w:rPr>
+        <w:t xml:space="preserve">combină platforming-ul cu elemente de progress de tip rogue-like, ce crează o buclă de repetiție unică </w:t>
+      </w:r>
+      <w:r>
+        <w:rPr>
+          <w:lang w:val="en-GB"/>
+        </w:rPr>
+        <w:t>la fiecare încercare</w:t>
+      </w:r>
+      <w:r>
+        <w:rPr>
+          <w:lang w:val="en-GB"/>
+        </w:rPr>
+        <w:t>.</w:t>
+      </w:r>
+    </w:p>
+    <w:p>
+      <w:pPr>
+        <w:ind w:firstLine="0"/>
+        <w:rPr>
+          <w:lang w:val="en-GB"/>
+        </w:rPr>
+      </w:pPr>
+      <w:r>
+        <w:rPr>
+          <w:lang w:val="en-GB"/>
+        </w:rPr>
+        <w:tab/>
+      </w:r>
+    </w:p>
+    <w:p>
+      <w:pPr>
+        <w:ind w:firstLine="0"/>
+        <w:rPr>
+          <w:lang w:val="en-GB"/>
+        </w:rPr>
+      </w:pPr>
+      <w:r>
+        <w:rPr>
+          <w:lang w:val="en-GB"/>
+        </w:rPr>
+        <w:tab/>
+      </w:r>
+      <w:r>
+        <w:rPr>
+          <w:lang w:val="en-GB"/>
+        </w:rPr>
+        <w:t>Procesul de dezvoltare a avut loc în Game Engine-ul Unity, punând accent pe algoritmi de gene</w:t>
+      </w:r>
+      <w:r>
+        <w:rPr>
+          <w:lang w:val="en-GB"/>
+        </w:rPr>
+        <w:t>rare procedural</w:t>
+      </w:r>
+      <w:r>
+        <w:t>ă, abilități controlate de jucător și un sistem de combat.  Elemente cheie de design ce au prezentat o provocare sunt cele precum crearea unui mediu de joc și a unor mecanici balansate, astfel asigurând ca fiecare parcurgere a jocului este atât provocatoare cât și plină de recompensă. Jocul prezintă mecanici precum wind-dashing, derularea înapoi a timpului, varietate în inamici, obiecte și niveluri ce devin progresiv mai grele și necesită o adaptare strategică</w:t>
+      </w:r>
+      <w:r>
+        <w:rPr>
+          <w:lang w:val="en-GB"/>
+        </w:rPr>
+        <w:t>.</w:t>
+      </w:r>
+    </w:p>
+    <w:p>
+      <w:pPr>
+        <w:ind w:firstLine="0"/>
+        <w:rPr>
+          <w:lang w:val="en-GB"/>
+        </w:rPr>
+      </w:pPr>
+    </w:p>
+    <w:p>
+      <w:pPr>
+        <w:ind w:firstLine="0"/>
+        <w:rPr>
+          <w:lang w:val="en-GB"/>
+        </w:rPr>
+      </w:pPr>
+      <w:r>
+        <w:rPr>
+          <w:lang w:val="en-GB"/>
+        </w:rPr>
+        <w:tab/>
+      </w:r>
+      <w:r>
+        <w:rPr>
+          <w:lang w:val="en-GB"/>
+        </w:rPr>
+        <w:t>Rezultatul acestui proiect este un demo Sword of Time, unde jucătorii pot naviga prin niveluri generate procedural, învingând inamicii și depășind obstacolele din cale folosind abilități și obiecete pe care le obțin. Această lucrare concluzionează prin o analiză a eficienței sistemelor de jocuri</w:t>
+      </w:r>
+      <w:r>
+        <w:rPr>
+          <w:lang w:val="en-GB"/>
+        </w:rPr>
+        <w:t>, precum și sugestii</w:t>
+      </w:r>
       <w:r>
         <w:rPr>
           <w:lang w:val="en-GB"/>
         </w:rPr>
         <w:t xml:space="preserve"> </w:t>
       </w:r>
-      <w:proofErr w:type="spellStart"/>
-      <w:r>
-        <w:rPr>
-          <w:lang w:val="en-GB"/>
-        </w:rPr>
-        <w:t>mecanici</w:t>
-      </w:r>
-      <w:proofErr w:type="spellEnd"/>
-      <w:r>
-        <w:rPr>
-          <w:lang w:val="en-GB"/>
-        </w:rPr>
-        <w:t xml:space="preserve"> de gameplay </w:t>
-      </w:r>
-      <w:proofErr w:type="spellStart"/>
-      <w:r>
-        <w:rPr>
-          <w:lang w:val="en-GB"/>
-        </w:rPr>
-        <w:t>ș</w:t>
-      </w:r>
-      <w:r>
-        <w:rPr>
-          <w:lang w:val="en-GB"/>
-        </w:rPr>
-        <w:t>i</w:t>
-      </w:r>
-      <w:proofErr w:type="spellEnd"/>
-      <w:r>
-        <w:rPr>
-          <w:lang w:val="en-GB"/>
-        </w:rPr>
-        <w:t xml:space="preserve"> design-ul </w:t>
-      </w:r>
-      <w:proofErr w:type="spellStart"/>
-      <w:r>
-        <w:rPr>
-          <w:lang w:val="en-GB"/>
-        </w:rPr>
-        <w:t>sistemelor</w:t>
-      </w:r>
-      <w:proofErr w:type="spellEnd"/>
-      <w:r>
-        <w:rPr>
-          <w:lang w:val="en-GB"/>
-        </w:rPr>
-        <w:t>.</w:t>
-      </w:r>
-      <w:r>
-        <w:rPr>
-          <w:lang w:val="en-GB"/>
-        </w:rPr>
-        <w:t xml:space="preserve"> </w:t>
-      </w:r>
-      <w:proofErr w:type="spellStart"/>
-      <w:r>
-        <w:rPr>
-          <w:lang w:val="en-GB"/>
-        </w:rPr>
-        <w:t>Principalul</w:t>
-      </w:r>
-      <w:proofErr w:type="spellEnd"/>
-      <w:r>
-        <w:rPr>
-          <w:lang w:val="en-GB"/>
-        </w:rPr>
-        <w:t xml:space="preserve"> </w:t>
-      </w:r>
-      <w:proofErr w:type="spellStart"/>
-      <w:r>
-        <w:rPr>
-          <w:lang w:val="en-GB"/>
-        </w:rPr>
-        <w:t>obiectiv</w:t>
-      </w:r>
-      <w:proofErr w:type="spellEnd"/>
-      <w:r>
-        <w:rPr>
-          <w:lang w:val="en-GB"/>
-        </w:rPr>
-        <w:t xml:space="preserve"> al </w:t>
-      </w:r>
-      <w:proofErr w:type="spellStart"/>
-      <w:r>
-        <w:rPr>
-          <w:lang w:val="en-GB"/>
-        </w:rPr>
-        <w:t>acestei</w:t>
-      </w:r>
-      <w:proofErr w:type="spellEnd"/>
-      <w:r>
-        <w:rPr>
-          <w:lang w:val="en-GB"/>
-        </w:rPr>
-        <w:t xml:space="preserve"> </w:t>
-      </w:r>
-      <w:proofErr w:type="spellStart"/>
-      <w:r>
-        <w:rPr>
-          <w:lang w:val="en-GB"/>
-        </w:rPr>
-        <w:t>lucrări</w:t>
-      </w:r>
-      <w:proofErr w:type="spellEnd"/>
-      <w:r>
-        <w:rPr>
-          <w:lang w:val="en-GB"/>
-        </w:rPr>
-        <w:t xml:space="preserve"> a </w:t>
-      </w:r>
-      <w:proofErr w:type="spellStart"/>
-      <w:r>
-        <w:rPr>
-          <w:lang w:val="en-GB"/>
-        </w:rPr>
-        <w:t>fost</w:t>
-      </w:r>
-      <w:proofErr w:type="spellEnd"/>
-      <w:r>
-        <w:rPr>
-          <w:lang w:val="en-GB"/>
-        </w:rPr>
-        <w:t xml:space="preserve"> </w:t>
-      </w:r>
-      <w:proofErr w:type="spellStart"/>
-      <w:r>
-        <w:rPr>
-          <w:lang w:val="en-GB"/>
-        </w:rPr>
-        <w:t>crearea</w:t>
-      </w:r>
-      <w:proofErr w:type="spellEnd"/>
-      <w:r>
-        <w:rPr>
-          <w:lang w:val="en-GB"/>
-        </w:rPr>
-        <w:t xml:space="preserve"> </w:t>
-      </w:r>
-      <w:proofErr w:type="spellStart"/>
-      <w:r>
-        <w:rPr>
-          <w:lang w:val="en-GB"/>
-        </w:rPr>
-        <w:t>unui</w:t>
-      </w:r>
-      <w:proofErr w:type="spellEnd"/>
-      <w:r>
-        <w:rPr>
-          <w:lang w:val="en-GB"/>
-        </w:rPr>
-        <w:t xml:space="preserve"> </w:t>
-      </w:r>
-      <w:proofErr w:type="spellStart"/>
-      <w:r>
-        <w:rPr>
-          <w:lang w:val="en-GB"/>
-        </w:rPr>
-        <w:t>joc</w:t>
-      </w:r>
-      <w:proofErr w:type="spellEnd"/>
-      <w:r>
-        <w:rPr>
-          <w:lang w:val="en-GB"/>
-        </w:rPr>
-        <w:t xml:space="preserve"> </w:t>
-      </w:r>
-      <w:proofErr w:type="spellStart"/>
-      <w:r>
-        <w:rPr>
-          <w:lang w:val="en-GB"/>
-        </w:rPr>
-        <w:t>dinamic</w:t>
-      </w:r>
-      <w:proofErr w:type="spellEnd"/>
-      <w:r>
-        <w:rPr>
-          <w:lang w:val="en-GB"/>
-        </w:rPr>
-        <w:t xml:space="preserve"> </w:t>
-      </w:r>
-      <w:proofErr w:type="spellStart"/>
-      <w:r>
-        <w:rPr>
-          <w:lang w:val="en-GB"/>
-        </w:rPr>
-        <w:t>și</w:t>
-      </w:r>
-      <w:proofErr w:type="spellEnd"/>
-      <w:r>
-        <w:rPr>
-          <w:lang w:val="en-GB"/>
-        </w:rPr>
-        <w:t xml:space="preserve"> </w:t>
-      </w:r>
-      <w:proofErr w:type="spellStart"/>
-      <w:r>
-        <w:rPr>
-          <w:lang w:val="en-GB"/>
-        </w:rPr>
-        <w:t>generat</w:t>
-      </w:r>
-      <w:proofErr w:type="spellEnd"/>
-      <w:r>
-        <w:rPr>
-          <w:lang w:val="en-GB"/>
-        </w:rPr>
-        <w:t xml:space="preserve"> procedural care </w:t>
-      </w:r>
-      <w:proofErr w:type="spellStart"/>
-      <w:r>
-        <w:rPr>
-          <w:lang w:val="en-GB"/>
-        </w:rPr>
-        <w:t>prezintă</w:t>
-      </w:r>
-      <w:proofErr w:type="spellEnd"/>
-      <w:r>
-        <w:rPr>
-          <w:lang w:val="en-GB"/>
-        </w:rPr>
-        <w:t xml:space="preserve"> o </w:t>
-      </w:r>
-      <w:proofErr w:type="spellStart"/>
-      <w:r>
-        <w:rPr>
-          <w:lang w:val="en-GB"/>
-        </w:rPr>
-        <w:t>provocare</w:t>
-      </w:r>
-      <w:proofErr w:type="spellEnd"/>
-      <w:r>
-        <w:rPr>
-          <w:lang w:val="en-GB"/>
-        </w:rPr>
-        <w:t xml:space="preserve"> </w:t>
-      </w:r>
-      <w:proofErr w:type="spellStart"/>
-      <w:r>
-        <w:rPr>
-          <w:lang w:val="en-GB"/>
-        </w:rPr>
-        <w:t>pentru</w:t>
-      </w:r>
-      <w:proofErr w:type="spellEnd"/>
-      <w:r>
-        <w:rPr>
-          <w:lang w:val="en-GB"/>
-        </w:rPr>
-        <w:t xml:space="preserve"> </w:t>
-      </w:r>
-      <w:proofErr w:type="spellStart"/>
-      <w:r>
-        <w:rPr>
-          <w:lang w:val="en-GB"/>
-        </w:rPr>
-        <w:t>jucători</w:t>
-      </w:r>
-      <w:proofErr w:type="spellEnd"/>
-      <w:r>
-        <w:rPr>
-          <w:lang w:val="en-GB"/>
-        </w:rPr>
-        <w:t xml:space="preserve"> </w:t>
-      </w:r>
-      <w:proofErr w:type="spellStart"/>
-      <w:r>
-        <w:rPr>
-          <w:lang w:val="en-GB"/>
-        </w:rPr>
-        <w:t>prin</w:t>
-      </w:r>
-      <w:proofErr w:type="spellEnd"/>
-      <w:r>
-        <w:rPr>
-          <w:lang w:val="en-GB"/>
-        </w:rPr>
-        <w:t xml:space="preserve"> </w:t>
-      </w:r>
-      <w:proofErr w:type="spellStart"/>
-      <w:r>
-        <w:rPr>
-          <w:lang w:val="en-GB"/>
-        </w:rPr>
-        <w:t>mecanici</w:t>
-      </w:r>
-      <w:proofErr w:type="spellEnd"/>
-      <w:r>
-        <w:rPr>
-          <w:lang w:val="en-GB"/>
-        </w:rPr>
-        <w:t xml:space="preserve"> legate de </w:t>
-      </w:r>
-      <w:proofErr w:type="spellStart"/>
-      <w:r>
-        <w:rPr>
-          <w:lang w:val="en-GB"/>
-        </w:rPr>
-        <w:t>manipularea</w:t>
-      </w:r>
-      <w:proofErr w:type="spellEnd"/>
-      <w:r>
-        <w:rPr>
-          <w:lang w:val="en-GB"/>
-        </w:rPr>
-        <w:t xml:space="preserve"> </w:t>
-      </w:r>
-      <w:proofErr w:type="spellStart"/>
-      <w:r>
-        <w:rPr>
-          <w:lang w:val="en-GB"/>
-        </w:rPr>
-        <w:t>timpului</w:t>
-      </w:r>
-      <w:proofErr w:type="spellEnd"/>
-      <w:r>
-        <w:rPr>
-          <w:lang w:val="en-GB"/>
-        </w:rPr>
-        <w:t xml:space="preserve"> </w:t>
-      </w:r>
-      <w:proofErr w:type="spellStart"/>
-      <w:r>
-        <w:rPr>
-          <w:lang w:val="en-GB"/>
-        </w:rPr>
-        <w:t>și</w:t>
-      </w:r>
-      <w:proofErr w:type="spellEnd"/>
-      <w:r>
-        <w:rPr>
-          <w:lang w:val="en-GB"/>
-        </w:rPr>
-        <w:t xml:space="preserve"> a </w:t>
-      </w:r>
-      <w:proofErr w:type="spellStart"/>
-      <w:r>
-        <w:rPr>
-          <w:lang w:val="en-GB"/>
-        </w:rPr>
-        <w:t>formei</w:t>
-      </w:r>
-      <w:proofErr w:type="spellEnd"/>
-      <w:r>
-        <w:rPr>
-          <w:lang w:val="en-GB"/>
-        </w:rPr>
-        <w:t xml:space="preserve"> </w:t>
-      </w:r>
-      <w:proofErr w:type="spellStart"/>
-      <w:r>
-        <w:rPr>
-          <w:lang w:val="en-GB"/>
-        </w:rPr>
-        <w:t>jucătorului</w:t>
-      </w:r>
-      <w:proofErr w:type="spellEnd"/>
-      <w:r>
-        <w:rPr>
-          <w:lang w:val="en-GB"/>
-        </w:rPr>
-        <w:t xml:space="preserve"> precum </w:t>
-      </w:r>
-      <w:proofErr w:type="spellStart"/>
-      <w:r>
-        <w:rPr>
-          <w:lang w:val="en-GB"/>
-        </w:rPr>
-        <w:t>și</w:t>
-      </w:r>
-      <w:proofErr w:type="spellEnd"/>
-      <w:r>
-        <w:rPr>
-          <w:lang w:val="en-GB"/>
-        </w:rPr>
-        <w:t xml:space="preserve"> </w:t>
-      </w:r>
-      <w:proofErr w:type="spellStart"/>
-      <w:r>
-        <w:rPr>
-          <w:lang w:val="en-GB"/>
-        </w:rPr>
-        <w:t>generarea</w:t>
-      </w:r>
-      <w:proofErr w:type="spellEnd"/>
-      <w:r>
-        <w:rPr>
-          <w:lang w:val="en-GB"/>
-        </w:rPr>
-        <w:t xml:space="preserve"> </w:t>
-      </w:r>
-      <w:proofErr w:type="spellStart"/>
-      <w:r>
-        <w:rPr>
-          <w:lang w:val="en-GB"/>
-        </w:rPr>
-        <w:t>aleatorie</w:t>
-      </w:r>
-      <w:proofErr w:type="spellEnd"/>
-      <w:r>
-        <w:rPr>
-          <w:lang w:val="en-GB"/>
-        </w:rPr>
-        <w:t xml:space="preserve"> de </w:t>
-      </w:r>
-      <w:proofErr w:type="spellStart"/>
-      <w:r>
-        <w:rPr>
-          <w:lang w:val="en-GB"/>
-        </w:rPr>
-        <w:t>niveluri</w:t>
-      </w:r>
-      <w:proofErr w:type="spellEnd"/>
-      <w:r>
-        <w:rPr>
-          <w:lang w:val="en-GB"/>
-        </w:rPr>
-        <w:t xml:space="preserve">. </w:t>
-      </w:r>
-      <w:proofErr w:type="spellStart"/>
-      <w:r>
-        <w:rPr>
-          <w:lang w:val="en-GB"/>
-        </w:rPr>
-        <w:t>Toate</w:t>
-      </w:r>
-      <w:proofErr w:type="spellEnd"/>
-      <w:r>
-        <w:rPr>
-          <w:lang w:val="en-GB"/>
-        </w:rPr>
-        <w:t xml:space="preserve"> </w:t>
-      </w:r>
-      <w:proofErr w:type="spellStart"/>
-      <w:r>
-        <w:rPr>
-          <w:lang w:val="en-GB"/>
-        </w:rPr>
-        <w:t>aceste</w:t>
-      </w:r>
-      <w:proofErr w:type="spellEnd"/>
-      <w:r>
-        <w:rPr>
-          <w:lang w:val="en-GB"/>
-        </w:rPr>
-        <w:t xml:space="preserve"> </w:t>
-      </w:r>
-      <w:proofErr w:type="spellStart"/>
-      <w:r>
-        <w:rPr>
-          <w:lang w:val="en-GB"/>
-        </w:rPr>
-        <w:t>elemente</w:t>
-      </w:r>
-      <w:proofErr w:type="spellEnd"/>
-      <w:r>
-        <w:rPr>
-          <w:lang w:val="en-GB"/>
-        </w:rPr>
-        <w:t xml:space="preserve"> </w:t>
-      </w:r>
-      <w:proofErr w:type="spellStart"/>
-      <w:r>
-        <w:rPr>
-          <w:lang w:val="en-GB"/>
-        </w:rPr>
-        <w:t>îl</w:t>
-      </w:r>
-      <w:proofErr w:type="spellEnd"/>
-      <w:r>
-        <w:rPr>
-          <w:lang w:val="en-GB"/>
-        </w:rPr>
-        <w:t xml:space="preserve"> </w:t>
-      </w:r>
-      <w:proofErr w:type="spellStart"/>
-      <w:r>
-        <w:rPr>
-          <w:lang w:val="en-GB"/>
-        </w:rPr>
-        <w:t>provoacă</w:t>
-      </w:r>
-      <w:proofErr w:type="spellEnd"/>
-      <w:r>
-        <w:rPr>
-          <w:lang w:val="en-GB"/>
-        </w:rPr>
-        <w:t xml:space="preserve"> pe </w:t>
-      </w:r>
-      <w:proofErr w:type="spellStart"/>
-      <w:r>
-        <w:rPr>
-          <w:lang w:val="en-GB"/>
-        </w:rPr>
-        <w:t>jucător</w:t>
-      </w:r>
-      <w:proofErr w:type="spellEnd"/>
-      <w:r>
-        <w:rPr>
-          <w:lang w:val="en-GB"/>
-        </w:rPr>
-        <w:t xml:space="preserve"> </w:t>
-      </w:r>
-      <w:proofErr w:type="spellStart"/>
-      <w:r>
-        <w:rPr>
-          <w:lang w:val="en-GB"/>
-        </w:rPr>
-        <w:t>să</w:t>
-      </w:r>
-      <w:proofErr w:type="spellEnd"/>
-      <w:r>
-        <w:rPr>
-          <w:lang w:val="en-GB"/>
-        </w:rPr>
-        <w:t xml:space="preserve"> </w:t>
-      </w:r>
-      <w:proofErr w:type="spellStart"/>
-      <w:r>
-        <w:rPr>
-          <w:lang w:val="en-GB"/>
-        </w:rPr>
-        <w:t>gândească</w:t>
-      </w:r>
-      <w:proofErr w:type="spellEnd"/>
-      <w:r>
-        <w:rPr>
-          <w:lang w:val="en-GB"/>
-        </w:rPr>
-        <w:t xml:space="preserve"> </w:t>
-      </w:r>
-      <w:proofErr w:type="spellStart"/>
-      <w:r>
-        <w:rPr>
-          <w:lang w:val="en-GB"/>
-        </w:rPr>
-        <w:t>atât</w:t>
-      </w:r>
-      <w:proofErr w:type="spellEnd"/>
-      <w:r>
-        <w:rPr>
-          <w:lang w:val="en-GB"/>
-        </w:rPr>
-        <w:t xml:space="preserve"> </w:t>
-      </w:r>
-      <w:proofErr w:type="spellStart"/>
-      <w:r>
-        <w:rPr>
-          <w:lang w:val="en-GB"/>
-        </w:rPr>
-        <w:t>creativ</w:t>
-      </w:r>
-      <w:proofErr w:type="spellEnd"/>
-      <w:r>
-        <w:rPr>
-          <w:lang w:val="en-GB"/>
-        </w:rPr>
-        <w:t xml:space="preserve"> </w:t>
-      </w:r>
-      <w:proofErr w:type="spellStart"/>
-      <w:r>
-        <w:rPr>
-          <w:lang w:val="en-GB"/>
-        </w:rPr>
-        <w:t>cât</w:t>
-      </w:r>
-      <w:proofErr w:type="spellEnd"/>
-      <w:r>
-        <w:rPr>
-          <w:lang w:val="en-GB"/>
-        </w:rPr>
-        <w:t xml:space="preserve"> </w:t>
-      </w:r>
-      <w:proofErr w:type="spellStart"/>
-      <w:r>
-        <w:rPr>
-          <w:lang w:val="en-GB"/>
-        </w:rPr>
-        <w:t>și</w:t>
-      </w:r>
-      <w:proofErr w:type="spellEnd"/>
-      <w:r>
-        <w:rPr>
-          <w:lang w:val="en-GB"/>
-        </w:rPr>
-        <w:t xml:space="preserve"> strategic </w:t>
-      </w:r>
-      <w:proofErr w:type="spellStart"/>
-      <w:r>
-        <w:rPr>
-          <w:lang w:val="en-GB"/>
-        </w:rPr>
-        <w:t>pentru</w:t>
-      </w:r>
-      <w:proofErr w:type="spellEnd"/>
-      <w:r>
-        <w:rPr>
-          <w:lang w:val="en-GB"/>
-        </w:rPr>
-        <w:t xml:space="preserve"> a </w:t>
-      </w:r>
-      <w:proofErr w:type="spellStart"/>
-      <w:r>
-        <w:rPr>
-          <w:lang w:val="en-GB"/>
-        </w:rPr>
-        <w:t>completa</w:t>
-      </w:r>
-      <w:proofErr w:type="spellEnd"/>
-      <w:r>
-        <w:rPr>
-          <w:lang w:val="en-GB"/>
-        </w:rPr>
-        <w:t xml:space="preserve"> </w:t>
-      </w:r>
-      <w:proofErr w:type="spellStart"/>
-      <w:r>
-        <w:rPr>
-          <w:lang w:val="en-GB"/>
-        </w:rPr>
-        <w:t>obiectivul</w:t>
-      </w:r>
-      <w:proofErr w:type="spellEnd"/>
-      <w:r>
-        <w:rPr>
-          <w:lang w:val="en-GB"/>
-        </w:rPr>
-        <w:t xml:space="preserve"> </w:t>
-      </w:r>
-      <w:proofErr w:type="spellStart"/>
-      <w:r>
-        <w:rPr>
-          <w:lang w:val="en-GB"/>
-        </w:rPr>
-        <w:t>jocului</w:t>
-      </w:r>
-      <w:proofErr w:type="spellEnd"/>
-      <w:r>
-        <w:rPr>
-          <w:lang w:val="en-GB"/>
-        </w:rPr>
-        <w:t>.</w:t>
-      </w:r>
-      <w:r>
-        <w:rPr>
-          <w:lang w:val="en-GB"/>
-        </w:rPr>
-        <w:t xml:space="preserve"> Sword of Time </w:t>
-      </w:r>
-      <w:proofErr w:type="spellStart"/>
-      <w:r>
-        <w:rPr>
-          <w:lang w:val="en-GB"/>
-        </w:rPr>
-        <w:t>combină</w:t>
-      </w:r>
-      <w:proofErr w:type="spellEnd"/>
-      <w:r>
-        <w:rPr>
-          <w:lang w:val="en-GB"/>
-        </w:rPr>
-        <w:t xml:space="preserve"> platforming-ul cu </w:t>
-      </w:r>
-      <w:proofErr w:type="spellStart"/>
-      <w:r>
-        <w:rPr>
-          <w:lang w:val="en-GB"/>
-        </w:rPr>
-        <w:t>elemente</w:t>
-      </w:r>
-      <w:proofErr w:type="spellEnd"/>
-      <w:r>
-        <w:rPr>
-          <w:lang w:val="en-GB"/>
-        </w:rPr>
-        <w:t xml:space="preserve"> de progress de tip rogue-like, </w:t>
-      </w:r>
-      <w:proofErr w:type="spellStart"/>
-      <w:r>
-        <w:rPr>
-          <w:lang w:val="en-GB"/>
-        </w:rPr>
-        <w:t>ce</w:t>
-      </w:r>
-      <w:proofErr w:type="spellEnd"/>
-      <w:r>
-        <w:rPr>
-          <w:lang w:val="en-GB"/>
-        </w:rPr>
-        <w:t xml:space="preserve"> </w:t>
-      </w:r>
-      <w:proofErr w:type="spellStart"/>
-      <w:r>
-        <w:rPr>
-          <w:lang w:val="en-GB"/>
-        </w:rPr>
-        <w:t>crează</w:t>
-      </w:r>
-      <w:proofErr w:type="spellEnd"/>
-      <w:r>
-        <w:rPr>
-          <w:lang w:val="en-GB"/>
-        </w:rPr>
-        <w:t xml:space="preserve"> o </w:t>
-      </w:r>
-      <w:proofErr w:type="spellStart"/>
-      <w:r>
-        <w:rPr>
-          <w:lang w:val="en-GB"/>
-        </w:rPr>
-        <w:t>buclă</w:t>
-      </w:r>
-      <w:proofErr w:type="spellEnd"/>
-      <w:r>
-        <w:rPr>
-          <w:lang w:val="en-GB"/>
-        </w:rPr>
-        <w:t xml:space="preserve"> de </w:t>
-      </w:r>
-      <w:proofErr w:type="spellStart"/>
-      <w:r>
-        <w:rPr>
-          <w:lang w:val="en-GB"/>
-        </w:rPr>
-        <w:t>repetiție</w:t>
-      </w:r>
-      <w:proofErr w:type="spellEnd"/>
-      <w:r>
-        <w:rPr>
-          <w:lang w:val="en-GB"/>
-        </w:rPr>
-        <w:t xml:space="preserve"> </w:t>
-      </w:r>
-      <w:proofErr w:type="spellStart"/>
-      <w:r>
-        <w:rPr>
-          <w:lang w:val="en-GB"/>
-        </w:rPr>
-        <w:t>unică</w:t>
-      </w:r>
-      <w:proofErr w:type="spellEnd"/>
-      <w:r>
-        <w:rPr>
-          <w:lang w:val="en-GB"/>
-        </w:rPr>
-        <w:t xml:space="preserve"> </w:t>
-      </w:r>
-      <w:r>
-        <w:rPr>
-          <w:lang w:val="en-GB"/>
-        </w:rPr>
-        <w:t xml:space="preserve">la </w:t>
-      </w:r>
-      <w:proofErr w:type="spellStart"/>
-      <w:r>
-        <w:rPr>
-          <w:lang w:val="en-GB"/>
-        </w:rPr>
-        <w:t>fiecare</w:t>
-      </w:r>
-      <w:proofErr w:type="spellEnd"/>
-      <w:r>
-        <w:rPr>
-          <w:lang w:val="en-GB"/>
-        </w:rPr>
-        <w:t xml:space="preserve"> </w:t>
-      </w:r>
-      <w:proofErr w:type="spellStart"/>
-      <w:r>
-        <w:rPr>
-          <w:lang w:val="en-GB"/>
-        </w:rPr>
-        <w:t>încercare</w:t>
-      </w:r>
-      <w:proofErr w:type="spellEnd"/>
-      <w:r>
-        <w:rPr>
-          <w:lang w:val="en-GB"/>
-        </w:rPr>
-        <w:t>.</w:t>
-      </w:r>
-    </w:p>
-    <w:p>
-      <w:pPr>
-        <w:ind w:firstLine="0"/>
-        <w:rPr>
-          <w:lang w:val="en-GB"/>
-        </w:rPr>
-      </w:pPr>
-      <w:r>
-        <w:rPr>
-          <w:lang w:val="en-GB"/>
-        </w:rPr>
-        <w:tab/>
-      </w:r>
-    </w:p>
-    <w:p>
-      <w:pPr>
-        <w:ind w:firstLine="0"/>
-        <w:rPr>
-          <w:lang w:val="en-GB"/>
-        </w:rPr>
-      </w:pPr>
-      <w:r>
-        <w:rPr>
-          <w:lang w:val="en-GB"/>
-        </w:rPr>
-        <w:tab/>
-      </w:r>
-      <w:proofErr w:type="spellStart"/>
-      <w:r>
-        <w:rPr>
-          <w:lang w:val="en-GB"/>
-        </w:rPr>
-        <w:t>Procesul</w:t>
-      </w:r>
-      <w:proofErr w:type="spellEnd"/>
-      <w:r>
-        <w:rPr>
-          <w:lang w:val="en-GB"/>
-        </w:rPr>
-        <w:t xml:space="preserve"> de </w:t>
-      </w:r>
-      <w:proofErr w:type="spellStart"/>
-      <w:r>
-        <w:rPr>
-          <w:lang w:val="en-GB"/>
-        </w:rPr>
-        <w:t>dezvoltare</w:t>
-      </w:r>
-      <w:proofErr w:type="spellEnd"/>
-      <w:r>
-        <w:rPr>
-          <w:lang w:val="en-GB"/>
-        </w:rPr>
-        <w:t xml:space="preserve"> a </w:t>
-      </w:r>
-      <w:proofErr w:type="spellStart"/>
-      <w:r>
-        <w:rPr>
-          <w:lang w:val="en-GB"/>
-        </w:rPr>
-        <w:t>avut</w:t>
-      </w:r>
-      <w:proofErr w:type="spellEnd"/>
-      <w:r>
-        <w:rPr>
-          <w:lang w:val="en-GB"/>
-        </w:rPr>
-        <w:t xml:space="preserve"> </w:t>
-      </w:r>
-      <w:proofErr w:type="spellStart"/>
-      <w:r>
-        <w:rPr>
-          <w:lang w:val="en-GB"/>
-        </w:rPr>
-        <w:t>loc</w:t>
-      </w:r>
-      <w:proofErr w:type="spellEnd"/>
-      <w:r>
-        <w:rPr>
-          <w:lang w:val="en-GB"/>
-        </w:rPr>
-        <w:t xml:space="preserve"> </w:t>
-      </w:r>
-      <w:proofErr w:type="spellStart"/>
-      <w:r>
-        <w:rPr>
-          <w:lang w:val="en-GB"/>
-        </w:rPr>
-        <w:t>în</w:t>
-      </w:r>
-      <w:proofErr w:type="spellEnd"/>
-      <w:r>
-        <w:rPr>
-          <w:lang w:val="en-GB"/>
-        </w:rPr>
-        <w:t xml:space="preserve"> Game Engine-ul Unity, </w:t>
-      </w:r>
-      <w:proofErr w:type="spellStart"/>
-      <w:r>
-        <w:rPr>
-          <w:lang w:val="en-GB"/>
-        </w:rPr>
-        <w:t>punând</w:t>
-      </w:r>
-      <w:proofErr w:type="spellEnd"/>
-      <w:r>
-        <w:rPr>
-          <w:lang w:val="en-GB"/>
-        </w:rPr>
-        <w:t xml:space="preserve"> accent pe </w:t>
-      </w:r>
-      <w:proofErr w:type="spellStart"/>
-      <w:r>
-        <w:rPr>
-          <w:lang w:val="en-GB"/>
-        </w:rPr>
-        <w:t>algoritmi</w:t>
-      </w:r>
-      <w:proofErr w:type="spellEnd"/>
-      <w:r>
-        <w:rPr>
-          <w:lang w:val="en-GB"/>
-        </w:rPr>
-        <w:t xml:space="preserve"> de </w:t>
-      </w:r>
-      <w:proofErr w:type="spellStart"/>
-      <w:r>
-        <w:rPr>
-          <w:lang w:val="en-GB"/>
-        </w:rPr>
-        <w:t>gene</w:t>
-      </w:r>
-      <w:r>
-        <w:rPr>
-          <w:lang w:val="en-GB"/>
-        </w:rPr>
-        <w:t>rare</w:t>
-      </w:r>
-      <w:proofErr w:type="spellEnd"/>
-      <w:r>
-        <w:rPr>
-          <w:lang w:val="en-GB"/>
-        </w:rPr>
-        <w:t xml:space="preserve"> procedural</w:t>
-      </w:r>
-      <w:r>
-        <w:t>ă, abilități controlate de jucător și un sistem de combat.  Elemente cheie de design ce au prezentat o provocare sunt cele precum crearea unui mediu de joc și a unor mecanici balansate, astfel asigurând ca fiecare parcurgere a jocului este atât provocatoare cât și plină de recompensă. Jocul prezintă mecanici precum wind-dashing, derularea înapoi a timpului, varietate în inamici, obiecte și niveluri ce devin progresiv mai grele și necesită o adaptare strategică</w:t>
-      </w:r>
-      <w:r>
-        <w:rPr>
-          <w:lang w:val="en-GB"/>
-        </w:rPr>
-        <w:t>.</w:t>
-      </w:r>
-    </w:p>
-    <w:p>
-      <w:pPr>
-        <w:ind w:firstLine="0"/>
-        <w:rPr>
-          <w:lang w:val="en-GB"/>
-        </w:rPr>
-      </w:pPr>
-    </w:p>
-    <w:p>
-      <w:pPr>
-        <w:ind w:firstLine="0"/>
-        <w:rPr>
-          <w:lang w:val="en-GB"/>
-        </w:rPr>
-      </w:pPr>
-      <w:r>
-        <w:rPr>
-          <w:lang w:val="en-GB"/>
-        </w:rPr>
-        <w:tab/>
-      </w:r>
-      <w:proofErr w:type="spellStart"/>
-      <w:r>
-        <w:rPr>
-          <w:lang w:val="en-GB"/>
-        </w:rPr>
-        <w:t>Rezultatul</w:t>
-      </w:r>
-      <w:proofErr w:type="spellEnd"/>
-      <w:r>
-        <w:rPr>
-          <w:lang w:val="en-GB"/>
-        </w:rPr>
-        <w:t xml:space="preserve"> </w:t>
-      </w:r>
-      <w:proofErr w:type="spellStart"/>
-      <w:r>
-        <w:rPr>
-          <w:lang w:val="en-GB"/>
-        </w:rPr>
-        <w:t>acestui</w:t>
-      </w:r>
-      <w:proofErr w:type="spellEnd"/>
-      <w:r>
-        <w:rPr>
-          <w:lang w:val="en-GB"/>
-        </w:rPr>
-        <w:t xml:space="preserve"> </w:t>
-      </w:r>
-      <w:proofErr w:type="spellStart"/>
-      <w:r>
-        <w:rPr>
-          <w:lang w:val="en-GB"/>
-        </w:rPr>
-        <w:t>proiect</w:t>
-      </w:r>
-      <w:proofErr w:type="spellEnd"/>
-      <w:r>
-        <w:rPr>
-          <w:lang w:val="en-GB"/>
-        </w:rPr>
-        <w:t xml:space="preserve"> </w:t>
-      </w:r>
-      <w:proofErr w:type="spellStart"/>
-      <w:r>
-        <w:rPr>
-          <w:lang w:val="en-GB"/>
-        </w:rPr>
-        <w:t>este</w:t>
-      </w:r>
-      <w:proofErr w:type="spellEnd"/>
-      <w:r>
-        <w:rPr>
-          <w:lang w:val="en-GB"/>
-        </w:rPr>
-        <w:t xml:space="preserve"> un demo Sword of Time, </w:t>
-      </w:r>
-      <w:proofErr w:type="spellStart"/>
-      <w:r>
-        <w:rPr>
-          <w:lang w:val="en-GB"/>
-        </w:rPr>
-        <w:t>unde</w:t>
-      </w:r>
-      <w:proofErr w:type="spellEnd"/>
-      <w:r>
-        <w:rPr>
-          <w:lang w:val="en-GB"/>
-        </w:rPr>
-        <w:t xml:space="preserve"> </w:t>
-      </w:r>
-      <w:proofErr w:type="spellStart"/>
-      <w:r>
-        <w:rPr>
-          <w:lang w:val="en-GB"/>
-        </w:rPr>
-        <w:t>jucătorii</w:t>
-      </w:r>
-      <w:proofErr w:type="spellEnd"/>
-      <w:r>
-        <w:rPr>
-          <w:lang w:val="en-GB"/>
-        </w:rPr>
-        <w:t xml:space="preserve"> pot </w:t>
-      </w:r>
-      <w:proofErr w:type="spellStart"/>
-      <w:r>
-        <w:rPr>
-          <w:lang w:val="en-GB"/>
-        </w:rPr>
-        <w:t>naviga</w:t>
-      </w:r>
-      <w:proofErr w:type="spellEnd"/>
-      <w:r>
-        <w:rPr>
-          <w:lang w:val="en-GB"/>
-        </w:rPr>
-        <w:t xml:space="preserve"> </w:t>
-      </w:r>
-      <w:proofErr w:type="spellStart"/>
-      <w:r>
-        <w:rPr>
-          <w:lang w:val="en-GB"/>
-        </w:rPr>
-        <w:t>prin</w:t>
-      </w:r>
-      <w:proofErr w:type="spellEnd"/>
-      <w:r>
-        <w:rPr>
-          <w:lang w:val="en-GB"/>
-        </w:rPr>
-        <w:t xml:space="preserve"> </w:t>
-      </w:r>
-      <w:proofErr w:type="spellStart"/>
-      <w:r>
-        <w:rPr>
-          <w:lang w:val="en-GB"/>
-        </w:rPr>
-        <w:t>niveluri</w:t>
-      </w:r>
-      <w:proofErr w:type="spellEnd"/>
-      <w:r>
-        <w:rPr>
-          <w:lang w:val="en-GB"/>
-        </w:rPr>
-        <w:t xml:space="preserve"> generate procedural, </w:t>
-      </w:r>
-      <w:proofErr w:type="spellStart"/>
-      <w:r>
-        <w:rPr>
-          <w:lang w:val="en-GB"/>
-        </w:rPr>
-        <w:t>învingând</w:t>
-      </w:r>
-      <w:proofErr w:type="spellEnd"/>
-      <w:r>
-        <w:rPr>
-          <w:lang w:val="en-GB"/>
-        </w:rPr>
-        <w:t xml:space="preserve"> </w:t>
-      </w:r>
-      <w:proofErr w:type="spellStart"/>
-      <w:r>
-        <w:rPr>
-          <w:lang w:val="en-GB"/>
-        </w:rPr>
-        <w:t>inamicii</w:t>
-      </w:r>
-      <w:proofErr w:type="spellEnd"/>
-      <w:r>
-        <w:rPr>
-          <w:lang w:val="en-GB"/>
-        </w:rPr>
-        <w:t xml:space="preserve"> </w:t>
-      </w:r>
-      <w:proofErr w:type="spellStart"/>
-      <w:r>
-        <w:rPr>
-          <w:lang w:val="en-GB"/>
-        </w:rPr>
-        <w:t>și</w:t>
-      </w:r>
-      <w:proofErr w:type="spellEnd"/>
-      <w:r>
-        <w:rPr>
-          <w:lang w:val="en-GB"/>
-        </w:rPr>
-        <w:t xml:space="preserve"> </w:t>
-      </w:r>
-      <w:proofErr w:type="spellStart"/>
-      <w:r>
-        <w:rPr>
-          <w:lang w:val="en-GB"/>
-        </w:rPr>
-        <w:t>depășind</w:t>
-      </w:r>
-      <w:proofErr w:type="spellEnd"/>
-      <w:r>
-        <w:rPr>
-          <w:lang w:val="en-GB"/>
-        </w:rPr>
-        <w:t xml:space="preserve"> </w:t>
-      </w:r>
-      <w:proofErr w:type="spellStart"/>
-      <w:r>
-        <w:rPr>
-          <w:lang w:val="en-GB"/>
-        </w:rPr>
-        <w:t>obstacolele</w:t>
-      </w:r>
-      <w:proofErr w:type="spellEnd"/>
-      <w:r>
-        <w:rPr>
-          <w:lang w:val="en-GB"/>
-        </w:rPr>
-        <w:t xml:space="preserve"> din </w:t>
-      </w:r>
-      <w:proofErr w:type="spellStart"/>
-      <w:r>
-        <w:rPr>
-          <w:lang w:val="en-GB"/>
-        </w:rPr>
-        <w:t>cale</w:t>
-      </w:r>
-      <w:proofErr w:type="spellEnd"/>
-      <w:r>
-        <w:rPr>
-          <w:lang w:val="en-GB"/>
-        </w:rPr>
-        <w:t xml:space="preserve"> </w:t>
-      </w:r>
-      <w:proofErr w:type="spellStart"/>
-      <w:r>
-        <w:rPr>
-          <w:lang w:val="en-GB"/>
-        </w:rPr>
-        <w:t>folosind</w:t>
-      </w:r>
-      <w:proofErr w:type="spellEnd"/>
-      <w:r>
-        <w:rPr>
-          <w:lang w:val="en-GB"/>
-        </w:rPr>
-        <w:t xml:space="preserve"> </w:t>
-      </w:r>
-      <w:proofErr w:type="spellStart"/>
-      <w:r>
-        <w:rPr>
-          <w:lang w:val="en-GB"/>
-        </w:rPr>
-        <w:t>abilități</w:t>
-      </w:r>
-      <w:proofErr w:type="spellEnd"/>
-      <w:r>
-        <w:rPr>
-          <w:lang w:val="en-GB"/>
-        </w:rPr>
-        <w:t xml:space="preserve"> </w:t>
-      </w:r>
-      <w:proofErr w:type="spellStart"/>
-      <w:r>
-        <w:rPr>
-          <w:lang w:val="en-GB"/>
-        </w:rPr>
-        <w:t>și</w:t>
-      </w:r>
-      <w:proofErr w:type="spellEnd"/>
-      <w:r>
-        <w:rPr>
-          <w:lang w:val="en-GB"/>
-        </w:rPr>
-        <w:t xml:space="preserve"> </w:t>
-      </w:r>
-      <w:proofErr w:type="spellStart"/>
-      <w:r>
-        <w:rPr>
-          <w:lang w:val="en-GB"/>
-        </w:rPr>
-        <w:t>obiecete</w:t>
-      </w:r>
-      <w:proofErr w:type="spellEnd"/>
-      <w:r>
-        <w:rPr>
-          <w:lang w:val="en-GB"/>
-        </w:rPr>
-        <w:t xml:space="preserve"> pe care le </w:t>
-      </w:r>
-      <w:proofErr w:type="spellStart"/>
-      <w:r>
-        <w:rPr>
-          <w:lang w:val="en-GB"/>
-        </w:rPr>
-        <w:t>obțin</w:t>
-      </w:r>
-      <w:proofErr w:type="spellEnd"/>
-      <w:r>
-        <w:rPr>
-          <w:lang w:val="en-GB"/>
-        </w:rPr>
-        <w:t xml:space="preserve">. </w:t>
-      </w:r>
-      <w:proofErr w:type="spellStart"/>
-      <w:r>
-        <w:rPr>
-          <w:lang w:val="en-GB"/>
-        </w:rPr>
-        <w:t>Această</w:t>
-      </w:r>
-      <w:proofErr w:type="spellEnd"/>
-      <w:r>
-        <w:rPr>
-          <w:lang w:val="en-GB"/>
-        </w:rPr>
-        <w:t xml:space="preserve"> </w:t>
-      </w:r>
-      <w:proofErr w:type="spellStart"/>
-      <w:r>
-        <w:rPr>
-          <w:lang w:val="en-GB"/>
-        </w:rPr>
-        <w:t>lucrare</w:t>
-      </w:r>
-      <w:proofErr w:type="spellEnd"/>
-      <w:r>
-        <w:rPr>
-          <w:lang w:val="en-GB"/>
-        </w:rPr>
-        <w:t xml:space="preserve"> </w:t>
-      </w:r>
-      <w:proofErr w:type="spellStart"/>
-      <w:r>
-        <w:rPr>
-          <w:lang w:val="en-GB"/>
-        </w:rPr>
-        <w:t>concluzionează</w:t>
-      </w:r>
-      <w:proofErr w:type="spellEnd"/>
-      <w:r>
-        <w:rPr>
-          <w:lang w:val="en-GB"/>
-        </w:rPr>
-        <w:t xml:space="preserve"> </w:t>
-      </w:r>
-      <w:proofErr w:type="spellStart"/>
-      <w:r>
-        <w:rPr>
-          <w:lang w:val="en-GB"/>
-        </w:rPr>
-        <w:t>prin</w:t>
-      </w:r>
-      <w:proofErr w:type="spellEnd"/>
-      <w:r>
-        <w:rPr>
-          <w:lang w:val="en-GB"/>
-        </w:rPr>
-        <w:t xml:space="preserve"> o </w:t>
-      </w:r>
-      <w:proofErr w:type="spellStart"/>
-      <w:r>
-        <w:rPr>
-          <w:lang w:val="en-GB"/>
-        </w:rPr>
-        <w:t>analiză</w:t>
-      </w:r>
-      <w:proofErr w:type="spellEnd"/>
-      <w:r>
-        <w:rPr>
-          <w:lang w:val="en-GB"/>
-        </w:rPr>
-        <w:t xml:space="preserve"> a </w:t>
-      </w:r>
-      <w:proofErr w:type="spellStart"/>
-      <w:r>
-        <w:rPr>
-          <w:lang w:val="en-GB"/>
-        </w:rPr>
-        <w:t>eficienței</w:t>
-      </w:r>
-      <w:proofErr w:type="spellEnd"/>
-      <w:r>
-        <w:rPr>
-          <w:lang w:val="en-GB"/>
-        </w:rPr>
-        <w:t xml:space="preserve"> </w:t>
-      </w:r>
-      <w:proofErr w:type="spellStart"/>
-      <w:r>
-        <w:rPr>
-          <w:lang w:val="en-GB"/>
-        </w:rPr>
-        <w:t>sistemelor</w:t>
-      </w:r>
-      <w:proofErr w:type="spellEnd"/>
-      <w:r>
-        <w:rPr>
-          <w:lang w:val="en-GB"/>
-        </w:rPr>
-        <w:t xml:space="preserve"> de </w:t>
-      </w:r>
-      <w:proofErr w:type="spellStart"/>
-      <w:r>
-        <w:rPr>
-          <w:lang w:val="en-GB"/>
-        </w:rPr>
-        <w:t>jocuri</w:t>
-      </w:r>
-      <w:proofErr w:type="spellEnd"/>
-      <w:r>
-        <w:rPr>
-          <w:lang w:val="en-GB"/>
-        </w:rPr>
-        <w:t xml:space="preserve">, precum </w:t>
-      </w:r>
-      <w:proofErr w:type="spellStart"/>
-      <w:r>
-        <w:rPr>
-          <w:lang w:val="en-GB"/>
-        </w:rPr>
-        <w:t>și</w:t>
-      </w:r>
-      <w:proofErr w:type="spellEnd"/>
-      <w:r>
-        <w:rPr>
-          <w:lang w:val="en-GB"/>
-        </w:rPr>
-        <w:t xml:space="preserve"> </w:t>
-      </w:r>
-      <w:proofErr w:type="spellStart"/>
-      <w:r>
-        <w:rPr>
-          <w:lang w:val="en-GB"/>
-        </w:rPr>
-        <w:t>sugestii</w:t>
-      </w:r>
-      <w:proofErr w:type="spellEnd"/>
-      <w:r>
-        <w:rPr>
-          <w:lang w:val="en-GB"/>
-        </w:rPr>
-        <w:t xml:space="preserve"> </w:t>
-      </w:r>
-      <w:proofErr w:type="spellStart"/>
-      <w:r>
-        <w:rPr>
-          <w:lang w:val="en-GB"/>
-        </w:rPr>
-        <w:t>pentru</w:t>
-      </w:r>
-      <w:proofErr w:type="spellEnd"/>
-      <w:r>
-        <w:rPr>
-          <w:lang w:val="en-GB"/>
-        </w:rPr>
-        <w:t xml:space="preserve"> </w:t>
-      </w:r>
-      <w:proofErr w:type="spellStart"/>
-      <w:r>
-        <w:rPr>
-          <w:lang w:val="en-GB"/>
-        </w:rPr>
-        <w:t>dezvoltarea</w:t>
-      </w:r>
-      <w:proofErr w:type="spellEnd"/>
-      <w:r>
-        <w:rPr>
-          <w:lang w:val="en-GB"/>
-        </w:rPr>
-        <w:t xml:space="preserve"> </w:t>
-      </w:r>
-      <w:proofErr w:type="spellStart"/>
-      <w:r>
-        <w:rPr>
-          <w:lang w:val="en-GB"/>
-        </w:rPr>
-        <w:t>viitoare</w:t>
-      </w:r>
-      <w:proofErr w:type="spellEnd"/>
-      <w:r>
-        <w:rPr>
-          <w:lang w:val="en-GB"/>
-        </w:rPr>
-        <w:t xml:space="preserve"> </w:t>
-      </w:r>
-      <w:proofErr w:type="spellStart"/>
-      <w:r>
-        <w:rPr>
-          <w:lang w:val="en-GB"/>
-        </w:rPr>
-        <w:t>ce</w:t>
-      </w:r>
-      <w:proofErr w:type="spellEnd"/>
-      <w:r>
-        <w:rPr>
-          <w:lang w:val="en-GB"/>
-        </w:rPr>
-        <w:t xml:space="preserve"> </w:t>
-      </w:r>
-      <w:proofErr w:type="spellStart"/>
-      <w:r>
-        <w:rPr>
-          <w:lang w:val="en-GB"/>
-        </w:rPr>
-        <w:t>va</w:t>
-      </w:r>
-      <w:proofErr w:type="spellEnd"/>
-      <w:r>
-        <w:rPr>
-          <w:lang w:val="en-GB"/>
-        </w:rPr>
-        <w:t xml:space="preserve"> </w:t>
-      </w:r>
-      <w:proofErr w:type="spellStart"/>
-      <w:r>
-        <w:rPr>
-          <w:lang w:val="en-GB"/>
-        </w:rPr>
-        <w:t>extinde</w:t>
-      </w:r>
-      <w:proofErr w:type="spellEnd"/>
-      <w:r>
-        <w:rPr>
-          <w:lang w:val="en-GB"/>
-        </w:rPr>
-        <w:t xml:space="preserve"> </w:t>
-      </w:r>
-      <w:proofErr w:type="spellStart"/>
-      <w:r>
-        <w:rPr>
-          <w:lang w:val="en-GB"/>
-        </w:rPr>
-        <w:t>narativa</w:t>
-      </w:r>
-      <w:proofErr w:type="spellEnd"/>
-      <w:r>
-        <w:rPr>
-          <w:lang w:val="en-GB"/>
-        </w:rPr>
-        <w:t xml:space="preserve"> </w:t>
-      </w:r>
-      <w:proofErr w:type="spellStart"/>
-      <w:r>
-        <w:rPr>
-          <w:lang w:val="en-GB"/>
-        </w:rPr>
-        <w:t>cât</w:t>
-      </w:r>
-      <w:proofErr w:type="spellEnd"/>
-      <w:r>
-        <w:rPr>
-          <w:lang w:val="en-GB"/>
-        </w:rPr>
-        <w:t xml:space="preserve"> </w:t>
-      </w:r>
-      <w:proofErr w:type="spellStart"/>
-      <w:r>
-        <w:rPr>
-          <w:lang w:val="en-GB"/>
-        </w:rPr>
-        <w:t>și</w:t>
-      </w:r>
-      <w:proofErr w:type="spellEnd"/>
-      <w:r>
-        <w:rPr>
-          <w:lang w:val="en-GB"/>
-        </w:rPr>
-        <w:t xml:space="preserve"> </w:t>
-      </w:r>
-      <w:proofErr w:type="spellStart"/>
-      <w:r>
-        <w:rPr>
-          <w:lang w:val="en-GB"/>
-        </w:rPr>
-        <w:t>raza</w:t>
-      </w:r>
-      <w:proofErr w:type="spellEnd"/>
-      <w:r>
-        <w:rPr>
-          <w:lang w:val="en-GB"/>
-        </w:rPr>
-        <w:t xml:space="preserve"> de </w:t>
-      </w:r>
-      <w:proofErr w:type="spellStart"/>
-      <w:r>
-        <w:rPr>
-          <w:lang w:val="en-GB"/>
-        </w:rPr>
-        <w:t>interacțiune</w:t>
-      </w:r>
-      <w:proofErr w:type="spellEnd"/>
-      <w:r>
-        <w:rPr>
-          <w:lang w:val="en-GB"/>
-        </w:rPr>
-        <w:t xml:space="preserve"> a </w:t>
-      </w:r>
-      <w:proofErr w:type="spellStart"/>
-      <w:r>
-        <w:rPr>
-          <w:lang w:val="en-GB"/>
-        </w:rPr>
-        <w:t>jucătorului</w:t>
-      </w:r>
-      <w:proofErr w:type="spellEnd"/>
+      <w:r>
+        <w:rPr>
+          <w:lang w:val="en-GB"/>
+        </w:rPr>
+        <w:t>pentru dezvoltarea viitoare ce va extinde narativa cât și raza de interacțiune a jucătorului</w:t>
+      </w:r>
       <w:r>
         <w:rPr>
           <w:lang w:val="en-GB"/>
@@ -2220,7 +674,7 @@
         <w:pStyle w:val="Heading1"/>
         <w:numPr>
           <w:ilvl w:val="0"/>
-          <w:numId w:val="40"/>
+          <w:numId w:val="1"/>
         </w:numPr>
         <w:spacing w:before="480" w:after="0"/>
         <w:rPr>
@@ -2770,7 +1224,7 @@
         <w:pStyle w:val="Heading1"/>
         <w:numPr>
           <w:ilvl w:val="0"/>
-          <w:numId w:val="40"/>
+          <w:numId w:val="1"/>
         </w:numPr>
         <w:rPr>
           <w:lang w:val="en-GB"/>
@@ -2867,25 +1321,7 @@
           <w:szCs w:val="28"/>
           <w:lang w:val="en-GB"/>
         </w:rPr>
-        <w:t xml:space="preserve"> Apart from these, some other notable features would be its high </w:t>
-      </w:r>
-      <w:proofErr w:type="spellStart"/>
-      <w:r>
-        <w:rPr>
-          <w:iCs/>
-          <w:szCs w:val="28"/>
-          <w:lang w:val="en-GB"/>
-        </w:rPr>
-        <w:t>replayability</w:t>
-      </w:r>
-      <w:proofErr w:type="spellEnd"/>
-      <w:r>
-        <w:rPr>
-          <w:iCs/>
-          <w:szCs w:val="28"/>
-          <w:lang w:val="en-GB"/>
-        </w:rPr>
-        <w:t xml:space="preserve"> through a well put together weapon system and randomized level layout.</w:t>
+        <w:t xml:space="preserve"> Apart from these, some other notable features would be its high replayability through a well put together weapon system and randomized level layout.</w:t>
       </w:r>
     </w:p>
     <w:p>
@@ -3094,7 +1530,6 @@
         <w:t xml:space="preserve">(source: </w:t>
       </w:r>
       <w:hyperlink r:id="rId9" w:history="1">
-        <w:proofErr w:type="spellStart"/>
         <w:r>
           <w:rPr>
             <w:rStyle w:val="Hyperlink"/>
@@ -3103,7 +1538,6 @@
           </w:rPr>
           <w:t>Retronator</w:t>
         </w:r>
-        <w:proofErr w:type="spellEnd"/>
       </w:hyperlink>
       <w:r>
         <w:rPr>
@@ -3168,25 +1602,7 @@
           <w:szCs w:val="28"/>
           <w:lang w:val="en-GB"/>
         </w:rPr>
-        <w:t xml:space="preserve">stands apart from the others through its </w:t>
-      </w:r>
-      <w:proofErr w:type="spellStart"/>
-      <w:r>
-        <w:rPr>
-          <w:iCs/>
-          <w:szCs w:val="28"/>
-          <w:lang w:val="en-GB"/>
-        </w:rPr>
-        <w:t>metroidvania</w:t>
-      </w:r>
-      <w:proofErr w:type="spellEnd"/>
-      <w:r>
-        <w:rPr>
-          <w:iCs/>
-          <w:szCs w:val="28"/>
-          <w:lang w:val="en-GB"/>
-        </w:rPr>
-        <w:t xml:space="preserve"> elements; this implies that Hollow Knight isn’t your typical platformer where the player has a clear path to go through. In this game, you can explore different areas with different levels of difficulties, some may even need you to unlock new abilities in order to access them. The game was developed in Unity using hand-drawn animations, another feature that makes it remark itself by its aest</w:t>
+        <w:t>stands apart from the others through its metroidvania elements; this implies that Hollow Knight isn’t your typical platformer where the player has a clear path to go through. In this game, you can explore different areas with different levels of difficulties, some may even need you to unlock new abilities in order to access them. The game was developed in Unity using hand-drawn animations, another feature that makes it remark itself by its aest</w:t>
       </w:r>
       <w:r>
         <w:rPr>
@@ -3297,28 +1713,9 @@
           <w:szCs w:val="28"/>
           <w:lang w:val="en-GB"/>
         </w:rPr>
-        <w:t xml:space="preserve">Figure 2.1.1- Showcase of Hollow Knight’s </w:t>
-      </w:r>
-      <w:proofErr w:type="spellStart"/>
-      <w:r>
-        <w:rPr>
-          <w:iCs/>
-          <w:szCs w:val="28"/>
-          <w:lang w:val="en-GB"/>
-        </w:rPr>
-        <w:t>Metroidvania</w:t>
-      </w:r>
-      <w:proofErr w:type="spellEnd"/>
-      <w:r>
-        <w:rPr>
-          <w:iCs/>
-          <w:szCs w:val="28"/>
-          <w:lang w:val="en-GB"/>
-        </w:rPr>
-        <w:t xml:space="preserve"> aspect (source: </w:t>
+        <w:t xml:space="preserve">Figure 2.1.1- Showcase of Hollow Knight’s Metroidvania aspect (source: </w:t>
       </w:r>
       <w:hyperlink r:id="rId11" w:history="1">
-        <w:proofErr w:type="spellStart"/>
         <w:r>
           <w:rPr>
             <w:rStyle w:val="Hyperlink"/>
@@ -3328,7 +1725,6 @@
           </w:rPr>
           <w:t>VGChartz</w:t>
         </w:r>
-        <w:proofErr w:type="spellEnd"/>
       </w:hyperlink>
       <w:r>
         <w:rPr>
@@ -3370,25 +1766,23 @@
           <w:szCs w:val="28"/>
           <w:lang w:val="en-GB"/>
         </w:rPr>
-        <w:t xml:space="preserve">is a rogue-lite video game developed by </w:t>
-      </w:r>
-      <w:proofErr w:type="spellStart"/>
+        <w:t>is a rogue-lite video game developed by SuperGiant Games and similar to Dead Cells, it features procedural dungeon generation, boss encounters, but adds its own touch t</w:t>
+      </w:r>
       <w:r>
         <w:rPr>
           <w:iCs/>
           <w:szCs w:val="28"/>
           <w:lang w:val="en-GB"/>
         </w:rPr>
-        <w:t>SuperGiant</w:t>
-      </w:r>
-      <w:proofErr w:type="spellEnd"/>
+        <w:t>hr</w:t>
+      </w:r>
       <w:r>
         <w:rPr>
           <w:iCs/>
           <w:szCs w:val="28"/>
           <w:lang w:val="en-GB"/>
         </w:rPr>
-        <w:t xml:space="preserve"> Games and similar to Dead Cells, it features procedural dungeon generation, boss encounters, but adds its own touch t</w:t>
+        <w:t xml:space="preserve">ough ability combos that are unlocked via boons, hub world, as well as rich voice-acted narrative. </w:t>
       </w:r>
       <w:r>
         <w:rPr>
@@ -3396,41 +1790,7 @@
           <w:szCs w:val="28"/>
           <w:lang w:val="en-GB"/>
         </w:rPr>
-        <w:t>hr</w:t>
-      </w:r>
-      <w:r>
-        <w:rPr>
-          <w:iCs/>
-          <w:szCs w:val="28"/>
-          <w:lang w:val="en-GB"/>
-        </w:rPr>
-        <w:t xml:space="preserve">ough ability combos that are unlocked via boons, hub world, as well as rich voice-acted narrative. </w:t>
-      </w:r>
-      <w:r>
-        <w:rPr>
-          <w:iCs/>
-          <w:szCs w:val="28"/>
-          <w:lang w:val="en-GB"/>
-        </w:rPr>
-        <w:t xml:space="preserve">Hades sets itself apart through its rich and captivating story, encouraging </w:t>
-      </w:r>
-      <w:proofErr w:type="spellStart"/>
-      <w:r>
-        <w:rPr>
-          <w:iCs/>
-          <w:szCs w:val="28"/>
-          <w:lang w:val="en-GB"/>
-        </w:rPr>
-        <w:t>replayability</w:t>
-      </w:r>
-      <w:proofErr w:type="spellEnd"/>
-      <w:r>
-        <w:rPr>
-          <w:iCs/>
-          <w:szCs w:val="28"/>
-          <w:lang w:val="en-GB"/>
-        </w:rPr>
-        <w:t xml:space="preserve"> in </w:t>
+        <w:t xml:space="preserve">Hades sets itself apart through its rich and captivating story, encouraging replayability in </w:t>
       </w:r>
       <w:r>
         <w:rPr>
@@ -3627,15 +1987,7 @@
           <w:szCs w:val="28"/>
           <w:lang w:val="en-GB"/>
         </w:rPr>
-        <w:t>Figure 2.1.2- Showcase of Hades’ Boon System(</w:t>
-      </w:r>
-      <w:proofErr w:type="spellStart"/>
-      <w:r>
-        <w:rPr>
-          <w:szCs w:val="28"/>
-          <w:lang w:val="en-GB"/>
-        </w:rPr>
-        <w:t>source:</w:t>
+        <w:t>Figure 2.1.2- Showcase of Hades’ Boon System(source:</w:t>
       </w:r>
       <w:hyperlink r:id="rId13" w:history="1">
         <w:r>
@@ -3646,7 +1998,6 @@
           </w:rPr>
           <w:t>Boons</w:t>
         </w:r>
-        <w:proofErr w:type="spellEnd"/>
       </w:hyperlink>
       <w:r>
         <w:rPr>
@@ -3747,21 +2098,7 @@
         <w:rPr>
           <w:lang w:val="en-GB"/>
         </w:rPr>
-        <w:t xml:space="preserve">procedurally generated rooms, are riddled with enemies, traps, items(that could be the ones that unlock abilities or simply health pickups that give </w:t>
-      </w:r>
-      <w:proofErr w:type="spellStart"/>
-      <w:r>
-        <w:rPr>
-          <w:lang w:val="en-GB"/>
-        </w:rPr>
-        <w:t>you</w:t>
-      </w:r>
-      <w:proofErr w:type="spellEnd"/>
-      <w:r>
-        <w:rPr>
-          <w:lang w:val="en-GB"/>
-        </w:rPr>
-        <w:t xml:space="preserve"> health back) and also different types of decorations, that can help ease your playthrough.</w:t>
+        <w:t>procedurally generated rooms, are riddled with enemies, traps, items(that could be the ones that unlock abilities or simply health pickups that give you health back) and also different types of decorations, that can help ease your playthrough.</w:t>
       </w:r>
     </w:p>
     <w:p>
@@ -4055,21 +2392,7 @@
         <w:rPr>
           <w:lang w:val="en-GB"/>
         </w:rPr>
-        <w:t xml:space="preserve">start from the beginning with nothing that you had on the previous run present on you. This ensures a challenging experience, making every action matter, even though at time it can be frustrating, it brings novelty to each playthrough. Hollow Knight on the other hand, takes the </w:t>
-      </w:r>
-      <w:proofErr w:type="spellStart"/>
-      <w:r>
-        <w:rPr>
-          <w:lang w:val="en-GB"/>
-        </w:rPr>
-        <w:t>metroidvania</w:t>
-      </w:r>
-      <w:proofErr w:type="spellEnd"/>
-      <w:r>
-        <w:rPr>
-          <w:lang w:val="en-GB"/>
-        </w:rPr>
-        <w:t xml:space="preserve"> genre approach, upon death, the player may lose some currency, but whatever items he had previously on him, stay even after death. Furthermore Hollow Knight has checkpoints system, meaning you don’t have to start from the beginning every time you die</w:t>
+        <w:t>start from the beginning with nothing that you had on the previous run present on you. This ensures a challenging experience, making every action matter, even though at time it can be frustrating, it brings novelty to each playthrough. Hollow Knight on the other hand, takes the metroidvania genre approach, upon death, the player may lose some currency, but whatever items he had previously on him, stay even after death. Furthermore Hollow Knight has checkpoints system, meaning you don’t have to start from the beginning every time you die</w:t>
       </w:r>
       <w:r>
         <w:rPr>
@@ -4118,21 +2441,7 @@
         <w:rPr>
           <w:lang w:val="en-GB"/>
         </w:rPr>
-        <w:t xml:space="preserve">a stylish and minimalist 2.5D art. Sword of Time also makes use of things such a particle system and </w:t>
-      </w:r>
-      <w:proofErr w:type="spellStart"/>
-      <w:r>
-        <w:rPr>
-          <w:lang w:val="en-GB"/>
-        </w:rPr>
-        <w:t>grayscaling</w:t>
-      </w:r>
-      <w:proofErr w:type="spellEnd"/>
-      <w:r>
-        <w:rPr>
-          <w:lang w:val="en-GB"/>
-        </w:rPr>
-        <w:t>, that activate upon using the Rewinding Time ability, making the experience overall more immersive. Dead Cells on the other hand fully embraces pixel art, well mixing the 2D and 3D aspects of it, while Hades sets the tone with vibrant animations that make for an enjoyable visual experience.</w:t>
+        <w:t>a stylish and minimalist 2.5D art. Sword of Time also makes use of things such a particle system and grayscaling, that activate upon using the Rewinding Time ability, making the experience overall more immersive. Dead Cells on the other hand fully embraces pixel art, well mixing the 2D and 3D aspects of it, while Hades sets the tone with vibrant animations that make for an enjoyable visual experience.</w:t>
       </w:r>
     </w:p>
     <w:p>
@@ -4486,19 +2795,11 @@
                 <w:lang w:val="en-GB"/>
               </w:rPr>
             </w:pPr>
-            <w:proofErr w:type="spellStart"/>
             <w:r>
               <w:rPr>
                 <w:lang w:val="en-GB"/>
               </w:rPr>
-              <w:t>Metroidvania</w:t>
-            </w:r>
-            <w:proofErr w:type="spellEnd"/>
-            <w:r>
-              <w:rPr>
-                <w:lang w:val="en-GB"/>
-              </w:rPr>
-              <w:t>, ability-based map access</w:t>
+              <w:t>Metroidvania, ability-based map access</w:t>
             </w:r>
           </w:p>
         </w:tc>
@@ -4747,7 +3048,7 @@
         <w:pStyle w:val="Heading1"/>
         <w:numPr>
           <w:ilvl w:val="0"/>
-          <w:numId w:val="40"/>
+          <w:numId w:val="1"/>
         </w:numPr>
         <w:rPr>
           <w:lang w:val="en-GB"/>
@@ -4776,19 +3077,7 @@
         <w:rPr>
           <w:lang w:val="en-GB"/>
         </w:rPr>
-        <w:t>3.1</w:t>
-      </w:r>
-      <w:r>
-        <w:rPr>
-          <w:lang w:val="en-GB"/>
-        </w:rPr>
-        <w:t xml:space="preserve"> </w:t>
-      </w:r>
-      <w:r>
-        <w:rPr>
-          <w:lang w:val="en-GB"/>
-        </w:rPr>
-        <w:t>Technologies Used</w:t>
+        <w:t>3.1 Technologies Used</w:t>
       </w:r>
     </w:p>
     <w:p>
@@ -4849,7 +3138,7 @@
         <w:pStyle w:val="ListParagraph"/>
         <w:numPr>
           <w:ilvl w:val="0"/>
-          <w:numId w:val="48"/>
+          <w:numId w:val="6"/>
         </w:numPr>
         <w:rPr>
           <w:b/>
@@ -4881,7 +3170,7 @@
         <w:pStyle w:val="ListParagraph"/>
         <w:numPr>
           <w:ilvl w:val="0"/>
-          <w:numId w:val="48"/>
+          <w:numId w:val="6"/>
         </w:numPr>
         <w:rPr>
           <w:b/>
@@ -4948,7 +3237,7 @@
         <w:pStyle w:val="ListParagraph"/>
         <w:numPr>
           <w:ilvl w:val="0"/>
-          <w:numId w:val="49"/>
+          <w:numId w:val="7"/>
         </w:numPr>
         <w:rPr>
           <w:b/>
@@ -4971,7 +3260,7 @@
         <w:pStyle w:val="ListParagraph"/>
         <w:numPr>
           <w:ilvl w:val="0"/>
-          <w:numId w:val="49"/>
+          <w:numId w:val="7"/>
         </w:numPr>
         <w:rPr>
           <w:b/>
@@ -4986,9 +3275,58 @@
           <w:szCs w:val="24"/>
           <w:lang w:val="en-GB"/>
         </w:rPr>
-        <w:t xml:space="preserve">Component-Based Design -&gt; used to modularize functionality into reusable scripts, such as </w:t>
-      </w:r>
-      <w:proofErr w:type="spellStart"/>
+        <w:t>Component-Based Design -&gt; used to modularize functionality into reusable scripts, such as EnemyPatrol.cs and HealthSystem.cs scripts, that don’t have only one single purpose.</w:t>
+      </w:r>
+    </w:p>
+    <w:p>
+      <w:pPr>
+        <w:ind w:left="1211" w:firstLine="0"/>
+        <w:rPr>
+          <w:b/>
+          <w:bCs/>
+          <w:lang w:val="en-GB"/>
+        </w:rPr>
+      </w:pPr>
+    </w:p>
+    <w:p>
+      <w:pPr>
+        <w:rPr>
+          <w:b/>
+          <w:bCs/>
+          <w:lang w:val="en-GB"/>
+        </w:rPr>
+      </w:pPr>
+      <w:r>
+        <w:rPr>
+          <w:b/>
+          <w:bCs/>
+          <w:lang w:val="en-GB"/>
+        </w:rPr>
+        <w:t>Art Pipeline:</w:t>
+      </w:r>
+    </w:p>
+    <w:p>
+      <w:pPr>
+        <w:rPr>
+          <w:b/>
+          <w:bCs/>
+          <w:lang w:val="en-GB"/>
+        </w:rPr>
+      </w:pPr>
+    </w:p>
+    <w:p>
+      <w:pPr>
+        <w:pStyle w:val="ListParagraph"/>
+        <w:numPr>
+          <w:ilvl w:val="0"/>
+          <w:numId w:val="8"/>
+        </w:numPr>
+        <w:rPr>
+          <w:b/>
+          <w:bCs/>
+          <w:lang w:val="en-GB"/>
+        </w:rPr>
+      </w:pPr>
       <w:r>
         <w:rPr>
           <w:rFonts w:ascii="Arial" w:hAnsi="Arial" w:cs="Arial"/>
@@ -4996,104 +3334,15 @@
           <w:szCs w:val="24"/>
           <w:lang w:val="en-GB"/>
         </w:rPr>
-        <w:t>EnemyPatrol.cs</w:t>
-      </w:r>
-      <w:proofErr w:type="spellEnd"/>
-      <w:r>
-        <w:rPr>
-          <w:rFonts w:ascii="Arial" w:hAnsi="Arial" w:cs="Arial"/>
-          <w:sz w:val="24"/>
-          <w:szCs w:val="24"/>
-          <w:lang w:val="en-GB"/>
-        </w:rPr>
-        <w:t xml:space="preserve"> and </w:t>
-      </w:r>
-      <w:proofErr w:type="spellStart"/>
-      <w:r>
-        <w:rPr>
-          <w:rFonts w:ascii="Arial" w:hAnsi="Arial" w:cs="Arial"/>
-          <w:sz w:val="24"/>
-          <w:szCs w:val="24"/>
-          <w:lang w:val="en-GB"/>
-        </w:rPr>
-        <w:t>HealthSystem.cs</w:t>
-      </w:r>
-      <w:proofErr w:type="spellEnd"/>
-      <w:r>
-        <w:rPr>
-          <w:rFonts w:ascii="Arial" w:hAnsi="Arial" w:cs="Arial"/>
-          <w:sz w:val="24"/>
-          <w:szCs w:val="24"/>
-          <w:lang w:val="en-GB"/>
-        </w:rPr>
-        <w:t xml:space="preserve"> scripts, that don’t have only one single purpose.</w:t>
-      </w:r>
-    </w:p>
-    <w:p>
-      <w:pPr>
-        <w:ind w:left="1211" w:firstLine="0"/>
-        <w:rPr>
-          <w:b/>
-          <w:bCs/>
-          <w:lang w:val="en-GB"/>
-        </w:rPr>
-      </w:pPr>
-    </w:p>
-    <w:p>
-      <w:pPr>
-        <w:rPr>
-          <w:b/>
-          <w:bCs/>
-          <w:lang w:val="en-GB"/>
-        </w:rPr>
-      </w:pPr>
-      <w:r>
-        <w:rPr>
-          <w:b/>
-          <w:bCs/>
-          <w:lang w:val="en-GB"/>
-        </w:rPr>
-        <w:t>Art Pipeline:</w:t>
-      </w:r>
-    </w:p>
-    <w:p>
-      <w:pPr>
-        <w:rPr>
-          <w:b/>
-          <w:bCs/>
-          <w:lang w:val="en-GB"/>
-        </w:rPr>
-      </w:pPr>
+        <w:t>Unity’s Animator Controller system -&gt; used in order to manage transitions between states, such as idle, run, attack.</w:t>
+      </w:r>
     </w:p>
     <w:p>
       <w:pPr>
         <w:pStyle w:val="ListParagraph"/>
         <w:numPr>
           <w:ilvl w:val="0"/>
-          <w:numId w:val="50"/>
-        </w:numPr>
-        <w:rPr>
-          <w:b/>
-          <w:bCs/>
-          <w:lang w:val="en-GB"/>
-        </w:rPr>
-      </w:pPr>
-      <w:r>
-        <w:rPr>
-          <w:rFonts w:ascii="Arial" w:hAnsi="Arial" w:cs="Arial"/>
-          <w:sz w:val="24"/>
-          <w:szCs w:val="24"/>
-          <w:lang w:val="en-GB"/>
-        </w:rPr>
-        <w:t>Unity’s Animator Controller system -&gt; used in order to manage transitions between states, such as idle, run, attack.</w:t>
-      </w:r>
-    </w:p>
-    <w:p>
-      <w:pPr>
-        <w:pStyle w:val="ListParagraph"/>
-        <w:numPr>
-          <w:ilvl w:val="0"/>
-          <w:numId w:val="50"/>
+          <w:numId w:val="8"/>
         </w:numPr>
         <w:rPr>
           <w:b/>
@@ -5135,13 +3384,7 @@
         <w:rPr>
           <w:lang w:val="en-GB"/>
         </w:rPr>
-        <w:t>3.</w:t>
-      </w:r>
-      <w:r>
-        <w:rPr>
-          <w:lang w:val="en-GB"/>
-        </w:rPr>
-        <w:t>2 Key Systems and Libraries</w:t>
+        <w:t>3.2 Key Systems and Libraries</w:t>
       </w:r>
     </w:p>
     <w:p>
@@ -5181,16 +3424,8 @@
         <w:rPr>
           <w:lang w:val="en-GB"/>
         </w:rPr>
-        <w:t xml:space="preserve">is done through direct manipulation of the enemy’s </w:t>
-      </w:r>
-      <w:proofErr w:type="spellStart"/>
-      <w:r>
-        <w:rPr>
-          <w:lang w:val="en-GB"/>
-        </w:rPr>
-        <w:t>Transform.position</w:t>
-      </w:r>
-      <w:proofErr w:type="spellEnd"/>
+        <w:t>is done through direct manipulation of the enemy’s Transform.position</w:t>
+      </w:r>
       <w:r>
         <w:rPr>
           <w:lang w:val="en-GB"/>
@@ -5366,17 +3601,178 @@
         <w:rPr>
           <w:lang w:val="en-GB"/>
         </w:rPr>
-        <w:t xml:space="preserve">brings a unique take on the gameplay depth. Through it players can correct mistakes, escape traps or plan attacks in a strategic way. Time Rewind affects both the player and environment, making the player immune to damage while rewinding and the enemies immobilized, allowing for breathing room. The way this mechanic works is that it stores the positions and rotations in a buffer, and when triggered, time is reversed by restoring the previous positions/rotations frame-by-frame. The Rigidbody2D component is set to Kinematic in order to prevent physics conflicts. </w:t>
+        <w:t>brings a unique take on the gameplay depth. Through it players can correct mistakes, escape traps or plan attacks in a strategic way. Time Rewind affects both the player and environment, making the player immune to damage while rewinding and the enemies immobilized, allowing for breathing room. The way this mechanic works is that it stores the positions and rotations in a buffer, and when triggered, time is reversed by restoring the previous positions/rotations frame-by-frame.</w:t>
       </w:r>
     </w:p>
     <w:p>
       <w:pPr>
         <w:ind w:firstLine="0"/>
+        <w:rPr>
+          <w:lang w:val="en-GB"/>
+        </w:rPr>
+      </w:pPr>
+    </w:p>
+    <w:p>
+      <w:pPr>
+        <w:rPr>
+          <w:lang w:val="en-GB"/>
+        </w:rPr>
+      </w:pPr>
+      <w:r>
+        <w:rPr>
+          <w:lang w:val="en-GB"/>
+        </w:rPr>
+        <w:t xml:space="preserve"> The Rigidbody2D component is set to Kinematic in order to prevent physics conflicts.</w:t>
+      </w:r>
+      <w:r>
+        <w:rPr>
+          <w:lang w:val="en-GB"/>
+        </w:rPr>
+        <w:t xml:space="preserve"> The other objects such as traps also include a TimeRewind component that manages their own recorded state. This way, it allows for reusable rewind behaviour across multiple object types, making them affected by this ability. In order to create an immersive experience, Unity’s Volume system comes into play, through enabling the grayscale effect and particles during the use of the ability.</w:t>
+      </w:r>
+    </w:p>
+    <w:p>
+      <w:pPr>
+        <w:spacing w:before="240"/>
+        <w:rPr>
+          <w:noProof/>
+          <w:lang w:val="en-GB"/>
+        </w:rPr>
+      </w:pPr>
+    </w:p>
+    <w:p>
+      <w:pPr>
+        <w:spacing w:before="240"/>
+        <w:rPr>
+          <w:lang w:val="en-GB"/>
+        </w:rPr>
+      </w:pPr>
+    </w:p>
+    <w:p>
+      <w:pPr>
+        <w:spacing w:before="240"/>
+        <w:rPr>
+          <w:lang w:val="en-GB"/>
+        </w:rPr>
+      </w:pPr>
+    </w:p>
+    <w:p>
+      <w:pPr>
+        <w:spacing w:before="240"/>
+        <w:rPr>
+          <w:lang w:val="en-GB"/>
+        </w:rPr>
+      </w:pPr>
+    </w:p>
+    <w:p>
+      <w:pPr>
+        <w:spacing w:before="240"/>
+        <w:rPr>
+          <w:lang w:val="en-GB"/>
+        </w:rPr>
+      </w:pPr>
+    </w:p>
+    <w:p>
+      <w:pPr>
+        <w:spacing w:before="240"/>
+        <w:rPr>
+          <w:lang w:val="en-GB"/>
+        </w:rPr>
+      </w:pPr>
+    </w:p>
+    <w:p>
+      <w:pPr>
+        <w:spacing w:before="240"/>
+        <w:rPr>
+          <w:lang w:val="en-GB"/>
+        </w:rPr>
+      </w:pPr>
+    </w:p>
+    <w:p>
+      <w:pPr>
+        <w:spacing w:before="240"/>
+        <w:rPr>
+          <w:lang w:val="en-GB"/>
+        </w:rPr>
+      </w:pPr>
+    </w:p>
+    <w:p>
+      <w:pPr>
+        <w:spacing w:before="240"/>
+        <w:rPr>
+          <w:lang w:val="en-GB"/>
+        </w:rPr>
+      </w:pPr>
+      <w:r>
+        <w:rPr>
+          <w:noProof/>
+          <w:lang w:val="en-GB"/>
+        </w:rPr>
+        <w:drawing>
+          <wp:anchor distT="0" distB="0" distL="114300" distR="114300" simplePos="0" relativeHeight="251662336" behindDoc="0" locked="0" layoutInCell="1" allowOverlap="1" wp14:anchorId="55F788FA" wp14:editId="1F57D8EF">
+            <wp:simplePos x="0" y="0"/>
+            <wp:positionH relativeFrom="margin">
+              <wp:align>center</wp:align>
+            </wp:positionH>
+            <wp:positionV relativeFrom="page">
+              <wp:posOffset>1201258</wp:posOffset>
+            </wp:positionV>
+            <wp:extent cx="4422775" cy="2191385"/>
+            <wp:effectExtent l="0" t="0" r="0" b="0"/>
+            <wp:wrapSquare wrapText="bothSides"/>
+            <wp:docPr id="1" name="Picture 1"/>
+            <wp:cNvGraphicFramePr>
+              <a:graphicFrameLocks xmlns:a="http://schemas.openxmlformats.org/drawingml/2006/main" noChangeAspect="1"/>
+            </wp:cNvGraphicFramePr>
+            <a:graphic xmlns:a="http://schemas.openxmlformats.org/drawingml/2006/main">
+              <a:graphicData uri="http://schemas.openxmlformats.org/drawingml/2006/picture">
+                <pic:pic xmlns:pic="http://schemas.openxmlformats.org/drawingml/2006/picture">
+                  <pic:nvPicPr>
+                    <pic:cNvPr id="1" name="Picture 1"/>
+                    <pic:cNvPicPr/>
+                  </pic:nvPicPr>
+                  <pic:blipFill>
+                    <a:blip r:embed="rId16">
+                      <a:extLst>
+                        <a:ext uri="{28A0092B-C50C-407E-A947-70E740481C1C}">
+                          <a14:useLocalDpi xmlns:a14="http://schemas.microsoft.com/office/drawing/2010/main" val="0"/>
+                        </a:ext>
+                      </a:extLst>
+                    </a:blip>
+                    <a:stretch>
+                      <a:fillRect/>
+                    </a:stretch>
+                  </pic:blipFill>
+                  <pic:spPr>
+                    <a:xfrm>
+                      <a:off x="0" y="0"/>
+                      <a:ext cx="4422775" cy="2191385"/>
+                    </a:xfrm>
+                    <a:prstGeom prst="rect">
+                      <a:avLst/>
+                    </a:prstGeom>
+                  </pic:spPr>
+                </pic:pic>
+              </a:graphicData>
+            </a:graphic>
+          </wp:anchor>
+        </w:drawing>
+      </w:r>
+    </w:p>
+    <w:p>
+      <w:pPr>
+        <w:spacing w:before="240"/>
         <w:jc w:val="center"/>
         <w:rPr>
           <w:lang w:val="en-GB"/>
         </w:rPr>
       </w:pPr>
+      <w:r>
+        <w:rPr>
+          <w:lang w:val="en-GB"/>
+        </w:rPr>
+        <w:t>Figure 3.2.1- Showcase of Time Rewind Ability (source: Screenshot)</w:t>
+      </w:r>
     </w:p>
     <w:p>
       <w:pPr>
@@ -5385,89 +3781,1872 @@
           <w:lang w:val="en-GB"/>
         </w:rPr>
       </w:pPr>
-      <w:r>
-        <w:rPr>
-          <w:lang w:val="en-GB"/>
-        </w:rPr>
-        <w:t xml:space="preserve">ach sub-section title (e.g. 1.1 General information) shall begin after a 12 points blank line after the text and shall be followed by a 12 points blank line. </w:t>
-      </w:r>
-      <w:r>
-        <w:rPr>
-          <w:lang w:val="en-GB"/>
-        </w:rPr>
-        <w:t xml:space="preserve"> </w:t>
-      </w:r>
-    </w:p>
-    <w:p>
-      <w:pPr>
-        <w:rPr>
-          <w:lang w:val="en-GB"/>
-        </w:rPr>
-      </w:pPr>
-      <w:r>
-        <w:rPr>
-          <w:rFonts w:cs="Arial"/>
-          <w:lang w:val="en-GB"/>
-        </w:rPr>
-        <w:t xml:space="preserve">The text of the paper will be </w:t>
-      </w:r>
-      <w:r>
-        <w:rPr>
-          <w:rFonts w:cs="Arial"/>
-          <w:i/>
-          <w:lang w:val="en-GB"/>
-        </w:rPr>
-        <w:t>justified</w:t>
-      </w:r>
-      <w:r>
-        <w:rPr>
-          <w:rFonts w:cs="Arial"/>
-          <w:lang w:val="en-GB"/>
-        </w:rPr>
-        <w:t xml:space="preserve">. It is recommended to check the spelling of the text with the help of the speller of the Word program. </w:t>
-      </w:r>
-      <w:r>
-        <w:rPr>
-          <w:lang w:val="en-GB"/>
-        </w:rPr>
-        <w:t>It is recommended that the thesis paper should not exceed a number of 100 pages, annexes included.</w:t>
-      </w:r>
-    </w:p>
-    <w:p>
-      <w:pPr>
-        <w:spacing w:line="240" w:lineRule="auto"/>
-        <w:rPr>
-          <w:rFonts w:cs="Arial"/>
-          <w:lang w:val="en-GB" w:eastAsia="ro-RO"/>
-        </w:rPr>
-      </w:pPr>
-      <w:r>
-        <w:rPr>
-          <w:rFonts w:cs="Arial"/>
-          <w:lang w:val="en-GB" w:eastAsia="ro-RO"/>
-        </w:rPr>
-        <w:t>Rules app</w:t>
-      </w:r>
-      <w:r>
-        <w:rPr>
-          <w:rFonts w:cs="Arial"/>
-          <w:lang w:val="en-GB" w:eastAsia="ro-RO"/>
-        </w:rPr>
-        <w:t>l</w:t>
-      </w:r>
-      <w:r>
-        <w:rPr>
-          <w:rFonts w:cs="Arial"/>
-          <w:lang w:val="en-GB" w:eastAsia="ro-RO"/>
-        </w:rPr>
-        <w:t>ying to the text of the paper:</w:t>
-      </w:r>
-    </w:p>
-    <w:p>
-      <w:pPr>
+    </w:p>
+    <w:p>
+      <w:pPr>
+        <w:spacing w:before="240"/>
+        <w:rPr>
+          <w:lang w:val="en-GB"/>
+        </w:rPr>
+      </w:pPr>
+    </w:p>
+    <w:p>
+      <w:pPr>
+        <w:spacing w:before="240"/>
+        <w:rPr>
+          <w:lang w:val="en-GB"/>
+        </w:rPr>
+      </w:pPr>
+    </w:p>
+    <w:p>
+      <w:pPr>
+        <w:spacing w:before="240"/>
+        <w:rPr>
+          <w:lang w:val="en-GB"/>
+        </w:rPr>
+      </w:pPr>
+    </w:p>
+    <w:p>
+      <w:pPr>
+        <w:spacing w:before="240"/>
+        <w:rPr>
+          <w:lang w:val="en-GB"/>
+        </w:rPr>
+      </w:pPr>
+    </w:p>
+    <w:p>
+      <w:pPr>
+        <w:spacing w:before="240"/>
+        <w:rPr>
+          <w:lang w:val="en-GB"/>
+        </w:rPr>
+      </w:pPr>
+    </w:p>
+    <w:p>
+      <w:pPr>
+        <w:spacing w:before="240"/>
+        <w:rPr>
+          <w:lang w:val="en-GB"/>
+        </w:rPr>
+      </w:pPr>
+    </w:p>
+    <w:p>
+      <w:pPr>
+        <w:spacing w:before="240"/>
+        <w:rPr>
+          <w:lang w:val="en-GB"/>
+        </w:rPr>
+      </w:pPr>
+    </w:p>
+    <w:p>
+      <w:pPr>
+        <w:spacing w:before="240"/>
+        <w:rPr>
+          <w:lang w:val="en-GB"/>
+        </w:rPr>
+      </w:pPr>
+    </w:p>
+    <w:p>
+      <w:pPr>
+        <w:spacing w:before="240"/>
+        <w:rPr>
+          <w:lang w:val="en-GB"/>
+        </w:rPr>
+      </w:pPr>
+    </w:p>
+    <w:p>
+      <w:pPr>
+        <w:spacing w:before="240"/>
+        <w:rPr>
+          <w:lang w:val="en-GB"/>
+        </w:rPr>
+      </w:pPr>
+    </w:p>
+    <w:p>
+      <w:pPr>
+        <w:spacing w:before="240"/>
+        <w:rPr>
+          <w:lang w:val="en-GB"/>
+        </w:rPr>
+      </w:pPr>
+    </w:p>
+    <w:p>
+      <w:pPr>
+        <w:spacing w:before="240"/>
+        <w:rPr>
+          <w:lang w:val="en-GB"/>
+        </w:rPr>
+      </w:pPr>
+    </w:p>
+    <w:p>
+      <w:pPr>
+        <w:spacing w:before="240"/>
+        <w:rPr>
+          <w:lang w:val="en-GB"/>
+        </w:rPr>
+      </w:pPr>
+    </w:p>
+    <w:p>
+      <w:pPr>
+        <w:spacing w:before="240"/>
+        <w:rPr>
+          <w:lang w:val="en-GB"/>
+        </w:rPr>
+      </w:pPr>
+    </w:p>
+    <w:p>
+      <w:pPr>
+        <w:spacing w:before="240"/>
+        <w:rPr>
+          <w:lang w:val="en-GB"/>
+        </w:rPr>
+      </w:pPr>
+    </w:p>
+    <w:p>
+      <w:pPr>
+        <w:spacing w:before="240"/>
+        <w:rPr>
+          <w:lang w:val="en-GB"/>
+        </w:rPr>
+      </w:pPr>
+    </w:p>
+    <w:p>
+      <w:pPr>
+        <w:spacing w:before="240"/>
+        <w:rPr>
+          <w:lang w:val="en-GB"/>
+        </w:rPr>
+      </w:pPr>
+    </w:p>
+    <w:p>
+      <w:pPr>
+        <w:pStyle w:val="Heading1"/>
         <w:numPr>
           <w:ilvl w:val="0"/>
-          <w:numId w:val="44"/>
+          <w:numId w:val="1"/>
+        </w:numPr>
+        <w:rPr>
+          <w:lang w:val="en-GB"/>
+        </w:rPr>
+      </w:pPr>
+      <w:r>
+        <w:rPr>
+          <w:lang w:val="en-GB"/>
+        </w:rPr>
+        <w:t>Proposed Solution and Design Methodology</w:t>
+      </w:r>
+      <w:r>
+        <w:rPr>
+          <w:lang w:val="en-GB"/>
+        </w:rPr>
+        <w:tab/>
+      </w:r>
+      <w:r>
+        <w:rPr>
+          <w:lang w:val="en-GB"/>
+        </w:rPr>
+        <w:tab/>
+      </w:r>
+    </w:p>
+    <w:p>
+      <w:pPr>
+        <w:spacing w:before="240"/>
+        <w:rPr>
+          <w:lang w:val="en-GB"/>
+        </w:rPr>
+      </w:pPr>
+    </w:p>
+    <w:p>
+      <w:pPr>
+        <w:pStyle w:val="Heading2"/>
+        <w:numPr>
+          <w:ilvl w:val="0"/>
+          <w:numId w:val="0"/>
+        </w:numPr>
+        <w:rPr>
+          <w:lang w:val="en-GB"/>
+        </w:rPr>
+      </w:pPr>
+      <w:r>
+        <w:rPr>
+          <w:lang w:val="en-GB"/>
+        </w:rPr>
+        <w:t>4.1 General Game Design Overview</w:t>
+      </w:r>
+    </w:p>
+    <w:p>
+      <w:pPr>
+        <w:spacing w:before="240"/>
+        <w:rPr>
+          <w:lang w:val="en-GB"/>
+        </w:rPr>
+      </w:pPr>
+      <w:r>
+        <w:rPr>
+          <w:noProof/>
+          <w:lang w:val="en-GB"/>
+        </w:rPr>
+        <w:drawing>
+          <wp:anchor distT="0" distB="0" distL="114300" distR="114300" simplePos="0" relativeHeight="251663360" behindDoc="0" locked="0" layoutInCell="1" allowOverlap="1" wp14:anchorId="0B9DE468" wp14:editId="10B0D340">
+            <wp:simplePos x="0" y="0"/>
+            <wp:positionH relativeFrom="column">
+              <wp:posOffset>45100</wp:posOffset>
+            </wp:positionH>
+            <wp:positionV relativeFrom="paragraph">
+              <wp:posOffset>1345078</wp:posOffset>
+            </wp:positionV>
+            <wp:extent cx="6120765" cy="3442970"/>
+            <wp:effectExtent l="0" t="0" r="0" b="5080"/>
+            <wp:wrapSquare wrapText="bothSides"/>
+            <wp:docPr id="4" name="Picture 4"/>
+            <wp:cNvGraphicFramePr>
+              <a:graphicFrameLocks xmlns:a="http://schemas.openxmlformats.org/drawingml/2006/main" noChangeAspect="1"/>
+            </wp:cNvGraphicFramePr>
+            <a:graphic xmlns:a="http://schemas.openxmlformats.org/drawingml/2006/main">
+              <a:graphicData uri="http://schemas.openxmlformats.org/drawingml/2006/picture">
+                <pic:pic xmlns:pic="http://schemas.openxmlformats.org/drawingml/2006/picture">
+                  <pic:nvPicPr>
+                    <pic:cNvPr id="4" name="Picture 4"/>
+                    <pic:cNvPicPr/>
+                  </pic:nvPicPr>
+                  <pic:blipFill>
+                    <a:blip r:embed="rId17" cstate="print">
+                      <a:extLst>
+                        <a:ext uri="{28A0092B-C50C-407E-A947-70E740481C1C}">
+                          <a14:useLocalDpi xmlns:a14="http://schemas.microsoft.com/office/drawing/2010/main" val="0"/>
+                        </a:ext>
+                      </a:extLst>
+                    </a:blip>
+                    <a:stretch>
+                      <a:fillRect/>
+                    </a:stretch>
+                  </pic:blipFill>
+                  <pic:spPr>
+                    <a:xfrm>
+                      <a:off x="0" y="0"/>
+                      <a:ext cx="6120765" cy="3442970"/>
+                    </a:xfrm>
+                    <a:prstGeom prst="rect">
+                      <a:avLst/>
+                    </a:prstGeom>
+                  </pic:spPr>
+                </pic:pic>
+              </a:graphicData>
+            </a:graphic>
+          </wp:anchor>
+        </w:drawing>
+      </w:r>
+      <w:r>
+        <w:rPr>
+          <w:lang w:val="en-GB"/>
+        </w:rPr>
+        <w:t>The game Sword of Time centers around rogue-like mechanics in a procedurally generated 2D platformer environment. The player explores rooms, battles enemies and makes use of his abilities strategically to overcome obstacles. The overall game architecture is designed in a modular, component based manner, allowing systems like combat, movement and enemy AI to function independently yet interact seamlessly.</w:t>
+      </w:r>
+    </w:p>
+    <w:p>
+      <w:pPr>
+        <w:spacing w:before="240"/>
+        <w:jc w:val="center"/>
+        <w:rPr>
+          <w:lang w:val="en-GB"/>
+        </w:rPr>
+      </w:pPr>
+      <w:bookmarkStart w:id="0" w:name="_Hlk199860109"/>
+      <w:r>
+        <w:rPr>
+          <w:lang w:val="en-GB"/>
+        </w:rPr>
+        <w:t>Figure 4.1.0- Block Diagram of main mechanics (source: own diagram)</w:t>
+      </w:r>
+    </w:p>
+    <w:bookmarkEnd w:id="0"/>
+    <w:p>
+      <w:pPr>
+        <w:spacing w:before="240"/>
+        <w:jc w:val="center"/>
+        <w:rPr>
+          <w:lang w:val="en-GB"/>
+        </w:rPr>
+      </w:pPr>
+    </w:p>
+    <w:p>
+      <w:pPr>
+        <w:pStyle w:val="Heading2"/>
+        <w:numPr>
+          <w:ilvl w:val="0"/>
+          <w:numId w:val="0"/>
+        </w:numPr>
+        <w:rPr>
+          <w:lang w:val="en-GB"/>
+        </w:rPr>
+      </w:pPr>
+      <w:r>
+        <w:rPr>
+          <w:lang w:val="en-GB"/>
+        </w:rPr>
+        <w:t>4.2 Core Mechanics (Functional Overview)</w:t>
+      </w:r>
+    </w:p>
+    <w:p>
+      <w:pPr>
+        <w:rPr>
+          <w:lang w:val="en-GB"/>
+        </w:rPr>
+      </w:pPr>
+    </w:p>
+    <w:p>
+      <w:pPr>
+        <w:pStyle w:val="ListParagraph"/>
+        <w:numPr>
+          <w:ilvl w:val="0"/>
+          <w:numId w:val="9"/>
+        </w:numPr>
+        <w:rPr>
+          <w:rFonts w:ascii="Arial" w:hAnsi="Arial" w:cs="Arial"/>
+          <w:b/>
+          <w:bCs/>
+          <w:sz w:val="24"/>
+          <w:szCs w:val="24"/>
+          <w:lang w:val="en-GB"/>
+        </w:rPr>
+      </w:pPr>
+      <w:r>
+        <w:rPr>
+          <w:rFonts w:ascii="Arial" w:hAnsi="Arial" w:cs="Arial"/>
+          <w:b/>
+          <w:bCs/>
+          <w:sz w:val="24"/>
+          <w:szCs w:val="24"/>
+          <w:lang w:val="en-GB"/>
+        </w:rPr>
+        <w:t>Movement</w:t>
+      </w:r>
+      <w:r>
+        <w:rPr>
+          <w:rFonts w:ascii="Arial" w:hAnsi="Arial" w:cs="Arial"/>
+          <w:b/>
+          <w:bCs/>
+          <w:sz w:val="24"/>
+          <w:szCs w:val="24"/>
+          <w:lang w:val="en-GB"/>
+        </w:rPr>
+        <w:t xml:space="preserve"> </w:t>
+      </w:r>
+      <w:r>
+        <w:rPr>
+          <w:rFonts w:ascii="Arial" w:hAnsi="Arial" w:cs="Arial"/>
+          <w:sz w:val="24"/>
+          <w:szCs w:val="24"/>
+          <w:lang w:val="en-GB"/>
+        </w:rPr>
+        <w:t>is a standard 2D movement with running and jumping. The player can also hang on to the wall or jump from it. He can have a normal jump, double jump or triple jump</w:t>
+      </w:r>
+      <w:r>
+        <w:rPr>
+          <w:rFonts w:ascii="Arial" w:hAnsi="Arial" w:cs="Arial"/>
+          <w:sz w:val="24"/>
+          <w:szCs w:val="24"/>
+          <w:lang w:val="en-GB"/>
+        </w:rPr>
+        <w:t>.</w:t>
+      </w:r>
+    </w:p>
+    <w:p>
+      <w:pPr>
+        <w:pStyle w:val="ListParagraph"/>
+        <w:numPr>
+          <w:ilvl w:val="0"/>
+          <w:numId w:val="9"/>
+        </w:numPr>
+        <w:rPr>
+          <w:rFonts w:ascii="Arial" w:hAnsi="Arial" w:cs="Arial"/>
+          <w:b/>
+          <w:bCs/>
+          <w:sz w:val="24"/>
+          <w:szCs w:val="24"/>
+          <w:lang w:val="en-GB"/>
+        </w:rPr>
+      </w:pPr>
+      <w:r>
+        <w:rPr>
+          <w:rFonts w:ascii="Arial" w:hAnsi="Arial" w:cs="Arial"/>
+          <w:b/>
+          <w:bCs/>
+          <w:sz w:val="24"/>
+          <w:szCs w:val="24"/>
+          <w:lang w:val="en-GB"/>
+        </w:rPr>
+        <w:t xml:space="preserve">Combat </w:t>
+      </w:r>
+      <w:r>
+        <w:rPr>
+          <w:rFonts w:ascii="Arial" w:hAnsi="Arial" w:cs="Arial"/>
+          <w:sz w:val="24"/>
+          <w:szCs w:val="24"/>
+          <w:lang w:val="en-GB"/>
+        </w:rPr>
+        <w:t xml:space="preserve">is made out of ranged attacks with a fireball when it comes to the player’s perspective. When it comes to the enemies they can have melee attacks with swords or ranged attacks with fireballs. The boss has a mix of </w:t>
+      </w:r>
+      <w:r>
+        <w:rPr>
+          <w:rFonts w:ascii="Arial" w:hAnsi="Arial" w:cs="Arial"/>
+          <w:sz w:val="24"/>
+          <w:szCs w:val="24"/>
+          <w:lang w:val="en-GB"/>
+        </w:rPr>
+        <w:lastRenderedPageBreak/>
+        <w:t>ranged and melee attacks, making him more unpredictable then the rest of the enemy npcs.</w:t>
+      </w:r>
+    </w:p>
+    <w:p>
+      <w:pPr>
+        <w:pStyle w:val="ListParagraph"/>
+        <w:numPr>
+          <w:ilvl w:val="0"/>
+          <w:numId w:val="9"/>
+        </w:numPr>
+        <w:rPr>
+          <w:rFonts w:ascii="Arial" w:hAnsi="Arial" w:cs="Arial"/>
+          <w:b/>
+          <w:bCs/>
+          <w:sz w:val="24"/>
+          <w:szCs w:val="24"/>
+          <w:lang w:val="en-GB"/>
+        </w:rPr>
+      </w:pPr>
+      <w:r>
+        <w:rPr>
+          <w:rFonts w:ascii="Arial" w:hAnsi="Arial" w:cs="Arial"/>
+          <w:b/>
+          <w:bCs/>
+          <w:sz w:val="24"/>
+          <w:szCs w:val="24"/>
+          <w:lang w:val="en-GB"/>
+        </w:rPr>
+        <w:t>Abilities</w:t>
+      </w:r>
+      <w:r>
+        <w:rPr>
+          <w:rFonts w:ascii="Arial" w:hAnsi="Arial" w:cs="Arial"/>
+          <w:sz w:val="24"/>
+          <w:szCs w:val="24"/>
+          <w:lang w:val="en-GB"/>
+        </w:rPr>
+        <w:t xml:space="preserve"> can be of several types. The most important ones would be the time rewind and wind dashing abilities. Through time rewind the player goes back in time a few seconds, enemies and traps stop from moving, and he is immune during the rewind. Wind Dash provides the player the ability to transform into wind and pass through objects, traps or even enemies in order to avoid combat. There can also be abilities such as jump enhancing, where the player can double jump or even triple jump, or even abilities that enhance the player’s attack.</w:t>
+      </w:r>
+    </w:p>
+    <w:p>
+      <w:pPr>
+        <w:pStyle w:val="ListParagraph"/>
+        <w:numPr>
+          <w:ilvl w:val="0"/>
+          <w:numId w:val="9"/>
+        </w:numPr>
+        <w:rPr>
+          <w:rFonts w:ascii="Arial" w:hAnsi="Arial" w:cs="Arial"/>
+          <w:b/>
+          <w:bCs/>
+          <w:sz w:val="24"/>
+          <w:szCs w:val="24"/>
+          <w:lang w:val="en-GB"/>
+        </w:rPr>
+      </w:pPr>
+      <w:r>
+        <w:rPr>
+          <w:rFonts w:ascii="Arial" w:hAnsi="Arial" w:cs="Arial"/>
+          <w:b/>
+          <w:bCs/>
+          <w:sz w:val="24"/>
+          <w:szCs w:val="24"/>
+          <w:lang w:val="en-GB"/>
+        </w:rPr>
+        <w:t>Interaction</w:t>
+      </w:r>
+      <w:r>
+        <w:rPr>
+          <w:rFonts w:ascii="Arial" w:hAnsi="Arial" w:cs="Arial"/>
+          <w:sz w:val="24"/>
+          <w:szCs w:val="24"/>
+          <w:lang w:val="en-GB"/>
+        </w:rPr>
+        <w:t xml:space="preserve"> is based on the fact that the player can take health pickups from the ground that give him more health or even take items that grant abilities such as the ones listed above. </w:t>
+      </w:r>
+    </w:p>
+    <w:p>
+      <w:pPr>
+        <w:ind w:firstLine="0"/>
+        <w:rPr>
+          <w:rFonts w:cs="Arial"/>
+          <w:b/>
+          <w:bCs/>
+          <w:lang w:val="en-GB"/>
+        </w:rPr>
+      </w:pPr>
+    </w:p>
+    <w:p>
+      <w:pPr>
+        <w:pStyle w:val="Heading2"/>
+        <w:numPr>
+          <w:ilvl w:val="0"/>
+          <w:numId w:val="0"/>
+        </w:numPr>
+        <w:rPr>
+          <w:lang w:val="en-GB"/>
+        </w:rPr>
+      </w:pPr>
+      <w:r>
+        <w:rPr>
+          <w:lang w:val="en-GB"/>
+        </w:rPr>
+        <w:t>4.3 Progression System</w:t>
+      </w:r>
+    </w:p>
+    <w:p>
+      <w:pPr>
+        <w:ind w:firstLine="0"/>
+        <w:rPr>
+          <w:lang w:val="en-GB"/>
+        </w:rPr>
+      </w:pPr>
+    </w:p>
+    <w:p>
+      <w:pPr>
+        <w:pStyle w:val="ListParagraph"/>
+        <w:numPr>
+          <w:ilvl w:val="0"/>
+          <w:numId w:val="10"/>
+        </w:numPr>
+        <w:rPr>
+          <w:b/>
+          <w:bCs/>
+          <w:lang w:val="en-GB"/>
+        </w:rPr>
+      </w:pPr>
+      <w:r>
+        <w:rPr>
+          <w:rFonts w:ascii="Arial" w:hAnsi="Arial" w:cs="Arial"/>
+          <w:b/>
+          <w:bCs/>
+          <w:sz w:val="24"/>
+          <w:szCs w:val="24"/>
+          <w:lang w:val="en-GB"/>
+        </w:rPr>
+        <w:t>Level Advancement</w:t>
+      </w:r>
+      <w:r>
+        <w:rPr>
+          <w:rFonts w:ascii="Arial" w:hAnsi="Arial" w:cs="Arial"/>
+          <w:b/>
+          <w:bCs/>
+          <w:sz w:val="24"/>
+          <w:szCs w:val="24"/>
+          <w:lang w:val="en-GB"/>
+        </w:rPr>
+        <w:t xml:space="preserve"> </w:t>
+      </w:r>
+      <w:r>
+        <w:rPr>
+          <w:rFonts w:ascii="Arial" w:hAnsi="Arial" w:cs="Arial"/>
+          <w:sz w:val="24"/>
+          <w:szCs w:val="24"/>
+          <w:lang w:val="en-GB"/>
+        </w:rPr>
+        <w:t>is done through the player completing the rooms he has in front of him, namely surviving the room and reaching the next one, until he reaches the boss room. After the boss is defeated the game is completed</w:t>
+      </w:r>
+    </w:p>
+    <w:p>
+      <w:pPr>
+        <w:ind w:firstLine="0"/>
+        <w:rPr>
+          <w:b/>
+          <w:bCs/>
+          <w:lang w:val="en-GB"/>
+        </w:rPr>
+      </w:pPr>
+    </w:p>
+    <w:p>
+      <w:pPr>
+        <w:pStyle w:val="Heading2"/>
+        <w:numPr>
+          <w:ilvl w:val="0"/>
+          <w:numId w:val="0"/>
+        </w:numPr>
+        <w:rPr>
+          <w:lang w:val="en-GB"/>
+        </w:rPr>
+      </w:pPr>
+      <w:r>
+        <w:rPr>
+          <w:lang w:val="en-GB"/>
+        </w:rPr>
+        <w:t>4.4 Difficulty and Balancing</w:t>
+      </w:r>
+    </w:p>
+    <w:p>
+      <w:pPr>
+        <w:rPr>
+          <w:lang w:val="en-GB"/>
+        </w:rPr>
+      </w:pPr>
+    </w:p>
+    <w:p>
+      <w:pPr>
+        <w:pStyle w:val="ListParagraph"/>
+        <w:numPr>
+          <w:ilvl w:val="0"/>
+          <w:numId w:val="10"/>
+        </w:numPr>
+        <w:rPr>
+          <w:lang w:val="en-GB"/>
+        </w:rPr>
+      </w:pPr>
+      <w:r>
+        <w:rPr>
+          <w:rFonts w:ascii="Arial" w:hAnsi="Arial" w:cs="Arial"/>
+          <w:b/>
+          <w:bCs/>
+          <w:sz w:val="24"/>
+          <w:szCs w:val="24"/>
+          <w:lang w:val="en-GB"/>
+        </w:rPr>
+        <w:t>Difficulty</w:t>
+      </w:r>
+      <w:r>
+        <w:rPr>
+          <w:rFonts w:ascii="Arial" w:hAnsi="Arial" w:cs="Arial"/>
+          <w:sz w:val="24"/>
+          <w:szCs w:val="24"/>
+          <w:lang w:val="en-GB"/>
+        </w:rPr>
+        <w:t xml:space="preserve"> ramps up through increased enemy count and patrolling, but also through environmental hazards such as traps and obstacles</w:t>
+      </w:r>
+    </w:p>
+    <w:p>
+      <w:pPr>
+        <w:pStyle w:val="ListParagraph"/>
+        <w:numPr>
+          <w:ilvl w:val="0"/>
+          <w:numId w:val="10"/>
+        </w:numPr>
+        <w:rPr>
+          <w:lang w:val="en-GB"/>
+        </w:rPr>
+      </w:pPr>
+      <w:r>
+        <w:rPr>
+          <w:rFonts w:ascii="Arial" w:hAnsi="Arial" w:cs="Arial"/>
+          <w:b/>
+          <w:bCs/>
+          <w:sz w:val="24"/>
+          <w:szCs w:val="24"/>
+          <w:lang w:val="en-GB"/>
+        </w:rPr>
+        <w:t xml:space="preserve">Balancing </w:t>
+      </w:r>
+      <w:r>
+        <w:rPr>
+          <w:rFonts w:ascii="Arial" w:hAnsi="Arial" w:cs="Arial"/>
+          <w:sz w:val="24"/>
+          <w:szCs w:val="24"/>
+          <w:lang w:val="en-GB"/>
+        </w:rPr>
+        <w:t>is done through the finding of items, that boost player abilities or even grant him new ones.</w:t>
+      </w:r>
+    </w:p>
+    <w:p>
+      <w:pPr>
+        <w:rPr>
+          <w:lang w:val="en-GB"/>
+        </w:rPr>
+      </w:pPr>
+    </w:p>
+    <w:p>
+      <w:pPr>
+        <w:pStyle w:val="Heading2"/>
+        <w:numPr>
+          <w:ilvl w:val="0"/>
+          <w:numId w:val="0"/>
+        </w:numPr>
+        <w:rPr>
+          <w:lang w:val="en-GB"/>
+        </w:rPr>
+      </w:pPr>
+      <w:r>
+        <w:rPr>
+          <w:lang w:val="en-GB"/>
+        </w:rPr>
+        <w:t xml:space="preserve">4.5 Algorithm Schematics </w:t>
+      </w:r>
+    </w:p>
+    <w:p>
+      <w:pPr>
+        <w:rPr>
+          <w:lang w:val="en-GB"/>
+        </w:rPr>
+      </w:pPr>
+    </w:p>
+    <w:p>
+      <w:pPr>
+        <w:pStyle w:val="ListParagraph"/>
+        <w:numPr>
+          <w:ilvl w:val="0"/>
+          <w:numId w:val="13"/>
+        </w:numPr>
+        <w:rPr>
+          <w:b/>
+          <w:bCs/>
+          <w:lang w:val="en-GB"/>
+        </w:rPr>
+      </w:pPr>
+      <w:r>
+        <w:rPr>
+          <w:rFonts w:ascii="Arial" w:hAnsi="Arial" w:cs="Arial"/>
+          <w:b/>
+          <w:bCs/>
+          <w:sz w:val="24"/>
+          <w:szCs w:val="24"/>
+          <w:lang w:val="en-GB"/>
+        </w:rPr>
+        <w:t>Procedural Level Generation</w:t>
+      </w:r>
+    </w:p>
+    <w:p>
+      <w:pPr>
+        <w:spacing w:before="240"/>
+        <w:jc w:val="center"/>
+        <w:rPr>
+          <w:lang w:val="en-GB"/>
+        </w:rPr>
+      </w:pPr>
+      <w:r>
+        <w:rPr>
+          <w:noProof/>
+          <w:lang w:val="en-GB"/>
+        </w:rPr>
+        <w:lastRenderedPageBreak/>
+        <w:drawing>
+          <wp:anchor distT="0" distB="0" distL="114300" distR="114300" simplePos="0" relativeHeight="251664384" behindDoc="0" locked="0" layoutInCell="1" allowOverlap="1" wp14:anchorId="47347EAB" wp14:editId="5C5C2E61">
+            <wp:simplePos x="0" y="0"/>
+            <wp:positionH relativeFrom="column">
+              <wp:posOffset>145333</wp:posOffset>
+            </wp:positionH>
+            <wp:positionV relativeFrom="paragraph">
+              <wp:posOffset>50165</wp:posOffset>
+            </wp:positionV>
+            <wp:extent cx="6120765" cy="3442970"/>
+            <wp:effectExtent l="0" t="0" r="0" b="5080"/>
+            <wp:wrapSquare wrapText="bothSides"/>
+            <wp:docPr id="12" name="Picture 12"/>
+            <wp:cNvGraphicFramePr>
+              <a:graphicFrameLocks xmlns:a="http://schemas.openxmlformats.org/drawingml/2006/main" noChangeAspect="1"/>
+            </wp:cNvGraphicFramePr>
+            <a:graphic xmlns:a="http://schemas.openxmlformats.org/drawingml/2006/main">
+              <a:graphicData uri="http://schemas.openxmlformats.org/drawingml/2006/picture">
+                <pic:pic xmlns:pic="http://schemas.openxmlformats.org/drawingml/2006/picture">
+                  <pic:nvPicPr>
+                    <pic:cNvPr id="12" name="Picture 12"/>
+                    <pic:cNvPicPr/>
+                  </pic:nvPicPr>
+                  <pic:blipFill>
+                    <a:blip r:embed="rId18" cstate="print">
+                      <a:extLst>
+                        <a:ext uri="{28A0092B-C50C-407E-A947-70E740481C1C}">
+                          <a14:useLocalDpi xmlns:a14="http://schemas.microsoft.com/office/drawing/2010/main" val="0"/>
+                        </a:ext>
+                      </a:extLst>
+                    </a:blip>
+                    <a:stretch>
+                      <a:fillRect/>
+                    </a:stretch>
+                  </pic:blipFill>
+                  <pic:spPr>
+                    <a:xfrm>
+                      <a:off x="0" y="0"/>
+                      <a:ext cx="6120765" cy="3442970"/>
+                    </a:xfrm>
+                    <a:prstGeom prst="rect">
+                      <a:avLst/>
+                    </a:prstGeom>
+                  </pic:spPr>
+                </pic:pic>
+              </a:graphicData>
+            </a:graphic>
+          </wp:anchor>
+        </w:drawing>
+      </w:r>
+      <w:r>
+        <w:rPr>
+          <w:lang w:val="en-GB"/>
+        </w:rPr>
+        <w:t>Figure 4.5.0- Block Diagram of Room Generation (source: own diagram)</w:t>
+      </w:r>
+    </w:p>
+    <w:p>
+      <w:pPr>
+        <w:pStyle w:val="ListParagraph"/>
+        <w:numPr>
+          <w:ilvl w:val="0"/>
+          <w:numId w:val="14"/>
+        </w:numPr>
+        <w:spacing w:before="240"/>
+        <w:rPr>
+          <w:rFonts w:ascii="Arial" w:hAnsi="Arial" w:cs="Arial"/>
+          <w:sz w:val="24"/>
+          <w:szCs w:val="24"/>
+          <w:lang w:val="en-GB"/>
+        </w:rPr>
+      </w:pPr>
+      <w:r>
+        <w:rPr>
+          <w:rFonts w:ascii="Arial" w:hAnsi="Arial" w:cs="Arial"/>
+          <w:b/>
+          <w:bCs/>
+          <w:sz w:val="24"/>
+          <w:szCs w:val="24"/>
+          <w:lang w:val="en-GB"/>
+        </w:rPr>
+        <w:t>Room</w:t>
+      </w:r>
+      <w:r>
+        <w:rPr>
+          <w:rFonts w:ascii="Arial" w:hAnsi="Arial" w:cs="Arial"/>
+          <w:b/>
+          <w:bCs/>
+          <w:sz w:val="24"/>
+          <w:szCs w:val="24"/>
+          <w:lang w:val="en-GB"/>
+        </w:rPr>
+        <w:t xml:space="preserve"> </w:t>
+      </w:r>
+      <w:r>
+        <w:rPr>
+          <w:rFonts w:ascii="Arial" w:hAnsi="Arial" w:cs="Arial"/>
+          <w:b/>
+          <w:bCs/>
+          <w:sz w:val="24"/>
+          <w:szCs w:val="24"/>
+          <w:lang w:val="en-GB"/>
+        </w:rPr>
+        <w:t>Generator</w:t>
+      </w:r>
+      <w:r>
+        <w:rPr>
+          <w:rFonts w:ascii="Arial" w:hAnsi="Arial" w:cs="Arial"/>
+          <w:b/>
+          <w:bCs/>
+          <w:sz w:val="24"/>
+          <w:szCs w:val="24"/>
+          <w:lang w:val="en-GB"/>
+        </w:rPr>
+        <w:t>’s</w:t>
+      </w:r>
+      <w:r>
+        <w:rPr>
+          <w:rFonts w:ascii="Arial" w:hAnsi="Arial" w:cs="Arial"/>
+          <w:sz w:val="24"/>
+          <w:szCs w:val="24"/>
+          <w:lang w:val="en-GB"/>
+        </w:rPr>
+        <w:t xml:space="preserve"> purpose is to be the central system for generating all room components such as tiles, obstacles, decorations and enemies.</w:t>
+      </w:r>
+    </w:p>
+    <w:p>
+      <w:pPr>
+        <w:pStyle w:val="ListParagraph"/>
+        <w:numPr>
+          <w:ilvl w:val="0"/>
+          <w:numId w:val="14"/>
+        </w:numPr>
+        <w:spacing w:before="240"/>
+        <w:rPr>
+          <w:rFonts w:ascii="Arial" w:hAnsi="Arial" w:cs="Arial"/>
+          <w:b/>
+          <w:bCs/>
+          <w:sz w:val="24"/>
+          <w:szCs w:val="24"/>
+          <w:lang w:val="en-GB"/>
+        </w:rPr>
+      </w:pPr>
+      <w:r>
+        <w:rPr>
+          <w:rFonts w:ascii="Arial" w:hAnsi="Arial" w:cs="Arial"/>
+          <w:b/>
+          <w:bCs/>
+          <w:sz w:val="24"/>
+          <w:szCs w:val="24"/>
+          <w:lang w:val="en-GB"/>
+        </w:rPr>
+        <w:t>Tile Placement</w:t>
+      </w:r>
+      <w:r>
+        <w:rPr>
+          <w:rFonts w:ascii="Arial" w:hAnsi="Arial" w:cs="Arial"/>
+          <w:b/>
+          <w:bCs/>
+          <w:sz w:val="24"/>
+          <w:szCs w:val="24"/>
+          <w:lang w:val="en-GB"/>
+        </w:rPr>
+        <w:t xml:space="preserve"> </w:t>
+      </w:r>
+      <w:r>
+        <w:rPr>
+          <w:rFonts w:ascii="Arial" w:hAnsi="Arial" w:cs="Arial"/>
+          <w:sz w:val="24"/>
+          <w:szCs w:val="24"/>
+          <w:lang w:val="en-GB"/>
+        </w:rPr>
+        <w:t>has components such as ground, ceiling and wall tiles and is responsible for placing them in the right position. Ground and ceiling tiles are placed using roomSize.x for horizontal layout, while the wall is placed once per room.</w:t>
+      </w:r>
+    </w:p>
+    <w:p>
+      <w:pPr>
+        <w:pStyle w:val="ListParagraph"/>
+        <w:numPr>
+          <w:ilvl w:val="0"/>
+          <w:numId w:val="14"/>
+        </w:numPr>
+        <w:spacing w:before="240"/>
+        <w:rPr>
+          <w:rFonts w:ascii="Arial" w:hAnsi="Arial" w:cs="Arial"/>
+          <w:b/>
+          <w:bCs/>
+          <w:sz w:val="24"/>
+          <w:szCs w:val="24"/>
+          <w:lang w:val="en-GB"/>
+        </w:rPr>
+      </w:pPr>
+      <w:r>
+        <w:rPr>
+          <w:rFonts w:ascii="Arial" w:hAnsi="Arial" w:cs="Arial"/>
+          <w:b/>
+          <w:bCs/>
+          <w:sz w:val="24"/>
+          <w:szCs w:val="24"/>
+          <w:lang w:val="en-GB"/>
+        </w:rPr>
+        <w:t>Traps Spawner</w:t>
+      </w:r>
+      <w:r>
+        <w:rPr>
+          <w:rFonts w:ascii="Arial" w:hAnsi="Arial" w:cs="Arial"/>
+          <w:sz w:val="24"/>
+          <w:szCs w:val="24"/>
+          <w:lang w:val="en-GB"/>
+        </w:rPr>
+        <w:t>’ responsibility is to spawn traps between an input given interval. The traps can be SpikeHeads, Saws or Spikes</w:t>
+      </w:r>
+      <w:r>
+        <w:rPr>
+          <w:rFonts w:ascii="Arial" w:hAnsi="Arial" w:cs="Arial"/>
+          <w:sz w:val="24"/>
+          <w:szCs w:val="24"/>
+          <w:lang w:val="en-GB"/>
+        </w:rPr>
+        <w:t>.</w:t>
+      </w:r>
+    </w:p>
+    <w:p>
+      <w:pPr>
+        <w:pStyle w:val="ListParagraph"/>
+        <w:numPr>
+          <w:ilvl w:val="0"/>
+          <w:numId w:val="14"/>
+        </w:numPr>
+        <w:spacing w:before="240"/>
+        <w:rPr>
+          <w:rFonts w:ascii="Arial" w:hAnsi="Arial" w:cs="Arial"/>
+          <w:b/>
+          <w:bCs/>
+          <w:sz w:val="24"/>
+          <w:szCs w:val="24"/>
+          <w:lang w:val="en-GB"/>
+        </w:rPr>
+      </w:pPr>
+      <w:r>
+        <w:rPr>
+          <w:rFonts w:ascii="Arial" w:hAnsi="Arial" w:cs="Arial"/>
+          <w:b/>
+          <w:bCs/>
+          <w:sz w:val="24"/>
+          <w:szCs w:val="24"/>
+          <w:lang w:val="en-GB"/>
+        </w:rPr>
+        <w:t xml:space="preserve">Collectible Spawner </w:t>
+      </w:r>
+      <w:r>
+        <w:rPr>
+          <w:rFonts w:ascii="Arial" w:hAnsi="Arial" w:cs="Arial"/>
+          <w:sz w:val="24"/>
+          <w:szCs w:val="24"/>
+          <w:lang w:val="en-GB"/>
+        </w:rPr>
+        <w:t>is responsible for spawning a number of collectibles given as input. It chooses them from a collectible array and they can be health pickups or even items.</w:t>
+      </w:r>
+    </w:p>
+    <w:p>
+      <w:pPr>
+        <w:pStyle w:val="ListParagraph"/>
+        <w:numPr>
+          <w:ilvl w:val="0"/>
+          <w:numId w:val="14"/>
+        </w:numPr>
+        <w:spacing w:before="240"/>
+        <w:rPr>
+          <w:rFonts w:ascii="Arial" w:hAnsi="Arial" w:cs="Arial"/>
+          <w:b/>
+          <w:bCs/>
+          <w:sz w:val="24"/>
+          <w:szCs w:val="24"/>
+          <w:lang w:val="en-GB"/>
+        </w:rPr>
+      </w:pPr>
+      <w:r>
+        <w:rPr>
+          <w:rFonts w:ascii="Arial" w:hAnsi="Arial" w:cs="Arial"/>
+          <w:b/>
+          <w:bCs/>
+          <w:sz w:val="24"/>
+          <w:szCs w:val="24"/>
+          <w:lang w:val="en-GB"/>
+        </w:rPr>
+        <w:t xml:space="preserve">Enemy Spawner </w:t>
+      </w:r>
+      <w:r>
+        <w:rPr>
+          <w:rFonts w:ascii="Arial" w:hAnsi="Arial" w:cs="Arial"/>
+          <w:sz w:val="24"/>
+          <w:szCs w:val="24"/>
+          <w:lang w:val="en-GB"/>
+        </w:rPr>
+        <w:t>has 2 types of enemies it can select from: static and patrolling enemies. Static enemies are taken from an array called EnemyPrefab and it contains both melee and ranged enemies. In a similar manner the ranged and melee patrolling enemies are handled. There is a 50% chance to spawn a patrolling enemy, its type being randomly chosen.</w:t>
+      </w:r>
+    </w:p>
+    <w:p>
+      <w:pPr>
+        <w:pStyle w:val="ListParagraph"/>
+        <w:numPr>
+          <w:ilvl w:val="0"/>
+          <w:numId w:val="14"/>
+        </w:numPr>
+        <w:spacing w:before="240"/>
+        <w:rPr>
+          <w:rFonts w:ascii="Arial" w:hAnsi="Arial" w:cs="Arial"/>
+          <w:b/>
+          <w:bCs/>
+          <w:sz w:val="24"/>
+          <w:szCs w:val="24"/>
+          <w:lang w:val="en-GB"/>
+        </w:rPr>
+      </w:pPr>
+      <w:r>
+        <w:rPr>
+          <w:rFonts w:ascii="Arial" w:hAnsi="Arial" w:cs="Arial"/>
+          <w:b/>
+          <w:bCs/>
+          <w:sz w:val="24"/>
+          <w:szCs w:val="24"/>
+          <w:lang w:val="en-GB"/>
+        </w:rPr>
+        <w:t xml:space="preserve">Through </w:t>
+      </w:r>
+      <w:r>
+        <w:rPr>
+          <w:rFonts w:ascii="Arial" w:hAnsi="Arial" w:cs="Arial"/>
+          <w:b/>
+          <w:bCs/>
+          <w:sz w:val="24"/>
+          <w:szCs w:val="24"/>
+          <w:lang w:val="en-GB"/>
+        </w:rPr>
+        <w:t xml:space="preserve">Room Structure Manager </w:t>
+      </w:r>
+      <w:r>
+        <w:rPr>
+          <w:rFonts w:ascii="Arial" w:hAnsi="Arial" w:cs="Arial"/>
+          <w:sz w:val="24"/>
+          <w:szCs w:val="24"/>
+          <w:lang w:val="en-GB"/>
+        </w:rPr>
+        <w:t>each room is created as a child of the generator, even more all tiles, obstacles, enemies and collectibles are instantiated as children of the room object.</w:t>
+      </w:r>
+    </w:p>
+    <w:p>
+      <w:pPr>
+        <w:pStyle w:val="ListParagraph"/>
+        <w:numPr>
+          <w:ilvl w:val="1"/>
+          <w:numId w:val="14"/>
+        </w:numPr>
+        <w:spacing w:before="240"/>
+        <w:rPr>
+          <w:rFonts w:ascii="Arial" w:hAnsi="Arial" w:cs="Arial"/>
+          <w:b/>
+          <w:bCs/>
+          <w:sz w:val="24"/>
+          <w:szCs w:val="24"/>
+          <w:lang w:val="en-GB"/>
+        </w:rPr>
+      </w:pPr>
+      <w:r>
+        <w:rPr>
+          <w:rFonts w:cs="Arial"/>
+          <w:b/>
+          <w:bCs/>
+          <w:noProof/>
+          <w:lang w:val="en-GB"/>
+        </w:rPr>
+        <w:lastRenderedPageBreak/>
+        <w:drawing>
+          <wp:anchor distT="0" distB="0" distL="114300" distR="114300" simplePos="0" relativeHeight="251665408" behindDoc="0" locked="0" layoutInCell="1" allowOverlap="1" wp14:anchorId="584F12B4" wp14:editId="506A490D">
+            <wp:simplePos x="0" y="0"/>
+            <wp:positionH relativeFrom="margin">
+              <wp:align>right</wp:align>
+            </wp:positionH>
+            <wp:positionV relativeFrom="paragraph">
+              <wp:posOffset>258805</wp:posOffset>
+            </wp:positionV>
+            <wp:extent cx="6120765" cy="3442970"/>
+            <wp:effectExtent l="0" t="0" r="0" b="5080"/>
+            <wp:wrapSquare wrapText="bothSides"/>
+            <wp:docPr id="11" name="Picture 11"/>
+            <wp:cNvGraphicFramePr>
+              <a:graphicFrameLocks xmlns:a="http://schemas.openxmlformats.org/drawingml/2006/main" noChangeAspect="1"/>
+            </wp:cNvGraphicFramePr>
+            <a:graphic xmlns:a="http://schemas.openxmlformats.org/drawingml/2006/main">
+              <a:graphicData uri="http://schemas.openxmlformats.org/drawingml/2006/picture">
+                <pic:pic xmlns:pic="http://schemas.openxmlformats.org/drawingml/2006/picture">
+                  <pic:nvPicPr>
+                    <pic:cNvPr id="11" name="Picture 11"/>
+                    <pic:cNvPicPr/>
+                  </pic:nvPicPr>
+                  <pic:blipFill>
+                    <a:blip r:embed="rId19" cstate="print">
+                      <a:extLst>
+                        <a:ext uri="{28A0092B-C50C-407E-A947-70E740481C1C}">
+                          <a14:useLocalDpi xmlns:a14="http://schemas.microsoft.com/office/drawing/2010/main" val="0"/>
+                        </a:ext>
+                      </a:extLst>
+                    </a:blip>
+                    <a:stretch>
+                      <a:fillRect/>
+                    </a:stretch>
+                  </pic:blipFill>
+                  <pic:spPr>
+                    <a:xfrm>
+                      <a:off x="0" y="0"/>
+                      <a:ext cx="6120765" cy="3442970"/>
+                    </a:xfrm>
+                    <a:prstGeom prst="rect">
+                      <a:avLst/>
+                    </a:prstGeom>
+                  </pic:spPr>
+                </pic:pic>
+              </a:graphicData>
+            </a:graphic>
+          </wp:anchor>
+        </w:drawing>
+      </w:r>
+      <w:r>
+        <w:rPr>
+          <w:rFonts w:ascii="Arial" w:hAnsi="Arial" w:cs="Arial"/>
+          <w:b/>
+          <w:bCs/>
+          <w:sz w:val="24"/>
+          <w:szCs w:val="24"/>
+          <w:lang w:val="en-GB"/>
+        </w:rPr>
+        <w:t>Enemy Patrol</w:t>
+      </w:r>
+    </w:p>
+    <w:p>
+      <w:pPr>
+        <w:spacing w:before="240"/>
+        <w:jc w:val="center"/>
+        <w:rPr>
+          <w:lang w:val="en-GB"/>
+        </w:rPr>
+      </w:pPr>
+      <w:r>
+        <w:rPr>
+          <w:lang w:val="en-GB"/>
+        </w:rPr>
+        <w:t>Figure 4.5.1- Block Diagram of Enemy Patrol mechanic (source: own diagram)</w:t>
+      </w:r>
+    </w:p>
+    <w:p>
+      <w:pPr>
+        <w:pStyle w:val="ListParagraph"/>
+        <w:numPr>
+          <w:ilvl w:val="0"/>
+          <w:numId w:val="15"/>
+        </w:numPr>
+        <w:spacing w:before="240"/>
+        <w:rPr>
+          <w:rFonts w:cs="Arial"/>
+          <w:b/>
+          <w:bCs/>
+          <w:lang w:val="en-GB"/>
+        </w:rPr>
+      </w:pPr>
+      <w:r>
+        <w:rPr>
+          <w:rFonts w:ascii="Arial" w:hAnsi="Arial" w:cs="Arial"/>
+          <w:b/>
+          <w:bCs/>
+          <w:sz w:val="24"/>
+          <w:szCs w:val="24"/>
+          <w:lang w:val="en-GB"/>
+        </w:rPr>
+        <w:t>Idle</w:t>
+      </w:r>
+      <w:r>
+        <w:rPr>
+          <w:rFonts w:ascii="Arial" w:hAnsi="Arial" w:cs="Arial"/>
+          <w:b/>
+          <w:bCs/>
+          <w:sz w:val="24"/>
+          <w:szCs w:val="24"/>
+          <w:lang w:val="en-GB"/>
+        </w:rPr>
+        <w:t xml:space="preserve">’s </w:t>
+      </w:r>
+      <w:r>
+        <w:rPr>
+          <w:rFonts w:ascii="Arial" w:hAnsi="Arial" w:cs="Arial"/>
+          <w:sz w:val="24"/>
+          <w:szCs w:val="24"/>
+          <w:lang w:val="en-GB"/>
+        </w:rPr>
+        <w:t xml:space="preserve">purpose is to make the enemy take a short break from the patrol the moment he reaches the edge, thus challenging the player to wait until </w:t>
+      </w:r>
+      <w:r>
+        <w:rPr>
+          <w:rFonts w:ascii="Arial" w:hAnsi="Arial" w:cs="Arial"/>
+          <w:sz w:val="24"/>
+          <w:szCs w:val="24"/>
+          <w:lang w:val="en-GB"/>
+        </w:rPr>
+        <w:t>the area is safe to enter</w:t>
+      </w:r>
+    </w:p>
+    <w:p>
+      <w:pPr>
+        <w:pStyle w:val="ListParagraph"/>
+        <w:numPr>
+          <w:ilvl w:val="0"/>
+          <w:numId w:val="15"/>
+        </w:numPr>
+        <w:spacing w:before="240"/>
+        <w:rPr>
+          <w:rFonts w:cs="Arial"/>
+          <w:b/>
+          <w:bCs/>
+          <w:lang w:val="en-GB"/>
+        </w:rPr>
+      </w:pPr>
+      <w:r>
+        <w:rPr>
+          <w:rFonts w:ascii="Arial" w:hAnsi="Arial" w:cs="Arial"/>
+          <w:b/>
+          <w:bCs/>
+          <w:sz w:val="24"/>
+          <w:szCs w:val="24"/>
+          <w:lang w:val="en-GB"/>
+        </w:rPr>
+        <w:t>Turn Around</w:t>
+      </w:r>
+      <w:r>
+        <w:rPr>
+          <w:rFonts w:ascii="Arial" w:hAnsi="Arial" w:cs="Arial"/>
+          <w:sz w:val="24"/>
+          <w:szCs w:val="24"/>
+          <w:lang w:val="en-GB"/>
+        </w:rPr>
+        <w:t xml:space="preserve"> happens after the enemy has reached the edge and exits the idle state, thus setting the movement direction to the other edge</w:t>
+      </w:r>
+    </w:p>
+    <w:p>
+      <w:pPr>
+        <w:pStyle w:val="ListParagraph"/>
+        <w:numPr>
+          <w:ilvl w:val="0"/>
+          <w:numId w:val="15"/>
+        </w:numPr>
+        <w:spacing w:before="240"/>
+        <w:rPr>
+          <w:rFonts w:cs="Arial"/>
+          <w:b/>
+          <w:bCs/>
+          <w:lang w:val="en-GB"/>
+        </w:rPr>
+      </w:pPr>
+      <w:r>
+        <w:rPr>
+          <w:rFonts w:ascii="Arial" w:hAnsi="Arial" w:cs="Arial"/>
+          <w:b/>
+          <w:bCs/>
+          <w:sz w:val="24"/>
+          <w:szCs w:val="24"/>
+          <w:lang w:val="en-GB"/>
+        </w:rPr>
+        <w:t xml:space="preserve">Patrol Left/Right </w:t>
+      </w:r>
+      <w:r>
+        <w:rPr>
+          <w:rFonts w:ascii="Arial" w:hAnsi="Arial" w:cs="Arial"/>
+          <w:sz w:val="24"/>
+          <w:szCs w:val="24"/>
+          <w:lang w:val="en-GB"/>
+        </w:rPr>
+        <w:t>simply implies that the enemy is in a constant movement between those edges</w:t>
+      </w:r>
+    </w:p>
+    <w:p>
+      <w:pPr>
+        <w:pStyle w:val="ListParagraph"/>
+        <w:numPr>
+          <w:ilvl w:val="0"/>
+          <w:numId w:val="15"/>
+        </w:numPr>
+        <w:spacing w:before="240"/>
+        <w:rPr>
+          <w:rFonts w:cs="Arial"/>
+          <w:b/>
+          <w:bCs/>
+          <w:lang w:val="en-GB"/>
+        </w:rPr>
+      </w:pPr>
+      <w:r>
+        <w:rPr>
+          <w:rFonts w:ascii="Arial" w:hAnsi="Arial" w:cs="Arial"/>
+          <w:b/>
+          <w:bCs/>
+          <w:sz w:val="24"/>
+          <w:szCs w:val="24"/>
+          <w:lang w:val="en-GB"/>
+        </w:rPr>
+        <w:t>Stop at Edge</w:t>
+      </w:r>
+      <w:r>
+        <w:rPr>
+          <w:rFonts w:ascii="Arial" w:hAnsi="Arial" w:cs="Arial"/>
+          <w:sz w:val="24"/>
+          <w:szCs w:val="24"/>
+          <w:lang w:val="en-GB"/>
+        </w:rPr>
+        <w:t xml:space="preserve"> occurs when the enemy has reached the edge</w:t>
+      </w:r>
+    </w:p>
+    <w:p>
+      <w:pPr>
+        <w:pStyle w:val="ListParagraph"/>
+        <w:spacing w:before="240"/>
+        <w:ind w:left="1211" w:firstLine="0"/>
+        <w:rPr>
+          <w:rFonts w:cs="Arial"/>
+          <w:b/>
+          <w:bCs/>
+          <w:lang w:val="en-GB"/>
+        </w:rPr>
+      </w:pPr>
+    </w:p>
+    <w:p>
+      <w:pPr>
+        <w:pStyle w:val="Heading2"/>
+        <w:numPr>
+          <w:ilvl w:val="0"/>
+          <w:numId w:val="0"/>
+        </w:numPr>
+        <w:rPr>
+          <w:lang w:val="en-GB"/>
+        </w:rPr>
+      </w:pPr>
+      <w:r>
+        <w:rPr>
+          <w:lang w:val="en-GB"/>
+        </w:rPr>
+        <w:lastRenderedPageBreak/>
+        <w:t xml:space="preserve">4.6 Class Diagram </w:t>
+      </w:r>
+    </w:p>
+    <w:p>
+      <w:pPr>
+        <w:spacing w:before="240"/>
+        <w:ind w:left="851" w:firstLine="0"/>
+        <w:rPr>
+          <w:rFonts w:cs="Arial"/>
+          <w:b/>
+          <w:bCs/>
+          <w:lang w:val="en-GB"/>
+        </w:rPr>
+      </w:pPr>
+      <w:r>
+        <w:rPr>
+          <w:rFonts w:cs="Arial"/>
+          <w:b/>
+          <w:bCs/>
+          <w:noProof/>
+          <w:lang w:val="en-GB"/>
+        </w:rPr>
+        <w:drawing>
+          <wp:anchor distT="0" distB="0" distL="114300" distR="114300" simplePos="0" relativeHeight="251666432" behindDoc="1" locked="0" layoutInCell="1" allowOverlap="1" wp14:anchorId="49A61AF9" wp14:editId="7055EE21">
+            <wp:simplePos x="0" y="0"/>
+            <wp:positionH relativeFrom="margin">
+              <wp:posOffset>930059</wp:posOffset>
+            </wp:positionH>
+            <wp:positionV relativeFrom="paragraph">
+              <wp:posOffset>160655</wp:posOffset>
+            </wp:positionV>
+            <wp:extent cx="4911090" cy="6091555"/>
+            <wp:effectExtent l="0" t="0" r="3810" b="4445"/>
+            <wp:wrapSquare wrapText="bothSides"/>
+            <wp:docPr id="16" name="Picture 16"/>
+            <wp:cNvGraphicFramePr>
+              <a:graphicFrameLocks xmlns:a="http://schemas.openxmlformats.org/drawingml/2006/main" noChangeAspect="1"/>
+            </wp:cNvGraphicFramePr>
+            <a:graphic xmlns:a="http://schemas.openxmlformats.org/drawingml/2006/main">
+              <a:graphicData uri="http://schemas.openxmlformats.org/drawingml/2006/picture">
+                <pic:pic xmlns:pic="http://schemas.openxmlformats.org/drawingml/2006/picture">
+                  <pic:nvPicPr>
+                    <pic:cNvPr id="16" name="Picture 16"/>
+                    <pic:cNvPicPr/>
+                  </pic:nvPicPr>
+                  <pic:blipFill>
+                    <a:blip r:embed="rId20">
+                      <a:extLst>
+                        <a:ext uri="{28A0092B-C50C-407E-A947-70E740481C1C}">
+                          <a14:useLocalDpi xmlns:a14="http://schemas.microsoft.com/office/drawing/2010/main" val="0"/>
+                        </a:ext>
+                      </a:extLst>
+                    </a:blip>
+                    <a:stretch>
+                      <a:fillRect/>
+                    </a:stretch>
+                  </pic:blipFill>
+                  <pic:spPr>
+                    <a:xfrm>
+                      <a:off x="0" y="0"/>
+                      <a:ext cx="4911090" cy="6091555"/>
+                    </a:xfrm>
+                    <a:prstGeom prst="rect">
+                      <a:avLst/>
+                    </a:prstGeom>
+                  </pic:spPr>
+                </pic:pic>
+              </a:graphicData>
+            </a:graphic>
+            <wp14:sizeRelH relativeFrom="margin">
+              <wp14:pctWidth>0</wp14:pctWidth>
+            </wp14:sizeRelH>
+            <wp14:sizeRelV relativeFrom="margin">
+              <wp14:pctHeight>0</wp14:pctHeight>
+            </wp14:sizeRelV>
+          </wp:anchor>
+        </w:drawing>
+      </w:r>
+    </w:p>
+    <w:p>
+      <w:pPr>
+        <w:spacing w:before="240"/>
+        <w:rPr>
+          <w:lang w:val="en-GB"/>
+        </w:rPr>
+      </w:pPr>
+    </w:p>
+    <w:p>
+      <w:pPr>
+        <w:spacing w:before="240"/>
+        <w:rPr>
+          <w:lang w:val="en-GB"/>
+        </w:rPr>
+      </w:pPr>
+    </w:p>
+    <w:p>
+      <w:pPr>
+        <w:spacing w:before="240"/>
+        <w:rPr>
+          <w:lang w:val="en-GB"/>
+        </w:rPr>
+      </w:pPr>
+    </w:p>
+    <w:p>
+      <w:pPr>
+        <w:spacing w:before="240"/>
+        <w:rPr>
+          <w:lang w:val="en-GB"/>
+        </w:rPr>
+      </w:pPr>
+    </w:p>
+    <w:p>
+      <w:pPr>
+        <w:spacing w:before="240"/>
+        <w:rPr>
+          <w:lang w:val="en-GB"/>
+        </w:rPr>
+      </w:pPr>
+    </w:p>
+    <w:p>
+      <w:pPr>
+        <w:spacing w:before="240"/>
+        <w:rPr>
+          <w:lang w:val="en-GB"/>
+        </w:rPr>
+      </w:pPr>
+    </w:p>
+    <w:p>
+      <w:pPr>
+        <w:spacing w:before="240"/>
+        <w:rPr>
+          <w:lang w:val="en-GB"/>
+        </w:rPr>
+      </w:pPr>
+    </w:p>
+    <w:p>
+      <w:pPr>
+        <w:spacing w:before="240"/>
+        <w:rPr>
+          <w:lang w:val="en-GB"/>
+        </w:rPr>
+      </w:pPr>
+    </w:p>
+    <w:p>
+      <w:pPr>
+        <w:spacing w:before="240"/>
+        <w:rPr>
+          <w:lang w:val="en-GB"/>
+        </w:rPr>
+      </w:pPr>
+    </w:p>
+    <w:p>
+      <w:pPr>
+        <w:spacing w:before="240"/>
+        <w:rPr>
+          <w:lang w:val="en-GB"/>
+        </w:rPr>
+      </w:pPr>
+    </w:p>
+    <w:p>
+      <w:pPr>
+        <w:spacing w:before="240"/>
+        <w:rPr>
+          <w:lang w:val="en-GB"/>
+        </w:rPr>
+      </w:pPr>
+    </w:p>
+    <w:p>
+      <w:pPr>
+        <w:spacing w:before="240"/>
+        <w:rPr>
+          <w:lang w:val="en-GB"/>
+        </w:rPr>
+      </w:pPr>
+    </w:p>
+    <w:p>
+      <w:pPr>
+        <w:spacing w:before="240"/>
+        <w:rPr>
+          <w:lang w:val="en-GB"/>
+        </w:rPr>
+      </w:pPr>
+    </w:p>
+    <w:p>
+      <w:pPr>
+        <w:spacing w:before="240"/>
+        <w:rPr>
+          <w:lang w:val="en-GB"/>
+        </w:rPr>
+      </w:pPr>
+    </w:p>
+    <w:p>
+      <w:pPr>
+        <w:spacing w:before="240"/>
+        <w:rPr>
+          <w:lang w:val="en-GB"/>
+        </w:rPr>
+      </w:pPr>
+    </w:p>
+    <w:p>
+      <w:pPr>
+        <w:spacing w:before="240"/>
+        <w:rPr>
+          <w:lang w:val="en-GB"/>
+        </w:rPr>
+      </w:pPr>
+    </w:p>
+    <w:p>
+      <w:pPr>
+        <w:spacing w:before="240"/>
+        <w:rPr>
+          <w:lang w:val="en-GB"/>
+        </w:rPr>
+      </w:pPr>
+    </w:p>
+    <w:p>
+      <w:pPr>
+        <w:spacing w:before="240"/>
+        <w:jc w:val="center"/>
+        <w:rPr>
+          <w:lang w:val="en-GB"/>
+        </w:rPr>
+      </w:pPr>
+      <w:r>
+        <w:rPr>
+          <w:lang w:val="en-GB"/>
+        </w:rPr>
+        <w:t>Figure 4.6.0 – UML Diagram that showcases how the Player Attack Works (source: own diagram)</w:t>
+      </w:r>
+    </w:p>
+    <w:p>
+      <w:pPr>
+        <w:pStyle w:val="ListParagraph"/>
+        <w:numPr>
+          <w:ilvl w:val="0"/>
+          <w:numId w:val="16"/>
+        </w:numPr>
+        <w:spacing w:before="240"/>
+        <w:rPr>
+          <w:rFonts w:ascii="Arial" w:hAnsi="Arial" w:cs="Arial"/>
+          <w:b/>
+          <w:bCs/>
+          <w:sz w:val="24"/>
+          <w:szCs w:val="24"/>
+          <w:lang w:val="en-GB"/>
+        </w:rPr>
+      </w:pPr>
+      <w:r>
+        <w:rPr>
+          <w:rFonts w:ascii="Arial" w:hAnsi="Arial" w:cs="Arial"/>
+          <w:b/>
+          <w:bCs/>
+          <w:sz w:val="24"/>
+          <w:szCs w:val="24"/>
+          <w:lang w:val="en-GB"/>
+        </w:rPr>
+        <w:t>Player</w:t>
+      </w:r>
+      <w:r>
+        <w:rPr>
+          <w:rFonts w:ascii="Arial" w:hAnsi="Arial" w:cs="Arial"/>
+          <w:b/>
+          <w:bCs/>
+          <w:sz w:val="24"/>
+          <w:szCs w:val="24"/>
+          <w:lang w:val="en-GB"/>
+        </w:rPr>
+        <w:t xml:space="preserve"> </w:t>
+      </w:r>
+      <w:r>
+        <w:rPr>
+          <w:rFonts w:ascii="Arial" w:hAnsi="Arial" w:cs="Arial"/>
+          <w:sz w:val="24"/>
+          <w:szCs w:val="24"/>
+          <w:lang w:val="en-GB"/>
+        </w:rPr>
+        <w:t>class contains GameObjects such as firepoint, fireballHolder and particleSystem. The latter is used for the Rewind ability, with the purpose of giving rewind a more immersive aesthetic. PlayerMovement, PlayerAttack, PlayerAbility, PlayerMovement, Projectile are scripts linked to the player GameObject. For our purpose we will focus on how the PlayerAttack works.</w:t>
+      </w:r>
+    </w:p>
+    <w:p>
+      <w:pPr>
+        <w:pStyle w:val="ListParagraph"/>
+        <w:numPr>
+          <w:ilvl w:val="0"/>
+          <w:numId w:val="16"/>
+        </w:numPr>
+        <w:spacing w:before="240"/>
+        <w:rPr>
+          <w:rFonts w:ascii="Arial" w:hAnsi="Arial" w:cs="Arial"/>
+          <w:b/>
+          <w:bCs/>
+          <w:sz w:val="24"/>
+          <w:szCs w:val="24"/>
+          <w:lang w:val="en-GB"/>
+        </w:rPr>
+      </w:pPr>
+      <w:r>
+        <w:rPr>
+          <w:rFonts w:ascii="Arial" w:hAnsi="Arial" w:cs="Arial"/>
+          <w:sz w:val="24"/>
+          <w:szCs w:val="24"/>
+          <w:lang w:val="en-GB"/>
+        </w:rPr>
+        <w:lastRenderedPageBreak/>
+        <w:t>The Player object can have access to multiple</w:t>
+      </w:r>
+      <w:r>
+        <w:rPr>
+          <w:rFonts w:ascii="Arial" w:hAnsi="Arial" w:cs="Arial"/>
+          <w:b/>
+          <w:bCs/>
+          <w:sz w:val="24"/>
+          <w:szCs w:val="24"/>
+          <w:lang w:val="en-GB"/>
+        </w:rPr>
+        <w:t xml:space="preserve"> Fireball </w:t>
+      </w:r>
+      <w:r>
+        <w:rPr>
+          <w:rFonts w:ascii="Arial" w:hAnsi="Arial" w:cs="Arial"/>
+          <w:sz w:val="24"/>
+          <w:szCs w:val="24"/>
+          <w:lang w:val="en-GB"/>
+        </w:rPr>
+        <w:t>objects. A fireball has attributes such as speed, direction and lifetime. They are used in order to make sure the gameplay is well balanced, but their values can be modified through items. Namely, the speed and direction can be modified. Once a fireball reaches its lifetime limit, it will deactivate through deactivate() function. Update() is used for the general behaviour of the fireball and Awake() is used in order to initialize variables. The function onTrigerEnter2D() has the purpose of handling the behaviour of a fireball once it collides with an object, more specifically set the animator and call deactivate after the collision</w:t>
+      </w:r>
+    </w:p>
+    <w:p>
+      <w:pPr>
+        <w:pStyle w:val="ListParagraph"/>
+        <w:numPr>
+          <w:ilvl w:val="0"/>
+          <w:numId w:val="16"/>
+        </w:numPr>
+        <w:spacing w:before="240"/>
+        <w:rPr>
+          <w:rFonts w:ascii="Arial" w:hAnsi="Arial" w:cs="Arial"/>
+          <w:b/>
+          <w:bCs/>
+          <w:sz w:val="24"/>
+          <w:szCs w:val="24"/>
+          <w:lang w:val="en-GB"/>
+        </w:rPr>
+      </w:pPr>
+      <w:r>
+        <w:rPr>
+          <w:rFonts w:ascii="Arial" w:hAnsi="Arial" w:cs="Arial"/>
+          <w:b/>
+          <w:bCs/>
+          <w:sz w:val="24"/>
+          <w:szCs w:val="24"/>
+          <w:lang w:val="en-GB"/>
+        </w:rPr>
+        <w:t>FireballHolder</w:t>
+      </w:r>
+      <w:r>
+        <w:rPr>
+          <w:rFonts w:ascii="Arial" w:hAnsi="Arial" w:cs="Arial"/>
+          <w:b/>
+          <w:bCs/>
+          <w:sz w:val="24"/>
+          <w:szCs w:val="24"/>
+          <w:lang w:val="en-GB"/>
+        </w:rPr>
+        <w:t xml:space="preserve"> </w:t>
+      </w:r>
+      <w:r>
+        <w:rPr>
+          <w:rFonts w:ascii="Arial" w:hAnsi="Arial" w:cs="Arial"/>
+          <w:sz w:val="24"/>
+          <w:szCs w:val="24"/>
+          <w:lang w:val="en-GB"/>
+        </w:rPr>
+        <w:t>has the simple purpose of holding multiple fireballs. It acts as an array of fireballs from which the player can access the projectile,</w:t>
+      </w:r>
+    </w:p>
+    <w:p>
+      <w:pPr>
+        <w:spacing w:before="240"/>
+        <w:rPr>
+          <w:lang w:val="en-GB"/>
+        </w:rPr>
+      </w:pPr>
+      <w:r>
+        <w:rPr>
+          <w:lang w:val="en-GB"/>
+        </w:rPr>
+        <w:t>ach sub-section title (e.g. 1.1 General information) shall begin after a 12 points blankline</w:t>
+      </w:r>
+    </w:p>
+    <w:p>
+      <w:pPr>
+        <w:spacing w:before="240"/>
+        <w:rPr>
+          <w:lang w:val="en-GB"/>
+        </w:rPr>
+      </w:pPr>
+      <w:r>
+        <w:rPr>
+          <w:lang w:val="en-GB"/>
+        </w:rPr>
+        <w:t xml:space="preserve"> after the text and shall be followed by a 12 points blank line. </w:t>
+      </w:r>
+      <w:r>
+        <w:rPr>
+          <w:lang w:val="en-GB"/>
+        </w:rPr>
+        <w:t xml:space="preserve"> </w:t>
+      </w:r>
+    </w:p>
+    <w:p>
+      <w:pPr>
+        <w:rPr>
+          <w:lang w:val="en-GB"/>
+        </w:rPr>
+      </w:pPr>
+      <w:r>
+        <w:rPr>
+          <w:rFonts w:cs="Arial"/>
+          <w:lang w:val="en-GB"/>
+        </w:rPr>
+        <w:t xml:space="preserve">The text of the paper will be </w:t>
+      </w:r>
+      <w:r>
+        <w:rPr>
+          <w:rFonts w:cs="Arial"/>
+          <w:i/>
+          <w:lang w:val="en-GB"/>
+        </w:rPr>
+        <w:t>justified</w:t>
+      </w:r>
+      <w:r>
+        <w:rPr>
+          <w:rFonts w:cs="Arial"/>
+          <w:lang w:val="en-GB"/>
+        </w:rPr>
+        <w:t xml:space="preserve">. It is recommended to check the spelling of the text with the help of the speller of the Word program. </w:t>
+      </w:r>
+      <w:r>
+        <w:rPr>
+          <w:lang w:val="en-GB"/>
+        </w:rPr>
+        <w:t>It is recommended that the thesis paper should not exceed a number of 100 pages, annexes included.</w:t>
+      </w:r>
+    </w:p>
+    <w:p>
+      <w:pPr>
+        <w:spacing w:line="240" w:lineRule="auto"/>
+        <w:rPr>
+          <w:rFonts w:cs="Arial"/>
+          <w:lang w:val="en-GB" w:eastAsia="ro-RO"/>
+        </w:rPr>
+      </w:pPr>
+      <w:r>
+        <w:rPr>
+          <w:rFonts w:cs="Arial"/>
+          <w:lang w:val="en-GB" w:eastAsia="ro-RO"/>
+        </w:rPr>
+        <w:t>Rules app</w:t>
+      </w:r>
+      <w:r>
+        <w:rPr>
+          <w:rFonts w:cs="Arial"/>
+          <w:lang w:val="en-GB" w:eastAsia="ro-RO"/>
+        </w:rPr>
+        <w:t>l</w:t>
+      </w:r>
+      <w:r>
+        <w:rPr>
+          <w:rFonts w:cs="Arial"/>
+          <w:lang w:val="en-GB" w:eastAsia="ro-RO"/>
+        </w:rPr>
+        <w:t>ying to the text of the paper:</w:t>
+      </w:r>
+    </w:p>
+    <w:p>
+      <w:pPr>
+        <w:numPr>
+          <w:ilvl w:val="0"/>
+          <w:numId w:val="4"/>
         </w:numPr>
         <w:spacing w:line="240" w:lineRule="auto"/>
         <w:ind w:left="661" w:hanging="338"/>
@@ -5496,7 +5675,7 @@
       <w:pPr>
         <w:numPr>
           <w:ilvl w:val="2"/>
-          <w:numId w:val="45"/>
+          <w:numId w:val="5"/>
         </w:numPr>
         <w:spacing w:line="240" w:lineRule="auto"/>
         <w:ind w:hanging="338"/>
@@ -5517,7 +5696,7 @@
       <w:pPr>
         <w:numPr>
           <w:ilvl w:val="2"/>
-          <w:numId w:val="45"/>
+          <w:numId w:val="5"/>
         </w:numPr>
         <w:spacing w:line="240" w:lineRule="auto"/>
         <w:ind w:hanging="338"/>
@@ -5538,7 +5717,7 @@
       <w:pPr>
         <w:numPr>
           <w:ilvl w:val="2"/>
-          <w:numId w:val="45"/>
+          <w:numId w:val="5"/>
         </w:numPr>
         <w:spacing w:line="240" w:lineRule="auto"/>
         <w:ind w:hanging="338"/>
@@ -5559,7 +5738,7 @@
       <w:pPr>
         <w:numPr>
           <w:ilvl w:val="2"/>
-          <w:numId w:val="45"/>
+          <w:numId w:val="5"/>
         </w:numPr>
         <w:spacing w:line="240" w:lineRule="auto"/>
         <w:ind w:hanging="338"/>
@@ -5573,7 +5752,6 @@
           <w:rFonts w:cs="Arial"/>
           <w:lang w:val="en-GB" w:eastAsia="ro-RO"/>
         </w:rPr>
-        <w:lastRenderedPageBreak/>
         <w:t>down: 2 cm</w:t>
       </w:r>
     </w:p>
@@ -5581,7 +5759,7 @@
       <w:pPr>
         <w:numPr>
           <w:ilvl w:val="0"/>
-          <w:numId w:val="44"/>
+          <w:numId w:val="4"/>
         </w:numPr>
         <w:spacing w:line="240" w:lineRule="auto"/>
         <w:ind w:left="661" w:hanging="338"/>
@@ -5610,7 +5788,7 @@
       <w:pPr>
         <w:numPr>
           <w:ilvl w:val="0"/>
-          <w:numId w:val="44"/>
+          <w:numId w:val="4"/>
         </w:numPr>
         <w:spacing w:line="240" w:lineRule="auto"/>
         <w:ind w:left="661" w:hanging="338"/>
@@ -5639,7 +5817,7 @@
       <w:pPr>
         <w:numPr>
           <w:ilvl w:val="0"/>
-          <w:numId w:val="44"/>
+          <w:numId w:val="4"/>
         </w:numPr>
         <w:spacing w:line="240" w:lineRule="auto"/>
         <w:ind w:left="661" w:hanging="338"/>
@@ -5683,7 +5861,7 @@
       <w:pPr>
         <w:numPr>
           <w:ilvl w:val="0"/>
-          <w:numId w:val="44"/>
+          <w:numId w:val="4"/>
         </w:numPr>
         <w:spacing w:line="240" w:lineRule="auto"/>
         <w:ind w:hanging="338"/>
@@ -5705,30 +5883,14 @@
           <w:rFonts w:cs="Arial"/>
           <w:lang w:val="en-GB" w:eastAsia="ro-RO"/>
         </w:rPr>
-        <w:t xml:space="preserve">-  Page numbering runs from the title page to the last page of the paper, but the page number appears starts on the Introduction page. The page number is inserted at the bottom of the page, </w:t>
-      </w:r>
-      <w:proofErr w:type="spellStart"/>
-      <w:r>
-        <w:rPr>
-          <w:rFonts w:cs="Arial"/>
-          <w:lang w:val="en-GB" w:eastAsia="ro-RO"/>
-        </w:rPr>
-        <w:t>centered</w:t>
-      </w:r>
-      <w:proofErr w:type="spellEnd"/>
-      <w:r>
-        <w:rPr>
-          <w:rFonts w:cs="Arial"/>
-          <w:lang w:val="en-GB" w:eastAsia="ro-RO"/>
-        </w:rPr>
-        <w:t>.</w:t>
+        <w:t>-  Page numbering runs from the title page to the last page of the paper, but the page number appears starts on the Introduction page. The page number is inserted at the bottom of the page, centered.</w:t>
       </w:r>
     </w:p>
     <w:p>
       <w:pPr>
         <w:numPr>
           <w:ilvl w:val="0"/>
-          <w:numId w:val="44"/>
+          <w:numId w:val="4"/>
         </w:numPr>
         <w:spacing w:line="240" w:lineRule="auto"/>
         <w:ind w:left="661" w:hanging="338"/>
@@ -5764,25 +5926,8 @@
           <w:rFonts w:cs="Arial"/>
           <w:lang w:val="en-GB" w:eastAsia="ro-RO"/>
         </w:rPr>
-        <w:t xml:space="preserve"> text, aligned left and with the size of 8 points: (</w:t>
-      </w:r>
-      <w:proofErr w:type="spellStart"/>
-      <w:r>
-        <w:rPr>
-          <w:rFonts w:cs="Arial"/>
-          <w:lang w:val="en-GB" w:eastAsia="ro-RO"/>
-        </w:rPr>
-        <w:t>i</w:t>
-      </w:r>
-      <w:proofErr w:type="spellEnd"/>
-      <w:r>
-        <w:rPr>
-          <w:rFonts w:cs="Arial"/>
-          <w:lang w:val="en-GB" w:eastAsia="ro-RO"/>
-        </w:rPr>
-        <w:t xml:space="preserve">) the text </w:t>
-      </w:r>
-      <w:proofErr w:type="spellStart"/>
+        <w:t xml:space="preserve"> text, aligned left and with the size of 8 points: (i) the text </w:t>
+      </w:r>
       <w:r>
         <w:rPr>
           <w:rFonts w:cs="Arial"/>
@@ -5790,51 +5935,14 @@
           <w:iCs/>
           <w:lang w:val="en-GB" w:eastAsia="ro-RO"/>
         </w:rPr>
-        <w:t>Politehnica</w:t>
-      </w:r>
-      <w:proofErr w:type="spellEnd"/>
-      <w:r>
-        <w:rPr>
-          <w:rFonts w:cs="Arial"/>
-          <w:i/>
-          <w:iCs/>
+        <w:t>Politehnica University of Timișoara</w:t>
+      </w:r>
+      <w:r>
+        <w:rPr>
+          <w:rFonts w:cs="Arial"/>
           <w:lang w:val="en-GB" w:eastAsia="ro-RO"/>
         </w:rPr>
-        <w:t xml:space="preserve"> University of </w:t>
-      </w:r>
-      <w:proofErr w:type="spellStart"/>
-      <w:r>
-        <w:rPr>
-          <w:rFonts w:cs="Arial"/>
-          <w:i/>
-          <w:iCs/>
-          <w:lang w:val="en-GB" w:eastAsia="ro-RO"/>
-        </w:rPr>
-        <w:t>Timișoara</w:t>
-      </w:r>
-      <w:proofErr w:type="spellEnd"/>
-      <w:r>
-        <w:rPr>
-          <w:rFonts w:cs="Arial"/>
-          <w:lang w:val="en-GB" w:eastAsia="ro-RO"/>
-        </w:rPr>
-        <w:t xml:space="preserve"> ; (ii) the name of the program of study and the year of the paper </w:t>
-      </w:r>
-      <w:proofErr w:type="spellStart"/>
-      <w:r>
-        <w:rPr>
-          <w:rFonts w:cs="Arial"/>
-          <w:lang w:val="en-GB" w:eastAsia="ro-RO"/>
-        </w:rPr>
-        <w:t>defense</w:t>
-      </w:r>
-      <w:proofErr w:type="spellEnd"/>
-      <w:r>
-        <w:rPr>
-          <w:rFonts w:cs="Arial"/>
-          <w:lang w:val="en-GB" w:eastAsia="ro-RO"/>
-        </w:rPr>
-        <w:t xml:space="preserve">; (iii) the name of the candidate (left) and the title of the paper. At the right of the header, the UPT logo may be inserted; </w:t>
+        <w:t xml:space="preserve"> ; (ii) the name of the program of study and the year of the paper defense; (iii) the name of the candidate (left) and the title of the paper. At the right of the header, the UPT logo may be inserted; </w:t>
       </w:r>
     </w:p>
     <w:p>
@@ -5847,6 +5955,10 @@
     <w:p>
       <w:pPr>
         <w:pStyle w:val="Heading2"/>
+        <w:numPr>
+          <w:ilvl w:val="1"/>
+          <w:numId w:val="1"/>
+        </w:numPr>
         <w:spacing w:before="240"/>
         <w:ind w:firstLine="0"/>
         <w:rPr>
@@ -5869,21 +5981,7 @@
         <w:rPr>
           <w:lang w:val="en-GB"/>
         </w:rPr>
-        <w:t xml:space="preserve"> (12 </w:t>
-      </w:r>
-      <w:proofErr w:type="spellStart"/>
-      <w:r>
-        <w:rPr>
-          <w:lang w:val="en-GB"/>
-        </w:rPr>
-        <w:t>pt</w:t>
-      </w:r>
-      <w:proofErr w:type="spellEnd"/>
-      <w:r>
-        <w:rPr>
-          <w:lang w:val="en-GB"/>
-        </w:rPr>
-        <w:t>, Bold, Uppercase, Left)</w:t>
+        <w:t xml:space="preserve"> (12 pt, Bold, Uppercase, Left)</w:t>
       </w:r>
     </w:p>
     <w:p>
@@ -5925,23 +6023,7 @@
           <w:rFonts w:cs="Arial"/>
           <w:lang w:val="en-GB"/>
         </w:rPr>
-        <w:t xml:space="preserve">) are numbered in order of their appearance in the paper. Alternatively, figures may be numbered in order in each chapter, including the chapter number. Each figure has a number and a title, which is mentioned under the figure, </w:t>
-      </w:r>
-      <w:proofErr w:type="spellStart"/>
-      <w:r>
-        <w:rPr>
-          <w:rFonts w:cs="Arial"/>
-          <w:lang w:val="en-GB"/>
-        </w:rPr>
-        <w:t>centered</w:t>
-      </w:r>
-      <w:proofErr w:type="spellEnd"/>
-      <w:r>
-        <w:rPr>
-          <w:rFonts w:cs="Arial"/>
-          <w:lang w:val="en-GB"/>
-        </w:rPr>
-        <w:t>. Where applicable, the source of the figure shall be indicated in brackets after the title of the figure;</w:t>
+        <w:t>) are numbered in order of their appearance in the paper. Alternatively, figures may be numbered in order in each chapter, including the chapter number. Each figure has a number and a title, which is mentioned under the figure, centered. Where applicable, the source of the figure shall be indicated in brackets after the title of the figure;</w:t>
       </w:r>
     </w:p>
     <w:p>
@@ -5986,35 +6068,7 @@
         <w:rPr>
           <w:lang w:val="en-GB"/>
         </w:rPr>
-        <w:t xml:space="preserve">There will be a blank line (Arial 12 </w:t>
-      </w:r>
-      <w:proofErr w:type="spellStart"/>
-      <w:r>
-        <w:rPr>
-          <w:lang w:val="en-GB"/>
-        </w:rPr>
-        <w:t>pt</w:t>
-      </w:r>
-      <w:proofErr w:type="spellEnd"/>
-      <w:r>
-        <w:rPr>
-          <w:lang w:val="en-GB"/>
-        </w:rPr>
-        <w:t xml:space="preserve">) between the figure and the text. Figures will be </w:t>
-      </w:r>
-      <w:proofErr w:type="spellStart"/>
-      <w:r>
-        <w:rPr>
-          <w:lang w:val="en-GB"/>
-        </w:rPr>
-        <w:t>centered</w:t>
-      </w:r>
-      <w:proofErr w:type="spellEnd"/>
-      <w:r>
-        <w:rPr>
-          <w:lang w:val="en-GB"/>
-        </w:rPr>
-        <w:t>.</w:t>
+        <w:t>There will be a blank line (Arial 12 pt) between the figure and the text. Figures will be centered.</w:t>
       </w:r>
     </w:p>
     <w:p>
@@ -6060,7 +6114,7 @@
                     </pic:cNvPicPr>
                   </pic:nvPicPr>
                   <pic:blipFill>
-                    <a:blip r:embed="rId16" cstate="print">
+                    <a:blip r:embed="rId21" cstate="print">
                       <a:extLst>
                         <a:ext uri="{28A0092B-C50C-407E-A947-70E740481C1C}">
                           <a14:useLocalDpi xmlns:a14="http://schemas.microsoft.com/office/drawing/2010/main" val="0"/>
@@ -6108,7 +6162,6 @@
           <w:smallCaps w:val="0"/>
           <w:lang w:val="en-GB"/>
         </w:rPr>
-        <w:lastRenderedPageBreak/>
         <w:t>Figure</w:t>
       </w:r>
       <w:r>
@@ -6193,6 +6246,10 @@
       <w:pPr>
         <w:pStyle w:val="Heading2"/>
         <w:keepNext w:val="0"/>
+        <w:numPr>
+          <w:ilvl w:val="1"/>
+          <w:numId w:val="1"/>
+        </w:numPr>
         <w:spacing w:before="240"/>
         <w:ind w:firstLine="0"/>
         <w:rPr>
@@ -6215,21 +6272,7 @@
         <w:rPr>
           <w:lang w:val="en-GB"/>
         </w:rPr>
-        <w:t xml:space="preserve"> (12 </w:t>
-      </w:r>
-      <w:proofErr w:type="spellStart"/>
-      <w:r>
-        <w:rPr>
-          <w:lang w:val="en-GB"/>
-        </w:rPr>
-        <w:t>pt</w:t>
-      </w:r>
-      <w:proofErr w:type="spellEnd"/>
-      <w:r>
-        <w:rPr>
-          <w:lang w:val="en-GB"/>
-        </w:rPr>
-        <w:t>, Bold, Uppercase, Left)</w:t>
+        <w:t xml:space="preserve"> (12 pt, Bold, Uppercase, Left)</w:t>
       </w:r>
     </w:p>
     <w:p>
@@ -6245,23 +6288,7 @@
           <w:rFonts w:cs="Arial"/>
           <w:lang w:val="en-GB"/>
         </w:rPr>
-        <w:t xml:space="preserve">Tables will be numbered in the order in which they appear in the paper. Alternatively, tables can be numbered in order in each chapter, including the chapter number in the numbering. Each table has a number and a title, which is mentioned above the table, in a </w:t>
-      </w:r>
-      <w:proofErr w:type="spellStart"/>
-      <w:r>
-        <w:rPr>
-          <w:rFonts w:cs="Arial"/>
-          <w:lang w:val="en-GB"/>
-        </w:rPr>
-        <w:t>centered</w:t>
-      </w:r>
-      <w:proofErr w:type="spellEnd"/>
-      <w:r>
-        <w:rPr>
-          <w:rFonts w:cs="Arial"/>
-          <w:lang w:val="en-GB"/>
-        </w:rPr>
-        <w:t xml:space="preserve"> alignment. Where applicable, the data source shall be indicated in brackets after the title of the table.</w:t>
+        <w:t>Tables will be numbered in the order in which they appear in the paper. Alternatively, tables can be numbered in order in each chapter, including the chapter number in the numbering. Each table has a number and a title, which is mentioned above the table, in a centered alignment. Where applicable, the data source shall be indicated in brackets after the title of the table.</w:t>
       </w:r>
     </w:p>
     <w:p>
@@ -6275,21 +6302,7 @@
         <w:rPr>
           <w:lang w:val="en-GB"/>
         </w:rPr>
-        <w:t xml:space="preserve">All tables presented in the paper must be referenced in the text of the paper, must be numbered and accompanied by a title (see example below). If copied figures are used, the source of the photo will be indicated in parenthesis. As far as possible, the usual font (Arial 12 </w:t>
-      </w:r>
-      <w:proofErr w:type="spellStart"/>
-      <w:r>
-        <w:rPr>
-          <w:lang w:val="en-GB"/>
-        </w:rPr>
-        <w:t>pt</w:t>
-      </w:r>
-      <w:proofErr w:type="spellEnd"/>
-      <w:r>
-        <w:rPr>
-          <w:lang w:val="en-GB"/>
-        </w:rPr>
-        <w:t>) will be kept in the table, but there are also accepted ways to highlight important results (Bold, Italics, etc.)</w:t>
+        <w:t>All tables presented in the paper must be referenced in the text of the paper, must be numbered and accompanied by a title (see example below). If copied figures are used, the source of the photo will be indicated in parenthesis. As far as possible, the usual font (Arial 12 pt) will be kept in the table, but there are also accepted ways to highlight important results (Bold, Italics, etc.)</w:t>
       </w:r>
     </w:p>
     <w:p>
@@ -6303,35 +6316,8 @@
         <w:rPr>
           <w:lang w:val="en-GB"/>
         </w:rPr>
-        <w:t xml:space="preserve">A blank line (Arial 12 </w:t>
-      </w:r>
-      <w:proofErr w:type="spellStart"/>
-      <w:r>
-        <w:rPr>
-          <w:lang w:val="en-GB"/>
-        </w:rPr>
-        <w:t>pt</w:t>
-      </w:r>
-      <w:proofErr w:type="spellEnd"/>
-      <w:r>
-        <w:rPr>
-          <w:lang w:val="en-GB"/>
-        </w:rPr>
-        <w:t xml:space="preserve">) will be left between the text and the table. Tables will be </w:t>
-      </w:r>
-      <w:proofErr w:type="spellStart"/>
-      <w:r>
-        <w:rPr>
-          <w:lang w:val="en-GB"/>
-        </w:rPr>
-        <w:t>centered</w:t>
-      </w:r>
-      <w:proofErr w:type="spellEnd"/>
-      <w:r>
-        <w:rPr>
-          <w:lang w:val="en-GB"/>
-        </w:rPr>
-        <w:t xml:space="preserve">. </w:t>
+        <w:lastRenderedPageBreak/>
+        <w:t xml:space="preserve">A blank line (Arial 12 pt) will be left between the text and the table. Tables will be centered. </w:t>
       </w:r>
     </w:p>
     <w:p>
@@ -6475,25 +6461,7 @@
                 <w:szCs w:val="24"/>
                 <w:lang w:val="en-GB" w:eastAsia="en-GB"/>
               </w:rPr>
-              <w:t xml:space="preserve">Yield stress, </w:t>
-            </w:r>
-            <w:proofErr w:type="spellStart"/>
-            <w:r>
-              <w:rPr>
-                <w:smallCaps w:val="0"/>
-                <w:szCs w:val="24"/>
-                <w:lang w:val="en-GB" w:eastAsia="en-GB"/>
-              </w:rPr>
-              <w:t>fy</w:t>
-            </w:r>
-            <w:proofErr w:type="spellEnd"/>
-            <w:r>
-              <w:rPr>
-                <w:smallCaps w:val="0"/>
-                <w:szCs w:val="24"/>
-                <w:lang w:val="en-GB" w:eastAsia="en-GB"/>
-              </w:rPr>
-              <w:t xml:space="preserve"> [N/mm2]</w:t>
+              <w:t>Yield stress, fy [N/mm2]</w:t>
             </w:r>
           </w:p>
         </w:tc>
@@ -7234,6 +7202,10 @@
       <w:pPr>
         <w:pStyle w:val="Heading2"/>
         <w:keepNext w:val="0"/>
+        <w:numPr>
+          <w:ilvl w:val="1"/>
+          <w:numId w:val="1"/>
+        </w:numPr>
         <w:spacing w:before="240"/>
         <w:ind w:firstLine="0"/>
         <w:rPr>
@@ -7256,60 +7228,30 @@
         <w:rPr>
           <w:lang w:val="en-GB"/>
         </w:rPr>
-        <w:t xml:space="preserve"> (12 </w:t>
-      </w:r>
-      <w:proofErr w:type="spellStart"/>
-      <w:r>
-        <w:rPr>
-          <w:lang w:val="en-GB"/>
-        </w:rPr>
-        <w:t>pt</w:t>
-      </w:r>
-      <w:proofErr w:type="spellEnd"/>
-      <w:r>
-        <w:rPr>
-          <w:lang w:val="en-GB"/>
-        </w:rPr>
-        <w:t>, Bold, Uppercase, Left)</w:t>
-      </w:r>
-    </w:p>
-    <w:p>
-      <w:pPr>
-        <w:rPr>
-          <w:rFonts w:cs="Arial"/>
-          <w:lang w:val="en-GB"/>
-        </w:rPr>
-      </w:pPr>
-    </w:p>
-    <w:p>
-      <w:pPr>
-        <w:rPr>
-          <w:rFonts w:cs="Arial"/>
-          <w:lang w:val="en-GB"/>
-        </w:rPr>
-      </w:pPr>
-      <w:r>
-        <w:rPr>
-          <w:rFonts w:cs="Arial"/>
-          <w:lang w:val="en-GB"/>
-        </w:rPr>
-        <w:t xml:space="preserve">Formulas used in the text will be numbered in order of appearance in the paper. Alternatively, formulas can be numbered in order in each chapter, including the chapter number. The numbering of formulas is done in round brackets. A blank line (arial 12 </w:t>
-      </w:r>
-      <w:proofErr w:type="spellStart"/>
-      <w:r>
-        <w:rPr>
-          <w:rFonts w:cs="Arial"/>
-          <w:lang w:val="en-GB"/>
-        </w:rPr>
-        <w:t>pt</w:t>
-      </w:r>
-      <w:proofErr w:type="spellEnd"/>
-      <w:r>
-        <w:rPr>
-          <w:rFonts w:cs="Arial"/>
-          <w:lang w:val="en-GB"/>
-        </w:rPr>
-        <w:t>) will be left between the text and the formula. Formulas will be aligned to the right.</w:t>
+        <w:t xml:space="preserve"> (12 pt, Bold, Uppercase, Left)</w:t>
+      </w:r>
+    </w:p>
+    <w:p>
+      <w:pPr>
+        <w:rPr>
+          <w:rFonts w:cs="Arial"/>
+          <w:lang w:val="en-GB"/>
+        </w:rPr>
+      </w:pPr>
+    </w:p>
+    <w:p>
+      <w:pPr>
+        <w:rPr>
+          <w:rFonts w:cs="Arial"/>
+          <w:lang w:val="en-GB"/>
+        </w:rPr>
+      </w:pPr>
+      <w:r>
+        <w:rPr>
+          <w:rFonts w:cs="Arial"/>
+          <w:lang w:val="en-GB"/>
+        </w:rPr>
+        <w:t>Formulas used in the text will be numbered in order of appearance in the paper. Alternatively, formulas can be numbered in order in each chapter, including the chapter number. The numbering of formulas is done in round brackets. A blank line (arial 12 pt) will be left between the text and the formula. Formulas will be aligned to the right.</w:t>
       </w:r>
     </w:p>
     <w:p>
@@ -7453,35 +7395,7 @@
         <w:rPr>
           <w:lang w:val="en-GB"/>
         </w:rPr>
-        <w:t xml:space="preserve"> (14 </w:t>
-      </w:r>
-      <w:proofErr w:type="spellStart"/>
-      <w:r>
-        <w:rPr>
-          <w:lang w:val="en-GB"/>
-        </w:rPr>
-        <w:t>pt</w:t>
-      </w:r>
-      <w:proofErr w:type="spellEnd"/>
-      <w:r>
-        <w:rPr>
-          <w:lang w:val="en-GB"/>
-        </w:rPr>
-        <w:t xml:space="preserve">, Bold, Uppercase, </w:t>
-      </w:r>
-      <w:proofErr w:type="spellStart"/>
-      <w:r>
-        <w:rPr>
-          <w:lang w:val="en-GB"/>
-        </w:rPr>
-        <w:t>Center</w:t>
-      </w:r>
-      <w:proofErr w:type="spellEnd"/>
-      <w:r>
-        <w:rPr>
-          <w:lang w:val="en-GB"/>
-        </w:rPr>
-        <w:t>)</w:t>
+        <w:t xml:space="preserve"> (14 pt, Bold, Uppercase, Center)</w:t>
       </w:r>
     </w:p>
     <w:p>
@@ -7551,6 +7465,7 @@
           <w:color w:val="000000"/>
           <w:lang w:val="en-GB" w:eastAsia="ro-RO"/>
         </w:rPr>
+        <w:lastRenderedPageBreak/>
         <w:t xml:space="preserve">Bibliography should include all literature titles that have served as a basis for documentation, i.e. authors who have been quoted in the text, in all chapters of the thesis paper. </w:t>
       </w:r>
     </w:p>
@@ -7571,7 +7486,7 @@
         </w:rPr>
         <w:t xml:space="preserve">The Faculty of Automation and Computers requires the use of the IEEE citation style (details </w:t>
       </w:r>
-      <w:hyperlink r:id="rId17" w:history="1">
+      <w:hyperlink r:id="rId22" w:history="1">
         <w:r>
           <w:rPr>
             <w:rStyle w:val="Hyperlink"/>
@@ -7802,16 +7717,7 @@
           <w:color w:val="000000"/>
           <w:lang w:val="en-GB" w:eastAsia="ro-RO"/>
         </w:rPr>
-        <w:t xml:space="preserve">If websites, magazines or articles are quoted, three asterisks will appear before, and then information on the volume, the issue, the pages consulted, the exact website address </w:t>
-      </w:r>
-      <w:r>
-        <w:rPr>
-          <w:rFonts w:cs="Arial"/>
-          <w:color w:val="000000"/>
-          <w:lang w:val="en-GB" w:eastAsia="ro-RO"/>
-        </w:rPr>
-        <w:lastRenderedPageBreak/>
-        <w:t>of the article, the date of the site visit and the date of downloading, as well as the date of the accessing. Web page addresses will be entered at the end of the list.</w:t>
+        <w:t>If websites, magazines or articles are quoted, three asterisks will appear before, and then information on the volume, the issue, the pages consulted, the exact website address of the article, the date of the site visit and the date of downloading, as well as the date of the accessing. Web page addresses will be entered at the end of the list.</w:t>
       </w:r>
     </w:p>
     <w:p>
@@ -7937,7 +7843,7 @@
           <w:lang w:val="en-GB"/>
         </w:rPr>
       </w:pPr>
-      <w:hyperlink r:id="rId18" w:history="1">
+      <w:hyperlink r:id="rId23" w:history="1">
         <w:r>
           <w:rPr>
             <w:rStyle w:val="Hyperlink"/>
@@ -7962,9 +7868,9 @@
       </w:pPr>
     </w:p>
     <w:sectPr>
-      <w:headerReference w:type="default" r:id="rId19"/>
-      <w:footerReference w:type="default" r:id="rId20"/>
-      <w:headerReference w:type="first" r:id="rId21"/>
+      <w:headerReference w:type="default" r:id="rId24"/>
+      <w:footerReference w:type="default" r:id="rId25"/>
+      <w:headerReference w:type="first" r:id="rId26"/>
       <w:pgSz w:w="11907" w:h="16840" w:code="9"/>
       <w:pgMar w:top="709" w:right="1134" w:bottom="1134" w:left="1134" w:header="709" w:footer="709" w:gutter="0"/>
       <w:pgNumType w:start="1"/>
@@ -8438,191 +8344,234 @@
 <file path=word/numbering.xml><?xml version="1.0" encoding="utf-8"?>
 <w:numbering xmlns:wpc="http://schemas.microsoft.com/office/word/2010/wordprocessingCanvas" xmlns:cx="http://schemas.microsoft.com/office/drawing/2014/chartex" xmlns:cx1="http://schemas.microsoft.com/office/drawing/2015/9/8/chartex" xmlns:cx2="http://schemas.microsoft.com/office/drawing/2015/10/21/chartex" xmlns:cx3="http://schemas.microsoft.com/office/drawing/2016/5/9/chartex" xmlns:cx4="http://schemas.microsoft.com/office/drawing/2016/5/10/chartex" xmlns:cx5="http://schemas.microsoft.com/office/drawing/2016/5/11/chartex" xmlns:cx6="http://schemas.microsoft.com/office/drawing/2016/5/12/chartex" xmlns:cx7="http://schemas.microsoft.com/office/drawing/2016/5/13/chartex" xmlns:cx8="http://schemas.microsoft.com/office/drawing/2016/5/14/chartex" xmlns:mc="http://schemas.openxmlformats.org/markup-compatibility/2006" xmlns:aink="http://schemas.microsoft.com/office/drawing/2016/ink" xmlns:am3d="http://schemas.microsoft.com/office/drawing/2017/model3d" xmlns:o="urn:schemas-microsoft-com:office:office" xmlns:r="http://schemas.openxmlformats.org/officeDocument/2006/relationships" xmlns:m="http://schemas.openxmlformats.org/officeDocument/2006/math" xmlns:v="urn:schemas-microsoft-com:vml" xmlns:wp14="http://schemas.microsoft.com/office/word/2010/wordprocessingDrawing" xmlns:wp="http://schemas.openxmlformats.org/drawingml/2006/wordprocessingDrawing" xmlns:w10="urn:schemas-microsoft-com:office:word" xmlns:w="http://schemas.openxmlformats.org/wordprocessingml/2006/main" xmlns:w14="http://schemas.microsoft.com/office/word/2010/wordml" xmlns:w15="http://schemas.microsoft.com/office/word/2012/wordml" xmlns:w16cex="http://schemas.microsoft.com/office/word/2018/wordml/cex" xmlns:w16cid="http://schemas.microsoft.com/office/word/2016/wordml/cid" xmlns:w16="http://schemas.microsoft.com/office/word/2018/wordml" xmlns:w16sdtdh="http://schemas.microsoft.com/office/word/2020/wordml/sdtdatahash" xmlns:w16se="http://schemas.microsoft.com/office/word/2015/wordml/symex" xmlns:wpg="http://schemas.microsoft.com/office/word/2010/wordprocessingGroup" xmlns:wpi="http://schemas.microsoft.com/office/word/2010/wordprocessingInk" xmlns:wne="http://schemas.microsoft.com/office/word/2006/wordml" xmlns:wps="http://schemas.microsoft.com/office/word/2010/wordprocessingShape" mc:Ignorable="w14 w15 w16se w16cid w16 w16cex w16sdtdh wp14">
   <w:abstractNum w:abstractNumId="0" w15:restartNumberingAfterBreak="0">
-    <w:nsid w:val="FFFFFF7C"/>
-    <w:multiLevelType w:val="singleLevel"/>
-    <w:tmpl w:val="00CE34A8"/>
-    <w:lvl w:ilvl="0">
-      <w:start w:val="1"/>
-      <w:numFmt w:val="decimal"/>
-      <w:lvlText w:val="%1."/>
-      <w:lvlJc w:val="left"/>
-      <w:pPr>
-        <w:tabs>
-          <w:tab w:val="num" w:pos="1800"/>
-        </w:tabs>
-        <w:ind w:left="1800" w:hanging="360"/>
-      </w:pPr>
+    <w:nsid w:val="024C54B6"/>
+    <w:multiLevelType w:val="hybridMultilevel"/>
+    <w:tmpl w:val="167E64AE"/>
+    <w:lvl w:ilvl="0" w:tplc="0409000B">
+      <w:start w:val="1"/>
+      <w:numFmt w:val="bullet"/>
+      <w:lvlText w:val=""/>
+      <w:lvlJc w:val="left"/>
+      <w:pPr>
+        <w:ind w:left="1211" w:hanging="360"/>
+      </w:pPr>
+      <w:rPr>
+        <w:rFonts w:ascii="Wingdings" w:hAnsi="Wingdings" w:hint="default"/>
+      </w:rPr>
+    </w:lvl>
+    <w:lvl w:ilvl="1" w:tplc="04090003" w:tentative="1">
+      <w:start w:val="1"/>
+      <w:numFmt w:val="bullet"/>
+      <w:lvlText w:val="o"/>
+      <w:lvlJc w:val="left"/>
+      <w:pPr>
+        <w:ind w:left="1931" w:hanging="360"/>
+      </w:pPr>
+      <w:rPr>
+        <w:rFonts w:ascii="Courier New" w:hAnsi="Courier New" w:cs="Courier New" w:hint="default"/>
+      </w:rPr>
+    </w:lvl>
+    <w:lvl w:ilvl="2" w:tplc="04090005" w:tentative="1">
+      <w:start w:val="1"/>
+      <w:numFmt w:val="bullet"/>
+      <w:lvlText w:val=""/>
+      <w:lvlJc w:val="left"/>
+      <w:pPr>
+        <w:ind w:left="2651" w:hanging="360"/>
+      </w:pPr>
+      <w:rPr>
+        <w:rFonts w:ascii="Wingdings" w:hAnsi="Wingdings" w:hint="default"/>
+      </w:rPr>
+    </w:lvl>
+    <w:lvl w:ilvl="3" w:tplc="04090001" w:tentative="1">
+      <w:start w:val="1"/>
+      <w:numFmt w:val="bullet"/>
+      <w:lvlText w:val=""/>
+      <w:lvlJc w:val="left"/>
+      <w:pPr>
+        <w:ind w:left="3371" w:hanging="360"/>
+      </w:pPr>
+      <w:rPr>
+        <w:rFonts w:ascii="Symbol" w:hAnsi="Symbol" w:hint="default"/>
+      </w:rPr>
+    </w:lvl>
+    <w:lvl w:ilvl="4" w:tplc="04090003" w:tentative="1">
+      <w:start w:val="1"/>
+      <w:numFmt w:val="bullet"/>
+      <w:lvlText w:val="o"/>
+      <w:lvlJc w:val="left"/>
+      <w:pPr>
+        <w:ind w:left="4091" w:hanging="360"/>
+      </w:pPr>
+      <w:rPr>
+        <w:rFonts w:ascii="Courier New" w:hAnsi="Courier New" w:cs="Courier New" w:hint="default"/>
+      </w:rPr>
+    </w:lvl>
+    <w:lvl w:ilvl="5" w:tplc="04090005" w:tentative="1">
+      <w:start w:val="1"/>
+      <w:numFmt w:val="bullet"/>
+      <w:lvlText w:val=""/>
+      <w:lvlJc w:val="left"/>
+      <w:pPr>
+        <w:ind w:left="4811" w:hanging="360"/>
+      </w:pPr>
+      <w:rPr>
+        <w:rFonts w:ascii="Wingdings" w:hAnsi="Wingdings" w:hint="default"/>
+      </w:rPr>
+    </w:lvl>
+    <w:lvl w:ilvl="6" w:tplc="04090001" w:tentative="1">
+      <w:start w:val="1"/>
+      <w:numFmt w:val="bullet"/>
+      <w:lvlText w:val=""/>
+      <w:lvlJc w:val="left"/>
+      <w:pPr>
+        <w:ind w:left="5531" w:hanging="360"/>
+      </w:pPr>
+      <w:rPr>
+        <w:rFonts w:ascii="Symbol" w:hAnsi="Symbol" w:hint="default"/>
+      </w:rPr>
+    </w:lvl>
+    <w:lvl w:ilvl="7" w:tplc="04090003" w:tentative="1">
+      <w:start w:val="1"/>
+      <w:numFmt w:val="bullet"/>
+      <w:lvlText w:val="o"/>
+      <w:lvlJc w:val="left"/>
+      <w:pPr>
+        <w:ind w:left="6251" w:hanging="360"/>
+      </w:pPr>
+      <w:rPr>
+        <w:rFonts w:ascii="Courier New" w:hAnsi="Courier New" w:cs="Courier New" w:hint="default"/>
+      </w:rPr>
+    </w:lvl>
+    <w:lvl w:ilvl="8" w:tplc="04090005" w:tentative="1">
+      <w:start w:val="1"/>
+      <w:numFmt w:val="bullet"/>
+      <w:lvlText w:val=""/>
+      <w:lvlJc w:val="left"/>
+      <w:pPr>
+        <w:ind w:left="6971" w:hanging="360"/>
+      </w:pPr>
+      <w:rPr>
+        <w:rFonts w:ascii="Wingdings" w:hAnsi="Wingdings" w:hint="default"/>
+      </w:rPr>
     </w:lvl>
   </w:abstractNum>
   <w:abstractNum w:abstractNumId="1" w15:restartNumberingAfterBreak="0">
-    <w:nsid w:val="FFFFFF7D"/>
-    <w:multiLevelType w:val="singleLevel"/>
-    <w:tmpl w:val="6186A548"/>
-    <w:lvl w:ilvl="0">
-      <w:start w:val="1"/>
-      <w:numFmt w:val="decimal"/>
-      <w:lvlText w:val="%1."/>
-      <w:lvlJc w:val="left"/>
-      <w:pPr>
-        <w:tabs>
-          <w:tab w:val="num" w:pos="1440"/>
-        </w:tabs>
-        <w:ind w:left="1440" w:hanging="360"/>
-      </w:pPr>
+    <w:nsid w:val="0B87763F"/>
+    <w:multiLevelType w:val="hybridMultilevel"/>
+    <w:tmpl w:val="4AD08044"/>
+    <w:lvl w:ilvl="0" w:tplc="8E7CA998">
+      <w:start w:val="1"/>
+      <w:numFmt w:val="bullet"/>
+      <w:lvlText w:val=""/>
+      <w:lvlJc w:val="left"/>
+      <w:pPr>
+        <w:ind w:left="3148" w:hanging="360"/>
+      </w:pPr>
+      <w:rPr>
+        <w:rFonts w:ascii="Symbol" w:hAnsi="Symbol" w:hint="default"/>
+        <w:sz w:val="24"/>
+        <w:szCs w:val="24"/>
+      </w:rPr>
+    </w:lvl>
+    <w:lvl w:ilvl="1" w:tplc="04090003">
+      <w:start w:val="1"/>
+      <w:numFmt w:val="bullet"/>
+      <w:lvlText w:val="o"/>
+      <w:lvlJc w:val="left"/>
+      <w:pPr>
+        <w:ind w:left="3014" w:hanging="360"/>
+      </w:pPr>
+      <w:rPr>
+        <w:rFonts w:ascii="Courier New" w:hAnsi="Courier New" w:cs="Courier New" w:hint="default"/>
+      </w:rPr>
+    </w:lvl>
+    <w:lvl w:ilvl="2" w:tplc="04090005" w:tentative="1">
+      <w:start w:val="1"/>
+      <w:numFmt w:val="bullet"/>
+      <w:lvlText w:val=""/>
+      <w:lvlJc w:val="left"/>
+      <w:pPr>
+        <w:ind w:left="3734" w:hanging="360"/>
+      </w:pPr>
+      <w:rPr>
+        <w:rFonts w:ascii="Wingdings" w:hAnsi="Wingdings" w:hint="default"/>
+      </w:rPr>
+    </w:lvl>
+    <w:lvl w:ilvl="3" w:tplc="04090001" w:tentative="1">
+      <w:start w:val="1"/>
+      <w:numFmt w:val="bullet"/>
+      <w:lvlText w:val=""/>
+      <w:lvlJc w:val="left"/>
+      <w:pPr>
+        <w:ind w:left="4454" w:hanging="360"/>
+      </w:pPr>
+      <w:rPr>
+        <w:rFonts w:ascii="Symbol" w:hAnsi="Symbol" w:hint="default"/>
+      </w:rPr>
+    </w:lvl>
+    <w:lvl w:ilvl="4" w:tplc="04090003" w:tentative="1">
+      <w:start w:val="1"/>
+      <w:numFmt w:val="bullet"/>
+      <w:lvlText w:val="o"/>
+      <w:lvlJc w:val="left"/>
+      <w:pPr>
+        <w:ind w:left="5174" w:hanging="360"/>
+      </w:pPr>
+      <w:rPr>
+        <w:rFonts w:ascii="Courier New" w:hAnsi="Courier New" w:cs="Courier New" w:hint="default"/>
+      </w:rPr>
+    </w:lvl>
+    <w:lvl w:ilvl="5" w:tplc="04090005" w:tentative="1">
+      <w:start w:val="1"/>
+      <w:numFmt w:val="bullet"/>
+      <w:lvlText w:val=""/>
+      <w:lvlJc w:val="left"/>
+      <w:pPr>
+        <w:ind w:left="5894" w:hanging="360"/>
+      </w:pPr>
+      <w:rPr>
+        <w:rFonts w:ascii="Wingdings" w:hAnsi="Wingdings" w:hint="default"/>
+      </w:rPr>
+    </w:lvl>
+    <w:lvl w:ilvl="6" w:tplc="04090001" w:tentative="1">
+      <w:start w:val="1"/>
+      <w:numFmt w:val="bullet"/>
+      <w:lvlText w:val=""/>
+      <w:lvlJc w:val="left"/>
+      <w:pPr>
+        <w:ind w:left="6614" w:hanging="360"/>
+      </w:pPr>
+      <w:rPr>
+        <w:rFonts w:ascii="Symbol" w:hAnsi="Symbol" w:hint="default"/>
+      </w:rPr>
+    </w:lvl>
+    <w:lvl w:ilvl="7" w:tplc="04090003" w:tentative="1">
+      <w:start w:val="1"/>
+      <w:numFmt w:val="bullet"/>
+      <w:lvlText w:val="o"/>
+      <w:lvlJc w:val="left"/>
+      <w:pPr>
+        <w:ind w:left="7334" w:hanging="360"/>
+      </w:pPr>
+      <w:rPr>
+        <w:rFonts w:ascii="Courier New" w:hAnsi="Courier New" w:cs="Courier New" w:hint="default"/>
+      </w:rPr>
+    </w:lvl>
+    <w:lvl w:ilvl="8" w:tplc="04090005" w:tentative="1">
+      <w:start w:val="1"/>
+      <w:numFmt w:val="bullet"/>
+      <w:lvlText w:val=""/>
+      <w:lvlJc w:val="left"/>
+      <w:pPr>
+        <w:ind w:left="8054" w:hanging="360"/>
+      </w:pPr>
+      <w:rPr>
+        <w:rFonts w:ascii="Wingdings" w:hAnsi="Wingdings" w:hint="default"/>
+      </w:rPr>
     </w:lvl>
   </w:abstractNum>
   <w:abstractNum w:abstractNumId="2" w15:restartNumberingAfterBreak="0">
-    <w:nsid w:val="FFFFFF7E"/>
-    <w:multiLevelType w:val="singleLevel"/>
-    <w:tmpl w:val="A0AA16E0"/>
-    <w:lvl w:ilvl="0">
-      <w:start w:val="1"/>
-      <w:numFmt w:val="decimal"/>
-      <w:lvlText w:val="%1."/>
-      <w:lvlJc w:val="left"/>
-      <w:pPr>
-        <w:tabs>
-          <w:tab w:val="num" w:pos="1080"/>
-        </w:tabs>
-        <w:ind w:left="1080" w:hanging="360"/>
-      </w:pPr>
-    </w:lvl>
-  </w:abstractNum>
-  <w:abstractNum w:abstractNumId="3" w15:restartNumberingAfterBreak="0">
-    <w:nsid w:val="FFFFFF7F"/>
-    <w:multiLevelType w:val="singleLevel"/>
-    <w:tmpl w:val="D862B6D2"/>
-    <w:lvl w:ilvl="0">
-      <w:start w:val="1"/>
-      <w:numFmt w:val="decimal"/>
-      <w:lvlText w:val="%1."/>
-      <w:lvlJc w:val="left"/>
-      <w:pPr>
-        <w:tabs>
-          <w:tab w:val="num" w:pos="720"/>
-        </w:tabs>
-        <w:ind w:left="720" w:hanging="360"/>
-      </w:pPr>
-    </w:lvl>
-  </w:abstractNum>
-  <w:abstractNum w:abstractNumId="4" w15:restartNumberingAfterBreak="0">
-    <w:nsid w:val="FFFFFF80"/>
-    <w:multiLevelType w:val="singleLevel"/>
-    <w:tmpl w:val="CB9C9AF8"/>
-    <w:lvl w:ilvl="0">
-      <w:start w:val="1"/>
-      <w:numFmt w:val="bullet"/>
-      <w:lvlText w:val=""/>
-      <w:lvlJc w:val="left"/>
-      <w:pPr>
-        <w:tabs>
-          <w:tab w:val="num" w:pos="1800"/>
-        </w:tabs>
-        <w:ind w:left="1800" w:hanging="360"/>
-      </w:pPr>
-      <w:rPr>
-        <w:rFonts w:ascii="Symbol" w:hAnsi="Symbol" w:hint="default"/>
-      </w:rPr>
-    </w:lvl>
-  </w:abstractNum>
-  <w:abstractNum w:abstractNumId="5" w15:restartNumberingAfterBreak="0">
-    <w:nsid w:val="FFFFFF81"/>
-    <w:multiLevelType w:val="singleLevel"/>
-    <w:tmpl w:val="EE1E90EC"/>
-    <w:lvl w:ilvl="0">
-      <w:start w:val="1"/>
-      <w:numFmt w:val="bullet"/>
-      <w:lvlText w:val=""/>
-      <w:lvlJc w:val="left"/>
-      <w:pPr>
-        <w:tabs>
-          <w:tab w:val="num" w:pos="1440"/>
-        </w:tabs>
-        <w:ind w:left="1440" w:hanging="360"/>
-      </w:pPr>
-      <w:rPr>
-        <w:rFonts w:ascii="Symbol" w:hAnsi="Symbol" w:hint="default"/>
-      </w:rPr>
-    </w:lvl>
-  </w:abstractNum>
-  <w:abstractNum w:abstractNumId="6" w15:restartNumberingAfterBreak="0">
-    <w:nsid w:val="FFFFFF82"/>
-    <w:multiLevelType w:val="singleLevel"/>
-    <w:tmpl w:val="8F3432E8"/>
-    <w:lvl w:ilvl="0">
-      <w:start w:val="1"/>
-      <w:numFmt w:val="bullet"/>
-      <w:lvlText w:val=""/>
-      <w:lvlJc w:val="left"/>
-      <w:pPr>
-        <w:tabs>
-          <w:tab w:val="num" w:pos="1080"/>
-        </w:tabs>
-        <w:ind w:left="1080" w:hanging="360"/>
-      </w:pPr>
-      <w:rPr>
-        <w:rFonts w:ascii="Symbol" w:hAnsi="Symbol" w:hint="default"/>
-      </w:rPr>
-    </w:lvl>
-  </w:abstractNum>
-  <w:abstractNum w:abstractNumId="7" w15:restartNumberingAfterBreak="0">
-    <w:nsid w:val="FFFFFF83"/>
-    <w:multiLevelType w:val="singleLevel"/>
-    <w:tmpl w:val="C88402AE"/>
-    <w:lvl w:ilvl="0">
-      <w:start w:val="1"/>
-      <w:numFmt w:val="bullet"/>
-      <w:lvlText w:val=""/>
-      <w:lvlJc w:val="left"/>
-      <w:pPr>
-        <w:tabs>
-          <w:tab w:val="num" w:pos="720"/>
-        </w:tabs>
-        <w:ind w:left="720" w:hanging="360"/>
-      </w:pPr>
-      <w:rPr>
-        <w:rFonts w:ascii="Symbol" w:hAnsi="Symbol" w:hint="default"/>
-      </w:rPr>
-    </w:lvl>
-  </w:abstractNum>
-  <w:abstractNum w:abstractNumId="8" w15:restartNumberingAfterBreak="0">
-    <w:nsid w:val="FFFFFF88"/>
-    <w:multiLevelType w:val="singleLevel"/>
-    <w:tmpl w:val="D1600B48"/>
-    <w:lvl w:ilvl="0">
-      <w:start w:val="1"/>
-      <w:numFmt w:val="decimal"/>
-      <w:lvlText w:val="%1."/>
-      <w:lvlJc w:val="left"/>
-      <w:pPr>
-        <w:tabs>
-          <w:tab w:val="num" w:pos="360"/>
-        </w:tabs>
-        <w:ind w:left="360" w:hanging="360"/>
-      </w:pPr>
-    </w:lvl>
-  </w:abstractNum>
-  <w:abstractNum w:abstractNumId="9" w15:restartNumberingAfterBreak="0">
-    <w:nsid w:val="FFFFFF89"/>
-    <w:multiLevelType w:val="singleLevel"/>
-    <w:tmpl w:val="E622494A"/>
-    <w:lvl w:ilvl="0">
-      <w:start w:val="1"/>
-      <w:numFmt w:val="bullet"/>
-      <w:lvlText w:val=""/>
-      <w:lvlJc w:val="left"/>
-      <w:pPr>
-        <w:tabs>
-          <w:tab w:val="num" w:pos="360"/>
-        </w:tabs>
-        <w:ind w:left="360" w:hanging="360"/>
-      </w:pPr>
-      <w:rPr>
-        <w:rFonts w:ascii="Symbol" w:hAnsi="Symbol" w:hint="default"/>
-      </w:rPr>
-    </w:lvl>
-  </w:abstractNum>
-  <w:abstractNum w:abstractNumId="10" w15:restartNumberingAfterBreak="0">
     <w:nsid w:val="103920F0"/>
     <w:multiLevelType w:val="hybridMultilevel"/>
     <w:tmpl w:val="8C5C4048"/>
@@ -8735,532 +8684,7 @@
       </w:rPr>
     </w:lvl>
   </w:abstractNum>
-  <w:abstractNum w:abstractNumId="11" w15:restartNumberingAfterBreak="0">
-    <w:nsid w:val="1168781B"/>
-    <w:multiLevelType w:val="hybridMultilevel"/>
-    <w:tmpl w:val="E0164A14"/>
-    <w:lvl w:ilvl="0" w:tplc="04050013">
-      <w:start w:val="1"/>
-      <w:numFmt w:val="upperRoman"/>
-      <w:lvlText w:val="%1."/>
-      <w:lvlJc w:val="right"/>
-      <w:pPr>
-        <w:ind w:left="1080" w:hanging="360"/>
-      </w:pPr>
-      <w:rPr>
-        <w:rFonts w:hint="default"/>
-        <w:b w:val="0"/>
-        <w:i w:val="0"/>
-        <w:sz w:val="18"/>
-        <w:vertAlign w:val="baseline"/>
-      </w:rPr>
-    </w:lvl>
-    <w:lvl w:ilvl="1" w:tplc="04050019" w:tentative="1">
-      <w:start w:val="1"/>
-      <w:numFmt w:val="lowerLetter"/>
-      <w:lvlText w:val="%2."/>
-      <w:lvlJc w:val="left"/>
-      <w:pPr>
-        <w:ind w:left="1800" w:hanging="360"/>
-      </w:pPr>
-    </w:lvl>
-    <w:lvl w:ilvl="2" w:tplc="0405001B" w:tentative="1">
-      <w:start w:val="1"/>
-      <w:numFmt w:val="lowerRoman"/>
-      <w:lvlText w:val="%3."/>
-      <w:lvlJc w:val="right"/>
-      <w:pPr>
-        <w:ind w:left="2520" w:hanging="180"/>
-      </w:pPr>
-    </w:lvl>
-    <w:lvl w:ilvl="3" w:tplc="0405000F" w:tentative="1">
-      <w:start w:val="1"/>
-      <w:numFmt w:val="decimal"/>
-      <w:lvlText w:val="%4."/>
-      <w:lvlJc w:val="left"/>
-      <w:pPr>
-        <w:ind w:left="3240" w:hanging="360"/>
-      </w:pPr>
-    </w:lvl>
-    <w:lvl w:ilvl="4" w:tplc="04050019" w:tentative="1">
-      <w:start w:val="1"/>
-      <w:numFmt w:val="lowerLetter"/>
-      <w:lvlText w:val="%5."/>
-      <w:lvlJc w:val="left"/>
-      <w:pPr>
-        <w:ind w:left="3960" w:hanging="360"/>
-      </w:pPr>
-    </w:lvl>
-    <w:lvl w:ilvl="5" w:tplc="0405001B" w:tentative="1">
-      <w:start w:val="1"/>
-      <w:numFmt w:val="lowerRoman"/>
-      <w:lvlText w:val="%6."/>
-      <w:lvlJc w:val="right"/>
-      <w:pPr>
-        <w:ind w:left="4680" w:hanging="180"/>
-      </w:pPr>
-    </w:lvl>
-    <w:lvl w:ilvl="6" w:tplc="0405000F" w:tentative="1">
-      <w:start w:val="1"/>
-      <w:numFmt w:val="decimal"/>
-      <w:lvlText w:val="%7."/>
-      <w:lvlJc w:val="left"/>
-      <w:pPr>
-        <w:ind w:left="5400" w:hanging="360"/>
-      </w:pPr>
-    </w:lvl>
-    <w:lvl w:ilvl="7" w:tplc="04050019" w:tentative="1">
-      <w:start w:val="1"/>
-      <w:numFmt w:val="lowerLetter"/>
-      <w:lvlText w:val="%8."/>
-      <w:lvlJc w:val="left"/>
-      <w:pPr>
-        <w:ind w:left="6120" w:hanging="360"/>
-      </w:pPr>
-    </w:lvl>
-    <w:lvl w:ilvl="8" w:tplc="0405001B" w:tentative="1">
-      <w:start w:val="1"/>
-      <w:numFmt w:val="lowerRoman"/>
-      <w:lvlText w:val="%9."/>
-      <w:lvlJc w:val="right"/>
-      <w:pPr>
-        <w:ind w:left="6840" w:hanging="180"/>
-      </w:pPr>
-    </w:lvl>
-  </w:abstractNum>
-  <w:abstractNum w:abstractNumId="12" w15:restartNumberingAfterBreak="0">
-    <w:nsid w:val="11907CB5"/>
-    <w:multiLevelType w:val="hybridMultilevel"/>
-    <w:tmpl w:val="AA5AB23A"/>
-    <w:lvl w:ilvl="0" w:tplc="D170568C">
-      <w:numFmt w:val="bullet"/>
-      <w:lvlText w:val=""/>
-      <w:lvlJc w:val="left"/>
-      <w:pPr>
-        <w:ind w:left="720" w:hanging="360"/>
-      </w:pPr>
-      <w:rPr>
-        <w:rFonts w:ascii="Wingdings" w:eastAsia="Times New Roman" w:hAnsi="Wingdings" w:cs="Times New Roman" w:hint="default"/>
-        <w:sz w:val="22"/>
-      </w:rPr>
-    </w:lvl>
-    <w:lvl w:ilvl="1" w:tplc="04050003" w:tentative="1">
-      <w:start w:val="1"/>
-      <w:numFmt w:val="bullet"/>
-      <w:lvlText w:val="o"/>
-      <w:lvlJc w:val="left"/>
-      <w:pPr>
-        <w:ind w:left="1440" w:hanging="360"/>
-      </w:pPr>
-      <w:rPr>
-        <w:rFonts w:ascii="Courier New" w:hAnsi="Courier New" w:cs="Courier New" w:hint="default"/>
-      </w:rPr>
-    </w:lvl>
-    <w:lvl w:ilvl="2" w:tplc="04050005" w:tentative="1">
-      <w:start w:val="1"/>
-      <w:numFmt w:val="bullet"/>
-      <w:lvlText w:val=""/>
-      <w:lvlJc w:val="left"/>
-      <w:pPr>
-        <w:ind w:left="2160" w:hanging="360"/>
-      </w:pPr>
-      <w:rPr>
-        <w:rFonts w:ascii="Wingdings" w:hAnsi="Wingdings" w:hint="default"/>
-      </w:rPr>
-    </w:lvl>
-    <w:lvl w:ilvl="3" w:tplc="04050001" w:tentative="1">
-      <w:start w:val="1"/>
-      <w:numFmt w:val="bullet"/>
-      <w:lvlText w:val=""/>
-      <w:lvlJc w:val="left"/>
-      <w:pPr>
-        <w:ind w:left="2880" w:hanging="360"/>
-      </w:pPr>
-      <w:rPr>
-        <w:rFonts w:ascii="Symbol" w:hAnsi="Symbol" w:hint="default"/>
-      </w:rPr>
-    </w:lvl>
-    <w:lvl w:ilvl="4" w:tplc="04050003" w:tentative="1">
-      <w:start w:val="1"/>
-      <w:numFmt w:val="bullet"/>
-      <w:lvlText w:val="o"/>
-      <w:lvlJc w:val="left"/>
-      <w:pPr>
-        <w:ind w:left="3600" w:hanging="360"/>
-      </w:pPr>
-      <w:rPr>
-        <w:rFonts w:ascii="Courier New" w:hAnsi="Courier New" w:cs="Courier New" w:hint="default"/>
-      </w:rPr>
-    </w:lvl>
-    <w:lvl w:ilvl="5" w:tplc="04050005" w:tentative="1">
-      <w:start w:val="1"/>
-      <w:numFmt w:val="bullet"/>
-      <w:lvlText w:val=""/>
-      <w:lvlJc w:val="left"/>
-      <w:pPr>
-        <w:ind w:left="4320" w:hanging="360"/>
-      </w:pPr>
-      <w:rPr>
-        <w:rFonts w:ascii="Wingdings" w:hAnsi="Wingdings" w:hint="default"/>
-      </w:rPr>
-    </w:lvl>
-    <w:lvl w:ilvl="6" w:tplc="04050001" w:tentative="1">
-      <w:start w:val="1"/>
-      <w:numFmt w:val="bullet"/>
-      <w:lvlText w:val=""/>
-      <w:lvlJc w:val="left"/>
-      <w:pPr>
-        <w:ind w:left="5040" w:hanging="360"/>
-      </w:pPr>
-      <w:rPr>
-        <w:rFonts w:ascii="Symbol" w:hAnsi="Symbol" w:hint="default"/>
-      </w:rPr>
-    </w:lvl>
-    <w:lvl w:ilvl="7" w:tplc="04050003" w:tentative="1">
-      <w:start w:val="1"/>
-      <w:numFmt w:val="bullet"/>
-      <w:lvlText w:val="o"/>
-      <w:lvlJc w:val="left"/>
-      <w:pPr>
-        <w:ind w:left="5760" w:hanging="360"/>
-      </w:pPr>
-      <w:rPr>
-        <w:rFonts w:ascii="Courier New" w:hAnsi="Courier New" w:cs="Courier New" w:hint="default"/>
-      </w:rPr>
-    </w:lvl>
-    <w:lvl w:ilvl="8" w:tplc="04050005" w:tentative="1">
-      <w:start w:val="1"/>
-      <w:numFmt w:val="bullet"/>
-      <w:lvlText w:val=""/>
-      <w:lvlJc w:val="left"/>
-      <w:pPr>
-        <w:ind w:left="6480" w:hanging="360"/>
-      </w:pPr>
-      <w:rPr>
-        <w:rFonts w:ascii="Wingdings" w:hAnsi="Wingdings" w:hint="default"/>
-      </w:rPr>
-    </w:lvl>
-  </w:abstractNum>
-  <w:abstractNum w:abstractNumId="13" w15:restartNumberingAfterBreak="0">
-    <w:nsid w:val="149C47A5"/>
-    <w:multiLevelType w:val="hybridMultilevel"/>
-    <w:tmpl w:val="67FA6FC0"/>
-    <w:lvl w:ilvl="0" w:tplc="7D244BB0">
-      <w:start w:val="1"/>
-      <w:numFmt w:val="upperLetter"/>
-      <w:lvlText w:val="%1."/>
-      <w:lvlJc w:val="left"/>
-      <w:pPr>
-        <w:ind w:left="1494" w:hanging="360"/>
-      </w:pPr>
-      <w:rPr>
-        <w:i w:val="0"/>
-        <w:iCs/>
-      </w:rPr>
-    </w:lvl>
-    <w:lvl w:ilvl="1" w:tplc="04090019" w:tentative="1">
-      <w:start w:val="1"/>
-      <w:numFmt w:val="lowerLetter"/>
-      <w:lvlText w:val="%2."/>
-      <w:lvlJc w:val="left"/>
-      <w:pPr>
-        <w:ind w:left="2214" w:hanging="360"/>
-      </w:pPr>
-    </w:lvl>
-    <w:lvl w:ilvl="2" w:tplc="0409001B" w:tentative="1">
-      <w:start w:val="1"/>
-      <w:numFmt w:val="lowerRoman"/>
-      <w:lvlText w:val="%3."/>
-      <w:lvlJc w:val="right"/>
-      <w:pPr>
-        <w:ind w:left="2934" w:hanging="180"/>
-      </w:pPr>
-    </w:lvl>
-    <w:lvl w:ilvl="3" w:tplc="0409000F" w:tentative="1">
-      <w:start w:val="1"/>
-      <w:numFmt w:val="decimal"/>
-      <w:lvlText w:val="%4."/>
-      <w:lvlJc w:val="left"/>
-      <w:pPr>
-        <w:ind w:left="3654" w:hanging="360"/>
-      </w:pPr>
-    </w:lvl>
-    <w:lvl w:ilvl="4" w:tplc="04090019" w:tentative="1">
-      <w:start w:val="1"/>
-      <w:numFmt w:val="lowerLetter"/>
-      <w:lvlText w:val="%5."/>
-      <w:lvlJc w:val="left"/>
-      <w:pPr>
-        <w:ind w:left="4374" w:hanging="360"/>
-      </w:pPr>
-    </w:lvl>
-    <w:lvl w:ilvl="5" w:tplc="0409001B" w:tentative="1">
-      <w:start w:val="1"/>
-      <w:numFmt w:val="lowerRoman"/>
-      <w:lvlText w:val="%6."/>
-      <w:lvlJc w:val="right"/>
-      <w:pPr>
-        <w:ind w:left="5094" w:hanging="180"/>
-      </w:pPr>
-    </w:lvl>
-    <w:lvl w:ilvl="6" w:tplc="0409000F" w:tentative="1">
-      <w:start w:val="1"/>
-      <w:numFmt w:val="decimal"/>
-      <w:lvlText w:val="%7."/>
-      <w:lvlJc w:val="left"/>
-      <w:pPr>
-        <w:ind w:left="5814" w:hanging="360"/>
-      </w:pPr>
-    </w:lvl>
-    <w:lvl w:ilvl="7" w:tplc="04090019" w:tentative="1">
-      <w:start w:val="1"/>
-      <w:numFmt w:val="lowerLetter"/>
-      <w:lvlText w:val="%8."/>
-      <w:lvlJc w:val="left"/>
-      <w:pPr>
-        <w:ind w:left="6534" w:hanging="360"/>
-      </w:pPr>
-    </w:lvl>
-    <w:lvl w:ilvl="8" w:tplc="0409001B" w:tentative="1">
-      <w:start w:val="1"/>
-      <w:numFmt w:val="lowerRoman"/>
-      <w:lvlText w:val="%9."/>
-      <w:lvlJc w:val="right"/>
-      <w:pPr>
-        <w:ind w:left="7254" w:hanging="180"/>
-      </w:pPr>
-    </w:lvl>
-  </w:abstractNum>
-  <w:abstractNum w:abstractNumId="14" w15:restartNumberingAfterBreak="0">
-    <w:nsid w:val="1EC93BB7"/>
-    <w:multiLevelType w:val="hybridMultilevel"/>
-    <w:tmpl w:val="4ADC4A3E"/>
-    <w:lvl w:ilvl="0" w:tplc="04050005">
-      <w:start w:val="1"/>
-      <w:numFmt w:val="bullet"/>
-      <w:lvlText w:val=""/>
-      <w:lvlJc w:val="left"/>
-      <w:pPr>
-        <w:ind w:left="720" w:hanging="360"/>
-      </w:pPr>
-      <w:rPr>
-        <w:rFonts w:ascii="Wingdings" w:hAnsi="Wingdings" w:hint="default"/>
-      </w:rPr>
-    </w:lvl>
-    <w:lvl w:ilvl="1" w:tplc="04050003">
-      <w:start w:val="1"/>
-      <w:numFmt w:val="bullet"/>
-      <w:lvlText w:val="o"/>
-      <w:lvlJc w:val="left"/>
-      <w:pPr>
-        <w:ind w:left="1440" w:hanging="360"/>
-      </w:pPr>
-      <w:rPr>
-        <w:rFonts w:ascii="Courier New" w:hAnsi="Courier New" w:cs="Courier New" w:hint="default"/>
-      </w:rPr>
-    </w:lvl>
-    <w:lvl w:ilvl="2" w:tplc="04050005">
-      <w:start w:val="1"/>
-      <w:numFmt w:val="bullet"/>
-      <w:lvlText w:val=""/>
-      <w:lvlJc w:val="left"/>
-      <w:pPr>
-        <w:ind w:left="2160" w:hanging="360"/>
-      </w:pPr>
-      <w:rPr>
-        <w:rFonts w:ascii="Wingdings" w:hAnsi="Wingdings" w:hint="default"/>
-      </w:rPr>
-    </w:lvl>
-    <w:lvl w:ilvl="3" w:tplc="04050001" w:tentative="1">
-      <w:start w:val="1"/>
-      <w:numFmt w:val="bullet"/>
-      <w:lvlText w:val=""/>
-      <w:lvlJc w:val="left"/>
-      <w:pPr>
-        <w:ind w:left="2880" w:hanging="360"/>
-      </w:pPr>
-      <w:rPr>
-        <w:rFonts w:ascii="Symbol" w:hAnsi="Symbol" w:hint="default"/>
-      </w:rPr>
-    </w:lvl>
-    <w:lvl w:ilvl="4" w:tplc="04050003" w:tentative="1">
-      <w:start w:val="1"/>
-      <w:numFmt w:val="bullet"/>
-      <w:lvlText w:val="o"/>
-      <w:lvlJc w:val="left"/>
-      <w:pPr>
-        <w:ind w:left="3600" w:hanging="360"/>
-      </w:pPr>
-      <w:rPr>
-        <w:rFonts w:ascii="Courier New" w:hAnsi="Courier New" w:cs="Courier New" w:hint="default"/>
-      </w:rPr>
-    </w:lvl>
-    <w:lvl w:ilvl="5" w:tplc="04050005" w:tentative="1">
-      <w:start w:val="1"/>
-      <w:numFmt w:val="bullet"/>
-      <w:lvlText w:val=""/>
-      <w:lvlJc w:val="left"/>
-      <w:pPr>
-        <w:ind w:left="4320" w:hanging="360"/>
-      </w:pPr>
-      <w:rPr>
-        <w:rFonts w:ascii="Wingdings" w:hAnsi="Wingdings" w:hint="default"/>
-      </w:rPr>
-    </w:lvl>
-    <w:lvl w:ilvl="6" w:tplc="04050001" w:tentative="1">
-      <w:start w:val="1"/>
-      <w:numFmt w:val="bullet"/>
-      <w:lvlText w:val=""/>
-      <w:lvlJc w:val="left"/>
-      <w:pPr>
-        <w:ind w:left="5040" w:hanging="360"/>
-      </w:pPr>
-      <w:rPr>
-        <w:rFonts w:ascii="Symbol" w:hAnsi="Symbol" w:hint="default"/>
-      </w:rPr>
-    </w:lvl>
-    <w:lvl w:ilvl="7" w:tplc="04050003" w:tentative="1">
-      <w:start w:val="1"/>
-      <w:numFmt w:val="bullet"/>
-      <w:lvlText w:val="o"/>
-      <w:lvlJc w:val="left"/>
-      <w:pPr>
-        <w:ind w:left="5760" w:hanging="360"/>
-      </w:pPr>
-      <w:rPr>
-        <w:rFonts w:ascii="Courier New" w:hAnsi="Courier New" w:cs="Courier New" w:hint="default"/>
-      </w:rPr>
-    </w:lvl>
-    <w:lvl w:ilvl="8" w:tplc="04050005" w:tentative="1">
-      <w:start w:val="1"/>
-      <w:numFmt w:val="bullet"/>
-      <w:lvlText w:val=""/>
-      <w:lvlJc w:val="left"/>
-      <w:pPr>
-        <w:ind w:left="6480" w:hanging="360"/>
-      </w:pPr>
-      <w:rPr>
-        <w:rFonts w:ascii="Wingdings" w:hAnsi="Wingdings" w:hint="default"/>
-      </w:rPr>
-    </w:lvl>
-  </w:abstractNum>
-  <w:abstractNum w:abstractNumId="15" w15:restartNumberingAfterBreak="0">
-    <w:nsid w:val="1F995666"/>
-    <w:multiLevelType w:val="hybridMultilevel"/>
-    <w:tmpl w:val="F3CA1EF4"/>
-    <w:lvl w:ilvl="0" w:tplc="04080005">
-      <w:start w:val="1"/>
-      <w:numFmt w:val="bullet"/>
-      <w:lvlText w:val=""/>
-      <w:lvlJc w:val="left"/>
-      <w:pPr>
-        <w:tabs>
-          <w:tab w:val="num" w:pos="720"/>
-        </w:tabs>
-        <w:ind w:left="720" w:hanging="360"/>
-      </w:pPr>
-      <w:rPr>
-        <w:rFonts w:ascii="Wingdings" w:hAnsi="Wingdings" w:hint="default"/>
-      </w:rPr>
-    </w:lvl>
-    <w:lvl w:ilvl="1" w:tplc="04050011">
-      <w:start w:val="1"/>
-      <w:numFmt w:val="decimal"/>
-      <w:lvlText w:val="%2)"/>
-      <w:lvlJc w:val="left"/>
-      <w:pPr>
-        <w:tabs>
-          <w:tab w:val="num" w:pos="1440"/>
-        </w:tabs>
-        <w:ind w:left="1440" w:hanging="360"/>
-      </w:pPr>
-    </w:lvl>
-    <w:lvl w:ilvl="2" w:tplc="04080005">
-      <w:start w:val="1"/>
-      <w:numFmt w:val="decimal"/>
-      <w:lvlText w:val="%3."/>
-      <w:lvlJc w:val="left"/>
-      <w:pPr>
-        <w:tabs>
-          <w:tab w:val="num" w:pos="2160"/>
-        </w:tabs>
-        <w:ind w:left="2160" w:hanging="360"/>
-      </w:pPr>
-    </w:lvl>
-    <w:lvl w:ilvl="3" w:tplc="04080001">
-      <w:start w:val="1"/>
-      <w:numFmt w:val="decimal"/>
-      <w:lvlText w:val="%4."/>
-      <w:lvlJc w:val="left"/>
-      <w:pPr>
-        <w:tabs>
-          <w:tab w:val="num" w:pos="2880"/>
-        </w:tabs>
-        <w:ind w:left="2880" w:hanging="360"/>
-      </w:pPr>
-    </w:lvl>
-    <w:lvl w:ilvl="4" w:tplc="04080003">
-      <w:start w:val="1"/>
-      <w:numFmt w:val="decimal"/>
-      <w:lvlText w:val="%5."/>
-      <w:lvlJc w:val="left"/>
-      <w:pPr>
-        <w:tabs>
-          <w:tab w:val="num" w:pos="3600"/>
-        </w:tabs>
-        <w:ind w:left="3600" w:hanging="360"/>
-      </w:pPr>
-    </w:lvl>
-    <w:lvl w:ilvl="5" w:tplc="04080005">
-      <w:start w:val="1"/>
-      <w:numFmt w:val="decimal"/>
-      <w:lvlText w:val="%6."/>
-      <w:lvlJc w:val="left"/>
-      <w:pPr>
-        <w:tabs>
-          <w:tab w:val="num" w:pos="4320"/>
-        </w:tabs>
-        <w:ind w:left="4320" w:hanging="360"/>
-      </w:pPr>
-    </w:lvl>
-    <w:lvl w:ilvl="6" w:tplc="04080001">
-      <w:start w:val="1"/>
-      <w:numFmt w:val="decimal"/>
-      <w:lvlText w:val="%7."/>
-      <w:lvlJc w:val="left"/>
-      <w:pPr>
-        <w:tabs>
-          <w:tab w:val="num" w:pos="5040"/>
-        </w:tabs>
-        <w:ind w:left="5040" w:hanging="360"/>
-      </w:pPr>
-    </w:lvl>
-    <w:lvl w:ilvl="7" w:tplc="04080003">
-      <w:start w:val="1"/>
-      <w:numFmt w:val="decimal"/>
-      <w:lvlText w:val="%8."/>
-      <w:lvlJc w:val="left"/>
-      <w:pPr>
-        <w:tabs>
-          <w:tab w:val="num" w:pos="5760"/>
-        </w:tabs>
-        <w:ind w:left="5760" w:hanging="360"/>
-      </w:pPr>
-    </w:lvl>
-    <w:lvl w:ilvl="8" w:tplc="04080005">
-      <w:start w:val="1"/>
-      <w:numFmt w:val="decimal"/>
-      <w:lvlText w:val="%9."/>
-      <w:lvlJc w:val="left"/>
-      <w:pPr>
-        <w:tabs>
-          <w:tab w:val="num" w:pos="6480"/>
-        </w:tabs>
-        <w:ind w:left="6480" w:hanging="360"/>
-      </w:pPr>
-    </w:lvl>
-  </w:abstractNum>
-  <w:abstractNum w:abstractNumId="16" w15:restartNumberingAfterBreak="0">
+  <w:abstractNum w:abstractNumId="3" w15:restartNumberingAfterBreak="0">
     <w:nsid w:val="2877052E"/>
     <w:multiLevelType w:val="hybridMultilevel"/>
     <w:tmpl w:val="B902326A"/>
@@ -9373,1540 +8797,235 @@
       </w:rPr>
     </w:lvl>
   </w:abstractNum>
-  <w:abstractNum w:abstractNumId="17" w15:restartNumberingAfterBreak="0">
-    <w:nsid w:val="307C4BF4"/>
+  <w:abstractNum w:abstractNumId="4" w15:restartNumberingAfterBreak="0">
+    <w:nsid w:val="2B9C4E25"/>
     <w:multiLevelType w:val="hybridMultilevel"/>
-    <w:tmpl w:val="F82C63FC"/>
-    <w:lvl w:ilvl="0" w:tplc="0409000F">
-      <w:start w:val="1"/>
-      <w:numFmt w:val="decimal"/>
-      <w:lvlText w:val="%1."/>
-      <w:lvlJc w:val="left"/>
-      <w:pPr>
-        <w:ind w:left="720" w:hanging="360"/>
-      </w:pPr>
-      <w:rPr>
-        <w:rFonts w:hint="default"/>
-      </w:rPr>
-    </w:lvl>
-    <w:lvl w:ilvl="1" w:tplc="04090019" w:tentative="1">
-      <w:start w:val="1"/>
-      <w:numFmt w:val="lowerLetter"/>
-      <w:lvlText w:val="%2."/>
-      <w:lvlJc w:val="left"/>
-      <w:pPr>
-        <w:ind w:left="1440" w:hanging="360"/>
-      </w:pPr>
-    </w:lvl>
-    <w:lvl w:ilvl="2" w:tplc="0409001B" w:tentative="1">
-      <w:start w:val="1"/>
-      <w:numFmt w:val="lowerRoman"/>
-      <w:lvlText w:val="%3."/>
-      <w:lvlJc w:val="right"/>
-      <w:pPr>
-        <w:ind w:left="2160" w:hanging="180"/>
-      </w:pPr>
-    </w:lvl>
-    <w:lvl w:ilvl="3" w:tplc="0409000F" w:tentative="1">
-      <w:start w:val="1"/>
-      <w:numFmt w:val="decimal"/>
-      <w:lvlText w:val="%4."/>
-      <w:lvlJc w:val="left"/>
-      <w:pPr>
-        <w:ind w:left="2880" w:hanging="360"/>
-      </w:pPr>
-    </w:lvl>
-    <w:lvl w:ilvl="4" w:tplc="04090019" w:tentative="1">
-      <w:start w:val="1"/>
-      <w:numFmt w:val="lowerLetter"/>
-      <w:lvlText w:val="%5."/>
-      <w:lvlJc w:val="left"/>
-      <w:pPr>
-        <w:ind w:left="3600" w:hanging="360"/>
-      </w:pPr>
-    </w:lvl>
-    <w:lvl w:ilvl="5" w:tplc="0409001B" w:tentative="1">
-      <w:start w:val="1"/>
-      <w:numFmt w:val="lowerRoman"/>
-      <w:lvlText w:val="%6."/>
-      <w:lvlJc w:val="right"/>
-      <w:pPr>
-        <w:ind w:left="4320" w:hanging="180"/>
-      </w:pPr>
-    </w:lvl>
-    <w:lvl w:ilvl="6" w:tplc="0409000F" w:tentative="1">
-      <w:start w:val="1"/>
-      <w:numFmt w:val="decimal"/>
-      <w:lvlText w:val="%7."/>
-      <w:lvlJc w:val="left"/>
-      <w:pPr>
-        <w:ind w:left="5040" w:hanging="360"/>
-      </w:pPr>
-    </w:lvl>
-    <w:lvl w:ilvl="7" w:tplc="04090019" w:tentative="1">
-      <w:start w:val="1"/>
-      <w:numFmt w:val="lowerLetter"/>
-      <w:lvlText w:val="%8."/>
-      <w:lvlJc w:val="left"/>
-      <w:pPr>
-        <w:ind w:left="5760" w:hanging="360"/>
-      </w:pPr>
-    </w:lvl>
-    <w:lvl w:ilvl="8" w:tplc="0409001B" w:tentative="1">
-      <w:start w:val="1"/>
-      <w:numFmt w:val="lowerRoman"/>
-      <w:lvlText w:val="%9."/>
-      <w:lvlJc w:val="right"/>
-      <w:pPr>
-        <w:ind w:left="6480" w:hanging="180"/>
-      </w:pPr>
-    </w:lvl>
-  </w:abstractNum>
-  <w:abstractNum w:abstractNumId="18" w15:restartNumberingAfterBreak="0">
-    <w:nsid w:val="30B4215D"/>
-    <w:multiLevelType w:val="hybridMultilevel"/>
-    <w:tmpl w:val="2A904512"/>
-    <w:lvl w:ilvl="0" w:tplc="0405000F">
-      <w:start w:val="1"/>
-      <w:numFmt w:val="decimal"/>
-      <w:lvlText w:val="%1."/>
-      <w:lvlJc w:val="left"/>
-      <w:pPr>
-        <w:tabs>
-          <w:tab w:val="num" w:pos="1428"/>
-        </w:tabs>
-        <w:ind w:left="1428" w:hanging="360"/>
-      </w:pPr>
-    </w:lvl>
-    <w:lvl w:ilvl="1" w:tplc="04050019">
-      <w:start w:val="1"/>
-      <w:numFmt w:val="decimal"/>
-      <w:lvlText w:val="%2."/>
-      <w:lvlJc w:val="left"/>
-      <w:pPr>
-        <w:tabs>
-          <w:tab w:val="num" w:pos="1440"/>
-        </w:tabs>
-        <w:ind w:left="1440" w:hanging="360"/>
-      </w:pPr>
-    </w:lvl>
-    <w:lvl w:ilvl="2" w:tplc="0405001B">
-      <w:start w:val="1"/>
-      <w:numFmt w:val="decimal"/>
-      <w:lvlText w:val="%3."/>
-      <w:lvlJc w:val="left"/>
-      <w:pPr>
-        <w:tabs>
-          <w:tab w:val="num" w:pos="2160"/>
-        </w:tabs>
-        <w:ind w:left="2160" w:hanging="360"/>
-      </w:pPr>
-    </w:lvl>
-    <w:lvl w:ilvl="3" w:tplc="0405000F">
-      <w:start w:val="1"/>
-      <w:numFmt w:val="decimal"/>
-      <w:lvlText w:val="%4."/>
-      <w:lvlJc w:val="left"/>
-      <w:pPr>
-        <w:tabs>
-          <w:tab w:val="num" w:pos="2880"/>
-        </w:tabs>
-        <w:ind w:left="2880" w:hanging="360"/>
-      </w:pPr>
-    </w:lvl>
-    <w:lvl w:ilvl="4" w:tplc="04050019">
-      <w:start w:val="1"/>
-      <w:numFmt w:val="decimal"/>
-      <w:lvlText w:val="%5."/>
-      <w:lvlJc w:val="left"/>
-      <w:pPr>
-        <w:tabs>
-          <w:tab w:val="num" w:pos="3600"/>
-        </w:tabs>
-        <w:ind w:left="3600" w:hanging="360"/>
-      </w:pPr>
-    </w:lvl>
-    <w:lvl w:ilvl="5" w:tplc="0405001B">
-      <w:start w:val="1"/>
-      <w:numFmt w:val="decimal"/>
-      <w:lvlText w:val="%6."/>
-      <w:lvlJc w:val="left"/>
-      <w:pPr>
-        <w:tabs>
-          <w:tab w:val="num" w:pos="4320"/>
-        </w:tabs>
-        <w:ind w:left="4320" w:hanging="360"/>
-      </w:pPr>
-    </w:lvl>
-    <w:lvl w:ilvl="6" w:tplc="0405000F">
-      <w:start w:val="1"/>
-      <w:numFmt w:val="decimal"/>
-      <w:lvlText w:val="%7."/>
-      <w:lvlJc w:val="left"/>
-      <w:pPr>
-        <w:tabs>
-          <w:tab w:val="num" w:pos="5040"/>
-        </w:tabs>
-        <w:ind w:left="5040" w:hanging="360"/>
-      </w:pPr>
-    </w:lvl>
-    <w:lvl w:ilvl="7" w:tplc="04050019">
-      <w:start w:val="1"/>
-      <w:numFmt w:val="decimal"/>
-      <w:lvlText w:val="%8."/>
-      <w:lvlJc w:val="left"/>
-      <w:pPr>
-        <w:tabs>
-          <w:tab w:val="num" w:pos="5760"/>
-        </w:tabs>
-        <w:ind w:left="5760" w:hanging="360"/>
-      </w:pPr>
-    </w:lvl>
-    <w:lvl w:ilvl="8" w:tplc="0405001B">
-      <w:start w:val="1"/>
-      <w:numFmt w:val="decimal"/>
-      <w:lvlText w:val="%9."/>
-      <w:lvlJc w:val="left"/>
-      <w:pPr>
-        <w:tabs>
-          <w:tab w:val="num" w:pos="6480"/>
-        </w:tabs>
-        <w:ind w:left="6480" w:hanging="360"/>
-      </w:pPr>
-    </w:lvl>
-  </w:abstractNum>
-  <w:abstractNum w:abstractNumId="19" w15:restartNumberingAfterBreak="0">
-    <w:nsid w:val="330E6CD5"/>
-    <w:multiLevelType w:val="hybridMultilevel"/>
-    <w:tmpl w:val="E884C9AC"/>
-    <w:lvl w:ilvl="0" w:tplc="CBCA7AB0">
-      <w:start w:val="1"/>
-      <w:numFmt w:val="decimal"/>
-      <w:lvlText w:val="%1."/>
-      <w:lvlJc w:val="left"/>
-      <w:pPr>
-        <w:tabs>
-          <w:tab w:val="num" w:pos="360"/>
-        </w:tabs>
-        <w:ind w:left="360" w:hanging="360"/>
-      </w:pPr>
-      <w:rPr>
-        <w:rFonts w:hint="default"/>
-      </w:rPr>
-    </w:lvl>
-    <w:lvl w:ilvl="1" w:tplc="28F21C0C">
-      <w:start w:val="1"/>
-      <w:numFmt w:val="lowerLetter"/>
-      <w:lvlText w:val="%2)"/>
-      <w:lvlJc w:val="left"/>
-      <w:pPr>
-        <w:ind w:left="1080" w:hanging="360"/>
-      </w:pPr>
-      <w:rPr>
-        <w:rFonts w:hint="default"/>
-      </w:rPr>
-    </w:lvl>
-    <w:lvl w:ilvl="2" w:tplc="0408001B" w:tentative="1">
-      <w:start w:val="1"/>
-      <w:numFmt w:val="lowerRoman"/>
-      <w:lvlText w:val="%3."/>
-      <w:lvlJc w:val="right"/>
-      <w:pPr>
-        <w:tabs>
-          <w:tab w:val="num" w:pos="1800"/>
-        </w:tabs>
-        <w:ind w:left="1800" w:hanging="180"/>
-      </w:pPr>
-    </w:lvl>
-    <w:lvl w:ilvl="3" w:tplc="0408000F" w:tentative="1">
-      <w:start w:val="1"/>
-      <w:numFmt w:val="decimal"/>
-      <w:lvlText w:val="%4."/>
-      <w:lvlJc w:val="left"/>
-      <w:pPr>
-        <w:tabs>
-          <w:tab w:val="num" w:pos="2520"/>
-        </w:tabs>
-        <w:ind w:left="2520" w:hanging="360"/>
-      </w:pPr>
-    </w:lvl>
-    <w:lvl w:ilvl="4" w:tplc="04080019" w:tentative="1">
-      <w:start w:val="1"/>
-      <w:numFmt w:val="lowerLetter"/>
-      <w:lvlText w:val="%5."/>
-      <w:lvlJc w:val="left"/>
-      <w:pPr>
-        <w:tabs>
-          <w:tab w:val="num" w:pos="3240"/>
-        </w:tabs>
-        <w:ind w:left="3240" w:hanging="360"/>
-      </w:pPr>
-    </w:lvl>
-    <w:lvl w:ilvl="5" w:tplc="0408001B" w:tentative="1">
-      <w:start w:val="1"/>
-      <w:numFmt w:val="lowerRoman"/>
-      <w:lvlText w:val="%6."/>
-      <w:lvlJc w:val="right"/>
-      <w:pPr>
-        <w:tabs>
-          <w:tab w:val="num" w:pos="3960"/>
-        </w:tabs>
-        <w:ind w:left="3960" w:hanging="180"/>
-      </w:pPr>
-    </w:lvl>
-    <w:lvl w:ilvl="6" w:tplc="0408000F" w:tentative="1">
-      <w:start w:val="1"/>
-      <w:numFmt w:val="decimal"/>
-      <w:lvlText w:val="%7."/>
-      <w:lvlJc w:val="left"/>
-      <w:pPr>
-        <w:tabs>
-          <w:tab w:val="num" w:pos="4680"/>
-        </w:tabs>
-        <w:ind w:left="4680" w:hanging="360"/>
-      </w:pPr>
-    </w:lvl>
-    <w:lvl w:ilvl="7" w:tplc="04080019" w:tentative="1">
-      <w:start w:val="1"/>
-      <w:numFmt w:val="lowerLetter"/>
-      <w:lvlText w:val="%8."/>
-      <w:lvlJc w:val="left"/>
-      <w:pPr>
-        <w:tabs>
-          <w:tab w:val="num" w:pos="5400"/>
-        </w:tabs>
-        <w:ind w:left="5400" w:hanging="360"/>
-      </w:pPr>
-    </w:lvl>
-    <w:lvl w:ilvl="8" w:tplc="0408001B" w:tentative="1">
-      <w:start w:val="1"/>
-      <w:numFmt w:val="lowerRoman"/>
-      <w:lvlText w:val="%9."/>
-      <w:lvlJc w:val="right"/>
-      <w:pPr>
-        <w:tabs>
-          <w:tab w:val="num" w:pos="6120"/>
-        </w:tabs>
-        <w:ind w:left="6120" w:hanging="180"/>
-      </w:pPr>
-    </w:lvl>
-  </w:abstractNum>
-  <w:abstractNum w:abstractNumId="20" w15:restartNumberingAfterBreak="0">
-    <w:nsid w:val="39997357"/>
-    <w:multiLevelType w:val="multilevel"/>
-    <w:tmpl w:val="41A60A90"/>
-    <w:lvl w:ilvl="0">
+    <w:tmpl w:val="66ECD2BA"/>
+    <w:lvl w:ilvl="0" w:tplc="0409000B">
+      <w:start w:val="1"/>
+      <w:numFmt w:val="bullet"/>
+      <w:lvlText w:val=""/>
+      <w:lvlJc w:val="left"/>
+      <w:pPr>
+        <w:ind w:left="1211" w:hanging="360"/>
+      </w:pPr>
+      <w:rPr>
+        <w:rFonts w:ascii="Wingdings" w:hAnsi="Wingdings" w:hint="default"/>
+      </w:rPr>
+    </w:lvl>
+    <w:lvl w:ilvl="1" w:tplc="04090003" w:tentative="1">
+      <w:start w:val="1"/>
+      <w:numFmt w:val="bullet"/>
+      <w:lvlText w:val="o"/>
+      <w:lvlJc w:val="left"/>
+      <w:pPr>
+        <w:ind w:left="1931" w:hanging="360"/>
+      </w:pPr>
+      <w:rPr>
+        <w:rFonts w:ascii="Courier New" w:hAnsi="Courier New" w:cs="Courier New" w:hint="default"/>
+      </w:rPr>
+    </w:lvl>
+    <w:lvl w:ilvl="2" w:tplc="04090005" w:tentative="1">
+      <w:start w:val="1"/>
+      <w:numFmt w:val="bullet"/>
+      <w:lvlText w:val=""/>
+      <w:lvlJc w:val="left"/>
+      <w:pPr>
+        <w:ind w:left="2651" w:hanging="360"/>
+      </w:pPr>
+      <w:rPr>
+        <w:rFonts w:ascii="Wingdings" w:hAnsi="Wingdings" w:hint="default"/>
+      </w:rPr>
+    </w:lvl>
+    <w:lvl w:ilvl="3" w:tplc="04090001" w:tentative="1">
       <w:start w:val="1"/>
       <w:numFmt w:val="bullet"/>
       <w:lvlText w:val=""/>
       <w:lvlJc w:val="left"/>
       <w:pPr>
-        <w:tabs>
-          <w:tab w:val="num" w:pos="720"/>
-        </w:tabs>
-        <w:ind w:left="720" w:hanging="360"/>
+        <w:ind w:left="3371" w:hanging="360"/>
       </w:pPr>
       <w:rPr>
         <w:rFonts w:ascii="Symbol" w:hAnsi="Symbol" w:hint="default"/>
-        <w:sz w:val="20"/>
-      </w:rPr>
-    </w:lvl>
-    <w:lvl w:ilvl="1">
+      </w:rPr>
+    </w:lvl>
+    <w:lvl w:ilvl="4" w:tplc="04090003" w:tentative="1">
       <w:start w:val="1"/>
       <w:numFmt w:val="bullet"/>
       <w:lvlText w:val="o"/>
       <w:lvlJc w:val="left"/>
       <w:pPr>
-        <w:tabs>
-          <w:tab w:val="num" w:pos="1440"/>
-        </w:tabs>
-        <w:ind w:left="1440" w:hanging="360"/>
-      </w:pPr>
-      <w:rPr>
-        <w:rFonts w:ascii="Courier New" w:hAnsi="Courier New" w:cs="Times New Roman" w:hint="default"/>
-        <w:sz w:val="20"/>
-      </w:rPr>
-    </w:lvl>
-    <w:lvl w:ilvl="2">
+        <w:ind w:left="4091" w:hanging="360"/>
+      </w:pPr>
+      <w:rPr>
+        <w:rFonts w:ascii="Courier New" w:hAnsi="Courier New" w:cs="Courier New" w:hint="default"/>
+      </w:rPr>
+    </w:lvl>
+    <w:lvl w:ilvl="5" w:tplc="04090005" w:tentative="1">
       <w:start w:val="1"/>
       <w:numFmt w:val="bullet"/>
       <w:lvlText w:val=""/>
       <w:lvlJc w:val="left"/>
       <w:pPr>
-        <w:tabs>
-          <w:tab w:val="num" w:pos="2160"/>
-        </w:tabs>
-        <w:ind w:left="2160" w:hanging="360"/>
+        <w:ind w:left="4811" w:hanging="360"/>
       </w:pPr>
       <w:rPr>
         <w:rFonts w:ascii="Wingdings" w:hAnsi="Wingdings" w:hint="default"/>
-        <w:sz w:val="20"/>
-      </w:rPr>
-    </w:lvl>
-    <w:lvl w:ilvl="3">
+      </w:rPr>
+    </w:lvl>
+    <w:lvl w:ilvl="6" w:tplc="04090001" w:tentative="1">
+      <w:start w:val="1"/>
+      <w:numFmt w:val="bullet"/>
+      <w:lvlText w:val=""/>
+      <w:lvlJc w:val="left"/>
+      <w:pPr>
+        <w:ind w:left="5531" w:hanging="360"/>
+      </w:pPr>
+      <w:rPr>
+        <w:rFonts w:ascii="Symbol" w:hAnsi="Symbol" w:hint="default"/>
+      </w:rPr>
+    </w:lvl>
+    <w:lvl w:ilvl="7" w:tplc="04090003" w:tentative="1">
+      <w:start w:val="1"/>
+      <w:numFmt w:val="bullet"/>
+      <w:lvlText w:val="o"/>
+      <w:lvlJc w:val="left"/>
+      <w:pPr>
+        <w:ind w:left="6251" w:hanging="360"/>
+      </w:pPr>
+      <w:rPr>
+        <w:rFonts w:ascii="Courier New" w:hAnsi="Courier New" w:cs="Courier New" w:hint="default"/>
+      </w:rPr>
+    </w:lvl>
+    <w:lvl w:ilvl="8" w:tplc="04090005" w:tentative="1">
       <w:start w:val="1"/>
       <w:numFmt w:val="bullet"/>
       <w:lvlText w:val=""/>
       <w:lvlJc w:val="left"/>
       <w:pPr>
-        <w:tabs>
-          <w:tab w:val="num" w:pos="2880"/>
-        </w:tabs>
-        <w:ind w:left="2880" w:hanging="360"/>
+        <w:ind w:left="6971" w:hanging="360"/>
       </w:pPr>
       <w:rPr>
         <w:rFonts w:ascii="Wingdings" w:hAnsi="Wingdings" w:hint="default"/>
-        <w:sz w:val="20"/>
-      </w:rPr>
-    </w:lvl>
-    <w:lvl w:ilvl="4">
+      </w:rPr>
+    </w:lvl>
+  </w:abstractNum>
+  <w:abstractNum w:abstractNumId="5" w15:restartNumberingAfterBreak="0">
+    <w:nsid w:val="3A307138"/>
+    <w:multiLevelType w:val="hybridMultilevel"/>
+    <w:tmpl w:val="6BF6466A"/>
+    <w:lvl w:ilvl="0" w:tplc="8E7CA998">
+      <w:start w:val="1"/>
+      <w:numFmt w:val="bullet"/>
+      <w:lvlText w:val=""/>
+      <w:lvlJc w:val="left"/>
+      <w:pPr>
+        <w:ind w:left="1574" w:hanging="360"/>
+      </w:pPr>
+      <w:rPr>
+        <w:rFonts w:ascii="Symbol" w:hAnsi="Symbol" w:hint="default"/>
+        <w:sz w:val="24"/>
+        <w:szCs w:val="24"/>
+      </w:rPr>
+    </w:lvl>
+    <w:lvl w:ilvl="1" w:tplc="04090003" w:tentative="1">
+      <w:start w:val="1"/>
+      <w:numFmt w:val="bullet"/>
+      <w:lvlText w:val="o"/>
+      <w:lvlJc w:val="left"/>
+      <w:pPr>
+        <w:ind w:left="1440" w:hanging="360"/>
+      </w:pPr>
+      <w:rPr>
+        <w:rFonts w:ascii="Courier New" w:hAnsi="Courier New" w:cs="Courier New" w:hint="default"/>
+      </w:rPr>
+    </w:lvl>
+    <w:lvl w:ilvl="2" w:tplc="04090005" w:tentative="1">
       <w:start w:val="1"/>
       <w:numFmt w:val="bullet"/>
       <w:lvlText w:val=""/>
       <w:lvlJc w:val="left"/>
       <w:pPr>
-        <w:tabs>
-          <w:tab w:val="num" w:pos="3600"/>
-        </w:tabs>
+        <w:ind w:left="2160" w:hanging="360"/>
+      </w:pPr>
+      <w:rPr>
+        <w:rFonts w:ascii="Wingdings" w:hAnsi="Wingdings" w:hint="default"/>
+      </w:rPr>
+    </w:lvl>
+    <w:lvl w:ilvl="3" w:tplc="04090001" w:tentative="1">
+      <w:start w:val="1"/>
+      <w:numFmt w:val="bullet"/>
+      <w:lvlText w:val=""/>
+      <w:lvlJc w:val="left"/>
+      <w:pPr>
+        <w:ind w:left="2880" w:hanging="360"/>
+      </w:pPr>
+      <w:rPr>
+        <w:rFonts w:ascii="Symbol" w:hAnsi="Symbol" w:hint="default"/>
+      </w:rPr>
+    </w:lvl>
+    <w:lvl w:ilvl="4" w:tplc="04090003" w:tentative="1">
+      <w:start w:val="1"/>
+      <w:numFmt w:val="bullet"/>
+      <w:lvlText w:val="o"/>
+      <w:lvlJc w:val="left"/>
+      <w:pPr>
         <w:ind w:left="3600" w:hanging="360"/>
       </w:pPr>
       <w:rPr>
-        <w:rFonts w:ascii="Wingdings" w:hAnsi="Wingdings" w:hint="default"/>
-        <w:sz w:val="20"/>
-      </w:rPr>
-    </w:lvl>
-    <w:lvl w:ilvl="5">
+        <w:rFonts w:ascii="Courier New" w:hAnsi="Courier New" w:cs="Courier New" w:hint="default"/>
+      </w:rPr>
+    </w:lvl>
+    <w:lvl w:ilvl="5" w:tplc="04090005" w:tentative="1">
       <w:start w:val="1"/>
       <w:numFmt w:val="bullet"/>
       <w:lvlText w:val=""/>
       <w:lvlJc w:val="left"/>
       <w:pPr>
-        <w:tabs>
-          <w:tab w:val="num" w:pos="4320"/>
-        </w:tabs>
         <w:ind w:left="4320" w:hanging="360"/>
       </w:pPr>
       <w:rPr>
         <w:rFonts w:ascii="Wingdings" w:hAnsi="Wingdings" w:hint="default"/>
-        <w:sz w:val="20"/>
-      </w:rPr>
-    </w:lvl>
-    <w:lvl w:ilvl="6">
+      </w:rPr>
+    </w:lvl>
+    <w:lvl w:ilvl="6" w:tplc="04090001" w:tentative="1">
+      <w:start w:val="1"/>
+      <w:numFmt w:val="bullet"/>
+      <w:lvlText w:val=""/>
+      <w:lvlJc w:val="left"/>
+      <w:pPr>
+        <w:ind w:left="5040" w:hanging="360"/>
+      </w:pPr>
+      <w:rPr>
+        <w:rFonts w:ascii="Symbol" w:hAnsi="Symbol" w:hint="default"/>
+      </w:rPr>
+    </w:lvl>
+    <w:lvl w:ilvl="7" w:tplc="04090003" w:tentative="1">
+      <w:start w:val="1"/>
+      <w:numFmt w:val="bullet"/>
+      <w:lvlText w:val="o"/>
+      <w:lvlJc w:val="left"/>
+      <w:pPr>
+        <w:ind w:left="5760" w:hanging="360"/>
+      </w:pPr>
+      <w:rPr>
+        <w:rFonts w:ascii="Courier New" w:hAnsi="Courier New" w:cs="Courier New" w:hint="default"/>
+      </w:rPr>
+    </w:lvl>
+    <w:lvl w:ilvl="8" w:tplc="04090005" w:tentative="1">
       <w:start w:val="1"/>
       <w:numFmt w:val="bullet"/>
       <w:lvlText w:val=""/>
       <w:lvlJc w:val="left"/>
       <w:pPr>
-        <w:tabs>
-          <w:tab w:val="num" w:pos="5040"/>
-        </w:tabs>
-        <w:ind w:left="5040" w:hanging="360"/>
+        <w:ind w:left="6480" w:hanging="360"/>
       </w:pPr>
       <w:rPr>
         <w:rFonts w:ascii="Wingdings" w:hAnsi="Wingdings" w:hint="default"/>
-        <w:sz w:val="20"/>
-      </w:rPr>
-    </w:lvl>
-    <w:lvl w:ilvl="7">
-      <w:start w:val="1"/>
-      <w:numFmt w:val="bullet"/>
-      <w:lvlText w:val=""/>
-      <w:lvlJc w:val="left"/>
-      <w:pPr>
-        <w:tabs>
-          <w:tab w:val="num" w:pos="5760"/>
-        </w:tabs>
-        <w:ind w:left="5760" w:hanging="360"/>
-      </w:pPr>
-      <w:rPr>
-        <w:rFonts w:ascii="Wingdings" w:hAnsi="Wingdings" w:hint="default"/>
-        <w:sz w:val="20"/>
-      </w:rPr>
-    </w:lvl>
-    <w:lvl w:ilvl="8">
-      <w:start w:val="1"/>
-      <w:numFmt w:val="bullet"/>
-      <w:lvlText w:val=""/>
-      <w:lvlJc w:val="left"/>
-      <w:pPr>
-        <w:tabs>
-          <w:tab w:val="num" w:pos="6480"/>
-        </w:tabs>
-        <w:ind w:left="6480" w:hanging="360"/>
-      </w:pPr>
-      <w:rPr>
-        <w:rFonts w:ascii="Wingdings" w:hAnsi="Wingdings" w:hint="default"/>
-        <w:sz w:val="20"/>
       </w:rPr>
     </w:lvl>
   </w:abstractNum>
-  <w:abstractNum w:abstractNumId="21" w15:restartNumberingAfterBreak="0">
-    <w:nsid w:val="3EB55CC3"/>
-    <w:multiLevelType w:val="hybridMultilevel"/>
-    <w:tmpl w:val="D738114E"/>
-    <w:lvl w:ilvl="0" w:tplc="04050001">
-      <w:start w:val="1"/>
-      <w:numFmt w:val="bullet"/>
-      <w:lvlText w:val=""/>
-      <w:lvlJc w:val="left"/>
-      <w:pPr>
-        <w:ind w:left="720" w:hanging="360"/>
-      </w:pPr>
-      <w:rPr>
-        <w:rFonts w:ascii="Symbol" w:hAnsi="Symbol" w:hint="default"/>
-      </w:rPr>
-    </w:lvl>
-    <w:lvl w:ilvl="1" w:tplc="04050003">
-      <w:start w:val="1"/>
-      <w:numFmt w:val="bullet"/>
-      <w:lvlText w:val="o"/>
-      <w:lvlJc w:val="left"/>
-      <w:pPr>
-        <w:ind w:left="1440" w:hanging="360"/>
-      </w:pPr>
-      <w:rPr>
-        <w:rFonts w:ascii="Courier New" w:hAnsi="Courier New" w:cs="Courier New" w:hint="default"/>
-      </w:rPr>
-    </w:lvl>
-    <w:lvl w:ilvl="2" w:tplc="04050005">
-      <w:start w:val="1"/>
-      <w:numFmt w:val="bullet"/>
-      <w:lvlText w:val=""/>
-      <w:lvlJc w:val="left"/>
-      <w:pPr>
-        <w:ind w:left="2160" w:hanging="360"/>
-      </w:pPr>
-      <w:rPr>
-        <w:rFonts w:ascii="Wingdings" w:hAnsi="Wingdings" w:hint="default"/>
-      </w:rPr>
-    </w:lvl>
-    <w:lvl w:ilvl="3" w:tplc="04050001" w:tentative="1">
-      <w:start w:val="1"/>
-      <w:numFmt w:val="bullet"/>
-      <w:lvlText w:val=""/>
-      <w:lvlJc w:val="left"/>
-      <w:pPr>
-        <w:ind w:left="2880" w:hanging="360"/>
-      </w:pPr>
-      <w:rPr>
-        <w:rFonts w:ascii="Symbol" w:hAnsi="Symbol" w:hint="default"/>
-      </w:rPr>
-    </w:lvl>
-    <w:lvl w:ilvl="4" w:tplc="04050003" w:tentative="1">
-      <w:start w:val="1"/>
-      <w:numFmt w:val="bullet"/>
-      <w:lvlText w:val="o"/>
-      <w:lvlJc w:val="left"/>
-      <w:pPr>
-        <w:ind w:left="3600" w:hanging="360"/>
-      </w:pPr>
-      <w:rPr>
-        <w:rFonts w:ascii="Courier New" w:hAnsi="Courier New" w:cs="Courier New" w:hint="default"/>
-      </w:rPr>
-    </w:lvl>
-    <w:lvl w:ilvl="5" w:tplc="04050005" w:tentative="1">
-      <w:start w:val="1"/>
-      <w:numFmt w:val="bullet"/>
-      <w:lvlText w:val=""/>
-      <w:lvlJc w:val="left"/>
-      <w:pPr>
-        <w:ind w:left="4320" w:hanging="360"/>
-      </w:pPr>
-      <w:rPr>
-        <w:rFonts w:ascii="Wingdings" w:hAnsi="Wingdings" w:hint="default"/>
-      </w:rPr>
-    </w:lvl>
-    <w:lvl w:ilvl="6" w:tplc="04050001" w:tentative="1">
-      <w:start w:val="1"/>
-      <w:numFmt w:val="bullet"/>
-      <w:lvlText w:val=""/>
-      <w:lvlJc w:val="left"/>
-      <w:pPr>
-        <w:ind w:left="5040" w:hanging="360"/>
-      </w:pPr>
-      <w:rPr>
-        <w:rFonts w:ascii="Symbol" w:hAnsi="Symbol" w:hint="default"/>
-      </w:rPr>
-    </w:lvl>
-    <w:lvl w:ilvl="7" w:tplc="04050003" w:tentative="1">
-      <w:start w:val="1"/>
-      <w:numFmt w:val="bullet"/>
-      <w:lvlText w:val="o"/>
-      <w:lvlJc w:val="left"/>
-      <w:pPr>
-        <w:ind w:left="5760" w:hanging="360"/>
-      </w:pPr>
-      <w:rPr>
-        <w:rFonts w:ascii="Courier New" w:hAnsi="Courier New" w:cs="Courier New" w:hint="default"/>
-      </w:rPr>
-    </w:lvl>
-    <w:lvl w:ilvl="8" w:tplc="04050005" w:tentative="1">
-      <w:start w:val="1"/>
-      <w:numFmt w:val="bullet"/>
-      <w:lvlText w:val=""/>
-      <w:lvlJc w:val="left"/>
-      <w:pPr>
-        <w:ind w:left="6480" w:hanging="360"/>
-      </w:pPr>
-      <w:rPr>
-        <w:rFonts w:ascii="Wingdings" w:hAnsi="Wingdings" w:hint="default"/>
-      </w:rPr>
-    </w:lvl>
-  </w:abstractNum>
-  <w:abstractNum w:abstractNumId="22" w15:restartNumberingAfterBreak="0">
-    <w:nsid w:val="3F031DB9"/>
-    <w:multiLevelType w:val="hybridMultilevel"/>
-    <w:tmpl w:val="3FD06F4A"/>
-    <w:lvl w:ilvl="0" w:tplc="F67EDE5E">
-      <w:start w:val="1"/>
-      <w:numFmt w:val="decimal"/>
-      <w:lvlText w:val="%1."/>
-      <w:lvlJc w:val="left"/>
-      <w:pPr>
-        <w:tabs>
-          <w:tab w:val="num" w:pos="360"/>
-        </w:tabs>
-        <w:ind w:left="360" w:hanging="360"/>
-      </w:pPr>
-      <w:rPr>
-        <w:rFonts w:hint="default"/>
-      </w:rPr>
-    </w:lvl>
-    <w:lvl w:ilvl="1" w:tplc="28F21C0C">
-      <w:start w:val="1"/>
-      <w:numFmt w:val="lowerLetter"/>
-      <w:lvlText w:val="%2)"/>
-      <w:lvlJc w:val="left"/>
-      <w:pPr>
-        <w:ind w:left="1080" w:hanging="360"/>
-      </w:pPr>
-      <w:rPr>
-        <w:rFonts w:hint="default"/>
-      </w:rPr>
-    </w:lvl>
-    <w:lvl w:ilvl="2" w:tplc="0408001B" w:tentative="1">
-      <w:start w:val="1"/>
-      <w:numFmt w:val="lowerRoman"/>
-      <w:lvlText w:val="%3."/>
-      <w:lvlJc w:val="right"/>
-      <w:pPr>
-        <w:tabs>
-          <w:tab w:val="num" w:pos="1800"/>
-        </w:tabs>
-        <w:ind w:left="1800" w:hanging="180"/>
-      </w:pPr>
-    </w:lvl>
-    <w:lvl w:ilvl="3" w:tplc="0408000F" w:tentative="1">
-      <w:start w:val="1"/>
-      <w:numFmt w:val="decimal"/>
-      <w:lvlText w:val="%4."/>
-      <w:lvlJc w:val="left"/>
-      <w:pPr>
-        <w:tabs>
-          <w:tab w:val="num" w:pos="2520"/>
-        </w:tabs>
-        <w:ind w:left="2520" w:hanging="360"/>
-      </w:pPr>
-    </w:lvl>
-    <w:lvl w:ilvl="4" w:tplc="04080019" w:tentative="1">
-      <w:start w:val="1"/>
-      <w:numFmt w:val="lowerLetter"/>
-      <w:lvlText w:val="%5."/>
-      <w:lvlJc w:val="left"/>
-      <w:pPr>
-        <w:tabs>
-          <w:tab w:val="num" w:pos="3240"/>
-        </w:tabs>
-        <w:ind w:left="3240" w:hanging="360"/>
-      </w:pPr>
-    </w:lvl>
-    <w:lvl w:ilvl="5" w:tplc="0408001B" w:tentative="1">
-      <w:start w:val="1"/>
-      <w:numFmt w:val="lowerRoman"/>
-      <w:lvlText w:val="%6."/>
-      <w:lvlJc w:val="right"/>
-      <w:pPr>
-        <w:tabs>
-          <w:tab w:val="num" w:pos="3960"/>
-        </w:tabs>
-        <w:ind w:left="3960" w:hanging="180"/>
-      </w:pPr>
-    </w:lvl>
-    <w:lvl w:ilvl="6" w:tplc="0408000F" w:tentative="1">
-      <w:start w:val="1"/>
-      <w:numFmt w:val="decimal"/>
-      <w:lvlText w:val="%7."/>
-      <w:lvlJc w:val="left"/>
-      <w:pPr>
-        <w:tabs>
-          <w:tab w:val="num" w:pos="4680"/>
-        </w:tabs>
-        <w:ind w:left="4680" w:hanging="360"/>
-      </w:pPr>
-    </w:lvl>
-    <w:lvl w:ilvl="7" w:tplc="04080019" w:tentative="1">
-      <w:start w:val="1"/>
-      <w:numFmt w:val="lowerLetter"/>
-      <w:lvlText w:val="%8."/>
-      <w:lvlJc w:val="left"/>
-      <w:pPr>
-        <w:tabs>
-          <w:tab w:val="num" w:pos="5400"/>
-        </w:tabs>
-        <w:ind w:left="5400" w:hanging="360"/>
-      </w:pPr>
-    </w:lvl>
-    <w:lvl w:ilvl="8" w:tplc="0408001B" w:tentative="1">
-      <w:start w:val="1"/>
-      <w:numFmt w:val="lowerRoman"/>
-      <w:lvlText w:val="%9."/>
-      <w:lvlJc w:val="right"/>
-      <w:pPr>
-        <w:tabs>
-          <w:tab w:val="num" w:pos="6120"/>
-        </w:tabs>
-        <w:ind w:left="6120" w:hanging="180"/>
-      </w:pPr>
-    </w:lvl>
-  </w:abstractNum>
-  <w:abstractNum w:abstractNumId="23" w15:restartNumberingAfterBreak="0">
-    <w:nsid w:val="3F7D7015"/>
-    <w:multiLevelType w:val="hybridMultilevel"/>
-    <w:tmpl w:val="2BB63F7C"/>
-    <w:lvl w:ilvl="0" w:tplc="0405000F">
-      <w:start w:val="1"/>
-      <w:numFmt w:val="decimal"/>
-      <w:lvlText w:val="%1."/>
-      <w:lvlJc w:val="left"/>
-      <w:pPr>
-        <w:ind w:left="720" w:hanging="360"/>
-      </w:pPr>
-    </w:lvl>
-    <w:lvl w:ilvl="1" w:tplc="04050019" w:tentative="1">
-      <w:start w:val="1"/>
-      <w:numFmt w:val="lowerLetter"/>
-      <w:lvlText w:val="%2."/>
-      <w:lvlJc w:val="left"/>
-      <w:pPr>
-        <w:ind w:left="1440" w:hanging="360"/>
-      </w:pPr>
-    </w:lvl>
-    <w:lvl w:ilvl="2" w:tplc="0405001B" w:tentative="1">
-      <w:start w:val="1"/>
-      <w:numFmt w:val="lowerRoman"/>
-      <w:lvlText w:val="%3."/>
-      <w:lvlJc w:val="right"/>
-      <w:pPr>
-        <w:ind w:left="2160" w:hanging="180"/>
-      </w:pPr>
-    </w:lvl>
-    <w:lvl w:ilvl="3" w:tplc="0405000F" w:tentative="1">
-      <w:start w:val="1"/>
-      <w:numFmt w:val="decimal"/>
-      <w:lvlText w:val="%4."/>
-      <w:lvlJc w:val="left"/>
-      <w:pPr>
-        <w:ind w:left="2880" w:hanging="360"/>
-      </w:pPr>
-    </w:lvl>
-    <w:lvl w:ilvl="4" w:tplc="04050019" w:tentative="1">
-      <w:start w:val="1"/>
-      <w:numFmt w:val="lowerLetter"/>
-      <w:lvlText w:val="%5."/>
-      <w:lvlJc w:val="left"/>
-      <w:pPr>
-        <w:ind w:left="3600" w:hanging="360"/>
-      </w:pPr>
-    </w:lvl>
-    <w:lvl w:ilvl="5" w:tplc="0405001B" w:tentative="1">
-      <w:start w:val="1"/>
-      <w:numFmt w:val="lowerRoman"/>
-      <w:lvlText w:val="%6."/>
-      <w:lvlJc w:val="right"/>
-      <w:pPr>
-        <w:ind w:left="4320" w:hanging="180"/>
-      </w:pPr>
-    </w:lvl>
-    <w:lvl w:ilvl="6" w:tplc="0405000F" w:tentative="1">
-      <w:start w:val="1"/>
-      <w:numFmt w:val="decimal"/>
-      <w:lvlText w:val="%7."/>
-      <w:lvlJc w:val="left"/>
-      <w:pPr>
-        <w:ind w:left="5040" w:hanging="360"/>
-      </w:pPr>
-    </w:lvl>
-    <w:lvl w:ilvl="7" w:tplc="04050019" w:tentative="1">
-      <w:start w:val="1"/>
-      <w:numFmt w:val="lowerLetter"/>
-      <w:lvlText w:val="%8."/>
-      <w:lvlJc w:val="left"/>
-      <w:pPr>
-        <w:ind w:left="5760" w:hanging="360"/>
-      </w:pPr>
-    </w:lvl>
-    <w:lvl w:ilvl="8" w:tplc="0405001B" w:tentative="1">
-      <w:start w:val="1"/>
-      <w:numFmt w:val="lowerRoman"/>
-      <w:lvlText w:val="%9."/>
-      <w:lvlJc w:val="right"/>
-      <w:pPr>
-        <w:ind w:left="6480" w:hanging="180"/>
-      </w:pPr>
-    </w:lvl>
-  </w:abstractNum>
-  <w:abstractNum w:abstractNumId="24" w15:restartNumberingAfterBreak="0">
-    <w:nsid w:val="4015235C"/>
-    <w:multiLevelType w:val="hybridMultilevel"/>
-    <w:tmpl w:val="7876D378"/>
-    <w:lvl w:ilvl="0" w:tplc="0405000F">
-      <w:start w:val="1"/>
-      <w:numFmt w:val="decimal"/>
-      <w:lvlText w:val="%1."/>
-      <w:lvlJc w:val="left"/>
-      <w:pPr>
-        <w:ind w:left="1080" w:hanging="360"/>
-      </w:pPr>
-    </w:lvl>
-    <w:lvl w:ilvl="1" w:tplc="04050019" w:tentative="1">
-      <w:start w:val="1"/>
-      <w:numFmt w:val="lowerLetter"/>
-      <w:lvlText w:val="%2."/>
-      <w:lvlJc w:val="left"/>
-      <w:pPr>
-        <w:ind w:left="1800" w:hanging="360"/>
-      </w:pPr>
-    </w:lvl>
-    <w:lvl w:ilvl="2" w:tplc="0405001B" w:tentative="1">
-      <w:start w:val="1"/>
-      <w:numFmt w:val="lowerRoman"/>
-      <w:lvlText w:val="%3."/>
-      <w:lvlJc w:val="right"/>
-      <w:pPr>
-        <w:ind w:left="2520" w:hanging="180"/>
-      </w:pPr>
-    </w:lvl>
-    <w:lvl w:ilvl="3" w:tplc="0405000F" w:tentative="1">
-      <w:start w:val="1"/>
-      <w:numFmt w:val="decimal"/>
-      <w:lvlText w:val="%4."/>
-      <w:lvlJc w:val="left"/>
-      <w:pPr>
-        <w:ind w:left="3240" w:hanging="360"/>
-      </w:pPr>
-    </w:lvl>
-    <w:lvl w:ilvl="4" w:tplc="04050019" w:tentative="1">
-      <w:start w:val="1"/>
-      <w:numFmt w:val="lowerLetter"/>
-      <w:lvlText w:val="%5."/>
-      <w:lvlJc w:val="left"/>
-      <w:pPr>
-        <w:ind w:left="3960" w:hanging="360"/>
-      </w:pPr>
-    </w:lvl>
-    <w:lvl w:ilvl="5" w:tplc="0405001B" w:tentative="1">
-      <w:start w:val="1"/>
-      <w:numFmt w:val="lowerRoman"/>
-      <w:lvlText w:val="%6."/>
-      <w:lvlJc w:val="right"/>
-      <w:pPr>
-        <w:ind w:left="4680" w:hanging="180"/>
-      </w:pPr>
-    </w:lvl>
-    <w:lvl w:ilvl="6" w:tplc="0405000F" w:tentative="1">
-      <w:start w:val="1"/>
-      <w:numFmt w:val="decimal"/>
-      <w:lvlText w:val="%7."/>
-      <w:lvlJc w:val="left"/>
-      <w:pPr>
-        <w:ind w:left="5400" w:hanging="360"/>
-      </w:pPr>
-    </w:lvl>
-    <w:lvl w:ilvl="7" w:tplc="04050019" w:tentative="1">
-      <w:start w:val="1"/>
-      <w:numFmt w:val="lowerLetter"/>
-      <w:lvlText w:val="%8."/>
-      <w:lvlJc w:val="left"/>
-      <w:pPr>
-        <w:ind w:left="6120" w:hanging="360"/>
-      </w:pPr>
-    </w:lvl>
-    <w:lvl w:ilvl="8" w:tplc="0405001B" w:tentative="1">
-      <w:start w:val="1"/>
-      <w:numFmt w:val="lowerRoman"/>
-      <w:lvlText w:val="%9."/>
-      <w:lvlJc w:val="right"/>
-      <w:pPr>
-        <w:ind w:left="6840" w:hanging="180"/>
-      </w:pPr>
-    </w:lvl>
-  </w:abstractNum>
-  <w:abstractNum w:abstractNumId="25" w15:restartNumberingAfterBreak="0">
-    <w:nsid w:val="411F0211"/>
-    <w:multiLevelType w:val="hybridMultilevel"/>
-    <w:tmpl w:val="FCE69C16"/>
-    <w:lvl w:ilvl="0" w:tplc="04050013">
-      <w:start w:val="1"/>
-      <w:numFmt w:val="upperRoman"/>
-      <w:lvlText w:val="%1."/>
-      <w:lvlJc w:val="right"/>
-      <w:pPr>
-        <w:ind w:left="2138" w:hanging="360"/>
-      </w:pPr>
-    </w:lvl>
-    <w:lvl w:ilvl="1" w:tplc="04050019" w:tentative="1">
-      <w:start w:val="1"/>
-      <w:numFmt w:val="lowerLetter"/>
-      <w:lvlText w:val="%2."/>
-      <w:lvlJc w:val="left"/>
-      <w:pPr>
-        <w:ind w:left="2858" w:hanging="360"/>
-      </w:pPr>
-    </w:lvl>
-    <w:lvl w:ilvl="2" w:tplc="0405001B" w:tentative="1">
-      <w:start w:val="1"/>
-      <w:numFmt w:val="lowerRoman"/>
-      <w:lvlText w:val="%3."/>
-      <w:lvlJc w:val="right"/>
-      <w:pPr>
-        <w:ind w:left="3578" w:hanging="180"/>
-      </w:pPr>
-    </w:lvl>
-    <w:lvl w:ilvl="3" w:tplc="0405000F" w:tentative="1">
-      <w:start w:val="1"/>
-      <w:numFmt w:val="decimal"/>
-      <w:lvlText w:val="%4."/>
-      <w:lvlJc w:val="left"/>
-      <w:pPr>
-        <w:ind w:left="4298" w:hanging="360"/>
-      </w:pPr>
-    </w:lvl>
-    <w:lvl w:ilvl="4" w:tplc="04050019" w:tentative="1">
-      <w:start w:val="1"/>
-      <w:numFmt w:val="lowerLetter"/>
-      <w:lvlText w:val="%5."/>
-      <w:lvlJc w:val="left"/>
-      <w:pPr>
-        <w:ind w:left="5018" w:hanging="360"/>
-      </w:pPr>
-    </w:lvl>
-    <w:lvl w:ilvl="5" w:tplc="0405001B" w:tentative="1">
-      <w:start w:val="1"/>
-      <w:numFmt w:val="lowerRoman"/>
-      <w:lvlText w:val="%6."/>
-      <w:lvlJc w:val="right"/>
-      <w:pPr>
-        <w:ind w:left="5738" w:hanging="180"/>
-      </w:pPr>
-    </w:lvl>
-    <w:lvl w:ilvl="6" w:tplc="0405000F" w:tentative="1">
-      <w:start w:val="1"/>
-      <w:numFmt w:val="decimal"/>
-      <w:lvlText w:val="%7."/>
-      <w:lvlJc w:val="left"/>
-      <w:pPr>
-        <w:ind w:left="6458" w:hanging="360"/>
-      </w:pPr>
-    </w:lvl>
-    <w:lvl w:ilvl="7" w:tplc="04050019" w:tentative="1">
-      <w:start w:val="1"/>
-      <w:numFmt w:val="lowerLetter"/>
-      <w:lvlText w:val="%8."/>
-      <w:lvlJc w:val="left"/>
-      <w:pPr>
-        <w:ind w:left="7178" w:hanging="360"/>
-      </w:pPr>
-    </w:lvl>
-    <w:lvl w:ilvl="8" w:tplc="0405001B" w:tentative="1">
-      <w:start w:val="1"/>
-      <w:numFmt w:val="lowerRoman"/>
-      <w:lvlText w:val="%9."/>
-      <w:lvlJc w:val="right"/>
-      <w:pPr>
-        <w:ind w:left="7898" w:hanging="180"/>
-      </w:pPr>
-    </w:lvl>
-  </w:abstractNum>
-  <w:abstractNum w:abstractNumId="26" w15:restartNumberingAfterBreak="0">
-    <w:nsid w:val="432B1040"/>
-    <w:multiLevelType w:val="hybridMultilevel"/>
-    <w:tmpl w:val="5A48E258"/>
-    <w:lvl w:ilvl="0" w:tplc="04090001">
-      <w:start w:val="1"/>
-      <w:numFmt w:val="bullet"/>
-      <w:lvlText w:val=""/>
-      <w:lvlJc w:val="left"/>
-      <w:pPr>
-        <w:ind w:left="1211" w:hanging="360"/>
-      </w:pPr>
-      <w:rPr>
-        <w:rFonts w:ascii="Symbol" w:hAnsi="Symbol" w:hint="default"/>
-      </w:rPr>
-    </w:lvl>
-    <w:lvl w:ilvl="1" w:tplc="04090003" w:tentative="1">
-      <w:start w:val="1"/>
-      <w:numFmt w:val="bullet"/>
-      <w:lvlText w:val="o"/>
-      <w:lvlJc w:val="left"/>
-      <w:pPr>
-        <w:ind w:left="1931" w:hanging="360"/>
-      </w:pPr>
-      <w:rPr>
-        <w:rFonts w:ascii="Courier New" w:hAnsi="Courier New" w:cs="Courier New" w:hint="default"/>
-      </w:rPr>
-    </w:lvl>
-    <w:lvl w:ilvl="2" w:tplc="04090005" w:tentative="1">
-      <w:start w:val="1"/>
-      <w:numFmt w:val="bullet"/>
-      <w:lvlText w:val=""/>
-      <w:lvlJc w:val="left"/>
-      <w:pPr>
-        <w:ind w:left="2651" w:hanging="360"/>
-      </w:pPr>
-      <w:rPr>
-        <w:rFonts w:ascii="Wingdings" w:hAnsi="Wingdings" w:hint="default"/>
-      </w:rPr>
-    </w:lvl>
-    <w:lvl w:ilvl="3" w:tplc="04090001" w:tentative="1">
-      <w:start w:val="1"/>
-      <w:numFmt w:val="bullet"/>
-      <w:lvlText w:val=""/>
-      <w:lvlJc w:val="left"/>
-      <w:pPr>
-        <w:ind w:left="3371" w:hanging="360"/>
-      </w:pPr>
-      <w:rPr>
-        <w:rFonts w:ascii="Symbol" w:hAnsi="Symbol" w:hint="default"/>
-      </w:rPr>
-    </w:lvl>
-    <w:lvl w:ilvl="4" w:tplc="04090003" w:tentative="1">
-      <w:start w:val="1"/>
-      <w:numFmt w:val="bullet"/>
-      <w:lvlText w:val="o"/>
-      <w:lvlJc w:val="left"/>
-      <w:pPr>
-        <w:ind w:left="4091" w:hanging="360"/>
-      </w:pPr>
-      <w:rPr>
-        <w:rFonts w:ascii="Courier New" w:hAnsi="Courier New" w:cs="Courier New" w:hint="default"/>
-      </w:rPr>
-    </w:lvl>
-    <w:lvl w:ilvl="5" w:tplc="04090005" w:tentative="1">
-      <w:start w:val="1"/>
-      <w:numFmt w:val="bullet"/>
-      <w:lvlText w:val=""/>
-      <w:lvlJc w:val="left"/>
-      <w:pPr>
-        <w:ind w:left="4811" w:hanging="360"/>
-      </w:pPr>
-      <w:rPr>
-        <w:rFonts w:ascii="Wingdings" w:hAnsi="Wingdings" w:hint="default"/>
-      </w:rPr>
-    </w:lvl>
-    <w:lvl w:ilvl="6" w:tplc="04090001" w:tentative="1">
-      <w:start w:val="1"/>
-      <w:numFmt w:val="bullet"/>
-      <w:lvlText w:val=""/>
-      <w:lvlJc w:val="left"/>
-      <w:pPr>
-        <w:ind w:left="5531" w:hanging="360"/>
-      </w:pPr>
-      <w:rPr>
-        <w:rFonts w:ascii="Symbol" w:hAnsi="Symbol" w:hint="default"/>
-      </w:rPr>
-    </w:lvl>
-    <w:lvl w:ilvl="7" w:tplc="04090003" w:tentative="1">
-      <w:start w:val="1"/>
-      <w:numFmt w:val="bullet"/>
-      <w:lvlText w:val="o"/>
-      <w:lvlJc w:val="left"/>
-      <w:pPr>
-        <w:ind w:left="6251" w:hanging="360"/>
-      </w:pPr>
-      <w:rPr>
-        <w:rFonts w:ascii="Courier New" w:hAnsi="Courier New" w:cs="Courier New" w:hint="default"/>
-      </w:rPr>
-    </w:lvl>
-    <w:lvl w:ilvl="8" w:tplc="04090005" w:tentative="1">
-      <w:start w:val="1"/>
-      <w:numFmt w:val="bullet"/>
-      <w:lvlText w:val=""/>
-      <w:lvlJc w:val="left"/>
-      <w:pPr>
-        <w:ind w:left="6971" w:hanging="360"/>
-      </w:pPr>
-      <w:rPr>
-        <w:rFonts w:ascii="Wingdings" w:hAnsi="Wingdings" w:hint="default"/>
-      </w:rPr>
-    </w:lvl>
-  </w:abstractNum>
-  <w:abstractNum w:abstractNumId="27" w15:restartNumberingAfterBreak="0">
-    <w:nsid w:val="45855284"/>
-    <w:multiLevelType w:val="hybridMultilevel"/>
-    <w:tmpl w:val="56B6DD1E"/>
-    <w:lvl w:ilvl="0" w:tplc="7690EBE4">
-      <w:start w:val="1"/>
-      <w:numFmt w:val="bullet"/>
-      <w:lvlText w:val="•"/>
-      <w:lvlJc w:val="left"/>
-      <w:pPr>
-        <w:tabs>
-          <w:tab w:val="num" w:pos="720"/>
-        </w:tabs>
-        <w:ind w:left="720" w:hanging="360"/>
-      </w:pPr>
-      <w:rPr>
-        <w:rFonts w:ascii="Times New Roman" w:hAnsi="Times New Roman" w:hint="default"/>
-      </w:rPr>
-    </w:lvl>
-    <w:lvl w:ilvl="1" w:tplc="18FA99B6">
-      <w:start w:val="1213"/>
-      <w:numFmt w:val="bullet"/>
-      <w:lvlText w:val="–"/>
-      <w:lvlJc w:val="left"/>
-      <w:pPr>
-        <w:tabs>
-          <w:tab w:val="num" w:pos="1440"/>
-        </w:tabs>
-        <w:ind w:left="1440" w:hanging="360"/>
-      </w:pPr>
-      <w:rPr>
-        <w:rFonts w:ascii="Times New Roman" w:hAnsi="Times New Roman" w:hint="default"/>
-      </w:rPr>
-    </w:lvl>
-    <w:lvl w:ilvl="2" w:tplc="439068C0" w:tentative="1">
-      <w:start w:val="1"/>
-      <w:numFmt w:val="bullet"/>
-      <w:lvlText w:val="•"/>
-      <w:lvlJc w:val="left"/>
-      <w:pPr>
-        <w:tabs>
-          <w:tab w:val="num" w:pos="2160"/>
-        </w:tabs>
-        <w:ind w:left="2160" w:hanging="360"/>
-      </w:pPr>
-      <w:rPr>
-        <w:rFonts w:ascii="Times New Roman" w:hAnsi="Times New Roman" w:hint="default"/>
-      </w:rPr>
-    </w:lvl>
-    <w:lvl w:ilvl="3" w:tplc="290E82AA" w:tentative="1">
-      <w:start w:val="1"/>
-      <w:numFmt w:val="bullet"/>
-      <w:lvlText w:val="•"/>
-      <w:lvlJc w:val="left"/>
-      <w:pPr>
-        <w:tabs>
-          <w:tab w:val="num" w:pos="2880"/>
-        </w:tabs>
-        <w:ind w:left="2880" w:hanging="360"/>
-      </w:pPr>
-      <w:rPr>
-        <w:rFonts w:ascii="Times New Roman" w:hAnsi="Times New Roman" w:hint="default"/>
-      </w:rPr>
-    </w:lvl>
-    <w:lvl w:ilvl="4" w:tplc="1DF6B4D8" w:tentative="1">
-      <w:start w:val="1"/>
-      <w:numFmt w:val="bullet"/>
-      <w:lvlText w:val="•"/>
-      <w:lvlJc w:val="left"/>
-      <w:pPr>
-        <w:tabs>
-          <w:tab w:val="num" w:pos="3600"/>
-        </w:tabs>
-        <w:ind w:left="3600" w:hanging="360"/>
-      </w:pPr>
-      <w:rPr>
-        <w:rFonts w:ascii="Times New Roman" w:hAnsi="Times New Roman" w:hint="default"/>
-      </w:rPr>
-    </w:lvl>
-    <w:lvl w:ilvl="5" w:tplc="6DB0852C" w:tentative="1">
-      <w:start w:val="1"/>
-      <w:numFmt w:val="bullet"/>
-      <w:lvlText w:val="•"/>
-      <w:lvlJc w:val="left"/>
-      <w:pPr>
-        <w:tabs>
-          <w:tab w:val="num" w:pos="4320"/>
-        </w:tabs>
-        <w:ind w:left="4320" w:hanging="360"/>
-      </w:pPr>
-      <w:rPr>
-        <w:rFonts w:ascii="Times New Roman" w:hAnsi="Times New Roman" w:hint="default"/>
-      </w:rPr>
-    </w:lvl>
-    <w:lvl w:ilvl="6" w:tplc="77A67976" w:tentative="1">
-      <w:start w:val="1"/>
-      <w:numFmt w:val="bullet"/>
-      <w:lvlText w:val="•"/>
-      <w:lvlJc w:val="left"/>
-      <w:pPr>
-        <w:tabs>
-          <w:tab w:val="num" w:pos="5040"/>
-        </w:tabs>
-        <w:ind w:left="5040" w:hanging="360"/>
-      </w:pPr>
-      <w:rPr>
-        <w:rFonts w:ascii="Times New Roman" w:hAnsi="Times New Roman" w:hint="default"/>
-      </w:rPr>
-    </w:lvl>
-    <w:lvl w:ilvl="7" w:tplc="49801D74" w:tentative="1">
-      <w:start w:val="1"/>
-      <w:numFmt w:val="bullet"/>
-      <w:lvlText w:val="•"/>
-      <w:lvlJc w:val="left"/>
-      <w:pPr>
-        <w:tabs>
-          <w:tab w:val="num" w:pos="5760"/>
-        </w:tabs>
-        <w:ind w:left="5760" w:hanging="360"/>
-      </w:pPr>
-      <w:rPr>
-        <w:rFonts w:ascii="Times New Roman" w:hAnsi="Times New Roman" w:hint="default"/>
-      </w:rPr>
-    </w:lvl>
-    <w:lvl w:ilvl="8" w:tplc="488A4972" w:tentative="1">
-      <w:start w:val="1"/>
-      <w:numFmt w:val="bullet"/>
-      <w:lvlText w:val="•"/>
-      <w:lvlJc w:val="left"/>
-      <w:pPr>
-        <w:tabs>
-          <w:tab w:val="num" w:pos="6480"/>
-        </w:tabs>
-        <w:ind w:left="6480" w:hanging="360"/>
-      </w:pPr>
-      <w:rPr>
-        <w:rFonts w:ascii="Times New Roman" w:hAnsi="Times New Roman" w:hint="default"/>
-      </w:rPr>
-    </w:lvl>
-  </w:abstractNum>
-  <w:abstractNum w:abstractNumId="28" w15:restartNumberingAfterBreak="0">
-    <w:nsid w:val="4DA21796"/>
-    <w:multiLevelType w:val="hybridMultilevel"/>
-    <w:tmpl w:val="645208AC"/>
-    <w:lvl w:ilvl="0" w:tplc="04050011">
-      <w:start w:val="1"/>
-      <w:numFmt w:val="decimal"/>
-      <w:lvlText w:val="%1)"/>
-      <w:lvlJc w:val="left"/>
-      <w:pPr>
-        <w:tabs>
-          <w:tab w:val="num" w:pos="720"/>
-        </w:tabs>
-        <w:ind w:left="720" w:hanging="360"/>
-      </w:pPr>
-      <w:rPr>
-        <w:rFonts w:hint="default"/>
-        <w:b w:val="0"/>
-      </w:rPr>
-    </w:lvl>
-    <w:lvl w:ilvl="1" w:tplc="04050019" w:tentative="1">
-      <w:start w:val="1"/>
-      <w:numFmt w:val="lowerLetter"/>
-      <w:lvlText w:val="%2."/>
-      <w:lvlJc w:val="left"/>
-      <w:pPr>
-        <w:tabs>
-          <w:tab w:val="num" w:pos="1440"/>
-        </w:tabs>
-        <w:ind w:left="1440" w:hanging="360"/>
-      </w:pPr>
-    </w:lvl>
-    <w:lvl w:ilvl="2" w:tplc="0405001B" w:tentative="1">
-      <w:start w:val="1"/>
-      <w:numFmt w:val="lowerRoman"/>
-      <w:lvlText w:val="%3."/>
-      <w:lvlJc w:val="right"/>
-      <w:pPr>
-        <w:tabs>
-          <w:tab w:val="num" w:pos="2160"/>
-        </w:tabs>
-        <w:ind w:left="2160" w:hanging="180"/>
-      </w:pPr>
-    </w:lvl>
-    <w:lvl w:ilvl="3" w:tplc="0405000F" w:tentative="1">
-      <w:start w:val="1"/>
-      <w:numFmt w:val="decimal"/>
-      <w:lvlText w:val="%4."/>
-      <w:lvlJc w:val="left"/>
-      <w:pPr>
-        <w:tabs>
-          <w:tab w:val="num" w:pos="2880"/>
-        </w:tabs>
-        <w:ind w:left="2880" w:hanging="360"/>
-      </w:pPr>
-    </w:lvl>
-    <w:lvl w:ilvl="4" w:tplc="04050019" w:tentative="1">
-      <w:start w:val="1"/>
-      <w:numFmt w:val="lowerLetter"/>
-      <w:lvlText w:val="%5."/>
-      <w:lvlJc w:val="left"/>
-      <w:pPr>
-        <w:tabs>
-          <w:tab w:val="num" w:pos="3600"/>
-        </w:tabs>
-        <w:ind w:left="3600" w:hanging="360"/>
-      </w:pPr>
-    </w:lvl>
-    <w:lvl w:ilvl="5" w:tplc="0405001B" w:tentative="1">
-      <w:start w:val="1"/>
-      <w:numFmt w:val="lowerRoman"/>
-      <w:lvlText w:val="%6."/>
-      <w:lvlJc w:val="right"/>
-      <w:pPr>
-        <w:tabs>
-          <w:tab w:val="num" w:pos="4320"/>
-        </w:tabs>
-        <w:ind w:left="4320" w:hanging="180"/>
-      </w:pPr>
-    </w:lvl>
-    <w:lvl w:ilvl="6" w:tplc="0405000F" w:tentative="1">
-      <w:start w:val="1"/>
-      <w:numFmt w:val="decimal"/>
-      <w:lvlText w:val="%7."/>
-      <w:lvlJc w:val="left"/>
-      <w:pPr>
-        <w:tabs>
-          <w:tab w:val="num" w:pos="5040"/>
-        </w:tabs>
-        <w:ind w:left="5040" w:hanging="360"/>
-      </w:pPr>
-    </w:lvl>
-    <w:lvl w:ilvl="7" w:tplc="04050019" w:tentative="1">
-      <w:start w:val="1"/>
-      <w:numFmt w:val="lowerLetter"/>
-      <w:lvlText w:val="%8."/>
-      <w:lvlJc w:val="left"/>
-      <w:pPr>
-        <w:tabs>
-          <w:tab w:val="num" w:pos="5760"/>
-        </w:tabs>
-        <w:ind w:left="5760" w:hanging="360"/>
-      </w:pPr>
-    </w:lvl>
-    <w:lvl w:ilvl="8" w:tplc="0405001B" w:tentative="1">
-      <w:start w:val="1"/>
-      <w:numFmt w:val="lowerRoman"/>
-      <w:lvlText w:val="%9."/>
-      <w:lvlJc w:val="right"/>
-      <w:pPr>
-        <w:tabs>
-          <w:tab w:val="num" w:pos="6480"/>
-        </w:tabs>
-        <w:ind w:left="6480" w:hanging="180"/>
-      </w:pPr>
-    </w:lvl>
-  </w:abstractNum>
-  <w:abstractNum w:abstractNumId="29" w15:restartNumberingAfterBreak="0">
-    <w:nsid w:val="55210BD9"/>
-    <w:multiLevelType w:val="hybridMultilevel"/>
-    <w:tmpl w:val="5D9CBBEC"/>
-    <w:lvl w:ilvl="0" w:tplc="CDD29FDE">
-      <w:start w:val="1"/>
-      <w:numFmt w:val="decimal"/>
-      <w:lvlText w:val="%1)"/>
-      <w:lvlJc w:val="left"/>
-      <w:pPr>
-        <w:ind w:left="1080" w:hanging="360"/>
-      </w:pPr>
-      <w:rPr>
-        <w:rFonts w:ascii="Arial" w:hAnsi="Arial" w:hint="default"/>
-        <w:b w:val="0"/>
-        <w:i w:val="0"/>
-        <w:sz w:val="18"/>
-        <w:vertAlign w:val="baseline"/>
-      </w:rPr>
-    </w:lvl>
-    <w:lvl w:ilvl="1" w:tplc="04050019" w:tentative="1">
-      <w:start w:val="1"/>
-      <w:numFmt w:val="lowerLetter"/>
-      <w:lvlText w:val="%2."/>
-      <w:lvlJc w:val="left"/>
-      <w:pPr>
-        <w:ind w:left="1800" w:hanging="360"/>
-      </w:pPr>
-    </w:lvl>
-    <w:lvl w:ilvl="2" w:tplc="0405001B" w:tentative="1">
-      <w:start w:val="1"/>
-      <w:numFmt w:val="lowerRoman"/>
-      <w:lvlText w:val="%3."/>
-      <w:lvlJc w:val="right"/>
-      <w:pPr>
-        <w:ind w:left="2520" w:hanging="180"/>
-      </w:pPr>
-    </w:lvl>
-    <w:lvl w:ilvl="3" w:tplc="0405000F" w:tentative="1">
-      <w:start w:val="1"/>
-      <w:numFmt w:val="decimal"/>
-      <w:lvlText w:val="%4."/>
-      <w:lvlJc w:val="left"/>
-      <w:pPr>
-        <w:ind w:left="3240" w:hanging="360"/>
-      </w:pPr>
-    </w:lvl>
-    <w:lvl w:ilvl="4" w:tplc="04050019" w:tentative="1">
-      <w:start w:val="1"/>
-      <w:numFmt w:val="lowerLetter"/>
-      <w:lvlText w:val="%5."/>
-      <w:lvlJc w:val="left"/>
-      <w:pPr>
-        <w:ind w:left="3960" w:hanging="360"/>
-      </w:pPr>
-    </w:lvl>
-    <w:lvl w:ilvl="5" w:tplc="0405001B" w:tentative="1">
-      <w:start w:val="1"/>
-      <w:numFmt w:val="lowerRoman"/>
-      <w:lvlText w:val="%6."/>
-      <w:lvlJc w:val="right"/>
-      <w:pPr>
-        <w:ind w:left="4680" w:hanging="180"/>
-      </w:pPr>
-    </w:lvl>
-    <w:lvl w:ilvl="6" w:tplc="0405000F" w:tentative="1">
-      <w:start w:val="1"/>
-      <w:numFmt w:val="decimal"/>
-      <w:lvlText w:val="%7."/>
-      <w:lvlJc w:val="left"/>
-      <w:pPr>
-        <w:ind w:left="5400" w:hanging="360"/>
-      </w:pPr>
-    </w:lvl>
-    <w:lvl w:ilvl="7" w:tplc="04050019" w:tentative="1">
-      <w:start w:val="1"/>
-      <w:numFmt w:val="lowerLetter"/>
-      <w:lvlText w:val="%8."/>
-      <w:lvlJc w:val="left"/>
-      <w:pPr>
-        <w:ind w:left="6120" w:hanging="360"/>
-      </w:pPr>
-    </w:lvl>
-    <w:lvl w:ilvl="8" w:tplc="0405001B" w:tentative="1">
-      <w:start w:val="1"/>
-      <w:numFmt w:val="lowerRoman"/>
-      <w:lvlText w:val="%9."/>
-      <w:lvlJc w:val="right"/>
-      <w:pPr>
-        <w:ind w:left="6840" w:hanging="180"/>
-      </w:pPr>
-    </w:lvl>
-  </w:abstractNum>
-  <w:abstractNum w:abstractNumId="30" w15:restartNumberingAfterBreak="0">
-    <w:nsid w:val="56444303"/>
-    <w:multiLevelType w:val="hybridMultilevel"/>
-    <w:tmpl w:val="1882BCD8"/>
-    <w:lvl w:ilvl="0" w:tplc="04050001">
-      <w:start w:val="1"/>
-      <w:numFmt w:val="bullet"/>
-      <w:lvlText w:val=""/>
-      <w:lvlJc w:val="left"/>
-      <w:pPr>
-        <w:tabs>
-          <w:tab w:val="num" w:pos="360"/>
-        </w:tabs>
-        <w:ind w:left="360" w:hanging="360"/>
-      </w:pPr>
-      <w:rPr>
-        <w:rFonts w:ascii="Symbol" w:hAnsi="Symbol" w:hint="default"/>
-      </w:rPr>
-    </w:lvl>
-    <w:lvl w:ilvl="1" w:tplc="04080019" w:tentative="1">
-      <w:start w:val="1"/>
-      <w:numFmt w:val="lowerLetter"/>
-      <w:lvlText w:val="%2."/>
-      <w:lvlJc w:val="left"/>
-      <w:pPr>
-        <w:tabs>
-          <w:tab w:val="num" w:pos="1080"/>
-        </w:tabs>
-        <w:ind w:left="1080" w:hanging="360"/>
-      </w:pPr>
-    </w:lvl>
-    <w:lvl w:ilvl="2" w:tplc="0408001B" w:tentative="1">
-      <w:start w:val="1"/>
-      <w:numFmt w:val="lowerRoman"/>
-      <w:lvlText w:val="%3."/>
-      <w:lvlJc w:val="right"/>
-      <w:pPr>
-        <w:tabs>
-          <w:tab w:val="num" w:pos="1800"/>
-        </w:tabs>
-        <w:ind w:left="1800" w:hanging="180"/>
-      </w:pPr>
-    </w:lvl>
-    <w:lvl w:ilvl="3" w:tplc="0408000F" w:tentative="1">
-      <w:start w:val="1"/>
-      <w:numFmt w:val="decimal"/>
-      <w:lvlText w:val="%4."/>
-      <w:lvlJc w:val="left"/>
-      <w:pPr>
-        <w:tabs>
-          <w:tab w:val="num" w:pos="2520"/>
-        </w:tabs>
-        <w:ind w:left="2520" w:hanging="360"/>
-      </w:pPr>
-    </w:lvl>
-    <w:lvl w:ilvl="4" w:tplc="04080019" w:tentative="1">
-      <w:start w:val="1"/>
-      <w:numFmt w:val="lowerLetter"/>
-      <w:lvlText w:val="%5."/>
-      <w:lvlJc w:val="left"/>
-      <w:pPr>
-        <w:tabs>
-          <w:tab w:val="num" w:pos="3240"/>
-        </w:tabs>
-        <w:ind w:left="3240" w:hanging="360"/>
-      </w:pPr>
-    </w:lvl>
-    <w:lvl w:ilvl="5" w:tplc="0408001B" w:tentative="1">
-      <w:start w:val="1"/>
-      <w:numFmt w:val="lowerRoman"/>
-      <w:lvlText w:val="%6."/>
-      <w:lvlJc w:val="right"/>
-      <w:pPr>
-        <w:tabs>
-          <w:tab w:val="num" w:pos="3960"/>
-        </w:tabs>
-        <w:ind w:left="3960" w:hanging="180"/>
-      </w:pPr>
-    </w:lvl>
-    <w:lvl w:ilvl="6" w:tplc="0408000F" w:tentative="1">
-      <w:start w:val="1"/>
-      <w:numFmt w:val="decimal"/>
-      <w:lvlText w:val="%7."/>
-      <w:lvlJc w:val="left"/>
-      <w:pPr>
-        <w:tabs>
-          <w:tab w:val="num" w:pos="4680"/>
-        </w:tabs>
-        <w:ind w:left="4680" w:hanging="360"/>
-      </w:pPr>
-    </w:lvl>
-    <w:lvl w:ilvl="7" w:tplc="04080019" w:tentative="1">
-      <w:start w:val="1"/>
-      <w:numFmt w:val="lowerLetter"/>
-      <w:lvlText w:val="%8."/>
-      <w:lvlJc w:val="left"/>
-      <w:pPr>
-        <w:tabs>
-          <w:tab w:val="num" w:pos="5400"/>
-        </w:tabs>
-        <w:ind w:left="5400" w:hanging="360"/>
-      </w:pPr>
-    </w:lvl>
-    <w:lvl w:ilvl="8" w:tplc="0408001B" w:tentative="1">
-      <w:start w:val="1"/>
-      <w:numFmt w:val="lowerRoman"/>
-      <w:lvlText w:val="%9."/>
-      <w:lvlJc w:val="right"/>
-      <w:pPr>
-        <w:tabs>
-          <w:tab w:val="num" w:pos="6120"/>
-        </w:tabs>
-        <w:ind w:left="6120" w:hanging="180"/>
-      </w:pPr>
-    </w:lvl>
-  </w:abstractNum>
-  <w:abstractNum w:abstractNumId="31" w15:restartNumberingAfterBreak="0">
+  <w:abstractNum w:abstractNumId="6" w15:restartNumberingAfterBreak="0">
     <w:nsid w:val="56E724F7"/>
     <w:multiLevelType w:val="hybridMultilevel"/>
     <w:tmpl w:val="5B762A4C"/>
@@ -10993,389 +9112,122 @@
       </w:pPr>
     </w:lvl>
   </w:abstractNum>
-  <w:abstractNum w:abstractNumId="32" w15:restartNumberingAfterBreak="0">
-    <w:nsid w:val="5706537B"/>
-    <w:multiLevelType w:val="multilevel"/>
-    <w:tmpl w:val="85544704"/>
-    <w:lvl w:ilvl="0">
-      <w:start w:val="1"/>
-      <w:numFmt w:val="decimal"/>
-      <w:lvlText w:val="%1."/>
-      <w:lvlJc w:val="left"/>
-      <w:pPr>
-        <w:ind w:left="720" w:hanging="360"/>
-      </w:pPr>
-      <w:rPr>
-        <w:rFonts w:hint="default"/>
-      </w:rPr>
-    </w:lvl>
-    <w:lvl w:ilvl="1">
-      <w:start w:val="1"/>
-      <w:numFmt w:val="decimal"/>
-      <w:isLgl/>
-      <w:lvlText w:val="%1.%2."/>
-      <w:lvlJc w:val="left"/>
-      <w:pPr>
-        <w:ind w:left="720" w:hanging="360"/>
-      </w:pPr>
-      <w:rPr>
-        <w:rFonts w:hint="default"/>
-      </w:rPr>
-    </w:lvl>
-    <w:lvl w:ilvl="2">
-      <w:start w:val="1"/>
-      <w:numFmt w:val="decimal"/>
-      <w:isLgl/>
-      <w:lvlText w:val="%1.%2.%3."/>
-      <w:lvlJc w:val="left"/>
-      <w:pPr>
-        <w:ind w:left="1080" w:hanging="720"/>
-      </w:pPr>
-      <w:rPr>
-        <w:rFonts w:hint="default"/>
-      </w:rPr>
-    </w:lvl>
-    <w:lvl w:ilvl="3">
-      <w:start w:val="1"/>
-      <w:numFmt w:val="decimal"/>
-      <w:isLgl/>
-      <w:lvlText w:val="%1.%2.%3.%4."/>
-      <w:lvlJc w:val="left"/>
-      <w:pPr>
-        <w:ind w:left="1080" w:hanging="720"/>
-      </w:pPr>
-      <w:rPr>
-        <w:rFonts w:hint="default"/>
-      </w:rPr>
-    </w:lvl>
-    <w:lvl w:ilvl="4">
-      <w:start w:val="1"/>
-      <w:numFmt w:val="decimal"/>
-      <w:isLgl/>
-      <w:lvlText w:val="%1.%2.%3.%4.%5."/>
-      <w:lvlJc w:val="left"/>
-      <w:pPr>
-        <w:ind w:left="1440" w:hanging="1080"/>
-      </w:pPr>
-      <w:rPr>
-        <w:rFonts w:hint="default"/>
-      </w:rPr>
-    </w:lvl>
-    <w:lvl w:ilvl="5">
-      <w:start w:val="1"/>
-      <w:numFmt w:val="decimal"/>
-      <w:isLgl/>
-      <w:lvlText w:val="%1.%2.%3.%4.%5.%6."/>
-      <w:lvlJc w:val="left"/>
-      <w:pPr>
-        <w:ind w:left="1440" w:hanging="1080"/>
-      </w:pPr>
-      <w:rPr>
-        <w:rFonts w:hint="default"/>
-      </w:rPr>
-    </w:lvl>
-    <w:lvl w:ilvl="6">
-      <w:start w:val="1"/>
-      <w:numFmt w:val="decimal"/>
-      <w:isLgl/>
-      <w:lvlText w:val="%1.%2.%3.%4.%5.%6.%7."/>
-      <w:lvlJc w:val="left"/>
-      <w:pPr>
-        <w:ind w:left="1800" w:hanging="1440"/>
-      </w:pPr>
-      <w:rPr>
-        <w:rFonts w:hint="default"/>
-      </w:rPr>
-    </w:lvl>
-    <w:lvl w:ilvl="7">
-      <w:start w:val="1"/>
-      <w:numFmt w:val="decimal"/>
-      <w:isLgl/>
-      <w:lvlText w:val="%1.%2.%3.%4.%5.%6.%7.%8."/>
-      <w:lvlJc w:val="left"/>
-      <w:pPr>
-        <w:ind w:left="1800" w:hanging="1440"/>
-      </w:pPr>
-      <w:rPr>
-        <w:rFonts w:hint="default"/>
-      </w:rPr>
-    </w:lvl>
-    <w:lvl w:ilvl="8">
-      <w:start w:val="1"/>
-      <w:numFmt w:val="decimal"/>
-      <w:isLgl/>
-      <w:lvlText w:val="%1.%2.%3.%4.%5.%6.%7.%8.%9."/>
-      <w:lvlJc w:val="left"/>
-      <w:pPr>
-        <w:ind w:left="2160" w:hanging="1800"/>
-      </w:pPr>
-      <w:rPr>
-        <w:rFonts w:hint="default"/>
-      </w:rPr>
-    </w:lvl>
-  </w:abstractNum>
-  <w:abstractNum w:abstractNumId="33" w15:restartNumberingAfterBreak="0">
-    <w:nsid w:val="5AA1181D"/>
+  <w:abstractNum w:abstractNumId="7" w15:restartNumberingAfterBreak="0">
+    <w:nsid w:val="5DA71FF2"/>
     <w:multiLevelType w:val="hybridMultilevel"/>
-    <w:tmpl w:val="ADECE2D8"/>
-    <w:lvl w:ilvl="0" w:tplc="04080005">
+    <w:tmpl w:val="71846534"/>
+    <w:lvl w:ilvl="0" w:tplc="8E7CA998">
+      <w:start w:val="1"/>
+      <w:numFmt w:val="bullet"/>
+      <w:lvlText w:val=""/>
+      <w:lvlJc w:val="left"/>
+      <w:pPr>
+        <w:ind w:left="2425" w:hanging="360"/>
+      </w:pPr>
+      <w:rPr>
+        <w:rFonts w:ascii="Symbol" w:hAnsi="Symbol" w:hint="default"/>
+        <w:sz w:val="24"/>
+        <w:szCs w:val="24"/>
+      </w:rPr>
+    </w:lvl>
+    <w:lvl w:ilvl="1" w:tplc="04090003">
+      <w:start w:val="1"/>
+      <w:numFmt w:val="bullet"/>
+      <w:lvlText w:val="o"/>
+      <w:lvlJc w:val="left"/>
+      <w:pPr>
+        <w:ind w:left="2291" w:hanging="360"/>
+      </w:pPr>
+      <w:rPr>
+        <w:rFonts w:ascii="Courier New" w:hAnsi="Courier New" w:cs="Courier New" w:hint="default"/>
+      </w:rPr>
+    </w:lvl>
+    <w:lvl w:ilvl="2" w:tplc="04090005" w:tentative="1">
       <w:start w:val="1"/>
       <w:numFmt w:val="bullet"/>
       <w:lvlText w:val=""/>
       <w:lvlJc w:val="left"/>
       <w:pPr>
-        <w:tabs>
-          <w:tab w:val="num" w:pos="720"/>
-        </w:tabs>
-        <w:ind w:left="720" w:hanging="360"/>
+        <w:ind w:left="3011" w:hanging="360"/>
       </w:pPr>
       <w:rPr>
         <w:rFonts w:ascii="Wingdings" w:hAnsi="Wingdings" w:hint="default"/>
       </w:rPr>
     </w:lvl>
-    <w:lvl w:ilvl="1" w:tplc="04080003" w:tentative="1">
+    <w:lvl w:ilvl="3" w:tplc="04090001" w:tentative="1">
+      <w:start w:val="1"/>
+      <w:numFmt w:val="bullet"/>
+      <w:lvlText w:val=""/>
+      <w:lvlJc w:val="left"/>
+      <w:pPr>
+        <w:ind w:left="3731" w:hanging="360"/>
+      </w:pPr>
+      <w:rPr>
+        <w:rFonts w:ascii="Symbol" w:hAnsi="Symbol" w:hint="default"/>
+      </w:rPr>
+    </w:lvl>
+    <w:lvl w:ilvl="4" w:tplc="04090003" w:tentative="1">
       <w:start w:val="1"/>
       <w:numFmt w:val="bullet"/>
       <w:lvlText w:val="o"/>
       <w:lvlJc w:val="left"/>
       <w:pPr>
-        <w:tabs>
-          <w:tab w:val="num" w:pos="1440"/>
-        </w:tabs>
-        <w:ind w:left="1440" w:hanging="360"/>
+        <w:ind w:left="4451" w:hanging="360"/>
       </w:pPr>
       <w:rPr>
         <w:rFonts w:ascii="Courier New" w:hAnsi="Courier New" w:cs="Courier New" w:hint="default"/>
       </w:rPr>
     </w:lvl>
-    <w:lvl w:ilvl="2" w:tplc="04080005" w:tentative="1">
+    <w:lvl w:ilvl="5" w:tplc="04090005" w:tentative="1">
       <w:start w:val="1"/>
       <w:numFmt w:val="bullet"/>
       <w:lvlText w:val=""/>
       <w:lvlJc w:val="left"/>
       <w:pPr>
-        <w:tabs>
-          <w:tab w:val="num" w:pos="2160"/>
-        </w:tabs>
-        <w:ind w:left="2160" w:hanging="360"/>
+        <w:ind w:left="5171" w:hanging="360"/>
       </w:pPr>
       <w:rPr>
         <w:rFonts w:ascii="Wingdings" w:hAnsi="Wingdings" w:hint="default"/>
       </w:rPr>
     </w:lvl>
-    <w:lvl w:ilvl="3" w:tplc="04080001" w:tentative="1">
+    <w:lvl w:ilvl="6" w:tplc="04090001" w:tentative="1">
       <w:start w:val="1"/>
       <w:numFmt w:val="bullet"/>
       <w:lvlText w:val=""/>
       <w:lvlJc w:val="left"/>
       <w:pPr>
-        <w:tabs>
-          <w:tab w:val="num" w:pos="2880"/>
-        </w:tabs>
-        <w:ind w:left="2880" w:hanging="360"/>
+        <w:ind w:left="5891" w:hanging="360"/>
       </w:pPr>
       <w:rPr>
         <w:rFonts w:ascii="Symbol" w:hAnsi="Symbol" w:hint="default"/>
       </w:rPr>
     </w:lvl>
-    <w:lvl w:ilvl="4" w:tplc="04080003" w:tentative="1">
+    <w:lvl w:ilvl="7" w:tplc="04090003" w:tentative="1">
       <w:start w:val="1"/>
       <w:numFmt w:val="bullet"/>
       <w:lvlText w:val="o"/>
       <w:lvlJc w:val="left"/>
       <w:pPr>
-        <w:tabs>
-          <w:tab w:val="num" w:pos="3600"/>
-        </w:tabs>
-        <w:ind w:left="3600" w:hanging="360"/>
+        <w:ind w:left="6611" w:hanging="360"/>
       </w:pPr>
       <w:rPr>
         <w:rFonts w:ascii="Courier New" w:hAnsi="Courier New" w:cs="Courier New" w:hint="default"/>
       </w:rPr>
     </w:lvl>
-    <w:lvl w:ilvl="5" w:tplc="04080005" w:tentative="1">
+    <w:lvl w:ilvl="8" w:tplc="04090005" w:tentative="1">
       <w:start w:val="1"/>
       <w:numFmt w:val="bullet"/>
       <w:lvlText w:val=""/>
       <w:lvlJc w:val="left"/>
       <w:pPr>
-        <w:tabs>
-          <w:tab w:val="num" w:pos="4320"/>
-        </w:tabs>
-        <w:ind w:left="4320" w:hanging="360"/>
+        <w:ind w:left="7331" w:hanging="360"/>
       </w:pPr>
       <w:rPr>
         <w:rFonts w:ascii="Wingdings" w:hAnsi="Wingdings" w:hint="default"/>
       </w:rPr>
     </w:lvl>
-    <w:lvl w:ilvl="6" w:tplc="04080001" w:tentative="1">
-      <w:start w:val="1"/>
-      <w:numFmt w:val="bullet"/>
-      <w:lvlText w:val=""/>
-      <w:lvlJc w:val="left"/>
-      <w:pPr>
-        <w:tabs>
-          <w:tab w:val="num" w:pos="5040"/>
-        </w:tabs>
-        <w:ind w:left="5040" w:hanging="360"/>
-      </w:pPr>
-      <w:rPr>
-        <w:rFonts w:ascii="Symbol" w:hAnsi="Symbol" w:hint="default"/>
-      </w:rPr>
-    </w:lvl>
-    <w:lvl w:ilvl="7" w:tplc="04080003" w:tentative="1">
-      <w:start w:val="1"/>
-      <w:numFmt w:val="bullet"/>
-      <w:lvlText w:val="o"/>
-      <w:lvlJc w:val="left"/>
-      <w:pPr>
-        <w:tabs>
-          <w:tab w:val="num" w:pos="5760"/>
-        </w:tabs>
-        <w:ind w:left="5760" w:hanging="360"/>
-      </w:pPr>
-      <w:rPr>
-        <w:rFonts w:ascii="Courier New" w:hAnsi="Courier New" w:cs="Courier New" w:hint="default"/>
-      </w:rPr>
-    </w:lvl>
-    <w:lvl w:ilvl="8" w:tplc="04080005" w:tentative="1">
-      <w:start w:val="1"/>
-      <w:numFmt w:val="bullet"/>
-      <w:lvlText w:val=""/>
-      <w:lvlJc w:val="left"/>
-      <w:pPr>
-        <w:tabs>
-          <w:tab w:val="num" w:pos="6480"/>
-        </w:tabs>
-        <w:ind w:left="6480" w:hanging="360"/>
-      </w:pPr>
-      <w:rPr>
-        <w:rFonts w:ascii="Wingdings" w:hAnsi="Wingdings" w:hint="default"/>
-      </w:rPr>
-    </w:lvl>
   </w:abstractNum>
-  <w:abstractNum w:abstractNumId="34" w15:restartNumberingAfterBreak="0">
-    <w:nsid w:val="621F081D"/>
-    <w:multiLevelType w:val="multilevel"/>
-    <w:tmpl w:val="46129152"/>
-    <w:lvl w:ilvl="0">
-      <w:start w:val="1"/>
-      <w:numFmt w:val="decimal"/>
-      <w:lvlText w:val="%1."/>
-      <w:lvlJc w:val="left"/>
-      <w:pPr>
-        <w:ind w:left="720" w:hanging="360"/>
-      </w:pPr>
-      <w:rPr>
-        <w:rFonts w:hint="default"/>
-      </w:rPr>
-    </w:lvl>
-    <w:lvl w:ilvl="1">
-      <w:start w:val="1"/>
-      <w:numFmt w:val="decimal"/>
-      <w:isLgl/>
-      <w:lvlText w:val="%1.%2"/>
-      <w:lvlJc w:val="left"/>
-      <w:pPr>
-        <w:ind w:left="720" w:hanging="360"/>
-      </w:pPr>
-      <w:rPr>
-        <w:rFonts w:hint="default"/>
-      </w:rPr>
-    </w:lvl>
-    <w:lvl w:ilvl="2">
-      <w:start w:val="1"/>
-      <w:numFmt w:val="decimal"/>
-      <w:isLgl/>
-      <w:lvlText w:val="%1.%2.%3"/>
-      <w:lvlJc w:val="left"/>
-      <w:pPr>
-        <w:ind w:left="1080" w:hanging="720"/>
-      </w:pPr>
-      <w:rPr>
-        <w:rFonts w:hint="default"/>
-      </w:rPr>
-    </w:lvl>
-    <w:lvl w:ilvl="3">
-      <w:start w:val="1"/>
-      <w:numFmt w:val="decimal"/>
-      <w:isLgl/>
-      <w:lvlText w:val="%1.%2.%3.%4"/>
-      <w:lvlJc w:val="left"/>
-      <w:pPr>
-        <w:ind w:left="1080" w:hanging="720"/>
-      </w:pPr>
-      <w:rPr>
-        <w:rFonts w:hint="default"/>
-      </w:rPr>
-    </w:lvl>
-    <w:lvl w:ilvl="4">
-      <w:start w:val="1"/>
-      <w:numFmt w:val="decimal"/>
-      <w:isLgl/>
-      <w:lvlText w:val="%1.%2.%3.%4.%5"/>
-      <w:lvlJc w:val="left"/>
-      <w:pPr>
-        <w:ind w:left="1440" w:hanging="1080"/>
-      </w:pPr>
-      <w:rPr>
-        <w:rFonts w:hint="default"/>
-      </w:rPr>
-    </w:lvl>
-    <w:lvl w:ilvl="5">
-      <w:start w:val="1"/>
-      <w:numFmt w:val="decimal"/>
-      <w:isLgl/>
-      <w:lvlText w:val="%1.%2.%3.%4.%5.%6"/>
-      <w:lvlJc w:val="left"/>
-      <w:pPr>
-        <w:ind w:left="1440" w:hanging="1080"/>
-      </w:pPr>
-      <w:rPr>
-        <w:rFonts w:hint="default"/>
-      </w:rPr>
-    </w:lvl>
-    <w:lvl w:ilvl="6">
-      <w:start w:val="1"/>
-      <w:numFmt w:val="decimal"/>
-      <w:isLgl/>
-      <w:lvlText w:val="%1.%2.%3.%4.%5.%6.%7"/>
-      <w:lvlJc w:val="left"/>
-      <w:pPr>
-        <w:ind w:left="1800" w:hanging="1440"/>
-      </w:pPr>
-      <w:rPr>
-        <w:rFonts w:hint="default"/>
-      </w:rPr>
-    </w:lvl>
-    <w:lvl w:ilvl="7">
-      <w:start w:val="1"/>
-      <w:numFmt w:val="decimal"/>
-      <w:isLgl/>
-      <w:lvlText w:val="%1.%2.%3.%4.%5.%6.%7.%8"/>
-      <w:lvlJc w:val="left"/>
-      <w:pPr>
-        <w:ind w:left="1800" w:hanging="1440"/>
-      </w:pPr>
-      <w:rPr>
-        <w:rFonts w:hint="default"/>
-      </w:rPr>
-    </w:lvl>
-    <w:lvl w:ilvl="8">
-      <w:start w:val="1"/>
-      <w:numFmt w:val="decimal"/>
-      <w:isLgl/>
-      <w:lvlText w:val="%1.%2.%3.%4.%5.%6.%7.%8.%9"/>
-      <w:lvlJc w:val="left"/>
-      <w:pPr>
-        <w:ind w:left="2160" w:hanging="1800"/>
-      </w:pPr>
-      <w:rPr>
-        <w:rFonts w:hint="default"/>
-      </w:rPr>
-    </w:lvl>
-  </w:abstractNum>
-  <w:abstractNum w:abstractNumId="35" w15:restartNumberingAfterBreak="0">
+  <w:abstractNum w:abstractNumId="8" w15:restartNumberingAfterBreak="0">
     <w:nsid w:val="63F02966"/>
     <w:multiLevelType w:val="hybridMultilevel"/>
     <w:tmpl w:val="EEE69E4A"/>
@@ -11587,7 +9439,122 @@
       </w:rPr>
     </w:lvl>
   </w:abstractNum>
-  <w:abstractNum w:abstractNumId="36" w15:restartNumberingAfterBreak="0">
+  <w:abstractNum w:abstractNumId="9" w15:restartNumberingAfterBreak="0">
+    <w:nsid w:val="67A31E04"/>
+    <w:multiLevelType w:val="hybridMultilevel"/>
+    <w:tmpl w:val="F67CA15A"/>
+    <w:lvl w:ilvl="0" w:tplc="8E7CA998">
+      <w:start w:val="1"/>
+      <w:numFmt w:val="bullet"/>
+      <w:lvlText w:val=""/>
+      <w:lvlJc w:val="left"/>
+      <w:pPr>
+        <w:ind w:left="1574" w:hanging="360"/>
+      </w:pPr>
+      <w:rPr>
+        <w:rFonts w:ascii="Symbol" w:hAnsi="Symbol" w:hint="default"/>
+        <w:sz w:val="24"/>
+        <w:szCs w:val="24"/>
+      </w:rPr>
+    </w:lvl>
+    <w:lvl w:ilvl="1" w:tplc="04090003" w:tentative="1">
+      <w:start w:val="1"/>
+      <w:numFmt w:val="bullet"/>
+      <w:lvlText w:val="o"/>
+      <w:lvlJc w:val="left"/>
+      <w:pPr>
+        <w:ind w:left="2294" w:hanging="360"/>
+      </w:pPr>
+      <w:rPr>
+        <w:rFonts w:ascii="Courier New" w:hAnsi="Courier New" w:cs="Courier New" w:hint="default"/>
+      </w:rPr>
+    </w:lvl>
+    <w:lvl w:ilvl="2" w:tplc="04090005" w:tentative="1">
+      <w:start w:val="1"/>
+      <w:numFmt w:val="bullet"/>
+      <w:lvlText w:val=""/>
+      <w:lvlJc w:val="left"/>
+      <w:pPr>
+        <w:ind w:left="3014" w:hanging="360"/>
+      </w:pPr>
+      <w:rPr>
+        <w:rFonts w:ascii="Wingdings" w:hAnsi="Wingdings" w:hint="default"/>
+      </w:rPr>
+    </w:lvl>
+    <w:lvl w:ilvl="3" w:tplc="04090001" w:tentative="1">
+      <w:start w:val="1"/>
+      <w:numFmt w:val="bullet"/>
+      <w:lvlText w:val=""/>
+      <w:lvlJc w:val="left"/>
+      <w:pPr>
+        <w:ind w:left="3734" w:hanging="360"/>
+      </w:pPr>
+      <w:rPr>
+        <w:rFonts w:ascii="Symbol" w:hAnsi="Symbol" w:hint="default"/>
+      </w:rPr>
+    </w:lvl>
+    <w:lvl w:ilvl="4" w:tplc="04090003" w:tentative="1">
+      <w:start w:val="1"/>
+      <w:numFmt w:val="bullet"/>
+      <w:lvlText w:val="o"/>
+      <w:lvlJc w:val="left"/>
+      <w:pPr>
+        <w:ind w:left="4454" w:hanging="360"/>
+      </w:pPr>
+      <w:rPr>
+        <w:rFonts w:ascii="Courier New" w:hAnsi="Courier New" w:cs="Courier New" w:hint="default"/>
+      </w:rPr>
+    </w:lvl>
+    <w:lvl w:ilvl="5" w:tplc="04090005" w:tentative="1">
+      <w:start w:val="1"/>
+      <w:numFmt w:val="bullet"/>
+      <w:lvlText w:val=""/>
+      <w:lvlJc w:val="left"/>
+      <w:pPr>
+        <w:ind w:left="5174" w:hanging="360"/>
+      </w:pPr>
+      <w:rPr>
+        <w:rFonts w:ascii="Wingdings" w:hAnsi="Wingdings" w:hint="default"/>
+      </w:rPr>
+    </w:lvl>
+    <w:lvl w:ilvl="6" w:tplc="04090001" w:tentative="1">
+      <w:start w:val="1"/>
+      <w:numFmt w:val="bullet"/>
+      <w:lvlText w:val=""/>
+      <w:lvlJc w:val="left"/>
+      <w:pPr>
+        <w:ind w:left="5894" w:hanging="360"/>
+      </w:pPr>
+      <w:rPr>
+        <w:rFonts w:ascii="Symbol" w:hAnsi="Symbol" w:hint="default"/>
+      </w:rPr>
+    </w:lvl>
+    <w:lvl w:ilvl="7" w:tplc="04090003" w:tentative="1">
+      <w:start w:val="1"/>
+      <w:numFmt w:val="bullet"/>
+      <w:lvlText w:val="o"/>
+      <w:lvlJc w:val="left"/>
+      <w:pPr>
+        <w:ind w:left="6614" w:hanging="360"/>
+      </w:pPr>
+      <w:rPr>
+        <w:rFonts w:ascii="Courier New" w:hAnsi="Courier New" w:cs="Courier New" w:hint="default"/>
+      </w:rPr>
+    </w:lvl>
+    <w:lvl w:ilvl="8" w:tplc="04090005" w:tentative="1">
+      <w:start w:val="1"/>
+      <w:numFmt w:val="bullet"/>
+      <w:lvlText w:val=""/>
+      <w:lvlJc w:val="left"/>
+      <w:pPr>
+        <w:ind w:left="7334" w:hanging="360"/>
+      </w:pPr>
+      <w:rPr>
+        <w:rFonts w:ascii="Wingdings" w:hAnsi="Wingdings" w:hint="default"/>
+      </w:rPr>
+    </w:lvl>
+  </w:abstractNum>
+  <w:abstractNum w:abstractNumId="10" w15:restartNumberingAfterBreak="0">
     <w:nsid w:val="6A9936ED"/>
     <w:multiLevelType w:val="hybridMultilevel"/>
     <w:tmpl w:val="BBECE1C4"/>
@@ -11676,120 +9643,7 @@
       </w:pPr>
     </w:lvl>
   </w:abstractNum>
-  <w:abstractNum w:abstractNumId="37" w15:restartNumberingAfterBreak="0">
-    <w:nsid w:val="6B96305E"/>
-    <w:multiLevelType w:val="hybridMultilevel"/>
-    <w:tmpl w:val="982ECAE0"/>
-    <w:lvl w:ilvl="0" w:tplc="04050011">
-      <w:start w:val="1"/>
-      <w:numFmt w:val="decimal"/>
-      <w:lvlText w:val="%1)"/>
-      <w:lvlJc w:val="left"/>
-      <w:pPr>
-        <w:tabs>
-          <w:tab w:val="num" w:pos="720"/>
-        </w:tabs>
-        <w:ind w:left="720" w:hanging="360"/>
-      </w:pPr>
-    </w:lvl>
-    <w:lvl w:ilvl="1" w:tplc="04050019" w:tentative="1">
-      <w:start w:val="1"/>
-      <w:numFmt w:val="lowerLetter"/>
-      <w:lvlText w:val="%2."/>
-      <w:lvlJc w:val="left"/>
-      <w:pPr>
-        <w:tabs>
-          <w:tab w:val="num" w:pos="1440"/>
-        </w:tabs>
-        <w:ind w:left="1440" w:hanging="360"/>
-      </w:pPr>
-    </w:lvl>
-    <w:lvl w:ilvl="2" w:tplc="0405001B" w:tentative="1">
-      <w:start w:val="1"/>
-      <w:numFmt w:val="lowerRoman"/>
-      <w:lvlText w:val="%3."/>
-      <w:lvlJc w:val="right"/>
-      <w:pPr>
-        <w:tabs>
-          <w:tab w:val="num" w:pos="2160"/>
-        </w:tabs>
-        <w:ind w:left="2160" w:hanging="180"/>
-      </w:pPr>
-    </w:lvl>
-    <w:lvl w:ilvl="3" w:tplc="0405000F" w:tentative="1">
-      <w:start w:val="1"/>
-      <w:numFmt w:val="decimal"/>
-      <w:lvlText w:val="%4."/>
-      <w:lvlJc w:val="left"/>
-      <w:pPr>
-        <w:tabs>
-          <w:tab w:val="num" w:pos="2880"/>
-        </w:tabs>
-        <w:ind w:left="2880" w:hanging="360"/>
-      </w:pPr>
-    </w:lvl>
-    <w:lvl w:ilvl="4" w:tplc="04050019" w:tentative="1">
-      <w:start w:val="1"/>
-      <w:numFmt w:val="lowerLetter"/>
-      <w:lvlText w:val="%5."/>
-      <w:lvlJc w:val="left"/>
-      <w:pPr>
-        <w:tabs>
-          <w:tab w:val="num" w:pos="3600"/>
-        </w:tabs>
-        <w:ind w:left="3600" w:hanging="360"/>
-      </w:pPr>
-    </w:lvl>
-    <w:lvl w:ilvl="5" w:tplc="0405001B" w:tentative="1">
-      <w:start w:val="1"/>
-      <w:numFmt w:val="lowerRoman"/>
-      <w:lvlText w:val="%6."/>
-      <w:lvlJc w:val="right"/>
-      <w:pPr>
-        <w:tabs>
-          <w:tab w:val="num" w:pos="4320"/>
-        </w:tabs>
-        <w:ind w:left="4320" w:hanging="180"/>
-      </w:pPr>
-    </w:lvl>
-    <w:lvl w:ilvl="6" w:tplc="0405000F" w:tentative="1">
-      <w:start w:val="1"/>
-      <w:numFmt w:val="decimal"/>
-      <w:lvlText w:val="%7."/>
-      <w:lvlJc w:val="left"/>
-      <w:pPr>
-        <w:tabs>
-          <w:tab w:val="num" w:pos="5040"/>
-        </w:tabs>
-        <w:ind w:left="5040" w:hanging="360"/>
-      </w:pPr>
-    </w:lvl>
-    <w:lvl w:ilvl="7" w:tplc="04050019" w:tentative="1">
-      <w:start w:val="1"/>
-      <w:numFmt w:val="lowerLetter"/>
-      <w:lvlText w:val="%8."/>
-      <w:lvlJc w:val="left"/>
-      <w:pPr>
-        <w:tabs>
-          <w:tab w:val="num" w:pos="5760"/>
-        </w:tabs>
-        <w:ind w:left="5760" w:hanging="360"/>
-      </w:pPr>
-    </w:lvl>
-    <w:lvl w:ilvl="8" w:tplc="0405001B" w:tentative="1">
-      <w:start w:val="1"/>
-      <w:numFmt w:val="lowerRoman"/>
-      <w:lvlText w:val="%9."/>
-      <w:lvlJc w:val="right"/>
-      <w:pPr>
-        <w:tabs>
-          <w:tab w:val="num" w:pos="6480"/>
-        </w:tabs>
-        <w:ind w:left="6480" w:hanging="180"/>
-      </w:pPr>
-    </w:lvl>
-  </w:abstractNum>
-  <w:abstractNum w:abstractNumId="38" w15:restartNumberingAfterBreak="0">
+  <w:abstractNum w:abstractNumId="11" w15:restartNumberingAfterBreak="0">
     <w:nsid w:val="6C990251"/>
     <w:multiLevelType w:val="hybridMultilevel"/>
     <w:tmpl w:val="01EAEA3C"/>
@@ -12002,292 +9856,120 @@
       </w:rPr>
     </w:lvl>
   </w:abstractNum>
-  <w:abstractNum w:abstractNumId="39" w15:restartNumberingAfterBreak="0">
-    <w:nsid w:val="6C9B38D5"/>
-    <w:multiLevelType w:val="multilevel"/>
-    <w:tmpl w:val="24C4E068"/>
-    <w:lvl w:ilvl="0">
-      <w:start w:val="1"/>
-      <w:numFmt w:val="decimal"/>
-      <w:lvlText w:val="%1"/>
-      <w:lvlJc w:val="left"/>
-      <w:pPr>
-        <w:ind w:left="360" w:hanging="360"/>
-      </w:pPr>
-      <w:rPr>
-        <w:rFonts w:hint="default"/>
-      </w:rPr>
-    </w:lvl>
-    <w:lvl w:ilvl="1">
-      <w:start w:val="1"/>
-      <w:numFmt w:val="decimal"/>
-      <w:lvlText w:val="%1.%2"/>
-      <w:lvlJc w:val="left"/>
-      <w:pPr>
-        <w:ind w:left="360" w:hanging="360"/>
-      </w:pPr>
-      <w:rPr>
-        <w:rFonts w:hint="default"/>
-      </w:rPr>
-    </w:lvl>
-    <w:lvl w:ilvl="2">
-      <w:start w:val="1"/>
-      <w:numFmt w:val="decimal"/>
-      <w:lvlText w:val="%1.%2.%3"/>
-      <w:lvlJc w:val="left"/>
-      <w:pPr>
-        <w:ind w:left="720" w:hanging="720"/>
-      </w:pPr>
-      <w:rPr>
-        <w:rFonts w:hint="default"/>
-      </w:rPr>
-    </w:lvl>
-    <w:lvl w:ilvl="3">
-      <w:start w:val="1"/>
-      <w:numFmt w:val="decimal"/>
-      <w:lvlText w:val="%1.%2.%3.%4"/>
-      <w:lvlJc w:val="left"/>
-      <w:pPr>
-        <w:ind w:left="720" w:hanging="720"/>
-      </w:pPr>
-      <w:rPr>
-        <w:rFonts w:hint="default"/>
-      </w:rPr>
-    </w:lvl>
-    <w:lvl w:ilvl="4">
-      <w:start w:val="1"/>
-      <w:numFmt w:val="decimal"/>
-      <w:lvlText w:val="%1.%2.%3.%4.%5"/>
-      <w:lvlJc w:val="left"/>
-      <w:pPr>
-        <w:ind w:left="1080" w:hanging="1080"/>
-      </w:pPr>
-      <w:rPr>
-        <w:rFonts w:hint="default"/>
-      </w:rPr>
-    </w:lvl>
-    <w:lvl w:ilvl="5">
-      <w:start w:val="1"/>
-      <w:numFmt w:val="decimal"/>
-      <w:lvlText w:val="%1.%2.%3.%4.%5.%6"/>
-      <w:lvlJc w:val="left"/>
-      <w:pPr>
-        <w:ind w:left="1080" w:hanging="1080"/>
-      </w:pPr>
-      <w:rPr>
-        <w:rFonts w:hint="default"/>
-      </w:rPr>
-    </w:lvl>
-    <w:lvl w:ilvl="6">
-      <w:start w:val="1"/>
-      <w:numFmt w:val="decimal"/>
-      <w:lvlText w:val="%1.%2.%3.%4.%5.%6.%7"/>
-      <w:lvlJc w:val="left"/>
-      <w:pPr>
-        <w:ind w:left="1440" w:hanging="1440"/>
-      </w:pPr>
-      <w:rPr>
-        <w:rFonts w:hint="default"/>
-      </w:rPr>
-    </w:lvl>
-    <w:lvl w:ilvl="7">
-      <w:start w:val="1"/>
-      <w:numFmt w:val="decimal"/>
-      <w:lvlText w:val="%1.%2.%3.%4.%5.%6.%7.%8"/>
-      <w:lvlJc w:val="left"/>
-      <w:pPr>
-        <w:ind w:left="1440" w:hanging="1440"/>
-      </w:pPr>
-      <w:rPr>
-        <w:rFonts w:hint="default"/>
-      </w:rPr>
-    </w:lvl>
-    <w:lvl w:ilvl="8">
-      <w:start w:val="1"/>
-      <w:numFmt w:val="decimal"/>
-      <w:lvlText w:val="%1.%2.%3.%4.%5.%6.%7.%8.%9"/>
-      <w:lvlJc w:val="left"/>
-      <w:pPr>
-        <w:ind w:left="1800" w:hanging="1800"/>
-      </w:pPr>
-      <w:rPr>
-        <w:rFonts w:hint="default"/>
+  <w:abstractNum w:abstractNumId="12" w15:restartNumberingAfterBreak="0">
+    <w:nsid w:val="715A657E"/>
+    <w:multiLevelType w:val="hybridMultilevel"/>
+    <w:tmpl w:val="E348073A"/>
+    <w:lvl w:ilvl="0" w:tplc="0409000B">
+      <w:start w:val="1"/>
+      <w:numFmt w:val="bullet"/>
+      <w:lvlText w:val=""/>
+      <w:lvlJc w:val="left"/>
+      <w:pPr>
+        <w:ind w:left="720" w:hanging="360"/>
+      </w:pPr>
+      <w:rPr>
+        <w:rFonts w:ascii="Wingdings" w:hAnsi="Wingdings" w:hint="default"/>
+      </w:rPr>
+    </w:lvl>
+    <w:lvl w:ilvl="1" w:tplc="04090001">
+      <w:start w:val="1"/>
+      <w:numFmt w:val="bullet"/>
+      <w:lvlText w:val=""/>
+      <w:lvlJc w:val="left"/>
+      <w:pPr>
+        <w:ind w:left="1440" w:hanging="360"/>
+      </w:pPr>
+      <w:rPr>
+        <w:rFonts w:ascii="Symbol" w:hAnsi="Symbol" w:hint="default"/>
+      </w:rPr>
+    </w:lvl>
+    <w:lvl w:ilvl="2" w:tplc="04090005">
+      <w:start w:val="1"/>
+      <w:numFmt w:val="bullet"/>
+      <w:lvlText w:val=""/>
+      <w:lvlJc w:val="left"/>
+      <w:pPr>
+        <w:ind w:left="2160" w:hanging="360"/>
+      </w:pPr>
+      <w:rPr>
+        <w:rFonts w:ascii="Wingdings" w:hAnsi="Wingdings" w:hint="default"/>
+      </w:rPr>
+    </w:lvl>
+    <w:lvl w:ilvl="3" w:tplc="04090001" w:tentative="1">
+      <w:start w:val="1"/>
+      <w:numFmt w:val="bullet"/>
+      <w:lvlText w:val=""/>
+      <w:lvlJc w:val="left"/>
+      <w:pPr>
+        <w:ind w:left="2880" w:hanging="360"/>
+      </w:pPr>
+      <w:rPr>
+        <w:rFonts w:ascii="Symbol" w:hAnsi="Symbol" w:hint="default"/>
+      </w:rPr>
+    </w:lvl>
+    <w:lvl w:ilvl="4" w:tplc="04090003" w:tentative="1">
+      <w:start w:val="1"/>
+      <w:numFmt w:val="bullet"/>
+      <w:lvlText w:val="o"/>
+      <w:lvlJc w:val="left"/>
+      <w:pPr>
+        <w:ind w:left="3600" w:hanging="360"/>
+      </w:pPr>
+      <w:rPr>
+        <w:rFonts w:ascii="Courier New" w:hAnsi="Courier New" w:cs="Courier New" w:hint="default"/>
+      </w:rPr>
+    </w:lvl>
+    <w:lvl w:ilvl="5" w:tplc="04090005" w:tentative="1">
+      <w:start w:val="1"/>
+      <w:numFmt w:val="bullet"/>
+      <w:lvlText w:val=""/>
+      <w:lvlJc w:val="left"/>
+      <w:pPr>
+        <w:ind w:left="4320" w:hanging="360"/>
+      </w:pPr>
+      <w:rPr>
+        <w:rFonts w:ascii="Wingdings" w:hAnsi="Wingdings" w:hint="default"/>
+      </w:rPr>
+    </w:lvl>
+    <w:lvl w:ilvl="6" w:tplc="04090001" w:tentative="1">
+      <w:start w:val="1"/>
+      <w:numFmt w:val="bullet"/>
+      <w:lvlText w:val=""/>
+      <w:lvlJc w:val="left"/>
+      <w:pPr>
+        <w:ind w:left="5040" w:hanging="360"/>
+      </w:pPr>
+      <w:rPr>
+        <w:rFonts w:ascii="Symbol" w:hAnsi="Symbol" w:hint="default"/>
+      </w:rPr>
+    </w:lvl>
+    <w:lvl w:ilvl="7" w:tplc="04090003" w:tentative="1">
+      <w:start w:val="1"/>
+      <w:numFmt w:val="bullet"/>
+      <w:lvlText w:val="o"/>
+      <w:lvlJc w:val="left"/>
+      <w:pPr>
+        <w:ind w:left="5760" w:hanging="360"/>
+      </w:pPr>
+      <w:rPr>
+        <w:rFonts w:ascii="Courier New" w:hAnsi="Courier New" w:cs="Courier New" w:hint="default"/>
+      </w:rPr>
+    </w:lvl>
+    <w:lvl w:ilvl="8" w:tplc="04090005" w:tentative="1">
+      <w:start w:val="1"/>
+      <w:numFmt w:val="bullet"/>
+      <w:lvlText w:val=""/>
+      <w:lvlJc w:val="left"/>
+      <w:pPr>
+        <w:ind w:left="6480" w:hanging="360"/>
+      </w:pPr>
+      <w:rPr>
+        <w:rFonts w:ascii="Wingdings" w:hAnsi="Wingdings" w:hint="default"/>
       </w:rPr>
     </w:lvl>
   </w:abstractNum>
-  <w:abstractNum w:abstractNumId="40" w15:restartNumberingAfterBreak="0">
-    <w:nsid w:val="6DAE0C05"/>
-    <w:multiLevelType w:val="hybridMultilevel"/>
-    <w:tmpl w:val="8B04B6DA"/>
-    <w:lvl w:ilvl="0" w:tplc="04050013">
-      <w:start w:val="1"/>
-      <w:numFmt w:val="upperRoman"/>
-      <w:lvlText w:val="%1."/>
-      <w:lvlJc w:val="right"/>
-      <w:pPr>
-        <w:ind w:left="720" w:hanging="360"/>
-      </w:pPr>
-    </w:lvl>
-    <w:lvl w:ilvl="1" w:tplc="04050019" w:tentative="1">
-      <w:start w:val="1"/>
-      <w:numFmt w:val="lowerLetter"/>
-      <w:lvlText w:val="%2."/>
-      <w:lvlJc w:val="left"/>
-      <w:pPr>
-        <w:ind w:left="1440" w:hanging="360"/>
-      </w:pPr>
-    </w:lvl>
-    <w:lvl w:ilvl="2" w:tplc="0405001B" w:tentative="1">
-      <w:start w:val="1"/>
-      <w:numFmt w:val="lowerRoman"/>
-      <w:lvlText w:val="%3."/>
-      <w:lvlJc w:val="right"/>
-      <w:pPr>
-        <w:ind w:left="2160" w:hanging="180"/>
-      </w:pPr>
-    </w:lvl>
-    <w:lvl w:ilvl="3" w:tplc="0405000F" w:tentative="1">
-      <w:start w:val="1"/>
-      <w:numFmt w:val="decimal"/>
-      <w:lvlText w:val="%4."/>
-      <w:lvlJc w:val="left"/>
-      <w:pPr>
-        <w:ind w:left="2880" w:hanging="360"/>
-      </w:pPr>
-    </w:lvl>
-    <w:lvl w:ilvl="4" w:tplc="04050019" w:tentative="1">
-      <w:start w:val="1"/>
-      <w:numFmt w:val="lowerLetter"/>
-      <w:lvlText w:val="%5."/>
-      <w:lvlJc w:val="left"/>
-      <w:pPr>
-        <w:ind w:left="3600" w:hanging="360"/>
-      </w:pPr>
-    </w:lvl>
-    <w:lvl w:ilvl="5" w:tplc="0405001B" w:tentative="1">
-      <w:start w:val="1"/>
-      <w:numFmt w:val="lowerRoman"/>
-      <w:lvlText w:val="%6."/>
-      <w:lvlJc w:val="right"/>
-      <w:pPr>
-        <w:ind w:left="4320" w:hanging="180"/>
-      </w:pPr>
-    </w:lvl>
-    <w:lvl w:ilvl="6" w:tplc="0405000F" w:tentative="1">
-      <w:start w:val="1"/>
-      <w:numFmt w:val="decimal"/>
-      <w:lvlText w:val="%7."/>
-      <w:lvlJc w:val="left"/>
-      <w:pPr>
-        <w:ind w:left="5040" w:hanging="360"/>
-      </w:pPr>
-    </w:lvl>
-    <w:lvl w:ilvl="7" w:tplc="04050019" w:tentative="1">
-      <w:start w:val="1"/>
-      <w:numFmt w:val="lowerLetter"/>
-      <w:lvlText w:val="%8."/>
-      <w:lvlJc w:val="left"/>
-      <w:pPr>
-        <w:ind w:left="5760" w:hanging="360"/>
-      </w:pPr>
-    </w:lvl>
-    <w:lvl w:ilvl="8" w:tplc="0405001B" w:tentative="1">
-      <w:start w:val="1"/>
-      <w:numFmt w:val="lowerRoman"/>
-      <w:lvlText w:val="%9."/>
-      <w:lvlJc w:val="right"/>
-      <w:pPr>
-        <w:ind w:left="6480" w:hanging="180"/>
-      </w:pPr>
-    </w:lvl>
-  </w:abstractNum>
-  <w:abstractNum w:abstractNumId="41" w15:restartNumberingAfterBreak="0">
-    <w:nsid w:val="738204D5"/>
-    <w:multiLevelType w:val="hybridMultilevel"/>
-    <w:tmpl w:val="00401490"/>
-    <w:lvl w:ilvl="0" w:tplc="0405000F">
-      <w:start w:val="1"/>
-      <w:numFmt w:val="decimal"/>
-      <w:lvlText w:val="%1."/>
-      <w:lvlJc w:val="left"/>
-      <w:pPr>
-        <w:ind w:left="720" w:hanging="360"/>
-      </w:pPr>
-    </w:lvl>
-    <w:lvl w:ilvl="1" w:tplc="04050019" w:tentative="1">
-      <w:start w:val="1"/>
-      <w:numFmt w:val="lowerLetter"/>
-      <w:lvlText w:val="%2."/>
-      <w:lvlJc w:val="left"/>
-      <w:pPr>
-        <w:ind w:left="1440" w:hanging="360"/>
-      </w:pPr>
-    </w:lvl>
-    <w:lvl w:ilvl="2" w:tplc="0405001B" w:tentative="1">
-      <w:start w:val="1"/>
-      <w:numFmt w:val="lowerRoman"/>
-      <w:lvlText w:val="%3."/>
-      <w:lvlJc w:val="right"/>
-      <w:pPr>
-        <w:ind w:left="2160" w:hanging="180"/>
-      </w:pPr>
-    </w:lvl>
-    <w:lvl w:ilvl="3" w:tplc="0405000F" w:tentative="1">
-      <w:start w:val="1"/>
-      <w:numFmt w:val="decimal"/>
-      <w:lvlText w:val="%4."/>
-      <w:lvlJc w:val="left"/>
-      <w:pPr>
-        <w:ind w:left="2880" w:hanging="360"/>
-      </w:pPr>
-    </w:lvl>
-    <w:lvl w:ilvl="4" w:tplc="04050019" w:tentative="1">
-      <w:start w:val="1"/>
-      <w:numFmt w:val="lowerLetter"/>
-      <w:lvlText w:val="%5."/>
-      <w:lvlJc w:val="left"/>
-      <w:pPr>
-        <w:ind w:left="3600" w:hanging="360"/>
-      </w:pPr>
-    </w:lvl>
-    <w:lvl w:ilvl="5" w:tplc="0405001B" w:tentative="1">
-      <w:start w:val="1"/>
-      <w:numFmt w:val="lowerRoman"/>
-      <w:lvlText w:val="%6."/>
-      <w:lvlJc w:val="right"/>
-      <w:pPr>
-        <w:ind w:left="4320" w:hanging="180"/>
-      </w:pPr>
-    </w:lvl>
-    <w:lvl w:ilvl="6" w:tplc="0405000F" w:tentative="1">
-      <w:start w:val="1"/>
-      <w:numFmt w:val="decimal"/>
-      <w:lvlText w:val="%7."/>
-      <w:lvlJc w:val="left"/>
-      <w:pPr>
-        <w:ind w:left="5040" w:hanging="360"/>
-      </w:pPr>
-    </w:lvl>
-    <w:lvl w:ilvl="7" w:tplc="04050019" w:tentative="1">
-      <w:start w:val="1"/>
-      <w:numFmt w:val="lowerLetter"/>
-      <w:lvlText w:val="%8."/>
-      <w:lvlJc w:val="left"/>
-      <w:pPr>
-        <w:ind w:left="5760" w:hanging="360"/>
-      </w:pPr>
-    </w:lvl>
-    <w:lvl w:ilvl="8" w:tplc="0405001B" w:tentative="1">
-      <w:start w:val="1"/>
-      <w:numFmt w:val="lowerRoman"/>
-      <w:lvlText w:val="%9."/>
-      <w:lvlJc w:val="right"/>
-      <w:pPr>
-        <w:ind w:left="6480" w:hanging="180"/>
-      </w:pPr>
-    </w:lvl>
-  </w:abstractNum>
-  <w:abstractNum w:abstractNumId="42" w15:restartNumberingAfterBreak="0">
+  <w:abstractNum w:abstractNumId="13" w15:restartNumberingAfterBreak="0">
     <w:nsid w:val="73C35792"/>
     <w:multiLevelType w:val="hybridMultilevel"/>
     <w:tmpl w:val="9BEAF88E"/>
@@ -12400,120 +10082,7 @@
       </w:rPr>
     </w:lvl>
   </w:abstractNum>
-  <w:abstractNum w:abstractNumId="43" w15:restartNumberingAfterBreak="0">
-    <w:nsid w:val="753370F9"/>
-    <w:multiLevelType w:val="hybridMultilevel"/>
-    <w:tmpl w:val="86307D2A"/>
-    <w:lvl w:ilvl="0" w:tplc="04050011">
-      <w:start w:val="1"/>
-      <w:numFmt w:val="decimal"/>
-      <w:lvlText w:val="%1)"/>
-      <w:lvlJc w:val="left"/>
-      <w:pPr>
-        <w:tabs>
-          <w:tab w:val="num" w:pos="600"/>
-        </w:tabs>
-        <w:ind w:left="600" w:hanging="360"/>
-      </w:pPr>
-    </w:lvl>
-    <w:lvl w:ilvl="1" w:tplc="04050019">
-      <w:start w:val="1"/>
-      <w:numFmt w:val="lowerLetter"/>
-      <w:lvlText w:val="%2."/>
-      <w:lvlJc w:val="left"/>
-      <w:pPr>
-        <w:tabs>
-          <w:tab w:val="num" w:pos="1320"/>
-        </w:tabs>
-        <w:ind w:left="1320" w:hanging="360"/>
-      </w:pPr>
-    </w:lvl>
-    <w:lvl w:ilvl="2" w:tplc="0405001B" w:tentative="1">
-      <w:start w:val="1"/>
-      <w:numFmt w:val="lowerRoman"/>
-      <w:lvlText w:val="%3."/>
-      <w:lvlJc w:val="right"/>
-      <w:pPr>
-        <w:tabs>
-          <w:tab w:val="num" w:pos="2040"/>
-        </w:tabs>
-        <w:ind w:left="2040" w:hanging="180"/>
-      </w:pPr>
-    </w:lvl>
-    <w:lvl w:ilvl="3" w:tplc="0405000F" w:tentative="1">
-      <w:start w:val="1"/>
-      <w:numFmt w:val="decimal"/>
-      <w:lvlText w:val="%4."/>
-      <w:lvlJc w:val="left"/>
-      <w:pPr>
-        <w:tabs>
-          <w:tab w:val="num" w:pos="2760"/>
-        </w:tabs>
-        <w:ind w:left="2760" w:hanging="360"/>
-      </w:pPr>
-    </w:lvl>
-    <w:lvl w:ilvl="4" w:tplc="04050019" w:tentative="1">
-      <w:start w:val="1"/>
-      <w:numFmt w:val="lowerLetter"/>
-      <w:lvlText w:val="%5."/>
-      <w:lvlJc w:val="left"/>
-      <w:pPr>
-        <w:tabs>
-          <w:tab w:val="num" w:pos="3480"/>
-        </w:tabs>
-        <w:ind w:left="3480" w:hanging="360"/>
-      </w:pPr>
-    </w:lvl>
-    <w:lvl w:ilvl="5" w:tplc="0405001B" w:tentative="1">
-      <w:start w:val="1"/>
-      <w:numFmt w:val="lowerRoman"/>
-      <w:lvlText w:val="%6."/>
-      <w:lvlJc w:val="right"/>
-      <w:pPr>
-        <w:tabs>
-          <w:tab w:val="num" w:pos="4200"/>
-        </w:tabs>
-        <w:ind w:left="4200" w:hanging="180"/>
-      </w:pPr>
-    </w:lvl>
-    <w:lvl w:ilvl="6" w:tplc="0405000F" w:tentative="1">
-      <w:start w:val="1"/>
-      <w:numFmt w:val="decimal"/>
-      <w:lvlText w:val="%7."/>
-      <w:lvlJc w:val="left"/>
-      <w:pPr>
-        <w:tabs>
-          <w:tab w:val="num" w:pos="4920"/>
-        </w:tabs>
-        <w:ind w:left="4920" w:hanging="360"/>
-      </w:pPr>
-    </w:lvl>
-    <w:lvl w:ilvl="7" w:tplc="04050019" w:tentative="1">
-      <w:start w:val="1"/>
-      <w:numFmt w:val="lowerLetter"/>
-      <w:lvlText w:val="%8."/>
-      <w:lvlJc w:val="left"/>
-      <w:pPr>
-        <w:tabs>
-          <w:tab w:val="num" w:pos="5640"/>
-        </w:tabs>
-        <w:ind w:left="5640" w:hanging="360"/>
-      </w:pPr>
-    </w:lvl>
-    <w:lvl w:ilvl="8" w:tplc="0405001B" w:tentative="1">
-      <w:start w:val="1"/>
-      <w:numFmt w:val="lowerRoman"/>
-      <w:lvlText w:val="%9."/>
-      <w:lvlJc w:val="right"/>
-      <w:pPr>
-        <w:tabs>
-          <w:tab w:val="num" w:pos="6360"/>
-        </w:tabs>
-        <w:ind w:left="6360" w:hanging="180"/>
-      </w:pPr>
-    </w:lvl>
-  </w:abstractNum>
-  <w:abstractNum w:abstractNumId="44" w15:restartNumberingAfterBreak="0">
+  <w:abstractNum w:abstractNumId="14" w15:restartNumberingAfterBreak="0">
     <w:nsid w:val="766B3964"/>
     <w:multiLevelType w:val="multilevel"/>
     <w:tmpl w:val="04090025"/>
@@ -12611,416 +10180,168 @@
       </w:pPr>
     </w:lvl>
   </w:abstractNum>
-  <w:abstractNum w:abstractNumId="45" w15:restartNumberingAfterBreak="0">
-    <w:nsid w:val="794B750C"/>
+  <w:abstractNum w:abstractNumId="15" w15:restartNumberingAfterBreak="0">
+    <w:nsid w:val="7F010B74"/>
     <w:multiLevelType w:val="hybridMultilevel"/>
-    <w:tmpl w:val="3DD0C46A"/>
-    <w:lvl w:ilvl="0" w:tplc="0809000F">
-      <w:start w:val="1"/>
-      <w:numFmt w:val="decimal"/>
-      <w:lvlText w:val="%1."/>
-      <w:lvlJc w:val="left"/>
-      <w:pPr>
-        <w:tabs>
-          <w:tab w:val="num" w:pos="720"/>
-        </w:tabs>
-        <w:ind w:left="720" w:hanging="360"/>
-      </w:pPr>
-      <w:rPr>
-        <w:rFonts w:hint="default"/>
-      </w:rPr>
-    </w:lvl>
-    <w:lvl w:ilvl="1" w:tplc="08090019" w:tentative="1">
-      <w:start w:val="1"/>
-      <w:numFmt w:val="lowerLetter"/>
-      <w:lvlText w:val="%2."/>
-      <w:lvlJc w:val="left"/>
-      <w:pPr>
-        <w:tabs>
-          <w:tab w:val="num" w:pos="1440"/>
-        </w:tabs>
-        <w:ind w:left="1440" w:hanging="360"/>
-      </w:pPr>
-    </w:lvl>
-    <w:lvl w:ilvl="2" w:tplc="0809001B" w:tentative="1">
-      <w:start w:val="1"/>
-      <w:numFmt w:val="lowerRoman"/>
-      <w:lvlText w:val="%3."/>
-      <w:lvlJc w:val="right"/>
-      <w:pPr>
-        <w:tabs>
-          <w:tab w:val="num" w:pos="2160"/>
-        </w:tabs>
-        <w:ind w:left="2160" w:hanging="180"/>
-      </w:pPr>
-    </w:lvl>
-    <w:lvl w:ilvl="3" w:tplc="0809000F" w:tentative="1">
-      <w:start w:val="1"/>
-      <w:numFmt w:val="decimal"/>
-      <w:lvlText w:val="%4."/>
-      <w:lvlJc w:val="left"/>
-      <w:pPr>
-        <w:tabs>
-          <w:tab w:val="num" w:pos="2880"/>
-        </w:tabs>
-        <w:ind w:left="2880" w:hanging="360"/>
-      </w:pPr>
-    </w:lvl>
-    <w:lvl w:ilvl="4" w:tplc="08090019" w:tentative="1">
-      <w:start w:val="1"/>
-      <w:numFmt w:val="lowerLetter"/>
-      <w:lvlText w:val="%5."/>
-      <w:lvlJc w:val="left"/>
-      <w:pPr>
-        <w:tabs>
-          <w:tab w:val="num" w:pos="3600"/>
-        </w:tabs>
-        <w:ind w:left="3600" w:hanging="360"/>
-      </w:pPr>
-    </w:lvl>
-    <w:lvl w:ilvl="5" w:tplc="0809001B" w:tentative="1">
-      <w:start w:val="1"/>
-      <w:numFmt w:val="lowerRoman"/>
-      <w:lvlText w:val="%6."/>
-      <w:lvlJc w:val="right"/>
-      <w:pPr>
-        <w:tabs>
-          <w:tab w:val="num" w:pos="4320"/>
-        </w:tabs>
-        <w:ind w:left="4320" w:hanging="180"/>
-      </w:pPr>
-    </w:lvl>
-    <w:lvl w:ilvl="6" w:tplc="0809000F" w:tentative="1">
-      <w:start w:val="1"/>
-      <w:numFmt w:val="decimal"/>
-      <w:lvlText w:val="%7."/>
-      <w:lvlJc w:val="left"/>
-      <w:pPr>
-        <w:tabs>
-          <w:tab w:val="num" w:pos="5040"/>
-        </w:tabs>
-        <w:ind w:left="5040" w:hanging="360"/>
-      </w:pPr>
-    </w:lvl>
-    <w:lvl w:ilvl="7" w:tplc="08090019" w:tentative="1">
-      <w:start w:val="1"/>
-      <w:numFmt w:val="lowerLetter"/>
-      <w:lvlText w:val="%8."/>
-      <w:lvlJc w:val="left"/>
-      <w:pPr>
-        <w:tabs>
-          <w:tab w:val="num" w:pos="5760"/>
-        </w:tabs>
-        <w:ind w:left="5760" w:hanging="360"/>
-      </w:pPr>
-    </w:lvl>
-    <w:lvl w:ilvl="8" w:tplc="0809001B" w:tentative="1">
-      <w:start w:val="1"/>
-      <w:numFmt w:val="lowerRoman"/>
-      <w:lvlText w:val="%9."/>
-      <w:lvlJc w:val="right"/>
-      <w:pPr>
-        <w:tabs>
-          <w:tab w:val="num" w:pos="6480"/>
-        </w:tabs>
-        <w:ind w:left="6480" w:hanging="180"/>
-      </w:pPr>
-    </w:lvl>
-  </w:abstractNum>
-  <w:abstractNum w:abstractNumId="46" w15:restartNumberingAfterBreak="0">
-    <w:nsid w:val="7BEA160E"/>
-    <w:multiLevelType w:val="hybridMultilevel"/>
-    <w:tmpl w:val="797058A6"/>
-    <w:lvl w:ilvl="0" w:tplc="1B46A7E4">
-      <w:start w:val="1"/>
-      <w:numFmt w:val="decimal"/>
-      <w:lvlText w:val="%1."/>
-      <w:lvlJc w:val="left"/>
-      <w:pPr>
-        <w:ind w:left="1068" w:hanging="360"/>
-      </w:pPr>
-      <w:rPr>
-        <w:rFonts w:hint="default"/>
-      </w:rPr>
-    </w:lvl>
-    <w:lvl w:ilvl="1" w:tplc="04050019">
-      <w:start w:val="1"/>
-      <w:numFmt w:val="lowerLetter"/>
-      <w:lvlText w:val="%2."/>
-      <w:lvlJc w:val="left"/>
-      <w:pPr>
-        <w:ind w:left="1788" w:hanging="360"/>
-      </w:pPr>
-    </w:lvl>
-    <w:lvl w:ilvl="2" w:tplc="0405001B" w:tentative="1">
-      <w:start w:val="1"/>
-      <w:numFmt w:val="lowerRoman"/>
-      <w:lvlText w:val="%3."/>
-      <w:lvlJc w:val="right"/>
-      <w:pPr>
-        <w:ind w:left="2508" w:hanging="180"/>
-      </w:pPr>
-    </w:lvl>
-    <w:lvl w:ilvl="3" w:tplc="0405000F" w:tentative="1">
-      <w:start w:val="1"/>
-      <w:numFmt w:val="decimal"/>
-      <w:lvlText w:val="%4."/>
-      <w:lvlJc w:val="left"/>
-      <w:pPr>
-        <w:ind w:left="3228" w:hanging="360"/>
-      </w:pPr>
-    </w:lvl>
-    <w:lvl w:ilvl="4" w:tplc="04050019" w:tentative="1">
-      <w:start w:val="1"/>
-      <w:numFmt w:val="lowerLetter"/>
-      <w:lvlText w:val="%5."/>
-      <w:lvlJc w:val="left"/>
-      <w:pPr>
-        <w:ind w:left="3948" w:hanging="360"/>
-      </w:pPr>
-    </w:lvl>
-    <w:lvl w:ilvl="5" w:tplc="0405001B" w:tentative="1">
-      <w:start w:val="1"/>
-      <w:numFmt w:val="lowerRoman"/>
-      <w:lvlText w:val="%6."/>
-      <w:lvlJc w:val="right"/>
-      <w:pPr>
-        <w:ind w:left="4668" w:hanging="180"/>
-      </w:pPr>
-    </w:lvl>
-    <w:lvl w:ilvl="6" w:tplc="0405000F" w:tentative="1">
-      <w:start w:val="1"/>
-      <w:numFmt w:val="decimal"/>
-      <w:lvlText w:val="%7."/>
-      <w:lvlJc w:val="left"/>
-      <w:pPr>
-        <w:ind w:left="5388" w:hanging="360"/>
-      </w:pPr>
-    </w:lvl>
-    <w:lvl w:ilvl="7" w:tplc="04050019" w:tentative="1">
-      <w:start w:val="1"/>
-      <w:numFmt w:val="lowerLetter"/>
-      <w:lvlText w:val="%8."/>
-      <w:lvlJc w:val="left"/>
-      <w:pPr>
-        <w:ind w:left="6108" w:hanging="360"/>
-      </w:pPr>
-    </w:lvl>
-    <w:lvl w:ilvl="8" w:tplc="0405001B" w:tentative="1">
-      <w:start w:val="1"/>
-      <w:numFmt w:val="lowerRoman"/>
-      <w:lvlText w:val="%9."/>
-      <w:lvlJc w:val="right"/>
-      <w:pPr>
-        <w:ind w:left="6828" w:hanging="180"/>
-      </w:pPr>
+    <w:tmpl w:val="342C0BEA"/>
+    <w:lvl w:ilvl="0" w:tplc="04090001">
+      <w:start w:val="1"/>
+      <w:numFmt w:val="bullet"/>
+      <w:lvlText w:val=""/>
+      <w:lvlJc w:val="left"/>
+      <w:pPr>
+        <w:ind w:left="1571" w:hanging="360"/>
+      </w:pPr>
+      <w:rPr>
+        <w:rFonts w:ascii="Symbol" w:hAnsi="Symbol" w:hint="default"/>
+      </w:rPr>
+    </w:lvl>
+    <w:lvl w:ilvl="1" w:tplc="04090003" w:tentative="1">
+      <w:start w:val="1"/>
+      <w:numFmt w:val="bullet"/>
+      <w:lvlText w:val="o"/>
+      <w:lvlJc w:val="left"/>
+      <w:pPr>
+        <w:ind w:left="2291" w:hanging="360"/>
+      </w:pPr>
+      <w:rPr>
+        <w:rFonts w:ascii="Courier New" w:hAnsi="Courier New" w:cs="Courier New" w:hint="default"/>
+      </w:rPr>
+    </w:lvl>
+    <w:lvl w:ilvl="2" w:tplc="04090005" w:tentative="1">
+      <w:start w:val="1"/>
+      <w:numFmt w:val="bullet"/>
+      <w:lvlText w:val=""/>
+      <w:lvlJc w:val="left"/>
+      <w:pPr>
+        <w:ind w:left="3011" w:hanging="360"/>
+      </w:pPr>
+      <w:rPr>
+        <w:rFonts w:ascii="Wingdings" w:hAnsi="Wingdings" w:hint="default"/>
+      </w:rPr>
+    </w:lvl>
+    <w:lvl w:ilvl="3" w:tplc="04090001" w:tentative="1">
+      <w:start w:val="1"/>
+      <w:numFmt w:val="bullet"/>
+      <w:lvlText w:val=""/>
+      <w:lvlJc w:val="left"/>
+      <w:pPr>
+        <w:ind w:left="3731" w:hanging="360"/>
+      </w:pPr>
+      <w:rPr>
+        <w:rFonts w:ascii="Symbol" w:hAnsi="Symbol" w:hint="default"/>
+      </w:rPr>
+    </w:lvl>
+    <w:lvl w:ilvl="4" w:tplc="04090003" w:tentative="1">
+      <w:start w:val="1"/>
+      <w:numFmt w:val="bullet"/>
+      <w:lvlText w:val="o"/>
+      <w:lvlJc w:val="left"/>
+      <w:pPr>
+        <w:ind w:left="4451" w:hanging="360"/>
+      </w:pPr>
+      <w:rPr>
+        <w:rFonts w:ascii="Courier New" w:hAnsi="Courier New" w:cs="Courier New" w:hint="default"/>
+      </w:rPr>
+    </w:lvl>
+    <w:lvl w:ilvl="5" w:tplc="04090005" w:tentative="1">
+      <w:start w:val="1"/>
+      <w:numFmt w:val="bullet"/>
+      <w:lvlText w:val=""/>
+      <w:lvlJc w:val="left"/>
+      <w:pPr>
+        <w:ind w:left="5171" w:hanging="360"/>
+      </w:pPr>
+      <w:rPr>
+        <w:rFonts w:ascii="Wingdings" w:hAnsi="Wingdings" w:hint="default"/>
+      </w:rPr>
+    </w:lvl>
+    <w:lvl w:ilvl="6" w:tplc="04090001" w:tentative="1">
+      <w:start w:val="1"/>
+      <w:numFmt w:val="bullet"/>
+      <w:lvlText w:val=""/>
+      <w:lvlJc w:val="left"/>
+      <w:pPr>
+        <w:ind w:left="5891" w:hanging="360"/>
+      </w:pPr>
+      <w:rPr>
+        <w:rFonts w:ascii="Symbol" w:hAnsi="Symbol" w:hint="default"/>
+      </w:rPr>
+    </w:lvl>
+    <w:lvl w:ilvl="7" w:tplc="04090003" w:tentative="1">
+      <w:start w:val="1"/>
+      <w:numFmt w:val="bullet"/>
+      <w:lvlText w:val="o"/>
+      <w:lvlJc w:val="left"/>
+      <w:pPr>
+        <w:ind w:left="6611" w:hanging="360"/>
+      </w:pPr>
+      <w:rPr>
+        <w:rFonts w:ascii="Courier New" w:hAnsi="Courier New" w:cs="Courier New" w:hint="default"/>
+      </w:rPr>
+    </w:lvl>
+    <w:lvl w:ilvl="8" w:tplc="04090005" w:tentative="1">
+      <w:start w:val="1"/>
+      <w:numFmt w:val="bullet"/>
+      <w:lvlText w:val=""/>
+      <w:lvlJc w:val="left"/>
+      <w:pPr>
+        <w:ind w:left="7331" w:hanging="360"/>
+      </w:pPr>
+      <w:rPr>
+        <w:rFonts w:ascii="Wingdings" w:hAnsi="Wingdings" w:hint="default"/>
+      </w:rPr>
     </w:lvl>
   </w:abstractNum>
   <w:num w:numId="1">
-    <w:abstractNumId w:val="43"/>
+    <w:abstractNumId w:val="10"/>
   </w:num>
   <w:num w:numId="2">
-    <w:abstractNumId w:val="37"/>
+    <w:abstractNumId w:val="14"/>
   </w:num>
   <w:num w:numId="3">
-    <w:abstractNumId w:val="28"/>
+    <w:abstractNumId w:val="6"/>
   </w:num>
   <w:num w:numId="4">
-    <w:abstractNumId w:val="15"/>
-    <w:lvlOverride w:ilvl="0"/>
-    <w:lvlOverride w:ilvl="1">
-      <w:startOverride w:val="1"/>
-    </w:lvlOverride>
-    <w:lvlOverride w:ilvl="2">
-      <w:startOverride w:val="1"/>
-    </w:lvlOverride>
-    <w:lvlOverride w:ilvl="3">
-      <w:startOverride w:val="1"/>
-    </w:lvlOverride>
-    <w:lvlOverride w:ilvl="4">
-      <w:startOverride w:val="1"/>
-    </w:lvlOverride>
-    <w:lvlOverride w:ilvl="5">
-      <w:startOverride w:val="1"/>
-    </w:lvlOverride>
-    <w:lvlOverride w:ilvl="6">
-      <w:startOverride w:val="1"/>
-    </w:lvlOverride>
-    <w:lvlOverride w:ilvl="7">
-      <w:startOverride w:val="1"/>
-    </w:lvlOverride>
-    <w:lvlOverride w:ilvl="8">
-      <w:startOverride w:val="1"/>
-    </w:lvlOverride>
+    <w:abstractNumId w:val="8"/>
   </w:num>
   <w:num w:numId="5">
-    <w:abstractNumId w:val="18"/>
-    <w:lvlOverride w:ilvl="0">
-      <w:startOverride w:val="1"/>
-    </w:lvlOverride>
-    <w:lvlOverride w:ilvl="1">
-      <w:startOverride w:val="1"/>
-    </w:lvlOverride>
-    <w:lvlOverride w:ilvl="2">
-      <w:startOverride w:val="1"/>
-    </w:lvlOverride>
-    <w:lvlOverride w:ilvl="3">
-      <w:startOverride w:val="1"/>
-    </w:lvlOverride>
-    <w:lvlOverride w:ilvl="4">
-      <w:startOverride w:val="1"/>
-    </w:lvlOverride>
-    <w:lvlOverride w:ilvl="5">
-      <w:startOverride w:val="1"/>
-    </w:lvlOverride>
-    <w:lvlOverride w:ilvl="6">
-      <w:startOverride w:val="1"/>
-    </w:lvlOverride>
-    <w:lvlOverride w:ilvl="7">
-      <w:startOverride w:val="1"/>
-    </w:lvlOverride>
-    <w:lvlOverride w:ilvl="8">
-      <w:startOverride w:val="1"/>
-    </w:lvlOverride>
+    <w:abstractNumId w:val="11"/>
   </w:num>
   <w:num w:numId="6">
-    <w:abstractNumId w:val="18"/>
+    <w:abstractNumId w:val="13"/>
   </w:num>
   <w:num w:numId="7">
+    <w:abstractNumId w:val="2"/>
+  </w:num>
+  <w:num w:numId="8">
+    <w:abstractNumId w:val="3"/>
+  </w:num>
+  <w:num w:numId="9">
     <w:abstractNumId w:val="15"/>
   </w:num>
-  <w:num w:numId="8">
-    <w:abstractNumId w:val="23"/>
-  </w:num>
-  <w:num w:numId="9">
-    <w:abstractNumId w:val="41"/>
-  </w:num>
   <w:num w:numId="10">
-    <w:abstractNumId w:val="45"/>
+    <w:abstractNumId w:val="9"/>
   </w:num>
   <w:num w:numId="11">
-    <w:abstractNumId w:val="24"/>
+    <w:abstractNumId w:val="1"/>
   </w:num>
   <w:num w:numId="12">
+    <w:abstractNumId w:val="7"/>
+  </w:num>
+  <w:num w:numId="13">
+    <w:abstractNumId w:val="5"/>
+  </w:num>
+  <w:num w:numId="14">
     <w:abstractNumId w:val="12"/>
   </w:num>
-  <w:num w:numId="13">
-    <w:abstractNumId w:val="29"/>
-  </w:num>
-  <w:num w:numId="14">
-    <w:abstractNumId w:val="11"/>
-  </w:num>
   <w:num w:numId="15">
-    <w:abstractNumId w:val="40"/>
+    <w:abstractNumId w:val="0"/>
   </w:num>
   <w:num w:numId="16">
-    <w:abstractNumId w:val="25"/>
-  </w:num>
-  <w:num w:numId="17">
-    <w:abstractNumId w:val="33"/>
-  </w:num>
-  <w:num w:numId="18">
-    <w:abstractNumId w:val="19"/>
-  </w:num>
-  <w:num w:numId="19">
-    <w:abstractNumId w:val="30"/>
-  </w:num>
-  <w:num w:numId="20">
-    <w:abstractNumId w:val="21"/>
-  </w:num>
-  <w:num w:numId="21">
-    <w:abstractNumId w:val="14"/>
-  </w:num>
-  <w:num w:numId="22">
-    <w:abstractNumId w:val="27"/>
-  </w:num>
-  <w:num w:numId="23">
-    <w:abstractNumId w:val="22"/>
-  </w:num>
-  <w:num w:numId="24">
-    <w:abstractNumId w:val="20"/>
-  </w:num>
-  <w:num w:numId="25">
-    <w:abstractNumId w:val="46"/>
-  </w:num>
-  <w:num w:numId="26">
-    <w:abstractNumId w:val="32"/>
-  </w:num>
-  <w:num w:numId="27">
-    <w:abstractNumId w:val="39"/>
-  </w:num>
-  <w:num w:numId="28">
-    <w:abstractNumId w:val="3"/>
-  </w:num>
-  <w:num w:numId="29">
-    <w:abstractNumId w:val="2"/>
-  </w:num>
-  <w:num w:numId="30">
-    <w:abstractNumId w:val="1"/>
-  </w:num>
-  <w:num w:numId="31">
-    <w:abstractNumId w:val="0"/>
-  </w:num>
-  <w:num w:numId="32">
-    <w:abstractNumId w:val="8"/>
-  </w:num>
-  <w:num w:numId="33">
     <w:abstractNumId w:val="4"/>
   </w:num>
-  <w:num w:numId="34">
-    <w:abstractNumId w:val="5"/>
-  </w:num>
-  <w:num w:numId="35">
-    <w:abstractNumId w:val="6"/>
-  </w:num>
-  <w:num w:numId="36">
-    <w:abstractNumId w:val="7"/>
-  </w:num>
-  <w:num w:numId="37">
-    <w:abstractNumId w:val="9"/>
-  </w:num>
-  <w:num w:numId="38">
-    <w:abstractNumId w:val="17"/>
-  </w:num>
-  <w:num w:numId="39">
-    <w:abstractNumId w:val="34"/>
-  </w:num>
-  <w:num w:numId="40">
-    <w:abstractNumId w:val="36"/>
-  </w:num>
-  <w:num w:numId="41">
-    <w:abstractNumId w:val="26"/>
-  </w:num>
-  <w:num w:numId="42">
-    <w:abstractNumId w:val="44"/>
-  </w:num>
-  <w:num w:numId="43">
-    <w:abstractNumId w:val="31"/>
-  </w:num>
-  <w:num w:numId="44">
-    <w:abstractNumId w:val="35"/>
-  </w:num>
-  <w:num w:numId="45">
-    <w:abstractNumId w:val="38"/>
-  </w:num>
-  <w:num w:numId="46">
-    <w:abstractNumId w:val="13"/>
-  </w:num>
-  <w:num w:numId="47">
-    <w:abstractNumId w:val="44"/>
-    <w:lvlOverride w:ilvl="0">
-      <w:startOverride w:val="3"/>
-    </w:lvlOverride>
-  </w:num>
-  <w:num w:numId="48">
-    <w:abstractNumId w:val="42"/>
-  </w:num>
-  <w:num w:numId="49">
-    <w:abstractNumId w:val="10"/>
-  </w:num>
-  <w:num w:numId="50">
-    <w:abstractNumId w:val="16"/>
-  </w:num>
+  <w:numIdMacAtCleanup w:val="10"/>
 </w:numbering>
 </file>
 
@@ -13351,7 +10672,7 @@
     <w:pPr>
       <w:keepNext/>
       <w:numPr>
-        <w:numId w:val="42"/>
+        <w:numId w:val="2"/>
       </w:numPr>
       <w:spacing w:before="240" w:after="60"/>
       <w:jc w:val="center"/>
@@ -13378,7 +10699,7 @@
       <w:keepNext/>
       <w:numPr>
         <w:ilvl w:val="1"/>
-        <w:numId w:val="42"/>
+        <w:numId w:val="2"/>
       </w:numPr>
       <w:outlineLvl w:val="1"/>
     </w:pPr>
@@ -13400,7 +10721,7 @@
       <w:keepNext/>
       <w:numPr>
         <w:ilvl w:val="2"/>
-        <w:numId w:val="42"/>
+        <w:numId w:val="2"/>
       </w:numPr>
       <w:spacing w:before="240" w:after="60"/>
       <w:outlineLvl w:val="2"/>
@@ -13427,7 +10748,7 @@
       <w:keepLines/>
       <w:numPr>
         <w:ilvl w:val="3"/>
-        <w:numId w:val="42"/>
+        <w:numId w:val="2"/>
       </w:numPr>
       <w:spacing w:before="40"/>
       <w:outlineLvl w:val="3"/>
@@ -13453,7 +10774,7 @@
       <w:keepLines/>
       <w:numPr>
         <w:ilvl w:val="4"/>
-        <w:numId w:val="42"/>
+        <w:numId w:val="2"/>
       </w:numPr>
       <w:spacing w:before="40"/>
       <w:outlineLvl w:val="4"/>
@@ -13477,7 +10798,7 @@
       <w:keepLines/>
       <w:numPr>
         <w:ilvl w:val="5"/>
-        <w:numId w:val="42"/>
+        <w:numId w:val="2"/>
       </w:numPr>
       <w:spacing w:before="40"/>
       <w:outlineLvl w:val="5"/>
@@ -13501,7 +10822,7 @@
       <w:keepLines/>
       <w:numPr>
         <w:ilvl w:val="6"/>
-        <w:numId w:val="42"/>
+        <w:numId w:val="2"/>
       </w:numPr>
       <w:spacing w:before="40"/>
       <w:outlineLvl w:val="6"/>
@@ -13527,7 +10848,7 @@
       <w:keepLines/>
       <w:numPr>
         <w:ilvl w:val="7"/>
-        <w:numId w:val="42"/>
+        <w:numId w:val="2"/>
       </w:numPr>
       <w:spacing w:before="40"/>
       <w:outlineLvl w:val="7"/>
@@ -13553,7 +10874,7 @@
       <w:keepLines/>
       <w:numPr>
         <w:ilvl w:val="8"/>
-        <w:numId w:val="42"/>
+        <w:numId w:val="2"/>
       </w:numPr>
       <w:spacing w:before="40"/>
       <w:outlineLvl w:val="8"/>
@@ -13896,7 +11217,7 @@
     <w:link w:val="Heading3"/>
     <w:rsid w:val="00A5651B"/>
     <w:rPr>
-      <w:rFonts w:ascii="Calibri Light" w:eastAsia="Times New Roman" w:hAnsi="Calibri Light" w:cs="Times New Roman"/>
+      <w:rFonts w:ascii="Calibri Light" w:hAnsi="Calibri Light"/>
       <w:b/>
       <w:bCs/>
       <w:sz w:val="26"/>
@@ -13932,7 +11253,7 @@
     <w:pPr>
       <w:keepLines/>
       <w:numPr>
-        <w:numId w:val="43"/>
+        <w:numId w:val="3"/>
       </w:numPr>
       <w:spacing w:after="0" w:line="259" w:lineRule="auto"/>
       <w:ind w:firstLine="0"/>

--- a/DocumentationBachelor/Bachelor_Documentation_Eduard_Iorga.docx
+++ b/DocumentationBachelor/Bachelor_Documentation_Eduard_Iorga.docx
@@ -1305,7 +1305,23 @@
           <w:szCs w:val="28"/>
           <w:lang w:val="en-GB"/>
         </w:rPr>
-        <w:t xml:space="preserve">the procedural generation of levels, fluid melee combat, permadeath as well as upgrades/unlocks across runs. The engine used for developing this game was a custom one, made by the </w:t>
+        <w:t>the procedural generation of levels, fluid melee combat, permadeath as well as upgrades/unlocks across runs</w:t>
+      </w:r>
+      <w:r>
+        <w:rPr>
+          <w:iCs/>
+          <w:szCs w:val="28"/>
+          <w:lang w:val="en-GB"/>
+        </w:rPr>
+        <w:t xml:space="preserve"> [1]</w:t>
+      </w:r>
+      <w:r>
+        <w:rPr>
+          <w:iCs/>
+          <w:szCs w:val="28"/>
+          <w:lang w:val="en-GB"/>
+        </w:rPr>
+        <w:t xml:space="preserve">. The engine used for developing this game was a custom one, made by the </w:t>
       </w:r>
       <w:r>
         <w:rPr>
@@ -3199,6 +3215,143 @@
     </w:p>
     <w:p>
       <w:pPr>
+        <w:pStyle w:val="ListParagraph"/>
+        <w:numPr>
+          <w:ilvl w:val="0"/>
+          <w:numId w:val="6"/>
+        </w:numPr>
+        <w:rPr>
+          <w:b/>
+          <w:bCs/>
+          <w:lang w:val="en-GB"/>
+        </w:rPr>
+      </w:pPr>
+      <w:r>
+        <w:rPr>
+          <w:b/>
+          <w:bCs/>
+          <w:noProof/>
+          <w:lang w:val="en-GB"/>
+        </w:rPr>
+        <w:drawing>
+          <wp:anchor distT="0" distB="0" distL="114300" distR="114300" simplePos="0" relativeHeight="251667456" behindDoc="0" locked="0" layoutInCell="1" allowOverlap="1" wp14:anchorId="18BA9CDB" wp14:editId="7BAD1EDE">
+            <wp:simplePos x="0" y="0"/>
+            <wp:positionH relativeFrom="margin">
+              <wp:posOffset>268280</wp:posOffset>
+            </wp:positionH>
+            <wp:positionV relativeFrom="paragraph">
+              <wp:posOffset>300798</wp:posOffset>
+            </wp:positionV>
+            <wp:extent cx="5873750" cy="3083560"/>
+            <wp:effectExtent l="0" t="0" r="0" b="2540"/>
+            <wp:wrapSquare wrapText="bothSides"/>
+            <wp:docPr id="3" name="Picture 3"/>
+            <wp:cNvGraphicFramePr>
+              <a:graphicFrameLocks xmlns:a="http://schemas.openxmlformats.org/drawingml/2006/main" noChangeAspect="1"/>
+            </wp:cNvGraphicFramePr>
+            <a:graphic xmlns:a="http://schemas.openxmlformats.org/drawingml/2006/main">
+              <a:graphicData uri="http://schemas.openxmlformats.org/drawingml/2006/picture">
+                <pic:pic xmlns:pic="http://schemas.openxmlformats.org/drawingml/2006/picture">
+                  <pic:nvPicPr>
+                    <pic:cNvPr id="3" name="Picture 3"/>
+                    <pic:cNvPicPr/>
+                  </pic:nvPicPr>
+                  <pic:blipFill>
+                    <a:blip r:embed="rId15">
+                      <a:extLst>
+                        <a:ext uri="{28A0092B-C50C-407E-A947-70E740481C1C}">
+                          <a14:useLocalDpi xmlns:a14="http://schemas.microsoft.com/office/drawing/2010/main" val="0"/>
+                        </a:ext>
+                      </a:extLst>
+                    </a:blip>
+                    <a:stretch>
+                      <a:fillRect/>
+                    </a:stretch>
+                  </pic:blipFill>
+                  <pic:spPr>
+                    <a:xfrm>
+                      <a:off x="0" y="0"/>
+                      <a:ext cx="5873750" cy="3083560"/>
+                    </a:xfrm>
+                    <a:prstGeom prst="rect">
+                      <a:avLst/>
+                    </a:prstGeom>
+                  </pic:spPr>
+                </pic:pic>
+              </a:graphicData>
+            </a:graphic>
+            <wp14:sizeRelH relativeFrom="page">
+              <wp14:pctWidth>0</wp14:pctWidth>
+            </wp14:sizeRelH>
+            <wp14:sizeRelV relativeFrom="page">
+              <wp14:pctHeight>0</wp14:pctHeight>
+            </wp14:sizeRelV>
+          </wp:anchor>
+        </w:drawing>
+      </w:r>
+      <w:r>
+        <w:rPr>
+          <w:rFonts w:ascii="Arial" w:hAnsi="Arial" w:cs="Arial"/>
+          <w:sz w:val="24"/>
+          <w:szCs w:val="24"/>
+          <w:lang w:val="en-GB"/>
+        </w:rPr>
+        <w:t>Asset Store</w:t>
+      </w:r>
+    </w:p>
+    <w:p>
+      <w:pPr>
+        <w:pStyle w:val="ListParagraph"/>
+        <w:ind w:left="1571" w:firstLine="0"/>
+        <w:jc w:val="center"/>
+        <w:rPr>
+          <w:rFonts w:ascii="Arial" w:hAnsi="Arial" w:cs="Arial"/>
+          <w:sz w:val="24"/>
+          <w:szCs w:val="24"/>
+          <w:lang w:val="en-GB"/>
+        </w:rPr>
+      </w:pPr>
+      <w:r>
+        <w:rPr>
+          <w:rFonts w:ascii="Arial" w:hAnsi="Arial" w:cs="Arial"/>
+          <w:sz w:val="24"/>
+          <w:szCs w:val="24"/>
+          <w:lang w:val="en-GB"/>
+        </w:rPr>
+        <w:t>Figure 3.1.0 – Showcase of Unity (source:</w:t>
+      </w:r>
+      <w:r>
+        <w:rPr>
+          <w:rFonts w:ascii="Arial" w:hAnsi="Arial" w:cs="Arial"/>
+          <w:sz w:val="24"/>
+          <w:szCs w:val="24"/>
+          <w:lang w:val="en-GB"/>
+        </w:rPr>
+        <w:t xml:space="preserve"> </w:t>
+      </w:r>
+      <w:hyperlink r:id="rId16" w:history="1">
+        <w:r>
+          <w:rPr>
+            <w:rFonts w:ascii="Arial" w:hAnsi="Arial" w:cs="Arial"/>
+            <w:sz w:val="24"/>
+            <w:szCs w:val="24"/>
+            <w:lang w:val="en-GB"/>
+          </w:rPr>
+          <w:t>Unity</w:t>
+        </w:r>
+      </w:hyperlink>
+      <w:r>
+        <w:rPr>
+          <w:rFonts w:ascii="Arial" w:hAnsi="Arial" w:cs="Arial"/>
+          <w:sz w:val="24"/>
+          <w:szCs w:val="24"/>
+          <w:lang w:val="en-GB"/>
+        </w:rPr>
+        <w:t>)</w:t>
+      </w:r>
+    </w:p>
+    <w:p>
+      <w:pPr>
         <w:rPr>
           <w:b/>
           <w:bCs/>
@@ -3270,6 +3423,64 @@
       </w:pPr>
       <w:r>
         <w:rPr>
+          <w:b/>
+          <w:bCs/>
+          <w:noProof/>
+          <w:lang w:val="en-GB"/>
+        </w:rPr>
+        <w:lastRenderedPageBreak/>
+        <w:drawing>
+          <wp:anchor distT="0" distB="0" distL="114300" distR="114300" simplePos="0" relativeHeight="251669504" behindDoc="0" locked="0" layoutInCell="1" allowOverlap="1" wp14:anchorId="67BFBE47" wp14:editId="6F9FD377">
+            <wp:simplePos x="0" y="0"/>
+            <wp:positionH relativeFrom="column">
+              <wp:posOffset>166163</wp:posOffset>
+            </wp:positionH>
+            <wp:positionV relativeFrom="paragraph">
+              <wp:posOffset>861385</wp:posOffset>
+            </wp:positionV>
+            <wp:extent cx="6120765" cy="3444875"/>
+            <wp:effectExtent l="0" t="0" r="0" b="3175"/>
+            <wp:wrapSquare wrapText="bothSides"/>
+            <wp:docPr id="14" name="Picture 14"/>
+            <wp:cNvGraphicFramePr>
+              <a:graphicFrameLocks xmlns:a="http://schemas.openxmlformats.org/drawingml/2006/main" noChangeAspect="1"/>
+            </wp:cNvGraphicFramePr>
+            <a:graphic xmlns:a="http://schemas.openxmlformats.org/drawingml/2006/main">
+              <a:graphicData uri="http://schemas.openxmlformats.org/drawingml/2006/picture">
+                <pic:pic xmlns:pic="http://schemas.openxmlformats.org/drawingml/2006/picture">
+                  <pic:nvPicPr>
+                    <pic:cNvPr id="14" name="Picture 14"/>
+                    <pic:cNvPicPr/>
+                  </pic:nvPicPr>
+                  <pic:blipFill>
+                    <a:blip r:embed="rId17">
+                      <a:extLst>
+                        <a:ext uri="{28A0092B-C50C-407E-A947-70E740481C1C}">
+                          <a14:useLocalDpi xmlns:a14="http://schemas.microsoft.com/office/drawing/2010/main" val="0"/>
+                        </a:ext>
+                      </a:extLst>
+                    </a:blip>
+                    <a:stretch>
+                      <a:fillRect/>
+                    </a:stretch>
+                  </pic:blipFill>
+                  <pic:spPr>
+                    <a:xfrm>
+                      <a:off x="0" y="0"/>
+                      <a:ext cx="6120765" cy="3444875"/>
+                    </a:xfrm>
+                    <a:prstGeom prst="rect">
+                      <a:avLst/>
+                    </a:prstGeom>
+                  </pic:spPr>
+                </pic:pic>
+              </a:graphicData>
+            </a:graphic>
+          </wp:anchor>
+        </w:drawing>
+      </w:r>
+      <w:r>
+        <w:rPr>
           <w:rFonts w:ascii="Arial" w:hAnsi="Arial" w:cs="Arial"/>
           <w:sz w:val="24"/>
           <w:szCs w:val="24"/>
@@ -3277,6 +3488,88 @@
         </w:rPr>
         <w:t>Component-Based Design -&gt; used to modularize functionality into reusable scripts, such as EnemyPatrol.cs and HealthSystem.cs scripts, that don’t have only one single purpose.</w:t>
       </w:r>
+    </w:p>
+    <w:p>
+      <w:pPr>
+        <w:ind w:firstLine="0"/>
+        <w:jc w:val="center"/>
+        <w:rPr>
+          <w:b/>
+          <w:bCs/>
+          <w:lang w:val="en-GB"/>
+        </w:rPr>
+      </w:pPr>
+      <w:r>
+        <w:rPr>
+          <w:rFonts w:cs="Arial"/>
+          <w:lang w:val="en-GB"/>
+        </w:rPr>
+        <w:t>Figure 3.1.</w:t>
+      </w:r>
+      <w:r>
+        <w:rPr>
+          <w:rFonts w:cs="Arial"/>
+          <w:lang w:val="en-GB"/>
+        </w:rPr>
+        <w:t>1</w:t>
+      </w:r>
+      <w:r>
+        <w:rPr>
+          <w:rFonts w:cs="Arial"/>
+          <w:lang w:val="en-GB"/>
+        </w:rPr>
+        <w:t xml:space="preserve"> -Showcase of </w:t>
+      </w:r>
+      <w:r>
+        <w:rPr>
+          <w:rFonts w:cs="Arial"/>
+          <w:lang w:val="en-GB"/>
+        </w:rPr>
+        <w:t xml:space="preserve">C# language </w:t>
+      </w:r>
+      <w:r>
+        <w:rPr>
+          <w:rFonts w:cs="Arial"/>
+          <w:lang w:val="en-GB"/>
+        </w:rPr>
+        <w:t>(source</w:t>
+      </w:r>
+      <w:r>
+        <w:rPr>
+          <w:rFonts w:cs="Arial"/>
+          <w:lang w:val="en-GB"/>
+        </w:rPr>
+        <w:t xml:space="preserve">: </w:t>
+      </w:r>
+      <w:hyperlink r:id="rId18" w:history="1">
+        <w:r>
+          <w:rPr>
+            <w:rStyle w:val="Hyperlink"/>
+            <w:rFonts w:cs="Arial"/>
+            <w:lang w:val="en-GB"/>
+          </w:rPr>
+          <w:t>C#</w:t>
+        </w:r>
+      </w:hyperlink>
+      <w:r>
+        <w:rPr>
+          <w:rFonts w:cs="Arial"/>
+          <w:lang w:val="en-GB"/>
+        </w:rPr>
+        <w:t>)</w:t>
+      </w:r>
+    </w:p>
+    <w:p>
+      <w:pPr>
+        <w:pStyle w:val="ListParagraph"/>
+        <w:ind w:left="1571" w:firstLine="0"/>
+        <w:jc w:val="center"/>
+        <w:rPr>
+          <w:b/>
+          <w:bCs/>
+          <w:lang w:val="en-GB"/>
+        </w:rPr>
+      </w:pPr>
     </w:p>
     <w:p>
       <w:pPr>
@@ -3362,6 +3655,132 @@
     </w:p>
     <w:p>
       <w:pPr>
+        <w:pStyle w:val="ListParagraph"/>
+        <w:numPr>
+          <w:ilvl w:val="0"/>
+          <w:numId w:val="8"/>
+        </w:numPr>
+        <w:rPr>
+          <w:b/>
+          <w:bCs/>
+          <w:lang w:val="en-GB"/>
+        </w:rPr>
+      </w:pPr>
+      <w:r>
+        <w:rPr>
+          <w:b/>
+          <w:bCs/>
+          <w:noProof/>
+          <w:lang w:val="en-GB"/>
+        </w:rPr>
+        <w:lastRenderedPageBreak/>
+        <w:drawing>
+          <wp:anchor distT="0" distB="0" distL="114300" distR="114300" simplePos="0" relativeHeight="251668480" behindDoc="0" locked="0" layoutInCell="1" allowOverlap="1" wp14:anchorId="0AD199FF" wp14:editId="5CF5A407">
+            <wp:simplePos x="0" y="0"/>
+            <wp:positionH relativeFrom="column">
+              <wp:posOffset>177357</wp:posOffset>
+            </wp:positionH>
+            <wp:positionV relativeFrom="paragraph">
+              <wp:posOffset>223874</wp:posOffset>
+            </wp:positionV>
+            <wp:extent cx="6120765" cy="2922905"/>
+            <wp:effectExtent l="0" t="0" r="0" b="0"/>
+            <wp:wrapSquare wrapText="bothSides"/>
+            <wp:docPr id="13" name="Picture 13"/>
+            <wp:cNvGraphicFramePr>
+              <a:graphicFrameLocks xmlns:a="http://schemas.openxmlformats.org/drawingml/2006/main" noChangeAspect="1"/>
+            </wp:cNvGraphicFramePr>
+            <a:graphic xmlns:a="http://schemas.openxmlformats.org/drawingml/2006/main">
+              <a:graphicData uri="http://schemas.openxmlformats.org/drawingml/2006/picture">
+                <pic:pic xmlns:pic="http://schemas.openxmlformats.org/drawingml/2006/picture">
+                  <pic:nvPicPr>
+                    <pic:cNvPr id="13" name="Picture 13"/>
+                    <pic:cNvPicPr/>
+                  </pic:nvPicPr>
+                  <pic:blipFill>
+                    <a:blip r:embed="rId19" cstate="print">
+                      <a:extLst>
+                        <a:ext uri="{28A0092B-C50C-407E-A947-70E740481C1C}">
+                          <a14:useLocalDpi xmlns:a14="http://schemas.microsoft.com/office/drawing/2010/main" val="0"/>
+                        </a:ext>
+                      </a:extLst>
+                    </a:blip>
+                    <a:stretch>
+                      <a:fillRect/>
+                    </a:stretch>
+                  </pic:blipFill>
+                  <pic:spPr>
+                    <a:xfrm>
+                      <a:off x="0" y="0"/>
+                      <a:ext cx="6120765" cy="2922905"/>
+                    </a:xfrm>
+                    <a:prstGeom prst="rect">
+                      <a:avLst/>
+                    </a:prstGeom>
+                  </pic:spPr>
+                </pic:pic>
+              </a:graphicData>
+            </a:graphic>
+            <wp14:sizeRelH relativeFrom="margin">
+              <wp14:pctWidth>0</wp14:pctWidth>
+            </wp14:sizeRelH>
+            <wp14:sizeRelV relativeFrom="margin">
+              <wp14:pctHeight>0</wp14:pctHeight>
+            </wp14:sizeRelV>
+          </wp:anchor>
+        </w:drawing>
+      </w:r>
+      <w:r>
+        <w:rPr>
+          <w:rFonts w:ascii="Arial" w:hAnsi="Arial" w:cs="Arial"/>
+          <w:sz w:val="24"/>
+          <w:szCs w:val="24"/>
+          <w:lang w:val="en-GB"/>
+        </w:rPr>
+        <w:t>Unity Asset Store</w:t>
+      </w:r>
+    </w:p>
+    <w:p>
+      <w:pPr>
+        <w:pStyle w:val="ListParagraph"/>
+        <w:ind w:left="1571" w:firstLine="0"/>
+        <w:jc w:val="center"/>
+        <w:rPr>
+          <w:b/>
+          <w:bCs/>
+          <w:lang w:val="en-GB"/>
+        </w:rPr>
+      </w:pPr>
+      <w:r>
+        <w:rPr>
+          <w:rFonts w:ascii="Arial" w:hAnsi="Arial" w:cs="Arial"/>
+          <w:sz w:val="24"/>
+          <w:szCs w:val="24"/>
+          <w:lang w:val="en-GB"/>
+        </w:rPr>
+        <w:t>Figure 3.1.</w:t>
+      </w:r>
+      <w:r>
+        <w:rPr>
+          <w:rFonts w:ascii="Arial" w:hAnsi="Arial" w:cs="Arial"/>
+          <w:sz w:val="24"/>
+          <w:szCs w:val="24"/>
+          <w:lang w:val="en-GB"/>
+        </w:rPr>
+        <w:t>2</w:t>
+      </w:r>
+      <w:r>
+        <w:rPr>
+          <w:rFonts w:ascii="Arial" w:hAnsi="Arial" w:cs="Arial"/>
+          <w:sz w:val="24"/>
+          <w:szCs w:val="24"/>
+          <w:lang w:val="en-GB"/>
+        </w:rPr>
+        <w:t xml:space="preserve"> -Showcase of Unity Asset Store (source: Screenshot)</w:t>
+      </w:r>
+    </w:p>
+    <w:p>
+      <w:pPr>
         <w:rPr>
           <w:b/>
           <w:bCs/>
@@ -3442,42 +3861,36 @@
         <w:rPr>
           <w:lang w:val="en-GB"/>
         </w:rPr>
-        <w:t xml:space="preserve">y two edges, the enemy flipping direction when colliding with them. The sprite’s scale is flipped on the x-axis to mirror direction and animations are toggle via the Unity Animator. The moment the enemy reaches the edge, he remains idle for a few seconds before changing direction of his patrol; this is due to the fact that I wanted to take a realistic </w:t>
-      </w:r>
-      <w:r>
-        <w:rPr>
+        <w:t xml:space="preserve">y two edges, the enemy flipping direction when colliding with them. The sprite’s scale is flipped on the x-axis to mirror direction and animations are toggle via the Unity Animator. The moment the enemy reaches the edge, he remains idle for a few seconds before changing direction of his patrol; this is due to the fact that I wanted to take a realistic approach </w:t>
+      </w:r>
+      <w:r>
+        <w:rPr>
+          <w:lang w:val="en-GB"/>
+        </w:rPr>
+        <w:t>to the way an enemy patrols. The animator triggers in order to sync movement with visual state.</w:t>
+      </w:r>
+    </w:p>
+    <w:p>
+      <w:pPr>
+        <w:ind w:firstLine="0"/>
+        <w:rPr>
+          <w:lang w:val="en-GB"/>
+        </w:rPr>
+      </w:pPr>
+    </w:p>
+    <w:p>
+      <w:pPr>
+        <w:ind w:firstLine="0"/>
+        <w:rPr>
+          <w:lang w:val="en-GB"/>
+        </w:rPr>
+      </w:pPr>
+      <w:r>
+        <w:rPr>
+          <w:noProof/>
           <w:lang w:val="en-GB"/>
         </w:rPr>
         <w:lastRenderedPageBreak/>
-        <w:t xml:space="preserve">approach </w:t>
-      </w:r>
-      <w:r>
-        <w:rPr>
-          <w:lang w:val="en-GB"/>
-        </w:rPr>
-        <w:t>to the way an enemy patrols. The animator triggers in order to sync movement with visual state.</w:t>
-      </w:r>
-    </w:p>
-    <w:p>
-      <w:pPr>
-        <w:ind w:firstLine="0"/>
-        <w:rPr>
-          <w:lang w:val="en-GB"/>
-        </w:rPr>
-      </w:pPr>
-    </w:p>
-    <w:p>
-      <w:pPr>
-        <w:ind w:firstLine="0"/>
-        <w:rPr>
-          <w:lang w:val="en-GB"/>
-        </w:rPr>
-      </w:pPr>
-      <w:r>
-        <w:rPr>
-          <w:noProof/>
-          <w:lang w:val="en-GB"/>
-        </w:rPr>
         <w:drawing>
           <wp:inline distT="0" distB="0" distL="0" distR="0" wp14:anchorId="08501CB8" wp14:editId="63C59AAA">
             <wp:extent cx="6120765" cy="3556635"/>
@@ -3494,7 +3907,7 @@
                     <pic:cNvPicPr/>
                   </pic:nvPicPr>
                   <pic:blipFill>
-                    <a:blip r:embed="rId15">
+                    <a:blip r:embed="rId20">
                       <a:extLst>
                         <a:ext uri="{28A0092B-C50C-407E-A947-70E740481C1C}">
                           <a14:useLocalDpi xmlns:a14="http://schemas.microsoft.com/office/drawing/2010/main" val="0"/>
@@ -3732,7 +4145,7 @@
                     <pic:cNvPicPr/>
                   </pic:nvPicPr>
                   <pic:blipFill>
-                    <a:blip r:embed="rId16">
+                    <a:blip r:embed="rId21">
                       <a:extLst>
                         <a:ext uri="{28A0092B-C50C-407E-A947-70E740481C1C}">
                           <a14:useLocalDpi xmlns:a14="http://schemas.microsoft.com/office/drawing/2010/main" val="0"/>
@@ -4010,7 +4423,7 @@
                     <pic:cNvPicPr/>
                   </pic:nvPicPr>
                   <pic:blipFill>
-                    <a:blip r:embed="rId17" cstate="print">
+                    <a:blip r:embed="rId22" cstate="print">
                       <a:extLst>
                         <a:ext uri="{28A0092B-C50C-407E-A947-70E740481C1C}">
                           <a14:useLocalDpi xmlns:a14="http://schemas.microsoft.com/office/drawing/2010/main" val="0"/>
@@ -4548,7 +4961,7 @@
                     <pic:cNvPicPr/>
                   </pic:nvPicPr>
                   <pic:blipFill>
-                    <a:blip r:embed="rId18" cstate="print">
+                    <a:blip r:embed="rId23" cstate="print">
                       <a:extLst>
                         <a:ext uri="{28A0092B-C50C-407E-A947-70E740481C1C}">
                           <a14:useLocalDpi xmlns:a14="http://schemas.microsoft.com/office/drawing/2010/main" val="0"/>
@@ -4921,7 +5334,7 @@
                     <pic:cNvPicPr/>
                   </pic:nvPicPr>
                   <pic:blipFill>
-                    <a:blip r:embed="rId19" cstate="print">
+                    <a:blip r:embed="rId24" cstate="print">
                       <a:extLst>
                         <a:ext uri="{28A0092B-C50C-407E-A947-70E740481C1C}">
                           <a14:useLocalDpi xmlns:a14="http://schemas.microsoft.com/office/drawing/2010/main" val="0"/>
@@ -5167,7 +5580,19 @@
           <w:lang w:val="en-GB"/>
         </w:rPr>
         <w:lastRenderedPageBreak/>
-        <w:t xml:space="preserve">4.6 Class Diagram </w:t>
+        <w:t xml:space="preserve">4.6 </w:t>
+      </w:r>
+      <w:r>
+        <w:rPr>
+          <w:lang w:val="en-GB"/>
+        </w:rPr>
+        <w:t>Player Attack System</w:t>
+      </w:r>
+      <w:r>
+        <w:rPr>
+          <w:lang w:val="en-GB"/>
+        </w:rPr>
+        <w:t xml:space="preserve"> </w:t>
       </w:r>
     </w:p>
     <w:p>
@@ -5213,7 +5638,7 @@
                     <pic:cNvPicPr/>
                   </pic:nvPicPr>
                   <pic:blipFill>
-                    <a:blip r:embed="rId20">
+                    <a:blip r:embed="rId25">
                       <a:extLst>
                         <a:ext uri="{28A0092B-C50C-407E-A947-70E740481C1C}">
                           <a14:useLocalDpi xmlns:a14="http://schemas.microsoft.com/office/drawing/2010/main" val="0"/>
@@ -5491,7 +5916,25 @@
           <w:szCs w:val="24"/>
           <w:lang w:val="en-GB"/>
         </w:rPr>
-        <w:t>objects. A fireball has attributes such as speed, direction and lifetime. They are used in order to make sure the gameplay is well balanced, but their values can be modified through items. Namely, the speed and direction can be modified. Once a fireball reaches its lifetime limit, it will deactivate through deactivate() function. Update() is used for the general behaviour of the fireball and Awake() is used in order to initialize variables. The function onTrigerEnter2D() has the purpose of handling the behaviour of a fireball once it collides with an object, more specifically set the animator and call deactivate after the collision</w:t>
+        <w:t>objects. A fireball has attributes such as speed, direction and lifetime. They are used in order to make sure the gameplay is well balanced, but their values can be modified through items. Namely, the speed and direction can be modified. Once a fireball reaches its lifetime limit, it will deactivate through deactivate() function. Update() is used for the general behaviour of the fireball and Awake() is used in order to initialize variables. The function onTrig</w:t>
+      </w:r>
+      <w:r>
+        <w:rPr>
+          <w:rFonts w:ascii="Arial" w:hAnsi="Arial" w:cs="Arial"/>
+          <w:sz w:val="24"/>
+          <w:szCs w:val="24"/>
+          <w:lang w:val="en-GB"/>
+        </w:rPr>
+        <w:t>g</w:t>
+      </w:r>
+      <w:r>
+        <w:rPr>
+          <w:rFonts w:ascii="Arial" w:hAnsi="Arial" w:cs="Arial"/>
+          <w:sz w:val="24"/>
+          <w:szCs w:val="24"/>
+          <w:lang w:val="en-GB"/>
+        </w:rPr>
+        <w:t>erEnter2D() has the purpose of handling the behaviour of a fireball once it collides with an object, more specifically set the animator and call deactivate after the collision</w:t>
       </w:r>
     </w:p>
     <w:p>
@@ -5540,567 +5983,44 @@
           <w:szCs w:val="24"/>
           <w:lang w:val="en-GB"/>
         </w:rPr>
-        <w:t>has the simple purpose of holding multiple fireballs. It acts as an array of fireballs from which the player can access the projectile,</w:t>
-      </w:r>
-    </w:p>
-    <w:p>
-      <w:pPr>
-        <w:spacing w:before="240"/>
-        <w:rPr>
-          <w:lang w:val="en-GB"/>
-        </w:rPr>
-      </w:pPr>
-      <w:r>
-        <w:rPr>
-          <w:lang w:val="en-GB"/>
-        </w:rPr>
-        <w:t>ach sub-section title (e.g. 1.1 General information) shall begin after a 12 points blankline</w:t>
-      </w:r>
-    </w:p>
-    <w:p>
-      <w:pPr>
-        <w:spacing w:before="240"/>
-        <w:rPr>
-          <w:lang w:val="en-GB"/>
-        </w:rPr>
-      </w:pPr>
-      <w:r>
-        <w:rPr>
-          <w:lang w:val="en-GB"/>
-        </w:rPr>
-        <w:t xml:space="preserve"> after the text and shall be followed by a 12 points blank line. </w:t>
-      </w:r>
-      <w:r>
-        <w:rPr>
-          <w:lang w:val="en-GB"/>
-        </w:rPr>
-        <w:t xml:space="preserve"> </w:t>
-      </w:r>
-    </w:p>
-    <w:p>
-      <w:pPr>
-        <w:rPr>
-          <w:lang w:val="en-GB"/>
-        </w:rPr>
-      </w:pPr>
-      <w:r>
-        <w:rPr>
-          <w:rFonts w:cs="Arial"/>
-          <w:lang w:val="en-GB"/>
-        </w:rPr>
-        <w:t xml:space="preserve">The text of the paper will be </w:t>
-      </w:r>
-      <w:r>
-        <w:rPr>
-          <w:rFonts w:cs="Arial"/>
-          <w:i/>
-          <w:lang w:val="en-GB"/>
-        </w:rPr>
-        <w:t>justified</w:t>
-      </w:r>
-      <w:r>
-        <w:rPr>
-          <w:rFonts w:cs="Arial"/>
-          <w:lang w:val="en-GB"/>
-        </w:rPr>
-        <w:t xml:space="preserve">. It is recommended to check the spelling of the text with the help of the speller of the Word program. </w:t>
-      </w:r>
-      <w:r>
-        <w:rPr>
-          <w:lang w:val="en-GB"/>
-        </w:rPr>
-        <w:t>It is recommended that the thesis paper should not exceed a number of 100 pages, annexes included.</w:t>
-      </w:r>
-    </w:p>
-    <w:p>
-      <w:pPr>
-        <w:spacing w:line="240" w:lineRule="auto"/>
-        <w:rPr>
-          <w:rFonts w:cs="Arial"/>
-          <w:lang w:val="en-GB" w:eastAsia="ro-RO"/>
-        </w:rPr>
-      </w:pPr>
-      <w:r>
-        <w:rPr>
-          <w:rFonts w:cs="Arial"/>
-          <w:lang w:val="en-GB" w:eastAsia="ro-RO"/>
-        </w:rPr>
-        <w:t>Rules app</w:t>
-      </w:r>
-      <w:r>
-        <w:rPr>
-          <w:rFonts w:cs="Arial"/>
-          <w:lang w:val="en-GB" w:eastAsia="ro-RO"/>
-        </w:rPr>
-        <w:t>l</w:t>
-      </w:r>
-      <w:r>
-        <w:rPr>
-          <w:rFonts w:cs="Arial"/>
-          <w:lang w:val="en-GB" w:eastAsia="ro-RO"/>
-        </w:rPr>
-        <w:t>ying to the text of the paper:</w:t>
-      </w:r>
-    </w:p>
-    <w:p>
-      <w:pPr>
-        <w:numPr>
-          <w:ilvl w:val="0"/>
-          <w:numId w:val="4"/>
-        </w:numPr>
-        <w:spacing w:line="240" w:lineRule="auto"/>
-        <w:ind w:left="661" w:hanging="338"/>
-        <w:rPr>
-          <w:rFonts w:cs="Arial"/>
-          <w:lang w:val="en-GB" w:eastAsia="ro-RO"/>
-        </w:rPr>
-      </w:pPr>
-      <w:r>
-        <w:rPr>
-          <w:rFonts w:cs="Arial"/>
-          <w:i/>
-          <w:lang w:val="en-GB" w:eastAsia="ro-RO"/>
-        </w:rPr>
-        <w:t xml:space="preserve">Margins of the page </w:t>
-      </w:r>
-      <w:r>
-        <w:rPr>
-          <w:rFonts w:cs="Arial"/>
-          <w:lang w:val="en-GB" w:eastAsia="ro-RO"/>
-        </w:rPr>
-        <w:t xml:space="preserve">– the following values will be used (Page Setup -&gt; Margins-&gt; Mirror Margins): </w:t>
-      </w:r>
-    </w:p>
-    <w:p>
-      <w:pPr>
-        <w:numPr>
-          <w:ilvl w:val="2"/>
-          <w:numId w:val="5"/>
-        </w:numPr>
-        <w:spacing w:line="240" w:lineRule="auto"/>
-        <w:ind w:hanging="338"/>
-        <w:rPr>
-          <w:rFonts w:cs="Arial"/>
-          <w:lang w:val="en-GB" w:eastAsia="ro-RO"/>
-        </w:rPr>
-      </w:pPr>
-      <w:r>
-        <w:rPr>
-          <w:rFonts w:cs="Arial"/>
-          <w:lang w:val="en-GB" w:eastAsia="ro-RO"/>
-        </w:rPr>
-        <w:t xml:space="preserve">interior: 2 cm  </w:t>
-      </w:r>
-    </w:p>
-    <w:p>
-      <w:pPr>
-        <w:numPr>
-          <w:ilvl w:val="2"/>
-          <w:numId w:val="5"/>
-        </w:numPr>
-        <w:spacing w:line="240" w:lineRule="auto"/>
-        <w:ind w:hanging="338"/>
-        <w:rPr>
-          <w:rFonts w:cs="Arial"/>
-          <w:lang w:val="en-GB" w:eastAsia="ro-RO"/>
-        </w:rPr>
-      </w:pPr>
-      <w:r>
-        <w:rPr>
-          <w:rFonts w:cs="Arial"/>
-          <w:lang w:val="en-GB" w:eastAsia="ro-RO"/>
-        </w:rPr>
-        <w:t xml:space="preserve">exterior: 2 cm </w:t>
-      </w:r>
-    </w:p>
-    <w:p>
-      <w:pPr>
-        <w:numPr>
-          <w:ilvl w:val="2"/>
-          <w:numId w:val="5"/>
-        </w:numPr>
-        <w:spacing w:line="240" w:lineRule="auto"/>
-        <w:ind w:hanging="338"/>
-        <w:rPr>
-          <w:rFonts w:cs="Arial"/>
-          <w:lang w:val="en-GB" w:eastAsia="ro-RO"/>
-        </w:rPr>
-      </w:pPr>
-      <w:r>
-        <w:rPr>
-          <w:rFonts w:cs="Arial"/>
-          <w:lang w:val="en-GB" w:eastAsia="ro-RO"/>
-        </w:rPr>
-        <w:t>up: 2,5 cm (header included)</w:t>
-      </w:r>
-    </w:p>
-    <w:p>
-      <w:pPr>
-        <w:numPr>
-          <w:ilvl w:val="2"/>
-          <w:numId w:val="5"/>
-        </w:numPr>
-        <w:spacing w:line="240" w:lineRule="auto"/>
-        <w:ind w:hanging="338"/>
-        <w:rPr>
-          <w:rFonts w:cs="Arial"/>
-          <w:lang w:val="en-GB" w:eastAsia="ro-RO"/>
-        </w:rPr>
-      </w:pPr>
-      <w:r>
-        <w:rPr>
-          <w:rFonts w:cs="Arial"/>
-          <w:lang w:val="en-GB" w:eastAsia="ro-RO"/>
-        </w:rPr>
-        <w:t>down: 2 cm</w:t>
-      </w:r>
-    </w:p>
-    <w:p>
-      <w:pPr>
-        <w:numPr>
-          <w:ilvl w:val="0"/>
-          <w:numId w:val="4"/>
-        </w:numPr>
-        <w:spacing w:line="240" w:lineRule="auto"/>
-        <w:ind w:left="661" w:hanging="338"/>
-        <w:rPr>
-          <w:rFonts w:cs="Arial"/>
-          <w:lang w:val="en-GB" w:eastAsia="ro-RO"/>
-        </w:rPr>
-      </w:pPr>
-      <w:r>
-        <w:rPr>
-          <w:rFonts w:cs="Arial"/>
-          <w:i/>
-          <w:lang w:val="en-GB" w:eastAsia="ro-RO"/>
-        </w:rPr>
-        <w:t xml:space="preserve">Line spacing </w:t>
-      </w:r>
-      <w:r>
-        <w:rPr>
-          <w:rFonts w:cs="Arial"/>
-          <w:lang w:val="en-GB" w:eastAsia="ro-RO"/>
-        </w:rPr>
-        <w:t>– the text shall apply a 1.15 line spacing (Format&gt;Paragraph-&gt;Line spacing-&gt; 1,15 lines);</w:t>
-      </w:r>
-    </w:p>
-    <w:p>
-      <w:pPr>
-        <w:numPr>
-          <w:ilvl w:val="0"/>
-          <w:numId w:val="4"/>
-        </w:numPr>
-        <w:spacing w:line="240" w:lineRule="auto"/>
-        <w:ind w:left="661" w:hanging="338"/>
-        <w:rPr>
-          <w:rFonts w:cs="Arial"/>
-          <w:lang w:val="en-GB" w:eastAsia="ro-RO"/>
-        </w:rPr>
-      </w:pPr>
-      <w:r>
-        <w:rPr>
-          <w:rFonts w:cs="Arial"/>
-          <w:i/>
-          <w:lang w:val="en-GB" w:eastAsia="ro-RO"/>
-        </w:rPr>
-        <w:t xml:space="preserve">Indentation </w:t>
-      </w:r>
-      <w:r>
-        <w:rPr>
-          <w:rFonts w:cs="Arial"/>
-          <w:lang w:val="en-GB" w:eastAsia="ro-RO"/>
-        </w:rPr>
-        <w:t>– text within regular paragraphs will be aligned between the left and the right margins (justified). The first line of each paragraph will have a 1.5 cm indentation   (Format-&gt; Paragraph-&gt; Indentation-&gt; Left). There will be an exception for chapter titles, which will be aligned left, just like the titles of the tables and of the figures   (see explanations below);</w:t>
-      </w:r>
-    </w:p>
-    <w:p>
-      <w:pPr>
-        <w:numPr>
-          <w:ilvl w:val="0"/>
-          <w:numId w:val="4"/>
-        </w:numPr>
-        <w:spacing w:line="240" w:lineRule="auto"/>
-        <w:ind w:left="661" w:hanging="338"/>
-        <w:rPr>
-          <w:rFonts w:cs="Arial"/>
-          <w:lang w:val="en-GB" w:eastAsia="ro-RO"/>
-        </w:rPr>
-      </w:pPr>
-      <w:r>
-        <w:rPr>
-          <w:rFonts w:cs="Arial"/>
-          <w:i/>
-          <w:lang w:val="en-GB" w:eastAsia="ro-RO"/>
-        </w:rPr>
-        <w:t xml:space="preserve">Font </w:t>
-      </w:r>
-      <w:r>
-        <w:rPr>
-          <w:rFonts w:cs="Arial"/>
-          <w:lang w:val="en-GB" w:eastAsia="ro-RO"/>
-        </w:rPr>
-        <w:t xml:space="preserve">– the 12 points Arial font will be used, as well as the specific </w:t>
-      </w:r>
-      <w:r>
-        <w:rPr>
-          <w:rFonts w:cs="Arial"/>
-          <w:b/>
-          <w:lang w:val="en-GB" w:eastAsia="ro-RO"/>
-        </w:rPr>
-        <w:t>diacritics</w:t>
-      </w:r>
-      <w:r>
-        <w:rPr>
-          <w:rFonts w:cs="Arial"/>
-          <w:lang w:val="en-GB" w:eastAsia="ro-RO"/>
-        </w:rPr>
-        <w:t xml:space="preserve"> of the paper language (e.g.: ă, â, î, ş, ţ – for the Romanian language);</w:t>
-      </w:r>
-    </w:p>
-    <w:p>
-      <w:pPr>
-        <w:numPr>
-          <w:ilvl w:val="0"/>
-          <w:numId w:val="4"/>
-        </w:numPr>
-        <w:spacing w:line="240" w:lineRule="auto"/>
-        <w:ind w:hanging="338"/>
-        <w:rPr>
-          <w:rFonts w:cs="Arial"/>
-          <w:lang w:val="en-GB" w:eastAsia="ro-RO"/>
-        </w:rPr>
-      </w:pPr>
-      <w:r>
-        <w:rPr>
-          <w:rFonts w:cs="Arial"/>
-          <w:i/>
-          <w:lang w:val="en-GB" w:eastAsia="ro-RO"/>
-        </w:rPr>
-        <w:t xml:space="preserve">Page numbering </w:t>
-      </w:r>
-      <w:r>
-        <w:rPr>
-          <w:rFonts w:cs="Arial"/>
-          <w:lang w:val="en-GB" w:eastAsia="ro-RO"/>
-        </w:rPr>
-        <w:t>-  Page numbering runs from the title page to the last page of the paper, but the page number appears starts on the Introduction page. The page number is inserted at the bottom of the page, centered.</w:t>
-      </w:r>
-    </w:p>
-    <w:p>
-      <w:pPr>
-        <w:numPr>
-          <w:ilvl w:val="0"/>
-          <w:numId w:val="4"/>
-        </w:numPr>
-        <w:spacing w:line="240" w:lineRule="auto"/>
-        <w:ind w:left="661" w:hanging="338"/>
-        <w:rPr>
-          <w:rFonts w:cs="Arial"/>
-          <w:lang w:val="en-GB" w:eastAsia="ro-RO"/>
-        </w:rPr>
-      </w:pPr>
-      <w:r>
-        <w:rPr>
-          <w:rFonts w:cs="Arial"/>
-          <w:i/>
-          <w:lang w:val="en-GB" w:eastAsia="ro-RO"/>
-        </w:rPr>
-        <w:t xml:space="preserve">Page header </w:t>
-      </w:r>
-      <w:r>
-        <w:rPr>
-          <w:rFonts w:cs="Arial"/>
-          <w:lang w:val="en-GB" w:eastAsia="ro-RO"/>
-        </w:rPr>
-        <w:t xml:space="preserve">– it shall be inserted starting with the introduction page and contains, in successive lines, the </w:t>
-      </w:r>
-      <w:r>
-        <w:rPr>
-          <w:rFonts w:cs="Arial"/>
-          <w:lang w:val="en-GB" w:eastAsia="ro-RO"/>
-        </w:rPr>
-        <w:t>following</w:t>
-      </w:r>
-      <w:r>
-        <w:rPr>
-          <w:rFonts w:cs="Arial"/>
-          <w:lang w:val="en-GB" w:eastAsia="ro-RO"/>
-        </w:rPr>
-        <w:t xml:space="preserve"> text, aligned left and with the size of 8 points: (i) the text </w:t>
-      </w:r>
-      <w:r>
-        <w:rPr>
-          <w:rFonts w:cs="Arial"/>
-          <w:i/>
-          <w:iCs/>
-          <w:lang w:val="en-GB" w:eastAsia="ro-RO"/>
-        </w:rPr>
-        <w:t>Politehnica University of Timișoara</w:t>
-      </w:r>
-      <w:r>
-        <w:rPr>
-          <w:rFonts w:cs="Arial"/>
-          <w:lang w:val="en-GB" w:eastAsia="ro-RO"/>
-        </w:rPr>
-        <w:t xml:space="preserve"> ; (ii) the name of the program of study and the year of the paper defense; (iii) the name of the candidate (left) and the title of the paper. At the right of the header, the UPT logo may be inserted; </w:t>
-      </w:r>
-    </w:p>
-    <w:p>
-      <w:pPr>
-        <w:rPr>
-          <w:lang w:val="en-GB"/>
-        </w:rPr>
-      </w:pPr>
-    </w:p>
-    <w:p>
-      <w:pPr>
-        <w:pStyle w:val="Heading2"/>
-        <w:numPr>
-          <w:ilvl w:val="1"/>
-          <w:numId w:val="1"/>
-        </w:numPr>
-        <w:spacing w:before="240"/>
-        <w:ind w:firstLine="0"/>
-        <w:rPr>
-          <w:lang w:val="en-GB"/>
-        </w:rPr>
-      </w:pPr>
-      <w:r>
-        <w:rPr>
-          <w:lang w:val="en-GB"/>
-        </w:rPr>
-        <w:t xml:space="preserve"> </w:t>
-      </w:r>
-      <w:r>
-        <w:rPr>
-          <w:lang w:val="en-GB"/>
-        </w:rPr>
-        <w:t>FIGURES AND PHOTOGRAPHS</w:t>
-      </w:r>
-      <w:r>
-        <w:rPr>
-          <w:lang w:val="en-GB"/>
-        </w:rPr>
-        <w:t xml:space="preserve"> (12 pt, Bold, Uppercase, Left)</w:t>
-      </w:r>
-    </w:p>
-    <w:p>
-      <w:pPr>
-        <w:rPr>
-          <w:lang w:val="en-GB"/>
-        </w:rPr>
-      </w:pPr>
-    </w:p>
-    <w:p>
-      <w:pPr>
-        <w:rPr>
-          <w:lang w:val="en-GB"/>
-        </w:rPr>
-      </w:pPr>
-      <w:r>
-        <w:rPr>
-          <w:rFonts w:cs="Arial"/>
-          <w:lang w:val="en-GB"/>
-        </w:rPr>
-        <w:t>Figures (including images, graphs</w:t>
-      </w:r>
-      <w:r>
-        <w:rPr>
-          <w:rFonts w:cs="Arial"/>
-          <w:lang w:val="en-GB"/>
-        </w:rPr>
-        <w:t xml:space="preserve"> </w:t>
-      </w:r>
-      <w:r>
-        <w:rPr>
-          <w:rFonts w:cs="Arial"/>
-          <w:lang w:val="en-GB"/>
-        </w:rPr>
-        <w:t>and screenshots</w:t>
-      </w:r>
-      <w:r>
-        <w:rPr>
-          <w:rFonts w:cs="Arial"/>
-          <w:lang w:val="en-GB"/>
-        </w:rPr>
-        <w:t>) are numbered in order of their appearance in the paper. Alternatively, figures may be numbered in order in each chapter, including the chapter number. Each figure has a number and a title, which is mentioned under the figure, centered. Where applicable, the source of the figure shall be indicated in brackets after the title of the figure;</w:t>
-      </w:r>
-    </w:p>
-    <w:p>
-      <w:pPr>
-        <w:rPr>
-          <w:lang w:val="en-GB"/>
-        </w:rPr>
-      </w:pPr>
-    </w:p>
-    <w:p>
-      <w:pPr>
-        <w:rPr>
-          <w:lang w:val="en-GB"/>
-        </w:rPr>
-      </w:pPr>
-      <w:r>
-        <w:rPr>
-          <w:lang w:val="en-GB"/>
-        </w:rPr>
-        <w:t xml:space="preserve">All figures and photographs inserted in the paper must be </w:t>
-      </w:r>
-      <w:r>
-        <w:rPr>
-          <w:lang w:val="en-GB"/>
-        </w:rPr>
-        <w:t>referenced</w:t>
-      </w:r>
-      <w:r>
-        <w:rPr>
-          <w:lang w:val="en-GB"/>
-        </w:rPr>
-        <w:t xml:space="preserve"> in the text, numbered and titled. </w:t>
-      </w:r>
-    </w:p>
-    <w:p>
-      <w:pPr>
-        <w:rPr>
-          <w:lang w:val="en-GB"/>
-        </w:rPr>
-      </w:pPr>
-      <w:r>
-        <w:rPr>
-          <w:lang w:val="en-GB"/>
-        </w:rPr>
-        <w:t>There will be a blank line (Arial 12 pt) between the figure and the text. Figures will be centered.</w:t>
-      </w:r>
-    </w:p>
-    <w:p>
-      <w:pPr>
-        <w:spacing w:after="240"/>
-        <w:rPr>
-          <w:lang w:val="en-GB"/>
-        </w:rPr>
-      </w:pPr>
-    </w:p>
-    <w:p>
-      <w:pPr>
-        <w:pStyle w:val="tabel"/>
-        <w:tabs>
-          <w:tab w:val="left" w:pos="567"/>
-        </w:tabs>
-        <w:rPr>
-          <w:smallCaps w:val="0"/>
-          <w:lang w:val="en-GB"/>
-        </w:rPr>
-      </w:pPr>
-      <w:r>
-        <w:rPr>
-          <w:smallCaps w:val="0"/>
+        <w:t>has the simple purpose of holding multiple fireballs. It acts as an array of fireballs from which the player can access the projectile</w:t>
+      </w:r>
+      <w:r>
+        <w:rPr>
+          <w:rFonts w:ascii="Arial" w:hAnsi="Arial" w:cs="Arial"/>
+          <w:sz w:val="24"/>
+          <w:szCs w:val="24"/>
+          <w:lang w:val="en-GB"/>
+        </w:rPr>
+        <w:t>.</w:t>
+      </w:r>
+    </w:p>
+    <w:p>
+      <w:pPr>
+        <w:rPr>
+          <w:strike/>
+          <w:lang w:val="en-GB"/>
+        </w:rPr>
+      </w:pPr>
+      <w:r>
+        <w:rPr>
+          <w:strike/>
           <w:noProof/>
-          <w:lang w:val="en-GB" w:eastAsia="ro-RO"/>
+          <w:lang w:val="en-GB"/>
         </w:rPr>
         <w:drawing>
-          <wp:inline distT="0" distB="0" distL="0" distR="0" wp14:anchorId="293B9756" wp14:editId="293B9757">
-            <wp:extent cx="3615055" cy="2336800"/>
-            <wp:effectExtent l="0" t="0" r="4445" b="6350"/>
-            <wp:docPr id="3" name="Picture 3" descr="INT_EXTjoint"/>
+          <wp:anchor distT="0" distB="0" distL="114300" distR="114300" simplePos="0" relativeHeight="251670528" behindDoc="0" locked="0" layoutInCell="1" allowOverlap="1" wp14:anchorId="5FE51F03" wp14:editId="1972FB35">
+            <wp:simplePos x="0" y="0"/>
+            <wp:positionH relativeFrom="column">
+              <wp:posOffset>182762</wp:posOffset>
+            </wp:positionH>
+            <wp:positionV relativeFrom="paragraph">
+              <wp:posOffset>214276</wp:posOffset>
+            </wp:positionV>
+            <wp:extent cx="6120765" cy="3070860"/>
+            <wp:effectExtent l="0" t="0" r="0" b="0"/>
+            <wp:wrapSquare wrapText="bothSides"/>
+            <wp:docPr id="17" name="Picture 17"/>
             <wp:cNvGraphicFramePr>
               <a:graphicFrameLocks xmlns:a="http://schemas.openxmlformats.org/drawingml/2006/main" noChangeAspect="1"/>
             </wp:cNvGraphicFramePr>
@@ -6108,1665 +6028,199 @@
               <a:graphicData uri="http://schemas.openxmlformats.org/drawingml/2006/picture">
                 <pic:pic xmlns:pic="http://schemas.openxmlformats.org/drawingml/2006/picture">
                   <pic:nvPicPr>
-                    <pic:cNvPr id="0" name="Picture 3" descr="INT_EXTjoint"/>
-                    <pic:cNvPicPr>
-                      <a:picLocks noChangeAspect="1" noChangeArrowheads="1"/>
-                    </pic:cNvPicPr>
+                    <pic:cNvPr id="17" name="Picture 17"/>
+                    <pic:cNvPicPr/>
                   </pic:nvPicPr>
                   <pic:blipFill>
-                    <a:blip r:embed="rId21" cstate="print">
+                    <a:blip r:embed="rId26">
                       <a:extLst>
                         <a:ext uri="{28A0092B-C50C-407E-A947-70E740481C1C}">
                           <a14:useLocalDpi xmlns:a14="http://schemas.microsoft.com/office/drawing/2010/main" val="0"/>
                         </a:ext>
                       </a:extLst>
                     </a:blip>
-                    <a:srcRect l="10487" t="19064" r="38818" b="32756"/>
                     <a:stretch>
                       <a:fillRect/>
                     </a:stretch>
                   </pic:blipFill>
-                  <pic:spPr bwMode="auto">
+                  <pic:spPr>
                     <a:xfrm>
                       <a:off x="0" y="0"/>
-                      <a:ext cx="3615055" cy="2336800"/>
+                      <a:ext cx="6120765" cy="3070860"/>
                     </a:xfrm>
                     <a:prstGeom prst="rect">
                       <a:avLst/>
                     </a:prstGeom>
-                    <a:noFill/>
-                    <a:ln>
-                      <a:noFill/>
-                    </a:ln>
                   </pic:spPr>
                 </pic:pic>
               </a:graphicData>
             </a:graphic>
-          </wp:inline>
+          </wp:anchor>
         </w:drawing>
       </w:r>
     </w:p>
     <w:p>
       <w:pPr>
-        <w:pStyle w:val="tabel"/>
+        <w:rPr>
+          <w:lang w:val="en-GB"/>
+        </w:rPr>
+      </w:pPr>
+    </w:p>
+    <w:p>
+      <w:pPr>
         <w:tabs>
-          <w:tab w:val="left" w:pos="567"/>
+          <w:tab w:val="left" w:pos="3047"/>
         </w:tabs>
-        <w:rPr>
-          <w:smallCaps w:val="0"/>
-          <w:lang w:val="en-GB"/>
-        </w:rPr>
-      </w:pPr>
-      <w:r>
-        <w:rPr>
-          <w:smallCaps w:val="0"/>
-          <w:lang w:val="en-GB"/>
-        </w:rPr>
-        <w:t>Figure</w:t>
-      </w:r>
-      <w:r>
-        <w:rPr>
-          <w:smallCaps w:val="0"/>
-          <w:lang w:val="en-GB"/>
-        </w:rPr>
-        <w:t xml:space="preserve"> 1 – </w:t>
-      </w:r>
-      <w:r>
-        <w:rPr>
-          <w:smallCaps w:val="0"/>
-          <w:lang w:val="en-GB"/>
-        </w:rPr>
-        <w:t>Example of a figure</w:t>
-      </w:r>
-      <w:r>
-        <w:rPr>
-          <w:smallCaps w:val="0"/>
-          <w:lang w:val="en-GB"/>
-        </w:rPr>
-        <w:t xml:space="preserve"> (</w:t>
-      </w:r>
-      <w:r>
-        <w:rPr>
-          <w:smallCaps w:val="0"/>
-          <w:lang w:val="en-GB"/>
-        </w:rPr>
-        <w:t>source</w:t>
-      </w:r>
-      <w:r>
-        <w:rPr>
-          <w:smallCaps w:val="0"/>
-          <w:lang w:val="en-GB"/>
-        </w:rPr>
-        <w:t xml:space="preserve">: </w:t>
-      </w:r>
-      <w:r>
-        <w:rPr>
-          <w:smallCaps w:val="0"/>
-          <w:lang w:val="en-GB"/>
-        </w:rPr>
-        <w:t>The Scientific Bulletin of the UPT – series Building Engineering – Architecture</w:t>
-      </w:r>
-      <w:r>
-        <w:rPr>
-          <w:smallCaps w:val="0"/>
-          <w:lang w:val="en-GB"/>
-        </w:rPr>
-        <w:t>,</w:t>
-      </w:r>
-      <w:r>
-        <w:rPr>
-          <w:smallCaps w:val="0"/>
-          <w:lang w:val="en-GB"/>
-        </w:rPr>
-        <w:t xml:space="preserve"> issue 2/2010</w:t>
-      </w:r>
-      <w:r>
-        <w:rPr>
-          <w:smallCaps w:val="0"/>
-          <w:lang w:val="en-GB"/>
-        </w:rPr>
-        <w:t>)</w:t>
-      </w:r>
-    </w:p>
-    <w:p>
-      <w:pPr>
-        <w:pStyle w:val="tabel"/>
-        <w:tabs>
-          <w:tab w:val="left" w:pos="567"/>
-        </w:tabs>
+        <w:jc w:val="center"/>
+        <w:rPr>
+          <w:lang w:val="en-GB"/>
+        </w:rPr>
+      </w:pPr>
+      <w:r>
+        <w:rPr>
+          <w:lang w:val="en-GB"/>
+        </w:rPr>
+        <w:t>Figure 4.6.1 – Showcase of Firepoint importance</w:t>
+      </w:r>
+      <w:r>
+        <w:rPr>
+          <w:lang w:val="en-GB"/>
+        </w:rPr>
+        <w:t xml:space="preserve"> </w:t>
+      </w:r>
+      <w:r>
+        <w:rPr>
+          <w:lang w:val="en-GB"/>
+        </w:rPr>
+        <w:t>(source: screenshot)</w:t>
+      </w:r>
+    </w:p>
+    <w:p>
+      <w:pPr>
+        <w:rPr>
+          <w:lang w:val="en-GB"/>
+        </w:rPr>
+      </w:pPr>
+    </w:p>
+    <w:p>
+      <w:pPr>
+        <w:rPr>
+          <w:lang w:val="en-GB"/>
+        </w:rPr>
+      </w:pPr>
+    </w:p>
+    <w:p>
+      <w:pPr>
+        <w:rPr>
+          <w:lang w:val="en-GB"/>
+        </w:rPr>
+      </w:pPr>
+    </w:p>
+    <w:p>
+      <w:pPr>
+        <w:rPr>
+          <w:lang w:val="en-GB"/>
+        </w:rPr>
+      </w:pPr>
+    </w:p>
+    <w:p>
+      <w:pPr>
+        <w:rPr>
+          <w:lang w:val="en-GB"/>
+        </w:rPr>
+      </w:pPr>
+    </w:p>
+    <w:p>
+      <w:pPr>
+        <w:rPr>
+          <w:lang w:val="en-GB"/>
+        </w:rPr>
+      </w:pPr>
+    </w:p>
+    <w:p>
+      <w:pPr>
+        <w:rPr>
+          <w:lang w:val="en-GB"/>
+        </w:rPr>
+      </w:pPr>
+    </w:p>
+    <w:p>
+      <w:pPr>
+        <w:rPr>
+          <w:lang w:val="en-GB"/>
+        </w:rPr>
+      </w:pPr>
+    </w:p>
+    <w:p>
+      <w:pPr>
+        <w:rPr>
+          <w:lang w:val="en-GB"/>
+        </w:rPr>
+      </w:pPr>
+    </w:p>
+    <w:p>
+      <w:pPr>
+        <w:rPr>
+          <w:lang w:val="en-GB"/>
+        </w:rPr>
+      </w:pPr>
+    </w:p>
+    <w:p>
+      <w:pPr>
         <w:ind w:firstLine="0"/>
-        <w:jc w:val="both"/>
-        <w:rPr>
-          <w:smallCaps w:val="0"/>
-          <w:lang w:val="en-GB"/>
-        </w:rPr>
-      </w:pPr>
-    </w:p>
-    <w:p>
-      <w:pPr>
-        <w:pStyle w:val="Heading2"/>
-        <w:keepNext w:val="0"/>
+        <w:rPr>
+          <w:lang w:val="en-GB"/>
+        </w:rPr>
+      </w:pPr>
+    </w:p>
+    <w:p>
+      <w:pPr>
+        <w:rPr>
+          <w:lang w:val="en-GB"/>
+        </w:rPr>
+      </w:pPr>
+    </w:p>
+    <w:p>
+      <w:pPr>
+        <w:pStyle w:val="Heading1"/>
         <w:numPr>
-          <w:ilvl w:val="1"/>
+          <w:ilvl w:val="0"/>
           <w:numId w:val="1"/>
         </w:numPr>
-        <w:spacing w:before="240"/>
-        <w:ind w:firstLine="0"/>
-        <w:rPr>
-          <w:lang w:val="en-GB"/>
-        </w:rPr>
-      </w:pPr>
-      <w:r>
-        <w:rPr>
-          <w:lang w:val="en-GB"/>
-        </w:rPr>
-        <w:t>TABLE</w:t>
-      </w:r>
-      <w:r>
-        <w:rPr>
-          <w:lang w:val="en-GB"/>
-        </w:rPr>
-        <w:t>S</w:t>
-      </w:r>
-      <w:r>
-        <w:rPr>
-          <w:lang w:val="en-GB"/>
-        </w:rPr>
-        <w:t xml:space="preserve"> (12 pt, Bold, Uppercase, Left)</w:t>
-      </w:r>
-    </w:p>
-    <w:p>
-      <w:pPr>
-        <w:spacing w:before="240"/>
-        <w:rPr>
-          <w:rFonts w:cs="Arial"/>
-          <w:lang w:val="en-GB"/>
-        </w:rPr>
-      </w:pPr>
-      <w:r>
-        <w:rPr>
-          <w:rFonts w:cs="Arial"/>
-          <w:lang w:val="en-GB"/>
-        </w:rPr>
-        <w:t>Tables will be numbered in the order in which they appear in the paper. Alternatively, tables can be numbered in order in each chapter, including the chapter number in the numbering. Each table has a number and a title, which is mentioned above the table, in a centered alignment. Where applicable, the data source shall be indicated in brackets after the title of the table.</w:t>
-      </w:r>
-    </w:p>
-    <w:p>
-      <w:pPr>
-        <w:spacing w:before="240"/>
-        <w:rPr>
-          <w:lang w:val="en-GB"/>
-        </w:rPr>
-      </w:pPr>
-      <w:r>
-        <w:rPr>
-          <w:lang w:val="en-GB"/>
-        </w:rPr>
-        <w:t>All tables presented in the paper must be referenced in the text of the paper, must be numbered and accompanied by a title (see example below). If copied figures are used, the source of the photo will be indicated in parenthesis. As far as possible, the usual font (Arial 12 pt) will be kept in the table, but there are also accepted ways to highlight important results (Bold, Italics, etc.)</w:t>
-      </w:r>
-    </w:p>
-    <w:p>
-      <w:pPr>
-        <w:spacing w:after="240"/>
-        <w:rPr>
-          <w:lang w:val="en-GB"/>
-        </w:rPr>
-      </w:pPr>
-      <w:r>
-        <w:rPr>
-          <w:lang w:val="en-GB"/>
-        </w:rPr>
-        <w:lastRenderedPageBreak/>
-        <w:t xml:space="preserve">A blank line (Arial 12 pt) will be left between the text and the table. Tables will be centered. </w:t>
-      </w:r>
-    </w:p>
-    <w:p>
-      <w:pPr>
-        <w:spacing w:after="240"/>
-        <w:rPr>
-          <w:lang w:val="en-GB"/>
-        </w:rPr>
-      </w:pPr>
-    </w:p>
-    <w:p>
-      <w:pPr>
-        <w:spacing w:after="240"/>
-        <w:rPr>
-          <w:lang w:val="en-GB"/>
-        </w:rPr>
-      </w:pPr>
-    </w:p>
-    <w:p>
-      <w:pPr>
-        <w:spacing w:after="240"/>
-        <w:rPr>
-          <w:lang w:val="en-GB"/>
-        </w:rPr>
-      </w:pPr>
-    </w:p>
-    <w:p>
-      <w:pPr>
-        <w:jc w:val="center"/>
-        <w:rPr>
-          <w:lang w:val="en-GB"/>
-        </w:rPr>
-      </w:pPr>
-      <w:r>
-        <w:rPr>
-          <w:lang w:val="en-GB"/>
-        </w:rPr>
-        <w:t>Tab</w:t>
-      </w:r>
-      <w:r>
-        <w:rPr>
-          <w:lang w:val="en-GB"/>
-        </w:rPr>
-        <w:t>le</w:t>
-      </w:r>
-      <w:r>
-        <w:rPr>
-          <w:lang w:val="en-GB"/>
-        </w:rPr>
-        <w:t xml:space="preserve"> </w:t>
-      </w:r>
-      <w:r>
-        <w:rPr>
-          <w:lang w:val="en-GB"/>
-        </w:rPr>
-        <w:t>g</w:t>
-      </w:r>
-      <w:r>
-        <w:rPr>
-          <w:lang w:val="en-GB"/>
-        </w:rPr>
-        <w:t xml:space="preserve">. </w:t>
-      </w:r>
-      <w:r>
-        <w:rPr>
-          <w:lang w:val="en-GB"/>
-        </w:rPr>
-        <w:t>Example of a table</w:t>
-      </w:r>
-    </w:p>
-    <w:p>
-      <w:pPr>
-        <w:jc w:val="center"/>
-        <w:rPr>
-          <w:lang w:val="en-GB"/>
-        </w:rPr>
-      </w:pPr>
-    </w:p>
-    <w:tbl>
-      <w:tblPr>
-        <w:tblW w:w="0" w:type="auto"/>
-        <w:jc w:val="center"/>
-        <w:tblBorders>
-          <w:top w:val="single" w:sz="4" w:space="0" w:color="auto"/>
-          <w:left w:val="single" w:sz="4" w:space="0" w:color="auto"/>
-          <w:bottom w:val="single" w:sz="4" w:space="0" w:color="auto"/>
-          <w:right w:val="single" w:sz="4" w:space="0" w:color="auto"/>
-          <w:insideH w:val="single" w:sz="4" w:space="0" w:color="auto"/>
-          <w:insideV w:val="single" w:sz="4" w:space="0" w:color="auto"/>
-        </w:tblBorders>
-        <w:tblLayout w:type="fixed"/>
-        <w:tblLook w:val="0000" w:firstRow="0" w:lastRow="0" w:firstColumn="0" w:lastColumn="0" w:noHBand="0" w:noVBand="0"/>
-      </w:tblPr>
-      <w:tblGrid>
-        <w:gridCol w:w="1701"/>
-        <w:gridCol w:w="1594"/>
-        <w:gridCol w:w="1595"/>
-        <w:gridCol w:w="1595"/>
-        <w:gridCol w:w="1595"/>
-      </w:tblGrid>
-      <w:tr>
-        <w:trPr>
-          <w:cantSplit/>
-          <w:jc w:val="center"/>
-        </w:trPr>
-        <w:tc>
-          <w:tcPr>
-            <w:tcW w:w="1701" w:type="dxa"/>
-          </w:tcPr>
-          <w:p>
-            <w:pPr>
-              <w:pStyle w:val="tabel"/>
-              <w:ind w:firstLine="0"/>
-              <w:jc w:val="both"/>
-              <w:rPr>
-                <w:smallCaps w:val="0"/>
-                <w:szCs w:val="24"/>
-                <w:lang w:val="en-GB" w:eastAsia="en-GB"/>
-              </w:rPr>
-            </w:pPr>
-          </w:p>
-        </w:tc>
-        <w:tc>
-          <w:tcPr>
-            <w:tcW w:w="3189" w:type="dxa"/>
-            <w:gridSpan w:val="2"/>
-          </w:tcPr>
-          <w:p>
-            <w:pPr>
-              <w:pStyle w:val="tabel"/>
-              <w:ind w:firstLine="0"/>
-              <w:rPr>
-                <w:smallCaps w:val="0"/>
-                <w:szCs w:val="24"/>
-                <w:lang w:val="en-GB" w:eastAsia="en-GB"/>
-              </w:rPr>
-            </w:pPr>
-            <w:r>
-              <w:rPr>
-                <w:smallCaps w:val="0"/>
-                <w:szCs w:val="24"/>
-                <w:lang w:val="en-GB" w:eastAsia="en-GB"/>
-              </w:rPr>
-              <w:t>Yield stress, fy [N/mm2]</w:t>
-            </w:r>
-          </w:p>
-        </w:tc>
-        <w:tc>
-          <w:tcPr>
-            <w:tcW w:w="3190" w:type="dxa"/>
-            <w:gridSpan w:val="2"/>
-          </w:tcPr>
-          <w:p>
-            <w:pPr>
-              <w:pStyle w:val="tabel"/>
-              <w:ind w:firstLine="0"/>
-              <w:rPr>
-                <w:smallCaps w:val="0"/>
-                <w:szCs w:val="24"/>
-                <w:lang w:val="en-GB" w:eastAsia="en-GB"/>
-              </w:rPr>
-            </w:pPr>
-            <w:r>
-              <w:rPr>
-                <w:smallCaps w:val="0"/>
-                <w:szCs w:val="24"/>
-                <w:lang w:val="en-GB" w:eastAsia="en-GB"/>
-              </w:rPr>
-              <w:t>Tensile strength, fu [N/mm2]</w:t>
-            </w:r>
-          </w:p>
-        </w:tc>
-      </w:tr>
-      <w:tr>
-        <w:trPr>
-          <w:jc w:val="center"/>
-        </w:trPr>
-        <w:tc>
-          <w:tcPr>
-            <w:tcW w:w="1701" w:type="dxa"/>
-          </w:tcPr>
-          <w:p>
-            <w:pPr>
-              <w:pStyle w:val="tabel"/>
-              <w:ind w:firstLine="0"/>
-              <w:rPr>
-                <w:smallCaps w:val="0"/>
-                <w:szCs w:val="24"/>
-                <w:lang w:val="en-GB" w:eastAsia="en-GB"/>
-              </w:rPr>
-            </w:pPr>
-            <w:r>
-              <w:rPr>
-                <w:smallCaps w:val="0"/>
-                <w:szCs w:val="24"/>
-                <w:lang w:val="en-GB" w:eastAsia="en-GB"/>
-              </w:rPr>
-              <w:t>Element</w:t>
-            </w:r>
-          </w:p>
-        </w:tc>
-        <w:tc>
-          <w:tcPr>
-            <w:tcW w:w="1594" w:type="dxa"/>
-          </w:tcPr>
-          <w:p>
-            <w:pPr>
-              <w:pStyle w:val="tabel"/>
-              <w:ind w:firstLine="0"/>
-              <w:rPr>
-                <w:smallCaps w:val="0"/>
-                <w:szCs w:val="24"/>
-                <w:lang w:val="en-GB" w:eastAsia="en-GB"/>
-              </w:rPr>
-            </w:pPr>
-            <w:r>
-              <w:rPr>
-                <w:smallCaps w:val="0"/>
-                <w:szCs w:val="24"/>
-                <w:lang w:val="en-GB" w:eastAsia="en-GB"/>
-              </w:rPr>
-              <w:t>Mill certificate</w:t>
-            </w:r>
-          </w:p>
-        </w:tc>
-        <w:tc>
-          <w:tcPr>
-            <w:tcW w:w="1595" w:type="dxa"/>
-          </w:tcPr>
-          <w:p>
-            <w:pPr>
-              <w:pStyle w:val="tabel"/>
-              <w:ind w:firstLine="0"/>
-              <w:rPr>
-                <w:smallCaps w:val="0"/>
-                <w:szCs w:val="24"/>
-                <w:lang w:val="en-GB" w:eastAsia="en-GB"/>
-              </w:rPr>
-            </w:pPr>
-            <w:r>
-              <w:rPr>
-                <w:smallCaps w:val="0"/>
-                <w:szCs w:val="24"/>
-                <w:lang w:val="en-GB" w:eastAsia="en-GB"/>
-              </w:rPr>
-              <w:t>Coupon tests</w:t>
-            </w:r>
-          </w:p>
-        </w:tc>
-        <w:tc>
-          <w:tcPr>
-            <w:tcW w:w="1595" w:type="dxa"/>
-          </w:tcPr>
-          <w:p>
-            <w:pPr>
-              <w:pStyle w:val="tabel"/>
-              <w:ind w:firstLine="0"/>
-              <w:rPr>
-                <w:smallCaps w:val="0"/>
-                <w:szCs w:val="24"/>
-                <w:lang w:val="en-GB" w:eastAsia="en-GB"/>
-              </w:rPr>
-            </w:pPr>
-            <w:r>
-              <w:rPr>
-                <w:smallCaps w:val="0"/>
-                <w:szCs w:val="24"/>
-                <w:lang w:val="en-GB" w:eastAsia="en-GB"/>
-              </w:rPr>
-              <w:t>Mill certificate</w:t>
-            </w:r>
-          </w:p>
-        </w:tc>
-        <w:tc>
-          <w:tcPr>
-            <w:tcW w:w="1595" w:type="dxa"/>
-          </w:tcPr>
-          <w:p>
-            <w:pPr>
-              <w:pStyle w:val="tabel"/>
-              <w:ind w:firstLine="0"/>
-              <w:rPr>
-                <w:smallCaps w:val="0"/>
-                <w:szCs w:val="24"/>
-                <w:lang w:val="en-GB" w:eastAsia="en-GB"/>
-              </w:rPr>
-            </w:pPr>
-            <w:r>
-              <w:rPr>
-                <w:smallCaps w:val="0"/>
-                <w:szCs w:val="24"/>
-                <w:lang w:val="en-GB" w:eastAsia="en-GB"/>
-              </w:rPr>
-              <w:t>Coupon tests</w:t>
-            </w:r>
-          </w:p>
-        </w:tc>
-      </w:tr>
-      <w:tr>
-        <w:trPr>
-          <w:cantSplit/>
-          <w:jc w:val="center"/>
-        </w:trPr>
-        <w:tc>
-          <w:tcPr>
-            <w:tcW w:w="1701" w:type="dxa"/>
-          </w:tcPr>
-          <w:p>
-            <w:pPr>
-              <w:pStyle w:val="tabel"/>
-              <w:ind w:firstLine="0"/>
-              <w:rPr>
-                <w:smallCaps w:val="0"/>
-                <w:szCs w:val="24"/>
-                <w:lang w:val="en-GB" w:eastAsia="en-GB"/>
-              </w:rPr>
-            </w:pPr>
-            <w:r>
-              <w:rPr>
-                <w:smallCaps w:val="0"/>
-                <w:szCs w:val="24"/>
-                <w:lang w:val="en-GB" w:eastAsia="en-GB"/>
-              </w:rPr>
-              <w:t>Beam IPE360</w:t>
-            </w:r>
-          </w:p>
-        </w:tc>
-        <w:tc>
-          <w:tcPr>
-            <w:tcW w:w="1594" w:type="dxa"/>
-          </w:tcPr>
-          <w:p>
-            <w:pPr>
-              <w:pStyle w:val="tabel"/>
-              <w:ind w:firstLine="0"/>
-              <w:rPr>
-                <w:smallCaps w:val="0"/>
-                <w:szCs w:val="24"/>
-                <w:lang w:val="en-GB" w:eastAsia="en-GB"/>
-              </w:rPr>
-            </w:pPr>
-            <w:r>
-              <w:rPr>
-                <w:smallCaps w:val="0"/>
-                <w:szCs w:val="24"/>
-                <w:lang w:val="en-GB" w:eastAsia="en-GB"/>
-              </w:rPr>
-              <w:t>285.0</w:t>
-            </w:r>
-          </w:p>
-        </w:tc>
-        <w:tc>
-          <w:tcPr>
-            <w:tcW w:w="1595" w:type="dxa"/>
-          </w:tcPr>
-          <w:p>
-            <w:pPr>
-              <w:pStyle w:val="tabel"/>
-              <w:ind w:firstLine="0"/>
-              <w:rPr>
-                <w:smallCaps w:val="0"/>
-                <w:szCs w:val="24"/>
-                <w:lang w:val="en-GB" w:eastAsia="en-GB"/>
-              </w:rPr>
-            </w:pPr>
-            <w:r>
-              <w:rPr>
-                <w:smallCaps w:val="0"/>
-                <w:szCs w:val="24"/>
-                <w:lang w:val="en-GB" w:eastAsia="en-GB"/>
-              </w:rPr>
-              <w:t>329.8 flange</w:t>
-            </w:r>
-          </w:p>
-          <w:p>
-            <w:pPr>
-              <w:pStyle w:val="tabel"/>
-              <w:ind w:firstLine="0"/>
-              <w:rPr>
-                <w:smallCaps w:val="0"/>
-                <w:szCs w:val="24"/>
-                <w:lang w:val="en-GB" w:eastAsia="en-GB"/>
-              </w:rPr>
-            </w:pPr>
-            <w:r>
-              <w:rPr>
-                <w:smallCaps w:val="0"/>
-                <w:szCs w:val="24"/>
-                <w:lang w:val="en-GB" w:eastAsia="en-GB"/>
-              </w:rPr>
-              <w:t>348.4 web</w:t>
-            </w:r>
-          </w:p>
-        </w:tc>
-        <w:tc>
-          <w:tcPr>
-            <w:tcW w:w="1595" w:type="dxa"/>
-          </w:tcPr>
-          <w:p>
-            <w:pPr>
-              <w:pStyle w:val="tabel"/>
-              <w:ind w:firstLine="0"/>
-              <w:rPr>
-                <w:smallCaps w:val="0"/>
-                <w:szCs w:val="24"/>
-                <w:lang w:val="en-GB" w:eastAsia="en-GB"/>
-              </w:rPr>
-            </w:pPr>
-            <w:r>
-              <w:rPr>
-                <w:smallCaps w:val="0"/>
-                <w:szCs w:val="24"/>
-                <w:lang w:val="en-GB" w:eastAsia="en-GB"/>
-              </w:rPr>
-              <w:t>427.0</w:t>
-            </w:r>
-          </w:p>
-        </w:tc>
-        <w:tc>
-          <w:tcPr>
-            <w:tcW w:w="1595" w:type="dxa"/>
-          </w:tcPr>
-          <w:p>
-            <w:pPr>
-              <w:pStyle w:val="tabel"/>
-              <w:ind w:firstLine="0"/>
-              <w:rPr>
-                <w:smallCaps w:val="0"/>
-                <w:szCs w:val="24"/>
-                <w:lang w:val="en-GB" w:eastAsia="en-GB"/>
-              </w:rPr>
-            </w:pPr>
-            <w:r>
-              <w:rPr>
-                <w:smallCaps w:val="0"/>
-                <w:szCs w:val="24"/>
-                <w:lang w:val="en-GB" w:eastAsia="en-GB"/>
-              </w:rPr>
-              <w:t>463.2 flange</w:t>
-            </w:r>
-          </w:p>
-          <w:p>
-            <w:pPr>
-              <w:pStyle w:val="tabel"/>
-              <w:ind w:firstLine="0"/>
-              <w:rPr>
-                <w:smallCaps w:val="0"/>
-                <w:szCs w:val="24"/>
-                <w:lang w:val="en-GB" w:eastAsia="en-GB"/>
-              </w:rPr>
-            </w:pPr>
-            <w:r>
-              <w:rPr>
-                <w:smallCaps w:val="0"/>
-                <w:szCs w:val="24"/>
-                <w:lang w:val="en-GB" w:eastAsia="en-GB"/>
-              </w:rPr>
-              <w:t>464.0 web</w:t>
-            </w:r>
-          </w:p>
-        </w:tc>
-      </w:tr>
-      <w:tr>
-        <w:trPr>
-          <w:cantSplit/>
-          <w:jc w:val="center"/>
-        </w:trPr>
-        <w:tc>
-          <w:tcPr>
-            <w:tcW w:w="1701" w:type="dxa"/>
-          </w:tcPr>
-          <w:p>
-            <w:pPr>
-              <w:pStyle w:val="tabel"/>
-              <w:ind w:firstLine="0"/>
-              <w:jc w:val="both"/>
-              <w:rPr>
-                <w:smallCaps w:val="0"/>
-                <w:szCs w:val="24"/>
-                <w:lang w:val="en-GB" w:eastAsia="en-GB"/>
-              </w:rPr>
-            </w:pPr>
-            <w:r>
-              <w:rPr>
-                <w:smallCaps w:val="0"/>
-                <w:szCs w:val="24"/>
-                <w:lang w:val="en-GB" w:eastAsia="en-GB"/>
-              </w:rPr>
-              <w:t>Column HEB300</w:t>
-            </w:r>
-          </w:p>
-        </w:tc>
-        <w:tc>
-          <w:tcPr>
-            <w:tcW w:w="1594" w:type="dxa"/>
-          </w:tcPr>
-          <w:p>
-            <w:pPr>
-              <w:pStyle w:val="tabel"/>
-              <w:ind w:firstLine="0"/>
-              <w:rPr>
-                <w:smallCaps w:val="0"/>
-                <w:szCs w:val="24"/>
-                <w:lang w:val="en-GB" w:eastAsia="en-GB"/>
-              </w:rPr>
-            </w:pPr>
-            <w:r>
-              <w:rPr>
-                <w:smallCaps w:val="0"/>
-                <w:szCs w:val="24"/>
-                <w:lang w:val="en-GB" w:eastAsia="en-GB"/>
-              </w:rPr>
-              <w:t>311.3</w:t>
-            </w:r>
-          </w:p>
-        </w:tc>
-        <w:tc>
-          <w:tcPr>
-            <w:tcW w:w="1595" w:type="dxa"/>
-          </w:tcPr>
-          <w:p>
-            <w:pPr>
-              <w:pStyle w:val="tabel"/>
-              <w:ind w:firstLine="0"/>
-              <w:rPr>
-                <w:smallCaps w:val="0"/>
-                <w:szCs w:val="24"/>
-                <w:lang w:val="en-GB" w:eastAsia="en-GB"/>
-              </w:rPr>
-            </w:pPr>
-            <w:r>
-              <w:rPr>
-                <w:smallCaps w:val="0"/>
-                <w:szCs w:val="24"/>
-                <w:lang w:val="en-GB" w:eastAsia="en-GB"/>
-              </w:rPr>
-              <w:t>313.0 flange</w:t>
-            </w:r>
-          </w:p>
-          <w:p>
-            <w:pPr>
-              <w:pStyle w:val="tabel"/>
-              <w:ind w:firstLine="0"/>
-              <w:rPr>
-                <w:smallCaps w:val="0"/>
-                <w:szCs w:val="24"/>
-                <w:lang w:val="en-GB" w:eastAsia="en-GB"/>
-              </w:rPr>
-            </w:pPr>
-            <w:r>
-              <w:rPr>
-                <w:smallCaps w:val="0"/>
-                <w:szCs w:val="24"/>
-                <w:lang w:val="en-GB" w:eastAsia="en-GB"/>
-              </w:rPr>
-              <w:t>341.8 web</w:t>
-            </w:r>
-          </w:p>
-        </w:tc>
-        <w:tc>
-          <w:tcPr>
-            <w:tcW w:w="1595" w:type="dxa"/>
-          </w:tcPr>
-          <w:p>
-            <w:pPr>
-              <w:pStyle w:val="tabel"/>
-              <w:ind w:firstLine="0"/>
-              <w:rPr>
-                <w:smallCaps w:val="0"/>
-                <w:szCs w:val="24"/>
-                <w:lang w:val="en-GB" w:eastAsia="en-GB"/>
-              </w:rPr>
-            </w:pPr>
-            <w:r>
-              <w:rPr>
-                <w:smallCaps w:val="0"/>
-                <w:szCs w:val="24"/>
-                <w:lang w:val="en-GB" w:eastAsia="en-GB"/>
-              </w:rPr>
-              <w:t>446.0</w:t>
-            </w:r>
-          </w:p>
-        </w:tc>
-        <w:tc>
-          <w:tcPr>
-            <w:tcW w:w="1595" w:type="dxa"/>
-          </w:tcPr>
-          <w:p>
-            <w:pPr>
-              <w:pStyle w:val="tabel"/>
-              <w:ind w:firstLine="0"/>
-              <w:rPr>
-                <w:smallCaps w:val="0"/>
-                <w:szCs w:val="24"/>
-                <w:lang w:val="en-GB" w:eastAsia="en-GB"/>
-              </w:rPr>
-            </w:pPr>
-            <w:r>
-              <w:rPr>
-                <w:smallCaps w:val="0"/>
-                <w:szCs w:val="24"/>
-                <w:lang w:val="en-GB" w:eastAsia="en-GB"/>
-              </w:rPr>
-              <w:t>449.8 flange</w:t>
-            </w:r>
-          </w:p>
-          <w:p>
-            <w:pPr>
-              <w:pStyle w:val="tabel"/>
-              <w:ind w:firstLine="0"/>
-              <w:rPr>
-                <w:smallCaps w:val="0"/>
-                <w:szCs w:val="24"/>
-                <w:lang w:val="en-GB" w:eastAsia="en-GB"/>
-              </w:rPr>
-            </w:pPr>
-            <w:r>
-              <w:rPr>
-                <w:smallCaps w:val="0"/>
-                <w:szCs w:val="24"/>
-                <w:lang w:val="en-GB" w:eastAsia="en-GB"/>
-              </w:rPr>
-              <w:t>464.4 web</w:t>
-            </w:r>
-          </w:p>
-        </w:tc>
-      </w:tr>
-      <w:tr>
-        <w:trPr>
-          <w:jc w:val="center"/>
-        </w:trPr>
-        <w:tc>
-          <w:tcPr>
-            <w:tcW w:w="1701" w:type="dxa"/>
-          </w:tcPr>
-          <w:p>
-            <w:pPr>
-              <w:pStyle w:val="tabel"/>
-              <w:ind w:firstLine="0"/>
-              <w:jc w:val="both"/>
-              <w:rPr>
-                <w:smallCaps w:val="0"/>
-                <w:szCs w:val="24"/>
-                <w:lang w:val="en-GB" w:eastAsia="en-GB"/>
-              </w:rPr>
-            </w:pPr>
-            <w:r>
-              <w:rPr>
-                <w:smallCaps w:val="0"/>
-                <w:szCs w:val="24"/>
-                <w:lang w:val="en-GB" w:eastAsia="en-GB"/>
-              </w:rPr>
-              <w:t>End plate</w:t>
-            </w:r>
-          </w:p>
-        </w:tc>
-        <w:tc>
-          <w:tcPr>
-            <w:tcW w:w="1594" w:type="dxa"/>
-          </w:tcPr>
-          <w:p>
-            <w:pPr>
-              <w:pStyle w:val="tabel"/>
-              <w:ind w:firstLine="0"/>
-              <w:rPr>
-                <w:smallCaps w:val="0"/>
-                <w:szCs w:val="24"/>
-                <w:lang w:val="en-GB" w:eastAsia="en-GB"/>
-              </w:rPr>
-            </w:pPr>
-            <w:r>
-              <w:rPr>
-                <w:smallCaps w:val="0"/>
-                <w:szCs w:val="24"/>
-                <w:lang w:val="en-GB" w:eastAsia="en-GB"/>
-              </w:rPr>
-              <w:t>281.0</w:t>
-            </w:r>
-          </w:p>
-        </w:tc>
-        <w:tc>
-          <w:tcPr>
-            <w:tcW w:w="1595" w:type="dxa"/>
-          </w:tcPr>
-          <w:p>
-            <w:pPr>
-              <w:pStyle w:val="tabel"/>
-              <w:ind w:firstLine="0"/>
-              <w:rPr>
-                <w:smallCaps w:val="0"/>
-                <w:szCs w:val="24"/>
-                <w:lang w:val="en-GB" w:eastAsia="en-GB"/>
-              </w:rPr>
-            </w:pPr>
-            <w:r>
-              <w:rPr>
-                <w:smallCaps w:val="0"/>
-                <w:szCs w:val="24"/>
-                <w:lang w:val="en-GB" w:eastAsia="en-GB"/>
-              </w:rPr>
-              <w:t>248.3</w:t>
-            </w:r>
-          </w:p>
-        </w:tc>
-        <w:tc>
-          <w:tcPr>
-            <w:tcW w:w="1595" w:type="dxa"/>
-          </w:tcPr>
-          <w:p>
-            <w:pPr>
-              <w:pStyle w:val="tabel"/>
-              <w:ind w:firstLine="0"/>
-              <w:rPr>
-                <w:smallCaps w:val="0"/>
-                <w:szCs w:val="24"/>
-                <w:lang w:val="en-GB" w:eastAsia="en-GB"/>
-              </w:rPr>
-            </w:pPr>
-            <w:r>
-              <w:rPr>
-                <w:smallCaps w:val="0"/>
-                <w:szCs w:val="24"/>
-                <w:lang w:val="en-GB" w:eastAsia="en-GB"/>
-              </w:rPr>
-              <w:t>424.7</w:t>
-            </w:r>
-          </w:p>
-        </w:tc>
-        <w:tc>
-          <w:tcPr>
-            <w:tcW w:w="1595" w:type="dxa"/>
-          </w:tcPr>
-          <w:p>
-            <w:pPr>
-              <w:pStyle w:val="tabel"/>
-              <w:ind w:firstLine="0"/>
-              <w:rPr>
-                <w:smallCaps w:val="0"/>
-                <w:szCs w:val="24"/>
-                <w:lang w:val="en-GB" w:eastAsia="en-GB"/>
-              </w:rPr>
-            </w:pPr>
-            <w:r>
-              <w:rPr>
-                <w:smallCaps w:val="0"/>
-                <w:szCs w:val="24"/>
-                <w:lang w:val="en-GB" w:eastAsia="en-GB"/>
-              </w:rPr>
-              <w:t>416.0</w:t>
-            </w:r>
-          </w:p>
-        </w:tc>
-      </w:tr>
-      <w:tr>
-        <w:trPr>
-          <w:jc w:val="center"/>
-        </w:trPr>
-        <w:tc>
-          <w:tcPr>
-            <w:tcW w:w="1701" w:type="dxa"/>
-          </w:tcPr>
-          <w:p>
-            <w:pPr>
-              <w:pStyle w:val="tabel"/>
-              <w:ind w:firstLine="0"/>
-              <w:jc w:val="both"/>
-              <w:rPr>
-                <w:smallCaps w:val="0"/>
-                <w:szCs w:val="24"/>
-                <w:lang w:val="en-GB" w:eastAsia="en-GB"/>
-              </w:rPr>
-            </w:pPr>
-            <w:r>
-              <w:rPr>
-                <w:smallCaps w:val="0"/>
-                <w:szCs w:val="24"/>
-                <w:lang w:val="en-GB" w:eastAsia="en-GB"/>
-              </w:rPr>
-              <w:t>Cover plate</w:t>
-            </w:r>
-          </w:p>
-        </w:tc>
-        <w:tc>
-          <w:tcPr>
-            <w:tcW w:w="1594" w:type="dxa"/>
-          </w:tcPr>
-          <w:p>
-            <w:pPr>
-              <w:pStyle w:val="tabel"/>
-              <w:ind w:firstLine="0"/>
-              <w:rPr>
-                <w:smallCaps w:val="0"/>
-                <w:szCs w:val="24"/>
-                <w:lang w:val="en-GB" w:eastAsia="en-GB"/>
-              </w:rPr>
-            </w:pPr>
-            <w:r>
-              <w:rPr>
-                <w:smallCaps w:val="0"/>
-                <w:szCs w:val="24"/>
-                <w:lang w:val="en-GB" w:eastAsia="en-GB"/>
-              </w:rPr>
-              <w:t>296.0</w:t>
-            </w:r>
-          </w:p>
-        </w:tc>
-        <w:tc>
-          <w:tcPr>
-            <w:tcW w:w="1595" w:type="dxa"/>
-          </w:tcPr>
-          <w:p>
-            <w:pPr>
-              <w:pStyle w:val="tabel"/>
-              <w:ind w:firstLine="0"/>
-              <w:rPr>
-                <w:smallCaps w:val="0"/>
-                <w:szCs w:val="24"/>
-                <w:lang w:val="en-GB" w:eastAsia="en-GB"/>
-              </w:rPr>
-            </w:pPr>
-            <w:r>
-              <w:rPr>
-                <w:smallCaps w:val="0"/>
-                <w:szCs w:val="24"/>
-                <w:lang w:val="en-GB" w:eastAsia="en-GB"/>
-              </w:rPr>
-              <w:t>273.2</w:t>
-            </w:r>
-          </w:p>
-        </w:tc>
-        <w:tc>
-          <w:tcPr>
-            <w:tcW w:w="1595" w:type="dxa"/>
-          </w:tcPr>
-          <w:p>
-            <w:pPr>
-              <w:pStyle w:val="tabel"/>
-              <w:ind w:firstLine="0"/>
-              <w:rPr>
-                <w:smallCaps w:val="0"/>
-                <w:szCs w:val="24"/>
-                <w:lang w:val="en-GB" w:eastAsia="en-GB"/>
-              </w:rPr>
-            </w:pPr>
-            <w:r>
-              <w:rPr>
-                <w:smallCaps w:val="0"/>
-                <w:szCs w:val="24"/>
-                <w:lang w:val="en-GB" w:eastAsia="en-GB"/>
-              </w:rPr>
-              <w:t>443.0</w:t>
-            </w:r>
-          </w:p>
-        </w:tc>
-        <w:tc>
-          <w:tcPr>
-            <w:tcW w:w="1595" w:type="dxa"/>
-          </w:tcPr>
-          <w:p>
-            <w:pPr>
-              <w:pStyle w:val="tabel"/>
-              <w:ind w:firstLine="0"/>
-              <w:rPr>
-                <w:smallCaps w:val="0"/>
-                <w:szCs w:val="24"/>
-                <w:lang w:val="en-GB" w:eastAsia="en-GB"/>
-              </w:rPr>
-            </w:pPr>
-            <w:r>
-              <w:rPr>
-                <w:smallCaps w:val="0"/>
-                <w:szCs w:val="24"/>
-                <w:lang w:val="en-GB" w:eastAsia="en-GB"/>
-              </w:rPr>
-              <w:t>436.7</w:t>
-            </w:r>
-          </w:p>
-        </w:tc>
-      </w:tr>
-    </w:tbl>
+        <w:rPr>
+          <w:lang w:val="en-GB"/>
+        </w:rPr>
+      </w:pPr>
+      <w:r>
+        <w:rPr>
+          <w:lang w:val="en-GB"/>
+        </w:rPr>
+        <w:t>Implementation Analysis</w:t>
+      </w:r>
+    </w:p>
+    <w:p>
+      <w:pPr>
+        <w:rPr>
+          <w:lang w:val="en-GB"/>
+        </w:rPr>
+      </w:pPr>
+    </w:p>
     <w:p>
       <w:pPr>
         <w:pStyle w:val="Heading2"/>
-        <w:keepNext w:val="0"/>
-        <w:numPr>
-          <w:ilvl w:val="1"/>
-          <w:numId w:val="1"/>
-        </w:numPr>
-        <w:spacing w:before="240"/>
-        <w:ind w:firstLine="0"/>
-        <w:rPr>
-          <w:lang w:val="en-GB"/>
-        </w:rPr>
-      </w:pPr>
-      <w:r>
-        <w:rPr>
-          <w:lang w:val="en-GB"/>
-        </w:rPr>
-        <w:t xml:space="preserve"> FORMUL</w:t>
-      </w:r>
-      <w:r>
-        <w:rPr>
-          <w:lang w:val="en-GB"/>
-        </w:rPr>
-        <w:t>AS</w:t>
-      </w:r>
-      <w:r>
-        <w:rPr>
-          <w:lang w:val="en-GB"/>
-        </w:rPr>
-        <w:t xml:space="preserve"> (12 pt, Bold, Uppercase, Left)</w:t>
-      </w:r>
-    </w:p>
-    <w:p>
-      <w:pPr>
-        <w:rPr>
-          <w:rFonts w:cs="Arial"/>
-          <w:lang w:val="en-GB"/>
-        </w:rPr>
-      </w:pPr>
-    </w:p>
-    <w:p>
-      <w:pPr>
-        <w:rPr>
-          <w:rFonts w:cs="Arial"/>
-          <w:lang w:val="en-GB"/>
-        </w:rPr>
-      </w:pPr>
-      <w:r>
-        <w:rPr>
-          <w:rFonts w:cs="Arial"/>
-          <w:lang w:val="en-GB"/>
-        </w:rPr>
-        <w:t>Formulas used in the text will be numbered in order of appearance in the paper. Alternatively, formulas can be numbered in order in each chapter, including the chapter number. The numbering of formulas is done in round brackets. A blank line (arial 12 pt) will be left between the text and the formula. Formulas will be aligned to the right.</w:t>
-      </w:r>
-    </w:p>
-    <w:p>
-      <w:pPr>
-        <w:rPr>
-          <w:rFonts w:cs="Arial"/>
-          <w:lang w:val="en-GB"/>
-        </w:rPr>
-      </w:pPr>
-    </w:p>
-    <w:p>
-      <w:pPr>
-        <w:ind w:left="851"/>
-        <w:jc w:val="right"/>
-        <w:rPr>
-          <w:rFonts w:cs="Arial"/>
-          <w:lang w:val="en-GB"/>
-        </w:rPr>
-      </w:pPr>
-      <m:oMath>
-        <m:r>
-          <w:rPr>
-            <w:rFonts w:ascii="Cambria Math" w:hAnsi="Cambria Math" w:cs="Arial"/>
-            <w:lang w:val="en-GB"/>
-          </w:rPr>
-          <m:t>A=π</m:t>
-        </m:r>
-        <m:sSup>
-          <m:sSupPr>
-            <m:ctrlPr>
-              <w:rPr>
-                <w:rFonts w:ascii="Cambria Math" w:hAnsi="Cambria Math" w:cs="Arial"/>
-                <w:lang w:val="en-GB"/>
-              </w:rPr>
-            </m:ctrlPr>
-          </m:sSupPr>
-          <m:e>
-            <m:r>
-              <w:rPr>
-                <w:rFonts w:ascii="Cambria Math" w:hAnsi="Cambria Math" w:cs="Arial"/>
-                <w:lang w:val="en-GB"/>
-              </w:rPr>
-              <m:t>r</m:t>
-            </m:r>
-          </m:e>
-          <m:sup>
-            <m:r>
-              <w:rPr>
-                <w:rFonts w:ascii="Cambria Math" w:hAnsi="Cambria Math" w:cs="Arial"/>
-                <w:lang w:val="en-GB"/>
-              </w:rPr>
-              <m:t>2</m:t>
-            </m:r>
-          </m:sup>
-        </m:sSup>
-      </m:oMath>
-      <w:r>
-        <w:rPr>
-          <w:rFonts w:cs="Arial"/>
-          <w:lang w:val="en-GB"/>
-        </w:rPr>
-        <w:tab/>
-      </w:r>
-      <w:r>
-        <w:rPr>
-          <w:rFonts w:cs="Arial"/>
-          <w:lang w:val="en-GB"/>
-        </w:rPr>
-        <w:tab/>
-      </w:r>
-      <w:r>
-        <w:rPr>
-          <w:rFonts w:cs="Arial"/>
-          <w:lang w:val="en-GB"/>
-        </w:rPr>
-        <w:tab/>
-      </w:r>
-      <w:r>
-        <w:rPr>
-          <w:rFonts w:cs="Arial"/>
-          <w:lang w:val="en-GB"/>
-        </w:rPr>
-        <w:tab/>
-      </w:r>
-      <w:r>
-        <w:rPr>
-          <w:rFonts w:cs="Arial"/>
-          <w:lang w:val="en-GB"/>
-        </w:rPr>
-        <w:tab/>
-      </w:r>
-      <w:r>
-        <w:rPr>
-          <w:rFonts w:cs="Arial"/>
-          <w:lang w:val="en-GB"/>
-        </w:rPr>
-        <w:tab/>
-      </w:r>
-      <w:r>
-        <w:rPr>
-          <w:rFonts w:cs="Arial"/>
-          <w:lang w:val="en-GB"/>
-        </w:rPr>
-        <w:t>(1)</w:t>
-      </w:r>
-    </w:p>
-    <w:p>
-      <w:pPr>
-        <w:rPr>
-          <w:rFonts w:cs="Arial"/>
-          <w:lang w:val="en-GB"/>
-        </w:rPr>
-      </w:pPr>
-    </w:p>
-    <w:p>
-      <w:pPr>
-        <w:pStyle w:val="Heading1"/>
         <w:numPr>
           <w:ilvl w:val="0"/>
           <w:numId w:val="0"/>
         </w:numPr>
-        <w:ind w:left="1571"/>
-        <w:jc w:val="both"/>
-        <w:rPr>
-          <w:lang w:val="en-GB"/>
-        </w:rPr>
-      </w:pPr>
-      <w:r>
-        <w:rPr>
-          <w:lang w:val="en-GB"/>
-        </w:rPr>
-        <w:t>CONCLU</w:t>
-      </w:r>
-      <w:r>
-        <w:rPr>
-          <w:lang w:val="en-GB"/>
-        </w:rPr>
-        <w:t>SIONS</w:t>
-      </w:r>
-      <w:r>
-        <w:rPr>
-          <w:lang w:val="en-GB"/>
-        </w:rPr>
-        <w:t xml:space="preserve"> (14 pt, Bold, Uppercase, Center)</w:t>
-      </w:r>
-    </w:p>
-    <w:p>
-      <w:pPr>
-        <w:rPr>
-          <w:lang w:val="en-GB"/>
-        </w:rPr>
-      </w:pPr>
-    </w:p>
-    <w:p>
-      <w:pPr>
-        <w:rPr>
-          <w:lang w:val="en-GB"/>
-        </w:rPr>
-      </w:pPr>
-      <w:r>
-        <w:rPr>
-          <w:lang w:val="en-GB"/>
-        </w:rPr>
-        <w:t>The paper will end with a chapter of conclusions. It will contain the main results of the work and their practical implications. In the case of diploma projects, the main synthetic data obtained from the design process will be mentioned.</w:t>
-      </w:r>
-    </w:p>
-    <w:p>
-      <w:pPr>
-        <w:pStyle w:val="Heading1"/>
-        <w:numPr>
-          <w:ilvl w:val="0"/>
-          <w:numId w:val="0"/>
-        </w:numPr>
-        <w:ind w:left="1211"/>
-        <w:rPr>
-          <w:lang w:val="en-GB"/>
-        </w:rPr>
-      </w:pPr>
-      <w:r>
-        <w:rPr>
-          <w:lang w:val="en-GB"/>
-        </w:rPr>
-        <w:t>BIBLIOGRAFIE</w:t>
-      </w:r>
-    </w:p>
-    <w:p>
-      <w:pPr>
-        <w:rPr>
-          <w:lang w:val="en-GB"/>
-        </w:rPr>
-      </w:pPr>
-      <w:r>
-        <w:rPr>
-          <w:lang w:val="en-GB"/>
-        </w:rPr>
-        <w:t>At the end of the paper will be given a list of references for the scientific texts consulted during the work. All sources will be listed, including those on the internet. These will be referenced in the text and listed in alphabetical order, as in the examples below.</w:t>
-      </w:r>
-    </w:p>
-    <w:p>
-      <w:pPr>
-        <w:spacing w:line="240" w:lineRule="auto"/>
-        <w:rPr>
-          <w:rFonts w:cs="Arial"/>
-          <w:color w:val="000000"/>
-          <w:lang w:val="en-GB" w:eastAsia="ro-RO"/>
-        </w:rPr>
-      </w:pPr>
-      <w:r>
-        <w:rPr>
-          <w:rFonts w:cs="Arial"/>
-          <w:color w:val="000000"/>
-          <w:lang w:val="en-GB" w:eastAsia="ro-RO"/>
-        </w:rPr>
-        <w:lastRenderedPageBreak/>
-        <w:t xml:space="preserve">Bibliography should include all literature titles that have served as a basis for documentation, i.e. authors who have been quoted in the text, in all chapters of the thesis paper. </w:t>
-      </w:r>
-    </w:p>
-    <w:p>
-      <w:pPr>
-        <w:spacing w:line="240" w:lineRule="auto"/>
-        <w:rPr>
-          <w:rFonts w:cs="Arial"/>
-          <w:color w:val="000000"/>
-          <w:lang w:val="en-GB" w:eastAsia="ro-RO"/>
-        </w:rPr>
-      </w:pPr>
-      <w:r>
-        <w:rPr>
-          <w:rFonts w:cs="Arial"/>
-          <w:color w:val="000000"/>
-          <w:lang w:val="en-GB" w:eastAsia="ro-RO"/>
-        </w:rPr>
-        <w:t xml:space="preserve">The Faculty of Automation and Computers requires the use of the IEEE citation style (details </w:t>
-      </w:r>
-      <w:hyperlink r:id="rId22" w:history="1">
-        <w:r>
-          <w:rPr>
-            <w:rStyle w:val="Hyperlink"/>
-          </w:rPr>
-          <w:t>IEEE Citation Guidelines2.doc (ieee-dataport.org)</w:t>
-        </w:r>
-      </w:hyperlink>
-      <w:r>
-        <w:rPr>
-          <w:rFonts w:cs="Arial"/>
-          <w:color w:val="000000"/>
-          <w:lang w:val="en-GB" w:eastAsia="ro-RO"/>
-        </w:rPr>
-        <w:t>), used primarily in scientific publications in the field of IT. The three important parts of the reference are:</w:t>
-      </w:r>
-    </w:p>
-    <w:p>
-      <w:pPr>
-        <w:spacing w:line="240" w:lineRule="auto"/>
-        <w:ind w:left="1418" w:hanging="567"/>
-        <w:rPr>
-          <w:rFonts w:cs="Arial"/>
-          <w:color w:val="000000"/>
-          <w:lang w:val="en-GB" w:eastAsia="ro-RO"/>
-        </w:rPr>
-      </w:pPr>
-      <w:r>
-        <w:rPr>
-          <w:rFonts w:cs="Arial"/>
-          <w:color w:val="000000"/>
-          <w:lang w:val="en-GB" w:eastAsia="ro-RO"/>
-        </w:rPr>
-        <w:t>• The name of the author indicated as the first initial of the first name, then the full name.</w:t>
-      </w:r>
-    </w:p>
-    <w:p>
-      <w:pPr>
-        <w:spacing w:line="240" w:lineRule="auto"/>
-        <w:rPr>
-          <w:rFonts w:cs="Arial"/>
-          <w:color w:val="000000"/>
-          <w:lang w:val="en-GB" w:eastAsia="ro-RO"/>
-        </w:rPr>
-      </w:pPr>
-      <w:r>
-        <w:rPr>
-          <w:rFonts w:cs="Arial"/>
-          <w:color w:val="000000"/>
-          <w:lang w:val="en-GB" w:eastAsia="ro-RO"/>
-        </w:rPr>
-        <w:t>• The title of the article, the patent, the conference paper, etc., in quotation marks.</w:t>
-      </w:r>
-    </w:p>
-    <w:p>
-      <w:pPr>
-        <w:spacing w:line="240" w:lineRule="auto"/>
-        <w:rPr>
-          <w:rFonts w:cs="Arial"/>
-          <w:color w:val="000000"/>
-          <w:lang w:val="en-GB" w:eastAsia="ro-RO"/>
-        </w:rPr>
-      </w:pPr>
-      <w:r>
-        <w:rPr>
-          <w:rFonts w:cs="Arial"/>
-          <w:color w:val="000000"/>
-          <w:lang w:val="en-GB" w:eastAsia="ro-RO"/>
-        </w:rPr>
-        <w:t>• The title of the magazine or book in italics</w:t>
-      </w:r>
-    </w:p>
-    <w:p>
-      <w:pPr>
-        <w:spacing w:line="240" w:lineRule="auto"/>
-        <w:rPr>
-          <w:rFonts w:cs="Arial"/>
-          <w:color w:val="000000"/>
-          <w:lang w:val="en-GB" w:eastAsia="ro-RO"/>
-        </w:rPr>
-      </w:pPr>
-      <w:r>
-        <w:rPr>
-          <w:rFonts w:cs="Arial"/>
-          <w:color w:val="000000"/>
-          <w:lang w:val="en-GB" w:eastAsia="ro-RO"/>
-        </w:rPr>
-        <w:t>How the reference is written depends on the type of publication, please follow the instructions at the link above carefully.</w:t>
-      </w:r>
-    </w:p>
-    <w:p>
-      <w:pPr>
-        <w:spacing w:line="240" w:lineRule="auto"/>
-        <w:rPr>
-          <w:rFonts w:cs="Arial"/>
-          <w:color w:val="000000"/>
-          <w:lang w:val="en-GB" w:eastAsia="ro-RO"/>
-        </w:rPr>
-      </w:pPr>
-      <w:r>
-        <w:rPr>
-          <w:rFonts w:cs="Arial"/>
-          <w:color w:val="000000"/>
-          <w:lang w:val="en-GB" w:eastAsia="ro-RO"/>
-        </w:rPr>
-        <w:t>Each citation should be noted in the text using simple sequential numbers. A number in square brackets, placed in the text of the report, indicates the specific reference. Citations are numbered in the order in which they appear. Once a source has been cited, the same number is used in all subsequent references in the text. No distinction is made between electronic and printed sources, except for the details of the cited references.</w:t>
-      </w:r>
-    </w:p>
-    <w:p>
-      <w:pPr>
-        <w:spacing w:line="240" w:lineRule="auto"/>
-        <w:rPr>
-          <w:rFonts w:cs="Arial"/>
-          <w:color w:val="000000"/>
-          <w:lang w:val="en-GB" w:eastAsia="ro-RO"/>
-        </w:rPr>
-      </w:pPr>
-      <w:r>
-        <w:rPr>
-          <w:rFonts w:cs="Arial"/>
-          <w:color w:val="000000"/>
-          <w:lang w:val="en-GB" w:eastAsia="ro-RO"/>
-        </w:rPr>
-        <w:t>Each reference number must be enclosed in square brackets on the same line as the text, before any punctuation mark, with a space before the parentheses.</w:t>
-      </w:r>
-    </w:p>
-    <w:p>
-      <w:pPr>
-        <w:spacing w:line="240" w:lineRule="auto"/>
-        <w:rPr>
-          <w:rFonts w:cs="Arial"/>
-          <w:color w:val="000000"/>
-          <w:lang w:val="en-GB" w:eastAsia="ro-RO"/>
-        </w:rPr>
-      </w:pPr>
-      <w:r>
-        <w:rPr>
-          <w:rFonts w:cs="Arial"/>
-          <w:color w:val="000000"/>
-          <w:lang w:val="en-GB" w:eastAsia="ro-RO"/>
-        </w:rPr>
-        <w:t>Examples</w:t>
-      </w:r>
-    </w:p>
-    <w:p>
-      <w:pPr>
-        <w:spacing w:line="240" w:lineRule="auto"/>
-        <w:rPr>
-          <w:rFonts w:cs="Arial"/>
-          <w:color w:val="000000"/>
-          <w:lang w:val="en-GB" w:eastAsia="ro-RO"/>
-        </w:rPr>
-      </w:pPr>
-      <w:r>
-        <w:rPr>
-          <w:rFonts w:cs="Arial"/>
-          <w:color w:val="000000"/>
-          <w:lang w:val="en-GB" w:eastAsia="ro-RO"/>
-        </w:rPr>
-        <w:t>„. . .the end of my research [13]. ”</w:t>
-      </w:r>
-    </w:p>
-    <w:p>
-      <w:pPr>
-        <w:spacing w:line="240" w:lineRule="auto"/>
-        <w:rPr>
-          <w:rFonts w:cs="Arial"/>
-          <w:color w:val="000000"/>
-          <w:lang w:val="en-GB" w:eastAsia="ro-RO"/>
-        </w:rPr>
-      </w:pPr>
-      <w:r>
-        <w:rPr>
-          <w:rFonts w:cs="Arial"/>
-          <w:color w:val="000000"/>
-          <w:lang w:val="en-GB" w:eastAsia="ro-RO"/>
-        </w:rPr>
-        <w:t>"The theory was first introduced in 1987 [1].</w:t>
-      </w:r>
-    </w:p>
-    <w:p>
-      <w:pPr>
-        <w:spacing w:line="240" w:lineRule="auto"/>
-        <w:rPr>
-          <w:rFonts w:cs="Arial"/>
-          <w:color w:val="000000"/>
-          <w:lang w:val="en-GB" w:eastAsia="ro-RO"/>
-        </w:rPr>
-      </w:pPr>
-      <w:r>
-        <w:rPr>
-          <w:rFonts w:cs="Arial"/>
-          <w:color w:val="000000"/>
-          <w:lang w:val="en-GB" w:eastAsia="ro-RO"/>
-        </w:rPr>
-        <w:t>The list of references in the bibliography is composed of all the sources used to document the paper and is made in the numerical order of the citation in the text and not in alphabetical order of the authors.</w:t>
-      </w:r>
-    </w:p>
-    <w:p>
-      <w:pPr>
-        <w:spacing w:line="240" w:lineRule="auto"/>
-        <w:rPr>
-          <w:rFonts w:cs="Arial"/>
-          <w:color w:val="000000"/>
-          <w:lang w:val="en-GB" w:eastAsia="ro-RO"/>
-        </w:rPr>
-      </w:pPr>
-      <w:r>
-        <w:rPr>
-          <w:rFonts w:cs="Arial"/>
-          <w:color w:val="000000"/>
-          <w:lang w:val="en-GB" w:eastAsia="ro-RO"/>
-        </w:rPr>
-        <w:t>The identical insertion of a sentence or paragraph shall be made by including the page from the source used, but also by quotation marks and the use of Italics; for sources taken from the Internet, the page addresses shall be included; in the final bibliographic list the works shall be entered in the alphabetical order of the authors' names. For collective works, the rule of alphabetical order applies to the first author.</w:t>
-      </w:r>
-    </w:p>
-    <w:p>
-      <w:pPr>
-        <w:spacing w:line="240" w:lineRule="auto"/>
-        <w:rPr>
-          <w:rFonts w:cs="Arial"/>
-          <w:color w:val="000000"/>
-          <w:lang w:val="en-GB" w:eastAsia="ro-RO"/>
-        </w:rPr>
-      </w:pPr>
-      <w:r>
-        <w:rPr>
-          <w:rFonts w:cs="Arial"/>
-          <w:color w:val="000000"/>
-          <w:lang w:val="en-GB" w:eastAsia="ro-RO"/>
-        </w:rPr>
-        <w:t>If websites, magazines or articles are quoted, three asterisks will appear before, and then information on the volume, the issue, the pages consulted, the exact website address of the article, the date of the site visit and the date of downloading, as well as the date of the accessing. Web page addresses will be entered at the end of the list.</w:t>
-      </w:r>
-    </w:p>
-    <w:p>
-      <w:pPr>
-        <w:spacing w:line="240" w:lineRule="auto"/>
-        <w:rPr>
-          <w:rFonts w:cs="Arial"/>
-          <w:color w:val="000000"/>
-          <w:lang w:val="en-GB" w:eastAsia="ro-RO"/>
-        </w:rPr>
-      </w:pPr>
-      <w:r>
-        <w:rPr>
-          <w:rFonts w:cs="Arial"/>
-          <w:color w:val="000000"/>
-          <w:lang w:val="en-GB" w:eastAsia="ro-RO"/>
-        </w:rPr>
-        <w:t>The bibliographical sources the author of which cannot be mentioned should be specified as "***" followed by the name of the article and/or book, the publishing house and the place of appearance (for books), the volume, the issue, the first and last page of the quoted work, and the year of appearance.</w:t>
-      </w:r>
-    </w:p>
-    <w:p>
-      <w:pPr>
-        <w:spacing w:line="240" w:lineRule="auto"/>
-        <w:rPr>
-          <w:rFonts w:cs="Arial"/>
-          <w:color w:val="000000"/>
-          <w:lang w:val="en-GB" w:eastAsia="ro-RO"/>
-        </w:rPr>
-      </w:pPr>
-    </w:p>
-    <w:p>
-      <w:pPr>
-        <w:pStyle w:val="NoSpacing"/>
-        <w:ind w:firstLine="0"/>
-        <w:rPr>
-          <w:lang w:val="en-GB"/>
-        </w:rPr>
-      </w:pPr>
-      <w:r>
-        <w:rPr>
-          <w:lang w:val="en-GB"/>
-        </w:rPr>
-        <w:t xml:space="preserve">*** https://ro.wikipedia.org/wiki/Motor_cu_reac%C8%9Bie </w:t>
-      </w:r>
-      <w:r>
-        <w:rPr>
-          <w:lang w:val="en-GB"/>
-        </w:rPr>
-        <w:t>accessed</w:t>
+        <w:rPr>
+          <w:lang w:val="en-GB"/>
+        </w:rPr>
+      </w:pPr>
+      <w:r>
+        <w:rPr>
+          <w:lang w:val="en-GB"/>
+        </w:rPr>
+        <w:t>5.1</w:t>
       </w:r>
       <w:r>
         <w:rPr>
@@ -7778,99 +6232,20 @@
         <w:rPr>
           <w:lang w:val="en-GB"/>
         </w:rPr>
-        <w:t>F</w:t>
-      </w:r>
-      <w:r>
-        <w:rPr>
-          <w:lang w:val="en-GB"/>
-        </w:rPr>
-        <w:t>ebruar</w:t>
-      </w:r>
-      <w:r>
-        <w:rPr>
-          <w:lang w:val="en-GB"/>
-        </w:rPr>
-        <w:t>y</w:t>
-      </w:r>
-      <w:r>
-        <w:rPr>
-          <w:lang w:val="en-GB"/>
-        </w:rPr>
-        <w:t xml:space="preserve"> 2022)</w:t>
-      </w:r>
-    </w:p>
-    <w:p>
-      <w:pPr>
-        <w:pStyle w:val="NoSpacing"/>
-        <w:rPr>
-          <w:lang w:val="en-GB"/>
-        </w:rPr>
-      </w:pPr>
-    </w:p>
-    <w:p>
-      <w:pPr>
-        <w:spacing w:line="240" w:lineRule="auto"/>
-        <w:ind w:firstLine="0"/>
-        <w:jc w:val="left"/>
-        <w:rPr>
-          <w:lang w:val="en-GB"/>
-        </w:rPr>
-      </w:pPr>
-      <w:r>
-        <w:rPr>
-          <w:lang w:val="en-GB"/>
-        </w:rPr>
-        <w:br w:type="page"/>
-      </w:r>
-    </w:p>
-    <w:p>
-      <w:pPr>
-        <w:rPr>
-          <w:lang w:val="en-GB"/>
-        </w:rPr>
-      </w:pPr>
-      <w:r>
-        <w:rPr>
-          <w:lang w:val="en-GB"/>
-        </w:rPr>
-        <w:lastRenderedPageBreak/>
-        <w:t>The last page of the thesis paper shall contain the „Statement regarding the authenticity of the thesis paper”, in handwriting, filled in according to the UPT’s requirements. The Statement shall be downloaded from the web, at:</w:t>
-      </w:r>
-    </w:p>
-    <w:p>
-      <w:pPr>
-        <w:rPr>
-          <w:lang w:val="en-GB"/>
-        </w:rPr>
-      </w:pPr>
-      <w:hyperlink r:id="rId23" w:history="1">
-        <w:r>
-          <w:rPr>
-            <w:rStyle w:val="Hyperlink"/>
-            <w:lang w:val="en-GB"/>
-          </w:rPr>
-          <w:t>http://www.upt.ro/img/files/Regulamente_UPT/2020/Declaratie_de_autenticitate_UPT_2020.doc</w:t>
-        </w:r>
-      </w:hyperlink>
-      <w:r>
-        <w:rPr>
-          <w:lang w:val="en-GB"/>
-        </w:rPr>
-        <w:t>;</w:t>
-      </w:r>
-    </w:p>
-    <w:p>
-      <w:pPr>
-        <w:rPr>
-          <w:strike/>
+        <w:t>Code Implementation Analysis</w:t>
+      </w:r>
+    </w:p>
+    <w:p>
+      <w:pPr>
+        <w:rPr>
           <w:lang w:val="en-GB"/>
         </w:rPr>
       </w:pPr>
     </w:p>
     <w:sectPr>
-      <w:headerReference w:type="default" r:id="rId24"/>
-      <w:footerReference w:type="default" r:id="rId25"/>
-      <w:headerReference w:type="first" r:id="rId26"/>
+      <w:headerReference w:type="default" r:id="rId27"/>
+      <w:footerReference w:type="default" r:id="rId28"/>
+      <w:headerReference w:type="first" r:id="rId29"/>
       <w:pgSz w:w="11907" w:h="16840" w:code="9"/>
       <w:pgMar w:top="709" w:right="1134" w:bottom="1134" w:left="1134" w:header="709" w:footer="709" w:gutter="0"/>
       <w:pgNumType w:start="1"/>

--- a/DocumentationBachelor/Bachelor_Documentation_Eduard_Iorga.docx
+++ b/DocumentationBachelor/Bachelor_Documentation_Eduard_Iorga.docx
@@ -156,13 +156,10 @@
           <w:szCs w:val="28"/>
           <w:lang w:val="en-GB"/>
         </w:rPr>
-        <w:t xml:space="preserve"> Eduard Iorga</w:t>
-      </w:r>
-    </w:p>
-    <w:p>
-      <w:pPr>
-        <w:spacing w:before="280"/>
-        <w:ind w:right="-709"/>
+        <w:t xml:space="preserve"> Eduard </w:t>
+      </w:r>
+      <w:proofErr w:type="spellStart"/>
+      <w:r>
         <w:rPr>
           <w:rFonts w:cs="Arial"/>
           <w:b/>
@@ -170,8 +167,14 @@
           <w:szCs w:val="28"/>
           <w:lang w:val="en-GB"/>
         </w:rPr>
-      </w:pPr>
-      <w:r>
+        <w:t>Iorga</w:t>
+      </w:r>
+      <w:proofErr w:type="spellEnd"/>
+    </w:p>
+    <w:p>
+      <w:pPr>
+        <w:spacing w:before="280"/>
+        <w:ind w:right="-709"/>
         <w:rPr>
           <w:rFonts w:cs="Arial"/>
           <w:b/>
@@ -179,8 +182,7 @@
           <w:szCs w:val="28"/>
           <w:lang w:val="en-GB"/>
         </w:rPr>
-        <w:t>Scientific coordinator</w:t>
-      </w:r>
+      </w:pPr>
       <w:r>
         <w:rPr>
           <w:rFonts w:cs="Arial"/>
@@ -189,7 +191,7 @@
           <w:szCs w:val="28"/>
           <w:lang w:val="en-GB"/>
         </w:rPr>
-        <w:t xml:space="preserve">: </w:t>
+        <w:t>Scientific coordinator</w:t>
       </w:r>
       <w:r>
         <w:rPr>
@@ -199,7 +201,61 @@
           <w:szCs w:val="28"/>
           <w:lang w:val="en-GB"/>
         </w:rPr>
-        <w:t xml:space="preserve">Assistant Professor Alexandru Grosu </w:t>
+        <w:t xml:space="preserve">: </w:t>
+      </w:r>
+      <w:r>
+        <w:rPr>
+          <w:rFonts w:cs="Arial"/>
+          <w:b/>
+          <w:sz w:val="28"/>
+          <w:szCs w:val="28"/>
+          <w:lang w:val="en-GB"/>
+        </w:rPr>
+        <w:t xml:space="preserve">Assistant Professor </w:t>
+      </w:r>
+      <w:proofErr w:type="spellStart"/>
+      <w:r>
+        <w:rPr>
+          <w:rFonts w:cs="Arial"/>
+          <w:b/>
+          <w:sz w:val="28"/>
+          <w:szCs w:val="28"/>
+          <w:lang w:val="en-GB"/>
+        </w:rPr>
+        <w:t>Alexandru</w:t>
+      </w:r>
+      <w:proofErr w:type="spellEnd"/>
+      <w:r>
+        <w:rPr>
+          <w:rFonts w:cs="Arial"/>
+          <w:b/>
+          <w:sz w:val="28"/>
+          <w:szCs w:val="28"/>
+          <w:lang w:val="en-GB"/>
+        </w:rPr>
+        <w:t xml:space="preserve"> </w:t>
+      </w:r>
+      <w:proofErr w:type="spellStart"/>
+      <w:r>
+        <w:rPr>
+          <w:rFonts w:cs="Arial"/>
+          <w:b/>
+          <w:sz w:val="28"/>
+          <w:szCs w:val="28"/>
+          <w:lang w:val="en-GB"/>
+        </w:rPr>
+        <w:t>Grosu</w:t>
+      </w:r>
+      <w:proofErr w:type="spellEnd"/>
+      <w:r>
+        <w:rPr>
+          <w:rFonts w:cs="Arial"/>
+          <w:b/>
+          <w:sz w:val="28"/>
+          <w:szCs w:val="28"/>
+          <w:lang w:val="en-GB"/>
+        </w:rPr>
+        <w:t xml:space="preserve"> </w:t>
       </w:r>
     </w:p>
     <w:p>
@@ -315,12 +371,14 @@
         </w:rPr>
         <w:t xml:space="preserve">Sword of Time </w:t>
       </w:r>
+      <w:proofErr w:type="spellStart"/>
       <w:r>
         <w:rPr>
           <w:lang w:val="en-GB"/>
         </w:rPr>
         <w:t>este</w:t>
       </w:r>
+      <w:proofErr w:type="spellEnd"/>
       <w:r>
         <w:rPr>
           <w:lang w:val="en-GB"/>
@@ -331,7 +389,21 @@
         <w:rPr>
           <w:lang w:val="en-GB"/>
         </w:rPr>
-        <w:t>un joc video</w:t>
+        <w:t xml:space="preserve">un </w:t>
+      </w:r>
+      <w:proofErr w:type="spellStart"/>
+      <w:r>
+        <w:rPr>
+          <w:lang w:val="en-GB"/>
+        </w:rPr>
+        <w:t>joc</w:t>
+      </w:r>
+      <w:proofErr w:type="spellEnd"/>
+      <w:r>
+        <w:rPr>
+          <w:lang w:val="en-GB"/>
+        </w:rPr>
+        <w:t xml:space="preserve"> video</w:t>
       </w:r>
       <w:r>
         <w:rPr>
@@ -339,11 +411,68 @@
         </w:rPr>
         <w:t xml:space="preserve"> 2D platformer rogue-like </w:t>
       </w:r>
-      <w:r>
-        <w:rPr>
-          <w:lang w:val="en-GB"/>
-        </w:rPr>
-        <w:t>realizat ca parte a lucrarii mele de licen</w:t>
+      <w:proofErr w:type="spellStart"/>
+      <w:r>
+        <w:rPr>
+          <w:lang w:val="en-GB"/>
+        </w:rPr>
+        <w:t>realizat</w:t>
+      </w:r>
+      <w:proofErr w:type="spellEnd"/>
+      <w:r>
+        <w:rPr>
+          <w:lang w:val="en-GB"/>
+        </w:rPr>
+        <w:t xml:space="preserve"> ca </w:t>
+      </w:r>
+      <w:proofErr w:type="spellStart"/>
+      <w:r>
+        <w:rPr>
+          <w:lang w:val="en-GB"/>
+        </w:rPr>
+        <w:t>parte</w:t>
+      </w:r>
+      <w:proofErr w:type="spellEnd"/>
+      <w:r>
+        <w:rPr>
+          <w:lang w:val="en-GB"/>
+        </w:rPr>
+        <w:t xml:space="preserve"> a </w:t>
+      </w:r>
+      <w:proofErr w:type="spellStart"/>
+      <w:r>
+        <w:rPr>
+          <w:lang w:val="en-GB"/>
+        </w:rPr>
+        <w:t>lucrarii</w:t>
+      </w:r>
+      <w:proofErr w:type="spellEnd"/>
+      <w:r>
+        <w:rPr>
+          <w:lang w:val="en-GB"/>
+        </w:rPr>
+        <w:t xml:space="preserve"> </w:t>
+      </w:r>
+      <w:proofErr w:type="spellStart"/>
+      <w:r>
+        <w:rPr>
+          <w:lang w:val="en-GB"/>
+        </w:rPr>
+        <w:t>mele</w:t>
+      </w:r>
+      <w:proofErr w:type="spellEnd"/>
+      <w:r>
+        <w:rPr>
+          <w:lang w:val="en-GB"/>
+        </w:rPr>
+        <w:t xml:space="preserve"> de </w:t>
+      </w:r>
+      <w:proofErr w:type="spellStart"/>
+      <w:r>
+        <w:rPr>
+          <w:lang w:val="en-GB"/>
+        </w:rPr>
+        <w:t>licen</w:t>
       </w:r>
       <w:r>
         <w:rPr>
@@ -355,7 +484,21 @@
         <w:rPr>
           <w:lang w:val="en-GB"/>
         </w:rPr>
-        <w:t>a, explor</w:t>
+        <w:t>a</w:t>
+      </w:r>
+      <w:proofErr w:type="spellEnd"/>
+      <w:r>
+        <w:rPr>
+          <w:lang w:val="en-GB"/>
+        </w:rPr>
+        <w:t xml:space="preserve">, </w:t>
+      </w:r>
+      <w:proofErr w:type="spellStart"/>
+      <w:r>
+        <w:rPr>
+          <w:lang w:val="en-GB"/>
+        </w:rPr>
+        <w:t>explor</w:t>
       </w:r>
       <w:r>
         <w:rPr>
@@ -367,8 +510,30 @@
         <w:rPr>
           <w:lang w:val="en-GB"/>
         </w:rPr>
-        <w:t xml:space="preserve">nd mecanici de gameplay </w:t>
-      </w:r>
+        <w:t>nd</w:t>
+      </w:r>
+      <w:proofErr w:type="spellEnd"/>
+      <w:r>
+        <w:rPr>
+          <w:lang w:val="en-GB"/>
+        </w:rPr>
+        <w:t xml:space="preserve"> </w:t>
+      </w:r>
+      <w:proofErr w:type="spellStart"/>
+      <w:r>
+        <w:rPr>
+          <w:lang w:val="en-GB"/>
+        </w:rPr>
+        <w:t>mecanici</w:t>
+      </w:r>
+      <w:proofErr w:type="spellEnd"/>
+      <w:r>
+        <w:rPr>
+          <w:lang w:val="en-GB"/>
+        </w:rPr>
+        <w:t xml:space="preserve"> de gameplay </w:t>
+      </w:r>
+      <w:proofErr w:type="spellStart"/>
       <w:r>
         <w:rPr>
           <w:lang w:val="en-GB"/>
@@ -379,7 +544,28 @@
         <w:rPr>
           <w:lang w:val="en-GB"/>
         </w:rPr>
-        <w:t>i design-ul sistemelor.</w:t>
+        <w:t>i</w:t>
+      </w:r>
+      <w:proofErr w:type="spellEnd"/>
+      <w:r>
+        <w:rPr>
+          <w:lang w:val="en-GB"/>
+        </w:rPr>
+        <w:t xml:space="preserve"> design-ul </w:t>
+      </w:r>
+      <w:proofErr w:type="spellStart"/>
+      <w:r>
+        <w:rPr>
+          <w:lang w:val="en-GB"/>
+        </w:rPr>
+        <w:t>sistemelor</w:t>
+      </w:r>
+      <w:proofErr w:type="spellEnd"/>
+      <w:r>
+        <w:rPr>
+          <w:lang w:val="en-GB"/>
+        </w:rPr>
+        <w:t>.</w:t>
       </w:r>
       <w:r>
         <w:rPr>
@@ -387,11 +573,593 @@
         </w:rPr>
         <w:t xml:space="preserve"> </w:t>
       </w:r>
-      <w:r>
-        <w:rPr>
-          <w:lang w:val="en-GB"/>
-        </w:rPr>
-        <w:t>Principalul obiectiv al acestei lucrări a fost crearea unui joc dinamic și generat procedural care prezintă o provocare pentru jucători prin mecanici legate de manipularea timpului și a formei jucătorului precum și generarea aleatorie de niveluri. Toate aceste elemente îl provoacă pe jucător să gândească atât creativ cât și strategic pentru a completa obiectivul jocului.</w:t>
+      <w:proofErr w:type="spellStart"/>
+      <w:r>
+        <w:rPr>
+          <w:lang w:val="en-GB"/>
+        </w:rPr>
+        <w:t>Principalul</w:t>
+      </w:r>
+      <w:proofErr w:type="spellEnd"/>
+      <w:r>
+        <w:rPr>
+          <w:lang w:val="en-GB"/>
+        </w:rPr>
+        <w:t xml:space="preserve"> </w:t>
+      </w:r>
+      <w:proofErr w:type="spellStart"/>
+      <w:r>
+        <w:rPr>
+          <w:lang w:val="en-GB"/>
+        </w:rPr>
+        <w:t>obiectiv</w:t>
+      </w:r>
+      <w:proofErr w:type="spellEnd"/>
+      <w:r>
+        <w:rPr>
+          <w:lang w:val="en-GB"/>
+        </w:rPr>
+        <w:t xml:space="preserve"> al </w:t>
+      </w:r>
+      <w:proofErr w:type="spellStart"/>
+      <w:r>
+        <w:rPr>
+          <w:lang w:val="en-GB"/>
+        </w:rPr>
+        <w:t>acestei</w:t>
+      </w:r>
+      <w:proofErr w:type="spellEnd"/>
+      <w:r>
+        <w:rPr>
+          <w:lang w:val="en-GB"/>
+        </w:rPr>
+        <w:t xml:space="preserve"> </w:t>
+      </w:r>
+      <w:proofErr w:type="spellStart"/>
+      <w:r>
+        <w:rPr>
+          <w:lang w:val="en-GB"/>
+        </w:rPr>
+        <w:t>lucrări</w:t>
+      </w:r>
+      <w:proofErr w:type="spellEnd"/>
+      <w:r>
+        <w:rPr>
+          <w:lang w:val="en-GB"/>
+        </w:rPr>
+        <w:t xml:space="preserve"> a </w:t>
+      </w:r>
+      <w:proofErr w:type="spellStart"/>
+      <w:r>
+        <w:rPr>
+          <w:lang w:val="en-GB"/>
+        </w:rPr>
+        <w:t>fost</w:t>
+      </w:r>
+      <w:proofErr w:type="spellEnd"/>
+      <w:r>
+        <w:rPr>
+          <w:lang w:val="en-GB"/>
+        </w:rPr>
+        <w:t xml:space="preserve"> </w:t>
+      </w:r>
+      <w:proofErr w:type="spellStart"/>
+      <w:r>
+        <w:rPr>
+          <w:lang w:val="en-GB"/>
+        </w:rPr>
+        <w:t>crearea</w:t>
+      </w:r>
+      <w:proofErr w:type="spellEnd"/>
+      <w:r>
+        <w:rPr>
+          <w:lang w:val="en-GB"/>
+        </w:rPr>
+        <w:t xml:space="preserve"> </w:t>
+      </w:r>
+      <w:proofErr w:type="spellStart"/>
+      <w:r>
+        <w:rPr>
+          <w:lang w:val="en-GB"/>
+        </w:rPr>
+        <w:t>unui</w:t>
+      </w:r>
+      <w:proofErr w:type="spellEnd"/>
+      <w:r>
+        <w:rPr>
+          <w:lang w:val="en-GB"/>
+        </w:rPr>
+        <w:t xml:space="preserve"> </w:t>
+      </w:r>
+      <w:proofErr w:type="spellStart"/>
+      <w:r>
+        <w:rPr>
+          <w:lang w:val="en-GB"/>
+        </w:rPr>
+        <w:t>joc</w:t>
+      </w:r>
+      <w:proofErr w:type="spellEnd"/>
+      <w:r>
+        <w:rPr>
+          <w:lang w:val="en-GB"/>
+        </w:rPr>
+        <w:t xml:space="preserve"> </w:t>
+      </w:r>
+      <w:proofErr w:type="spellStart"/>
+      <w:r>
+        <w:rPr>
+          <w:lang w:val="en-GB"/>
+        </w:rPr>
+        <w:t>dinamic</w:t>
+      </w:r>
+      <w:proofErr w:type="spellEnd"/>
+      <w:r>
+        <w:rPr>
+          <w:lang w:val="en-GB"/>
+        </w:rPr>
+        <w:t xml:space="preserve"> </w:t>
+      </w:r>
+      <w:proofErr w:type="spellStart"/>
+      <w:r>
+        <w:rPr>
+          <w:lang w:val="en-GB"/>
+        </w:rPr>
+        <w:t>și</w:t>
+      </w:r>
+      <w:proofErr w:type="spellEnd"/>
+      <w:r>
+        <w:rPr>
+          <w:lang w:val="en-GB"/>
+        </w:rPr>
+        <w:t xml:space="preserve"> </w:t>
+      </w:r>
+      <w:proofErr w:type="spellStart"/>
+      <w:r>
+        <w:rPr>
+          <w:lang w:val="en-GB"/>
+        </w:rPr>
+        <w:t>generat</w:t>
+      </w:r>
+      <w:proofErr w:type="spellEnd"/>
+      <w:r>
+        <w:rPr>
+          <w:lang w:val="en-GB"/>
+        </w:rPr>
+        <w:t xml:space="preserve"> procedural care </w:t>
+      </w:r>
+      <w:proofErr w:type="spellStart"/>
+      <w:r>
+        <w:rPr>
+          <w:lang w:val="en-GB"/>
+        </w:rPr>
+        <w:t>prezintă</w:t>
+      </w:r>
+      <w:proofErr w:type="spellEnd"/>
+      <w:r>
+        <w:rPr>
+          <w:lang w:val="en-GB"/>
+        </w:rPr>
+        <w:t xml:space="preserve"> o </w:t>
+      </w:r>
+      <w:proofErr w:type="spellStart"/>
+      <w:r>
+        <w:rPr>
+          <w:lang w:val="en-GB"/>
+        </w:rPr>
+        <w:t>provocare</w:t>
+      </w:r>
+      <w:proofErr w:type="spellEnd"/>
+      <w:r>
+        <w:rPr>
+          <w:lang w:val="en-GB"/>
+        </w:rPr>
+        <w:t xml:space="preserve"> </w:t>
+      </w:r>
+      <w:proofErr w:type="spellStart"/>
+      <w:r>
+        <w:rPr>
+          <w:lang w:val="en-GB"/>
+        </w:rPr>
+        <w:t>pentru</w:t>
+      </w:r>
+      <w:proofErr w:type="spellEnd"/>
+      <w:r>
+        <w:rPr>
+          <w:lang w:val="en-GB"/>
+        </w:rPr>
+        <w:t xml:space="preserve"> </w:t>
+      </w:r>
+      <w:proofErr w:type="spellStart"/>
+      <w:r>
+        <w:rPr>
+          <w:lang w:val="en-GB"/>
+        </w:rPr>
+        <w:t>jucători</w:t>
+      </w:r>
+      <w:proofErr w:type="spellEnd"/>
+      <w:r>
+        <w:rPr>
+          <w:lang w:val="en-GB"/>
+        </w:rPr>
+        <w:t xml:space="preserve"> </w:t>
+      </w:r>
+      <w:proofErr w:type="spellStart"/>
+      <w:r>
+        <w:rPr>
+          <w:lang w:val="en-GB"/>
+        </w:rPr>
+        <w:t>prin</w:t>
+      </w:r>
+      <w:proofErr w:type="spellEnd"/>
+      <w:r>
+        <w:rPr>
+          <w:lang w:val="en-GB"/>
+        </w:rPr>
+        <w:t xml:space="preserve"> </w:t>
+      </w:r>
+      <w:proofErr w:type="spellStart"/>
+      <w:r>
+        <w:rPr>
+          <w:lang w:val="en-GB"/>
+        </w:rPr>
+        <w:t>mecanici</w:t>
+      </w:r>
+      <w:proofErr w:type="spellEnd"/>
+      <w:r>
+        <w:rPr>
+          <w:lang w:val="en-GB"/>
+        </w:rPr>
+        <w:t xml:space="preserve"> legate de </w:t>
+      </w:r>
+      <w:proofErr w:type="spellStart"/>
+      <w:r>
+        <w:rPr>
+          <w:lang w:val="en-GB"/>
+        </w:rPr>
+        <w:t>manipularea</w:t>
+      </w:r>
+      <w:proofErr w:type="spellEnd"/>
+      <w:r>
+        <w:rPr>
+          <w:lang w:val="en-GB"/>
+        </w:rPr>
+        <w:t xml:space="preserve"> </w:t>
+      </w:r>
+      <w:proofErr w:type="spellStart"/>
+      <w:r>
+        <w:rPr>
+          <w:lang w:val="en-GB"/>
+        </w:rPr>
+        <w:t>timpului</w:t>
+      </w:r>
+      <w:proofErr w:type="spellEnd"/>
+      <w:r>
+        <w:rPr>
+          <w:lang w:val="en-GB"/>
+        </w:rPr>
+        <w:t xml:space="preserve"> </w:t>
+      </w:r>
+      <w:proofErr w:type="spellStart"/>
+      <w:r>
+        <w:rPr>
+          <w:lang w:val="en-GB"/>
+        </w:rPr>
+        <w:t>și</w:t>
+      </w:r>
+      <w:proofErr w:type="spellEnd"/>
+      <w:r>
+        <w:rPr>
+          <w:lang w:val="en-GB"/>
+        </w:rPr>
+        <w:t xml:space="preserve"> a </w:t>
+      </w:r>
+      <w:proofErr w:type="spellStart"/>
+      <w:r>
+        <w:rPr>
+          <w:lang w:val="en-GB"/>
+        </w:rPr>
+        <w:t>formei</w:t>
+      </w:r>
+      <w:proofErr w:type="spellEnd"/>
+      <w:r>
+        <w:rPr>
+          <w:lang w:val="en-GB"/>
+        </w:rPr>
+        <w:t xml:space="preserve"> </w:t>
+      </w:r>
+      <w:proofErr w:type="spellStart"/>
+      <w:r>
+        <w:rPr>
+          <w:lang w:val="en-GB"/>
+        </w:rPr>
+        <w:t>jucătorului</w:t>
+      </w:r>
+      <w:proofErr w:type="spellEnd"/>
+      <w:r>
+        <w:rPr>
+          <w:lang w:val="en-GB"/>
+        </w:rPr>
+        <w:t xml:space="preserve"> precum </w:t>
+      </w:r>
+      <w:proofErr w:type="spellStart"/>
+      <w:r>
+        <w:rPr>
+          <w:lang w:val="en-GB"/>
+        </w:rPr>
+        <w:t>și</w:t>
+      </w:r>
+      <w:proofErr w:type="spellEnd"/>
+      <w:r>
+        <w:rPr>
+          <w:lang w:val="en-GB"/>
+        </w:rPr>
+        <w:t xml:space="preserve"> </w:t>
+      </w:r>
+      <w:proofErr w:type="spellStart"/>
+      <w:r>
+        <w:rPr>
+          <w:lang w:val="en-GB"/>
+        </w:rPr>
+        <w:t>generarea</w:t>
+      </w:r>
+      <w:proofErr w:type="spellEnd"/>
+      <w:r>
+        <w:rPr>
+          <w:lang w:val="en-GB"/>
+        </w:rPr>
+        <w:t xml:space="preserve"> </w:t>
+      </w:r>
+      <w:proofErr w:type="spellStart"/>
+      <w:r>
+        <w:rPr>
+          <w:lang w:val="en-GB"/>
+        </w:rPr>
+        <w:t>aleatorie</w:t>
+      </w:r>
+      <w:proofErr w:type="spellEnd"/>
+      <w:r>
+        <w:rPr>
+          <w:lang w:val="en-GB"/>
+        </w:rPr>
+        <w:t xml:space="preserve"> de </w:t>
+      </w:r>
+      <w:proofErr w:type="spellStart"/>
+      <w:r>
+        <w:rPr>
+          <w:lang w:val="en-GB"/>
+        </w:rPr>
+        <w:t>niveluri</w:t>
+      </w:r>
+      <w:proofErr w:type="spellEnd"/>
+      <w:r>
+        <w:rPr>
+          <w:lang w:val="en-GB"/>
+        </w:rPr>
+        <w:t xml:space="preserve">. </w:t>
+      </w:r>
+      <w:proofErr w:type="spellStart"/>
+      <w:r>
+        <w:rPr>
+          <w:lang w:val="en-GB"/>
+        </w:rPr>
+        <w:t>Toate</w:t>
+      </w:r>
+      <w:proofErr w:type="spellEnd"/>
+      <w:r>
+        <w:rPr>
+          <w:lang w:val="en-GB"/>
+        </w:rPr>
+        <w:t xml:space="preserve"> </w:t>
+      </w:r>
+      <w:proofErr w:type="spellStart"/>
+      <w:r>
+        <w:rPr>
+          <w:lang w:val="en-GB"/>
+        </w:rPr>
+        <w:t>aceste</w:t>
+      </w:r>
+      <w:proofErr w:type="spellEnd"/>
+      <w:r>
+        <w:rPr>
+          <w:lang w:val="en-GB"/>
+        </w:rPr>
+        <w:t xml:space="preserve"> </w:t>
+      </w:r>
+      <w:proofErr w:type="spellStart"/>
+      <w:r>
+        <w:rPr>
+          <w:lang w:val="en-GB"/>
+        </w:rPr>
+        <w:t>elemente</w:t>
+      </w:r>
+      <w:proofErr w:type="spellEnd"/>
+      <w:r>
+        <w:rPr>
+          <w:lang w:val="en-GB"/>
+        </w:rPr>
+        <w:t xml:space="preserve"> </w:t>
+      </w:r>
+      <w:proofErr w:type="spellStart"/>
+      <w:r>
+        <w:rPr>
+          <w:lang w:val="en-GB"/>
+        </w:rPr>
+        <w:t>îl</w:t>
+      </w:r>
+      <w:proofErr w:type="spellEnd"/>
+      <w:r>
+        <w:rPr>
+          <w:lang w:val="en-GB"/>
+        </w:rPr>
+        <w:t xml:space="preserve"> </w:t>
+      </w:r>
+      <w:proofErr w:type="spellStart"/>
+      <w:r>
+        <w:rPr>
+          <w:lang w:val="en-GB"/>
+        </w:rPr>
+        <w:t>provoacă</w:t>
+      </w:r>
+      <w:proofErr w:type="spellEnd"/>
+      <w:r>
+        <w:rPr>
+          <w:lang w:val="en-GB"/>
+        </w:rPr>
+        <w:t xml:space="preserve"> pe </w:t>
+      </w:r>
+      <w:proofErr w:type="spellStart"/>
+      <w:r>
+        <w:rPr>
+          <w:lang w:val="en-GB"/>
+        </w:rPr>
+        <w:t>jucător</w:t>
+      </w:r>
+      <w:proofErr w:type="spellEnd"/>
+      <w:r>
+        <w:rPr>
+          <w:lang w:val="en-GB"/>
+        </w:rPr>
+        <w:t xml:space="preserve"> </w:t>
+      </w:r>
+      <w:proofErr w:type="spellStart"/>
+      <w:r>
+        <w:rPr>
+          <w:lang w:val="en-GB"/>
+        </w:rPr>
+        <w:t>să</w:t>
+      </w:r>
+      <w:proofErr w:type="spellEnd"/>
+      <w:r>
+        <w:rPr>
+          <w:lang w:val="en-GB"/>
+        </w:rPr>
+        <w:t xml:space="preserve"> </w:t>
+      </w:r>
+      <w:proofErr w:type="spellStart"/>
+      <w:r>
+        <w:rPr>
+          <w:lang w:val="en-GB"/>
+        </w:rPr>
+        <w:t>gândească</w:t>
+      </w:r>
+      <w:proofErr w:type="spellEnd"/>
+      <w:r>
+        <w:rPr>
+          <w:lang w:val="en-GB"/>
+        </w:rPr>
+        <w:t xml:space="preserve"> </w:t>
+      </w:r>
+      <w:proofErr w:type="spellStart"/>
+      <w:r>
+        <w:rPr>
+          <w:lang w:val="en-GB"/>
+        </w:rPr>
+        <w:t>atât</w:t>
+      </w:r>
+      <w:proofErr w:type="spellEnd"/>
+      <w:r>
+        <w:rPr>
+          <w:lang w:val="en-GB"/>
+        </w:rPr>
+        <w:t xml:space="preserve"> </w:t>
+      </w:r>
+      <w:proofErr w:type="spellStart"/>
+      <w:r>
+        <w:rPr>
+          <w:lang w:val="en-GB"/>
+        </w:rPr>
+        <w:t>creativ</w:t>
+      </w:r>
+      <w:proofErr w:type="spellEnd"/>
+      <w:r>
+        <w:rPr>
+          <w:lang w:val="en-GB"/>
+        </w:rPr>
+        <w:t xml:space="preserve"> </w:t>
+      </w:r>
+      <w:proofErr w:type="spellStart"/>
+      <w:r>
+        <w:rPr>
+          <w:lang w:val="en-GB"/>
+        </w:rPr>
+        <w:t>cât</w:t>
+      </w:r>
+      <w:proofErr w:type="spellEnd"/>
+      <w:r>
+        <w:rPr>
+          <w:lang w:val="en-GB"/>
+        </w:rPr>
+        <w:t xml:space="preserve"> </w:t>
+      </w:r>
+      <w:proofErr w:type="spellStart"/>
+      <w:r>
+        <w:rPr>
+          <w:lang w:val="en-GB"/>
+        </w:rPr>
+        <w:t>și</w:t>
+      </w:r>
+      <w:proofErr w:type="spellEnd"/>
+      <w:r>
+        <w:rPr>
+          <w:lang w:val="en-GB"/>
+        </w:rPr>
+        <w:t xml:space="preserve"> strategic </w:t>
+      </w:r>
+      <w:proofErr w:type="spellStart"/>
+      <w:r>
+        <w:rPr>
+          <w:lang w:val="en-GB"/>
+        </w:rPr>
+        <w:t>pentru</w:t>
+      </w:r>
+      <w:proofErr w:type="spellEnd"/>
+      <w:r>
+        <w:rPr>
+          <w:lang w:val="en-GB"/>
+        </w:rPr>
+        <w:t xml:space="preserve"> a </w:t>
+      </w:r>
+      <w:proofErr w:type="spellStart"/>
+      <w:r>
+        <w:rPr>
+          <w:lang w:val="en-GB"/>
+        </w:rPr>
+        <w:t>completa</w:t>
+      </w:r>
+      <w:proofErr w:type="spellEnd"/>
+      <w:r>
+        <w:rPr>
+          <w:lang w:val="en-GB"/>
+        </w:rPr>
+        <w:t xml:space="preserve"> </w:t>
+      </w:r>
+      <w:proofErr w:type="spellStart"/>
+      <w:r>
+        <w:rPr>
+          <w:lang w:val="en-GB"/>
+        </w:rPr>
+        <w:t>obiectivul</w:t>
+      </w:r>
+      <w:proofErr w:type="spellEnd"/>
+      <w:r>
+        <w:rPr>
+          <w:lang w:val="en-GB"/>
+        </w:rPr>
+        <w:t xml:space="preserve"> </w:t>
+      </w:r>
+      <w:proofErr w:type="spellStart"/>
+      <w:r>
+        <w:rPr>
+          <w:lang w:val="en-GB"/>
+        </w:rPr>
+        <w:t>jocului</w:t>
+      </w:r>
+      <w:proofErr w:type="spellEnd"/>
+      <w:r>
+        <w:rPr>
+          <w:lang w:val="en-GB"/>
+        </w:rPr>
+        <w:t>.</w:t>
       </w:r>
       <w:r>
         <w:rPr>
@@ -399,18 +1167,132 @@
         </w:rPr>
         <w:t xml:space="preserve"> Sword of Time </w:t>
       </w:r>
-      <w:r>
-        <w:rPr>
-          <w:lang w:val="en-GB"/>
-        </w:rPr>
-        <w:t xml:space="preserve">combină platforming-ul cu elemente de progress de tip rogue-like, ce crează o buclă de repetiție unică </w:t>
-      </w:r>
-      <w:r>
-        <w:rPr>
-          <w:lang w:val="en-GB"/>
-        </w:rPr>
-        <w:t>la fiecare încercare</w:t>
-      </w:r>
+      <w:proofErr w:type="spellStart"/>
+      <w:r>
+        <w:rPr>
+          <w:lang w:val="en-GB"/>
+        </w:rPr>
+        <w:t>combină</w:t>
+      </w:r>
+      <w:proofErr w:type="spellEnd"/>
+      <w:r>
+        <w:rPr>
+          <w:lang w:val="en-GB"/>
+        </w:rPr>
+        <w:t xml:space="preserve"> platforming-ul cu </w:t>
+      </w:r>
+      <w:proofErr w:type="spellStart"/>
+      <w:r>
+        <w:rPr>
+          <w:lang w:val="en-GB"/>
+        </w:rPr>
+        <w:t>elemente</w:t>
+      </w:r>
+      <w:proofErr w:type="spellEnd"/>
+      <w:r>
+        <w:rPr>
+          <w:lang w:val="en-GB"/>
+        </w:rPr>
+        <w:t xml:space="preserve"> de progress de tip rogue-like, </w:t>
+      </w:r>
+      <w:proofErr w:type="spellStart"/>
+      <w:r>
+        <w:rPr>
+          <w:lang w:val="en-GB"/>
+        </w:rPr>
+        <w:t>ce</w:t>
+      </w:r>
+      <w:proofErr w:type="spellEnd"/>
+      <w:r>
+        <w:rPr>
+          <w:lang w:val="en-GB"/>
+        </w:rPr>
+        <w:t xml:space="preserve"> </w:t>
+      </w:r>
+      <w:proofErr w:type="spellStart"/>
+      <w:r>
+        <w:rPr>
+          <w:lang w:val="en-GB"/>
+        </w:rPr>
+        <w:t>crează</w:t>
+      </w:r>
+      <w:proofErr w:type="spellEnd"/>
+      <w:r>
+        <w:rPr>
+          <w:lang w:val="en-GB"/>
+        </w:rPr>
+        <w:t xml:space="preserve"> o </w:t>
+      </w:r>
+      <w:proofErr w:type="spellStart"/>
+      <w:r>
+        <w:rPr>
+          <w:lang w:val="en-GB"/>
+        </w:rPr>
+        <w:t>buclă</w:t>
+      </w:r>
+      <w:proofErr w:type="spellEnd"/>
+      <w:r>
+        <w:rPr>
+          <w:lang w:val="en-GB"/>
+        </w:rPr>
+        <w:t xml:space="preserve"> de </w:t>
+      </w:r>
+      <w:proofErr w:type="spellStart"/>
+      <w:r>
+        <w:rPr>
+          <w:lang w:val="en-GB"/>
+        </w:rPr>
+        <w:t>repetiție</w:t>
+      </w:r>
+      <w:proofErr w:type="spellEnd"/>
+      <w:r>
+        <w:rPr>
+          <w:lang w:val="en-GB"/>
+        </w:rPr>
+        <w:t xml:space="preserve"> </w:t>
+      </w:r>
+      <w:proofErr w:type="spellStart"/>
+      <w:r>
+        <w:rPr>
+          <w:lang w:val="en-GB"/>
+        </w:rPr>
+        <w:t>unică</w:t>
+      </w:r>
+      <w:proofErr w:type="spellEnd"/>
+      <w:r>
+        <w:rPr>
+          <w:lang w:val="en-GB"/>
+        </w:rPr>
+        <w:t xml:space="preserve"> </w:t>
+      </w:r>
+      <w:r>
+        <w:rPr>
+          <w:lang w:val="en-GB"/>
+        </w:rPr>
+        <w:t xml:space="preserve">la </w:t>
+      </w:r>
+      <w:proofErr w:type="spellStart"/>
+      <w:r>
+        <w:rPr>
+          <w:lang w:val="en-GB"/>
+        </w:rPr>
+        <w:t>fiecare</w:t>
+      </w:r>
+      <w:proofErr w:type="spellEnd"/>
+      <w:r>
+        <w:rPr>
+          <w:lang w:val="en-GB"/>
+        </w:rPr>
+        <w:t xml:space="preserve"> </w:t>
+      </w:r>
+      <w:proofErr w:type="spellStart"/>
+      <w:r>
+        <w:rPr>
+          <w:lang w:val="en-GB"/>
+        </w:rPr>
+        <w:t>încercare</w:t>
+      </w:r>
+      <w:proofErr w:type="spellEnd"/>
       <w:r>
         <w:rPr>
           <w:lang w:val="en-GB"/>
@@ -445,17 +1327,137 @@
         </w:rPr>
         <w:tab/>
       </w:r>
-      <w:r>
-        <w:rPr>
-          <w:lang w:val="en-GB"/>
-        </w:rPr>
-        <w:t>Procesul de dezvoltare a avut loc în Game Engine-ul Unity, punând accent pe algoritmi de gene</w:t>
-      </w:r>
-      <w:r>
-        <w:rPr>
-          <w:lang w:val="en-GB"/>
-        </w:rPr>
-        <w:t>rare procedural</w:t>
+      <w:proofErr w:type="spellStart"/>
+      <w:r>
+        <w:rPr>
+          <w:lang w:val="en-GB"/>
+        </w:rPr>
+        <w:t>Procesul</w:t>
+      </w:r>
+      <w:proofErr w:type="spellEnd"/>
+      <w:r>
+        <w:rPr>
+          <w:lang w:val="en-GB"/>
+        </w:rPr>
+        <w:t xml:space="preserve"> de </w:t>
+      </w:r>
+      <w:proofErr w:type="spellStart"/>
+      <w:r>
+        <w:rPr>
+          <w:lang w:val="en-GB"/>
+        </w:rPr>
+        <w:t>dezvoltare</w:t>
+      </w:r>
+      <w:proofErr w:type="spellEnd"/>
+      <w:r>
+        <w:rPr>
+          <w:lang w:val="en-GB"/>
+        </w:rPr>
+        <w:t xml:space="preserve"> </w:t>
+      </w:r>
+      <w:proofErr w:type="gramStart"/>
+      <w:r>
+        <w:rPr>
+          <w:lang w:val="en-GB"/>
+        </w:rPr>
+        <w:t>a</w:t>
+      </w:r>
+      <w:proofErr w:type="gramEnd"/>
+      <w:r>
+        <w:rPr>
+          <w:lang w:val="en-GB"/>
+        </w:rPr>
+        <w:t xml:space="preserve"> </w:t>
+      </w:r>
+      <w:proofErr w:type="spellStart"/>
+      <w:r>
+        <w:rPr>
+          <w:lang w:val="en-GB"/>
+        </w:rPr>
+        <w:t>avut</w:t>
+      </w:r>
+      <w:proofErr w:type="spellEnd"/>
+      <w:r>
+        <w:rPr>
+          <w:lang w:val="en-GB"/>
+        </w:rPr>
+        <w:t xml:space="preserve"> </w:t>
+      </w:r>
+      <w:proofErr w:type="spellStart"/>
+      <w:r>
+        <w:rPr>
+          <w:lang w:val="en-GB"/>
+        </w:rPr>
+        <w:t>loc</w:t>
+      </w:r>
+      <w:proofErr w:type="spellEnd"/>
+      <w:r>
+        <w:rPr>
+          <w:lang w:val="en-GB"/>
+        </w:rPr>
+        <w:t xml:space="preserve"> </w:t>
+      </w:r>
+      <w:proofErr w:type="spellStart"/>
+      <w:r>
+        <w:rPr>
+          <w:lang w:val="en-GB"/>
+        </w:rPr>
+        <w:t>în</w:t>
+      </w:r>
+      <w:proofErr w:type="spellEnd"/>
+      <w:r>
+        <w:rPr>
+          <w:lang w:val="en-GB"/>
+        </w:rPr>
+        <w:t xml:space="preserve"> Game Engine-ul Unity, </w:t>
+      </w:r>
+      <w:proofErr w:type="spellStart"/>
+      <w:r>
+        <w:rPr>
+          <w:lang w:val="en-GB"/>
+        </w:rPr>
+        <w:t>punând</w:t>
+      </w:r>
+      <w:proofErr w:type="spellEnd"/>
+      <w:r>
+        <w:rPr>
+          <w:lang w:val="en-GB"/>
+        </w:rPr>
+        <w:t xml:space="preserve"> accent pe </w:t>
+      </w:r>
+      <w:proofErr w:type="spellStart"/>
+      <w:r>
+        <w:rPr>
+          <w:lang w:val="en-GB"/>
+        </w:rPr>
+        <w:t>algoritmi</w:t>
+      </w:r>
+      <w:proofErr w:type="spellEnd"/>
+      <w:r>
+        <w:rPr>
+          <w:lang w:val="en-GB"/>
+        </w:rPr>
+        <w:t xml:space="preserve"> de </w:t>
+      </w:r>
+      <w:proofErr w:type="spellStart"/>
+      <w:r>
+        <w:rPr>
+          <w:lang w:val="en-GB"/>
+        </w:rPr>
+        <w:t>gene</w:t>
+      </w:r>
+      <w:r>
+        <w:rPr>
+          <w:lang w:val="en-GB"/>
+        </w:rPr>
+        <w:t>rare</w:t>
+      </w:r>
+      <w:proofErr w:type="spellEnd"/>
+      <w:r>
+        <w:rPr>
+          <w:lang w:val="en-GB"/>
+        </w:rPr>
+        <w:t xml:space="preserve"> procedural</w:t>
       </w:r>
       <w:r>
         <w:t>ă, abilități controlate de jucător și un sistem de combat.  Elemente cheie de design ce au prezentat o provocare sunt cele precum crearea unui mediu de joc și a unor mecanici balansate, astfel asigurând ca fiecare parcurgere a jocului este atât provocatoare cât și plină de recompensă. Jocul prezintă mecanici precum wind-dashing, derularea înapoi a timpului, varietate în inamici, obiecte și niveluri ce devin progresiv mai grele și necesită o adaptare strategică</w:t>
@@ -488,30 +1490,602 @@
         </w:rPr>
         <w:tab/>
       </w:r>
-      <w:r>
-        <w:rPr>
-          <w:lang w:val="en-GB"/>
-        </w:rPr>
-        <w:t>Rezultatul acestui proiect este un demo Sword of Time, unde jucătorii pot naviga prin niveluri generate procedural, învingând inamicii și depășind obstacolele din cale folosind abilități și obiecete pe care le obțin. Această lucrare concluzionează prin o analiză a eficienței sistemelor de jocuri</w:t>
-      </w:r>
-      <w:r>
-        <w:rPr>
-          <w:lang w:val="en-GB"/>
-        </w:rPr>
-        <w:t>, precum și sugestii</w:t>
-      </w:r>
+      <w:proofErr w:type="spellStart"/>
+      <w:r>
+        <w:rPr>
+          <w:lang w:val="en-GB"/>
+        </w:rPr>
+        <w:t>Rezultatul</w:t>
+      </w:r>
+      <w:proofErr w:type="spellEnd"/>
       <w:r>
         <w:rPr>
           <w:lang w:val="en-GB"/>
         </w:rPr>
         <w:t xml:space="preserve"> </w:t>
       </w:r>
-      <w:r>
-        <w:rPr>
-          <w:lang w:val="en-GB"/>
-        </w:rPr>
-        <w:t>pentru dezvoltarea viitoare ce va extinde narativa cât și raza de interacțiune a jucătorului</w:t>
-      </w:r>
+      <w:proofErr w:type="spellStart"/>
+      <w:r>
+        <w:rPr>
+          <w:lang w:val="en-GB"/>
+        </w:rPr>
+        <w:t>acestui</w:t>
+      </w:r>
+      <w:proofErr w:type="spellEnd"/>
+      <w:r>
+        <w:rPr>
+          <w:lang w:val="en-GB"/>
+        </w:rPr>
+        <w:t xml:space="preserve"> </w:t>
+      </w:r>
+      <w:proofErr w:type="spellStart"/>
+      <w:r>
+        <w:rPr>
+          <w:lang w:val="en-GB"/>
+        </w:rPr>
+        <w:t>proiect</w:t>
+      </w:r>
+      <w:proofErr w:type="spellEnd"/>
+      <w:r>
+        <w:rPr>
+          <w:lang w:val="en-GB"/>
+        </w:rPr>
+        <w:t xml:space="preserve"> </w:t>
+      </w:r>
+      <w:proofErr w:type="spellStart"/>
+      <w:r>
+        <w:rPr>
+          <w:lang w:val="en-GB"/>
+        </w:rPr>
+        <w:t>este</w:t>
+      </w:r>
+      <w:proofErr w:type="spellEnd"/>
+      <w:r>
+        <w:rPr>
+          <w:lang w:val="en-GB"/>
+        </w:rPr>
+        <w:t xml:space="preserve"> un demo Sword of Time, </w:t>
+      </w:r>
+      <w:proofErr w:type="spellStart"/>
+      <w:r>
+        <w:rPr>
+          <w:lang w:val="en-GB"/>
+        </w:rPr>
+        <w:t>unde</w:t>
+      </w:r>
+      <w:proofErr w:type="spellEnd"/>
+      <w:r>
+        <w:rPr>
+          <w:lang w:val="en-GB"/>
+        </w:rPr>
+        <w:t xml:space="preserve"> </w:t>
+      </w:r>
+      <w:proofErr w:type="spellStart"/>
+      <w:r>
+        <w:rPr>
+          <w:lang w:val="en-GB"/>
+        </w:rPr>
+        <w:t>jucătorii</w:t>
+      </w:r>
+      <w:proofErr w:type="spellEnd"/>
+      <w:r>
+        <w:rPr>
+          <w:lang w:val="en-GB"/>
+        </w:rPr>
+        <w:t xml:space="preserve"> pot </w:t>
+      </w:r>
+      <w:proofErr w:type="spellStart"/>
+      <w:r>
+        <w:rPr>
+          <w:lang w:val="en-GB"/>
+        </w:rPr>
+        <w:t>naviga</w:t>
+      </w:r>
+      <w:proofErr w:type="spellEnd"/>
+      <w:r>
+        <w:rPr>
+          <w:lang w:val="en-GB"/>
+        </w:rPr>
+        <w:t xml:space="preserve"> </w:t>
+      </w:r>
+      <w:proofErr w:type="spellStart"/>
+      <w:r>
+        <w:rPr>
+          <w:lang w:val="en-GB"/>
+        </w:rPr>
+        <w:t>prin</w:t>
+      </w:r>
+      <w:proofErr w:type="spellEnd"/>
+      <w:r>
+        <w:rPr>
+          <w:lang w:val="en-GB"/>
+        </w:rPr>
+        <w:t xml:space="preserve"> </w:t>
+      </w:r>
+      <w:proofErr w:type="spellStart"/>
+      <w:r>
+        <w:rPr>
+          <w:lang w:val="en-GB"/>
+        </w:rPr>
+        <w:t>niveluri</w:t>
+      </w:r>
+      <w:proofErr w:type="spellEnd"/>
+      <w:r>
+        <w:rPr>
+          <w:lang w:val="en-GB"/>
+        </w:rPr>
+        <w:t xml:space="preserve"> generate procedural, </w:t>
+      </w:r>
+      <w:proofErr w:type="spellStart"/>
+      <w:r>
+        <w:rPr>
+          <w:lang w:val="en-GB"/>
+        </w:rPr>
+        <w:t>învingând</w:t>
+      </w:r>
+      <w:proofErr w:type="spellEnd"/>
+      <w:r>
+        <w:rPr>
+          <w:lang w:val="en-GB"/>
+        </w:rPr>
+        <w:t xml:space="preserve"> </w:t>
+      </w:r>
+      <w:proofErr w:type="spellStart"/>
+      <w:r>
+        <w:rPr>
+          <w:lang w:val="en-GB"/>
+        </w:rPr>
+        <w:t>inamicii</w:t>
+      </w:r>
+      <w:proofErr w:type="spellEnd"/>
+      <w:r>
+        <w:rPr>
+          <w:lang w:val="en-GB"/>
+        </w:rPr>
+        <w:t xml:space="preserve"> </w:t>
+      </w:r>
+      <w:proofErr w:type="spellStart"/>
+      <w:r>
+        <w:rPr>
+          <w:lang w:val="en-GB"/>
+        </w:rPr>
+        <w:t>și</w:t>
+      </w:r>
+      <w:proofErr w:type="spellEnd"/>
+      <w:r>
+        <w:rPr>
+          <w:lang w:val="en-GB"/>
+        </w:rPr>
+        <w:t xml:space="preserve"> </w:t>
+      </w:r>
+      <w:proofErr w:type="spellStart"/>
+      <w:r>
+        <w:rPr>
+          <w:lang w:val="en-GB"/>
+        </w:rPr>
+        <w:t>depășind</w:t>
+      </w:r>
+      <w:proofErr w:type="spellEnd"/>
+      <w:r>
+        <w:rPr>
+          <w:lang w:val="en-GB"/>
+        </w:rPr>
+        <w:t xml:space="preserve"> </w:t>
+      </w:r>
+      <w:proofErr w:type="spellStart"/>
+      <w:r>
+        <w:rPr>
+          <w:lang w:val="en-GB"/>
+        </w:rPr>
+        <w:t>obstacolele</w:t>
+      </w:r>
+      <w:proofErr w:type="spellEnd"/>
+      <w:r>
+        <w:rPr>
+          <w:lang w:val="en-GB"/>
+        </w:rPr>
+        <w:t xml:space="preserve"> din </w:t>
+      </w:r>
+      <w:proofErr w:type="spellStart"/>
+      <w:r>
+        <w:rPr>
+          <w:lang w:val="en-GB"/>
+        </w:rPr>
+        <w:t>cale</w:t>
+      </w:r>
+      <w:proofErr w:type="spellEnd"/>
+      <w:r>
+        <w:rPr>
+          <w:lang w:val="en-GB"/>
+        </w:rPr>
+        <w:t xml:space="preserve"> </w:t>
+      </w:r>
+      <w:proofErr w:type="spellStart"/>
+      <w:r>
+        <w:rPr>
+          <w:lang w:val="en-GB"/>
+        </w:rPr>
+        <w:t>folosind</w:t>
+      </w:r>
+      <w:proofErr w:type="spellEnd"/>
+      <w:r>
+        <w:rPr>
+          <w:lang w:val="en-GB"/>
+        </w:rPr>
+        <w:t xml:space="preserve"> </w:t>
+      </w:r>
+      <w:proofErr w:type="spellStart"/>
+      <w:r>
+        <w:rPr>
+          <w:lang w:val="en-GB"/>
+        </w:rPr>
+        <w:t>abilități</w:t>
+      </w:r>
+      <w:proofErr w:type="spellEnd"/>
+      <w:r>
+        <w:rPr>
+          <w:lang w:val="en-GB"/>
+        </w:rPr>
+        <w:t xml:space="preserve"> </w:t>
+      </w:r>
+      <w:proofErr w:type="spellStart"/>
+      <w:r>
+        <w:rPr>
+          <w:lang w:val="en-GB"/>
+        </w:rPr>
+        <w:t>și</w:t>
+      </w:r>
+      <w:proofErr w:type="spellEnd"/>
+      <w:r>
+        <w:rPr>
+          <w:lang w:val="en-GB"/>
+        </w:rPr>
+        <w:t xml:space="preserve"> </w:t>
+      </w:r>
+      <w:proofErr w:type="spellStart"/>
+      <w:r>
+        <w:rPr>
+          <w:lang w:val="en-GB"/>
+        </w:rPr>
+        <w:t>obiecete</w:t>
+      </w:r>
+      <w:proofErr w:type="spellEnd"/>
+      <w:r>
+        <w:rPr>
+          <w:lang w:val="en-GB"/>
+        </w:rPr>
+        <w:t xml:space="preserve"> pe care le </w:t>
+      </w:r>
+      <w:proofErr w:type="spellStart"/>
+      <w:r>
+        <w:rPr>
+          <w:lang w:val="en-GB"/>
+        </w:rPr>
+        <w:t>obțin</w:t>
+      </w:r>
+      <w:proofErr w:type="spellEnd"/>
+      <w:r>
+        <w:rPr>
+          <w:lang w:val="en-GB"/>
+        </w:rPr>
+        <w:t xml:space="preserve">. </w:t>
+      </w:r>
+      <w:proofErr w:type="spellStart"/>
+      <w:r>
+        <w:rPr>
+          <w:lang w:val="en-GB"/>
+        </w:rPr>
+        <w:t>Această</w:t>
+      </w:r>
+      <w:proofErr w:type="spellEnd"/>
+      <w:r>
+        <w:rPr>
+          <w:lang w:val="en-GB"/>
+        </w:rPr>
+        <w:t xml:space="preserve"> </w:t>
+      </w:r>
+      <w:proofErr w:type="spellStart"/>
+      <w:r>
+        <w:rPr>
+          <w:lang w:val="en-GB"/>
+        </w:rPr>
+        <w:t>lucrare</w:t>
+      </w:r>
+      <w:proofErr w:type="spellEnd"/>
+      <w:r>
+        <w:rPr>
+          <w:lang w:val="en-GB"/>
+        </w:rPr>
+        <w:t xml:space="preserve"> </w:t>
+      </w:r>
+      <w:proofErr w:type="spellStart"/>
+      <w:r>
+        <w:rPr>
+          <w:lang w:val="en-GB"/>
+        </w:rPr>
+        <w:t>concluzionează</w:t>
+      </w:r>
+      <w:proofErr w:type="spellEnd"/>
+      <w:r>
+        <w:rPr>
+          <w:lang w:val="en-GB"/>
+        </w:rPr>
+        <w:t xml:space="preserve"> </w:t>
+      </w:r>
+      <w:proofErr w:type="spellStart"/>
+      <w:r>
+        <w:rPr>
+          <w:lang w:val="en-GB"/>
+        </w:rPr>
+        <w:t>prin</w:t>
+      </w:r>
+      <w:proofErr w:type="spellEnd"/>
+      <w:r>
+        <w:rPr>
+          <w:lang w:val="en-GB"/>
+        </w:rPr>
+        <w:t xml:space="preserve"> o </w:t>
+      </w:r>
+      <w:proofErr w:type="spellStart"/>
+      <w:r>
+        <w:rPr>
+          <w:lang w:val="en-GB"/>
+        </w:rPr>
+        <w:t>analiză</w:t>
+      </w:r>
+      <w:proofErr w:type="spellEnd"/>
+      <w:r>
+        <w:rPr>
+          <w:lang w:val="en-GB"/>
+        </w:rPr>
+        <w:t xml:space="preserve"> </w:t>
+      </w:r>
+      <w:proofErr w:type="gramStart"/>
+      <w:r>
+        <w:rPr>
+          <w:lang w:val="en-GB"/>
+        </w:rPr>
+        <w:t>a</w:t>
+      </w:r>
+      <w:proofErr w:type="gramEnd"/>
+      <w:r>
+        <w:rPr>
+          <w:lang w:val="en-GB"/>
+        </w:rPr>
+        <w:t xml:space="preserve"> </w:t>
+      </w:r>
+      <w:proofErr w:type="spellStart"/>
+      <w:r>
+        <w:rPr>
+          <w:lang w:val="en-GB"/>
+        </w:rPr>
+        <w:t>eficienței</w:t>
+      </w:r>
+      <w:proofErr w:type="spellEnd"/>
+      <w:r>
+        <w:rPr>
+          <w:lang w:val="en-GB"/>
+        </w:rPr>
+        <w:t xml:space="preserve"> </w:t>
+      </w:r>
+      <w:proofErr w:type="spellStart"/>
+      <w:r>
+        <w:rPr>
+          <w:lang w:val="en-GB"/>
+        </w:rPr>
+        <w:t>sistemelor</w:t>
+      </w:r>
+      <w:proofErr w:type="spellEnd"/>
+      <w:r>
+        <w:rPr>
+          <w:lang w:val="en-GB"/>
+        </w:rPr>
+        <w:t xml:space="preserve"> de </w:t>
+      </w:r>
+      <w:proofErr w:type="spellStart"/>
+      <w:r>
+        <w:rPr>
+          <w:lang w:val="en-GB"/>
+        </w:rPr>
+        <w:t>jocuri</w:t>
+      </w:r>
+      <w:proofErr w:type="spellEnd"/>
+      <w:r>
+        <w:rPr>
+          <w:lang w:val="en-GB"/>
+        </w:rPr>
+        <w:t xml:space="preserve">, precum </w:t>
+      </w:r>
+      <w:proofErr w:type="spellStart"/>
+      <w:r>
+        <w:rPr>
+          <w:lang w:val="en-GB"/>
+        </w:rPr>
+        <w:t>și</w:t>
+      </w:r>
+      <w:proofErr w:type="spellEnd"/>
+      <w:r>
+        <w:rPr>
+          <w:lang w:val="en-GB"/>
+        </w:rPr>
+        <w:t xml:space="preserve"> </w:t>
+      </w:r>
+      <w:proofErr w:type="spellStart"/>
+      <w:r>
+        <w:rPr>
+          <w:lang w:val="en-GB"/>
+        </w:rPr>
+        <w:t>sugestii</w:t>
+      </w:r>
+      <w:proofErr w:type="spellEnd"/>
+      <w:r>
+        <w:rPr>
+          <w:lang w:val="en-GB"/>
+        </w:rPr>
+        <w:t xml:space="preserve"> </w:t>
+      </w:r>
+      <w:proofErr w:type="spellStart"/>
+      <w:r>
+        <w:rPr>
+          <w:lang w:val="en-GB"/>
+        </w:rPr>
+        <w:t>pentru</w:t>
+      </w:r>
+      <w:proofErr w:type="spellEnd"/>
+      <w:r>
+        <w:rPr>
+          <w:lang w:val="en-GB"/>
+        </w:rPr>
+        <w:t xml:space="preserve"> </w:t>
+      </w:r>
+      <w:proofErr w:type="spellStart"/>
+      <w:r>
+        <w:rPr>
+          <w:lang w:val="en-GB"/>
+        </w:rPr>
+        <w:t>dezvoltarea</w:t>
+      </w:r>
+      <w:proofErr w:type="spellEnd"/>
+      <w:r>
+        <w:rPr>
+          <w:lang w:val="en-GB"/>
+        </w:rPr>
+        <w:t xml:space="preserve"> </w:t>
+      </w:r>
+      <w:proofErr w:type="spellStart"/>
+      <w:r>
+        <w:rPr>
+          <w:lang w:val="en-GB"/>
+        </w:rPr>
+        <w:t>viitoare</w:t>
+      </w:r>
+      <w:proofErr w:type="spellEnd"/>
+      <w:r>
+        <w:rPr>
+          <w:lang w:val="en-GB"/>
+        </w:rPr>
+        <w:t xml:space="preserve"> </w:t>
+      </w:r>
+      <w:proofErr w:type="spellStart"/>
+      <w:r>
+        <w:rPr>
+          <w:lang w:val="en-GB"/>
+        </w:rPr>
+        <w:t>ce</w:t>
+      </w:r>
+      <w:proofErr w:type="spellEnd"/>
+      <w:r>
+        <w:rPr>
+          <w:lang w:val="en-GB"/>
+        </w:rPr>
+        <w:t xml:space="preserve"> </w:t>
+      </w:r>
+      <w:proofErr w:type="spellStart"/>
+      <w:r>
+        <w:rPr>
+          <w:lang w:val="en-GB"/>
+        </w:rPr>
+        <w:t>va</w:t>
+      </w:r>
+      <w:proofErr w:type="spellEnd"/>
+      <w:r>
+        <w:rPr>
+          <w:lang w:val="en-GB"/>
+        </w:rPr>
+        <w:t xml:space="preserve"> </w:t>
+      </w:r>
+      <w:proofErr w:type="spellStart"/>
+      <w:r>
+        <w:rPr>
+          <w:lang w:val="en-GB"/>
+        </w:rPr>
+        <w:t>extinde</w:t>
+      </w:r>
+      <w:proofErr w:type="spellEnd"/>
+      <w:r>
+        <w:rPr>
+          <w:lang w:val="en-GB"/>
+        </w:rPr>
+        <w:t xml:space="preserve"> </w:t>
+      </w:r>
+      <w:proofErr w:type="spellStart"/>
+      <w:r>
+        <w:rPr>
+          <w:lang w:val="en-GB"/>
+        </w:rPr>
+        <w:t>narativa</w:t>
+      </w:r>
+      <w:proofErr w:type="spellEnd"/>
+      <w:r>
+        <w:rPr>
+          <w:lang w:val="en-GB"/>
+        </w:rPr>
+        <w:t xml:space="preserve"> </w:t>
+      </w:r>
+      <w:proofErr w:type="spellStart"/>
+      <w:r>
+        <w:rPr>
+          <w:lang w:val="en-GB"/>
+        </w:rPr>
+        <w:t>cât</w:t>
+      </w:r>
+      <w:proofErr w:type="spellEnd"/>
+      <w:r>
+        <w:rPr>
+          <w:lang w:val="en-GB"/>
+        </w:rPr>
+        <w:t xml:space="preserve"> </w:t>
+      </w:r>
+      <w:proofErr w:type="spellStart"/>
+      <w:r>
+        <w:rPr>
+          <w:lang w:val="en-GB"/>
+        </w:rPr>
+        <w:t>și</w:t>
+      </w:r>
+      <w:proofErr w:type="spellEnd"/>
+      <w:r>
+        <w:rPr>
+          <w:lang w:val="en-GB"/>
+        </w:rPr>
+        <w:t xml:space="preserve"> </w:t>
+      </w:r>
+      <w:proofErr w:type="spellStart"/>
+      <w:r>
+        <w:rPr>
+          <w:lang w:val="en-GB"/>
+        </w:rPr>
+        <w:t>raza</w:t>
+      </w:r>
+      <w:proofErr w:type="spellEnd"/>
+      <w:r>
+        <w:rPr>
+          <w:lang w:val="en-GB"/>
+        </w:rPr>
+        <w:t xml:space="preserve"> de </w:t>
+      </w:r>
+      <w:proofErr w:type="spellStart"/>
+      <w:r>
+        <w:rPr>
+          <w:lang w:val="en-GB"/>
+        </w:rPr>
+        <w:t>interacțiune</w:t>
+      </w:r>
+      <w:proofErr w:type="spellEnd"/>
+      <w:r>
+        <w:rPr>
+          <w:lang w:val="en-GB"/>
+        </w:rPr>
+        <w:t xml:space="preserve"> a </w:t>
+      </w:r>
+      <w:proofErr w:type="spellStart"/>
+      <w:r>
+        <w:rPr>
+          <w:lang w:val="en-GB"/>
+        </w:rPr>
+        <w:t>jucătorului</w:t>
+      </w:r>
+      <w:proofErr w:type="spellEnd"/>
       <w:r>
         <w:rPr>
           <w:lang w:val="en-GB"/>
@@ -1337,7 +2911,25 @@
           <w:szCs w:val="28"/>
           <w:lang w:val="en-GB"/>
         </w:rPr>
-        <w:t xml:space="preserve"> Apart from these, some other notable features would be its high replayability through a well put together weapon system and randomized level layout.</w:t>
+        <w:t xml:space="preserve"> Apart from these, some other notable features would be its high </w:t>
+      </w:r>
+      <w:proofErr w:type="spellStart"/>
+      <w:r>
+        <w:rPr>
+          <w:iCs/>
+          <w:szCs w:val="28"/>
+          <w:lang w:val="en-GB"/>
+        </w:rPr>
+        <w:t>replayability</w:t>
+      </w:r>
+      <w:proofErr w:type="spellEnd"/>
+      <w:r>
+        <w:rPr>
+          <w:iCs/>
+          <w:szCs w:val="28"/>
+          <w:lang w:val="en-GB"/>
+        </w:rPr>
+        <w:t xml:space="preserve"> through a well put together weapon system and randomized level layout.</w:t>
       </w:r>
     </w:p>
     <w:p>
@@ -1546,6 +3138,7 @@
         <w:t xml:space="preserve">(source: </w:t>
       </w:r>
       <w:hyperlink r:id="rId9" w:history="1">
+        <w:proofErr w:type="spellStart"/>
         <w:r>
           <w:rPr>
             <w:rStyle w:val="Hyperlink"/>
@@ -1554,6 +3147,7 @@
           </w:rPr>
           <w:t>Retronator</w:t>
         </w:r>
+        <w:proofErr w:type="spellEnd"/>
       </w:hyperlink>
       <w:r>
         <w:rPr>
@@ -1610,15 +3204,51 @@
           <w:szCs w:val="28"/>
           <w:lang w:val="en-GB"/>
         </w:rPr>
-        <w:t xml:space="preserve">video game developed by Team Cherry which sets itself apart with mechanics such as precision platforming, unlockable abilities (e.g. double jump, dash). This game, </w:t>
-      </w:r>
+        <w:t>video game developed by Team Cherry which sets itself apart with mechanics such as precision platforming, unlockable abilities (</w:t>
+      </w:r>
+      <w:proofErr w:type="gramStart"/>
       <w:r>
         <w:rPr>
           <w:iCs/>
           <w:szCs w:val="28"/>
           <w:lang w:val="en-GB"/>
         </w:rPr>
-        <w:t>stands apart from the others through its metroidvania elements; this implies that Hollow Knight isn’t your typical platformer where the player has a clear path to go through. In this game, you can explore different areas with different levels of difficulties, some may even need you to unlock new abilities in order to access them. The game was developed in Unity using hand-drawn animations, another feature that makes it remark itself by its aest</w:t>
+        <w:t>e.g.</w:t>
+      </w:r>
+      <w:proofErr w:type="gramEnd"/>
+      <w:r>
+        <w:rPr>
+          <w:iCs/>
+          <w:szCs w:val="28"/>
+          <w:lang w:val="en-GB"/>
+        </w:rPr>
+        <w:t xml:space="preserve"> double jump, dash). This game, </w:t>
+      </w:r>
+      <w:r>
+        <w:rPr>
+          <w:iCs/>
+          <w:szCs w:val="28"/>
+          <w:lang w:val="en-GB"/>
+        </w:rPr>
+        <w:t xml:space="preserve">stands apart from the others through its </w:t>
+      </w:r>
+      <w:proofErr w:type="spellStart"/>
+      <w:r>
+        <w:rPr>
+          <w:iCs/>
+          <w:szCs w:val="28"/>
+          <w:lang w:val="en-GB"/>
+        </w:rPr>
+        <w:t>metroidvania</w:t>
+      </w:r>
+      <w:proofErr w:type="spellEnd"/>
+      <w:r>
+        <w:rPr>
+          <w:iCs/>
+          <w:szCs w:val="28"/>
+          <w:lang w:val="en-GB"/>
+        </w:rPr>
+        <w:t xml:space="preserve"> elements; this implies that Hollow Knight isn’t your typical platformer where the player has a clear path to go through. In this game, you can explore different areas with different levels of difficulties, some may even need you to unlock new abilities in order to access them. The game was developed in Unity using hand-drawn animations, another feature that makes it remark itself by its aest</w:t>
       </w:r>
       <w:r>
         <w:rPr>
@@ -1729,9 +3359,28 @@
           <w:szCs w:val="28"/>
           <w:lang w:val="en-GB"/>
         </w:rPr>
-        <w:t xml:space="preserve">Figure 2.1.1- Showcase of Hollow Knight’s Metroidvania aspect (source: </w:t>
+        <w:t xml:space="preserve">Figure 2.1.1- Showcase of Hollow Knight’s </w:t>
+      </w:r>
+      <w:proofErr w:type="spellStart"/>
+      <w:r>
+        <w:rPr>
+          <w:iCs/>
+          <w:szCs w:val="28"/>
+          <w:lang w:val="en-GB"/>
+        </w:rPr>
+        <w:t>Metroidvania</w:t>
+      </w:r>
+      <w:proofErr w:type="spellEnd"/>
+      <w:r>
+        <w:rPr>
+          <w:iCs/>
+          <w:szCs w:val="28"/>
+          <w:lang w:val="en-GB"/>
+        </w:rPr>
+        <w:t xml:space="preserve"> aspect (source: </w:t>
       </w:r>
       <w:hyperlink r:id="rId11" w:history="1">
+        <w:proofErr w:type="spellStart"/>
         <w:r>
           <w:rPr>
             <w:rStyle w:val="Hyperlink"/>
@@ -1741,6 +3390,7 @@
           </w:rPr>
           <w:t>VGChartz</w:t>
         </w:r>
+        <w:proofErr w:type="spellEnd"/>
       </w:hyperlink>
       <w:r>
         <w:rPr>
@@ -1782,23 +3432,25 @@
           <w:szCs w:val="28"/>
           <w:lang w:val="en-GB"/>
         </w:rPr>
-        <w:t>is a rogue-lite video game developed by SuperGiant Games and similar to Dead Cells, it features procedural dungeon generation, boss encounters, but adds its own touch t</w:t>
-      </w:r>
+        <w:t xml:space="preserve">is a rogue-lite video game developed by </w:t>
+      </w:r>
+      <w:proofErr w:type="spellStart"/>
       <w:r>
         <w:rPr>
           <w:iCs/>
           <w:szCs w:val="28"/>
           <w:lang w:val="en-GB"/>
         </w:rPr>
-        <w:t>hr</w:t>
-      </w:r>
+        <w:t>SuperGiant</w:t>
+      </w:r>
+      <w:proofErr w:type="spellEnd"/>
       <w:r>
         <w:rPr>
           <w:iCs/>
           <w:szCs w:val="28"/>
           <w:lang w:val="en-GB"/>
         </w:rPr>
-        <w:t xml:space="preserve">ough ability combos that are unlocked via boons, hub world, as well as rich voice-acted narrative. </w:t>
+        <w:t xml:space="preserve"> Games and similar to Dead Cells, it features procedural dungeon generation, boss encounters, but adds its own touch t</w:t>
       </w:r>
       <w:r>
         <w:rPr>
@@ -1806,7 +3458,41 @@
           <w:szCs w:val="28"/>
           <w:lang w:val="en-GB"/>
         </w:rPr>
-        <w:t xml:space="preserve">Hades sets itself apart through its rich and captivating story, encouraging replayability in </w:t>
+        <w:t>hr</w:t>
+      </w:r>
+      <w:r>
+        <w:rPr>
+          <w:iCs/>
+          <w:szCs w:val="28"/>
+          <w:lang w:val="en-GB"/>
+        </w:rPr>
+        <w:t xml:space="preserve">ough ability combos that are unlocked via boons, hub world, as well as rich voice-acted narrative. </w:t>
+      </w:r>
+      <w:r>
+        <w:rPr>
+          <w:iCs/>
+          <w:szCs w:val="28"/>
+          <w:lang w:val="en-GB"/>
+        </w:rPr>
+        <w:t xml:space="preserve">Hades sets itself apart through its rich and captivating story, encouraging </w:t>
+      </w:r>
+      <w:proofErr w:type="spellStart"/>
+      <w:r>
+        <w:rPr>
+          <w:iCs/>
+          <w:szCs w:val="28"/>
+          <w:lang w:val="en-GB"/>
+        </w:rPr>
+        <w:t>replayability</w:t>
+      </w:r>
+      <w:proofErr w:type="spellEnd"/>
+      <w:r>
+        <w:rPr>
+          <w:iCs/>
+          <w:szCs w:val="28"/>
+          <w:lang w:val="en-GB"/>
+        </w:rPr>
+        <w:t xml:space="preserve"> in </w:t>
       </w:r>
       <w:r>
         <w:rPr>
@@ -2003,7 +3689,24 @@
           <w:szCs w:val="28"/>
           <w:lang w:val="en-GB"/>
         </w:rPr>
-        <w:t>Figure 2.1.2- Showcase of Hades’ Boon System(source:</w:t>
+        <w:t xml:space="preserve">Figure 2.1.2- Showcase of Hades’ Boon </w:t>
+      </w:r>
+      <w:proofErr w:type="gramStart"/>
+      <w:r>
+        <w:rPr>
+          <w:szCs w:val="28"/>
+          <w:lang w:val="en-GB"/>
+        </w:rPr>
+        <w:t>System(</w:t>
+      </w:r>
+      <w:proofErr w:type="spellStart"/>
+      <w:proofErr w:type="gramEnd"/>
+      <w:r>
+        <w:rPr>
+          <w:szCs w:val="28"/>
+          <w:lang w:val="en-GB"/>
+        </w:rPr>
+        <w:t>source:</w:t>
       </w:r>
       <w:hyperlink r:id="rId13" w:history="1">
         <w:r>
@@ -2014,6 +3717,7 @@
           </w:rPr>
           <w:t>Boons</w:t>
         </w:r>
+        <w:proofErr w:type="spellEnd"/>
       </w:hyperlink>
       <w:r>
         <w:rPr>
@@ -2114,7 +3818,35 @@
         <w:rPr>
           <w:lang w:val="en-GB"/>
         </w:rPr>
-        <w:t>procedurally generated rooms, are riddled with enemies, traps, items(that could be the ones that unlock abilities or simply health pickups that give you health back) and also different types of decorations, that can help ease your playthrough.</w:t>
+        <w:t xml:space="preserve">procedurally generated rooms, are riddled with enemies, traps, </w:t>
+      </w:r>
+      <w:proofErr w:type="gramStart"/>
+      <w:r>
+        <w:rPr>
+          <w:lang w:val="en-GB"/>
+        </w:rPr>
+        <w:t>items(</w:t>
+      </w:r>
+      <w:proofErr w:type="gramEnd"/>
+      <w:r>
+        <w:rPr>
+          <w:lang w:val="en-GB"/>
+        </w:rPr>
+        <w:t xml:space="preserve">that could be the ones that unlock abilities or simply health pickups that give </w:t>
+      </w:r>
+      <w:proofErr w:type="spellStart"/>
+      <w:r>
+        <w:rPr>
+          <w:lang w:val="en-GB"/>
+        </w:rPr>
+        <w:t>you</w:t>
+      </w:r>
+      <w:proofErr w:type="spellEnd"/>
+      <w:r>
+        <w:rPr>
+          <w:lang w:val="en-GB"/>
+        </w:rPr>
+        <w:t xml:space="preserve"> health back) and also different types of decorations, that can help ease your playthrough.</w:t>
       </w:r>
     </w:p>
     <w:p>
@@ -2129,7 +3861,21 @@
         <w:rPr>
           <w:lang w:val="en-GB"/>
         </w:rPr>
-        <w:t>Figure 2.1.3- Showcase of one such procedurally generated room(source: screenshot)</w:t>
+        <w:t xml:space="preserve">Figure 2.1.3- Showcase of one such procedurally generated </w:t>
+      </w:r>
+      <w:proofErr w:type="gramStart"/>
+      <w:r>
+        <w:rPr>
+          <w:lang w:val="en-GB"/>
+        </w:rPr>
+        <w:t>room(</w:t>
+      </w:r>
+      <w:proofErr w:type="gramEnd"/>
+      <w:r>
+        <w:rPr>
+          <w:lang w:val="en-GB"/>
+        </w:rPr>
+        <w:t>source: screenshot)</w:t>
       </w:r>
     </w:p>
     <w:p>
@@ -2355,7 +4101,21 @@
           <w:lang w:val="en-GB"/>
         </w:rPr>
         <w:lastRenderedPageBreak/>
-        <w:t>respective “item” system, namely Hades with the Boons and Hollow Knight with charms. While these games may take a more complex approach to their combat system, Sword of Time follows a more simplistic approach, that forces the player to be efficient and precise  with their movement and attacks</w:t>
+        <w:t xml:space="preserve">respective “item” system, namely Hades with the Boons and Hollow Knight with charms. While these games may take a more complex approach to their combat system, Sword of Time follows a more simplistic approach, that forces the player to be efficient and </w:t>
+      </w:r>
+      <w:proofErr w:type="gramStart"/>
+      <w:r>
+        <w:rPr>
+          <w:lang w:val="en-GB"/>
+        </w:rPr>
+        <w:t>precise  with</w:t>
+      </w:r>
+      <w:proofErr w:type="gramEnd"/>
+      <w:r>
+        <w:rPr>
+          <w:lang w:val="en-GB"/>
+        </w:rPr>
+        <w:t xml:space="preserve"> their movement and attacks</w:t>
       </w:r>
       <w:r>
         <w:rPr>
@@ -2408,7 +4168,35 @@
         <w:rPr>
           <w:lang w:val="en-GB"/>
         </w:rPr>
-        <w:t>start from the beginning with nothing that you had on the previous run present on you. This ensures a challenging experience, making every action matter, even though at time it can be frustrating, it brings novelty to each playthrough. Hollow Knight on the other hand, takes the metroidvania genre approach, upon death, the player may lose some currency, but whatever items he had previously on him, stay even after death. Furthermore Hollow Knight has checkpoints system, meaning you don’t have to start from the beginning every time you die</w:t>
+        <w:t xml:space="preserve">start from the beginning with nothing that you had on the previous run present on you. This ensures a challenging experience, making every action matter, even though at time it can be frustrating, it brings novelty to each playthrough. Hollow Knight on the other hand, takes the </w:t>
+      </w:r>
+      <w:proofErr w:type="spellStart"/>
+      <w:r>
+        <w:rPr>
+          <w:lang w:val="en-GB"/>
+        </w:rPr>
+        <w:t>metroidvania</w:t>
+      </w:r>
+      <w:proofErr w:type="spellEnd"/>
+      <w:r>
+        <w:rPr>
+          <w:lang w:val="en-GB"/>
+        </w:rPr>
+        <w:t xml:space="preserve"> genre approach, upon death, the player may lose some currency, but whatever items he had previously on him, stay even after death. </w:t>
+      </w:r>
+      <w:proofErr w:type="gramStart"/>
+      <w:r>
+        <w:rPr>
+          <w:lang w:val="en-GB"/>
+        </w:rPr>
+        <w:t>Furthermore</w:t>
+      </w:r>
+      <w:proofErr w:type="gramEnd"/>
+      <w:r>
+        <w:rPr>
+          <w:lang w:val="en-GB"/>
+        </w:rPr>
+        <w:t xml:space="preserve"> Hollow Knight has checkpoints system, meaning you don’t have to start from the beginning every time you die</w:t>
       </w:r>
       <w:r>
         <w:rPr>
@@ -2457,7 +4245,21 @@
         <w:rPr>
           <w:lang w:val="en-GB"/>
         </w:rPr>
-        <w:t>a stylish and minimalist 2.5D art. Sword of Time also makes use of things such a particle system and grayscaling, that activate upon using the Rewinding Time ability, making the experience overall more immersive. Dead Cells on the other hand fully embraces pixel art, well mixing the 2D and 3D aspects of it, while Hades sets the tone with vibrant animations that make for an enjoyable visual experience.</w:t>
+        <w:t xml:space="preserve">a stylish and minimalist 2.5D art. Sword of Time also makes use of things such a particle system and </w:t>
+      </w:r>
+      <w:proofErr w:type="spellStart"/>
+      <w:r>
+        <w:rPr>
+          <w:lang w:val="en-GB"/>
+        </w:rPr>
+        <w:t>grayscaling</w:t>
+      </w:r>
+      <w:proofErr w:type="spellEnd"/>
+      <w:r>
+        <w:rPr>
+          <w:lang w:val="en-GB"/>
+        </w:rPr>
+        <w:t>, that activate upon using the Rewinding Time ability, making the experience overall more immersive. Dead Cells on the other hand fully embraces pixel art, well mixing the 2D and 3D aspects of it, while Hades sets the tone with vibrant animations that make for an enjoyable visual experience.</w:t>
       </w:r>
     </w:p>
     <w:p>
@@ -2811,11 +4613,19 @@
                 <w:lang w:val="en-GB"/>
               </w:rPr>
             </w:pPr>
+            <w:proofErr w:type="spellStart"/>
             <w:r>
               <w:rPr>
                 <w:lang w:val="en-GB"/>
               </w:rPr>
-              <w:t>Metroidvania, ability-based map access</w:t>
+              <w:t>Metroidvania</w:t>
+            </w:r>
+            <w:proofErr w:type="spellEnd"/>
+            <w:r>
+              <w:rPr>
+                <w:lang w:val="en-GB"/>
+              </w:rPr>
+              <w:t>, ability-based map access</w:t>
             </w:r>
           </w:p>
         </w:tc>
@@ -3486,7 +5296,47 @@
           <w:szCs w:val="24"/>
           <w:lang w:val="en-GB"/>
         </w:rPr>
-        <w:t>Component-Based Design -&gt; used to modularize functionality into reusable scripts, such as EnemyPatrol.cs and HealthSystem.cs scripts, that don’t have only one single purpose.</w:t>
+        <w:t xml:space="preserve">Component-Based Design -&gt; used to modularize functionality into reusable scripts, such as </w:t>
+      </w:r>
+      <w:proofErr w:type="spellStart"/>
+      <w:r>
+        <w:rPr>
+          <w:rFonts w:ascii="Arial" w:hAnsi="Arial" w:cs="Arial"/>
+          <w:sz w:val="24"/>
+          <w:szCs w:val="24"/>
+          <w:lang w:val="en-GB"/>
+        </w:rPr>
+        <w:t>EnemyPatrol.cs</w:t>
+      </w:r>
+      <w:proofErr w:type="spellEnd"/>
+      <w:r>
+        <w:rPr>
+          <w:rFonts w:ascii="Arial" w:hAnsi="Arial" w:cs="Arial"/>
+          <w:sz w:val="24"/>
+          <w:szCs w:val="24"/>
+          <w:lang w:val="en-GB"/>
+        </w:rPr>
+        <w:t xml:space="preserve"> and </w:t>
+      </w:r>
+      <w:proofErr w:type="spellStart"/>
+      <w:r>
+        <w:rPr>
+          <w:rFonts w:ascii="Arial" w:hAnsi="Arial" w:cs="Arial"/>
+          <w:sz w:val="24"/>
+          <w:szCs w:val="24"/>
+          <w:lang w:val="en-GB"/>
+        </w:rPr>
+        <w:t>HealthSystem.cs</w:t>
+      </w:r>
+      <w:proofErr w:type="spellEnd"/>
+      <w:r>
+        <w:rPr>
+          <w:rFonts w:ascii="Arial" w:hAnsi="Arial" w:cs="Arial"/>
+          <w:sz w:val="24"/>
+          <w:szCs w:val="24"/>
+          <w:lang w:val="en-GB"/>
+        </w:rPr>
+        <w:t xml:space="preserve"> scripts, that don’t have only one single purpose.</w:t>
       </w:r>
     </w:p>
     <w:p>
@@ -3843,8 +5693,16 @@
         <w:rPr>
           <w:lang w:val="en-GB"/>
         </w:rPr>
-        <w:t>is done through direct manipulation of the enemy’s Transform.position</w:t>
-      </w:r>
+        <w:t xml:space="preserve">is done through direct manipulation of the enemy’s </w:t>
+      </w:r>
+      <w:proofErr w:type="spellStart"/>
+      <w:r>
+        <w:rPr>
+          <w:lang w:val="en-GB"/>
+        </w:rPr>
+        <w:t>Transform.position</w:t>
+      </w:r>
+      <w:proofErr w:type="spellEnd"/>
       <w:r>
         <w:rPr>
           <w:lang w:val="en-GB"/>
@@ -3867,7 +5725,21 @@
         <w:rPr>
           <w:lang w:val="en-GB"/>
         </w:rPr>
-        <w:t>to the way an enemy patrols. The animator triggers in order to sync movement with visual state.</w:t>
+        <w:t xml:space="preserve">to the way an </w:t>
+      </w:r>
+      <w:proofErr w:type="gramStart"/>
+      <w:r>
+        <w:rPr>
+          <w:lang w:val="en-GB"/>
+        </w:rPr>
+        <w:t>enemy patrols</w:t>
+      </w:r>
+      <w:proofErr w:type="gramEnd"/>
+      <w:r>
+        <w:rPr>
+          <w:lang w:val="en-GB"/>
+        </w:rPr>
+        <w:t>. The animator triggers in order to sync movement with visual state.</w:t>
       </w:r>
     </w:p>
     <w:p>
@@ -4014,7 +5886,21 @@
         <w:rPr>
           <w:lang w:val="en-GB"/>
         </w:rPr>
-        <w:t>brings a unique take on the gameplay depth. Through it players can correct mistakes, escape traps or plan attacks in a strategic way. Time Rewind affects both the player and environment, making the player immune to damage while rewinding and the enemies immobilized, allowing for breathing room. The way this mechanic works is that it stores the positions and rotations in a buffer, and when triggered, time is reversed by restoring the previous positions/rotations frame-by-frame.</w:t>
+        <w:t xml:space="preserve">brings a unique take on the gameplay depth. Through </w:t>
+      </w:r>
+      <w:proofErr w:type="gramStart"/>
+      <w:r>
+        <w:rPr>
+          <w:lang w:val="en-GB"/>
+        </w:rPr>
+        <w:t>it</w:t>
+      </w:r>
+      <w:proofErr w:type="gramEnd"/>
+      <w:r>
+        <w:rPr>
+          <w:lang w:val="en-GB"/>
+        </w:rPr>
+        <w:t xml:space="preserve"> players can correct mistakes, escape traps or plan attacks in a strategic way. Time Rewind affects both the player and environment, making the player immune to damage while rewinding and the enemies immobilized, allowing for breathing room. The way this mechanic works is that it stores the positions and rotations in a buffer, and when triggered, time is reversed by restoring the previous positions/rotations frame-by-frame.</w:t>
       </w:r>
     </w:p>
     <w:p>
@@ -4041,7 +5927,21 @@
         <w:rPr>
           <w:lang w:val="en-GB"/>
         </w:rPr>
-        <w:t xml:space="preserve"> The other objects such as traps also include a TimeRewind component that manages their own recorded state. This way, it allows for reusable rewind behaviour across multiple object types, making them affected by this ability. In order to create an immersive experience, Unity’s Volume system comes into play, through enabling the grayscale effect and particles during the use of the ability.</w:t>
+        <w:t xml:space="preserve"> The other objects such as traps also include a </w:t>
+      </w:r>
+      <w:proofErr w:type="spellStart"/>
+      <w:r>
+        <w:rPr>
+          <w:lang w:val="en-GB"/>
+        </w:rPr>
+        <w:t>TimeRewind</w:t>
+      </w:r>
+      <w:proofErr w:type="spellEnd"/>
+      <w:r>
+        <w:rPr>
+          <w:lang w:val="en-GB"/>
+        </w:rPr>
+        <w:t xml:space="preserve"> component that manages their own recorded state. This way, it allows for reusable rewind behaviour across multiple object types, making them affected by this ability. In order to create an immersive experience, Unity’s Volume system comes into play, through enabling the grayscale effect and particles during the use of the ability.</w:t>
       </w:r>
     </w:p>
     <w:p>
@@ -4453,7 +6353,35 @@
         <w:rPr>
           <w:lang w:val="en-GB"/>
         </w:rPr>
-        <w:t>The game Sword of Time centers around rogue-like mechanics in a procedurally generated 2D platformer environment. The player explores rooms, battles enemies and makes use of his abilities strategically to overcome obstacles. The overall game architecture is designed in a modular, component based manner, allowing systems like combat, movement and enemy AI to function independently yet interact seamlessly.</w:t>
+        <w:t xml:space="preserve">The game Sword of Time </w:t>
+      </w:r>
+      <w:proofErr w:type="spellStart"/>
+      <w:r>
+        <w:rPr>
+          <w:lang w:val="en-GB"/>
+        </w:rPr>
+        <w:t>centers</w:t>
+      </w:r>
+      <w:proofErr w:type="spellEnd"/>
+      <w:r>
+        <w:rPr>
+          <w:lang w:val="en-GB"/>
+        </w:rPr>
+        <w:t xml:space="preserve"> around rogue-like mechanics in a procedurally generated 2D platformer environment. The player explores rooms, battles enemies and makes use of his abilities strategically to overcome obstacles. The overall game architecture is designed in a modular, </w:t>
+      </w:r>
+      <w:proofErr w:type="gramStart"/>
+      <w:r>
+        <w:rPr>
+          <w:lang w:val="en-GB"/>
+        </w:rPr>
+        <w:t>component based</w:t>
+      </w:r>
+      <w:proofErr w:type="gramEnd"/>
+      <w:r>
+        <w:rPr>
+          <w:lang w:val="en-GB"/>
+        </w:rPr>
+        <w:t xml:space="preserve"> manner, allowing systems like combat, movement and enemy AI to function independently yet interact seamlessly.</w:t>
       </w:r>
     </w:p>
     <w:p>
@@ -4598,8 +6526,9 @@
           <w:szCs w:val="24"/>
           <w:lang w:val="en-GB"/>
         </w:rPr>
-        <w:t xml:space="preserve">is made out of ranged attacks with a fireball when it comes to the player’s perspective. When it comes to the enemies they can have melee attacks with swords or ranged attacks with fireballs. The boss has a mix of </w:t>
-      </w:r>
+        <w:t xml:space="preserve">is made out of ranged attacks with a fireball when it comes to the player’s perspective. When it comes to the </w:t>
+      </w:r>
+      <w:proofErr w:type="gramStart"/>
       <w:r>
         <w:rPr>
           <w:rFonts w:ascii="Arial" w:hAnsi="Arial" w:cs="Arial"/>
@@ -4607,8 +6536,67 @@
           <w:szCs w:val="24"/>
           <w:lang w:val="en-GB"/>
         </w:rPr>
+        <w:t>enemies</w:t>
+      </w:r>
+      <w:proofErr w:type="gramEnd"/>
+      <w:r>
+        <w:rPr>
+          <w:rFonts w:ascii="Arial" w:hAnsi="Arial" w:cs="Arial"/>
+          <w:sz w:val="24"/>
+          <w:szCs w:val="24"/>
+          <w:lang w:val="en-GB"/>
+        </w:rPr>
+        <w:t xml:space="preserve"> they can have melee attacks with swords or ranged attacks with fireballs. The boss has a mix of </w:t>
+      </w:r>
+      <w:r>
+        <w:rPr>
+          <w:rFonts w:ascii="Arial" w:hAnsi="Arial" w:cs="Arial"/>
+          <w:sz w:val="24"/>
+          <w:szCs w:val="24"/>
+          <w:lang w:val="en-GB"/>
+        </w:rPr>
         <w:lastRenderedPageBreak/>
-        <w:t>ranged and melee attacks, making him more unpredictable then the rest of the enemy npcs.</w:t>
+        <w:t xml:space="preserve">ranged and melee attacks, making him more unpredictable </w:t>
+      </w:r>
+      <w:proofErr w:type="gramStart"/>
+      <w:r>
+        <w:rPr>
+          <w:rFonts w:ascii="Arial" w:hAnsi="Arial" w:cs="Arial"/>
+          <w:sz w:val="24"/>
+          <w:szCs w:val="24"/>
+          <w:lang w:val="en-GB"/>
+        </w:rPr>
+        <w:t>then</w:t>
+      </w:r>
+      <w:proofErr w:type="gramEnd"/>
+      <w:r>
+        <w:rPr>
+          <w:rFonts w:ascii="Arial" w:hAnsi="Arial" w:cs="Arial"/>
+          <w:sz w:val="24"/>
+          <w:szCs w:val="24"/>
+          <w:lang w:val="en-GB"/>
+        </w:rPr>
+        <w:t xml:space="preserve"> the rest of the enemy </w:t>
+      </w:r>
+      <w:proofErr w:type="spellStart"/>
+      <w:r>
+        <w:rPr>
+          <w:rFonts w:ascii="Arial" w:hAnsi="Arial" w:cs="Arial"/>
+          <w:sz w:val="24"/>
+          <w:szCs w:val="24"/>
+          <w:lang w:val="en-GB"/>
+        </w:rPr>
+        <w:t>npcs</w:t>
+      </w:r>
+      <w:proofErr w:type="spellEnd"/>
+      <w:r>
+        <w:rPr>
+          <w:rFonts w:ascii="Arial" w:hAnsi="Arial" w:cs="Arial"/>
+          <w:sz w:val="24"/>
+          <w:szCs w:val="24"/>
+          <w:lang w:val="en-GB"/>
+        </w:rPr>
+        <w:t>.</w:t>
       </w:r>
     </w:p>
     <w:p>
@@ -4645,7 +6633,27 @@
           <w:szCs w:val="24"/>
           <w:lang w:val="en-GB"/>
         </w:rPr>
-        <w:t xml:space="preserve"> can be of several types. The most important ones would be the time rewind and wind dashing abilities. Through time rewind the player goes back in time a few seconds, enemies and traps stop from moving, and he is immune during the rewind. Wind Dash provides the player the ability to transform into wind and pass through objects, traps or even enemies in order to avoid combat. There can also be abilities such as jump enhancing, where the player can double jump or even triple jump, or even abilities that enhance the player’s attack.</w:t>
+        <w:t xml:space="preserve"> can be of several types. The most important ones would be the time rewind and wind dashing abilities. Through time rewind the player goes back in time a few seconds, enemies and traps stop from moving, and he is immune during the rewind. Wind Dash provides the player the ability to transform into wind and </w:t>
+      </w:r>
+      <w:proofErr w:type="gramStart"/>
+      <w:r>
+        <w:rPr>
+          <w:rFonts w:ascii="Arial" w:hAnsi="Arial" w:cs="Arial"/>
+          <w:sz w:val="24"/>
+          <w:szCs w:val="24"/>
+          <w:lang w:val="en-GB"/>
+        </w:rPr>
+        <w:t>pass through</w:t>
+      </w:r>
+      <w:proofErr w:type="gramEnd"/>
+      <w:r>
+        <w:rPr>
+          <w:rFonts w:ascii="Arial" w:hAnsi="Arial" w:cs="Arial"/>
+          <w:sz w:val="24"/>
+          <w:szCs w:val="24"/>
+          <w:lang w:val="en-GB"/>
+        </w:rPr>
+        <w:t xml:space="preserve"> objects, traps or even enemies in order to avoid combat. There can also be abilities such as jump enhancing, where the player can double jump or even triple jump, or even abilities that enhance the player’s attack.</w:t>
       </w:r>
     </w:p>
     <w:p>
@@ -4764,7 +6772,27 @@
           <w:szCs w:val="24"/>
           <w:lang w:val="en-GB"/>
         </w:rPr>
-        <w:t>is done through the player completing the rooms he has in front of him, namely surviving the room and reaching the next one, until he reaches the boss room. After the boss is defeated the game is completed</w:t>
+        <w:t xml:space="preserve">is done through the player completing the rooms he has in front of him, namely surviving the room and reaching the next one, until he reaches the boss room. After the boss is </w:t>
+      </w:r>
+      <w:proofErr w:type="gramStart"/>
+      <w:r>
+        <w:rPr>
+          <w:rFonts w:ascii="Arial" w:hAnsi="Arial" w:cs="Arial"/>
+          <w:sz w:val="24"/>
+          <w:szCs w:val="24"/>
+          <w:lang w:val="en-GB"/>
+        </w:rPr>
+        <w:t>defeated</w:t>
+      </w:r>
+      <w:proofErr w:type="gramEnd"/>
+      <w:r>
+        <w:rPr>
+          <w:rFonts w:ascii="Arial" w:hAnsi="Arial" w:cs="Arial"/>
+          <w:sz w:val="24"/>
+          <w:szCs w:val="24"/>
+          <w:lang w:val="en-GB"/>
+        </w:rPr>
+        <w:t xml:space="preserve"> the game is completed</w:t>
       </w:r>
     </w:p>
     <w:p>
@@ -5109,7 +7137,27 @@
           <w:szCs w:val="24"/>
           <w:lang w:val="en-GB"/>
         </w:rPr>
-        <w:t>has components such as ground, ceiling and wall tiles and is responsible for placing them in the right position. Ground and ceiling tiles are placed using roomSize.x for horizontal layout, while the wall is placed once per room.</w:t>
+        <w:t xml:space="preserve">has components such as ground, ceiling and wall tiles and is responsible for placing them in the right position. Ground and ceiling tiles are placed using </w:t>
+      </w:r>
+      <w:proofErr w:type="spellStart"/>
+      <w:r>
+        <w:rPr>
+          <w:rFonts w:ascii="Arial" w:hAnsi="Arial" w:cs="Arial"/>
+          <w:sz w:val="24"/>
+          <w:szCs w:val="24"/>
+          <w:lang w:val="en-GB"/>
+        </w:rPr>
+        <w:t>roomSize.x</w:t>
+      </w:r>
+      <w:proofErr w:type="spellEnd"/>
+      <w:r>
+        <w:rPr>
+          <w:rFonts w:ascii="Arial" w:hAnsi="Arial" w:cs="Arial"/>
+          <w:sz w:val="24"/>
+          <w:szCs w:val="24"/>
+          <w:lang w:val="en-GB"/>
+        </w:rPr>
+        <w:t xml:space="preserve"> for horizontal layout, while the wall is placed once per room.</w:t>
       </w:r>
     </w:p>
     <w:p>
@@ -5147,7 +7195,27 @@
           <w:szCs w:val="24"/>
           <w:lang w:val="en-GB"/>
         </w:rPr>
-        <w:t>’ responsibility is to spawn traps between an input given interval. The traps can be SpikeHeads, Saws or Spikes</w:t>
+        <w:t xml:space="preserve">’ responsibility is to spawn traps between an input given interval. The traps can be </w:t>
+      </w:r>
+      <w:proofErr w:type="spellStart"/>
+      <w:r>
+        <w:rPr>
+          <w:rFonts w:ascii="Arial" w:hAnsi="Arial" w:cs="Arial"/>
+          <w:sz w:val="24"/>
+          <w:szCs w:val="24"/>
+          <w:lang w:val="en-GB"/>
+        </w:rPr>
+        <w:t>SpikeHeads</w:t>
+      </w:r>
+      <w:proofErr w:type="spellEnd"/>
+      <w:r>
+        <w:rPr>
+          <w:rFonts w:ascii="Arial" w:hAnsi="Arial" w:cs="Arial"/>
+          <w:sz w:val="24"/>
+          <w:szCs w:val="24"/>
+          <w:lang w:val="en-GB"/>
+        </w:rPr>
+        <w:t>, Saws or Spikes</w:t>
       </w:r>
       <w:r>
         <w:rPr>
@@ -5232,7 +7300,27 @@
           <w:szCs w:val="24"/>
           <w:lang w:val="en-GB"/>
         </w:rPr>
-        <w:t>has 2 types of enemies it can select from: static and patrolling enemies. Static enemies are taken from an array called EnemyPrefab and it contains both melee and ranged enemies. In a similar manner the ranged and melee patrolling enemies are handled. There is a 50% chance to spawn a patrolling enemy, its type being randomly chosen.</w:t>
+        <w:t xml:space="preserve">has 2 types of enemies it can select from: static and patrolling enemies. Static enemies are taken from an array called </w:t>
+      </w:r>
+      <w:proofErr w:type="spellStart"/>
+      <w:r>
+        <w:rPr>
+          <w:rFonts w:ascii="Arial" w:hAnsi="Arial" w:cs="Arial"/>
+          <w:sz w:val="24"/>
+          <w:szCs w:val="24"/>
+          <w:lang w:val="en-GB"/>
+        </w:rPr>
+        <w:t>EnemyPrefab</w:t>
+      </w:r>
+      <w:proofErr w:type="spellEnd"/>
+      <w:r>
+        <w:rPr>
+          <w:rFonts w:ascii="Arial" w:hAnsi="Arial" w:cs="Arial"/>
+          <w:sz w:val="24"/>
+          <w:szCs w:val="24"/>
+          <w:lang w:val="en-GB"/>
+        </w:rPr>
+        <w:t xml:space="preserve"> and it contains both melee and ranged enemies. In a similar manner the ranged and melee patrolling enemies are handled. There is a 50% chance to spawn a patrolling enemy, its type being randomly chosen.</w:t>
       </w:r>
     </w:p>
     <w:p>
@@ -5402,6 +7490,7 @@
           <w:lang w:val="en-GB"/>
         </w:rPr>
       </w:pPr>
+      <w:proofErr w:type="spellStart"/>
       <w:r>
         <w:rPr>
           <w:rFonts w:ascii="Arial" w:hAnsi="Arial" w:cs="Arial"/>
@@ -5422,7 +7511,19 @@
           <w:szCs w:val="24"/>
           <w:lang w:val="en-GB"/>
         </w:rPr>
-        <w:t xml:space="preserve">’s </w:t>
+        <w:t>’s</w:t>
+      </w:r>
+      <w:proofErr w:type="spellEnd"/>
+      <w:r>
+        <w:rPr>
+          <w:rFonts w:ascii="Arial" w:hAnsi="Arial" w:cs="Arial"/>
+          <w:b/>
+          <w:bCs/>
+          <w:sz w:val="24"/>
+          <w:szCs w:val="24"/>
+          <w:lang w:val="en-GB"/>
+        </w:rPr>
+        <w:t xml:space="preserve"> </w:t>
       </w:r>
       <w:r>
         <w:rPr>
@@ -5868,7 +7969,207 @@
           <w:szCs w:val="24"/>
           <w:lang w:val="en-GB"/>
         </w:rPr>
-        <w:t>class contains GameObjects such as firepoint, fireballHolder and particleSystem. The latter is used for the Rewind ability, with the purpose of giving rewind a more immersive aesthetic. PlayerMovement, PlayerAttack, PlayerAbility, PlayerMovement, Projectile are scripts linked to the player GameObject. For our purpose we will focus on how the PlayerAttack works.</w:t>
+        <w:t xml:space="preserve">class contains </w:t>
+      </w:r>
+      <w:proofErr w:type="spellStart"/>
+      <w:r>
+        <w:rPr>
+          <w:rFonts w:ascii="Arial" w:hAnsi="Arial" w:cs="Arial"/>
+          <w:sz w:val="24"/>
+          <w:szCs w:val="24"/>
+          <w:lang w:val="en-GB"/>
+        </w:rPr>
+        <w:t>GameObjects</w:t>
+      </w:r>
+      <w:proofErr w:type="spellEnd"/>
+      <w:r>
+        <w:rPr>
+          <w:rFonts w:ascii="Arial" w:hAnsi="Arial" w:cs="Arial"/>
+          <w:sz w:val="24"/>
+          <w:szCs w:val="24"/>
+          <w:lang w:val="en-GB"/>
+        </w:rPr>
+        <w:t xml:space="preserve"> such as </w:t>
+      </w:r>
+      <w:proofErr w:type="spellStart"/>
+      <w:r>
+        <w:rPr>
+          <w:rFonts w:ascii="Arial" w:hAnsi="Arial" w:cs="Arial"/>
+          <w:sz w:val="24"/>
+          <w:szCs w:val="24"/>
+          <w:lang w:val="en-GB"/>
+        </w:rPr>
+        <w:t>firepoint</w:t>
+      </w:r>
+      <w:proofErr w:type="spellEnd"/>
+      <w:r>
+        <w:rPr>
+          <w:rFonts w:ascii="Arial" w:hAnsi="Arial" w:cs="Arial"/>
+          <w:sz w:val="24"/>
+          <w:szCs w:val="24"/>
+          <w:lang w:val="en-GB"/>
+        </w:rPr>
+        <w:t xml:space="preserve">, </w:t>
+      </w:r>
+      <w:proofErr w:type="spellStart"/>
+      <w:r>
+        <w:rPr>
+          <w:rFonts w:ascii="Arial" w:hAnsi="Arial" w:cs="Arial"/>
+          <w:sz w:val="24"/>
+          <w:szCs w:val="24"/>
+          <w:lang w:val="en-GB"/>
+        </w:rPr>
+        <w:t>fireballHolder</w:t>
+      </w:r>
+      <w:proofErr w:type="spellEnd"/>
+      <w:r>
+        <w:rPr>
+          <w:rFonts w:ascii="Arial" w:hAnsi="Arial" w:cs="Arial"/>
+          <w:sz w:val="24"/>
+          <w:szCs w:val="24"/>
+          <w:lang w:val="en-GB"/>
+        </w:rPr>
+        <w:t xml:space="preserve"> and </w:t>
+      </w:r>
+      <w:proofErr w:type="spellStart"/>
+      <w:r>
+        <w:rPr>
+          <w:rFonts w:ascii="Arial" w:hAnsi="Arial" w:cs="Arial"/>
+          <w:sz w:val="24"/>
+          <w:szCs w:val="24"/>
+          <w:lang w:val="en-GB"/>
+        </w:rPr>
+        <w:t>particleSystem</w:t>
+      </w:r>
+      <w:proofErr w:type="spellEnd"/>
+      <w:r>
+        <w:rPr>
+          <w:rFonts w:ascii="Arial" w:hAnsi="Arial" w:cs="Arial"/>
+          <w:sz w:val="24"/>
+          <w:szCs w:val="24"/>
+          <w:lang w:val="en-GB"/>
+        </w:rPr>
+        <w:t xml:space="preserve">. The latter is used for the Rewind ability, with the purpose of giving rewind a more immersive aesthetic. </w:t>
+      </w:r>
+      <w:proofErr w:type="spellStart"/>
+      <w:r>
+        <w:rPr>
+          <w:rFonts w:ascii="Arial" w:hAnsi="Arial" w:cs="Arial"/>
+          <w:sz w:val="24"/>
+          <w:szCs w:val="24"/>
+          <w:lang w:val="en-GB"/>
+        </w:rPr>
+        <w:t>PlayerMovement</w:t>
+      </w:r>
+      <w:proofErr w:type="spellEnd"/>
+      <w:r>
+        <w:rPr>
+          <w:rFonts w:ascii="Arial" w:hAnsi="Arial" w:cs="Arial"/>
+          <w:sz w:val="24"/>
+          <w:szCs w:val="24"/>
+          <w:lang w:val="en-GB"/>
+        </w:rPr>
+        <w:t xml:space="preserve">, </w:t>
+      </w:r>
+      <w:proofErr w:type="spellStart"/>
+      <w:r>
+        <w:rPr>
+          <w:rFonts w:ascii="Arial" w:hAnsi="Arial" w:cs="Arial"/>
+          <w:sz w:val="24"/>
+          <w:szCs w:val="24"/>
+          <w:lang w:val="en-GB"/>
+        </w:rPr>
+        <w:t>PlayerAttack</w:t>
+      </w:r>
+      <w:proofErr w:type="spellEnd"/>
+      <w:r>
+        <w:rPr>
+          <w:rFonts w:ascii="Arial" w:hAnsi="Arial" w:cs="Arial"/>
+          <w:sz w:val="24"/>
+          <w:szCs w:val="24"/>
+          <w:lang w:val="en-GB"/>
+        </w:rPr>
+        <w:t xml:space="preserve">, </w:t>
+      </w:r>
+      <w:proofErr w:type="spellStart"/>
+      <w:r>
+        <w:rPr>
+          <w:rFonts w:ascii="Arial" w:hAnsi="Arial" w:cs="Arial"/>
+          <w:sz w:val="24"/>
+          <w:szCs w:val="24"/>
+          <w:lang w:val="en-GB"/>
+        </w:rPr>
+        <w:t>PlayerAbility</w:t>
+      </w:r>
+      <w:proofErr w:type="spellEnd"/>
+      <w:r>
+        <w:rPr>
+          <w:rFonts w:ascii="Arial" w:hAnsi="Arial" w:cs="Arial"/>
+          <w:sz w:val="24"/>
+          <w:szCs w:val="24"/>
+          <w:lang w:val="en-GB"/>
+        </w:rPr>
+        <w:t xml:space="preserve">, </w:t>
+      </w:r>
+      <w:proofErr w:type="spellStart"/>
+      <w:r>
+        <w:rPr>
+          <w:rFonts w:ascii="Arial" w:hAnsi="Arial" w:cs="Arial"/>
+          <w:sz w:val="24"/>
+          <w:szCs w:val="24"/>
+          <w:lang w:val="en-GB"/>
+        </w:rPr>
+        <w:t>PlayerMovement</w:t>
+      </w:r>
+      <w:proofErr w:type="spellEnd"/>
+      <w:r>
+        <w:rPr>
+          <w:rFonts w:ascii="Arial" w:hAnsi="Arial" w:cs="Arial"/>
+          <w:sz w:val="24"/>
+          <w:szCs w:val="24"/>
+          <w:lang w:val="en-GB"/>
+        </w:rPr>
+        <w:t xml:space="preserve">, Projectile are scripts linked to the player </w:t>
+      </w:r>
+      <w:proofErr w:type="spellStart"/>
+      <w:r>
+        <w:rPr>
+          <w:rFonts w:ascii="Arial" w:hAnsi="Arial" w:cs="Arial"/>
+          <w:sz w:val="24"/>
+          <w:szCs w:val="24"/>
+          <w:lang w:val="en-GB"/>
+        </w:rPr>
+        <w:t>GameObject</w:t>
+      </w:r>
+      <w:proofErr w:type="spellEnd"/>
+      <w:r>
+        <w:rPr>
+          <w:rFonts w:ascii="Arial" w:hAnsi="Arial" w:cs="Arial"/>
+          <w:sz w:val="24"/>
+          <w:szCs w:val="24"/>
+          <w:lang w:val="en-GB"/>
+        </w:rPr>
+        <w:t xml:space="preserve">. For our purpose we will focus on how the </w:t>
+      </w:r>
+      <w:proofErr w:type="spellStart"/>
+      <w:r>
+        <w:rPr>
+          <w:rFonts w:ascii="Arial" w:hAnsi="Arial" w:cs="Arial"/>
+          <w:sz w:val="24"/>
+          <w:szCs w:val="24"/>
+          <w:lang w:val="en-GB"/>
+        </w:rPr>
+        <w:t>PlayerAttack</w:t>
+      </w:r>
+      <w:proofErr w:type="spellEnd"/>
+      <w:r>
+        <w:rPr>
+          <w:rFonts w:ascii="Arial" w:hAnsi="Arial" w:cs="Arial"/>
+          <w:sz w:val="24"/>
+          <w:szCs w:val="24"/>
+          <w:lang w:val="en-GB"/>
+        </w:rPr>
+        <w:t xml:space="preserve"> works.</w:t>
       </w:r>
     </w:p>
     <w:p>
@@ -5916,8 +8217,9 @@
           <w:szCs w:val="24"/>
           <w:lang w:val="en-GB"/>
         </w:rPr>
-        <w:t>objects. A fireball has attributes such as speed, direction and lifetime. They are used in order to make sure the gameplay is well balanced, but their values can be modified through items. Namely, the speed and direction can be modified. Once a fireball reaches its lifetime limit, it will deactivate through deactivate() function. Update() is used for the general behaviour of the fireball and Awake() is used in order to initialize variables. The function onTrig</w:t>
-      </w:r>
+        <w:t xml:space="preserve">objects. A fireball has attributes such as speed, direction and lifetime. They are used in order to make sure the gameplay is well balanced, but their values can be modified through items. Namely, the speed and direction can be modified. Once a fireball reaches its lifetime limit, it will deactivate through </w:t>
+      </w:r>
+      <w:proofErr w:type="gramStart"/>
       <w:r>
         <w:rPr>
           <w:rFonts w:ascii="Arial" w:hAnsi="Arial" w:cs="Arial"/>
@@ -5925,8 +8227,9 @@
           <w:szCs w:val="24"/>
           <w:lang w:val="en-GB"/>
         </w:rPr>
-        <w:t>g</w:t>
-      </w:r>
+        <w:t>deactivate(</w:t>
+      </w:r>
+      <w:proofErr w:type="gramEnd"/>
       <w:r>
         <w:rPr>
           <w:rFonts w:ascii="Arial" w:hAnsi="Arial" w:cs="Arial"/>
@@ -5934,7 +8237,65 @@
           <w:szCs w:val="24"/>
           <w:lang w:val="en-GB"/>
         </w:rPr>
-        <w:t>erEnter2D() has the purpose of handling the behaviour of a fireball once it collides with an object, more specifically set the animator and call deactivate after the collision</w:t>
+        <w:t xml:space="preserve">) function. </w:t>
+      </w:r>
+      <w:proofErr w:type="gramStart"/>
+      <w:r>
+        <w:rPr>
+          <w:rFonts w:ascii="Arial" w:hAnsi="Arial" w:cs="Arial"/>
+          <w:sz w:val="24"/>
+          <w:szCs w:val="24"/>
+          <w:lang w:val="en-GB"/>
+        </w:rPr>
+        <w:t>Update(</w:t>
+      </w:r>
+      <w:proofErr w:type="gramEnd"/>
+      <w:r>
+        <w:rPr>
+          <w:rFonts w:ascii="Arial" w:hAnsi="Arial" w:cs="Arial"/>
+          <w:sz w:val="24"/>
+          <w:szCs w:val="24"/>
+          <w:lang w:val="en-GB"/>
+        </w:rPr>
+        <w:t>) is used for the general behaviour of the fireball and Awake() is used in order to initialize variables. The function onTrig</w:t>
+      </w:r>
+      <w:r>
+        <w:rPr>
+          <w:rFonts w:ascii="Arial" w:hAnsi="Arial" w:cs="Arial"/>
+          <w:sz w:val="24"/>
+          <w:szCs w:val="24"/>
+          <w:lang w:val="en-GB"/>
+        </w:rPr>
+        <w:t>g</w:t>
+      </w:r>
+      <w:r>
+        <w:rPr>
+          <w:rFonts w:ascii="Arial" w:hAnsi="Arial" w:cs="Arial"/>
+          <w:sz w:val="24"/>
+          <w:szCs w:val="24"/>
+          <w:lang w:val="en-GB"/>
+        </w:rPr>
+        <w:t>erEnter2</w:t>
+      </w:r>
+      <w:proofErr w:type="gramStart"/>
+      <w:r>
+        <w:rPr>
+          <w:rFonts w:ascii="Arial" w:hAnsi="Arial" w:cs="Arial"/>
+          <w:sz w:val="24"/>
+          <w:szCs w:val="24"/>
+          <w:lang w:val="en-GB"/>
+        </w:rPr>
+        <w:t>D(</w:t>
+      </w:r>
+      <w:proofErr w:type="gramEnd"/>
+      <w:r>
+        <w:rPr>
+          <w:rFonts w:ascii="Arial" w:hAnsi="Arial" w:cs="Arial"/>
+          <w:sz w:val="24"/>
+          <w:szCs w:val="24"/>
+          <w:lang w:val="en-GB"/>
+        </w:rPr>
+        <w:t>) has the purpose of handling the behaviour of a fireball once it collides with an object, more specifically set the animator and call deactivate after the collision</w:t>
       </w:r>
     </w:p>
     <w:p>
@@ -5954,6 +8315,7 @@
           <w:lang w:val="en-GB"/>
         </w:rPr>
       </w:pPr>
+      <w:proofErr w:type="spellStart"/>
       <w:r>
         <w:rPr>
           <w:rFonts w:ascii="Arial" w:hAnsi="Arial" w:cs="Arial"/>
@@ -5965,6 +8327,7 @@
         </w:rPr>
         <w:t>FireballHolder</w:t>
       </w:r>
+      <w:proofErr w:type="spellEnd"/>
       <w:r>
         <w:rPr>
           <w:rFonts w:ascii="Arial" w:hAnsi="Arial" w:cs="Arial"/>
@@ -6080,7 +8443,21 @@
         <w:rPr>
           <w:lang w:val="en-GB"/>
         </w:rPr>
-        <w:t>Figure 4.6.1 – Showcase of Firepoint importance</w:t>
+        <w:t xml:space="preserve">Figure 4.6.1 – Showcase of </w:t>
+      </w:r>
+      <w:proofErr w:type="spellStart"/>
+      <w:r>
+        <w:rPr>
+          <w:lang w:val="en-GB"/>
+        </w:rPr>
+        <w:t>Firepoint</w:t>
+      </w:r>
+      <w:proofErr w:type="spellEnd"/>
+      <w:r>
+        <w:rPr>
+          <w:lang w:val="en-GB"/>
+        </w:rPr>
+        <w:t xml:space="preserve"> importance</w:t>
       </w:r>
       <w:r>
         <w:rPr>
@@ -6220,20 +8597,1382 @@
         <w:rPr>
           <w:lang w:val="en-GB"/>
         </w:rPr>
+        <w:t>5.1 Code Implementation Analysis</w:t>
+      </w:r>
+    </w:p>
+    <w:p>
+      <w:pPr>
+        <w:pStyle w:val="Heading2"/>
+        <w:numPr>
+          <w:ilvl w:val="0"/>
+          <w:numId w:val="0"/>
+        </w:numPr>
+        <w:ind w:left="576" w:hanging="576"/>
+        <w:rPr>
+          <w:lang w:val="en-GB"/>
+        </w:rPr>
+      </w:pPr>
+      <w:r>
+        <w:rPr>
+          <w:lang w:val="en-GB"/>
+        </w:rPr>
+        <w:t xml:space="preserve">       </w:t>
+      </w:r>
+      <w:r>
+        <w:rPr>
+          <w:lang w:val="en-GB"/>
+        </w:rPr>
         <w:t>5.1</w:t>
       </w:r>
       <w:r>
         <w:rPr>
           <w:lang w:val="en-GB"/>
         </w:rPr>
+        <w:t>.1 Player Movement</w:t>
+      </w:r>
+    </w:p>
+    <w:p>
+      <w:pPr>
+        <w:rPr>
+          <w:lang w:val="en-GB"/>
+        </w:rPr>
+      </w:pPr>
+      <w:r>
+        <w:rPr>
+          <w:lang w:val="en-GB"/>
+        </w:rPr>
+        <w:drawing>
+          <wp:anchor distT="0" distB="0" distL="114300" distR="114300" simplePos="0" relativeHeight="251671552" behindDoc="0" locked="0" layoutInCell="1" allowOverlap="1" wp14:anchorId="5943761F" wp14:editId="12EE35FD">
+            <wp:simplePos x="0" y="0"/>
+            <wp:positionH relativeFrom="column">
+              <wp:posOffset>203835</wp:posOffset>
+            </wp:positionH>
+            <wp:positionV relativeFrom="paragraph">
+              <wp:posOffset>913130</wp:posOffset>
+            </wp:positionV>
+            <wp:extent cx="6120765" cy="467995"/>
+            <wp:effectExtent l="0" t="0" r="0" b="8255"/>
+            <wp:wrapSquare wrapText="bothSides"/>
+            <wp:docPr id="15" name="Picture 15"/>
+            <wp:cNvGraphicFramePr>
+              <a:graphicFrameLocks xmlns:a="http://schemas.openxmlformats.org/drawingml/2006/main" noChangeAspect="1"/>
+            </wp:cNvGraphicFramePr>
+            <a:graphic xmlns:a="http://schemas.openxmlformats.org/drawingml/2006/main">
+              <a:graphicData uri="http://schemas.openxmlformats.org/drawingml/2006/picture">
+                <pic:pic xmlns:pic="http://schemas.openxmlformats.org/drawingml/2006/picture">
+                  <pic:nvPicPr>
+                    <pic:cNvPr id="1" name=""/>
+                    <pic:cNvPicPr/>
+                  </pic:nvPicPr>
+                  <pic:blipFill>
+                    <a:blip r:embed="rId27">
+                      <a:extLst>
+                        <a:ext uri="{28A0092B-C50C-407E-A947-70E740481C1C}">
+                          <a14:useLocalDpi xmlns:a14="http://schemas.microsoft.com/office/drawing/2010/main" val="0"/>
+                        </a:ext>
+                      </a:extLst>
+                    </a:blip>
+                    <a:stretch>
+                      <a:fillRect/>
+                    </a:stretch>
+                  </pic:blipFill>
+                  <pic:spPr>
+                    <a:xfrm>
+                      <a:off x="0" y="0"/>
+                      <a:ext cx="6120765" cy="467995"/>
+                    </a:xfrm>
+                    <a:prstGeom prst="rect">
+                      <a:avLst/>
+                    </a:prstGeom>
+                  </pic:spPr>
+                </pic:pic>
+              </a:graphicData>
+            </a:graphic>
+          </wp:anchor>
+        </w:drawing>
+      </w:r>
+      <w:r>
+        <w:rPr>
+          <w:lang w:val="en-GB"/>
+        </w:rPr>
+        <w:t xml:space="preserve">The player makes use of Unity’s Rigidbody2D for physics-based movement. The movement input is captured using </w:t>
+      </w:r>
+      <w:proofErr w:type="spellStart"/>
+      <w:r>
+        <w:rPr>
+          <w:lang w:val="en-GB"/>
+        </w:rPr>
+        <w:t>Input.GetAxis</w:t>
+      </w:r>
+      <w:proofErr w:type="spellEnd"/>
+      <w:r>
+        <w:rPr>
+          <w:lang w:val="en-GB"/>
+        </w:rPr>
+        <w:t xml:space="preserve">(“Horizontal”), which further controls the RigidBody2D’s velocity, allowing for smooth and responsive movement. The player’s orientation is flipped using </w:t>
+      </w:r>
+      <w:proofErr w:type="spellStart"/>
+      <w:proofErr w:type="gramStart"/>
+      <w:r>
+        <w:rPr>
+          <w:lang w:val="en-GB"/>
+        </w:rPr>
+        <w:t>transform.localScale</w:t>
+      </w:r>
+      <w:proofErr w:type="spellEnd"/>
+      <w:proofErr w:type="gramEnd"/>
+      <w:r>
+        <w:rPr>
+          <w:lang w:val="en-GB"/>
+        </w:rPr>
+        <w:t xml:space="preserve"> based on input direction. </w:t>
+      </w:r>
+    </w:p>
+    <w:p>
+      <w:pPr>
+        <w:jc w:val="center"/>
+        <w:rPr>
+          <w:lang w:val="en-GB"/>
+        </w:rPr>
+      </w:pPr>
+      <w:r>
+        <w:rPr>
+          <w:lang w:val="en-GB"/>
+        </w:rPr>
+        <w:t>Figure 5.1.1.0- Showcase of horizontal movement implementation (Source: screenshot)</w:t>
+      </w:r>
+    </w:p>
+    <w:p>
+      <w:pPr>
+        <w:jc w:val="center"/>
+        <w:rPr>
+          <w:lang w:val="en-GB"/>
+        </w:rPr>
+      </w:pPr>
+    </w:p>
+    <w:p>
+      <w:pPr>
+        <w:ind w:firstLine="0"/>
+        <w:rPr>
+          <w:lang w:val="en-GB"/>
+        </w:rPr>
+      </w:pPr>
+      <w:r>
+        <w:rPr>
+          <w:lang w:val="en-GB"/>
+        </w:rPr>
+        <w:drawing>
+          <wp:anchor distT="0" distB="0" distL="114300" distR="114300" simplePos="0" relativeHeight="251673600" behindDoc="0" locked="0" layoutInCell="1" allowOverlap="1" wp14:anchorId="5D8D840C" wp14:editId="2AB960BA">
+            <wp:simplePos x="0" y="0"/>
+            <wp:positionH relativeFrom="margin">
+              <wp:align>center</wp:align>
+            </wp:positionH>
+            <wp:positionV relativeFrom="paragraph">
+              <wp:posOffset>1678305</wp:posOffset>
+            </wp:positionV>
+            <wp:extent cx="5811061" cy="3572374"/>
+            <wp:effectExtent l="0" t="0" r="0" b="9525"/>
+            <wp:wrapSquare wrapText="bothSides"/>
+            <wp:docPr id="19" name="Picture 19"/>
+            <wp:cNvGraphicFramePr>
+              <a:graphicFrameLocks xmlns:a="http://schemas.openxmlformats.org/drawingml/2006/main" noChangeAspect="1"/>
+            </wp:cNvGraphicFramePr>
+            <a:graphic xmlns:a="http://schemas.openxmlformats.org/drawingml/2006/main">
+              <a:graphicData uri="http://schemas.openxmlformats.org/drawingml/2006/picture">
+                <pic:pic xmlns:pic="http://schemas.openxmlformats.org/drawingml/2006/picture">
+                  <pic:nvPicPr>
+                    <pic:cNvPr id="1" name=""/>
+                    <pic:cNvPicPr/>
+                  </pic:nvPicPr>
+                  <pic:blipFill>
+                    <a:blip r:embed="rId28">
+                      <a:extLst>
+                        <a:ext uri="{28A0092B-C50C-407E-A947-70E740481C1C}">
+                          <a14:useLocalDpi xmlns:a14="http://schemas.microsoft.com/office/drawing/2010/main" val="0"/>
+                        </a:ext>
+                      </a:extLst>
+                    </a:blip>
+                    <a:stretch>
+                      <a:fillRect/>
+                    </a:stretch>
+                  </pic:blipFill>
+                  <pic:spPr>
+                    <a:xfrm>
+                      <a:off x="0" y="0"/>
+                      <a:ext cx="5811061" cy="3572374"/>
+                    </a:xfrm>
+                    <a:prstGeom prst="rect">
+                      <a:avLst/>
+                    </a:prstGeom>
+                  </pic:spPr>
+                </pic:pic>
+              </a:graphicData>
+            </a:graphic>
+          </wp:anchor>
+        </w:drawing>
+      </w:r>
+      <w:r>
+        <w:rPr>
+          <w:lang w:val="en-GB"/>
+        </w:rPr>
+        <w:tab/>
+        <w:t>The player can jump using the spacebar</w:t>
+      </w:r>
+      <w:r>
+        <w:rPr>
+          <w:lang w:val="en-GB"/>
+        </w:rPr>
+        <w:t>, the jumping system having three enhancements</w:t>
+      </w:r>
+      <w:r>
+        <w:rPr>
+          <w:lang w:val="en-GB"/>
+        </w:rPr>
+        <w:t>. The first one being the Coyote Time, which allows players to jump shortly after walking off a platform. The second one is Multiple Jumps and as the name suggests it allows for setting double jumping or more, in our case we at most can have only have double jumping if the player picks up a certain item. Lastly, there is Variable Jump Height, which in the case that the player releases the jump key early, the jump is cut short by halving the upward velocity. Asides from these enhancements the player can also jump on walls and stick there for strategic purposes.</w:t>
+      </w:r>
+    </w:p>
+    <w:p>
+      <w:pPr>
+        <w:ind w:firstLine="0"/>
+        <w:rPr>
+          <w:lang w:val="en-GB"/>
+        </w:rPr>
+      </w:pPr>
+      <w:r>
+        <w:rPr>
+          <w:lang w:val="en-GB"/>
+        </w:rPr>
+        <w:tab/>
+      </w:r>
+      <w:r>
+        <w:rPr>
+          <w:lang w:val="en-GB"/>
+        </w:rPr>
+        <w:tab/>
+      </w:r>
+      <w:r>
+        <w:rPr>
+          <w:lang w:val="en-GB"/>
+        </w:rPr>
+        <w:t>Figure 5.1.1.1- Showcase of jump mechanic (Source: screenshot)</w:t>
+      </w:r>
+    </w:p>
+    <w:p>
+      <w:pPr>
+        <w:ind w:firstLine="0"/>
+        <w:rPr>
+          <w:lang w:val="en-GB"/>
+        </w:rPr>
+      </w:pPr>
+      <w:r>
+        <w:rPr>
+          <w:lang w:val="en-GB"/>
+        </w:rPr>
+        <w:lastRenderedPageBreak/>
+        <w:drawing>
+          <wp:anchor distT="0" distB="0" distL="114300" distR="114300" simplePos="0" relativeHeight="251672576" behindDoc="0" locked="0" layoutInCell="1" allowOverlap="1" wp14:anchorId="3C00B9FB" wp14:editId="5F1664E7">
+            <wp:simplePos x="0" y="0"/>
+            <wp:positionH relativeFrom="column">
+              <wp:posOffset>375285</wp:posOffset>
+            </wp:positionH>
+            <wp:positionV relativeFrom="paragraph">
+              <wp:posOffset>277495</wp:posOffset>
+            </wp:positionV>
+            <wp:extent cx="6120765" cy="1352550"/>
+            <wp:effectExtent l="0" t="0" r="0" b="0"/>
+            <wp:wrapSquare wrapText="bothSides"/>
+            <wp:docPr id="18" name="Picture 18"/>
+            <wp:cNvGraphicFramePr>
+              <a:graphicFrameLocks xmlns:a="http://schemas.openxmlformats.org/drawingml/2006/main" noChangeAspect="1"/>
+            </wp:cNvGraphicFramePr>
+            <a:graphic xmlns:a="http://schemas.openxmlformats.org/drawingml/2006/main">
+              <a:graphicData uri="http://schemas.openxmlformats.org/drawingml/2006/picture">
+                <pic:pic xmlns:pic="http://schemas.openxmlformats.org/drawingml/2006/picture">
+                  <pic:nvPicPr>
+                    <pic:cNvPr id="1" name=""/>
+                    <pic:cNvPicPr/>
+                  </pic:nvPicPr>
+                  <pic:blipFill>
+                    <a:blip r:embed="rId29">
+                      <a:extLst>
+                        <a:ext uri="{28A0092B-C50C-407E-A947-70E740481C1C}">
+                          <a14:useLocalDpi xmlns:a14="http://schemas.microsoft.com/office/drawing/2010/main" val="0"/>
+                        </a:ext>
+                      </a:extLst>
+                    </a:blip>
+                    <a:stretch>
+                      <a:fillRect/>
+                    </a:stretch>
+                  </pic:blipFill>
+                  <pic:spPr>
+                    <a:xfrm>
+                      <a:off x="0" y="0"/>
+                      <a:ext cx="6120765" cy="1352550"/>
+                    </a:xfrm>
+                    <a:prstGeom prst="rect">
+                      <a:avLst/>
+                    </a:prstGeom>
+                  </pic:spPr>
+                </pic:pic>
+              </a:graphicData>
+            </a:graphic>
+          </wp:anchor>
+        </w:drawing>
+      </w:r>
+    </w:p>
+    <w:p>
+      <w:pPr>
+        <w:ind w:firstLine="0"/>
+        <w:jc w:val="center"/>
+        <w:rPr>
+          <w:lang w:val="en-GB"/>
+        </w:rPr>
+      </w:pPr>
+    </w:p>
+    <w:p>
+      <w:pPr>
+        <w:tabs>
+          <w:tab w:val="left" w:pos="2220"/>
+        </w:tabs>
+        <w:jc w:val="center"/>
+        <w:rPr>
+          <w:lang w:val="en-GB"/>
+        </w:rPr>
+      </w:pPr>
+      <w:r>
+        <w:rPr>
+          <w:lang w:val="en-GB"/>
+        </w:rPr>
+        <w:t>Figure 5.1.1.2- Showcase of how jumping input is handled (Source: screenshot)</w:t>
+      </w:r>
+    </w:p>
+    <w:p>
+      <w:pPr>
+        <w:tabs>
+          <w:tab w:val="left" w:pos="2100"/>
+        </w:tabs>
+        <w:ind w:firstLine="0"/>
+        <w:rPr>
+          <w:lang w:val="en-GB"/>
+        </w:rPr>
+      </w:pPr>
+    </w:p>
+    <w:p>
+      <w:pPr>
+        <w:tabs>
+          <w:tab w:val="left" w:pos="2100"/>
+        </w:tabs>
+        <w:rPr>
+          <w:lang w:val="en-GB"/>
+        </w:rPr>
+      </w:pPr>
+      <w:r>
+        <w:rPr>
+          <w:lang w:val="en-GB"/>
+        </w:rPr>
+        <w:drawing>
+          <wp:anchor distT="0" distB="0" distL="114300" distR="114300" simplePos="0" relativeHeight="251674624" behindDoc="0" locked="0" layoutInCell="1" allowOverlap="1" wp14:anchorId="220FACE4" wp14:editId="6829F40D">
+            <wp:simplePos x="0" y="0"/>
+            <wp:positionH relativeFrom="column">
+              <wp:posOffset>518160</wp:posOffset>
+            </wp:positionH>
+            <wp:positionV relativeFrom="paragraph">
+              <wp:posOffset>1854835</wp:posOffset>
+            </wp:positionV>
+            <wp:extent cx="5563376" cy="3496163"/>
+            <wp:effectExtent l="0" t="0" r="0" b="9525"/>
+            <wp:wrapSquare wrapText="bothSides"/>
+            <wp:docPr id="22" name="Picture 22"/>
+            <wp:cNvGraphicFramePr>
+              <a:graphicFrameLocks xmlns:a="http://schemas.openxmlformats.org/drawingml/2006/main" noChangeAspect="1"/>
+            </wp:cNvGraphicFramePr>
+            <a:graphic xmlns:a="http://schemas.openxmlformats.org/drawingml/2006/main">
+              <a:graphicData uri="http://schemas.openxmlformats.org/drawingml/2006/picture">
+                <pic:pic xmlns:pic="http://schemas.openxmlformats.org/drawingml/2006/picture">
+                  <pic:nvPicPr>
+                    <pic:cNvPr id="1" name=""/>
+                    <pic:cNvPicPr/>
+                  </pic:nvPicPr>
+                  <pic:blipFill>
+                    <a:blip r:embed="rId30">
+                      <a:extLst>
+                        <a:ext uri="{28A0092B-C50C-407E-A947-70E740481C1C}">
+                          <a14:useLocalDpi xmlns:a14="http://schemas.microsoft.com/office/drawing/2010/main" val="0"/>
+                        </a:ext>
+                      </a:extLst>
+                    </a:blip>
+                    <a:stretch>
+                      <a:fillRect/>
+                    </a:stretch>
+                  </pic:blipFill>
+                  <pic:spPr>
+                    <a:xfrm>
+                      <a:off x="0" y="0"/>
+                      <a:ext cx="5563376" cy="3496163"/>
+                    </a:xfrm>
+                    <a:prstGeom prst="rect">
+                      <a:avLst/>
+                    </a:prstGeom>
+                  </pic:spPr>
+                </pic:pic>
+              </a:graphicData>
+            </a:graphic>
+          </wp:anchor>
+        </w:drawing>
+      </w:r>
+      <w:r>
+        <w:rPr>
+          <w:lang w:val="en-GB"/>
+        </w:rPr>
+        <w:t xml:space="preserve"> Wind Form Dashing </w:t>
+      </w:r>
+      <w:r>
+        <w:rPr>
+          <w:lang w:val="en-GB"/>
+        </w:rPr>
+        <w:t xml:space="preserve">is activated using L-Shift and if the </w:t>
+      </w:r>
+      <w:proofErr w:type="spellStart"/>
+      <w:r>
+        <w:rPr>
+          <w:lang w:val="en-GB"/>
+        </w:rPr>
+        <w:t>PlayerAbility.canDash</w:t>
+      </w:r>
+      <w:proofErr w:type="spellEnd"/>
+      <w:r>
+        <w:rPr>
+          <w:lang w:val="en-GB"/>
+        </w:rPr>
+        <w:t xml:space="preserve"> flag is true. Through this ability the player temporarily changes his physics layer so that he can pass through enemies, traps and boxes. While in Wind Form, a timer counts down and the player becomes intangible by using Physics2D.IgnoreCollision. Upon the timer’s expiration, the system checks if the player is inside any ignored collider before reverting back to the original layer and player shape. This mechanic is used in order to ease traversal in difficult situations and escape tight spaces. The player’s visual transformation from its original form to that of the wind is done using the Animator Controller component attached to the player, which can be set on and off through a trigger. </w:t>
+      </w:r>
+    </w:p>
+    <w:p>
+      <w:pPr>
+        <w:tabs>
+          <w:tab w:val="left" w:pos="2100"/>
+        </w:tabs>
+        <w:jc w:val="center"/>
+        <w:rPr>
+          <w:lang w:val="en-GB"/>
+        </w:rPr>
+      </w:pPr>
+      <w:r>
+        <w:rPr>
+          <w:lang w:val="en-GB"/>
+        </w:rPr>
+        <w:t>Figure 5.1.1.3- Showcase of Wind Form Dashing Mechanic (Source: screenshot)</w:t>
+      </w:r>
+    </w:p>
+    <w:p>
+      <w:pPr>
+        <w:tabs>
+          <w:tab w:val="left" w:pos="2100"/>
+        </w:tabs>
+        <w:jc w:val="center"/>
+        <w:rPr>
+          <w:lang w:val="en-GB"/>
+        </w:rPr>
+      </w:pPr>
+    </w:p>
+    <w:p>
+      <w:pPr>
+        <w:tabs>
+          <w:tab w:val="left" w:pos="2100"/>
+        </w:tabs>
+        <w:jc w:val="center"/>
+        <w:rPr>
+          <w:lang w:val="en-GB"/>
+        </w:rPr>
+      </w:pPr>
+    </w:p>
+    <w:p>
+      <w:pPr>
+        <w:tabs>
+          <w:tab w:val="left" w:pos="2100"/>
+        </w:tabs>
+        <w:jc w:val="center"/>
+        <w:rPr>
+          <w:lang w:val="en-GB"/>
+        </w:rPr>
+      </w:pPr>
+    </w:p>
+    <w:p>
+      <w:pPr>
+        <w:tabs>
+          <w:tab w:val="left" w:pos="2100"/>
+        </w:tabs>
+        <w:jc w:val="center"/>
+        <w:rPr>
+          <w:lang w:val="en-GB"/>
+        </w:rPr>
+      </w:pPr>
+    </w:p>
+    <w:p>
+      <w:pPr>
+        <w:tabs>
+          <w:tab w:val="left" w:pos="2100"/>
+        </w:tabs>
+        <w:jc w:val="center"/>
+        <w:rPr>
+          <w:lang w:val="en-GB"/>
+        </w:rPr>
+      </w:pPr>
+    </w:p>
+    <w:p>
+      <w:pPr>
+        <w:tabs>
+          <w:tab w:val="left" w:pos="2100"/>
+        </w:tabs>
+        <w:jc w:val="center"/>
+        <w:rPr>
+          <w:lang w:val="en-GB"/>
+        </w:rPr>
+      </w:pPr>
+    </w:p>
+    <w:p>
+      <w:pPr>
+        <w:rPr>
+          <w:lang w:val="en-GB"/>
+        </w:rPr>
+      </w:pPr>
+      <w:r>
+        <w:rPr>
+          <w:lang w:val="en-GB"/>
+        </w:rPr>
+        <w:lastRenderedPageBreak/>
+        <w:drawing>
+          <wp:anchor distT="0" distB="0" distL="114300" distR="114300" simplePos="0" relativeHeight="251677696" behindDoc="0" locked="0" layoutInCell="1" allowOverlap="1" wp14:anchorId="7DB9B07F" wp14:editId="0A9D6103">
+            <wp:simplePos x="0" y="0"/>
+            <wp:positionH relativeFrom="column">
+              <wp:posOffset>984885</wp:posOffset>
+            </wp:positionH>
+            <wp:positionV relativeFrom="paragraph">
+              <wp:posOffset>10795</wp:posOffset>
+            </wp:positionV>
+            <wp:extent cx="4401164" cy="3553321"/>
+            <wp:effectExtent l="0" t="0" r="0" b="9525"/>
+            <wp:wrapSquare wrapText="bothSides"/>
+            <wp:docPr id="23" name="Picture 23"/>
+            <wp:cNvGraphicFramePr>
+              <a:graphicFrameLocks xmlns:a="http://schemas.openxmlformats.org/drawingml/2006/main" noChangeAspect="1"/>
+            </wp:cNvGraphicFramePr>
+            <a:graphic xmlns:a="http://schemas.openxmlformats.org/drawingml/2006/main">
+              <a:graphicData uri="http://schemas.openxmlformats.org/drawingml/2006/picture">
+                <pic:pic xmlns:pic="http://schemas.openxmlformats.org/drawingml/2006/picture">
+                  <pic:nvPicPr>
+                    <pic:cNvPr id="1" name=""/>
+                    <pic:cNvPicPr/>
+                  </pic:nvPicPr>
+                  <pic:blipFill>
+                    <a:blip r:embed="rId31">
+                      <a:extLst>
+                        <a:ext uri="{28A0092B-C50C-407E-A947-70E740481C1C}">
+                          <a14:useLocalDpi xmlns:a14="http://schemas.microsoft.com/office/drawing/2010/main" val="0"/>
+                        </a:ext>
+                      </a:extLst>
+                    </a:blip>
+                    <a:stretch>
+                      <a:fillRect/>
+                    </a:stretch>
+                  </pic:blipFill>
+                  <pic:spPr>
+                    <a:xfrm>
+                      <a:off x="0" y="0"/>
+                      <a:ext cx="4401164" cy="3553321"/>
+                    </a:xfrm>
+                    <a:prstGeom prst="rect">
+                      <a:avLst/>
+                    </a:prstGeom>
+                  </pic:spPr>
+                </pic:pic>
+              </a:graphicData>
+            </a:graphic>
+          </wp:anchor>
+        </w:drawing>
+      </w:r>
+    </w:p>
+    <w:p>
+      <w:pPr>
+        <w:rPr>
+          <w:lang w:val="en-GB"/>
+        </w:rPr>
+      </w:pPr>
+    </w:p>
+    <w:p>
+      <w:pPr>
+        <w:rPr>
+          <w:lang w:val="en-GB"/>
+        </w:rPr>
+      </w:pPr>
+    </w:p>
+    <w:p>
+      <w:pPr>
+        <w:rPr>
+          <w:lang w:val="en-GB"/>
+        </w:rPr>
+      </w:pPr>
+    </w:p>
+    <w:p>
+      <w:pPr>
+        <w:rPr>
+          <w:lang w:val="en-GB"/>
+        </w:rPr>
+      </w:pPr>
+    </w:p>
+    <w:p>
+      <w:pPr>
+        <w:rPr>
+          <w:lang w:val="en-GB"/>
+        </w:rPr>
+      </w:pPr>
+    </w:p>
+    <w:p>
+      <w:pPr>
+        <w:rPr>
+          <w:lang w:val="en-GB"/>
+        </w:rPr>
+      </w:pPr>
+    </w:p>
+    <w:p>
+      <w:pPr>
+        <w:rPr>
+          <w:lang w:val="en-GB"/>
+        </w:rPr>
+      </w:pPr>
+    </w:p>
+    <w:p>
+      <w:pPr>
+        <w:rPr>
+          <w:lang w:val="en-GB"/>
+        </w:rPr>
+      </w:pPr>
+    </w:p>
+    <w:p>
+      <w:pPr>
+        <w:rPr>
+          <w:lang w:val="en-GB"/>
+        </w:rPr>
+      </w:pPr>
+    </w:p>
+    <w:p>
+      <w:pPr>
+        <w:rPr>
+          <w:lang w:val="en-GB"/>
+        </w:rPr>
+      </w:pPr>
+    </w:p>
+    <w:p>
+      <w:pPr>
+        <w:rPr>
+          <w:lang w:val="en-GB"/>
+        </w:rPr>
+      </w:pPr>
+    </w:p>
+    <w:p>
+      <w:pPr>
+        <w:rPr>
+          <w:lang w:val="en-GB"/>
+        </w:rPr>
+      </w:pPr>
+    </w:p>
+    <w:p>
+      <w:pPr>
+        <w:rPr>
+          <w:lang w:val="en-GB"/>
+        </w:rPr>
+      </w:pPr>
+    </w:p>
+    <w:p>
+      <w:pPr>
+        <w:rPr>
+          <w:lang w:val="en-GB"/>
+        </w:rPr>
+      </w:pPr>
+    </w:p>
+    <w:p>
+      <w:pPr>
+        <w:rPr>
+          <w:lang w:val="en-GB"/>
+        </w:rPr>
+      </w:pPr>
+    </w:p>
+    <w:p>
+      <w:pPr>
+        <w:rPr>
+          <w:lang w:val="en-GB"/>
+        </w:rPr>
+      </w:pPr>
+    </w:p>
+    <w:p>
+      <w:pPr>
+        <w:rPr>
+          <w:lang w:val="en-GB"/>
+        </w:rPr>
+      </w:pPr>
+    </w:p>
+    <w:p>
+      <w:pPr>
+        <w:jc w:val="center"/>
+        <w:rPr>
+          <w:lang w:val="en-GB"/>
+        </w:rPr>
+      </w:pPr>
+      <w:r>
+        <w:rPr>
+          <w:lang w:val="en-GB"/>
+        </w:rPr>
+        <w:t>Figure 5.1.1.4- Showcase of Animator Controller interaction (Source: screenshot)</w:t>
+      </w:r>
+    </w:p>
+    <w:p>
+      <w:pPr>
+        <w:rPr>
+          <w:lang w:val="en-GB"/>
+        </w:rPr>
+      </w:pPr>
+    </w:p>
+    <w:p>
+      <w:pPr>
+        <w:rPr>
+          <w:lang w:val="en-GB"/>
+        </w:rPr>
+      </w:pPr>
+      <w:r>
+        <w:rPr>
+          <w:lang w:val="en-GB"/>
+        </w:rPr>
+        <w:t xml:space="preserve">Crouching is done using the L-CTRL button, thus changing accordingly the player’s BoxCollider2D size and offsetting in order to simulate crouching. The collider resizing is animated using a Boolean </w:t>
+      </w:r>
+      <w:proofErr w:type="spellStart"/>
+      <w:r>
+        <w:rPr>
+          <w:lang w:val="en-GB"/>
+        </w:rPr>
+        <w:t>isCrouching</w:t>
+      </w:r>
+      <w:proofErr w:type="spellEnd"/>
+      <w:r>
+        <w:rPr>
+          <w:lang w:val="en-GB"/>
+        </w:rPr>
+        <w:t xml:space="preserve"> in the animator.</w:t>
+      </w:r>
+    </w:p>
+    <w:p>
+      <w:pPr>
+        <w:rPr>
+          <w:lang w:val="en-GB"/>
+        </w:rPr>
+      </w:pPr>
+      <w:r>
+        <w:rPr>
+          <w:lang w:val="en-GB"/>
+        </w:rPr>
+        <w:drawing>
+          <wp:anchor distT="0" distB="0" distL="114300" distR="114300" simplePos="0" relativeHeight="251676672" behindDoc="0" locked="0" layoutInCell="1" allowOverlap="1" wp14:anchorId="4C19D284" wp14:editId="15ADE068">
+            <wp:simplePos x="0" y="0"/>
+            <wp:positionH relativeFrom="margin">
+              <wp:align>center</wp:align>
+            </wp:positionH>
+            <wp:positionV relativeFrom="paragraph">
+              <wp:posOffset>68580</wp:posOffset>
+            </wp:positionV>
+            <wp:extent cx="3705742" cy="1867161"/>
+            <wp:effectExtent l="0" t="0" r="0" b="0"/>
+            <wp:wrapSquare wrapText="bothSides"/>
+            <wp:docPr id="20" name="Picture 20"/>
+            <wp:cNvGraphicFramePr>
+              <a:graphicFrameLocks xmlns:a="http://schemas.openxmlformats.org/drawingml/2006/main" noChangeAspect="1"/>
+            </wp:cNvGraphicFramePr>
+            <a:graphic xmlns:a="http://schemas.openxmlformats.org/drawingml/2006/main">
+              <a:graphicData uri="http://schemas.openxmlformats.org/drawingml/2006/picture">
+                <pic:pic xmlns:pic="http://schemas.openxmlformats.org/drawingml/2006/picture">
+                  <pic:nvPicPr>
+                    <pic:cNvPr id="1" name=""/>
+                    <pic:cNvPicPr/>
+                  </pic:nvPicPr>
+                  <pic:blipFill>
+                    <a:blip r:embed="rId32">
+                      <a:extLst>
+                        <a:ext uri="{28A0092B-C50C-407E-A947-70E740481C1C}">
+                          <a14:useLocalDpi xmlns:a14="http://schemas.microsoft.com/office/drawing/2010/main" val="0"/>
+                        </a:ext>
+                      </a:extLst>
+                    </a:blip>
+                    <a:stretch>
+                      <a:fillRect/>
+                    </a:stretch>
+                  </pic:blipFill>
+                  <pic:spPr>
+                    <a:xfrm>
+                      <a:off x="0" y="0"/>
+                      <a:ext cx="3705742" cy="1867161"/>
+                    </a:xfrm>
+                    <a:prstGeom prst="rect">
+                      <a:avLst/>
+                    </a:prstGeom>
+                  </pic:spPr>
+                </pic:pic>
+              </a:graphicData>
+            </a:graphic>
+          </wp:anchor>
+        </w:drawing>
+      </w:r>
+    </w:p>
+    <w:p>
+      <w:pPr>
+        <w:rPr>
+          <w:lang w:val="en-GB"/>
+        </w:rPr>
+      </w:pPr>
+    </w:p>
+    <w:p>
+      <w:pPr>
+        <w:rPr>
+          <w:lang w:val="en-GB"/>
+        </w:rPr>
+      </w:pPr>
+    </w:p>
+    <w:p>
+      <w:pPr>
+        <w:rPr>
+          <w:lang w:val="en-GB"/>
+        </w:rPr>
+      </w:pPr>
+    </w:p>
+    <w:p>
+      <w:pPr>
+        <w:rPr>
+          <w:lang w:val="en-GB"/>
+        </w:rPr>
+      </w:pPr>
+    </w:p>
+    <w:p>
+      <w:pPr>
+        <w:rPr>
+          <w:lang w:val="en-GB"/>
+        </w:rPr>
+      </w:pPr>
+    </w:p>
+    <w:p>
+      <w:pPr>
+        <w:rPr>
+          <w:lang w:val="en-GB"/>
+        </w:rPr>
+      </w:pPr>
+    </w:p>
+    <w:p>
+      <w:pPr>
+        <w:rPr>
+          <w:lang w:val="en-GB"/>
+        </w:rPr>
+      </w:pPr>
+    </w:p>
+    <w:p>
+      <w:pPr>
+        <w:rPr>
+          <w:lang w:val="en-GB"/>
+        </w:rPr>
+      </w:pPr>
+    </w:p>
+    <w:p>
+      <w:pPr>
+        <w:ind w:firstLine="0"/>
+        <w:rPr>
+          <w:lang w:val="en-GB"/>
+        </w:rPr>
+      </w:pPr>
+    </w:p>
+    <w:p>
+      <w:pPr>
+        <w:tabs>
+          <w:tab w:val="left" w:pos="2100"/>
+        </w:tabs>
+        <w:jc w:val="center"/>
+        <w:rPr>
+          <w:lang w:val="en-GB"/>
+        </w:rPr>
+      </w:pPr>
+      <w:r>
+        <w:rPr>
+          <w:lang w:val="en-GB"/>
+        </w:rPr>
+        <w:t>Figure 5.1.1.</w:t>
+      </w:r>
+      <w:r>
+        <w:rPr>
+          <w:lang w:val="en-GB"/>
+        </w:rPr>
+        <w:t>5</w:t>
+      </w:r>
+      <w:r>
+        <w:rPr>
+          <w:lang w:val="en-GB"/>
+        </w:rPr>
+        <w:t>- Showcase of Crouching Mechanic (Source: screenshot)</w:t>
+      </w:r>
+    </w:p>
+    <w:p>
+      <w:pPr>
+        <w:ind w:firstLine="0"/>
+        <w:rPr>
+          <w:lang w:val="en-GB"/>
+        </w:rPr>
+      </w:pPr>
+    </w:p>
+    <w:p>
+      <w:pPr>
+        <w:ind w:firstLine="0"/>
+        <w:rPr>
+          <w:lang w:val="en-GB"/>
+        </w:rPr>
+      </w:pPr>
+      <w:r>
+        <w:rPr>
+          <w:lang w:val="en-GB"/>
+        </w:rPr>
+        <w:tab/>
+        <w:t>As stated for the Wind Form Dashing, I am making use of the animator controller, thus not only the dash uses it, but the run, crouching and grounded checker are using in order to ensure smooth transitions. The way the animator is controlled ca</w:t>
+      </w:r>
+      <w:r>
+        <w:rPr>
+          <w:lang w:val="en-GB"/>
+        </w:rPr>
+        <w:t>n</w:t>
+      </w:r>
+      <w:r>
+        <w:rPr>
+          <w:lang w:val="en-GB"/>
+        </w:rPr>
+        <w:t xml:space="preserve"> be seen through Figure 5.1.1.4 and Figure 5.1.1.5.</w:t>
+      </w:r>
+      <w:r>
+        <w:rPr>
+          <w:lang w:val="en-GB"/>
+        </w:rPr>
+        <w:t xml:space="preserve"> In a similar manner running is handled, using </w:t>
+      </w:r>
+      <w:proofErr w:type="spellStart"/>
+      <w:proofErr w:type="gramStart"/>
+      <w:r>
+        <w:rPr>
+          <w:lang w:val="en-GB"/>
+        </w:rPr>
+        <w:t>animator.SetBool</w:t>
+      </w:r>
+      <w:proofErr w:type="spellEnd"/>
+      <w:proofErr w:type="gramEnd"/>
+      <w:r>
+        <w:rPr>
+          <w:lang w:val="en-GB"/>
+        </w:rPr>
+        <w:t xml:space="preserve"> and making sure the player is grounded while running, through the grounded Boolean.</w:t>
+      </w:r>
+    </w:p>
+    <w:p>
+      <w:pPr>
+        <w:ind w:firstLine="0"/>
+        <w:rPr>
+          <w:lang w:val="en-GB"/>
+        </w:rPr>
+      </w:pPr>
+      <w:r>
+        <w:rPr>
+          <w:lang w:val="en-GB"/>
+        </w:rPr>
+        <w:tab/>
+      </w:r>
+    </w:p>
+    <w:p>
+      <w:pPr>
+        <w:ind w:firstLine="0"/>
+        <w:rPr>
+          <w:lang w:val="en-GB"/>
+        </w:rPr>
+      </w:pPr>
+    </w:p>
+    <w:p>
+      <w:pPr>
+        <w:ind w:firstLine="0"/>
+        <w:rPr>
+          <w:lang w:val="en-GB"/>
+        </w:rPr>
+      </w:pPr>
+      <w:r>
+        <w:rPr>
+          <w:lang w:val="en-GB"/>
+        </w:rPr>
+        <w:lastRenderedPageBreak/>
+        <w:drawing>
+          <wp:anchor distT="0" distB="0" distL="114300" distR="114300" simplePos="0" relativeHeight="251678720" behindDoc="0" locked="0" layoutInCell="1" allowOverlap="1" wp14:anchorId="2C01714D" wp14:editId="6921D25E">
+            <wp:simplePos x="0" y="0"/>
+            <wp:positionH relativeFrom="column">
+              <wp:posOffset>1013460</wp:posOffset>
+            </wp:positionH>
+            <wp:positionV relativeFrom="paragraph">
+              <wp:posOffset>10795</wp:posOffset>
+            </wp:positionV>
+            <wp:extent cx="3724795" cy="1305107"/>
+            <wp:effectExtent l="0" t="0" r="9525" b="9525"/>
+            <wp:wrapSquare wrapText="bothSides"/>
+            <wp:docPr id="24" name="Picture 24"/>
+            <wp:cNvGraphicFramePr>
+              <a:graphicFrameLocks xmlns:a="http://schemas.openxmlformats.org/drawingml/2006/main" noChangeAspect="1"/>
+            </wp:cNvGraphicFramePr>
+            <a:graphic xmlns:a="http://schemas.openxmlformats.org/drawingml/2006/main">
+              <a:graphicData uri="http://schemas.openxmlformats.org/drawingml/2006/picture">
+                <pic:pic xmlns:pic="http://schemas.openxmlformats.org/drawingml/2006/picture">
+                  <pic:nvPicPr>
+                    <pic:cNvPr id="1" name=""/>
+                    <pic:cNvPicPr/>
+                  </pic:nvPicPr>
+                  <pic:blipFill>
+                    <a:blip r:embed="rId33">
+                      <a:extLst>
+                        <a:ext uri="{28A0092B-C50C-407E-A947-70E740481C1C}">
+                          <a14:useLocalDpi xmlns:a14="http://schemas.microsoft.com/office/drawing/2010/main" val="0"/>
+                        </a:ext>
+                      </a:extLst>
+                    </a:blip>
+                    <a:stretch>
+                      <a:fillRect/>
+                    </a:stretch>
+                  </pic:blipFill>
+                  <pic:spPr>
+                    <a:xfrm>
+                      <a:off x="0" y="0"/>
+                      <a:ext cx="3724795" cy="1305107"/>
+                    </a:xfrm>
+                    <a:prstGeom prst="rect">
+                      <a:avLst/>
+                    </a:prstGeom>
+                  </pic:spPr>
+                </pic:pic>
+              </a:graphicData>
+            </a:graphic>
+          </wp:anchor>
+        </w:drawing>
+      </w:r>
+    </w:p>
+    <w:p>
+      <w:pPr>
+        <w:rPr>
+          <w:lang w:val="en-GB"/>
+        </w:rPr>
+      </w:pPr>
+    </w:p>
+    <w:p>
+      <w:pPr>
+        <w:rPr>
+          <w:lang w:val="en-GB"/>
+        </w:rPr>
+      </w:pPr>
+    </w:p>
+    <w:p>
+      <w:pPr>
+        <w:rPr>
+          <w:lang w:val="en-GB"/>
+        </w:rPr>
+      </w:pPr>
+    </w:p>
+    <w:p>
+      <w:pPr>
+        <w:rPr>
+          <w:lang w:val="en-GB"/>
+        </w:rPr>
+      </w:pPr>
+    </w:p>
+    <w:p>
+      <w:pPr>
+        <w:rPr>
+          <w:lang w:val="en-GB"/>
+        </w:rPr>
+      </w:pPr>
+    </w:p>
+    <w:p>
+      <w:pPr>
+        <w:rPr>
+          <w:lang w:val="en-GB"/>
+        </w:rPr>
+      </w:pPr>
+    </w:p>
+    <w:p>
+      <w:pPr>
+        <w:tabs>
+          <w:tab w:val="left" w:pos="2505"/>
+        </w:tabs>
+        <w:ind w:firstLine="0"/>
+        <w:jc w:val="center"/>
+        <w:rPr>
+          <w:lang w:val="en-GB"/>
+        </w:rPr>
+      </w:pPr>
+      <w:r>
+        <w:rPr>
+          <w:lang w:val="en-GB"/>
+        </w:rPr>
+        <w:t>Figure 5.1.1.6- Showcase of Animator for Running</w:t>
+      </w:r>
+      <w:r>
+        <w:rPr>
+          <w:lang w:val="en-GB"/>
+        </w:rPr>
         <w:t xml:space="preserve"> </w:t>
       </w:r>
       <w:r>
         <w:rPr>
           <w:lang w:val="en-GB"/>
         </w:rPr>
-        <w:t>Code Implementation Analysis</w:t>
-      </w:r>
+        <w:t>(Source: screenshot)</w:t>
+      </w:r>
+    </w:p>
+    <w:p>
+      <w:pPr>
+        <w:tabs>
+          <w:tab w:val="left" w:pos="2505"/>
+        </w:tabs>
+        <w:ind w:firstLine="0"/>
+        <w:rPr>
+          <w:lang w:val="en-GB"/>
+        </w:rPr>
+      </w:pPr>
+    </w:p>
+    <w:p>
+      <w:pPr>
+        <w:tabs>
+          <w:tab w:val="left" w:pos="2505"/>
+        </w:tabs>
+        <w:ind w:firstLine="0"/>
+        <w:rPr>
+          <w:lang w:val="en-GB"/>
+        </w:rPr>
+      </w:pPr>
+      <w:r>
+        <w:rPr>
+          <w:lang w:val="en-GB"/>
+        </w:rPr>
+        <w:t xml:space="preserve">            Collision Management for Wind Form Dash is done using collision ignoring logic thus dynamically allowing passing through specific tagged objects such as enemies, traps, boxes and the boss. When Wind Form ends, all ignored collisions are restored and null references are cleaned up to avoid memory issues from any destroyed objects.</w:t>
+      </w:r>
+    </w:p>
+    <w:p>
+      <w:pPr>
+        <w:tabs>
+          <w:tab w:val="left" w:pos="2505"/>
+        </w:tabs>
+        <w:ind w:firstLine="0"/>
+        <w:rPr>
+          <w:lang w:val="en-GB"/>
+        </w:rPr>
+      </w:pPr>
+      <w:r>
+        <w:rPr>
+          <w:lang w:val="en-GB"/>
+        </w:rPr>
+        <w:drawing>
+          <wp:anchor distT="0" distB="0" distL="114300" distR="114300" simplePos="0" relativeHeight="251679744" behindDoc="0" locked="0" layoutInCell="1" allowOverlap="1" wp14:anchorId="75BCC65E" wp14:editId="487D45D8">
+            <wp:simplePos x="0" y="0"/>
+            <wp:positionH relativeFrom="column">
+              <wp:posOffset>622300</wp:posOffset>
+            </wp:positionH>
+            <wp:positionV relativeFrom="paragraph">
+              <wp:posOffset>57785</wp:posOffset>
+            </wp:positionV>
+            <wp:extent cx="5362575" cy="4461510"/>
+            <wp:effectExtent l="0" t="0" r="9525" b="0"/>
+            <wp:wrapSquare wrapText="bothSides"/>
+            <wp:docPr id="25" name="Picture 25"/>
+            <wp:cNvGraphicFramePr>
+              <a:graphicFrameLocks xmlns:a="http://schemas.openxmlformats.org/drawingml/2006/main" noChangeAspect="1"/>
+            </wp:cNvGraphicFramePr>
+            <a:graphic xmlns:a="http://schemas.openxmlformats.org/drawingml/2006/main">
+              <a:graphicData uri="http://schemas.openxmlformats.org/drawingml/2006/picture">
+                <pic:pic xmlns:pic="http://schemas.openxmlformats.org/drawingml/2006/picture">
+                  <pic:nvPicPr>
+                    <pic:cNvPr id="1" name=""/>
+                    <pic:cNvPicPr/>
+                  </pic:nvPicPr>
+                  <pic:blipFill>
+                    <a:blip r:embed="rId34">
+                      <a:extLst>
+                        <a:ext uri="{28A0092B-C50C-407E-A947-70E740481C1C}">
+                          <a14:useLocalDpi xmlns:a14="http://schemas.microsoft.com/office/drawing/2010/main" val="0"/>
+                        </a:ext>
+                      </a:extLst>
+                    </a:blip>
+                    <a:stretch>
+                      <a:fillRect/>
+                    </a:stretch>
+                  </pic:blipFill>
+                  <pic:spPr>
+                    <a:xfrm>
+                      <a:off x="0" y="0"/>
+                      <a:ext cx="5362575" cy="4461510"/>
+                    </a:xfrm>
+                    <a:prstGeom prst="rect">
+                      <a:avLst/>
+                    </a:prstGeom>
+                  </pic:spPr>
+                </pic:pic>
+              </a:graphicData>
+            </a:graphic>
+            <wp14:sizeRelH relativeFrom="margin">
+              <wp14:pctWidth>0</wp14:pctWidth>
+            </wp14:sizeRelH>
+            <wp14:sizeRelV relativeFrom="margin">
+              <wp14:pctHeight>0</wp14:pctHeight>
+            </wp14:sizeRelV>
+          </wp:anchor>
+        </w:drawing>
+      </w:r>
+    </w:p>
+    <w:p>
+      <w:pPr>
+        <w:tabs>
+          <w:tab w:val="left" w:pos="2505"/>
+        </w:tabs>
+        <w:ind w:firstLine="0"/>
+        <w:rPr>
+          <w:lang w:val="en-GB"/>
+        </w:rPr>
+      </w:pPr>
+    </w:p>
+    <w:p>
+      <w:pPr>
+        <w:tabs>
+          <w:tab w:val="left" w:pos="1275"/>
+        </w:tabs>
+        <w:ind w:firstLine="0"/>
+        <w:rPr>
+          <w:lang w:val="en-GB"/>
+        </w:rPr>
+      </w:pPr>
+    </w:p>
+    <w:p>
+      <w:pPr>
+        <w:jc w:val="center"/>
+        <w:rPr>
+          <w:lang w:val="en-GB"/>
+        </w:rPr>
+      </w:pPr>
+      <w:r>
+        <w:rPr>
+          <w:lang w:val="en-GB"/>
+        </w:rPr>
+        <w:t>Figure 5.1.1.7- Showcase of how collisions are handled (Source: screenshot)</w:t>
+      </w:r>
+    </w:p>
+    <w:p>
+      <w:pPr>
+        <w:rPr>
+          <w:lang w:val="en-GB"/>
+        </w:rPr>
+      </w:pPr>
+    </w:p>
+    <w:p>
+      <w:pPr>
+        <w:rPr>
+          <w:lang w:val="en-GB"/>
+        </w:rPr>
+      </w:pPr>
+    </w:p>
+    <w:p>
+      <w:pPr>
+        <w:rPr>
+          <w:lang w:val="en-GB"/>
+        </w:rPr>
+      </w:pPr>
+    </w:p>
+    <w:p>
+      <w:pPr>
+        <w:rPr>
+          <w:lang w:val="en-GB"/>
+        </w:rPr>
+      </w:pPr>
+    </w:p>
+    <w:p>
+      <w:pPr>
+        <w:rPr>
+          <w:lang w:val="en-GB"/>
+        </w:rPr>
+      </w:pPr>
+    </w:p>
+    <w:p>
+      <w:pPr>
+        <w:rPr>
+          <w:lang w:val="en-GB"/>
+        </w:rPr>
+      </w:pPr>
+    </w:p>
+    <w:p>
+      <w:pPr>
+        <w:rPr>
+          <w:lang w:val="en-GB"/>
+        </w:rPr>
+      </w:pPr>
+    </w:p>
+    <w:p>
+      <w:pPr>
+        <w:rPr>
+          <w:lang w:val="en-GB"/>
+        </w:rPr>
+      </w:pPr>
+    </w:p>
+    <w:p>
+      <w:pPr>
+        <w:rPr>
+          <w:lang w:val="en-GB"/>
+        </w:rPr>
+      </w:pPr>
+    </w:p>
+    <w:p>
+      <w:pPr>
+        <w:rPr>
+          <w:lang w:val="en-GB"/>
+        </w:rPr>
+      </w:pPr>
+    </w:p>
+    <w:p>
+      <w:pPr>
+        <w:rPr>
+          <w:lang w:val="en-GB"/>
+        </w:rPr>
+      </w:pPr>
+    </w:p>
+    <w:p>
+      <w:pPr>
+        <w:rPr>
+          <w:lang w:val="en-GB"/>
+        </w:rPr>
+      </w:pPr>
+    </w:p>
+    <w:p>
+      <w:pPr>
+        <w:rPr>
+          <w:lang w:val="en-GB"/>
+        </w:rPr>
+      </w:pPr>
+    </w:p>
+    <w:p>
+      <w:pPr>
+        <w:rPr>
+          <w:lang w:val="en-GB"/>
+        </w:rPr>
+      </w:pPr>
+    </w:p>
+    <w:p>
+      <w:pPr>
+        <w:rPr>
+          <w:lang w:val="en-GB"/>
+        </w:rPr>
+      </w:pPr>
+    </w:p>
+    <w:p>
+      <w:pPr>
+        <w:rPr>
+          <w:lang w:val="en-GB"/>
+        </w:rPr>
+      </w:pPr>
     </w:p>
     <w:p>
       <w:pPr>
@@ -6243,9 +9982,9 @@
       </w:pPr>
     </w:p>
     <w:sectPr>
-      <w:headerReference w:type="default" r:id="rId27"/>
-      <w:footerReference w:type="default" r:id="rId28"/>
-      <w:headerReference w:type="first" r:id="rId29"/>
+      <w:headerReference w:type="default" r:id="rId35"/>
+      <w:footerReference w:type="default" r:id="rId36"/>
+      <w:headerReference w:type="first" r:id="rId37"/>
       <w:pgSz w:w="11907" w:h="16840" w:code="9"/>
       <w:pgMar w:top="709" w:right="1134" w:bottom="1134" w:left="1134" w:header="709" w:footer="709" w:gutter="0"/>
       <w:pgNumType w:start="1"/>

--- a/DocumentationBachelor/Bachelor_Documentation_Eduard_Iorga.docx
+++ b/DocumentationBachelor/Bachelor_Documentation_Eduard_Iorga.docx
@@ -8622,23 +8622,18 @@
         <w:rPr>
           <w:lang w:val="en-GB"/>
         </w:rPr>
-        <w:t>5.1</w:t>
-      </w:r>
-      <w:r>
-        <w:rPr>
-          <w:lang w:val="en-GB"/>
-        </w:rPr>
-        <w:t>.1 Player Movement</w:t>
-      </w:r>
-    </w:p>
-    <w:p>
-      <w:pPr>
-        <w:rPr>
-          <w:lang w:val="en-GB"/>
-        </w:rPr>
-      </w:pPr>
-      <w:r>
-        <w:rPr>
+        <w:t>5.1.1 Player Movement</w:t>
+      </w:r>
+    </w:p>
+    <w:p>
+      <w:pPr>
+        <w:rPr>
+          <w:lang w:val="en-GB"/>
+        </w:rPr>
+      </w:pPr>
+      <w:r>
+        <w:rPr>
+          <w:noProof/>
           <w:lang w:val="en-GB"/>
         </w:rPr>
         <w:drawing>
@@ -8759,6 +8754,7 @@
       </w:pPr>
       <w:r>
         <w:rPr>
+          <w:noProof/>
           <w:lang w:val="en-GB"/>
         </w:rPr>
         <w:drawing>
@@ -8849,11 +8845,6 @@
           <w:lang w:val="en-GB"/>
         </w:rPr>
         <w:tab/>
-      </w:r>
-      <w:r>
-        <w:rPr>
-          <w:lang w:val="en-GB"/>
-        </w:rPr>
         <w:t>Figure 5.1.1.1- Showcase of jump mechanic (Source: screenshot)</w:t>
       </w:r>
     </w:p>
@@ -8866,6 +8857,7 @@
       </w:pPr>
       <w:r>
         <w:rPr>
+          <w:noProof/>
           <w:lang w:val="en-GB"/>
         </w:rPr>
         <w:lastRenderedPageBreak/>
@@ -8968,6 +8960,7 @@
       </w:pPr>
       <w:r>
         <w:rPr>
+          <w:noProof/>
           <w:lang w:val="en-GB"/>
         </w:rPr>
         <w:drawing>
@@ -9138,6 +9131,7 @@
       </w:pPr>
       <w:r>
         <w:rPr>
+          <w:noProof/>
           <w:lang w:val="en-GB"/>
         </w:rPr>
         <w:lastRenderedPageBreak/>
@@ -9367,6 +9361,7 @@
       </w:pPr>
       <w:r>
         <w:rPr>
+          <w:noProof/>
           <w:lang w:val="en-GB"/>
         </w:rPr>
         <w:drawing>
@@ -9601,6 +9596,7 @@
       </w:pPr>
       <w:r>
         <w:rPr>
+          <w:noProof/>
           <w:lang w:val="en-GB"/>
         </w:rPr>
         <w:lastRenderedPageBreak/>
@@ -9767,6 +9763,7 @@
       </w:pPr>
       <w:r>
         <w:rPr>
+          <w:noProof/>
           <w:lang w:val="en-GB"/>
         </w:rPr>
         <w:drawing>
@@ -9920,6 +9917,3442 @@
     </w:p>
     <w:p>
       <w:pPr>
+        <w:pStyle w:val="Heading2"/>
+        <w:numPr>
+          <w:ilvl w:val="0"/>
+          <w:numId w:val="0"/>
+        </w:numPr>
+        <w:rPr>
+          <w:lang w:val="en-GB"/>
+        </w:rPr>
+      </w:pPr>
+      <w:r>
+        <w:rPr>
+          <w:lang w:val="en-GB"/>
+        </w:rPr>
+        <w:t>5.1.</w:t>
+      </w:r>
+      <w:r>
+        <w:rPr>
+          <w:lang w:val="en-GB"/>
+        </w:rPr>
+        <w:t>2</w:t>
+      </w:r>
+      <w:r>
+        <w:rPr>
+          <w:lang w:val="en-GB"/>
+        </w:rPr>
+        <w:t xml:space="preserve"> Player Attack</w:t>
+      </w:r>
+    </w:p>
+    <w:p>
+      <w:pPr>
+        <w:rPr>
+          <w:lang w:val="en-GB"/>
+        </w:rPr>
+      </w:pPr>
+    </w:p>
+    <w:p>
+      <w:pPr>
+        <w:rPr>
+          <w:lang w:val="en-GB"/>
+        </w:rPr>
+      </w:pPr>
+      <w:r>
+        <w:rPr>
+          <w:lang w:val="en-GB"/>
+        </w:rPr>
+        <w:t xml:space="preserve">The </w:t>
+      </w:r>
+      <w:proofErr w:type="spellStart"/>
+      <w:r>
+        <w:rPr>
+          <w:lang w:val="en-GB"/>
+        </w:rPr>
+        <w:t>PlayerAttack</w:t>
+      </w:r>
+      <w:proofErr w:type="spellEnd"/>
+      <w:r>
+        <w:rPr>
+          <w:lang w:val="en-GB"/>
+        </w:rPr>
+        <w:t xml:space="preserve"> script handles all player combat logic, that includes attack cooldowns, fireball spawning, animation triggering and modification of the player attack that come from different items. </w:t>
+      </w:r>
+    </w:p>
+    <w:p>
+      <w:pPr>
+        <w:rPr>
+          <w:lang w:val="en-GB"/>
+        </w:rPr>
+      </w:pPr>
+      <w:r>
+        <w:rPr>
+          <w:noProof/>
+          <w:lang w:val="en-GB"/>
+        </w:rPr>
+        <w:drawing>
+          <wp:anchor distT="0" distB="0" distL="114300" distR="114300" simplePos="0" relativeHeight="251680768" behindDoc="0" locked="0" layoutInCell="1" allowOverlap="1" wp14:anchorId="54672808" wp14:editId="3A097211">
+            <wp:simplePos x="0" y="0"/>
+            <wp:positionH relativeFrom="margin">
+              <wp:align>left</wp:align>
+            </wp:positionH>
+            <wp:positionV relativeFrom="paragraph">
+              <wp:posOffset>1125855</wp:posOffset>
+            </wp:positionV>
+            <wp:extent cx="6120765" cy="1057910"/>
+            <wp:effectExtent l="0" t="0" r="0" b="8890"/>
+            <wp:wrapSquare wrapText="bothSides"/>
+            <wp:docPr id="21" name="Picture 21"/>
+            <wp:cNvGraphicFramePr>
+              <a:graphicFrameLocks xmlns:a="http://schemas.openxmlformats.org/drawingml/2006/main" noChangeAspect="1"/>
+            </wp:cNvGraphicFramePr>
+            <a:graphic xmlns:a="http://schemas.openxmlformats.org/drawingml/2006/main">
+              <a:graphicData uri="http://schemas.openxmlformats.org/drawingml/2006/picture">
+                <pic:pic xmlns:pic="http://schemas.openxmlformats.org/drawingml/2006/picture">
+                  <pic:nvPicPr>
+                    <pic:cNvPr id="1" name=""/>
+                    <pic:cNvPicPr/>
+                  </pic:nvPicPr>
+                  <pic:blipFill>
+                    <a:blip r:embed="rId35">
+                      <a:extLst>
+                        <a:ext uri="{28A0092B-C50C-407E-A947-70E740481C1C}">
+                          <a14:useLocalDpi xmlns:a14="http://schemas.microsoft.com/office/drawing/2010/main" val="0"/>
+                        </a:ext>
+                      </a:extLst>
+                    </a:blip>
+                    <a:stretch>
+                      <a:fillRect/>
+                    </a:stretch>
+                  </pic:blipFill>
+                  <pic:spPr>
+                    <a:xfrm>
+                      <a:off x="0" y="0"/>
+                      <a:ext cx="6120765" cy="1057910"/>
+                    </a:xfrm>
+                    <a:prstGeom prst="rect">
+                      <a:avLst/>
+                    </a:prstGeom>
+                  </pic:spPr>
+                </pic:pic>
+              </a:graphicData>
+            </a:graphic>
+          </wp:anchor>
+        </w:drawing>
+      </w:r>
+      <w:r>
+        <w:rPr>
+          <w:lang w:val="en-GB"/>
+        </w:rPr>
+        <w:t xml:space="preserve">The attack is triggered by the player pressing the left mouse click, namely </w:t>
+      </w:r>
+      <w:proofErr w:type="spellStart"/>
+      <w:r>
+        <w:rPr>
+          <w:lang w:val="en-GB"/>
+        </w:rPr>
+        <w:t>Input.GetMouseButton</w:t>
+      </w:r>
+      <w:proofErr w:type="spellEnd"/>
+      <w:r>
+        <w:rPr>
+          <w:lang w:val="en-GB"/>
+        </w:rPr>
+        <w:t xml:space="preserve">(0) as Unity interprets it. The attack is followed by a </w:t>
+      </w:r>
+      <w:proofErr w:type="spellStart"/>
+      <w:r>
+        <w:rPr>
+          <w:lang w:val="en-GB"/>
+        </w:rPr>
+        <w:t>cooldownTimer</w:t>
+      </w:r>
+      <w:proofErr w:type="spellEnd"/>
+      <w:r>
+        <w:rPr>
+          <w:lang w:val="en-GB"/>
+        </w:rPr>
+        <w:t xml:space="preserve"> variable that prevents spamming and can have a lower value if a certain item is picked up. Attacking is allowed only if the cooldown has passed and the player is grounded, the latter being checked in the method </w:t>
+      </w:r>
+      <w:proofErr w:type="spellStart"/>
+      <w:proofErr w:type="gramStart"/>
+      <w:r>
+        <w:rPr>
+          <w:lang w:val="en-GB"/>
+        </w:rPr>
+        <w:t>canAttack</w:t>
+      </w:r>
+      <w:proofErr w:type="spellEnd"/>
+      <w:r>
+        <w:rPr>
+          <w:lang w:val="en-GB"/>
+        </w:rPr>
+        <w:t>(</w:t>
+      </w:r>
+      <w:proofErr w:type="gramEnd"/>
+      <w:r>
+        <w:rPr>
+          <w:lang w:val="en-GB"/>
+        </w:rPr>
+        <w:t xml:space="preserve">) from the </w:t>
+      </w:r>
+      <w:proofErr w:type="spellStart"/>
+      <w:r>
+        <w:rPr>
+          <w:lang w:val="en-GB"/>
+        </w:rPr>
+        <w:t>PlayerMovement</w:t>
+      </w:r>
+      <w:proofErr w:type="spellEnd"/>
+      <w:r>
+        <w:rPr>
+          <w:lang w:val="en-GB"/>
+        </w:rPr>
+        <w:t xml:space="preserve"> script</w:t>
+      </w:r>
+      <w:r>
+        <w:rPr>
+          <w:lang w:val="en-GB"/>
+        </w:rPr>
+        <w:t>.</w:t>
+      </w:r>
+    </w:p>
+    <w:p>
+      <w:pPr>
+        <w:ind w:firstLine="0"/>
+        <w:jc w:val="center"/>
+        <w:rPr>
+          <w:lang w:val="en-GB"/>
+        </w:rPr>
+      </w:pPr>
+      <w:r>
+        <w:rPr>
+          <w:lang w:val="en-GB"/>
+        </w:rPr>
+        <w:t>Figure 5.1.2.1- Showcase of Attacking logic (Source: Screenshot)</w:t>
+      </w:r>
+    </w:p>
+    <w:p>
+      <w:pPr>
+        <w:ind w:firstLine="0"/>
+        <w:rPr>
+          <w:lang w:val="en-GB"/>
+        </w:rPr>
+      </w:pPr>
+    </w:p>
+    <w:p>
+      <w:pPr>
+        <w:ind w:firstLine="0"/>
+        <w:rPr>
+          <w:lang w:val="en-GB"/>
+        </w:rPr>
+      </w:pPr>
+      <w:r>
+        <w:rPr>
+          <w:lang w:val="en-GB"/>
+        </w:rPr>
+        <w:tab/>
+        <w:t>In the event that the player is in Wind Form Dash, there is a checker in the Attack script that ensures Wind Form remains a non-combat and traversal only ability, by disabling the attack as long as the player is in that shape. There can be two types of attacks, crouch attack and normal attack. The crouch attack is triggered by holding L-CTRL button and pressing L-Click.</w:t>
+      </w:r>
+    </w:p>
+    <w:p>
+      <w:pPr>
+        <w:ind w:firstLine="0"/>
+        <w:rPr>
+          <w:lang w:val="en-GB"/>
+        </w:rPr>
+      </w:pPr>
+      <w:r>
+        <w:rPr>
+          <w:noProof/>
+          <w:lang w:val="en-GB"/>
+        </w:rPr>
+        <w:drawing>
+          <wp:anchor distT="0" distB="0" distL="114300" distR="114300" simplePos="0" relativeHeight="251681792" behindDoc="0" locked="0" layoutInCell="1" allowOverlap="1" wp14:anchorId="6E09AF28" wp14:editId="63BCCFB0">
+            <wp:simplePos x="0" y="0"/>
+            <wp:positionH relativeFrom="column">
+              <wp:posOffset>832485</wp:posOffset>
+            </wp:positionH>
+            <wp:positionV relativeFrom="paragraph">
+              <wp:posOffset>8255</wp:posOffset>
+            </wp:positionV>
+            <wp:extent cx="4819650" cy="2533650"/>
+            <wp:effectExtent l="0" t="0" r="0" b="0"/>
+            <wp:wrapSquare wrapText="bothSides"/>
+            <wp:docPr id="27" name="Picture 27"/>
+            <wp:cNvGraphicFramePr>
+              <a:graphicFrameLocks xmlns:a="http://schemas.openxmlformats.org/drawingml/2006/main" noChangeAspect="1"/>
+            </wp:cNvGraphicFramePr>
+            <a:graphic xmlns:a="http://schemas.openxmlformats.org/drawingml/2006/main">
+              <a:graphicData uri="http://schemas.openxmlformats.org/drawingml/2006/picture">
+                <pic:pic xmlns:pic="http://schemas.openxmlformats.org/drawingml/2006/picture">
+                  <pic:nvPicPr>
+                    <pic:cNvPr id="1" name=""/>
+                    <pic:cNvPicPr/>
+                  </pic:nvPicPr>
+                  <pic:blipFill>
+                    <a:blip r:embed="rId36">
+                      <a:extLst>
+                        <a:ext uri="{28A0092B-C50C-407E-A947-70E740481C1C}">
+                          <a14:useLocalDpi xmlns:a14="http://schemas.microsoft.com/office/drawing/2010/main" val="0"/>
+                        </a:ext>
+                      </a:extLst>
+                    </a:blip>
+                    <a:stretch>
+                      <a:fillRect/>
+                    </a:stretch>
+                  </pic:blipFill>
+                  <pic:spPr>
+                    <a:xfrm>
+                      <a:off x="0" y="0"/>
+                      <a:ext cx="4819650" cy="2533650"/>
+                    </a:xfrm>
+                    <a:prstGeom prst="rect">
+                      <a:avLst/>
+                    </a:prstGeom>
+                  </pic:spPr>
+                </pic:pic>
+              </a:graphicData>
+            </a:graphic>
+            <wp14:sizeRelH relativeFrom="margin">
+              <wp14:pctWidth>0</wp14:pctWidth>
+            </wp14:sizeRelH>
+            <wp14:sizeRelV relativeFrom="margin">
+              <wp14:pctHeight>0</wp14:pctHeight>
+            </wp14:sizeRelV>
+          </wp:anchor>
+        </w:drawing>
+      </w:r>
+    </w:p>
+    <w:p>
+      <w:pPr>
+        <w:rPr>
+          <w:lang w:val="en-GB"/>
+        </w:rPr>
+      </w:pPr>
+    </w:p>
+    <w:p>
+      <w:pPr>
+        <w:rPr>
+          <w:lang w:val="en-GB"/>
+        </w:rPr>
+      </w:pPr>
+    </w:p>
+    <w:p>
+      <w:pPr>
+        <w:rPr>
+          <w:lang w:val="en-GB"/>
+        </w:rPr>
+      </w:pPr>
+    </w:p>
+    <w:p>
+      <w:pPr>
+        <w:rPr>
+          <w:lang w:val="en-GB"/>
+        </w:rPr>
+      </w:pPr>
+    </w:p>
+    <w:p>
+      <w:pPr>
+        <w:rPr>
+          <w:lang w:val="en-GB"/>
+        </w:rPr>
+      </w:pPr>
+    </w:p>
+    <w:p>
+      <w:pPr>
+        <w:rPr>
+          <w:lang w:val="en-GB"/>
+        </w:rPr>
+      </w:pPr>
+    </w:p>
+    <w:p>
+      <w:pPr>
+        <w:rPr>
+          <w:lang w:val="en-GB"/>
+        </w:rPr>
+      </w:pPr>
+    </w:p>
+    <w:p>
+      <w:pPr>
+        <w:rPr>
+          <w:lang w:val="en-GB"/>
+        </w:rPr>
+      </w:pPr>
+    </w:p>
+    <w:p>
+      <w:pPr>
+        <w:rPr>
+          <w:lang w:val="en-GB"/>
+        </w:rPr>
+      </w:pPr>
+    </w:p>
+    <w:p>
+      <w:pPr>
+        <w:rPr>
+          <w:lang w:val="en-GB"/>
+        </w:rPr>
+      </w:pPr>
+    </w:p>
+    <w:p>
+      <w:pPr>
+        <w:rPr>
+          <w:lang w:val="en-GB"/>
+        </w:rPr>
+      </w:pPr>
+    </w:p>
+    <w:p>
+      <w:pPr>
+        <w:rPr>
+          <w:lang w:val="en-GB"/>
+        </w:rPr>
+      </w:pPr>
+    </w:p>
+    <w:p>
+      <w:pPr>
+        <w:tabs>
+          <w:tab w:val="left" w:pos="2430"/>
+        </w:tabs>
+        <w:jc w:val="center"/>
+        <w:rPr>
+          <w:lang w:val="en-GB"/>
+        </w:rPr>
+      </w:pPr>
+      <w:r>
+        <w:rPr>
+          <w:lang w:val="en-GB"/>
+        </w:rPr>
+        <w:t>Figure 5.1.2.2- Showcase of handling logic for attacks (Source: Screenshot)</w:t>
+      </w:r>
+    </w:p>
+    <w:p>
+      <w:pPr>
+        <w:tabs>
+          <w:tab w:val="left" w:pos="2430"/>
+        </w:tabs>
+        <w:rPr>
+          <w:lang w:val="en-GB"/>
+        </w:rPr>
+      </w:pPr>
+    </w:p>
+    <w:p>
+      <w:pPr>
+        <w:tabs>
+          <w:tab w:val="left" w:pos="2430"/>
+        </w:tabs>
+        <w:rPr>
+          <w:lang w:val="en-GB"/>
+        </w:rPr>
+      </w:pPr>
+      <w:r>
+        <w:rPr>
+          <w:lang w:val="en-GB"/>
+        </w:rPr>
+        <w:t xml:space="preserve">Projectiles, namely the fireballs are stored in an array and reused via object pooling to optimize performance and ensure smooth gameplay. The method </w:t>
+      </w:r>
+      <w:proofErr w:type="spellStart"/>
+      <w:proofErr w:type="gramStart"/>
+      <w:r>
+        <w:rPr>
+          <w:lang w:val="en-GB"/>
+        </w:rPr>
+        <w:t>findFireball</w:t>
+      </w:r>
+      <w:proofErr w:type="spellEnd"/>
+      <w:r>
+        <w:rPr>
+          <w:lang w:val="en-GB"/>
+        </w:rPr>
+        <w:t>(</w:t>
+      </w:r>
+      <w:proofErr w:type="gramEnd"/>
+      <w:r>
+        <w:rPr>
+          <w:lang w:val="en-GB"/>
+        </w:rPr>
+        <w:t>) returns the index of the next active fireball</w:t>
+      </w:r>
+      <w:r>
+        <w:rPr>
+          <w:lang w:val="en-GB"/>
+        </w:rPr>
+        <w:t xml:space="preserve">, while the projectile is repositioned to the </w:t>
+      </w:r>
+      <w:proofErr w:type="spellStart"/>
+      <w:r>
+        <w:rPr>
+          <w:lang w:val="en-GB"/>
+        </w:rPr>
+        <w:t>firePoint</w:t>
+      </w:r>
+      <w:proofErr w:type="spellEnd"/>
+      <w:r>
+        <w:rPr>
+          <w:lang w:val="en-GB"/>
+        </w:rPr>
+        <w:t xml:space="preserve"> object and activated with the specific direction.</w:t>
+      </w:r>
+      <w:r>
+        <w:rPr>
+          <w:lang w:val="en-GB"/>
+        </w:rPr>
+        <w:t xml:space="preserve"> If the player picks up the </w:t>
+      </w:r>
+      <w:proofErr w:type="spellStart"/>
+      <w:r>
+        <w:rPr>
+          <w:lang w:val="en-GB"/>
+        </w:rPr>
+        <w:t>ShotgunShot</w:t>
+      </w:r>
+      <w:proofErr w:type="spellEnd"/>
+      <w:r>
+        <w:rPr>
+          <w:lang w:val="en-GB"/>
+        </w:rPr>
+        <w:t xml:space="preserve"> item, then </w:t>
+      </w:r>
+      <w:r>
+        <w:rPr>
+          <w:lang w:val="en-GB"/>
+        </w:rPr>
+        <w:lastRenderedPageBreak/>
+        <w:t xml:space="preserve">the </w:t>
+      </w:r>
+      <w:proofErr w:type="spellStart"/>
+      <w:r>
+        <w:rPr>
+          <w:lang w:val="en-GB"/>
+        </w:rPr>
+        <w:t>canShotgunShot</w:t>
+      </w:r>
+      <w:proofErr w:type="spellEnd"/>
+      <w:r>
+        <w:rPr>
+          <w:lang w:val="en-GB"/>
+        </w:rPr>
+        <w:t xml:space="preserve"> flag is enabled in </w:t>
+      </w:r>
+      <w:proofErr w:type="spellStart"/>
+      <w:r>
+        <w:rPr>
+          <w:lang w:val="en-GB"/>
+        </w:rPr>
+        <w:t>PlayerAbility</w:t>
+      </w:r>
+      <w:proofErr w:type="spellEnd"/>
+      <w:r>
+        <w:rPr>
+          <w:lang w:val="en-GB"/>
+        </w:rPr>
+        <w:t xml:space="preserve"> and the attack becomes a spread shot, more precisely the player fires three projectiles at slightly different angles, thus when hitting an enemy together they deal three damage. This mechanic is useful for high damage bursts </w:t>
+      </w:r>
+      <w:r>
+        <w:rPr>
+          <w:noProof/>
+          <w:lang w:val="en-GB"/>
+        </w:rPr>
+        <w:drawing>
+          <wp:anchor distT="0" distB="0" distL="114300" distR="114300" simplePos="0" relativeHeight="251682816" behindDoc="0" locked="0" layoutInCell="1" allowOverlap="1" wp14:anchorId="7145C593" wp14:editId="29A29AAE">
+            <wp:simplePos x="0" y="0"/>
+            <wp:positionH relativeFrom="column">
+              <wp:posOffset>184785</wp:posOffset>
+            </wp:positionH>
+            <wp:positionV relativeFrom="paragraph">
+              <wp:posOffset>887095</wp:posOffset>
+            </wp:positionV>
+            <wp:extent cx="6120765" cy="4201795"/>
+            <wp:effectExtent l="0" t="0" r="0" b="8255"/>
+            <wp:wrapSquare wrapText="bothSides"/>
+            <wp:docPr id="28" name="Picture 28"/>
+            <wp:cNvGraphicFramePr>
+              <a:graphicFrameLocks xmlns:a="http://schemas.openxmlformats.org/drawingml/2006/main" noChangeAspect="1"/>
+            </wp:cNvGraphicFramePr>
+            <a:graphic xmlns:a="http://schemas.openxmlformats.org/drawingml/2006/main">
+              <a:graphicData uri="http://schemas.openxmlformats.org/drawingml/2006/picture">
+                <pic:pic xmlns:pic="http://schemas.openxmlformats.org/drawingml/2006/picture">
+                  <pic:nvPicPr>
+                    <pic:cNvPr id="1" name=""/>
+                    <pic:cNvPicPr/>
+                  </pic:nvPicPr>
+                  <pic:blipFill>
+                    <a:blip r:embed="rId37">
+                      <a:extLst>
+                        <a:ext uri="{28A0092B-C50C-407E-A947-70E740481C1C}">
+                          <a14:useLocalDpi xmlns:a14="http://schemas.microsoft.com/office/drawing/2010/main" val="0"/>
+                        </a:ext>
+                      </a:extLst>
+                    </a:blip>
+                    <a:stretch>
+                      <a:fillRect/>
+                    </a:stretch>
+                  </pic:blipFill>
+                  <pic:spPr>
+                    <a:xfrm>
+                      <a:off x="0" y="0"/>
+                      <a:ext cx="6120765" cy="4201795"/>
+                    </a:xfrm>
+                    <a:prstGeom prst="rect">
+                      <a:avLst/>
+                    </a:prstGeom>
+                  </pic:spPr>
+                </pic:pic>
+              </a:graphicData>
+            </a:graphic>
+          </wp:anchor>
+        </w:drawing>
+      </w:r>
+      <w:r>
+        <w:rPr>
+          <w:lang w:val="en-GB"/>
+        </w:rPr>
+        <w:t>and escaping combat faster.</w:t>
+      </w:r>
+    </w:p>
+    <w:p>
+      <w:pPr>
+        <w:tabs>
+          <w:tab w:val="left" w:pos="2430"/>
+        </w:tabs>
+        <w:jc w:val="center"/>
+        <w:rPr>
+          <w:lang w:val="en-GB"/>
+        </w:rPr>
+      </w:pPr>
+      <w:r>
+        <w:rPr>
+          <w:lang w:val="en-GB"/>
+        </w:rPr>
+        <w:t xml:space="preserve">Figure 5.1.2.3- Showcase of using the fireball and </w:t>
+      </w:r>
+      <w:proofErr w:type="spellStart"/>
+      <w:r>
+        <w:rPr>
+          <w:lang w:val="en-GB"/>
+        </w:rPr>
+        <w:t>ShotgunShot</w:t>
+      </w:r>
+      <w:proofErr w:type="spellEnd"/>
+      <w:r>
+        <w:rPr>
+          <w:lang w:val="en-GB"/>
+        </w:rPr>
+        <w:t xml:space="preserve"> mechanic (Source: Screenshot)</w:t>
+      </w:r>
+    </w:p>
+    <w:p>
+      <w:pPr>
+        <w:tabs>
+          <w:tab w:val="left" w:pos="2430"/>
+        </w:tabs>
+        <w:rPr>
+          <w:lang w:val="en-GB"/>
+        </w:rPr>
+      </w:pPr>
+    </w:p>
+    <w:p>
+      <w:pPr>
+        <w:tabs>
+          <w:tab w:val="left" w:pos="2430"/>
+        </w:tabs>
+        <w:rPr>
+          <w:lang w:val="en-GB"/>
+        </w:rPr>
+      </w:pPr>
+      <w:r>
+        <w:rPr>
+          <w:lang w:val="en-GB"/>
+        </w:rPr>
+        <w:t xml:space="preserve">The Projectile script controls the movement, collision and visual effects of the player’s ranged attacks. It is integrated within the </w:t>
+      </w:r>
+      <w:proofErr w:type="spellStart"/>
+      <w:r>
+        <w:rPr>
+          <w:lang w:val="en-GB"/>
+        </w:rPr>
+        <w:t>PlayerAttack</w:t>
+      </w:r>
+      <w:proofErr w:type="spellEnd"/>
+      <w:r>
+        <w:rPr>
+          <w:lang w:val="en-GB"/>
+        </w:rPr>
+        <w:t xml:space="preserve"> script and as previously mentioned above and shown in Figure 5.1.2.3, it makes use of object pooling.</w:t>
+      </w:r>
+      <w:r>
+        <w:rPr>
+          <w:lang w:val="en-GB"/>
+        </w:rPr>
+        <w:t xml:space="preserve"> In this script, several aspects of the fireball projectile are handles, such as the speed of the projectile, damage, ensuring the correct direction for the projectile, as well as handling collisions and triggering animations. </w:t>
+      </w:r>
+      <w:r>
+        <w:rPr>
+          <w:lang w:val="en-GB"/>
+        </w:rPr>
+        <w:t xml:space="preserve">The script also includes a </w:t>
+      </w:r>
+      <w:proofErr w:type="gramStart"/>
+      <w:r>
+        <w:rPr>
+          <w:lang w:val="en-GB"/>
+        </w:rPr>
+        <w:t>Deactivate</w:t>
+      </w:r>
+      <w:r>
+        <w:rPr>
+          <w:lang w:val="en-GB"/>
+        </w:rPr>
+        <w:t>(</w:t>
+      </w:r>
+      <w:proofErr w:type="gramEnd"/>
+      <w:r>
+        <w:rPr>
+          <w:lang w:val="en-GB"/>
+        </w:rPr>
+        <w:t>)</w:t>
+      </w:r>
+      <w:r>
+        <w:rPr>
+          <w:lang w:val="en-GB"/>
+        </w:rPr>
+        <w:t xml:space="preserve"> method that when a fireball’s collider hits another specific tag’s collider, it deactivates upon explosion, ensuring optimization.</w:t>
+      </w:r>
+      <w:r>
+        <w:rPr>
+          <w:lang w:val="en-GB"/>
+        </w:rPr>
+        <w:t xml:space="preserve"> Direction of the fireball is set through </w:t>
+      </w:r>
+      <w:proofErr w:type="spellStart"/>
+      <w:proofErr w:type="gramStart"/>
+      <w:r>
+        <w:rPr>
+          <w:lang w:val="en-GB"/>
+        </w:rPr>
+        <w:t>setDirection</w:t>
+      </w:r>
+      <w:proofErr w:type="spellEnd"/>
+      <w:r>
+        <w:rPr>
+          <w:lang w:val="en-GB"/>
+        </w:rPr>
+        <w:t>(</w:t>
+      </w:r>
+      <w:proofErr w:type="gramEnd"/>
+      <w:r>
+        <w:rPr>
+          <w:lang w:val="en-GB"/>
+        </w:rPr>
+        <w:t xml:space="preserve">) method. In this method, the direction is normalized for consistent speed regardless of the angle from where the projectile shoots, while also flipping the sprite based on direction to match facing. There are several targets that the fireball can damage, them being Boss, Enemy and Box, for the former dealing five damage since the Boss has bigger health than the rest of characters. Each normal enemy takes one damage and the boxes simply deactivate upon collision, their purpose being to hide items, be obstacles or depending on usage help the player traverse </w:t>
+      </w:r>
+      <w:r>
+        <w:rPr>
+          <w:lang w:val="en-GB"/>
+        </w:rPr>
+        <w:lastRenderedPageBreak/>
+        <w:t xml:space="preserve">the rooms. After five seconds upon activation, the projectile is deactivated </w:t>
+      </w:r>
+      <w:r>
+        <w:rPr>
+          <w:lang w:val="en-GB"/>
+        </w:rPr>
+        <w:t xml:space="preserve">through the </w:t>
+      </w:r>
+      <w:proofErr w:type="gramStart"/>
+      <w:r>
+        <w:rPr>
+          <w:lang w:val="en-GB"/>
+        </w:rPr>
+        <w:t>Deactivate(</w:t>
+      </w:r>
+      <w:proofErr w:type="gramEnd"/>
+      <w:r>
+        <w:rPr>
+          <w:lang w:val="en-GB"/>
+        </w:rPr>
+        <w:t>) method.</w:t>
+      </w:r>
+    </w:p>
+    <w:p>
+      <w:pPr>
+        <w:tabs>
+          <w:tab w:val="left" w:pos="2430"/>
+        </w:tabs>
+        <w:ind w:firstLine="0"/>
+        <w:rPr>
+          <w:lang w:val="en-GB"/>
+        </w:rPr>
+      </w:pPr>
+      <w:r>
+        <w:rPr>
+          <w:noProof/>
+          <w:lang w:val="en-GB"/>
+        </w:rPr>
+        <w:drawing>
+          <wp:anchor distT="0" distB="0" distL="114300" distR="114300" simplePos="0" relativeHeight="251683840" behindDoc="0" locked="0" layoutInCell="1" allowOverlap="1" wp14:anchorId="3228672F" wp14:editId="3F8C1EF9">
+            <wp:simplePos x="0" y="0"/>
+            <wp:positionH relativeFrom="column">
+              <wp:posOffset>822960</wp:posOffset>
+            </wp:positionH>
+            <wp:positionV relativeFrom="paragraph">
+              <wp:posOffset>55880</wp:posOffset>
+            </wp:positionV>
+            <wp:extent cx="5096586" cy="5229955"/>
+            <wp:effectExtent l="0" t="0" r="8890" b="8890"/>
+            <wp:wrapSquare wrapText="bothSides"/>
+            <wp:docPr id="32" name="Picture 32"/>
+            <wp:cNvGraphicFramePr>
+              <a:graphicFrameLocks xmlns:a="http://schemas.openxmlformats.org/drawingml/2006/main" noChangeAspect="1"/>
+            </wp:cNvGraphicFramePr>
+            <a:graphic xmlns:a="http://schemas.openxmlformats.org/drawingml/2006/main">
+              <a:graphicData uri="http://schemas.openxmlformats.org/drawingml/2006/picture">
+                <pic:pic xmlns:pic="http://schemas.openxmlformats.org/drawingml/2006/picture">
+                  <pic:nvPicPr>
+                    <pic:cNvPr id="1" name=""/>
+                    <pic:cNvPicPr/>
+                  </pic:nvPicPr>
+                  <pic:blipFill>
+                    <a:blip r:embed="rId38">
+                      <a:extLst>
+                        <a:ext uri="{28A0092B-C50C-407E-A947-70E740481C1C}">
+                          <a14:useLocalDpi xmlns:a14="http://schemas.microsoft.com/office/drawing/2010/main" val="0"/>
+                        </a:ext>
+                      </a:extLst>
+                    </a:blip>
+                    <a:stretch>
+                      <a:fillRect/>
+                    </a:stretch>
+                  </pic:blipFill>
+                  <pic:spPr>
+                    <a:xfrm>
+                      <a:off x="0" y="0"/>
+                      <a:ext cx="5096586" cy="5229955"/>
+                    </a:xfrm>
+                    <a:prstGeom prst="rect">
+                      <a:avLst/>
+                    </a:prstGeom>
+                  </pic:spPr>
+                </pic:pic>
+              </a:graphicData>
+            </a:graphic>
+          </wp:anchor>
+        </w:drawing>
+      </w:r>
+    </w:p>
+    <w:p>
+      <w:pPr>
+        <w:tabs>
+          <w:tab w:val="left" w:pos="2430"/>
+        </w:tabs>
+        <w:jc w:val="center"/>
+        <w:rPr>
+          <w:lang w:val="en-GB"/>
+        </w:rPr>
+      </w:pPr>
+      <w:r>
+        <w:rPr>
+          <w:noProof/>
+          <w:lang w:val="en-GB"/>
+        </w:rPr>
+        <w:drawing>
+          <wp:anchor distT="0" distB="0" distL="114300" distR="114300" simplePos="0" relativeHeight="251684864" behindDoc="0" locked="0" layoutInCell="1" allowOverlap="1" wp14:anchorId="05CC190E" wp14:editId="408A107B">
+            <wp:simplePos x="0" y="0"/>
+            <wp:positionH relativeFrom="column">
+              <wp:posOffset>232410</wp:posOffset>
+            </wp:positionH>
+            <wp:positionV relativeFrom="paragraph">
+              <wp:posOffset>5559425</wp:posOffset>
+            </wp:positionV>
+            <wp:extent cx="6120765" cy="2113280"/>
+            <wp:effectExtent l="0" t="0" r="0" b="1270"/>
+            <wp:wrapSquare wrapText="bothSides"/>
+            <wp:docPr id="33" name="Picture 33"/>
+            <wp:cNvGraphicFramePr>
+              <a:graphicFrameLocks xmlns:a="http://schemas.openxmlformats.org/drawingml/2006/main" noChangeAspect="1"/>
+            </wp:cNvGraphicFramePr>
+            <a:graphic xmlns:a="http://schemas.openxmlformats.org/drawingml/2006/main">
+              <a:graphicData uri="http://schemas.openxmlformats.org/drawingml/2006/picture">
+                <pic:pic xmlns:pic="http://schemas.openxmlformats.org/drawingml/2006/picture">
+                  <pic:nvPicPr>
+                    <pic:cNvPr id="1" name=""/>
+                    <pic:cNvPicPr/>
+                  </pic:nvPicPr>
+                  <pic:blipFill>
+                    <a:blip r:embed="rId39">
+                      <a:extLst>
+                        <a:ext uri="{28A0092B-C50C-407E-A947-70E740481C1C}">
+                          <a14:useLocalDpi xmlns:a14="http://schemas.microsoft.com/office/drawing/2010/main" val="0"/>
+                        </a:ext>
+                      </a:extLst>
+                    </a:blip>
+                    <a:stretch>
+                      <a:fillRect/>
+                    </a:stretch>
+                  </pic:blipFill>
+                  <pic:spPr>
+                    <a:xfrm>
+                      <a:off x="0" y="0"/>
+                      <a:ext cx="6120765" cy="2113280"/>
+                    </a:xfrm>
+                    <a:prstGeom prst="rect">
+                      <a:avLst/>
+                    </a:prstGeom>
+                  </pic:spPr>
+                </pic:pic>
+              </a:graphicData>
+            </a:graphic>
+          </wp:anchor>
+        </w:drawing>
+      </w:r>
+      <w:r>
+        <w:rPr>
+          <w:lang w:val="en-GB"/>
+        </w:rPr>
+        <w:t>Figure 5.1.2.4- Showcase of Projectile logic and collision handling (Source: Screenshot)</w:t>
+      </w:r>
+    </w:p>
+    <w:p>
+      <w:pPr>
+        <w:tabs>
+          <w:tab w:val="left" w:pos="2430"/>
+        </w:tabs>
+        <w:ind w:firstLine="0"/>
+        <w:jc w:val="center"/>
+        <w:rPr>
+          <w:lang w:val="en-GB"/>
+        </w:rPr>
+      </w:pPr>
+      <w:r>
+        <w:rPr>
+          <w:lang w:val="en-GB"/>
+        </w:rPr>
+        <w:t>Figure 5.1.2.5- Showcase of how the direction is set (Source: Screenshot)</w:t>
+      </w:r>
+    </w:p>
+    <w:p>
+      <w:pPr>
+        <w:tabs>
+          <w:tab w:val="left" w:pos="2430"/>
+        </w:tabs>
+        <w:rPr>
+          <w:lang w:val="en-GB"/>
+        </w:rPr>
+      </w:pPr>
+    </w:p>
+    <w:p>
+      <w:pPr>
+        <w:pStyle w:val="Heading2"/>
+        <w:numPr>
+          <w:ilvl w:val="0"/>
+          <w:numId w:val="0"/>
+        </w:numPr>
+        <w:rPr>
+          <w:lang w:val="en-GB"/>
+        </w:rPr>
+      </w:pPr>
+      <w:r>
+        <w:rPr>
+          <w:lang w:val="en-GB"/>
+        </w:rPr>
+        <w:lastRenderedPageBreak/>
+        <w:t xml:space="preserve">5.1.3 </w:t>
+      </w:r>
+      <w:r>
+        <w:rPr>
+          <w:lang w:val="en-GB"/>
+        </w:rPr>
+        <w:t>Enemy Patrol</w:t>
+      </w:r>
+    </w:p>
+    <w:p>
+      <w:pPr>
+        <w:rPr>
+          <w:lang w:val="en-GB"/>
+        </w:rPr>
+      </w:pPr>
+    </w:p>
+    <w:p>
+      <w:pPr>
+        <w:ind w:firstLine="0"/>
+        <w:rPr>
+          <w:lang w:val="en-GB"/>
+        </w:rPr>
+      </w:pPr>
+      <w:r>
+        <w:rPr>
+          <w:lang w:val="en-GB"/>
+        </w:rPr>
+        <w:tab/>
+        <w:t>The Enemy Patrol script controls the movement of enemies</w:t>
+      </w:r>
+      <w:r>
+        <w:rPr>
+          <w:lang w:val="en-GB"/>
+        </w:rPr>
+        <w:t xml:space="preserve">, making them patrol from two points, namely </w:t>
+      </w:r>
+      <w:proofErr w:type="spellStart"/>
+      <w:r>
+        <w:rPr>
+          <w:lang w:val="en-GB"/>
+        </w:rPr>
+        <w:t>leftEdge</w:t>
+      </w:r>
+      <w:proofErr w:type="spellEnd"/>
+      <w:r>
+        <w:rPr>
+          <w:lang w:val="en-GB"/>
+        </w:rPr>
+        <w:t xml:space="preserve"> and </w:t>
+      </w:r>
+      <w:proofErr w:type="spellStart"/>
+      <w:r>
+        <w:rPr>
+          <w:lang w:val="en-GB"/>
+        </w:rPr>
+        <w:t>rightEdge</w:t>
+      </w:r>
+      <w:proofErr w:type="spellEnd"/>
+      <w:r>
+        <w:rPr>
+          <w:lang w:val="en-GB"/>
+        </w:rPr>
+        <w:t xml:space="preserve">. Once the enemy reaches one of the edges, the </w:t>
+      </w:r>
+      <w:proofErr w:type="spellStart"/>
+      <w:proofErr w:type="gramStart"/>
+      <w:r>
+        <w:rPr>
+          <w:lang w:val="en-GB"/>
+        </w:rPr>
+        <w:t>ChangeDirection</w:t>
+      </w:r>
+      <w:proofErr w:type="spellEnd"/>
+      <w:r>
+        <w:rPr>
+          <w:lang w:val="en-GB"/>
+        </w:rPr>
+        <w:t>(</w:t>
+      </w:r>
+      <w:proofErr w:type="gramEnd"/>
+      <w:r>
+        <w:rPr>
+          <w:lang w:val="en-GB"/>
+        </w:rPr>
+        <w:t xml:space="preserve">) method is called where the </w:t>
+      </w:r>
+      <w:proofErr w:type="spellStart"/>
+      <w:r>
+        <w:rPr>
+          <w:lang w:val="en-GB"/>
+        </w:rPr>
+        <w:t>idleTimeCounter</w:t>
+      </w:r>
+      <w:proofErr w:type="spellEnd"/>
+      <w:r>
+        <w:rPr>
+          <w:lang w:val="en-GB"/>
+        </w:rPr>
+        <w:t xml:space="preserve"> starts. Once the counter value becomes bigger than the value given to </w:t>
+      </w:r>
+      <w:proofErr w:type="spellStart"/>
+      <w:r>
+        <w:rPr>
+          <w:lang w:val="en-GB"/>
+        </w:rPr>
+        <w:t>idleTime</w:t>
+      </w:r>
+      <w:proofErr w:type="spellEnd"/>
+      <w:r>
+        <w:rPr>
+          <w:lang w:val="en-GB"/>
+        </w:rPr>
+        <w:t>, the enemy changes the facing direction and resumes patrol until reaching the opposing edge</w:t>
+      </w:r>
+      <w:r>
+        <w:rPr>
+          <w:lang w:val="en-GB"/>
+        </w:rPr>
+        <w:t xml:space="preserve"> through </w:t>
+      </w:r>
+      <w:proofErr w:type="spellStart"/>
+      <w:proofErr w:type="gramStart"/>
+      <w:r>
+        <w:rPr>
+          <w:lang w:val="en-GB"/>
+        </w:rPr>
+        <w:t>MoveInDirection</w:t>
+      </w:r>
+      <w:proofErr w:type="spellEnd"/>
+      <w:r>
+        <w:rPr>
+          <w:lang w:val="en-GB"/>
+        </w:rPr>
+        <w:t>(</w:t>
+      </w:r>
+      <w:proofErr w:type="gramEnd"/>
+      <w:r>
+        <w:rPr>
+          <w:lang w:val="en-GB"/>
+        </w:rPr>
+        <w:t>) method as showcased in Figure 5.1.3.2</w:t>
+      </w:r>
+      <w:r>
+        <w:rPr>
+          <w:lang w:val="en-GB"/>
+        </w:rPr>
+        <w:t>.</w:t>
+      </w:r>
+    </w:p>
+    <w:p>
+      <w:pPr>
+        <w:ind w:firstLine="0"/>
+        <w:rPr>
+          <w:lang w:val="en-GB"/>
+        </w:rPr>
+      </w:pPr>
+      <w:r>
+        <w:rPr>
+          <w:noProof/>
+          <w:lang w:val="en-GB"/>
+        </w:rPr>
+        <w:drawing>
+          <wp:anchor distT="0" distB="0" distL="114300" distR="114300" simplePos="0" relativeHeight="251685888" behindDoc="0" locked="0" layoutInCell="1" allowOverlap="1" wp14:anchorId="2504DAF3" wp14:editId="61F0D0AD">
+            <wp:simplePos x="0" y="0"/>
+            <wp:positionH relativeFrom="margin">
+              <wp:align>center</wp:align>
+            </wp:positionH>
+            <wp:positionV relativeFrom="paragraph">
+              <wp:posOffset>76835</wp:posOffset>
+            </wp:positionV>
+            <wp:extent cx="4753638" cy="4277322"/>
+            <wp:effectExtent l="0" t="0" r="8890" b="9525"/>
+            <wp:wrapSquare wrapText="bothSides"/>
+            <wp:docPr id="35" name="Picture 35"/>
+            <wp:cNvGraphicFramePr>
+              <a:graphicFrameLocks xmlns:a="http://schemas.openxmlformats.org/drawingml/2006/main" noChangeAspect="1"/>
+            </wp:cNvGraphicFramePr>
+            <a:graphic xmlns:a="http://schemas.openxmlformats.org/drawingml/2006/main">
+              <a:graphicData uri="http://schemas.openxmlformats.org/drawingml/2006/picture">
+                <pic:pic xmlns:pic="http://schemas.openxmlformats.org/drawingml/2006/picture">
+                  <pic:nvPicPr>
+                    <pic:cNvPr id="1" name=""/>
+                    <pic:cNvPicPr/>
+                  </pic:nvPicPr>
+                  <pic:blipFill>
+                    <a:blip r:embed="rId40">
+                      <a:extLst>
+                        <a:ext uri="{28A0092B-C50C-407E-A947-70E740481C1C}">
+                          <a14:useLocalDpi xmlns:a14="http://schemas.microsoft.com/office/drawing/2010/main" val="0"/>
+                        </a:ext>
+                      </a:extLst>
+                    </a:blip>
+                    <a:stretch>
+                      <a:fillRect/>
+                    </a:stretch>
+                  </pic:blipFill>
+                  <pic:spPr>
+                    <a:xfrm>
+                      <a:off x="0" y="0"/>
+                      <a:ext cx="4753638" cy="4277322"/>
+                    </a:xfrm>
+                    <a:prstGeom prst="rect">
+                      <a:avLst/>
+                    </a:prstGeom>
+                  </pic:spPr>
+                </pic:pic>
+              </a:graphicData>
+            </a:graphic>
+          </wp:anchor>
+        </w:drawing>
+      </w:r>
+    </w:p>
+    <w:p>
+      <w:pPr>
+        <w:rPr>
+          <w:lang w:val="en-GB"/>
+        </w:rPr>
+      </w:pPr>
+    </w:p>
+    <w:p>
+      <w:pPr>
+        <w:rPr>
+          <w:lang w:val="en-GB"/>
+        </w:rPr>
+      </w:pPr>
+    </w:p>
+    <w:p>
+      <w:pPr>
+        <w:rPr>
+          <w:lang w:val="en-GB"/>
+        </w:rPr>
+      </w:pPr>
+    </w:p>
+    <w:p>
+      <w:pPr>
+        <w:rPr>
+          <w:lang w:val="en-GB"/>
+        </w:rPr>
+      </w:pPr>
+    </w:p>
+    <w:p>
+      <w:pPr>
+        <w:rPr>
+          <w:lang w:val="en-GB"/>
+        </w:rPr>
+      </w:pPr>
+    </w:p>
+    <w:p>
+      <w:pPr>
+        <w:rPr>
+          <w:lang w:val="en-GB"/>
+        </w:rPr>
+      </w:pPr>
+    </w:p>
+    <w:p>
+      <w:pPr>
+        <w:rPr>
+          <w:lang w:val="en-GB"/>
+        </w:rPr>
+      </w:pPr>
+    </w:p>
+    <w:p>
+      <w:pPr>
+        <w:rPr>
+          <w:lang w:val="en-GB"/>
+        </w:rPr>
+      </w:pPr>
+    </w:p>
+    <w:p>
+      <w:pPr>
+        <w:rPr>
+          <w:lang w:val="en-GB"/>
+        </w:rPr>
+      </w:pPr>
+    </w:p>
+    <w:p>
+      <w:pPr>
+        <w:rPr>
+          <w:lang w:val="en-GB"/>
+        </w:rPr>
+      </w:pPr>
+    </w:p>
+    <w:p>
+      <w:pPr>
+        <w:rPr>
+          <w:lang w:val="en-GB"/>
+        </w:rPr>
+      </w:pPr>
+    </w:p>
+    <w:p>
+      <w:pPr>
+        <w:rPr>
+          <w:lang w:val="en-GB"/>
+        </w:rPr>
+      </w:pPr>
+    </w:p>
+    <w:p>
+      <w:pPr>
+        <w:rPr>
+          <w:lang w:val="en-GB"/>
+        </w:rPr>
+      </w:pPr>
+    </w:p>
+    <w:p>
+      <w:pPr>
+        <w:rPr>
+          <w:lang w:val="en-GB"/>
+        </w:rPr>
+      </w:pPr>
+    </w:p>
+    <w:p>
+      <w:pPr>
+        <w:rPr>
+          <w:lang w:val="en-GB"/>
+        </w:rPr>
+      </w:pPr>
+    </w:p>
+    <w:p>
+      <w:pPr>
+        <w:rPr>
+          <w:lang w:val="en-GB"/>
+        </w:rPr>
+      </w:pPr>
+    </w:p>
+    <w:p>
+      <w:pPr>
+        <w:rPr>
+          <w:lang w:val="en-GB"/>
+        </w:rPr>
+      </w:pPr>
+    </w:p>
+    <w:p>
+      <w:pPr>
+        <w:rPr>
+          <w:lang w:val="en-GB"/>
+        </w:rPr>
+      </w:pPr>
+    </w:p>
+    <w:p>
+      <w:pPr>
+        <w:rPr>
+          <w:lang w:val="en-GB"/>
+        </w:rPr>
+      </w:pPr>
+    </w:p>
+    <w:p>
+      <w:pPr>
+        <w:rPr>
+          <w:lang w:val="en-GB"/>
+        </w:rPr>
+      </w:pPr>
+    </w:p>
+    <w:p>
+      <w:pPr>
+        <w:tabs>
+          <w:tab w:val="left" w:pos="2460"/>
+        </w:tabs>
+        <w:ind w:firstLine="0"/>
+        <w:rPr>
+          <w:lang w:val="en-GB"/>
+        </w:rPr>
+      </w:pPr>
+    </w:p>
+    <w:p>
+      <w:pPr>
+        <w:tabs>
+          <w:tab w:val="left" w:pos="2460"/>
+        </w:tabs>
+        <w:ind w:firstLine="0"/>
+        <w:jc w:val="center"/>
+        <w:rPr>
+          <w:lang w:val="en-GB"/>
+        </w:rPr>
+      </w:pPr>
+      <w:r>
+        <w:rPr>
+          <w:noProof/>
+          <w:lang w:val="en-GB"/>
+        </w:rPr>
+        <w:drawing>
+          <wp:anchor distT="0" distB="0" distL="114300" distR="114300" simplePos="0" relativeHeight="251686912" behindDoc="0" locked="0" layoutInCell="1" allowOverlap="1" wp14:anchorId="2ADC83B1" wp14:editId="7F6147FF">
+            <wp:simplePos x="0" y="0"/>
+            <wp:positionH relativeFrom="column">
+              <wp:posOffset>70485</wp:posOffset>
+            </wp:positionH>
+            <wp:positionV relativeFrom="paragraph">
+              <wp:posOffset>347980</wp:posOffset>
+            </wp:positionV>
+            <wp:extent cx="6120765" cy="2057400"/>
+            <wp:effectExtent l="0" t="0" r="0" b="0"/>
+            <wp:wrapSquare wrapText="bothSides"/>
+            <wp:docPr id="36" name="Picture 36"/>
+            <wp:cNvGraphicFramePr>
+              <a:graphicFrameLocks xmlns:a="http://schemas.openxmlformats.org/drawingml/2006/main" noChangeAspect="1"/>
+            </wp:cNvGraphicFramePr>
+            <a:graphic xmlns:a="http://schemas.openxmlformats.org/drawingml/2006/main">
+              <a:graphicData uri="http://schemas.openxmlformats.org/drawingml/2006/picture">
+                <pic:pic xmlns:pic="http://schemas.openxmlformats.org/drawingml/2006/picture">
+                  <pic:nvPicPr>
+                    <pic:cNvPr id="1" name=""/>
+                    <pic:cNvPicPr/>
+                  </pic:nvPicPr>
+                  <pic:blipFill>
+                    <a:blip r:embed="rId41">
+                      <a:extLst>
+                        <a:ext uri="{28A0092B-C50C-407E-A947-70E740481C1C}">
+                          <a14:useLocalDpi xmlns:a14="http://schemas.microsoft.com/office/drawing/2010/main" val="0"/>
+                        </a:ext>
+                      </a:extLst>
+                    </a:blip>
+                    <a:stretch>
+                      <a:fillRect/>
+                    </a:stretch>
+                  </pic:blipFill>
+                  <pic:spPr>
+                    <a:xfrm>
+                      <a:off x="0" y="0"/>
+                      <a:ext cx="6120765" cy="2057400"/>
+                    </a:xfrm>
+                    <a:prstGeom prst="rect">
+                      <a:avLst/>
+                    </a:prstGeom>
+                  </pic:spPr>
+                </pic:pic>
+              </a:graphicData>
+            </a:graphic>
+            <wp14:sizeRelV relativeFrom="margin">
+              <wp14:pctHeight>0</wp14:pctHeight>
+            </wp14:sizeRelV>
+          </wp:anchor>
+        </w:drawing>
+      </w:r>
+      <w:r>
+        <w:rPr>
+          <w:lang w:val="en-GB"/>
+        </w:rPr>
+        <w:t>Figure 5.1.3.1- Showcase of patrolling logic (Source: Screenshot)</w:t>
+      </w:r>
+    </w:p>
+    <w:p>
+      <w:pPr>
+        <w:jc w:val="center"/>
+        <w:rPr>
+          <w:lang w:val="en-GB"/>
+        </w:rPr>
+      </w:pPr>
+      <w:r>
+        <w:rPr>
+          <w:lang w:val="en-GB"/>
+        </w:rPr>
+        <w:t xml:space="preserve">Figure 5.1.3.2- Showcase of </w:t>
+      </w:r>
+      <w:r>
+        <w:rPr>
+          <w:lang w:val="en-GB"/>
+        </w:rPr>
+        <w:t>changing direction (Source: Screenshot)</w:t>
+      </w:r>
+    </w:p>
+    <w:p>
+      <w:pPr>
+        <w:pStyle w:val="Heading2"/>
+        <w:numPr>
+          <w:ilvl w:val="0"/>
+          <w:numId w:val="0"/>
+        </w:numPr>
+        <w:rPr>
+          <w:lang w:val="en-GB"/>
+        </w:rPr>
+      </w:pPr>
+      <w:r>
+        <w:rPr>
+          <w:lang w:val="en-GB"/>
+        </w:rPr>
+        <w:lastRenderedPageBreak/>
+        <w:t>5.1.4 Boss Enemy</w:t>
+      </w:r>
+    </w:p>
+    <w:p>
+      <w:pPr>
+        <w:ind w:firstLine="0"/>
+        <w:rPr>
+          <w:lang w:val="en-GB"/>
+        </w:rPr>
+      </w:pPr>
+    </w:p>
+    <w:p>
+      <w:pPr>
+        <w:ind w:firstLine="0"/>
+        <w:rPr>
+          <w:lang w:val="en-GB"/>
+        </w:rPr>
+      </w:pPr>
+      <w:r>
+        <w:rPr>
+          <w:lang w:val="en-GB"/>
+        </w:rPr>
+        <w:drawing>
+          <wp:anchor distT="0" distB="0" distL="114300" distR="114300" simplePos="0" relativeHeight="251687936" behindDoc="0" locked="0" layoutInCell="1" allowOverlap="1" wp14:anchorId="39F1AE36" wp14:editId="7B2F28A8">
+            <wp:simplePos x="0" y="0"/>
+            <wp:positionH relativeFrom="margin">
+              <wp:align>center</wp:align>
+            </wp:positionH>
+            <wp:positionV relativeFrom="paragraph">
+              <wp:posOffset>1722755</wp:posOffset>
+            </wp:positionV>
+            <wp:extent cx="5772785" cy="5162550"/>
+            <wp:effectExtent l="0" t="0" r="0" b="0"/>
+            <wp:wrapSquare wrapText="bothSides"/>
+            <wp:docPr id="26" name="Picture 26"/>
+            <wp:cNvGraphicFramePr>
+              <a:graphicFrameLocks xmlns:a="http://schemas.openxmlformats.org/drawingml/2006/main" noChangeAspect="1"/>
+            </wp:cNvGraphicFramePr>
+            <a:graphic xmlns:a="http://schemas.openxmlformats.org/drawingml/2006/main">
+              <a:graphicData uri="http://schemas.openxmlformats.org/drawingml/2006/picture">
+                <pic:pic xmlns:pic="http://schemas.openxmlformats.org/drawingml/2006/picture">
+                  <pic:nvPicPr>
+                    <pic:cNvPr id="1" name=""/>
+                    <pic:cNvPicPr/>
+                  </pic:nvPicPr>
+                  <pic:blipFill>
+                    <a:blip r:embed="rId42">
+                      <a:extLst>
+                        <a:ext uri="{28A0092B-C50C-407E-A947-70E740481C1C}">
+                          <a14:useLocalDpi xmlns:a14="http://schemas.microsoft.com/office/drawing/2010/main" val="0"/>
+                        </a:ext>
+                      </a:extLst>
+                    </a:blip>
+                    <a:stretch>
+                      <a:fillRect/>
+                    </a:stretch>
+                  </pic:blipFill>
+                  <pic:spPr>
+                    <a:xfrm>
+                      <a:off x="0" y="0"/>
+                      <a:ext cx="5772785" cy="5162550"/>
+                    </a:xfrm>
+                    <a:prstGeom prst="rect">
+                      <a:avLst/>
+                    </a:prstGeom>
+                  </pic:spPr>
+                </pic:pic>
+              </a:graphicData>
+            </a:graphic>
+            <wp14:sizeRelH relativeFrom="margin">
+              <wp14:pctWidth>0</wp14:pctWidth>
+            </wp14:sizeRelH>
+            <wp14:sizeRelV relativeFrom="margin">
+              <wp14:pctHeight>0</wp14:pctHeight>
+            </wp14:sizeRelV>
+          </wp:anchor>
+        </w:drawing>
+      </w:r>
+      <w:r>
+        <w:rPr>
+          <w:lang w:val="en-GB"/>
+        </w:rPr>
+        <w:tab/>
+        <w:t xml:space="preserve">The </w:t>
+      </w:r>
+      <w:proofErr w:type="spellStart"/>
+      <w:r>
+        <w:rPr>
+          <w:lang w:val="en-GB"/>
+        </w:rPr>
+        <w:t>BossEnemy</w:t>
+      </w:r>
+      <w:proofErr w:type="spellEnd"/>
+      <w:r>
+        <w:rPr>
+          <w:lang w:val="en-GB"/>
+        </w:rPr>
+        <w:t xml:space="preserve"> script handles the boss’</w:t>
+      </w:r>
+      <w:r>
+        <w:rPr>
+          <w:lang w:val="en-GB"/>
+        </w:rPr>
+        <w:t>s</w:t>
+      </w:r>
+      <w:r>
+        <w:rPr>
+          <w:lang w:val="en-GB"/>
+        </w:rPr>
+        <w:t xml:space="preserve"> behaviour, this </w:t>
+      </w:r>
+      <w:r>
+        <w:rPr>
+          <w:lang w:val="en-GB"/>
+        </w:rPr>
+        <w:t>includes the range of attacks he can choose from, ranged projectiles, dashing to the player and detecting the player. There are three possible attack types the boss randomly chooses between: Melee Attack, Ranged Attack and Dash Attack. Each of them has a different probability of being chosen, thus being randomly selected every time the boss’</w:t>
+      </w:r>
+      <w:r>
+        <w:rPr>
+          <w:lang w:val="en-GB"/>
+        </w:rPr>
+        <w:t>s</w:t>
+      </w:r>
+      <w:r>
+        <w:rPr>
+          <w:lang w:val="en-GB"/>
+        </w:rPr>
+        <w:t xml:space="preserve"> attack cooldown ends. In order for the boss to attack the player, firstly it needs to detect him through </w:t>
+      </w:r>
+      <w:proofErr w:type="spellStart"/>
+      <w:proofErr w:type="gramStart"/>
+      <w:r>
+        <w:rPr>
+          <w:lang w:val="en-GB"/>
+        </w:rPr>
+        <w:t>PlayerVisibility</w:t>
+      </w:r>
+      <w:proofErr w:type="spellEnd"/>
+      <w:r>
+        <w:rPr>
+          <w:lang w:val="en-GB"/>
+        </w:rPr>
+        <w:t>(</w:t>
+      </w:r>
+      <w:proofErr w:type="gramEnd"/>
+      <w:r>
+        <w:rPr>
+          <w:lang w:val="en-GB"/>
+        </w:rPr>
+        <w:t xml:space="preserve">) method and secondly the cooldown needs to expire, then a random attack type is chosen via </w:t>
+      </w:r>
+      <w:proofErr w:type="spellStart"/>
+      <w:r>
+        <w:rPr>
+          <w:lang w:val="en-GB"/>
+        </w:rPr>
+        <w:t>Random.value</w:t>
+      </w:r>
+      <w:proofErr w:type="spellEnd"/>
+      <w:r>
+        <w:rPr>
+          <w:lang w:val="en-GB"/>
+        </w:rPr>
+        <w:t xml:space="preserve">, the animation being executed through </w:t>
+      </w:r>
+      <w:proofErr w:type="spellStart"/>
+      <w:r>
+        <w:rPr>
+          <w:lang w:val="en-GB"/>
+        </w:rPr>
+        <w:t>animator.SetTrigger</w:t>
+      </w:r>
+      <w:proofErr w:type="spellEnd"/>
+      <w:r>
+        <w:rPr>
+          <w:lang w:val="en-GB"/>
+        </w:rPr>
+        <w:t>().</w:t>
+      </w:r>
+    </w:p>
+    <w:p>
+      <w:pPr>
+        <w:tabs>
+          <w:tab w:val="left" w:pos="2460"/>
+        </w:tabs>
+        <w:ind w:firstLine="0"/>
+        <w:jc w:val="center"/>
+        <w:rPr>
+          <w:lang w:val="en-GB"/>
+        </w:rPr>
+      </w:pPr>
+      <w:r>
+        <w:rPr>
+          <w:lang w:val="en-GB"/>
+        </w:rPr>
+        <w:t>Figure 5.1.4.1- Showcase of Boss’</w:t>
+      </w:r>
+      <w:r>
+        <w:rPr>
+          <w:lang w:val="en-GB"/>
+        </w:rPr>
+        <w:t>s</w:t>
+      </w:r>
+      <w:r>
+        <w:rPr>
+          <w:lang w:val="en-GB"/>
+        </w:rPr>
+        <w:t xml:space="preserve"> Attack logic (Source: screenshot)</w:t>
+      </w:r>
+    </w:p>
+    <w:p>
+      <w:pPr>
+        <w:rPr>
+          <w:lang w:val="en-GB"/>
+        </w:rPr>
+      </w:pPr>
+    </w:p>
+    <w:p>
+      <w:pPr>
+        <w:rPr>
+          <w:lang w:val="en-GB"/>
+        </w:rPr>
+      </w:pPr>
+      <w:r>
+        <w:rPr>
+          <w:lang w:val="en-GB"/>
+        </w:rPr>
+        <w:t xml:space="preserve">The </w:t>
+      </w:r>
+      <w:proofErr w:type="spellStart"/>
+      <w:proofErr w:type="gramStart"/>
+      <w:r>
+        <w:rPr>
+          <w:lang w:val="en-GB"/>
+        </w:rPr>
+        <w:t>PlayerVisibility</w:t>
+      </w:r>
+      <w:proofErr w:type="spellEnd"/>
+      <w:r>
+        <w:rPr>
+          <w:lang w:val="en-GB"/>
+        </w:rPr>
+        <w:t>(</w:t>
+      </w:r>
+      <w:proofErr w:type="gramEnd"/>
+      <w:r>
+        <w:rPr>
+          <w:lang w:val="en-GB"/>
+        </w:rPr>
+        <w:t xml:space="preserve">) method uses a </w:t>
+      </w:r>
+      <w:proofErr w:type="spellStart"/>
+      <w:r>
+        <w:rPr>
+          <w:lang w:val="en-GB"/>
+        </w:rPr>
+        <w:t>BoxCast</w:t>
+      </w:r>
+      <w:proofErr w:type="spellEnd"/>
+      <w:r>
+        <w:rPr>
+          <w:lang w:val="en-GB"/>
+        </w:rPr>
+        <w:t xml:space="preserve"> which is based on the boss’s collider to detect the player. The direction of detection is influence by the boss’s </w:t>
+      </w:r>
+      <w:proofErr w:type="spellStart"/>
+      <w:proofErr w:type="gramStart"/>
+      <w:r>
+        <w:rPr>
+          <w:lang w:val="en-GB"/>
+        </w:rPr>
+        <w:t>transform.localScale.x</w:t>
+      </w:r>
+      <w:proofErr w:type="spellEnd"/>
+      <w:proofErr w:type="gramEnd"/>
+      <w:r>
+        <w:rPr>
+          <w:lang w:val="en-GB"/>
+        </w:rPr>
+        <w:t xml:space="preserve"> variable as well as a </w:t>
+      </w:r>
+      <w:proofErr w:type="spellStart"/>
+      <w:r>
+        <w:rPr>
+          <w:lang w:val="en-GB"/>
+        </w:rPr>
+        <w:t>colliderDistance</w:t>
+      </w:r>
+      <w:proofErr w:type="spellEnd"/>
+      <w:r>
+        <w:rPr>
+          <w:lang w:val="en-GB"/>
+        </w:rPr>
+        <w:t xml:space="preserve"> variable which has the purpose to determine how far should the boss look in order to detect the player. As it can be seen from Figure 5.1.4.1, the range variable is modified depending on the attack, the idea for this </w:t>
+      </w:r>
+      <w:r>
+        <w:rPr>
+          <w:lang w:val="en-GB"/>
+        </w:rPr>
+        <w:lastRenderedPageBreak/>
+        <w:t xml:space="preserve">being that the boss can have a larger detection box if he chooses to use ranged attack, </w:t>
+      </w:r>
+      <w:r>
+        <w:rPr>
+          <w:lang w:val="en-GB"/>
+        </w:rPr>
+        <w:drawing>
+          <wp:anchor distT="0" distB="0" distL="114300" distR="114300" simplePos="0" relativeHeight="251688960" behindDoc="0" locked="0" layoutInCell="1" allowOverlap="1" wp14:anchorId="5976E413" wp14:editId="325742BD">
+            <wp:simplePos x="0" y="0"/>
+            <wp:positionH relativeFrom="margin">
+              <wp:align>left</wp:align>
+            </wp:positionH>
+            <wp:positionV relativeFrom="paragraph">
+              <wp:posOffset>458470</wp:posOffset>
+            </wp:positionV>
+            <wp:extent cx="6120765" cy="2291080"/>
+            <wp:effectExtent l="0" t="0" r="0" b="0"/>
+            <wp:wrapSquare wrapText="bothSides"/>
+            <wp:docPr id="29" name="Picture 29"/>
+            <wp:cNvGraphicFramePr>
+              <a:graphicFrameLocks xmlns:a="http://schemas.openxmlformats.org/drawingml/2006/main" noChangeAspect="1"/>
+            </wp:cNvGraphicFramePr>
+            <a:graphic xmlns:a="http://schemas.openxmlformats.org/drawingml/2006/main">
+              <a:graphicData uri="http://schemas.openxmlformats.org/drawingml/2006/picture">
+                <pic:pic xmlns:pic="http://schemas.openxmlformats.org/drawingml/2006/picture">
+                  <pic:nvPicPr>
+                    <pic:cNvPr id="1" name=""/>
+                    <pic:cNvPicPr/>
+                  </pic:nvPicPr>
+                  <pic:blipFill>
+                    <a:blip r:embed="rId43">
+                      <a:extLst>
+                        <a:ext uri="{28A0092B-C50C-407E-A947-70E740481C1C}">
+                          <a14:useLocalDpi xmlns:a14="http://schemas.microsoft.com/office/drawing/2010/main" val="0"/>
+                        </a:ext>
+                      </a:extLst>
+                    </a:blip>
+                    <a:stretch>
+                      <a:fillRect/>
+                    </a:stretch>
+                  </pic:blipFill>
+                  <pic:spPr>
+                    <a:xfrm>
+                      <a:off x="0" y="0"/>
+                      <a:ext cx="6120765" cy="2291080"/>
+                    </a:xfrm>
+                    <a:prstGeom prst="rect">
+                      <a:avLst/>
+                    </a:prstGeom>
+                  </pic:spPr>
+                </pic:pic>
+              </a:graphicData>
+            </a:graphic>
+          </wp:anchor>
+        </w:drawing>
+      </w:r>
+      <w:r>
+        <w:rPr>
+          <w:lang w:val="en-GB"/>
+        </w:rPr>
+        <w:t>because such an attack can reach the player from a further distance.</w:t>
+      </w:r>
+    </w:p>
+    <w:p>
+      <w:pPr>
+        <w:jc w:val="center"/>
+        <w:rPr>
+          <w:lang w:val="en-GB"/>
+        </w:rPr>
+      </w:pPr>
+      <w:r>
+        <w:rPr>
+          <w:lang w:val="en-GB"/>
+        </w:rPr>
+        <w:drawing>
+          <wp:anchor distT="0" distB="0" distL="114300" distR="114300" simplePos="0" relativeHeight="251689984" behindDoc="0" locked="0" layoutInCell="1" allowOverlap="1" wp14:anchorId="13CE2BC6" wp14:editId="07DF86FE">
+            <wp:simplePos x="0" y="0"/>
+            <wp:positionH relativeFrom="margin">
+              <wp:align>left</wp:align>
+            </wp:positionH>
+            <wp:positionV relativeFrom="paragraph">
+              <wp:posOffset>2789555</wp:posOffset>
+            </wp:positionV>
+            <wp:extent cx="6120765" cy="1776095"/>
+            <wp:effectExtent l="0" t="0" r="0" b="0"/>
+            <wp:wrapSquare wrapText="bothSides"/>
+            <wp:docPr id="31" name="Picture 31"/>
+            <wp:cNvGraphicFramePr>
+              <a:graphicFrameLocks xmlns:a="http://schemas.openxmlformats.org/drawingml/2006/main" noChangeAspect="1"/>
+            </wp:cNvGraphicFramePr>
+            <a:graphic xmlns:a="http://schemas.openxmlformats.org/drawingml/2006/main">
+              <a:graphicData uri="http://schemas.openxmlformats.org/drawingml/2006/picture">
+                <pic:pic xmlns:pic="http://schemas.openxmlformats.org/drawingml/2006/picture">
+                  <pic:nvPicPr>
+                    <pic:cNvPr id="1" name=""/>
+                    <pic:cNvPicPr/>
+                  </pic:nvPicPr>
+                  <pic:blipFill>
+                    <a:blip r:embed="rId44">
+                      <a:extLst>
+                        <a:ext uri="{28A0092B-C50C-407E-A947-70E740481C1C}">
+                          <a14:useLocalDpi xmlns:a14="http://schemas.microsoft.com/office/drawing/2010/main" val="0"/>
+                        </a:ext>
+                      </a:extLst>
+                    </a:blip>
+                    <a:stretch>
+                      <a:fillRect/>
+                    </a:stretch>
+                  </pic:blipFill>
+                  <pic:spPr>
+                    <a:xfrm>
+                      <a:off x="0" y="0"/>
+                      <a:ext cx="6120765" cy="1776095"/>
+                    </a:xfrm>
+                    <a:prstGeom prst="rect">
+                      <a:avLst/>
+                    </a:prstGeom>
+                  </pic:spPr>
+                </pic:pic>
+              </a:graphicData>
+            </a:graphic>
+          </wp:anchor>
+        </w:drawing>
+      </w:r>
+      <w:r>
+        <w:rPr>
+          <w:lang w:val="en-GB"/>
+        </w:rPr>
+        <w:t>Figure 5.1.4.</w:t>
+      </w:r>
+      <w:r>
+        <w:rPr>
+          <w:lang w:val="en-GB"/>
+        </w:rPr>
+        <w:t>2</w:t>
+      </w:r>
+      <w:r>
+        <w:rPr>
+          <w:lang w:val="en-GB"/>
+        </w:rPr>
+        <w:t xml:space="preserve">- Showcase of Boss’s </w:t>
+      </w:r>
+      <w:r>
+        <w:rPr>
+          <w:lang w:val="en-GB"/>
+        </w:rPr>
+        <w:t>method for detecting the player</w:t>
+      </w:r>
+      <w:r>
+        <w:rPr>
+          <w:lang w:val="en-GB"/>
+        </w:rPr>
+        <w:t xml:space="preserve"> (Source: screenshot)</w:t>
+      </w:r>
+    </w:p>
+    <w:p>
+      <w:pPr>
+        <w:ind w:left="851" w:firstLine="0"/>
+        <w:jc w:val="center"/>
+        <w:rPr>
+          <w:lang w:val="en-GB"/>
+        </w:rPr>
+      </w:pPr>
+      <w:r>
+        <w:rPr>
+          <w:lang w:val="en-GB"/>
+        </w:rPr>
+        <w:t>Figure 5.1.4.3- Showcase of how range affects the size of the box responsible for detection (Source: screenshot)</w:t>
+      </w:r>
+    </w:p>
+    <w:p>
+      <w:pPr>
+        <w:ind w:firstLine="0"/>
+        <w:rPr>
+          <w:lang w:val="en-GB"/>
+        </w:rPr>
+      </w:pPr>
+    </w:p>
+    <w:p>
+      <w:pPr>
+        <w:ind w:firstLine="0"/>
+        <w:rPr>
+          <w:lang w:val="en-GB"/>
+        </w:rPr>
+      </w:pPr>
+      <w:r>
+        <w:rPr>
+          <w:lang w:val="en-GB"/>
+        </w:rPr>
+        <w:tab/>
+        <w:t xml:space="preserve">As it can be seen in Figure 5.1.4.2 the player’s Health component is kept in a variable in order to apply damage, once the attack animation is triggered. </w:t>
+      </w:r>
+      <w:r>
+        <w:rPr>
+          <w:lang w:val="en-GB"/>
+        </w:rPr>
+        <w:t xml:space="preserve">The damage is dealt to the player through the </w:t>
+      </w:r>
+      <w:proofErr w:type="spellStart"/>
+      <w:proofErr w:type="gramStart"/>
+      <w:r>
+        <w:rPr>
+          <w:lang w:val="en-GB"/>
+        </w:rPr>
+        <w:t>DamagePlayer</w:t>
+      </w:r>
+      <w:proofErr w:type="spellEnd"/>
+      <w:r>
+        <w:rPr>
+          <w:lang w:val="en-GB"/>
+        </w:rPr>
+        <w:t>(</w:t>
+      </w:r>
+      <w:proofErr w:type="gramEnd"/>
+      <w:r>
+        <w:rPr>
+          <w:lang w:val="en-GB"/>
+        </w:rPr>
+        <w:t xml:space="preserve">) method that calls the </w:t>
+      </w:r>
+      <w:proofErr w:type="spellStart"/>
+      <w:r>
+        <w:rPr>
+          <w:lang w:val="en-GB"/>
+        </w:rPr>
+        <w:t>takeDamage</w:t>
+      </w:r>
+      <w:proofErr w:type="spellEnd"/>
+      <w:r>
+        <w:rPr>
+          <w:lang w:val="en-GB"/>
+        </w:rPr>
+        <w:t>() method from the Health script.</w:t>
+      </w:r>
+    </w:p>
+    <w:p>
+      <w:pPr>
+        <w:ind w:firstLine="0"/>
+        <w:rPr>
+          <w:lang w:val="en-GB"/>
+        </w:rPr>
+      </w:pPr>
+      <w:r>
+        <w:rPr>
+          <w:lang w:val="en-GB"/>
+        </w:rPr>
+        <w:drawing>
+          <wp:anchor distT="0" distB="0" distL="114300" distR="114300" simplePos="0" relativeHeight="251691008" behindDoc="0" locked="0" layoutInCell="1" allowOverlap="1" wp14:anchorId="37959AE7" wp14:editId="4D02BC9C">
+            <wp:simplePos x="0" y="0"/>
+            <wp:positionH relativeFrom="column">
+              <wp:posOffset>1299210</wp:posOffset>
+            </wp:positionH>
+            <wp:positionV relativeFrom="paragraph">
+              <wp:posOffset>118110</wp:posOffset>
+            </wp:positionV>
+            <wp:extent cx="3248478" cy="990738"/>
+            <wp:effectExtent l="0" t="0" r="9525" b="0"/>
+            <wp:wrapSquare wrapText="bothSides"/>
+            <wp:docPr id="34" name="Picture 34"/>
+            <wp:cNvGraphicFramePr>
+              <a:graphicFrameLocks xmlns:a="http://schemas.openxmlformats.org/drawingml/2006/main" noChangeAspect="1"/>
+            </wp:cNvGraphicFramePr>
+            <a:graphic xmlns:a="http://schemas.openxmlformats.org/drawingml/2006/main">
+              <a:graphicData uri="http://schemas.openxmlformats.org/drawingml/2006/picture">
+                <pic:pic xmlns:pic="http://schemas.openxmlformats.org/drawingml/2006/picture">
+                  <pic:nvPicPr>
+                    <pic:cNvPr id="1" name=""/>
+                    <pic:cNvPicPr/>
+                  </pic:nvPicPr>
+                  <pic:blipFill>
+                    <a:blip r:embed="rId45">
+                      <a:extLst>
+                        <a:ext uri="{28A0092B-C50C-407E-A947-70E740481C1C}">
+                          <a14:useLocalDpi xmlns:a14="http://schemas.microsoft.com/office/drawing/2010/main" val="0"/>
+                        </a:ext>
+                      </a:extLst>
+                    </a:blip>
+                    <a:stretch>
+                      <a:fillRect/>
+                    </a:stretch>
+                  </pic:blipFill>
+                  <pic:spPr>
+                    <a:xfrm>
+                      <a:off x="0" y="0"/>
+                      <a:ext cx="3248478" cy="990738"/>
+                    </a:xfrm>
+                    <a:prstGeom prst="rect">
+                      <a:avLst/>
+                    </a:prstGeom>
+                  </pic:spPr>
+                </pic:pic>
+              </a:graphicData>
+            </a:graphic>
+          </wp:anchor>
+        </w:drawing>
+      </w:r>
+    </w:p>
+    <w:p>
+      <w:pPr>
+        <w:rPr>
+          <w:lang w:val="en-GB"/>
+        </w:rPr>
+      </w:pPr>
+    </w:p>
+    <w:p>
+      <w:pPr>
+        <w:rPr>
+          <w:lang w:val="en-GB"/>
+        </w:rPr>
+      </w:pPr>
+    </w:p>
+    <w:p>
+      <w:pPr>
+        <w:rPr>
+          <w:lang w:val="en-GB"/>
+        </w:rPr>
+      </w:pPr>
+    </w:p>
+    <w:p>
+      <w:pPr>
+        <w:rPr>
+          <w:lang w:val="en-GB"/>
+        </w:rPr>
+      </w:pPr>
+    </w:p>
+    <w:p>
+      <w:pPr>
+        <w:rPr>
+          <w:lang w:val="en-GB"/>
+        </w:rPr>
+      </w:pPr>
+      <w:r>
+        <w:rPr>
+          <w:lang w:val="en-GB"/>
+        </w:rPr>
+        <w:tab/>
+        <w:t xml:space="preserve">    </w:t>
+      </w:r>
+    </w:p>
+    <w:p>
+      <w:pPr>
+        <w:ind w:firstLine="0"/>
+        <w:jc w:val="center"/>
+        <w:rPr>
+          <w:lang w:val="en-GB"/>
+        </w:rPr>
+      </w:pPr>
+      <w:r>
+        <w:rPr>
+          <w:lang w:val="en-GB"/>
+        </w:rPr>
+        <w:t xml:space="preserve">Figure 5.1.4.4- Showcase of </w:t>
+      </w:r>
+      <w:proofErr w:type="spellStart"/>
+      <w:proofErr w:type="gramStart"/>
+      <w:r>
+        <w:rPr>
+          <w:lang w:val="en-GB"/>
+        </w:rPr>
+        <w:t>DamagePlayer</w:t>
+      </w:r>
+      <w:proofErr w:type="spellEnd"/>
+      <w:r>
+        <w:rPr>
+          <w:lang w:val="en-GB"/>
+        </w:rPr>
+        <w:t>(</w:t>
+      </w:r>
+      <w:proofErr w:type="gramEnd"/>
+      <w:r>
+        <w:rPr>
+          <w:lang w:val="en-GB"/>
+        </w:rPr>
+        <w:t>) method (Source: screenshot)</w:t>
+      </w:r>
+    </w:p>
+    <w:p>
+      <w:pPr>
+        <w:rPr>
+          <w:lang w:val="en-GB"/>
+        </w:rPr>
+      </w:pPr>
+    </w:p>
+    <w:p>
+      <w:pPr>
+        <w:ind w:firstLine="0"/>
+        <w:rPr>
+          <w:lang w:val="en-GB"/>
+        </w:rPr>
+      </w:pPr>
+      <w:r>
+        <w:rPr>
+          <w:lang w:val="en-GB"/>
+        </w:rPr>
+        <w:tab/>
+        <w:t xml:space="preserve">The ranged attack for the boss is done in the same manner, as it is done for the player and the other enemies, namely it uses pooling for fireballs and once they are active it calls the </w:t>
+      </w:r>
+      <w:proofErr w:type="spellStart"/>
+      <w:proofErr w:type="gramStart"/>
+      <w:r>
+        <w:rPr>
+          <w:lang w:val="en-GB"/>
+        </w:rPr>
+        <w:t>ActivateProjectile</w:t>
+      </w:r>
+      <w:proofErr w:type="spellEnd"/>
+      <w:r>
+        <w:rPr>
+          <w:lang w:val="en-GB"/>
+        </w:rPr>
+        <w:t>(</w:t>
+      </w:r>
+      <w:proofErr w:type="gramEnd"/>
+      <w:r>
+        <w:rPr>
+          <w:lang w:val="en-GB"/>
+        </w:rPr>
+        <w:t>) method from the Enemy Projectile script.</w:t>
+      </w:r>
+      <w:r>
+        <w:rPr>
+          <w:lang w:val="en-GB"/>
+        </w:rPr>
+        <w:t xml:space="preserve"> </w:t>
+      </w:r>
+      <w:r>
+        <w:rPr>
+          <w:lang w:val="en-GB"/>
+        </w:rPr>
+        <w:t xml:space="preserve">The Enemy Projectile script functions the same as the Projectile script destined for the player, the only </w:t>
+      </w:r>
+      <w:r>
+        <w:rPr>
+          <w:lang w:val="en-GB"/>
+        </w:rPr>
+        <w:lastRenderedPageBreak/>
+        <w:t xml:space="preserve">difference being that it doesn’t need to adapt to the enemy’s direction, thus the method </w:t>
+      </w:r>
+      <w:proofErr w:type="spellStart"/>
+      <w:proofErr w:type="gramStart"/>
+      <w:r>
+        <w:rPr>
+          <w:lang w:val="en-GB"/>
+        </w:rPr>
+        <w:t>setDirection</w:t>
+      </w:r>
+      <w:proofErr w:type="spellEnd"/>
+      <w:r>
+        <w:rPr>
+          <w:lang w:val="en-GB"/>
+        </w:rPr>
+        <w:t>(</w:t>
+      </w:r>
+      <w:proofErr w:type="gramEnd"/>
+      <w:r>
+        <w:rPr>
+          <w:lang w:val="en-GB"/>
+        </w:rPr>
+        <w:t xml:space="preserve">) is not present in the Enemy Projectile script. On top of that, instead of looking for collisions with other types of objects, the Enemy Projectile script looks only for collisions with objects that have the “Player” tag. </w:t>
+      </w:r>
+      <w:r>
+        <w:rPr>
+          <w:lang w:val="en-GB"/>
+        </w:rPr>
+        <w:t xml:space="preserve">The </w:t>
+      </w:r>
+      <w:proofErr w:type="spellStart"/>
+      <w:proofErr w:type="gramStart"/>
+      <w:r>
+        <w:rPr>
+          <w:lang w:val="en-GB"/>
+        </w:rPr>
+        <w:t>PerformDash</w:t>
+      </w:r>
+      <w:proofErr w:type="spellEnd"/>
+      <w:r>
+        <w:rPr>
+          <w:lang w:val="en-GB"/>
+        </w:rPr>
+        <w:t>(</w:t>
+      </w:r>
+      <w:proofErr w:type="gramEnd"/>
+      <w:r>
+        <w:rPr>
+          <w:lang w:val="en-GB"/>
+        </w:rPr>
+        <w:t xml:space="preserve">) method moves the boss behind the player’s position with an offset. It makes use of </w:t>
+      </w:r>
+      <w:proofErr w:type="spellStart"/>
+      <w:r>
+        <w:rPr>
+          <w:lang w:val="en-GB"/>
+        </w:rPr>
+        <w:t>Raycast</w:t>
+      </w:r>
+      <w:proofErr w:type="spellEnd"/>
+      <w:r>
+        <w:rPr>
+          <w:lang w:val="en-GB"/>
+        </w:rPr>
+        <w:t xml:space="preserve"> downwards to make sure the boss is on the ground after dashing.</w:t>
+      </w:r>
+    </w:p>
+    <w:p>
+      <w:pPr>
+        <w:ind w:firstLine="0"/>
+        <w:jc w:val="center"/>
+        <w:rPr>
+          <w:lang w:val="en-GB"/>
+        </w:rPr>
+      </w:pPr>
+      <w:r>
+        <w:rPr>
+          <w:lang w:val="en-GB"/>
+        </w:rPr>
+        <w:drawing>
+          <wp:anchor distT="0" distB="0" distL="114300" distR="114300" simplePos="0" relativeHeight="251692032" behindDoc="0" locked="0" layoutInCell="1" allowOverlap="1" wp14:anchorId="7E2D45C7" wp14:editId="47FC3037">
+            <wp:simplePos x="0" y="0"/>
+            <wp:positionH relativeFrom="margin">
+              <wp:posOffset>-76200</wp:posOffset>
+            </wp:positionH>
+            <wp:positionV relativeFrom="paragraph">
+              <wp:posOffset>167005</wp:posOffset>
+            </wp:positionV>
+            <wp:extent cx="6120765" cy="4019550"/>
+            <wp:effectExtent l="0" t="0" r="0" b="0"/>
+            <wp:wrapSquare wrapText="bothSides"/>
+            <wp:docPr id="37" name="Picture 37"/>
+            <wp:cNvGraphicFramePr>
+              <a:graphicFrameLocks xmlns:a="http://schemas.openxmlformats.org/drawingml/2006/main" noChangeAspect="1"/>
+            </wp:cNvGraphicFramePr>
+            <a:graphic xmlns:a="http://schemas.openxmlformats.org/drawingml/2006/main">
+              <a:graphicData uri="http://schemas.openxmlformats.org/drawingml/2006/picture">
+                <pic:pic xmlns:pic="http://schemas.openxmlformats.org/drawingml/2006/picture">
+                  <pic:nvPicPr>
+                    <pic:cNvPr id="1" name=""/>
+                    <pic:cNvPicPr/>
+                  </pic:nvPicPr>
+                  <pic:blipFill>
+                    <a:blip r:embed="rId46">
+                      <a:extLst>
+                        <a:ext uri="{28A0092B-C50C-407E-A947-70E740481C1C}">
+                          <a14:useLocalDpi xmlns:a14="http://schemas.microsoft.com/office/drawing/2010/main" val="0"/>
+                        </a:ext>
+                      </a:extLst>
+                    </a:blip>
+                    <a:stretch>
+                      <a:fillRect/>
+                    </a:stretch>
+                  </pic:blipFill>
+                  <pic:spPr>
+                    <a:xfrm>
+                      <a:off x="0" y="0"/>
+                      <a:ext cx="6120765" cy="4019550"/>
+                    </a:xfrm>
+                    <a:prstGeom prst="rect">
+                      <a:avLst/>
+                    </a:prstGeom>
+                  </pic:spPr>
+                </pic:pic>
+              </a:graphicData>
+            </a:graphic>
+          </wp:anchor>
+        </w:drawing>
+      </w:r>
+      <w:r>
+        <w:rPr>
+          <w:lang w:val="en-GB"/>
+        </w:rPr>
+        <w:t xml:space="preserve">Figure 5.1.4.5- Showcase of </w:t>
+      </w:r>
+      <w:proofErr w:type="spellStart"/>
+      <w:r>
+        <w:rPr>
+          <w:lang w:val="en-GB"/>
+        </w:rPr>
+        <w:t>PerformDash</w:t>
+      </w:r>
+      <w:proofErr w:type="spellEnd"/>
+      <w:r>
+        <w:rPr>
+          <w:lang w:val="en-GB"/>
+        </w:rPr>
+        <w:t xml:space="preserve"> logic (Source: screenshot)</w:t>
+      </w:r>
+    </w:p>
+    <w:p>
+      <w:pPr>
+        <w:ind w:firstLine="0"/>
+        <w:rPr>
+          <w:lang w:val="en-GB"/>
+        </w:rPr>
+      </w:pPr>
+    </w:p>
+    <w:p>
+      <w:pPr>
+        <w:ind w:firstLine="0"/>
+        <w:rPr>
+          <w:lang w:val="en-GB"/>
+        </w:rPr>
+      </w:pPr>
+    </w:p>
+    <w:p>
+      <w:pPr>
+        <w:pStyle w:val="Heading2"/>
+        <w:numPr>
+          <w:ilvl w:val="0"/>
+          <w:numId w:val="0"/>
+        </w:numPr>
+        <w:rPr>
+          <w:lang w:val="en-GB"/>
+        </w:rPr>
+      </w:pPr>
+      <w:r>
+        <w:rPr>
+          <w:lang w:val="en-GB"/>
+        </w:rPr>
+        <w:t>5.1.</w:t>
+      </w:r>
+      <w:r>
+        <w:rPr>
+          <w:lang w:val="en-GB"/>
+        </w:rPr>
+        <w:t>5</w:t>
+      </w:r>
+      <w:r>
+        <w:rPr>
+          <w:lang w:val="en-GB"/>
+        </w:rPr>
+        <w:t xml:space="preserve"> </w:t>
+      </w:r>
+      <w:r>
+        <w:rPr>
+          <w:lang w:val="en-GB"/>
+        </w:rPr>
+        <w:t>Melee and Ranged Enemies</w:t>
+      </w:r>
+    </w:p>
+    <w:p>
+      <w:pPr>
+        <w:ind w:firstLine="0"/>
+        <w:rPr>
+          <w:lang w:val="en-GB"/>
+        </w:rPr>
+      </w:pPr>
+      <w:r>
+        <w:rPr>
+          <w:lang w:val="en-GB"/>
+        </w:rPr>
+        <w:tab/>
+        <w:t xml:space="preserve">Both Melee and Ranged Enemy scripts take the same approach and are quite similar to the </w:t>
+      </w:r>
+      <w:proofErr w:type="spellStart"/>
+      <w:r>
+        <w:rPr>
+          <w:lang w:val="en-GB"/>
+        </w:rPr>
+        <w:t>BossEnemy</w:t>
+      </w:r>
+      <w:proofErr w:type="spellEnd"/>
+      <w:r>
+        <w:rPr>
+          <w:lang w:val="en-GB"/>
+        </w:rPr>
+        <w:t xml:space="preserve"> script, the only difference being what animations they trigger when detecting the player. Melee Enemy checks if the </w:t>
+      </w:r>
+      <w:proofErr w:type="spellStart"/>
+      <w:r>
+        <w:rPr>
+          <w:lang w:val="en-GB"/>
+        </w:rPr>
+        <w:t>playerHealth</w:t>
+      </w:r>
+      <w:proofErr w:type="spellEnd"/>
+      <w:r>
+        <w:rPr>
+          <w:lang w:val="en-GB"/>
+        </w:rPr>
+        <w:t xml:space="preserve"> is above zero before attacking</w:t>
+      </w:r>
+      <w:r>
+        <w:rPr>
+          <w:lang w:val="en-GB"/>
+        </w:rPr>
+        <w:t xml:space="preserve"> in order not to attack an empty area and then triggers the melee attack animation. Ranged Enemy doesn’t need to check for </w:t>
+      </w:r>
+      <w:proofErr w:type="spellStart"/>
+      <w:r>
+        <w:rPr>
+          <w:lang w:val="en-GB"/>
+        </w:rPr>
+        <w:t>playerHealth</w:t>
+      </w:r>
+      <w:proofErr w:type="spellEnd"/>
+      <w:r>
+        <w:rPr>
+          <w:lang w:val="en-GB"/>
+        </w:rPr>
+        <w:t>, since the fireball which has the projectile script on it is the one that hits the player</w:t>
+      </w:r>
+      <w:r>
+        <w:rPr>
+          <w:lang w:val="en-GB"/>
+        </w:rPr>
+        <w:t>.</w:t>
+      </w:r>
+    </w:p>
+    <w:p>
+      <w:pPr>
+        <w:ind w:firstLine="0"/>
+        <w:jc w:val="center"/>
+        <w:rPr>
+          <w:lang w:val="en-GB"/>
+        </w:rPr>
+      </w:pPr>
+      <w:r>
+        <w:rPr>
+          <w:lang w:val="en-GB"/>
+        </w:rPr>
+        <w:lastRenderedPageBreak/>
+        <w:drawing>
+          <wp:anchor distT="0" distB="0" distL="114300" distR="114300" simplePos="0" relativeHeight="251693056" behindDoc="0" locked="0" layoutInCell="1" allowOverlap="1" wp14:anchorId="2D31815A" wp14:editId="21C9A2D4">
+            <wp:simplePos x="0" y="0"/>
+            <wp:positionH relativeFrom="margin">
+              <wp:posOffset>142875</wp:posOffset>
+            </wp:positionH>
+            <wp:positionV relativeFrom="paragraph">
+              <wp:posOffset>67945</wp:posOffset>
+            </wp:positionV>
+            <wp:extent cx="6120765" cy="3562985"/>
+            <wp:effectExtent l="0" t="0" r="0" b="0"/>
+            <wp:wrapSquare wrapText="bothSides"/>
+            <wp:docPr id="38" name="Picture 38"/>
+            <wp:cNvGraphicFramePr>
+              <a:graphicFrameLocks xmlns:a="http://schemas.openxmlformats.org/drawingml/2006/main" noChangeAspect="1"/>
+            </wp:cNvGraphicFramePr>
+            <a:graphic xmlns:a="http://schemas.openxmlformats.org/drawingml/2006/main">
+              <a:graphicData uri="http://schemas.openxmlformats.org/drawingml/2006/picture">
+                <pic:pic xmlns:pic="http://schemas.openxmlformats.org/drawingml/2006/picture">
+                  <pic:nvPicPr>
+                    <pic:cNvPr id="1" name=""/>
+                    <pic:cNvPicPr/>
+                  </pic:nvPicPr>
+                  <pic:blipFill>
+                    <a:blip r:embed="rId47">
+                      <a:extLst>
+                        <a:ext uri="{28A0092B-C50C-407E-A947-70E740481C1C}">
+                          <a14:useLocalDpi xmlns:a14="http://schemas.microsoft.com/office/drawing/2010/main" val="0"/>
+                        </a:ext>
+                      </a:extLst>
+                    </a:blip>
+                    <a:stretch>
+                      <a:fillRect/>
+                    </a:stretch>
+                  </pic:blipFill>
+                  <pic:spPr>
+                    <a:xfrm>
+                      <a:off x="0" y="0"/>
+                      <a:ext cx="6120765" cy="3562985"/>
+                    </a:xfrm>
+                    <a:prstGeom prst="rect">
+                      <a:avLst/>
+                    </a:prstGeom>
+                  </pic:spPr>
+                </pic:pic>
+              </a:graphicData>
+            </a:graphic>
+          </wp:anchor>
+        </w:drawing>
+      </w:r>
+      <w:r>
+        <w:rPr>
+          <w:lang w:val="en-GB"/>
+        </w:rPr>
+        <w:t>Figure 5.1.5.1- Showcase of how Ranged Enemy attack works (Source: screenshot)</w:t>
+      </w:r>
+    </w:p>
+    <w:p>
+      <w:pPr>
+        <w:ind w:firstLine="0"/>
+        <w:rPr>
+          <w:lang w:val="en-GB"/>
+        </w:rPr>
+      </w:pPr>
+      <w:r>
+        <w:rPr>
+          <w:lang w:val="en-GB"/>
+        </w:rPr>
+        <w:drawing>
+          <wp:anchor distT="0" distB="0" distL="114300" distR="114300" simplePos="0" relativeHeight="251694080" behindDoc="0" locked="0" layoutInCell="1" allowOverlap="1" wp14:anchorId="430B8718" wp14:editId="057664F8">
+            <wp:simplePos x="0" y="0"/>
+            <wp:positionH relativeFrom="margin">
+              <wp:align>right</wp:align>
+            </wp:positionH>
+            <wp:positionV relativeFrom="paragraph">
+              <wp:posOffset>283845</wp:posOffset>
+            </wp:positionV>
+            <wp:extent cx="5696745" cy="3486637"/>
+            <wp:effectExtent l="0" t="0" r="0" b="0"/>
+            <wp:wrapSquare wrapText="bothSides"/>
+            <wp:docPr id="39" name="Picture 39"/>
+            <wp:cNvGraphicFramePr>
+              <a:graphicFrameLocks xmlns:a="http://schemas.openxmlformats.org/drawingml/2006/main" noChangeAspect="1"/>
+            </wp:cNvGraphicFramePr>
+            <a:graphic xmlns:a="http://schemas.openxmlformats.org/drawingml/2006/main">
+              <a:graphicData uri="http://schemas.openxmlformats.org/drawingml/2006/picture">
+                <pic:pic xmlns:pic="http://schemas.openxmlformats.org/drawingml/2006/picture">
+                  <pic:nvPicPr>
+                    <pic:cNvPr id="1" name=""/>
+                    <pic:cNvPicPr/>
+                  </pic:nvPicPr>
+                  <pic:blipFill>
+                    <a:blip r:embed="rId48">
+                      <a:extLst>
+                        <a:ext uri="{28A0092B-C50C-407E-A947-70E740481C1C}">
+                          <a14:useLocalDpi xmlns:a14="http://schemas.microsoft.com/office/drawing/2010/main" val="0"/>
+                        </a:ext>
+                      </a:extLst>
+                    </a:blip>
+                    <a:stretch>
+                      <a:fillRect/>
+                    </a:stretch>
+                  </pic:blipFill>
+                  <pic:spPr>
+                    <a:xfrm>
+                      <a:off x="0" y="0"/>
+                      <a:ext cx="5696745" cy="3486637"/>
+                    </a:xfrm>
+                    <a:prstGeom prst="rect">
+                      <a:avLst/>
+                    </a:prstGeom>
+                  </pic:spPr>
+                </pic:pic>
+              </a:graphicData>
+            </a:graphic>
+          </wp:anchor>
+        </w:drawing>
+      </w:r>
+    </w:p>
+    <w:p>
+      <w:pPr>
+        <w:rPr>
+          <w:lang w:val="en-GB"/>
+        </w:rPr>
+      </w:pPr>
+      <w:r>
+        <w:rPr>
+          <w:lang w:val="en-GB"/>
+        </w:rPr>
+        <w:t>Figure 5.1.5.2- Showcase of how Melee Enemy attack works (Source: screenshot)</w:t>
+      </w:r>
+    </w:p>
+    <w:p>
+      <w:pPr>
+        <w:rPr>
+          <w:lang w:val="en-GB"/>
+        </w:rPr>
+      </w:pPr>
+    </w:p>
+    <w:p>
+      <w:pPr>
+        <w:rPr>
+          <w:lang w:val="en-GB"/>
+        </w:rPr>
+      </w:pPr>
+    </w:p>
+    <w:p>
+      <w:pPr>
+        <w:ind w:firstLine="0"/>
+        <w:rPr>
+          <w:lang w:val="en-GB"/>
+        </w:rPr>
+      </w:pPr>
+      <w:r>
+        <w:rPr>
+          <w:lang w:val="en-GB"/>
+        </w:rPr>
+        <w:t xml:space="preserve">All three scripts, namely </w:t>
+      </w:r>
+      <w:proofErr w:type="spellStart"/>
+      <w:r>
+        <w:rPr>
+          <w:lang w:val="en-GB"/>
+        </w:rPr>
+        <w:t>BossEnemy</w:t>
+      </w:r>
+      <w:proofErr w:type="spellEnd"/>
+      <w:r>
+        <w:rPr>
+          <w:lang w:val="en-GB"/>
+        </w:rPr>
+        <w:t xml:space="preserve">, Melee Enemy and Ranged enemy, make use of the interface </w:t>
+      </w:r>
+      <w:proofErr w:type="spellStart"/>
+      <w:r>
+        <w:rPr>
+          <w:lang w:val="en-GB"/>
+        </w:rPr>
+        <w:t>IEnemy</w:t>
+      </w:r>
+      <w:proofErr w:type="spellEnd"/>
+      <w:r>
+        <w:rPr>
+          <w:lang w:val="en-GB"/>
+        </w:rPr>
+        <w:t xml:space="preserve">. The purpose of the interface is to let each script tailor </w:t>
+      </w:r>
+      <w:proofErr w:type="spellStart"/>
+      <w:proofErr w:type="gramStart"/>
+      <w:r>
+        <w:rPr>
+          <w:lang w:val="en-GB"/>
+        </w:rPr>
+        <w:t>PlayerVisibility</w:t>
+      </w:r>
+      <w:proofErr w:type="spellEnd"/>
+      <w:r>
+        <w:rPr>
+          <w:lang w:val="en-GB"/>
+        </w:rPr>
+        <w:t>(</w:t>
+      </w:r>
+      <w:proofErr w:type="gramEnd"/>
+      <w:r>
+        <w:rPr>
+          <w:lang w:val="en-GB"/>
+        </w:rPr>
+        <w:t xml:space="preserve">) </w:t>
+      </w:r>
+      <w:r>
+        <w:rPr>
+          <w:lang w:val="en-GB"/>
+        </w:rPr>
+        <w:lastRenderedPageBreak/>
+        <w:t xml:space="preserve">and </w:t>
+      </w:r>
+      <w:proofErr w:type="spellStart"/>
+      <w:r>
+        <w:rPr>
+          <w:lang w:val="en-GB"/>
+        </w:rPr>
+        <w:t>OnDrawGizmos</w:t>
+      </w:r>
+      <w:proofErr w:type="spellEnd"/>
+      <w:r>
+        <w:rPr>
+          <w:lang w:val="en-GB"/>
+        </w:rPr>
+        <w:t>() methods to their own usage since each of them needs to use them in a way that is specific to the enemies and also make them distinguishable during testing through different colours.</w:t>
+      </w:r>
+    </w:p>
+    <w:p>
+      <w:pPr>
+        <w:ind w:firstLine="0"/>
+        <w:rPr>
+          <w:lang w:val="en-GB"/>
+        </w:rPr>
+      </w:pPr>
+      <w:r>
+        <w:rPr>
+          <w:lang w:val="en-GB"/>
+        </w:rPr>
+        <w:drawing>
+          <wp:anchor distT="0" distB="0" distL="114300" distR="114300" simplePos="0" relativeHeight="251695104" behindDoc="0" locked="0" layoutInCell="1" allowOverlap="1" wp14:anchorId="6570E72A" wp14:editId="0EA9CC12">
+            <wp:simplePos x="0" y="0"/>
+            <wp:positionH relativeFrom="column">
+              <wp:posOffset>1718310</wp:posOffset>
+            </wp:positionH>
+            <wp:positionV relativeFrom="paragraph">
+              <wp:posOffset>73025</wp:posOffset>
+            </wp:positionV>
+            <wp:extent cx="2648320" cy="1076475"/>
+            <wp:effectExtent l="0" t="0" r="0" b="9525"/>
+            <wp:wrapSquare wrapText="bothSides"/>
+            <wp:docPr id="40" name="Picture 40"/>
+            <wp:cNvGraphicFramePr>
+              <a:graphicFrameLocks xmlns:a="http://schemas.openxmlformats.org/drawingml/2006/main" noChangeAspect="1"/>
+            </wp:cNvGraphicFramePr>
+            <a:graphic xmlns:a="http://schemas.openxmlformats.org/drawingml/2006/main">
+              <a:graphicData uri="http://schemas.openxmlformats.org/drawingml/2006/picture">
+                <pic:pic xmlns:pic="http://schemas.openxmlformats.org/drawingml/2006/picture">
+                  <pic:nvPicPr>
+                    <pic:cNvPr id="1" name=""/>
+                    <pic:cNvPicPr/>
+                  </pic:nvPicPr>
+                  <pic:blipFill>
+                    <a:blip r:embed="rId49">
+                      <a:extLst>
+                        <a:ext uri="{28A0092B-C50C-407E-A947-70E740481C1C}">
+                          <a14:useLocalDpi xmlns:a14="http://schemas.microsoft.com/office/drawing/2010/main" val="0"/>
+                        </a:ext>
+                      </a:extLst>
+                    </a:blip>
+                    <a:stretch>
+                      <a:fillRect/>
+                    </a:stretch>
+                  </pic:blipFill>
+                  <pic:spPr>
+                    <a:xfrm>
+                      <a:off x="0" y="0"/>
+                      <a:ext cx="2648320" cy="1076475"/>
+                    </a:xfrm>
+                    <a:prstGeom prst="rect">
+                      <a:avLst/>
+                    </a:prstGeom>
+                  </pic:spPr>
+                </pic:pic>
+              </a:graphicData>
+            </a:graphic>
+          </wp:anchor>
+        </w:drawing>
+      </w:r>
+    </w:p>
+    <w:p>
+      <w:pPr>
+        <w:rPr>
+          <w:lang w:val="en-GB"/>
+        </w:rPr>
+      </w:pPr>
+    </w:p>
+    <w:p>
+      <w:pPr>
+        <w:rPr>
+          <w:lang w:val="en-GB"/>
+        </w:rPr>
+      </w:pPr>
+    </w:p>
+    <w:p>
+      <w:pPr>
+        <w:rPr>
+          <w:lang w:val="en-GB"/>
+        </w:rPr>
+      </w:pPr>
+    </w:p>
+    <w:p>
+      <w:pPr>
+        <w:rPr>
+          <w:lang w:val="en-GB"/>
+        </w:rPr>
+      </w:pPr>
+    </w:p>
+    <w:p>
+      <w:pPr>
+        <w:rPr>
+          <w:lang w:val="en-GB"/>
+        </w:rPr>
+      </w:pPr>
+    </w:p>
+    <w:p>
+      <w:pPr>
+        <w:tabs>
+          <w:tab w:val="left" w:pos="2805"/>
+        </w:tabs>
+        <w:jc w:val="center"/>
+        <w:rPr>
+          <w:lang w:val="en-GB"/>
+        </w:rPr>
+      </w:pPr>
+      <w:r>
+        <w:rPr>
+          <w:lang w:val="en-GB"/>
+        </w:rPr>
+        <w:t xml:space="preserve">Figure 5.1.5.3- Showcase of </w:t>
+      </w:r>
+      <w:proofErr w:type="spellStart"/>
+      <w:r>
+        <w:rPr>
+          <w:lang w:val="en-GB"/>
+        </w:rPr>
+        <w:t>IEnemy</w:t>
+      </w:r>
+      <w:proofErr w:type="spellEnd"/>
+      <w:r>
+        <w:rPr>
+          <w:lang w:val="en-GB"/>
+        </w:rPr>
+        <w:t xml:space="preserve"> interface (Source: screenshot)</w:t>
+      </w:r>
+    </w:p>
+    <w:p>
+      <w:pPr>
+        <w:tabs>
+          <w:tab w:val="left" w:pos="2805"/>
+        </w:tabs>
+        <w:ind w:firstLine="0"/>
+        <w:rPr>
+          <w:lang w:val="en-GB"/>
+        </w:rPr>
+      </w:pPr>
+      <w:r>
+        <w:rPr>
+          <w:lang w:val="en-GB"/>
+        </w:rPr>
+        <w:drawing>
+          <wp:anchor distT="0" distB="0" distL="114300" distR="114300" simplePos="0" relativeHeight="251696128" behindDoc="0" locked="0" layoutInCell="1" allowOverlap="1" wp14:anchorId="4209C88A" wp14:editId="2A9C2D66">
+            <wp:simplePos x="0" y="0"/>
+            <wp:positionH relativeFrom="column">
+              <wp:posOffset>222885</wp:posOffset>
+            </wp:positionH>
+            <wp:positionV relativeFrom="paragraph">
+              <wp:posOffset>243840</wp:posOffset>
+            </wp:positionV>
+            <wp:extent cx="6120765" cy="1787525"/>
+            <wp:effectExtent l="0" t="0" r="0" b="3175"/>
+            <wp:wrapSquare wrapText="bothSides"/>
+            <wp:docPr id="41" name="Picture 41"/>
+            <wp:cNvGraphicFramePr>
+              <a:graphicFrameLocks xmlns:a="http://schemas.openxmlformats.org/drawingml/2006/main" noChangeAspect="1"/>
+            </wp:cNvGraphicFramePr>
+            <a:graphic xmlns:a="http://schemas.openxmlformats.org/drawingml/2006/main">
+              <a:graphicData uri="http://schemas.openxmlformats.org/drawingml/2006/picture">
+                <pic:pic xmlns:pic="http://schemas.openxmlformats.org/drawingml/2006/picture">
+                  <pic:nvPicPr>
+                    <pic:cNvPr id="1" name=""/>
+                    <pic:cNvPicPr/>
+                  </pic:nvPicPr>
+                  <pic:blipFill>
+                    <a:blip r:embed="rId50">
+                      <a:extLst>
+                        <a:ext uri="{28A0092B-C50C-407E-A947-70E740481C1C}">
+                          <a14:useLocalDpi xmlns:a14="http://schemas.microsoft.com/office/drawing/2010/main" val="0"/>
+                        </a:ext>
+                      </a:extLst>
+                    </a:blip>
+                    <a:stretch>
+                      <a:fillRect/>
+                    </a:stretch>
+                  </pic:blipFill>
+                  <pic:spPr>
+                    <a:xfrm>
+                      <a:off x="0" y="0"/>
+                      <a:ext cx="6120765" cy="1787525"/>
+                    </a:xfrm>
+                    <a:prstGeom prst="rect">
+                      <a:avLst/>
+                    </a:prstGeom>
+                  </pic:spPr>
+                </pic:pic>
+              </a:graphicData>
+            </a:graphic>
+          </wp:anchor>
+        </w:drawing>
+      </w:r>
+    </w:p>
+    <w:p>
+      <w:pPr>
+        <w:tabs>
+          <w:tab w:val="left" w:pos="2805"/>
+        </w:tabs>
+        <w:ind w:firstLine="0"/>
+        <w:jc w:val="center"/>
+        <w:rPr>
+          <w:lang w:val="en-GB"/>
+        </w:rPr>
+      </w:pPr>
+      <w:r>
+        <w:rPr>
+          <w:lang w:val="en-GB"/>
+        </w:rPr>
+        <w:t xml:space="preserve">Figure 5.1.5.4- Showcase of how </w:t>
+      </w:r>
+      <w:proofErr w:type="spellStart"/>
+      <w:r>
+        <w:rPr>
+          <w:lang w:val="en-GB"/>
+        </w:rPr>
+        <w:t>OnDrawGizmos</w:t>
+      </w:r>
+      <w:proofErr w:type="spellEnd"/>
+      <w:r>
+        <w:rPr>
+          <w:lang w:val="en-GB"/>
+        </w:rPr>
+        <w:t xml:space="preserve"> is specifically tailored for the boss based on his attacks</w:t>
+      </w:r>
+      <w:r>
+        <w:rPr>
+          <w:lang w:val="en-GB"/>
+        </w:rPr>
+        <w:t xml:space="preserve"> </w:t>
+      </w:r>
+      <w:r>
+        <w:rPr>
+          <w:lang w:val="en-GB"/>
+        </w:rPr>
+        <w:t>(Source: screenshot)</w:t>
+      </w:r>
+    </w:p>
+    <w:p>
+      <w:pPr>
+        <w:tabs>
+          <w:tab w:val="left" w:pos="2805"/>
+        </w:tabs>
+        <w:ind w:firstLine="0"/>
+        <w:rPr>
+          <w:lang w:val="en-GB"/>
+        </w:rPr>
+      </w:pPr>
+    </w:p>
+    <w:p>
+      <w:pPr>
+        <w:pStyle w:val="Heading2"/>
+        <w:numPr>
+          <w:ilvl w:val="0"/>
+          <w:numId w:val="0"/>
+        </w:numPr>
+        <w:rPr>
+          <w:lang w:val="en-GB"/>
+        </w:rPr>
+      </w:pPr>
+      <w:r>
+        <w:rPr>
+          <w:lang w:val="en-GB"/>
+        </w:rPr>
+        <w:t>5.1.</w:t>
+      </w:r>
+      <w:r>
+        <w:rPr>
+          <w:lang w:val="en-GB"/>
+        </w:rPr>
+        <w:t>6</w:t>
+      </w:r>
+      <w:r>
+        <w:rPr>
+          <w:lang w:val="en-GB"/>
+        </w:rPr>
+        <w:t xml:space="preserve"> </w:t>
+      </w:r>
+      <w:r>
+        <w:rPr>
+          <w:lang w:val="en-GB"/>
+        </w:rPr>
+        <w:t>Procedural Room Generation</w:t>
+      </w:r>
+    </w:p>
+    <w:p>
+      <w:pPr>
+        <w:rPr>
+          <w:lang w:val="en-GB"/>
+        </w:rPr>
+      </w:pPr>
+      <w:r>
+        <w:rPr>
+          <w:lang w:val="en-GB"/>
+        </w:rPr>
+        <w:t xml:space="preserve">The </w:t>
+      </w:r>
+      <w:proofErr w:type="spellStart"/>
+      <w:r>
+        <w:rPr>
+          <w:lang w:val="en-GB"/>
+        </w:rPr>
+        <w:t>RoomGeneration</w:t>
+      </w:r>
+      <w:proofErr w:type="spellEnd"/>
+      <w:r>
+        <w:rPr>
+          <w:lang w:val="en-GB"/>
+        </w:rPr>
+        <w:t xml:space="preserve"> script procedurally generates rooms, beginning from an empty object that represents the </w:t>
+      </w:r>
+      <w:proofErr w:type="spellStart"/>
+      <w:r>
+        <w:rPr>
+          <w:lang w:val="en-GB"/>
+        </w:rPr>
+        <w:t>startPoint</w:t>
+      </w:r>
+      <w:proofErr w:type="spellEnd"/>
+      <w:r>
+        <w:rPr>
+          <w:lang w:val="en-GB"/>
+        </w:rPr>
+        <w:t xml:space="preserve"> variable. The rooms are filled with floor, wall and ceiling tiles that represent the main structure of a room. Inside the rooms are randomly generated and placed spikes, traps, boxes in different shapes, enemies that can either patrol or be static, health collectibles and items</w:t>
+      </w:r>
+      <w:r>
+        <w:rPr>
+          <w:lang w:val="en-GB"/>
+        </w:rPr>
+        <w:t>.</w:t>
+      </w:r>
+    </w:p>
+    <w:p>
+      <w:pPr>
+        <w:rPr>
+          <w:lang w:val="en-GB"/>
+        </w:rPr>
+      </w:pPr>
+      <w:r>
+        <w:rPr>
+          <w:lang w:val="en-GB"/>
+        </w:rPr>
+        <w:t xml:space="preserve">The </w:t>
+      </w:r>
+      <w:proofErr w:type="spellStart"/>
+      <w:proofErr w:type="gramStart"/>
+      <w:r>
+        <w:rPr>
+          <w:lang w:val="en-GB"/>
+        </w:rPr>
+        <w:t>GenerateRooms</w:t>
+      </w:r>
+      <w:proofErr w:type="spellEnd"/>
+      <w:r>
+        <w:rPr>
+          <w:lang w:val="en-GB"/>
+        </w:rPr>
+        <w:t>(</w:t>
+      </w:r>
+      <w:proofErr w:type="gramEnd"/>
+      <w:r>
+        <w:rPr>
+          <w:lang w:val="en-GB"/>
+        </w:rPr>
+        <w:t>) method starts with placing the floor on x axis based on the given size on the X axis. Ceiling generation works the same, but it positions itself based on the value given to Y axis length and from there keeps generating on the x axis until the values are met.</w:t>
+      </w:r>
+      <w:r>
+        <w:rPr>
+          <w:lang w:val="en-GB"/>
+        </w:rPr>
+        <w:t xml:space="preserve"> The right wall is a prefab instantiated at the bottom right-edge, since the it is made out of two assets, a start sign and a wall, that together make the right wall prefab.</w:t>
+      </w:r>
+      <w:r>
+        <w:rPr>
+          <w:lang w:val="en-GB"/>
+        </w:rPr>
+        <w:t xml:space="preserve"> On the floor and ceiling, spikes can be placed in order to make traversal more difficult. They are spawned based on their chance of spawning which can be toggled from the Unity Inspector. Furthermore, their spacing can also be toggled from the Unity Inspector in order to make balanced generated rooms. These aspects are handled in the code segments where spikes can be placed, namely floor and ceiling. </w:t>
+      </w:r>
+    </w:p>
+    <w:p>
+      <w:pPr>
+        <w:tabs>
+          <w:tab w:val="left" w:pos="2805"/>
+        </w:tabs>
+        <w:ind w:firstLine="0"/>
+        <w:rPr>
+          <w:lang w:val="en-GB"/>
+        </w:rPr>
+      </w:pPr>
+      <w:r>
+        <w:rPr>
+          <w:lang w:val="en-GB"/>
+        </w:rPr>
+        <w:lastRenderedPageBreak/>
+        <w:tab/>
+      </w:r>
+      <w:r>
+        <w:rPr>
+          <w:lang w:val="en-GB"/>
+        </w:rPr>
+        <w:drawing>
+          <wp:anchor distT="0" distB="0" distL="114300" distR="114300" simplePos="0" relativeHeight="251697152" behindDoc="0" locked="0" layoutInCell="1" allowOverlap="1" wp14:anchorId="62F2EFFC" wp14:editId="4FA10C88">
+            <wp:simplePos x="0" y="0"/>
+            <wp:positionH relativeFrom="column">
+              <wp:posOffset>3810</wp:posOffset>
+            </wp:positionH>
+            <wp:positionV relativeFrom="paragraph">
+              <wp:posOffset>201295</wp:posOffset>
+            </wp:positionV>
+            <wp:extent cx="6120765" cy="3703320"/>
+            <wp:effectExtent l="0" t="0" r="0" b="0"/>
+            <wp:wrapSquare wrapText="bothSides"/>
+            <wp:docPr id="42" name="Picture 42"/>
+            <wp:cNvGraphicFramePr>
+              <a:graphicFrameLocks xmlns:a="http://schemas.openxmlformats.org/drawingml/2006/main" noChangeAspect="1"/>
+            </wp:cNvGraphicFramePr>
+            <a:graphic xmlns:a="http://schemas.openxmlformats.org/drawingml/2006/main">
+              <a:graphicData uri="http://schemas.openxmlformats.org/drawingml/2006/picture">
+                <pic:pic xmlns:pic="http://schemas.openxmlformats.org/drawingml/2006/picture">
+                  <pic:nvPicPr>
+                    <pic:cNvPr id="1" name=""/>
+                    <pic:cNvPicPr/>
+                  </pic:nvPicPr>
+                  <pic:blipFill>
+                    <a:blip r:embed="rId51">
+                      <a:extLst>
+                        <a:ext uri="{28A0092B-C50C-407E-A947-70E740481C1C}">
+                          <a14:useLocalDpi xmlns:a14="http://schemas.microsoft.com/office/drawing/2010/main" val="0"/>
+                        </a:ext>
+                      </a:extLst>
+                    </a:blip>
+                    <a:stretch>
+                      <a:fillRect/>
+                    </a:stretch>
+                  </pic:blipFill>
+                  <pic:spPr>
+                    <a:xfrm>
+                      <a:off x="0" y="0"/>
+                      <a:ext cx="6120765" cy="3703320"/>
+                    </a:xfrm>
+                    <a:prstGeom prst="rect">
+                      <a:avLst/>
+                    </a:prstGeom>
+                  </pic:spPr>
+                </pic:pic>
+              </a:graphicData>
+            </a:graphic>
+          </wp:anchor>
+        </w:drawing>
+      </w:r>
+    </w:p>
+    <w:p>
+      <w:pPr>
+        <w:ind w:firstLine="0"/>
+        <w:jc w:val="center"/>
+        <w:rPr>
+          <w:lang w:val="en-GB"/>
+        </w:rPr>
+      </w:pPr>
+      <w:r>
+        <w:rPr>
+          <w:lang w:val="en-GB"/>
+        </w:rPr>
+        <w:t>Figure 5.1.6</w:t>
+      </w:r>
+      <w:r>
+        <w:rPr>
+          <w:lang w:val="en-GB"/>
+        </w:rPr>
+        <w:t>.1</w:t>
+      </w:r>
+      <w:r>
+        <w:rPr>
+          <w:lang w:val="en-GB"/>
+        </w:rPr>
+        <w:t>- Showcase of floor generation and spike positioning logic (Source: screenshot)</w:t>
+      </w:r>
+    </w:p>
+    <w:p>
+      <w:pPr>
+        <w:ind w:firstLine="0"/>
+        <w:rPr>
+          <w:lang w:val="en-GB"/>
+        </w:rPr>
+      </w:pPr>
+    </w:p>
+    <w:p>
+      <w:pPr>
+        <w:ind w:firstLine="0"/>
+        <w:rPr>
+          <w:lang w:val="en-GB"/>
+        </w:rPr>
+      </w:pPr>
+      <w:r>
+        <w:rPr>
+          <w:lang w:val="en-GB"/>
+        </w:rPr>
+        <w:tab/>
+        <w:t xml:space="preserve">The </w:t>
+      </w:r>
+      <w:proofErr w:type="spellStart"/>
+      <w:r>
+        <w:rPr>
+          <w:lang w:val="en-GB"/>
+        </w:rPr>
+        <w:t>RoomGeneration</w:t>
+      </w:r>
+      <w:proofErr w:type="spellEnd"/>
+      <w:r>
+        <w:rPr>
+          <w:lang w:val="en-GB"/>
+        </w:rPr>
+        <w:t xml:space="preserve"> script</w:t>
+      </w:r>
+      <w:r>
+        <w:rPr>
+          <w:lang w:val="en-GB"/>
+        </w:rPr>
+        <w:t xml:space="preserve"> can spawn a random number of obstacles, excluding those tagged “Spike” since they are handled separately as shown in Figure 5.1.6. Those other obstacles can be saws that traverse and spin left to right or s</w:t>
+      </w:r>
+      <w:proofErr w:type="spellStart"/>
+      <w:r>
+        <w:rPr>
+          <w:lang w:val="en-GB"/>
+        </w:rPr>
+        <w:t>pikeheads</w:t>
+      </w:r>
+      <w:proofErr w:type="spellEnd"/>
+      <w:r>
+        <w:rPr>
+          <w:lang w:val="en-GB"/>
+        </w:rPr>
+        <w:t xml:space="preserve"> that once in their detection range follow the player and damage him.</w:t>
+      </w:r>
+      <w:r>
+        <w:rPr>
+          <w:lang w:val="en-GB"/>
+        </w:rPr>
+        <w:t xml:space="preserve"> They are placed within the room bounds, which as mentioned above are the given x and y.</w:t>
+      </w:r>
+    </w:p>
+    <w:p>
+      <w:pPr>
+        <w:ind w:firstLine="0"/>
+        <w:rPr>
+          <w:lang w:val="en-GB"/>
+        </w:rPr>
+      </w:pPr>
+      <w:r>
+        <w:rPr>
+          <w:lang w:val="en-GB"/>
+        </w:rPr>
+        <w:drawing>
+          <wp:anchor distT="0" distB="0" distL="114300" distR="114300" simplePos="0" relativeHeight="251698176" behindDoc="0" locked="0" layoutInCell="1" allowOverlap="1" wp14:anchorId="7D4CB467" wp14:editId="182117E4">
+            <wp:simplePos x="0" y="0"/>
+            <wp:positionH relativeFrom="column">
+              <wp:posOffset>622935</wp:posOffset>
+            </wp:positionH>
+            <wp:positionV relativeFrom="paragraph">
+              <wp:posOffset>113665</wp:posOffset>
+            </wp:positionV>
+            <wp:extent cx="5468113" cy="2124371"/>
+            <wp:effectExtent l="0" t="0" r="0" b="9525"/>
+            <wp:wrapSquare wrapText="bothSides"/>
+            <wp:docPr id="43" name="Picture 43"/>
+            <wp:cNvGraphicFramePr>
+              <a:graphicFrameLocks xmlns:a="http://schemas.openxmlformats.org/drawingml/2006/main" noChangeAspect="1"/>
+            </wp:cNvGraphicFramePr>
+            <a:graphic xmlns:a="http://schemas.openxmlformats.org/drawingml/2006/main">
+              <a:graphicData uri="http://schemas.openxmlformats.org/drawingml/2006/picture">
+                <pic:pic xmlns:pic="http://schemas.openxmlformats.org/drawingml/2006/picture">
+                  <pic:nvPicPr>
+                    <pic:cNvPr id="1" name=""/>
+                    <pic:cNvPicPr/>
+                  </pic:nvPicPr>
+                  <pic:blipFill>
+                    <a:blip r:embed="rId52">
+                      <a:extLst>
+                        <a:ext uri="{28A0092B-C50C-407E-A947-70E740481C1C}">
+                          <a14:useLocalDpi xmlns:a14="http://schemas.microsoft.com/office/drawing/2010/main" val="0"/>
+                        </a:ext>
+                      </a:extLst>
+                    </a:blip>
+                    <a:stretch>
+                      <a:fillRect/>
+                    </a:stretch>
+                  </pic:blipFill>
+                  <pic:spPr>
+                    <a:xfrm>
+                      <a:off x="0" y="0"/>
+                      <a:ext cx="5468113" cy="2124371"/>
+                    </a:xfrm>
+                    <a:prstGeom prst="rect">
+                      <a:avLst/>
+                    </a:prstGeom>
+                  </pic:spPr>
+                </pic:pic>
+              </a:graphicData>
+            </a:graphic>
+          </wp:anchor>
+        </w:drawing>
+      </w:r>
+    </w:p>
+    <w:p>
+      <w:pPr>
+        <w:jc w:val="center"/>
+        <w:rPr>
+          <w:lang w:val="en-GB"/>
+        </w:rPr>
+      </w:pPr>
+      <w:r>
+        <w:rPr>
+          <w:lang w:val="en-GB"/>
+        </w:rPr>
+        <w:t>Figure 5.1.6.</w:t>
+      </w:r>
+      <w:r>
+        <w:rPr>
+          <w:lang w:val="en-GB"/>
+        </w:rPr>
+        <w:t>2</w:t>
+      </w:r>
+      <w:r>
+        <w:rPr>
+          <w:lang w:val="en-GB"/>
+        </w:rPr>
+        <w:t>- Showcase of obstacles logic handling (Source: screenshot)</w:t>
+      </w:r>
+    </w:p>
+    <w:p>
+      <w:pPr>
+        <w:rPr>
+          <w:lang w:val="en-GB"/>
+        </w:rPr>
+      </w:pPr>
+    </w:p>
+    <w:p>
+      <w:pPr>
+        <w:rPr>
+          <w:lang w:val="en-GB"/>
+        </w:rPr>
+      </w:pPr>
+      <w:r>
+        <w:rPr>
+          <w:lang w:val="en-GB"/>
+        </w:rPr>
+        <w:t xml:space="preserve">When it comes to collectibles there is a 50% chance of spawning a health collectible or an unused ability, more specifically an item. There can only be only one item per room </w:t>
+      </w:r>
+      <w:r>
+        <w:rPr>
+          <w:lang w:val="en-GB"/>
+        </w:rPr>
+        <w:lastRenderedPageBreak/>
+        <w:t>and it can spawn together with a health collectible.</w:t>
+      </w:r>
+      <w:r>
+        <w:rPr>
+          <w:lang w:val="en-GB"/>
+        </w:rPr>
+        <w:t xml:space="preserve"> Items that are spawned in a room are </w:t>
+      </w:r>
+      <w:r>
+        <w:rPr>
+          <w:lang w:val="en-GB"/>
+        </w:rPr>
+        <w:drawing>
+          <wp:anchor distT="0" distB="0" distL="114300" distR="114300" simplePos="0" relativeHeight="251699200" behindDoc="0" locked="0" layoutInCell="1" allowOverlap="1" wp14:anchorId="03694056" wp14:editId="4E47F2C1">
+            <wp:simplePos x="0" y="0"/>
+            <wp:positionH relativeFrom="margin">
+              <wp:posOffset>228600</wp:posOffset>
+            </wp:positionH>
+            <wp:positionV relativeFrom="paragraph">
+              <wp:posOffset>458470</wp:posOffset>
+            </wp:positionV>
+            <wp:extent cx="6120765" cy="2949575"/>
+            <wp:effectExtent l="0" t="0" r="0" b="3175"/>
+            <wp:wrapSquare wrapText="bothSides"/>
+            <wp:docPr id="45" name="Picture 45"/>
+            <wp:cNvGraphicFramePr>
+              <a:graphicFrameLocks xmlns:a="http://schemas.openxmlformats.org/drawingml/2006/main" noChangeAspect="1"/>
+            </wp:cNvGraphicFramePr>
+            <a:graphic xmlns:a="http://schemas.openxmlformats.org/drawingml/2006/main">
+              <a:graphicData uri="http://schemas.openxmlformats.org/drawingml/2006/picture">
+                <pic:pic xmlns:pic="http://schemas.openxmlformats.org/drawingml/2006/picture">
+                  <pic:nvPicPr>
+                    <pic:cNvPr id="1" name=""/>
+                    <pic:cNvPicPr/>
+                  </pic:nvPicPr>
+                  <pic:blipFill>
+                    <a:blip r:embed="rId53">
+                      <a:extLst>
+                        <a:ext uri="{28A0092B-C50C-407E-A947-70E740481C1C}">
+                          <a14:useLocalDpi xmlns:a14="http://schemas.microsoft.com/office/drawing/2010/main" val="0"/>
+                        </a:ext>
+                      </a:extLst>
+                    </a:blip>
+                    <a:stretch>
+                      <a:fillRect/>
+                    </a:stretch>
+                  </pic:blipFill>
+                  <pic:spPr>
+                    <a:xfrm>
+                      <a:off x="0" y="0"/>
+                      <a:ext cx="6120765" cy="2949575"/>
+                    </a:xfrm>
+                    <a:prstGeom prst="rect">
+                      <a:avLst/>
+                    </a:prstGeom>
+                  </pic:spPr>
+                </pic:pic>
+              </a:graphicData>
+            </a:graphic>
+          </wp:anchor>
+        </w:drawing>
+      </w:r>
+      <w:r>
+        <w:rPr>
+          <w:lang w:val="en-GB"/>
+        </w:rPr>
+        <w:t xml:space="preserve">removed from </w:t>
+      </w:r>
+      <w:proofErr w:type="spellStart"/>
+      <w:r>
+        <w:rPr>
+          <w:lang w:val="en-GB"/>
+        </w:rPr>
+        <w:t>availableAbilities</w:t>
+      </w:r>
+      <w:proofErr w:type="spellEnd"/>
+      <w:r>
+        <w:rPr>
+          <w:lang w:val="en-GB"/>
+        </w:rPr>
+        <w:t xml:space="preserve"> once used.</w:t>
+      </w:r>
+    </w:p>
+    <w:p>
+      <w:pPr>
+        <w:jc w:val="center"/>
+        <w:rPr>
+          <w:lang w:val="en-GB"/>
+        </w:rPr>
+      </w:pPr>
+      <w:r>
+        <w:rPr>
+          <w:lang w:val="en-GB"/>
+        </w:rPr>
+        <w:t>Figure 5.1.6.2- Showcase of items and collectibles logic (Source: screenshot)</w:t>
+      </w:r>
+    </w:p>
+    <w:p>
+      <w:pPr>
+        <w:rPr>
+          <w:lang w:val="en-GB"/>
+        </w:rPr>
+      </w:pPr>
+    </w:p>
+    <w:p>
+      <w:pPr>
+        <w:rPr>
+          <w:lang w:val="en-GB"/>
+        </w:rPr>
+      </w:pPr>
+    </w:p>
+    <w:p>
+      <w:pPr>
+        <w:rPr>
+          <w:lang w:val="en-GB"/>
+        </w:rPr>
+      </w:pPr>
+    </w:p>
+    <w:p>
+      <w:pPr>
         <w:rPr>
           <w:lang w:val="en-GB"/>
         </w:rPr>
@@ -9982,9 +13415,9 @@
       </w:pPr>
     </w:p>
     <w:sectPr>
-      <w:headerReference w:type="default" r:id="rId35"/>
-      <w:footerReference w:type="default" r:id="rId36"/>
-      <w:headerReference w:type="first" r:id="rId37"/>
+      <w:headerReference w:type="default" r:id="rId54"/>
+      <w:footerReference w:type="default" r:id="rId55"/>
+      <w:headerReference w:type="first" r:id="rId56"/>
       <w:pgSz w:w="11907" w:h="16840" w:code="9"/>
       <w:pgMar w:top="709" w:right="1134" w:bottom="1134" w:left="1134" w:header="709" w:footer="709" w:gutter="0"/>
       <w:pgNumType w:start="1"/>

--- a/DocumentationBachelor/Bachelor_Documentation_Eduard_Iorga.docx
+++ b/DocumentationBachelor/Bachelor_Documentation_Eduard_Iorga.docx
@@ -156,10 +156,13 @@
           <w:szCs w:val="28"/>
           <w:lang w:val="en-GB"/>
         </w:rPr>
-        <w:t xml:space="preserve"> Eduard </w:t>
-      </w:r>
-      <w:proofErr w:type="spellStart"/>
-      <w:r>
+        <w:t xml:space="preserve"> Eduard Iorga</w:t>
+      </w:r>
+    </w:p>
+    <w:p>
+      <w:pPr>
+        <w:spacing w:before="280"/>
+        <w:ind w:right="-709"/>
         <w:rPr>
           <w:rFonts w:cs="Arial"/>
           <w:b/>
@@ -167,14 +170,8 @@
           <w:szCs w:val="28"/>
           <w:lang w:val="en-GB"/>
         </w:rPr>
-        <w:t>Iorga</w:t>
-      </w:r>
-      <w:proofErr w:type="spellEnd"/>
-    </w:p>
-    <w:p>
-      <w:pPr>
-        <w:spacing w:before="280"/>
-        <w:ind w:right="-709"/>
+      </w:pPr>
+      <w:r>
         <w:rPr>
           <w:rFonts w:cs="Arial"/>
           <w:b/>
@@ -182,7 +179,8 @@
           <w:szCs w:val="28"/>
           <w:lang w:val="en-GB"/>
         </w:rPr>
-      </w:pPr>
+        <w:t>Scientific coordinator</w:t>
+      </w:r>
       <w:r>
         <w:rPr>
           <w:rFonts w:cs="Arial"/>
@@ -191,7 +189,7 @@
           <w:szCs w:val="28"/>
           <w:lang w:val="en-GB"/>
         </w:rPr>
-        <w:t>Scientific coordinator</w:t>
+        <w:t xml:space="preserve">: </w:t>
       </w:r>
       <w:r>
         <w:rPr>
@@ -201,61 +199,7 @@
           <w:szCs w:val="28"/>
           <w:lang w:val="en-GB"/>
         </w:rPr>
-        <w:t xml:space="preserve">: </w:t>
-      </w:r>
-      <w:r>
-        <w:rPr>
-          <w:rFonts w:cs="Arial"/>
-          <w:b/>
-          <w:sz w:val="28"/>
-          <w:szCs w:val="28"/>
-          <w:lang w:val="en-GB"/>
-        </w:rPr>
-        <w:t xml:space="preserve">Assistant Professor </w:t>
-      </w:r>
-      <w:proofErr w:type="spellStart"/>
-      <w:r>
-        <w:rPr>
-          <w:rFonts w:cs="Arial"/>
-          <w:b/>
-          <w:sz w:val="28"/>
-          <w:szCs w:val="28"/>
-          <w:lang w:val="en-GB"/>
-        </w:rPr>
-        <w:t>Alexandru</w:t>
-      </w:r>
-      <w:proofErr w:type="spellEnd"/>
-      <w:r>
-        <w:rPr>
-          <w:rFonts w:cs="Arial"/>
-          <w:b/>
-          <w:sz w:val="28"/>
-          <w:szCs w:val="28"/>
-          <w:lang w:val="en-GB"/>
-        </w:rPr>
-        <w:t xml:space="preserve"> </w:t>
-      </w:r>
-      <w:proofErr w:type="spellStart"/>
-      <w:r>
-        <w:rPr>
-          <w:rFonts w:cs="Arial"/>
-          <w:b/>
-          <w:sz w:val="28"/>
-          <w:szCs w:val="28"/>
-          <w:lang w:val="en-GB"/>
-        </w:rPr>
-        <w:t>Grosu</w:t>
-      </w:r>
-      <w:proofErr w:type="spellEnd"/>
-      <w:r>
-        <w:rPr>
-          <w:rFonts w:cs="Arial"/>
-          <w:b/>
-          <w:sz w:val="28"/>
-          <w:szCs w:val="28"/>
-          <w:lang w:val="en-GB"/>
-        </w:rPr>
-        <w:t xml:space="preserve"> </w:t>
+        <w:t xml:space="preserve">Assistant Professor Alexandru Grosu </w:t>
       </w:r>
     </w:p>
     <w:p>
@@ -371,14 +315,12 @@
         </w:rPr>
         <w:t xml:space="preserve">Sword of Time </w:t>
       </w:r>
-      <w:proofErr w:type="spellStart"/>
       <w:r>
         <w:rPr>
           <w:lang w:val="en-GB"/>
         </w:rPr>
         <w:t>este</w:t>
       </w:r>
-      <w:proofErr w:type="spellEnd"/>
       <w:r>
         <w:rPr>
           <w:lang w:val="en-GB"/>
@@ -389,21 +331,7 @@
         <w:rPr>
           <w:lang w:val="en-GB"/>
         </w:rPr>
-        <w:t xml:space="preserve">un </w:t>
-      </w:r>
-      <w:proofErr w:type="spellStart"/>
-      <w:r>
-        <w:rPr>
-          <w:lang w:val="en-GB"/>
-        </w:rPr>
-        <w:t>joc</w:t>
-      </w:r>
-      <w:proofErr w:type="spellEnd"/>
-      <w:r>
-        <w:rPr>
-          <w:lang w:val="en-GB"/>
-        </w:rPr>
-        <w:t xml:space="preserve"> video</w:t>
+        <w:t>un joc video</w:t>
       </w:r>
       <w:r>
         <w:rPr>
@@ -411,1681 +339,179 @@
         </w:rPr>
         <w:t xml:space="preserve"> 2D platformer rogue-like </w:t>
       </w:r>
-      <w:proofErr w:type="spellStart"/>
-      <w:r>
-        <w:rPr>
-          <w:lang w:val="en-GB"/>
-        </w:rPr>
-        <w:t>realizat</w:t>
-      </w:r>
-      <w:proofErr w:type="spellEnd"/>
-      <w:r>
-        <w:rPr>
-          <w:lang w:val="en-GB"/>
-        </w:rPr>
-        <w:t xml:space="preserve"> ca </w:t>
-      </w:r>
-      <w:proofErr w:type="spellStart"/>
-      <w:r>
-        <w:rPr>
-          <w:lang w:val="en-GB"/>
-        </w:rPr>
-        <w:t>parte</w:t>
-      </w:r>
-      <w:proofErr w:type="spellEnd"/>
-      <w:r>
-        <w:rPr>
-          <w:lang w:val="en-GB"/>
-        </w:rPr>
-        <w:t xml:space="preserve"> a </w:t>
-      </w:r>
-      <w:proofErr w:type="spellStart"/>
-      <w:r>
-        <w:rPr>
-          <w:lang w:val="en-GB"/>
-        </w:rPr>
-        <w:t>lucrarii</w:t>
-      </w:r>
-      <w:proofErr w:type="spellEnd"/>
+      <w:r>
+        <w:rPr>
+          <w:lang w:val="en-GB"/>
+        </w:rPr>
+        <w:t>realizat ca parte a lucrarii mele de licen</w:t>
+      </w:r>
+      <w:r>
+        <w:rPr>
+          <w:lang w:val="en-GB"/>
+        </w:rPr>
+        <w:t>ț</w:t>
+      </w:r>
+      <w:r>
+        <w:rPr>
+          <w:lang w:val="en-GB"/>
+        </w:rPr>
+        <w:t>a, explor</w:t>
+      </w:r>
+      <w:r>
+        <w:rPr>
+          <w:lang w:val="en-GB"/>
+        </w:rPr>
+        <w:t>â</w:t>
+      </w:r>
+      <w:r>
+        <w:rPr>
+          <w:lang w:val="en-GB"/>
+        </w:rPr>
+        <w:t xml:space="preserve">nd mecanici de gameplay </w:t>
+      </w:r>
+      <w:r>
+        <w:rPr>
+          <w:lang w:val="en-GB"/>
+        </w:rPr>
+        <w:t>ș</w:t>
+      </w:r>
+      <w:r>
+        <w:rPr>
+          <w:lang w:val="en-GB"/>
+        </w:rPr>
+        <w:t>i design-ul sistemelor.</w:t>
+      </w:r>
       <w:r>
         <w:rPr>
           <w:lang w:val="en-GB"/>
         </w:rPr>
         <w:t xml:space="preserve"> </w:t>
       </w:r>
-      <w:proofErr w:type="spellStart"/>
-      <w:r>
-        <w:rPr>
-          <w:lang w:val="en-GB"/>
-        </w:rPr>
-        <w:t>mele</w:t>
-      </w:r>
-      <w:proofErr w:type="spellEnd"/>
-      <w:r>
-        <w:rPr>
-          <w:lang w:val="en-GB"/>
-        </w:rPr>
-        <w:t xml:space="preserve"> de </w:t>
-      </w:r>
-      <w:proofErr w:type="spellStart"/>
-      <w:r>
-        <w:rPr>
-          <w:lang w:val="en-GB"/>
-        </w:rPr>
-        <w:t>licen</w:t>
-      </w:r>
-      <w:r>
-        <w:rPr>
-          <w:lang w:val="en-GB"/>
-        </w:rPr>
-        <w:t>ț</w:t>
-      </w:r>
-      <w:r>
-        <w:rPr>
-          <w:lang w:val="en-GB"/>
-        </w:rPr>
-        <w:t>a</w:t>
-      </w:r>
-      <w:proofErr w:type="spellEnd"/>
-      <w:r>
-        <w:rPr>
-          <w:lang w:val="en-GB"/>
-        </w:rPr>
-        <w:t xml:space="preserve">, </w:t>
-      </w:r>
-      <w:proofErr w:type="spellStart"/>
-      <w:r>
-        <w:rPr>
-          <w:lang w:val="en-GB"/>
-        </w:rPr>
-        <w:t>explor</w:t>
-      </w:r>
-      <w:r>
-        <w:rPr>
-          <w:lang w:val="en-GB"/>
-        </w:rPr>
-        <w:t>â</w:t>
-      </w:r>
-      <w:r>
-        <w:rPr>
-          <w:lang w:val="en-GB"/>
-        </w:rPr>
-        <w:t>nd</w:t>
-      </w:r>
-      <w:proofErr w:type="spellEnd"/>
+      <w:r>
+        <w:rPr>
+          <w:lang w:val="en-GB"/>
+        </w:rPr>
+        <w:t>Principalul obiectiv al acestei lucrări a fost crearea unui joc dinamic și generat procedural care prezintă o provocare pentru jucători prin mecanici legate de manipularea timpului și a formei jucătorului precum și generarea aleatorie de niveluri. Toate aceste elemente îl provoacă pe jucător să gândească atât creativ cât și strategic pentru a completa obiectivul jocului.</w:t>
+      </w:r>
+      <w:r>
+        <w:rPr>
+          <w:lang w:val="en-GB"/>
+        </w:rPr>
+        <w:t xml:space="preserve"> Sword of Time </w:t>
+      </w:r>
+      <w:r>
+        <w:rPr>
+          <w:lang w:val="en-GB"/>
+        </w:rPr>
+        <w:t xml:space="preserve">combină platforming-ul cu elemente de progress de tip rogue-like, ce crează o buclă de repetiție unică </w:t>
+      </w:r>
+      <w:r>
+        <w:rPr>
+          <w:lang w:val="en-GB"/>
+        </w:rPr>
+        <w:t>la fiecare încercare</w:t>
+      </w:r>
+      <w:r>
+        <w:rPr>
+          <w:lang w:val="en-GB"/>
+        </w:rPr>
+        <w:t>.</w:t>
+      </w:r>
+    </w:p>
+    <w:p>
+      <w:pPr>
+        <w:ind w:firstLine="0"/>
+        <w:rPr>
+          <w:lang w:val="en-GB"/>
+        </w:rPr>
+      </w:pPr>
+      <w:r>
+        <w:rPr>
+          <w:lang w:val="en-GB"/>
+        </w:rPr>
+        <w:tab/>
+      </w:r>
+    </w:p>
+    <w:p>
+      <w:pPr>
+        <w:ind w:firstLine="0"/>
+        <w:rPr>
+          <w:lang w:val="en-GB"/>
+        </w:rPr>
+      </w:pPr>
+      <w:r>
+        <w:rPr>
+          <w:lang w:val="en-GB"/>
+        </w:rPr>
+        <w:tab/>
+      </w:r>
+      <w:r>
+        <w:rPr>
+          <w:lang w:val="en-GB"/>
+        </w:rPr>
+        <w:t>Procesul de dezvoltare a avut loc în Game Engine-ul Unity, punând accent pe algoritmi de gene</w:t>
+      </w:r>
+      <w:r>
+        <w:rPr>
+          <w:lang w:val="en-GB"/>
+        </w:rPr>
+        <w:t>rare procedural</w:t>
+      </w:r>
+      <w:r>
+        <w:t>ă, abilități controlate de jucător și un sistem de combat.  Elemente cheie de design ce au prezentat o provocare sunt cele precum crearea unui mediu de joc și a unor mecanici balansate, astfel asigurând ca fiecare parcurgere a jocului este atât provocatoare cât și plină de recompensă. Jocul prezintă mecanici precum wind-dashing, derularea înapoi a timpului, varietate în inamici, obiecte și niveluri ce devin progresiv mai grele și necesită o adaptare strategică</w:t>
+      </w:r>
+      <w:r>
+        <w:rPr>
+          <w:lang w:val="en-GB"/>
+        </w:rPr>
+        <w:t>.</w:t>
+      </w:r>
+    </w:p>
+    <w:p>
+      <w:pPr>
+        <w:ind w:firstLine="0"/>
+        <w:rPr>
+          <w:lang w:val="en-GB"/>
+        </w:rPr>
+      </w:pPr>
+    </w:p>
+    <w:p>
+      <w:pPr>
+        <w:ind w:firstLine="0"/>
+        <w:rPr>
+          <w:lang w:val="en-GB"/>
+        </w:rPr>
+      </w:pPr>
+      <w:r>
+        <w:rPr>
+          <w:lang w:val="en-GB"/>
+        </w:rPr>
+        <w:tab/>
+      </w:r>
+      <w:r>
+        <w:rPr>
+          <w:lang w:val="en-GB"/>
+        </w:rPr>
+        <w:t>Rezultatul acestui proiect este un demo Sword of Time, unde jucătorii pot naviga prin niveluri generate procedural, învingând inamicii și depășind obstacolele din cale folosind abilități și obiecete pe care le obțin. Această lucrare concluzionează prin o analiză a eficienței sistemelor de jocuri</w:t>
+      </w:r>
+      <w:r>
+        <w:rPr>
+          <w:lang w:val="en-GB"/>
+        </w:rPr>
+        <w:t>, precum și sugestii</w:t>
+      </w:r>
       <w:r>
         <w:rPr>
           <w:lang w:val="en-GB"/>
         </w:rPr>
         <w:t xml:space="preserve"> </w:t>
       </w:r>
-      <w:proofErr w:type="spellStart"/>
-      <w:r>
-        <w:rPr>
-          <w:lang w:val="en-GB"/>
-        </w:rPr>
-        <w:t>mecanici</w:t>
-      </w:r>
-      <w:proofErr w:type="spellEnd"/>
-      <w:r>
-        <w:rPr>
-          <w:lang w:val="en-GB"/>
-        </w:rPr>
-        <w:t xml:space="preserve"> de gameplay </w:t>
-      </w:r>
-      <w:proofErr w:type="spellStart"/>
-      <w:r>
-        <w:rPr>
-          <w:lang w:val="en-GB"/>
-        </w:rPr>
-        <w:t>ș</w:t>
-      </w:r>
-      <w:r>
-        <w:rPr>
-          <w:lang w:val="en-GB"/>
-        </w:rPr>
-        <w:t>i</w:t>
-      </w:r>
-      <w:proofErr w:type="spellEnd"/>
-      <w:r>
-        <w:rPr>
-          <w:lang w:val="en-GB"/>
-        </w:rPr>
-        <w:t xml:space="preserve"> design-ul </w:t>
-      </w:r>
-      <w:proofErr w:type="spellStart"/>
-      <w:r>
-        <w:rPr>
-          <w:lang w:val="en-GB"/>
-        </w:rPr>
-        <w:t>sistemelor</w:t>
-      </w:r>
-      <w:proofErr w:type="spellEnd"/>
-      <w:r>
-        <w:rPr>
-          <w:lang w:val="en-GB"/>
-        </w:rPr>
-        <w:t>.</w:t>
-      </w:r>
-      <w:r>
-        <w:rPr>
-          <w:lang w:val="en-GB"/>
-        </w:rPr>
-        <w:t xml:space="preserve"> </w:t>
-      </w:r>
-      <w:proofErr w:type="spellStart"/>
-      <w:r>
-        <w:rPr>
-          <w:lang w:val="en-GB"/>
-        </w:rPr>
-        <w:t>Principalul</w:t>
-      </w:r>
-      <w:proofErr w:type="spellEnd"/>
-      <w:r>
-        <w:rPr>
-          <w:lang w:val="en-GB"/>
-        </w:rPr>
-        <w:t xml:space="preserve"> </w:t>
-      </w:r>
-      <w:proofErr w:type="spellStart"/>
-      <w:r>
-        <w:rPr>
-          <w:lang w:val="en-GB"/>
-        </w:rPr>
-        <w:t>obiectiv</w:t>
-      </w:r>
-      <w:proofErr w:type="spellEnd"/>
-      <w:r>
-        <w:rPr>
-          <w:lang w:val="en-GB"/>
-        </w:rPr>
-        <w:t xml:space="preserve"> al </w:t>
-      </w:r>
-      <w:proofErr w:type="spellStart"/>
-      <w:r>
-        <w:rPr>
-          <w:lang w:val="en-GB"/>
-        </w:rPr>
-        <w:t>acestei</w:t>
-      </w:r>
-      <w:proofErr w:type="spellEnd"/>
-      <w:r>
-        <w:rPr>
-          <w:lang w:val="en-GB"/>
-        </w:rPr>
-        <w:t xml:space="preserve"> </w:t>
-      </w:r>
-      <w:proofErr w:type="spellStart"/>
-      <w:r>
-        <w:rPr>
-          <w:lang w:val="en-GB"/>
-        </w:rPr>
-        <w:t>lucrări</w:t>
-      </w:r>
-      <w:proofErr w:type="spellEnd"/>
-      <w:r>
-        <w:rPr>
-          <w:lang w:val="en-GB"/>
-        </w:rPr>
-        <w:t xml:space="preserve"> a </w:t>
-      </w:r>
-      <w:proofErr w:type="spellStart"/>
-      <w:r>
-        <w:rPr>
-          <w:lang w:val="en-GB"/>
-        </w:rPr>
-        <w:t>fost</w:t>
-      </w:r>
-      <w:proofErr w:type="spellEnd"/>
-      <w:r>
-        <w:rPr>
-          <w:lang w:val="en-GB"/>
-        </w:rPr>
-        <w:t xml:space="preserve"> </w:t>
-      </w:r>
-      <w:proofErr w:type="spellStart"/>
-      <w:r>
-        <w:rPr>
-          <w:lang w:val="en-GB"/>
-        </w:rPr>
-        <w:t>crearea</w:t>
-      </w:r>
-      <w:proofErr w:type="spellEnd"/>
-      <w:r>
-        <w:rPr>
-          <w:lang w:val="en-GB"/>
-        </w:rPr>
-        <w:t xml:space="preserve"> </w:t>
-      </w:r>
-      <w:proofErr w:type="spellStart"/>
-      <w:r>
-        <w:rPr>
-          <w:lang w:val="en-GB"/>
-        </w:rPr>
-        <w:t>unui</w:t>
-      </w:r>
-      <w:proofErr w:type="spellEnd"/>
-      <w:r>
-        <w:rPr>
-          <w:lang w:val="en-GB"/>
-        </w:rPr>
-        <w:t xml:space="preserve"> </w:t>
-      </w:r>
-      <w:proofErr w:type="spellStart"/>
-      <w:r>
-        <w:rPr>
-          <w:lang w:val="en-GB"/>
-        </w:rPr>
-        <w:t>joc</w:t>
-      </w:r>
-      <w:proofErr w:type="spellEnd"/>
-      <w:r>
-        <w:rPr>
-          <w:lang w:val="en-GB"/>
-        </w:rPr>
-        <w:t xml:space="preserve"> </w:t>
-      </w:r>
-      <w:proofErr w:type="spellStart"/>
-      <w:r>
-        <w:rPr>
-          <w:lang w:val="en-GB"/>
-        </w:rPr>
-        <w:t>dinamic</w:t>
-      </w:r>
-      <w:proofErr w:type="spellEnd"/>
-      <w:r>
-        <w:rPr>
-          <w:lang w:val="en-GB"/>
-        </w:rPr>
-        <w:t xml:space="preserve"> </w:t>
-      </w:r>
-      <w:proofErr w:type="spellStart"/>
-      <w:r>
-        <w:rPr>
-          <w:lang w:val="en-GB"/>
-        </w:rPr>
-        <w:t>și</w:t>
-      </w:r>
-      <w:proofErr w:type="spellEnd"/>
-      <w:r>
-        <w:rPr>
-          <w:lang w:val="en-GB"/>
-        </w:rPr>
-        <w:t xml:space="preserve"> </w:t>
-      </w:r>
-      <w:proofErr w:type="spellStart"/>
-      <w:r>
-        <w:rPr>
-          <w:lang w:val="en-GB"/>
-        </w:rPr>
-        <w:t>generat</w:t>
-      </w:r>
-      <w:proofErr w:type="spellEnd"/>
-      <w:r>
-        <w:rPr>
-          <w:lang w:val="en-GB"/>
-        </w:rPr>
-        <w:t xml:space="preserve"> procedural care </w:t>
-      </w:r>
-      <w:proofErr w:type="spellStart"/>
-      <w:r>
-        <w:rPr>
-          <w:lang w:val="en-GB"/>
-        </w:rPr>
-        <w:t>prezintă</w:t>
-      </w:r>
-      <w:proofErr w:type="spellEnd"/>
-      <w:r>
-        <w:rPr>
-          <w:lang w:val="en-GB"/>
-        </w:rPr>
-        <w:t xml:space="preserve"> o </w:t>
-      </w:r>
-      <w:proofErr w:type="spellStart"/>
-      <w:r>
-        <w:rPr>
-          <w:lang w:val="en-GB"/>
-        </w:rPr>
-        <w:t>provocare</w:t>
-      </w:r>
-      <w:proofErr w:type="spellEnd"/>
-      <w:r>
-        <w:rPr>
-          <w:lang w:val="en-GB"/>
-        </w:rPr>
-        <w:t xml:space="preserve"> </w:t>
-      </w:r>
-      <w:proofErr w:type="spellStart"/>
-      <w:r>
-        <w:rPr>
-          <w:lang w:val="en-GB"/>
-        </w:rPr>
-        <w:t>pentru</w:t>
-      </w:r>
-      <w:proofErr w:type="spellEnd"/>
-      <w:r>
-        <w:rPr>
-          <w:lang w:val="en-GB"/>
-        </w:rPr>
-        <w:t xml:space="preserve"> </w:t>
-      </w:r>
-      <w:proofErr w:type="spellStart"/>
-      <w:r>
-        <w:rPr>
-          <w:lang w:val="en-GB"/>
-        </w:rPr>
-        <w:t>jucători</w:t>
-      </w:r>
-      <w:proofErr w:type="spellEnd"/>
-      <w:r>
-        <w:rPr>
-          <w:lang w:val="en-GB"/>
-        </w:rPr>
-        <w:t xml:space="preserve"> </w:t>
-      </w:r>
-      <w:proofErr w:type="spellStart"/>
-      <w:r>
-        <w:rPr>
-          <w:lang w:val="en-GB"/>
-        </w:rPr>
-        <w:t>prin</w:t>
-      </w:r>
-      <w:proofErr w:type="spellEnd"/>
-      <w:r>
-        <w:rPr>
-          <w:lang w:val="en-GB"/>
-        </w:rPr>
-        <w:t xml:space="preserve"> </w:t>
-      </w:r>
-      <w:proofErr w:type="spellStart"/>
-      <w:r>
-        <w:rPr>
-          <w:lang w:val="en-GB"/>
-        </w:rPr>
-        <w:t>mecanici</w:t>
-      </w:r>
-      <w:proofErr w:type="spellEnd"/>
-      <w:r>
-        <w:rPr>
-          <w:lang w:val="en-GB"/>
-        </w:rPr>
-        <w:t xml:space="preserve"> legate de </w:t>
-      </w:r>
-      <w:proofErr w:type="spellStart"/>
-      <w:r>
-        <w:rPr>
-          <w:lang w:val="en-GB"/>
-        </w:rPr>
-        <w:t>manipularea</w:t>
-      </w:r>
-      <w:proofErr w:type="spellEnd"/>
-      <w:r>
-        <w:rPr>
-          <w:lang w:val="en-GB"/>
-        </w:rPr>
-        <w:t xml:space="preserve"> </w:t>
-      </w:r>
-      <w:proofErr w:type="spellStart"/>
-      <w:r>
-        <w:rPr>
-          <w:lang w:val="en-GB"/>
-        </w:rPr>
-        <w:t>timpului</w:t>
-      </w:r>
-      <w:proofErr w:type="spellEnd"/>
-      <w:r>
-        <w:rPr>
-          <w:lang w:val="en-GB"/>
-        </w:rPr>
-        <w:t xml:space="preserve"> </w:t>
-      </w:r>
-      <w:proofErr w:type="spellStart"/>
-      <w:r>
-        <w:rPr>
-          <w:lang w:val="en-GB"/>
-        </w:rPr>
-        <w:t>și</w:t>
-      </w:r>
-      <w:proofErr w:type="spellEnd"/>
-      <w:r>
-        <w:rPr>
-          <w:lang w:val="en-GB"/>
-        </w:rPr>
-        <w:t xml:space="preserve"> a </w:t>
-      </w:r>
-      <w:proofErr w:type="spellStart"/>
-      <w:r>
-        <w:rPr>
-          <w:lang w:val="en-GB"/>
-        </w:rPr>
-        <w:t>formei</w:t>
-      </w:r>
-      <w:proofErr w:type="spellEnd"/>
-      <w:r>
-        <w:rPr>
-          <w:lang w:val="en-GB"/>
-        </w:rPr>
-        <w:t xml:space="preserve"> </w:t>
-      </w:r>
-      <w:proofErr w:type="spellStart"/>
-      <w:r>
-        <w:rPr>
-          <w:lang w:val="en-GB"/>
-        </w:rPr>
-        <w:t>jucătorului</w:t>
-      </w:r>
-      <w:proofErr w:type="spellEnd"/>
-      <w:r>
-        <w:rPr>
-          <w:lang w:val="en-GB"/>
-        </w:rPr>
-        <w:t xml:space="preserve"> precum </w:t>
-      </w:r>
-      <w:proofErr w:type="spellStart"/>
-      <w:r>
-        <w:rPr>
-          <w:lang w:val="en-GB"/>
-        </w:rPr>
-        <w:t>și</w:t>
-      </w:r>
-      <w:proofErr w:type="spellEnd"/>
-      <w:r>
-        <w:rPr>
-          <w:lang w:val="en-GB"/>
-        </w:rPr>
-        <w:t xml:space="preserve"> </w:t>
-      </w:r>
-      <w:proofErr w:type="spellStart"/>
-      <w:r>
-        <w:rPr>
-          <w:lang w:val="en-GB"/>
-        </w:rPr>
-        <w:t>generarea</w:t>
-      </w:r>
-      <w:proofErr w:type="spellEnd"/>
-      <w:r>
-        <w:rPr>
-          <w:lang w:val="en-GB"/>
-        </w:rPr>
-        <w:t xml:space="preserve"> </w:t>
-      </w:r>
-      <w:proofErr w:type="spellStart"/>
-      <w:r>
-        <w:rPr>
-          <w:lang w:val="en-GB"/>
-        </w:rPr>
-        <w:t>aleatorie</w:t>
-      </w:r>
-      <w:proofErr w:type="spellEnd"/>
-      <w:r>
-        <w:rPr>
-          <w:lang w:val="en-GB"/>
-        </w:rPr>
-        <w:t xml:space="preserve"> de </w:t>
-      </w:r>
-      <w:proofErr w:type="spellStart"/>
-      <w:r>
-        <w:rPr>
-          <w:lang w:val="en-GB"/>
-        </w:rPr>
-        <w:t>niveluri</w:t>
-      </w:r>
-      <w:proofErr w:type="spellEnd"/>
-      <w:r>
-        <w:rPr>
-          <w:lang w:val="en-GB"/>
-        </w:rPr>
-        <w:t xml:space="preserve">. </w:t>
-      </w:r>
-      <w:proofErr w:type="spellStart"/>
-      <w:r>
-        <w:rPr>
-          <w:lang w:val="en-GB"/>
-        </w:rPr>
-        <w:t>Toate</w:t>
-      </w:r>
-      <w:proofErr w:type="spellEnd"/>
-      <w:r>
-        <w:rPr>
-          <w:lang w:val="en-GB"/>
-        </w:rPr>
-        <w:t xml:space="preserve"> </w:t>
-      </w:r>
-      <w:proofErr w:type="spellStart"/>
-      <w:r>
-        <w:rPr>
-          <w:lang w:val="en-GB"/>
-        </w:rPr>
-        <w:t>aceste</w:t>
-      </w:r>
-      <w:proofErr w:type="spellEnd"/>
-      <w:r>
-        <w:rPr>
-          <w:lang w:val="en-GB"/>
-        </w:rPr>
-        <w:t xml:space="preserve"> </w:t>
-      </w:r>
-      <w:proofErr w:type="spellStart"/>
-      <w:r>
-        <w:rPr>
-          <w:lang w:val="en-GB"/>
-        </w:rPr>
-        <w:t>elemente</w:t>
-      </w:r>
-      <w:proofErr w:type="spellEnd"/>
-      <w:r>
-        <w:rPr>
-          <w:lang w:val="en-GB"/>
-        </w:rPr>
-        <w:t xml:space="preserve"> </w:t>
-      </w:r>
-      <w:proofErr w:type="spellStart"/>
-      <w:r>
-        <w:rPr>
-          <w:lang w:val="en-GB"/>
-        </w:rPr>
-        <w:t>îl</w:t>
-      </w:r>
-      <w:proofErr w:type="spellEnd"/>
-      <w:r>
-        <w:rPr>
-          <w:lang w:val="en-GB"/>
-        </w:rPr>
-        <w:t xml:space="preserve"> </w:t>
-      </w:r>
-      <w:proofErr w:type="spellStart"/>
-      <w:r>
-        <w:rPr>
-          <w:lang w:val="en-GB"/>
-        </w:rPr>
-        <w:t>provoacă</w:t>
-      </w:r>
-      <w:proofErr w:type="spellEnd"/>
-      <w:r>
-        <w:rPr>
-          <w:lang w:val="en-GB"/>
-        </w:rPr>
-        <w:t xml:space="preserve"> pe </w:t>
-      </w:r>
-      <w:proofErr w:type="spellStart"/>
-      <w:r>
-        <w:rPr>
-          <w:lang w:val="en-GB"/>
-        </w:rPr>
-        <w:t>jucător</w:t>
-      </w:r>
-      <w:proofErr w:type="spellEnd"/>
-      <w:r>
-        <w:rPr>
-          <w:lang w:val="en-GB"/>
-        </w:rPr>
-        <w:t xml:space="preserve"> </w:t>
-      </w:r>
-      <w:proofErr w:type="spellStart"/>
-      <w:r>
-        <w:rPr>
-          <w:lang w:val="en-GB"/>
-        </w:rPr>
-        <w:t>să</w:t>
-      </w:r>
-      <w:proofErr w:type="spellEnd"/>
-      <w:r>
-        <w:rPr>
-          <w:lang w:val="en-GB"/>
-        </w:rPr>
-        <w:t xml:space="preserve"> </w:t>
-      </w:r>
-      <w:proofErr w:type="spellStart"/>
-      <w:r>
-        <w:rPr>
-          <w:lang w:val="en-GB"/>
-        </w:rPr>
-        <w:t>gândească</w:t>
-      </w:r>
-      <w:proofErr w:type="spellEnd"/>
-      <w:r>
-        <w:rPr>
-          <w:lang w:val="en-GB"/>
-        </w:rPr>
-        <w:t xml:space="preserve"> </w:t>
-      </w:r>
-      <w:proofErr w:type="spellStart"/>
-      <w:r>
-        <w:rPr>
-          <w:lang w:val="en-GB"/>
-        </w:rPr>
-        <w:t>atât</w:t>
-      </w:r>
-      <w:proofErr w:type="spellEnd"/>
-      <w:r>
-        <w:rPr>
-          <w:lang w:val="en-GB"/>
-        </w:rPr>
-        <w:t xml:space="preserve"> </w:t>
-      </w:r>
-      <w:proofErr w:type="spellStart"/>
-      <w:r>
-        <w:rPr>
-          <w:lang w:val="en-GB"/>
-        </w:rPr>
-        <w:t>creativ</w:t>
-      </w:r>
-      <w:proofErr w:type="spellEnd"/>
-      <w:r>
-        <w:rPr>
-          <w:lang w:val="en-GB"/>
-        </w:rPr>
-        <w:t xml:space="preserve"> </w:t>
-      </w:r>
-      <w:proofErr w:type="spellStart"/>
-      <w:r>
-        <w:rPr>
-          <w:lang w:val="en-GB"/>
-        </w:rPr>
-        <w:t>cât</w:t>
-      </w:r>
-      <w:proofErr w:type="spellEnd"/>
-      <w:r>
-        <w:rPr>
-          <w:lang w:val="en-GB"/>
-        </w:rPr>
-        <w:t xml:space="preserve"> </w:t>
-      </w:r>
-      <w:proofErr w:type="spellStart"/>
-      <w:r>
-        <w:rPr>
-          <w:lang w:val="en-GB"/>
-        </w:rPr>
-        <w:t>și</w:t>
-      </w:r>
-      <w:proofErr w:type="spellEnd"/>
-      <w:r>
-        <w:rPr>
-          <w:lang w:val="en-GB"/>
-        </w:rPr>
-        <w:t xml:space="preserve"> strategic </w:t>
-      </w:r>
-      <w:proofErr w:type="spellStart"/>
-      <w:r>
-        <w:rPr>
-          <w:lang w:val="en-GB"/>
-        </w:rPr>
-        <w:t>pentru</w:t>
-      </w:r>
-      <w:proofErr w:type="spellEnd"/>
-      <w:r>
-        <w:rPr>
-          <w:lang w:val="en-GB"/>
-        </w:rPr>
-        <w:t xml:space="preserve"> a </w:t>
-      </w:r>
-      <w:proofErr w:type="spellStart"/>
-      <w:r>
-        <w:rPr>
-          <w:lang w:val="en-GB"/>
-        </w:rPr>
-        <w:t>completa</w:t>
-      </w:r>
-      <w:proofErr w:type="spellEnd"/>
-      <w:r>
-        <w:rPr>
-          <w:lang w:val="en-GB"/>
-        </w:rPr>
-        <w:t xml:space="preserve"> </w:t>
-      </w:r>
-      <w:proofErr w:type="spellStart"/>
-      <w:r>
-        <w:rPr>
-          <w:lang w:val="en-GB"/>
-        </w:rPr>
-        <w:t>obiectivul</w:t>
-      </w:r>
-      <w:proofErr w:type="spellEnd"/>
-      <w:r>
-        <w:rPr>
-          <w:lang w:val="en-GB"/>
-        </w:rPr>
-        <w:t xml:space="preserve"> </w:t>
-      </w:r>
-      <w:proofErr w:type="spellStart"/>
-      <w:r>
-        <w:rPr>
-          <w:lang w:val="en-GB"/>
-        </w:rPr>
-        <w:t>jocului</w:t>
-      </w:r>
-      <w:proofErr w:type="spellEnd"/>
-      <w:r>
-        <w:rPr>
-          <w:lang w:val="en-GB"/>
-        </w:rPr>
-        <w:t>.</w:t>
-      </w:r>
-      <w:r>
-        <w:rPr>
-          <w:lang w:val="en-GB"/>
-        </w:rPr>
-        <w:t xml:space="preserve"> Sword of Time </w:t>
-      </w:r>
-      <w:proofErr w:type="spellStart"/>
-      <w:r>
-        <w:rPr>
-          <w:lang w:val="en-GB"/>
-        </w:rPr>
-        <w:t>combină</w:t>
-      </w:r>
-      <w:proofErr w:type="spellEnd"/>
-      <w:r>
-        <w:rPr>
-          <w:lang w:val="en-GB"/>
-        </w:rPr>
-        <w:t xml:space="preserve"> platforming-ul cu </w:t>
-      </w:r>
-      <w:proofErr w:type="spellStart"/>
-      <w:r>
-        <w:rPr>
-          <w:lang w:val="en-GB"/>
-        </w:rPr>
-        <w:t>elemente</w:t>
-      </w:r>
-      <w:proofErr w:type="spellEnd"/>
-      <w:r>
-        <w:rPr>
-          <w:lang w:val="en-GB"/>
-        </w:rPr>
-        <w:t xml:space="preserve"> de progress de tip rogue-like, </w:t>
-      </w:r>
-      <w:proofErr w:type="spellStart"/>
-      <w:r>
-        <w:rPr>
-          <w:lang w:val="en-GB"/>
-        </w:rPr>
-        <w:t>ce</w:t>
-      </w:r>
-      <w:proofErr w:type="spellEnd"/>
-      <w:r>
-        <w:rPr>
-          <w:lang w:val="en-GB"/>
-        </w:rPr>
-        <w:t xml:space="preserve"> </w:t>
-      </w:r>
-      <w:proofErr w:type="spellStart"/>
-      <w:r>
-        <w:rPr>
-          <w:lang w:val="en-GB"/>
-        </w:rPr>
-        <w:t>crează</w:t>
-      </w:r>
-      <w:proofErr w:type="spellEnd"/>
-      <w:r>
-        <w:rPr>
-          <w:lang w:val="en-GB"/>
-        </w:rPr>
-        <w:t xml:space="preserve"> o </w:t>
-      </w:r>
-      <w:proofErr w:type="spellStart"/>
-      <w:r>
-        <w:rPr>
-          <w:lang w:val="en-GB"/>
-        </w:rPr>
-        <w:t>buclă</w:t>
-      </w:r>
-      <w:proofErr w:type="spellEnd"/>
-      <w:r>
-        <w:rPr>
-          <w:lang w:val="en-GB"/>
-        </w:rPr>
-        <w:t xml:space="preserve"> de </w:t>
-      </w:r>
-      <w:proofErr w:type="spellStart"/>
-      <w:r>
-        <w:rPr>
-          <w:lang w:val="en-GB"/>
-        </w:rPr>
-        <w:t>repetiție</w:t>
-      </w:r>
-      <w:proofErr w:type="spellEnd"/>
-      <w:r>
-        <w:rPr>
-          <w:lang w:val="en-GB"/>
-        </w:rPr>
-        <w:t xml:space="preserve"> </w:t>
-      </w:r>
-      <w:proofErr w:type="spellStart"/>
-      <w:r>
-        <w:rPr>
-          <w:lang w:val="en-GB"/>
-        </w:rPr>
-        <w:t>unică</w:t>
-      </w:r>
-      <w:proofErr w:type="spellEnd"/>
-      <w:r>
-        <w:rPr>
-          <w:lang w:val="en-GB"/>
-        </w:rPr>
-        <w:t xml:space="preserve"> </w:t>
-      </w:r>
-      <w:r>
-        <w:rPr>
-          <w:lang w:val="en-GB"/>
-        </w:rPr>
-        <w:t xml:space="preserve">la </w:t>
-      </w:r>
-      <w:proofErr w:type="spellStart"/>
-      <w:r>
-        <w:rPr>
-          <w:lang w:val="en-GB"/>
-        </w:rPr>
-        <w:t>fiecare</w:t>
-      </w:r>
-      <w:proofErr w:type="spellEnd"/>
-      <w:r>
-        <w:rPr>
-          <w:lang w:val="en-GB"/>
-        </w:rPr>
-        <w:t xml:space="preserve"> </w:t>
-      </w:r>
-      <w:proofErr w:type="spellStart"/>
-      <w:r>
-        <w:rPr>
-          <w:lang w:val="en-GB"/>
-        </w:rPr>
-        <w:t>încercare</w:t>
-      </w:r>
-      <w:proofErr w:type="spellEnd"/>
-      <w:r>
-        <w:rPr>
-          <w:lang w:val="en-GB"/>
-        </w:rPr>
-        <w:t>.</w:t>
-      </w:r>
-    </w:p>
-    <w:p>
-      <w:pPr>
-        <w:ind w:firstLine="0"/>
-        <w:rPr>
-          <w:lang w:val="en-GB"/>
-        </w:rPr>
-      </w:pPr>
-      <w:r>
-        <w:rPr>
-          <w:lang w:val="en-GB"/>
-        </w:rPr>
-        <w:tab/>
-      </w:r>
-    </w:p>
-    <w:p>
-      <w:pPr>
-        <w:ind w:firstLine="0"/>
-        <w:rPr>
-          <w:lang w:val="en-GB"/>
-        </w:rPr>
-      </w:pPr>
-      <w:r>
-        <w:rPr>
-          <w:lang w:val="en-GB"/>
-        </w:rPr>
-        <w:tab/>
-      </w:r>
-      <w:proofErr w:type="spellStart"/>
-      <w:r>
-        <w:rPr>
-          <w:lang w:val="en-GB"/>
-        </w:rPr>
-        <w:t>Procesul</w:t>
-      </w:r>
-      <w:proofErr w:type="spellEnd"/>
-      <w:r>
-        <w:rPr>
-          <w:lang w:val="en-GB"/>
-        </w:rPr>
-        <w:t xml:space="preserve"> de </w:t>
-      </w:r>
-      <w:proofErr w:type="spellStart"/>
-      <w:r>
-        <w:rPr>
-          <w:lang w:val="en-GB"/>
-        </w:rPr>
-        <w:t>dezvoltare</w:t>
-      </w:r>
-      <w:proofErr w:type="spellEnd"/>
-      <w:r>
-        <w:rPr>
-          <w:lang w:val="en-GB"/>
-        </w:rPr>
-        <w:t xml:space="preserve"> </w:t>
-      </w:r>
-      <w:proofErr w:type="gramStart"/>
-      <w:r>
-        <w:rPr>
-          <w:lang w:val="en-GB"/>
-        </w:rPr>
-        <w:t>a</w:t>
-      </w:r>
-      <w:proofErr w:type="gramEnd"/>
-      <w:r>
-        <w:rPr>
-          <w:lang w:val="en-GB"/>
-        </w:rPr>
-        <w:t xml:space="preserve"> </w:t>
-      </w:r>
-      <w:proofErr w:type="spellStart"/>
-      <w:r>
-        <w:rPr>
-          <w:lang w:val="en-GB"/>
-        </w:rPr>
-        <w:t>avut</w:t>
-      </w:r>
-      <w:proofErr w:type="spellEnd"/>
-      <w:r>
-        <w:rPr>
-          <w:lang w:val="en-GB"/>
-        </w:rPr>
-        <w:t xml:space="preserve"> </w:t>
-      </w:r>
-      <w:proofErr w:type="spellStart"/>
-      <w:r>
-        <w:rPr>
-          <w:lang w:val="en-GB"/>
-        </w:rPr>
-        <w:t>loc</w:t>
-      </w:r>
-      <w:proofErr w:type="spellEnd"/>
-      <w:r>
-        <w:rPr>
-          <w:lang w:val="en-GB"/>
-        </w:rPr>
-        <w:t xml:space="preserve"> </w:t>
-      </w:r>
-      <w:proofErr w:type="spellStart"/>
-      <w:r>
-        <w:rPr>
-          <w:lang w:val="en-GB"/>
-        </w:rPr>
-        <w:t>în</w:t>
-      </w:r>
-      <w:proofErr w:type="spellEnd"/>
-      <w:r>
-        <w:rPr>
-          <w:lang w:val="en-GB"/>
-        </w:rPr>
-        <w:t xml:space="preserve"> Game Engine-ul Unity, </w:t>
-      </w:r>
-      <w:proofErr w:type="spellStart"/>
-      <w:r>
-        <w:rPr>
-          <w:lang w:val="en-GB"/>
-        </w:rPr>
-        <w:t>punând</w:t>
-      </w:r>
-      <w:proofErr w:type="spellEnd"/>
-      <w:r>
-        <w:rPr>
-          <w:lang w:val="en-GB"/>
-        </w:rPr>
-        <w:t xml:space="preserve"> accent pe </w:t>
-      </w:r>
-      <w:proofErr w:type="spellStart"/>
-      <w:r>
-        <w:rPr>
-          <w:lang w:val="en-GB"/>
-        </w:rPr>
-        <w:t>algoritmi</w:t>
-      </w:r>
-      <w:proofErr w:type="spellEnd"/>
-      <w:r>
-        <w:rPr>
-          <w:lang w:val="en-GB"/>
-        </w:rPr>
-        <w:t xml:space="preserve"> de </w:t>
-      </w:r>
-      <w:proofErr w:type="spellStart"/>
-      <w:r>
-        <w:rPr>
-          <w:lang w:val="en-GB"/>
-        </w:rPr>
-        <w:t>gene</w:t>
-      </w:r>
-      <w:r>
-        <w:rPr>
-          <w:lang w:val="en-GB"/>
-        </w:rPr>
-        <w:t>rare</w:t>
-      </w:r>
-      <w:proofErr w:type="spellEnd"/>
-      <w:r>
-        <w:rPr>
-          <w:lang w:val="en-GB"/>
-        </w:rPr>
-        <w:t xml:space="preserve"> procedural</w:t>
-      </w:r>
-      <w:r>
-        <w:t>ă, abilități controlate de jucător și un sistem de combat.  Elemente cheie de design ce au prezentat o provocare sunt cele precum crearea unui mediu de joc și a unor mecanici balansate, astfel asigurând ca fiecare parcurgere a jocului este atât provocatoare cât și plină de recompensă. Jocul prezintă mecanici precum wind-dashing, derularea înapoi a timpului, varietate în inamici, obiecte și niveluri ce devin progresiv mai grele și necesită o adaptare strategică</w:t>
-      </w:r>
-      <w:r>
-        <w:rPr>
-          <w:lang w:val="en-GB"/>
-        </w:rPr>
-        <w:t>.</w:t>
-      </w:r>
-    </w:p>
-    <w:p>
-      <w:pPr>
-        <w:ind w:firstLine="0"/>
-        <w:rPr>
-          <w:lang w:val="en-GB"/>
-        </w:rPr>
-      </w:pPr>
-    </w:p>
-    <w:p>
-      <w:pPr>
-        <w:ind w:firstLine="0"/>
-        <w:rPr>
-          <w:lang w:val="en-GB"/>
-        </w:rPr>
-      </w:pPr>
-      <w:r>
-        <w:rPr>
-          <w:lang w:val="en-GB"/>
-        </w:rPr>
-        <w:tab/>
-      </w:r>
-      <w:proofErr w:type="spellStart"/>
-      <w:r>
-        <w:rPr>
-          <w:lang w:val="en-GB"/>
-        </w:rPr>
-        <w:t>Rezultatul</w:t>
-      </w:r>
-      <w:proofErr w:type="spellEnd"/>
-      <w:r>
-        <w:rPr>
-          <w:lang w:val="en-GB"/>
-        </w:rPr>
-        <w:t xml:space="preserve"> </w:t>
-      </w:r>
-      <w:proofErr w:type="spellStart"/>
-      <w:r>
-        <w:rPr>
-          <w:lang w:val="en-GB"/>
-        </w:rPr>
-        <w:t>acestui</w:t>
-      </w:r>
-      <w:proofErr w:type="spellEnd"/>
-      <w:r>
-        <w:rPr>
-          <w:lang w:val="en-GB"/>
-        </w:rPr>
-        <w:t xml:space="preserve"> </w:t>
-      </w:r>
-      <w:proofErr w:type="spellStart"/>
-      <w:r>
-        <w:rPr>
-          <w:lang w:val="en-GB"/>
-        </w:rPr>
-        <w:t>proiect</w:t>
-      </w:r>
-      <w:proofErr w:type="spellEnd"/>
-      <w:r>
-        <w:rPr>
-          <w:lang w:val="en-GB"/>
-        </w:rPr>
-        <w:t xml:space="preserve"> </w:t>
-      </w:r>
-      <w:proofErr w:type="spellStart"/>
-      <w:r>
-        <w:rPr>
-          <w:lang w:val="en-GB"/>
-        </w:rPr>
-        <w:t>este</w:t>
-      </w:r>
-      <w:proofErr w:type="spellEnd"/>
-      <w:r>
-        <w:rPr>
-          <w:lang w:val="en-GB"/>
-        </w:rPr>
-        <w:t xml:space="preserve"> un demo Sword of Time, </w:t>
-      </w:r>
-      <w:proofErr w:type="spellStart"/>
-      <w:r>
-        <w:rPr>
-          <w:lang w:val="en-GB"/>
-        </w:rPr>
-        <w:t>unde</w:t>
-      </w:r>
-      <w:proofErr w:type="spellEnd"/>
-      <w:r>
-        <w:rPr>
-          <w:lang w:val="en-GB"/>
-        </w:rPr>
-        <w:t xml:space="preserve"> </w:t>
-      </w:r>
-      <w:proofErr w:type="spellStart"/>
-      <w:r>
-        <w:rPr>
-          <w:lang w:val="en-GB"/>
-        </w:rPr>
-        <w:t>jucătorii</w:t>
-      </w:r>
-      <w:proofErr w:type="spellEnd"/>
-      <w:r>
-        <w:rPr>
-          <w:lang w:val="en-GB"/>
-        </w:rPr>
-        <w:t xml:space="preserve"> pot </w:t>
-      </w:r>
-      <w:proofErr w:type="spellStart"/>
-      <w:r>
-        <w:rPr>
-          <w:lang w:val="en-GB"/>
-        </w:rPr>
-        <w:t>naviga</w:t>
-      </w:r>
-      <w:proofErr w:type="spellEnd"/>
-      <w:r>
-        <w:rPr>
-          <w:lang w:val="en-GB"/>
-        </w:rPr>
-        <w:t xml:space="preserve"> </w:t>
-      </w:r>
-      <w:proofErr w:type="spellStart"/>
-      <w:r>
-        <w:rPr>
-          <w:lang w:val="en-GB"/>
-        </w:rPr>
-        <w:t>prin</w:t>
-      </w:r>
-      <w:proofErr w:type="spellEnd"/>
-      <w:r>
-        <w:rPr>
-          <w:lang w:val="en-GB"/>
-        </w:rPr>
-        <w:t xml:space="preserve"> </w:t>
-      </w:r>
-      <w:proofErr w:type="spellStart"/>
-      <w:r>
-        <w:rPr>
-          <w:lang w:val="en-GB"/>
-        </w:rPr>
-        <w:t>niveluri</w:t>
-      </w:r>
-      <w:proofErr w:type="spellEnd"/>
-      <w:r>
-        <w:rPr>
-          <w:lang w:val="en-GB"/>
-        </w:rPr>
-        <w:t xml:space="preserve"> generate procedural, </w:t>
-      </w:r>
-      <w:proofErr w:type="spellStart"/>
-      <w:r>
-        <w:rPr>
-          <w:lang w:val="en-GB"/>
-        </w:rPr>
-        <w:t>învingând</w:t>
-      </w:r>
-      <w:proofErr w:type="spellEnd"/>
-      <w:r>
-        <w:rPr>
-          <w:lang w:val="en-GB"/>
-        </w:rPr>
-        <w:t xml:space="preserve"> </w:t>
-      </w:r>
-      <w:proofErr w:type="spellStart"/>
-      <w:r>
-        <w:rPr>
-          <w:lang w:val="en-GB"/>
-        </w:rPr>
-        <w:t>inamicii</w:t>
-      </w:r>
-      <w:proofErr w:type="spellEnd"/>
-      <w:r>
-        <w:rPr>
-          <w:lang w:val="en-GB"/>
-        </w:rPr>
-        <w:t xml:space="preserve"> </w:t>
-      </w:r>
-      <w:proofErr w:type="spellStart"/>
-      <w:r>
-        <w:rPr>
-          <w:lang w:val="en-GB"/>
-        </w:rPr>
-        <w:t>și</w:t>
-      </w:r>
-      <w:proofErr w:type="spellEnd"/>
-      <w:r>
-        <w:rPr>
-          <w:lang w:val="en-GB"/>
-        </w:rPr>
-        <w:t xml:space="preserve"> </w:t>
-      </w:r>
-      <w:proofErr w:type="spellStart"/>
-      <w:r>
-        <w:rPr>
-          <w:lang w:val="en-GB"/>
-        </w:rPr>
-        <w:t>depășind</w:t>
-      </w:r>
-      <w:proofErr w:type="spellEnd"/>
-      <w:r>
-        <w:rPr>
-          <w:lang w:val="en-GB"/>
-        </w:rPr>
-        <w:t xml:space="preserve"> </w:t>
-      </w:r>
-      <w:proofErr w:type="spellStart"/>
-      <w:r>
-        <w:rPr>
-          <w:lang w:val="en-GB"/>
-        </w:rPr>
-        <w:t>obstacolele</w:t>
-      </w:r>
-      <w:proofErr w:type="spellEnd"/>
-      <w:r>
-        <w:rPr>
-          <w:lang w:val="en-GB"/>
-        </w:rPr>
-        <w:t xml:space="preserve"> din </w:t>
-      </w:r>
-      <w:proofErr w:type="spellStart"/>
-      <w:r>
-        <w:rPr>
-          <w:lang w:val="en-GB"/>
-        </w:rPr>
-        <w:t>cale</w:t>
-      </w:r>
-      <w:proofErr w:type="spellEnd"/>
-      <w:r>
-        <w:rPr>
-          <w:lang w:val="en-GB"/>
-        </w:rPr>
-        <w:t xml:space="preserve"> </w:t>
-      </w:r>
-      <w:proofErr w:type="spellStart"/>
-      <w:r>
-        <w:rPr>
-          <w:lang w:val="en-GB"/>
-        </w:rPr>
-        <w:t>folosind</w:t>
-      </w:r>
-      <w:proofErr w:type="spellEnd"/>
-      <w:r>
-        <w:rPr>
-          <w:lang w:val="en-GB"/>
-        </w:rPr>
-        <w:t xml:space="preserve"> </w:t>
-      </w:r>
-      <w:proofErr w:type="spellStart"/>
-      <w:r>
-        <w:rPr>
-          <w:lang w:val="en-GB"/>
-        </w:rPr>
-        <w:t>abilități</w:t>
-      </w:r>
-      <w:proofErr w:type="spellEnd"/>
-      <w:r>
-        <w:rPr>
-          <w:lang w:val="en-GB"/>
-        </w:rPr>
-        <w:t xml:space="preserve"> </w:t>
-      </w:r>
-      <w:proofErr w:type="spellStart"/>
-      <w:r>
-        <w:rPr>
-          <w:lang w:val="en-GB"/>
-        </w:rPr>
-        <w:t>și</w:t>
-      </w:r>
-      <w:proofErr w:type="spellEnd"/>
-      <w:r>
-        <w:rPr>
-          <w:lang w:val="en-GB"/>
-        </w:rPr>
-        <w:t xml:space="preserve"> </w:t>
-      </w:r>
-      <w:proofErr w:type="spellStart"/>
-      <w:r>
-        <w:rPr>
-          <w:lang w:val="en-GB"/>
-        </w:rPr>
-        <w:t>obiecete</w:t>
-      </w:r>
-      <w:proofErr w:type="spellEnd"/>
-      <w:r>
-        <w:rPr>
-          <w:lang w:val="en-GB"/>
-        </w:rPr>
-        <w:t xml:space="preserve"> pe care le </w:t>
-      </w:r>
-      <w:proofErr w:type="spellStart"/>
-      <w:r>
-        <w:rPr>
-          <w:lang w:val="en-GB"/>
-        </w:rPr>
-        <w:t>obțin</w:t>
-      </w:r>
-      <w:proofErr w:type="spellEnd"/>
-      <w:r>
-        <w:rPr>
-          <w:lang w:val="en-GB"/>
-        </w:rPr>
-        <w:t xml:space="preserve">. </w:t>
-      </w:r>
-      <w:proofErr w:type="spellStart"/>
-      <w:r>
-        <w:rPr>
-          <w:lang w:val="en-GB"/>
-        </w:rPr>
-        <w:t>Această</w:t>
-      </w:r>
-      <w:proofErr w:type="spellEnd"/>
-      <w:r>
-        <w:rPr>
-          <w:lang w:val="en-GB"/>
-        </w:rPr>
-        <w:t xml:space="preserve"> </w:t>
-      </w:r>
-      <w:proofErr w:type="spellStart"/>
-      <w:r>
-        <w:rPr>
-          <w:lang w:val="en-GB"/>
-        </w:rPr>
-        <w:t>lucrare</w:t>
-      </w:r>
-      <w:proofErr w:type="spellEnd"/>
-      <w:r>
-        <w:rPr>
-          <w:lang w:val="en-GB"/>
-        </w:rPr>
-        <w:t xml:space="preserve"> </w:t>
-      </w:r>
-      <w:proofErr w:type="spellStart"/>
-      <w:r>
-        <w:rPr>
-          <w:lang w:val="en-GB"/>
-        </w:rPr>
-        <w:t>concluzionează</w:t>
-      </w:r>
-      <w:proofErr w:type="spellEnd"/>
-      <w:r>
-        <w:rPr>
-          <w:lang w:val="en-GB"/>
-        </w:rPr>
-        <w:t xml:space="preserve"> </w:t>
-      </w:r>
-      <w:proofErr w:type="spellStart"/>
-      <w:r>
-        <w:rPr>
-          <w:lang w:val="en-GB"/>
-        </w:rPr>
-        <w:t>prin</w:t>
-      </w:r>
-      <w:proofErr w:type="spellEnd"/>
-      <w:r>
-        <w:rPr>
-          <w:lang w:val="en-GB"/>
-        </w:rPr>
-        <w:t xml:space="preserve"> o </w:t>
-      </w:r>
-      <w:proofErr w:type="spellStart"/>
-      <w:r>
-        <w:rPr>
-          <w:lang w:val="en-GB"/>
-        </w:rPr>
-        <w:t>analiză</w:t>
-      </w:r>
-      <w:proofErr w:type="spellEnd"/>
-      <w:r>
-        <w:rPr>
-          <w:lang w:val="en-GB"/>
-        </w:rPr>
-        <w:t xml:space="preserve"> </w:t>
-      </w:r>
-      <w:proofErr w:type="gramStart"/>
-      <w:r>
-        <w:rPr>
-          <w:lang w:val="en-GB"/>
-        </w:rPr>
-        <w:t>a</w:t>
-      </w:r>
-      <w:proofErr w:type="gramEnd"/>
-      <w:r>
-        <w:rPr>
-          <w:lang w:val="en-GB"/>
-        </w:rPr>
-        <w:t xml:space="preserve"> </w:t>
-      </w:r>
-      <w:proofErr w:type="spellStart"/>
-      <w:r>
-        <w:rPr>
-          <w:lang w:val="en-GB"/>
-        </w:rPr>
-        <w:t>eficienței</w:t>
-      </w:r>
-      <w:proofErr w:type="spellEnd"/>
-      <w:r>
-        <w:rPr>
-          <w:lang w:val="en-GB"/>
-        </w:rPr>
-        <w:t xml:space="preserve"> </w:t>
-      </w:r>
-      <w:proofErr w:type="spellStart"/>
-      <w:r>
-        <w:rPr>
-          <w:lang w:val="en-GB"/>
-        </w:rPr>
-        <w:t>sistemelor</w:t>
-      </w:r>
-      <w:proofErr w:type="spellEnd"/>
-      <w:r>
-        <w:rPr>
-          <w:lang w:val="en-GB"/>
-        </w:rPr>
-        <w:t xml:space="preserve"> de </w:t>
-      </w:r>
-      <w:proofErr w:type="spellStart"/>
-      <w:r>
-        <w:rPr>
-          <w:lang w:val="en-GB"/>
-        </w:rPr>
-        <w:t>jocuri</w:t>
-      </w:r>
-      <w:proofErr w:type="spellEnd"/>
-      <w:r>
-        <w:rPr>
-          <w:lang w:val="en-GB"/>
-        </w:rPr>
-        <w:t xml:space="preserve">, precum </w:t>
-      </w:r>
-      <w:proofErr w:type="spellStart"/>
-      <w:r>
-        <w:rPr>
-          <w:lang w:val="en-GB"/>
-        </w:rPr>
-        <w:t>și</w:t>
-      </w:r>
-      <w:proofErr w:type="spellEnd"/>
-      <w:r>
-        <w:rPr>
-          <w:lang w:val="en-GB"/>
-        </w:rPr>
-        <w:t xml:space="preserve"> </w:t>
-      </w:r>
-      <w:proofErr w:type="spellStart"/>
-      <w:r>
-        <w:rPr>
-          <w:lang w:val="en-GB"/>
-        </w:rPr>
-        <w:t>sugestii</w:t>
-      </w:r>
-      <w:proofErr w:type="spellEnd"/>
-      <w:r>
-        <w:rPr>
-          <w:lang w:val="en-GB"/>
-        </w:rPr>
-        <w:t xml:space="preserve"> </w:t>
-      </w:r>
-      <w:proofErr w:type="spellStart"/>
-      <w:r>
-        <w:rPr>
-          <w:lang w:val="en-GB"/>
-        </w:rPr>
-        <w:t>pentru</w:t>
-      </w:r>
-      <w:proofErr w:type="spellEnd"/>
-      <w:r>
-        <w:rPr>
-          <w:lang w:val="en-GB"/>
-        </w:rPr>
-        <w:t xml:space="preserve"> </w:t>
-      </w:r>
-      <w:proofErr w:type="spellStart"/>
-      <w:r>
-        <w:rPr>
-          <w:lang w:val="en-GB"/>
-        </w:rPr>
-        <w:t>dezvoltarea</w:t>
-      </w:r>
-      <w:proofErr w:type="spellEnd"/>
-      <w:r>
-        <w:rPr>
-          <w:lang w:val="en-GB"/>
-        </w:rPr>
-        <w:t xml:space="preserve"> </w:t>
-      </w:r>
-      <w:proofErr w:type="spellStart"/>
-      <w:r>
-        <w:rPr>
-          <w:lang w:val="en-GB"/>
-        </w:rPr>
-        <w:t>viitoare</w:t>
-      </w:r>
-      <w:proofErr w:type="spellEnd"/>
-      <w:r>
-        <w:rPr>
-          <w:lang w:val="en-GB"/>
-        </w:rPr>
-        <w:t xml:space="preserve"> </w:t>
-      </w:r>
-      <w:proofErr w:type="spellStart"/>
-      <w:r>
-        <w:rPr>
-          <w:lang w:val="en-GB"/>
-        </w:rPr>
-        <w:t>ce</w:t>
-      </w:r>
-      <w:proofErr w:type="spellEnd"/>
-      <w:r>
-        <w:rPr>
-          <w:lang w:val="en-GB"/>
-        </w:rPr>
-        <w:t xml:space="preserve"> </w:t>
-      </w:r>
-      <w:proofErr w:type="spellStart"/>
-      <w:r>
-        <w:rPr>
-          <w:lang w:val="en-GB"/>
-        </w:rPr>
-        <w:t>va</w:t>
-      </w:r>
-      <w:proofErr w:type="spellEnd"/>
-      <w:r>
-        <w:rPr>
-          <w:lang w:val="en-GB"/>
-        </w:rPr>
-        <w:t xml:space="preserve"> </w:t>
-      </w:r>
-      <w:proofErr w:type="spellStart"/>
-      <w:r>
-        <w:rPr>
-          <w:lang w:val="en-GB"/>
-        </w:rPr>
-        <w:t>extinde</w:t>
-      </w:r>
-      <w:proofErr w:type="spellEnd"/>
-      <w:r>
-        <w:rPr>
-          <w:lang w:val="en-GB"/>
-        </w:rPr>
-        <w:t xml:space="preserve"> </w:t>
-      </w:r>
-      <w:proofErr w:type="spellStart"/>
-      <w:r>
-        <w:rPr>
-          <w:lang w:val="en-GB"/>
-        </w:rPr>
-        <w:t>narativa</w:t>
-      </w:r>
-      <w:proofErr w:type="spellEnd"/>
-      <w:r>
-        <w:rPr>
-          <w:lang w:val="en-GB"/>
-        </w:rPr>
-        <w:t xml:space="preserve"> </w:t>
-      </w:r>
-      <w:proofErr w:type="spellStart"/>
-      <w:r>
-        <w:rPr>
-          <w:lang w:val="en-GB"/>
-        </w:rPr>
-        <w:t>cât</w:t>
-      </w:r>
-      <w:proofErr w:type="spellEnd"/>
-      <w:r>
-        <w:rPr>
-          <w:lang w:val="en-GB"/>
-        </w:rPr>
-        <w:t xml:space="preserve"> </w:t>
-      </w:r>
-      <w:proofErr w:type="spellStart"/>
-      <w:r>
-        <w:rPr>
-          <w:lang w:val="en-GB"/>
-        </w:rPr>
-        <w:t>și</w:t>
-      </w:r>
-      <w:proofErr w:type="spellEnd"/>
-      <w:r>
-        <w:rPr>
-          <w:lang w:val="en-GB"/>
-        </w:rPr>
-        <w:t xml:space="preserve"> </w:t>
-      </w:r>
-      <w:proofErr w:type="spellStart"/>
-      <w:r>
-        <w:rPr>
-          <w:lang w:val="en-GB"/>
-        </w:rPr>
-        <w:t>raza</w:t>
-      </w:r>
-      <w:proofErr w:type="spellEnd"/>
-      <w:r>
-        <w:rPr>
-          <w:lang w:val="en-GB"/>
-        </w:rPr>
-        <w:t xml:space="preserve"> de </w:t>
-      </w:r>
-      <w:proofErr w:type="spellStart"/>
-      <w:r>
-        <w:rPr>
-          <w:lang w:val="en-GB"/>
-        </w:rPr>
-        <w:t>interacțiune</w:t>
-      </w:r>
-      <w:proofErr w:type="spellEnd"/>
-      <w:r>
-        <w:rPr>
-          <w:lang w:val="en-GB"/>
-        </w:rPr>
-        <w:t xml:space="preserve"> a </w:t>
-      </w:r>
-      <w:proofErr w:type="spellStart"/>
-      <w:r>
-        <w:rPr>
-          <w:lang w:val="en-GB"/>
-        </w:rPr>
-        <w:t>jucătorului</w:t>
-      </w:r>
-      <w:proofErr w:type="spellEnd"/>
+      <w:r>
+        <w:rPr>
+          <w:lang w:val="en-GB"/>
+        </w:rPr>
+        <w:t>pentru dezvoltarea viitoare ce va extinde narativa cât și raza de interacțiune a jucătorului</w:t>
+      </w:r>
       <w:r>
         <w:rPr>
           <w:lang w:val="en-GB"/>
@@ -2911,25 +1337,7 @@
           <w:szCs w:val="28"/>
           <w:lang w:val="en-GB"/>
         </w:rPr>
-        <w:t xml:space="preserve"> Apart from these, some other notable features would be its high </w:t>
-      </w:r>
-      <w:proofErr w:type="spellStart"/>
-      <w:r>
-        <w:rPr>
-          <w:iCs/>
-          <w:szCs w:val="28"/>
-          <w:lang w:val="en-GB"/>
-        </w:rPr>
-        <w:t>replayability</w:t>
-      </w:r>
-      <w:proofErr w:type="spellEnd"/>
-      <w:r>
-        <w:rPr>
-          <w:iCs/>
-          <w:szCs w:val="28"/>
-          <w:lang w:val="en-GB"/>
-        </w:rPr>
-        <w:t xml:space="preserve"> through a well put together weapon system and randomized level layout.</w:t>
+        <w:t xml:space="preserve"> Apart from these, some other notable features would be its high replayability through a well put together weapon system and randomized level layout.</w:t>
       </w:r>
     </w:p>
     <w:p>
@@ -3138,7 +1546,6 @@
         <w:t xml:space="preserve">(source: </w:t>
       </w:r>
       <w:hyperlink r:id="rId9" w:history="1">
-        <w:proofErr w:type="spellStart"/>
         <w:r>
           <w:rPr>
             <w:rStyle w:val="Hyperlink"/>
@@ -3147,7 +1554,6 @@
           </w:rPr>
           <w:t>Retronator</w:t>
         </w:r>
-        <w:proofErr w:type="spellEnd"/>
       </w:hyperlink>
       <w:r>
         <w:rPr>
@@ -3204,51 +1610,15 @@
           <w:szCs w:val="28"/>
           <w:lang w:val="en-GB"/>
         </w:rPr>
-        <w:t>video game developed by Team Cherry which sets itself apart with mechanics such as precision platforming, unlockable abilities (</w:t>
-      </w:r>
-      <w:proofErr w:type="gramStart"/>
+        <w:t xml:space="preserve">video game developed by Team Cherry which sets itself apart with mechanics such as precision platforming, unlockable abilities (e.g. double jump, dash). This game, </w:t>
+      </w:r>
       <w:r>
         <w:rPr>
           <w:iCs/>
           <w:szCs w:val="28"/>
           <w:lang w:val="en-GB"/>
         </w:rPr>
-        <w:t>e.g.</w:t>
-      </w:r>
-      <w:proofErr w:type="gramEnd"/>
-      <w:r>
-        <w:rPr>
-          <w:iCs/>
-          <w:szCs w:val="28"/>
-          <w:lang w:val="en-GB"/>
-        </w:rPr>
-        <w:t xml:space="preserve"> double jump, dash). This game, </w:t>
-      </w:r>
-      <w:r>
-        <w:rPr>
-          <w:iCs/>
-          <w:szCs w:val="28"/>
-          <w:lang w:val="en-GB"/>
-        </w:rPr>
-        <w:t xml:space="preserve">stands apart from the others through its </w:t>
-      </w:r>
-      <w:proofErr w:type="spellStart"/>
-      <w:r>
-        <w:rPr>
-          <w:iCs/>
-          <w:szCs w:val="28"/>
-          <w:lang w:val="en-GB"/>
-        </w:rPr>
-        <w:t>metroidvania</w:t>
-      </w:r>
-      <w:proofErr w:type="spellEnd"/>
-      <w:r>
-        <w:rPr>
-          <w:iCs/>
-          <w:szCs w:val="28"/>
-          <w:lang w:val="en-GB"/>
-        </w:rPr>
-        <w:t xml:space="preserve"> elements; this implies that Hollow Knight isn’t your typical platformer where the player has a clear path to go through. In this game, you can explore different areas with different levels of difficulties, some may even need you to unlock new abilities in order to access them. The game was developed in Unity using hand-drawn animations, another feature that makes it remark itself by its aest</w:t>
+        <w:t>stands apart from the others through its metroidvania elements; this implies that Hollow Knight isn’t your typical platformer where the player has a clear path to go through. In this game, you can explore different areas with different levels of difficulties, some may even need you to unlock new abilities in order to access them. The game was developed in Unity using hand-drawn animations, another feature that makes it remark itself by its aest</w:t>
       </w:r>
       <w:r>
         <w:rPr>
@@ -3359,28 +1729,9 @@
           <w:szCs w:val="28"/>
           <w:lang w:val="en-GB"/>
         </w:rPr>
-        <w:t xml:space="preserve">Figure 2.1.1- Showcase of Hollow Knight’s </w:t>
-      </w:r>
-      <w:proofErr w:type="spellStart"/>
-      <w:r>
-        <w:rPr>
-          <w:iCs/>
-          <w:szCs w:val="28"/>
-          <w:lang w:val="en-GB"/>
-        </w:rPr>
-        <w:t>Metroidvania</w:t>
-      </w:r>
-      <w:proofErr w:type="spellEnd"/>
-      <w:r>
-        <w:rPr>
-          <w:iCs/>
-          <w:szCs w:val="28"/>
-          <w:lang w:val="en-GB"/>
-        </w:rPr>
-        <w:t xml:space="preserve"> aspect (source: </w:t>
+        <w:t xml:space="preserve">Figure 2.1.1- Showcase of Hollow Knight’s Metroidvania aspect (source: </w:t>
       </w:r>
       <w:hyperlink r:id="rId11" w:history="1">
-        <w:proofErr w:type="spellStart"/>
         <w:r>
           <w:rPr>
             <w:rStyle w:val="Hyperlink"/>
@@ -3390,7 +1741,6 @@
           </w:rPr>
           <w:t>VGChartz</w:t>
         </w:r>
-        <w:proofErr w:type="spellEnd"/>
       </w:hyperlink>
       <w:r>
         <w:rPr>
@@ -3432,25 +1782,23 @@
           <w:szCs w:val="28"/>
           <w:lang w:val="en-GB"/>
         </w:rPr>
-        <w:t xml:space="preserve">is a rogue-lite video game developed by </w:t>
-      </w:r>
-      <w:proofErr w:type="spellStart"/>
+        <w:t>is a rogue-lite video game developed by SuperGiant Games and similar to Dead Cells, it features procedural dungeon generation, boss encounters, but adds its own touch t</w:t>
+      </w:r>
       <w:r>
         <w:rPr>
           <w:iCs/>
           <w:szCs w:val="28"/>
           <w:lang w:val="en-GB"/>
         </w:rPr>
-        <w:t>SuperGiant</w:t>
-      </w:r>
-      <w:proofErr w:type="spellEnd"/>
+        <w:t>hr</w:t>
+      </w:r>
       <w:r>
         <w:rPr>
           <w:iCs/>
           <w:szCs w:val="28"/>
           <w:lang w:val="en-GB"/>
         </w:rPr>
-        <w:t xml:space="preserve"> Games and similar to Dead Cells, it features procedural dungeon generation, boss encounters, but adds its own touch t</w:t>
+        <w:t xml:space="preserve">ough ability combos that are unlocked via boons, hub world, as well as rich voice-acted narrative. </w:t>
       </w:r>
       <w:r>
         <w:rPr>
@@ -3458,41 +1806,7 @@
           <w:szCs w:val="28"/>
           <w:lang w:val="en-GB"/>
         </w:rPr>
-        <w:t>hr</w:t>
-      </w:r>
-      <w:r>
-        <w:rPr>
-          <w:iCs/>
-          <w:szCs w:val="28"/>
-          <w:lang w:val="en-GB"/>
-        </w:rPr>
-        <w:t xml:space="preserve">ough ability combos that are unlocked via boons, hub world, as well as rich voice-acted narrative. </w:t>
-      </w:r>
-      <w:r>
-        <w:rPr>
-          <w:iCs/>
-          <w:szCs w:val="28"/>
-          <w:lang w:val="en-GB"/>
-        </w:rPr>
-        <w:t xml:space="preserve">Hades sets itself apart through its rich and captivating story, encouraging </w:t>
-      </w:r>
-      <w:proofErr w:type="spellStart"/>
-      <w:r>
-        <w:rPr>
-          <w:iCs/>
-          <w:szCs w:val="28"/>
-          <w:lang w:val="en-GB"/>
-        </w:rPr>
-        <w:t>replayability</w:t>
-      </w:r>
-      <w:proofErr w:type="spellEnd"/>
-      <w:r>
-        <w:rPr>
-          <w:iCs/>
-          <w:szCs w:val="28"/>
-          <w:lang w:val="en-GB"/>
-        </w:rPr>
-        <w:t xml:space="preserve"> in </w:t>
+        <w:t xml:space="preserve">Hades sets itself apart through its rich and captivating story, encouraging replayability in </w:t>
       </w:r>
       <w:r>
         <w:rPr>
@@ -3689,24 +2003,7 @@
           <w:szCs w:val="28"/>
           <w:lang w:val="en-GB"/>
         </w:rPr>
-        <w:t xml:space="preserve">Figure 2.1.2- Showcase of Hades’ Boon </w:t>
-      </w:r>
-      <w:proofErr w:type="gramStart"/>
-      <w:r>
-        <w:rPr>
-          <w:szCs w:val="28"/>
-          <w:lang w:val="en-GB"/>
-        </w:rPr>
-        <w:t>System(</w:t>
-      </w:r>
-      <w:proofErr w:type="spellStart"/>
-      <w:proofErr w:type="gramEnd"/>
-      <w:r>
-        <w:rPr>
-          <w:szCs w:val="28"/>
-          <w:lang w:val="en-GB"/>
-        </w:rPr>
-        <w:t>source:</w:t>
+        <w:t>Figure 2.1.2- Showcase of Hades’ Boon System(source:</w:t>
       </w:r>
       <w:hyperlink r:id="rId13" w:history="1">
         <w:r>
@@ -3717,7 +2014,6 @@
           </w:rPr>
           <w:t>Boons</w:t>
         </w:r>
-        <w:proofErr w:type="spellEnd"/>
       </w:hyperlink>
       <w:r>
         <w:rPr>
@@ -3818,35 +2114,7 @@
         <w:rPr>
           <w:lang w:val="en-GB"/>
         </w:rPr>
-        <w:t xml:space="preserve">procedurally generated rooms, are riddled with enemies, traps, </w:t>
-      </w:r>
-      <w:proofErr w:type="gramStart"/>
-      <w:r>
-        <w:rPr>
-          <w:lang w:val="en-GB"/>
-        </w:rPr>
-        <w:t>items(</w:t>
-      </w:r>
-      <w:proofErr w:type="gramEnd"/>
-      <w:r>
-        <w:rPr>
-          <w:lang w:val="en-GB"/>
-        </w:rPr>
-        <w:t xml:space="preserve">that could be the ones that unlock abilities or simply health pickups that give </w:t>
-      </w:r>
-      <w:proofErr w:type="spellStart"/>
-      <w:r>
-        <w:rPr>
-          <w:lang w:val="en-GB"/>
-        </w:rPr>
-        <w:t>you</w:t>
-      </w:r>
-      <w:proofErr w:type="spellEnd"/>
-      <w:r>
-        <w:rPr>
-          <w:lang w:val="en-GB"/>
-        </w:rPr>
-        <w:t xml:space="preserve"> health back) and also different types of decorations, that can help ease your playthrough.</w:t>
+        <w:t>procedurally generated rooms, are riddled with enemies, traps, items(that could be the ones that unlock abilities or simply health pickups that give you health back) and also different types of decorations, that can help ease your playthrough.</w:t>
       </w:r>
     </w:p>
     <w:p>
@@ -3861,21 +2129,7 @@
         <w:rPr>
           <w:lang w:val="en-GB"/>
         </w:rPr>
-        <w:t xml:space="preserve">Figure 2.1.3- Showcase of one such procedurally generated </w:t>
-      </w:r>
-      <w:proofErr w:type="gramStart"/>
-      <w:r>
-        <w:rPr>
-          <w:lang w:val="en-GB"/>
-        </w:rPr>
-        <w:t>room(</w:t>
-      </w:r>
-      <w:proofErr w:type="gramEnd"/>
-      <w:r>
-        <w:rPr>
-          <w:lang w:val="en-GB"/>
-        </w:rPr>
-        <w:t>source: screenshot)</w:t>
+        <w:t>Figure 2.1.3- Showcase of one such procedurally generated room(source: screenshot)</w:t>
       </w:r>
     </w:p>
     <w:p>
@@ -4101,21 +2355,7 @@
           <w:lang w:val="en-GB"/>
         </w:rPr>
         <w:lastRenderedPageBreak/>
-        <w:t xml:space="preserve">respective “item” system, namely Hades with the Boons and Hollow Knight with charms. While these games may take a more complex approach to their combat system, Sword of Time follows a more simplistic approach, that forces the player to be efficient and </w:t>
-      </w:r>
-      <w:proofErr w:type="gramStart"/>
-      <w:r>
-        <w:rPr>
-          <w:lang w:val="en-GB"/>
-        </w:rPr>
-        <w:t>precise  with</w:t>
-      </w:r>
-      <w:proofErr w:type="gramEnd"/>
-      <w:r>
-        <w:rPr>
-          <w:lang w:val="en-GB"/>
-        </w:rPr>
-        <w:t xml:space="preserve"> their movement and attacks</w:t>
+        <w:t>respective “item” system, namely Hades with the Boons and Hollow Knight with charms. While these games may take a more complex approach to their combat system, Sword of Time follows a more simplistic approach, that forces the player to be efficient and precise  with their movement and attacks</w:t>
       </w:r>
       <w:r>
         <w:rPr>
@@ -4168,35 +2408,7 @@
         <w:rPr>
           <w:lang w:val="en-GB"/>
         </w:rPr>
-        <w:t xml:space="preserve">start from the beginning with nothing that you had on the previous run present on you. This ensures a challenging experience, making every action matter, even though at time it can be frustrating, it brings novelty to each playthrough. Hollow Knight on the other hand, takes the </w:t>
-      </w:r>
-      <w:proofErr w:type="spellStart"/>
-      <w:r>
-        <w:rPr>
-          <w:lang w:val="en-GB"/>
-        </w:rPr>
-        <w:t>metroidvania</w:t>
-      </w:r>
-      <w:proofErr w:type="spellEnd"/>
-      <w:r>
-        <w:rPr>
-          <w:lang w:val="en-GB"/>
-        </w:rPr>
-        <w:t xml:space="preserve"> genre approach, upon death, the player may lose some currency, but whatever items he had previously on him, stay even after death. </w:t>
-      </w:r>
-      <w:proofErr w:type="gramStart"/>
-      <w:r>
-        <w:rPr>
-          <w:lang w:val="en-GB"/>
-        </w:rPr>
-        <w:t>Furthermore</w:t>
-      </w:r>
-      <w:proofErr w:type="gramEnd"/>
-      <w:r>
-        <w:rPr>
-          <w:lang w:val="en-GB"/>
-        </w:rPr>
-        <w:t xml:space="preserve"> Hollow Knight has checkpoints system, meaning you don’t have to start from the beginning every time you die</w:t>
+        <w:t>start from the beginning with nothing that you had on the previous run present on you. This ensures a challenging experience, making every action matter, even though at time it can be frustrating, it brings novelty to each playthrough. Hollow Knight on the other hand, takes the metroidvania genre approach, upon death, the player may lose some currency, but whatever items he had previously on him, stay even after death. Furthermore Hollow Knight has checkpoints system, meaning you don’t have to start from the beginning every time you die</w:t>
       </w:r>
       <w:r>
         <w:rPr>
@@ -4245,21 +2457,7 @@
         <w:rPr>
           <w:lang w:val="en-GB"/>
         </w:rPr>
-        <w:t xml:space="preserve">a stylish and minimalist 2.5D art. Sword of Time also makes use of things such a particle system and </w:t>
-      </w:r>
-      <w:proofErr w:type="spellStart"/>
-      <w:r>
-        <w:rPr>
-          <w:lang w:val="en-GB"/>
-        </w:rPr>
-        <w:t>grayscaling</w:t>
-      </w:r>
-      <w:proofErr w:type="spellEnd"/>
-      <w:r>
-        <w:rPr>
-          <w:lang w:val="en-GB"/>
-        </w:rPr>
-        <w:t>, that activate upon using the Rewinding Time ability, making the experience overall more immersive. Dead Cells on the other hand fully embraces pixel art, well mixing the 2D and 3D aspects of it, while Hades sets the tone with vibrant animations that make for an enjoyable visual experience.</w:t>
+        <w:t>a stylish and minimalist 2.5D art. Sword of Time also makes use of things such a particle system and grayscaling, that activate upon using the Rewinding Time ability, making the experience overall more immersive. Dead Cells on the other hand fully embraces pixel art, well mixing the 2D and 3D aspects of it, while Hades sets the tone with vibrant animations that make for an enjoyable visual experience.</w:t>
       </w:r>
     </w:p>
     <w:p>
@@ -4613,19 +2811,11 @@
                 <w:lang w:val="en-GB"/>
               </w:rPr>
             </w:pPr>
-            <w:proofErr w:type="spellStart"/>
             <w:r>
               <w:rPr>
                 <w:lang w:val="en-GB"/>
               </w:rPr>
-              <w:t>Metroidvania</w:t>
-            </w:r>
-            <w:proofErr w:type="spellEnd"/>
-            <w:r>
-              <w:rPr>
-                <w:lang w:val="en-GB"/>
-              </w:rPr>
-              <w:t>, ability-based map access</w:t>
+              <w:t>Metroidvania, ability-based map access</w:t>
             </w:r>
           </w:p>
         </w:tc>
@@ -5296,47 +3486,7 @@
           <w:szCs w:val="24"/>
           <w:lang w:val="en-GB"/>
         </w:rPr>
-        <w:t xml:space="preserve">Component-Based Design -&gt; used to modularize functionality into reusable scripts, such as </w:t>
-      </w:r>
-      <w:proofErr w:type="spellStart"/>
-      <w:r>
-        <w:rPr>
-          <w:rFonts w:ascii="Arial" w:hAnsi="Arial" w:cs="Arial"/>
-          <w:sz w:val="24"/>
-          <w:szCs w:val="24"/>
-          <w:lang w:val="en-GB"/>
-        </w:rPr>
-        <w:t>EnemyPatrol.cs</w:t>
-      </w:r>
-      <w:proofErr w:type="spellEnd"/>
-      <w:r>
-        <w:rPr>
-          <w:rFonts w:ascii="Arial" w:hAnsi="Arial" w:cs="Arial"/>
-          <w:sz w:val="24"/>
-          <w:szCs w:val="24"/>
-          <w:lang w:val="en-GB"/>
-        </w:rPr>
-        <w:t xml:space="preserve"> and </w:t>
-      </w:r>
-      <w:proofErr w:type="spellStart"/>
-      <w:r>
-        <w:rPr>
-          <w:rFonts w:ascii="Arial" w:hAnsi="Arial" w:cs="Arial"/>
-          <w:sz w:val="24"/>
-          <w:szCs w:val="24"/>
-          <w:lang w:val="en-GB"/>
-        </w:rPr>
-        <w:t>HealthSystem.cs</w:t>
-      </w:r>
-      <w:proofErr w:type="spellEnd"/>
-      <w:r>
-        <w:rPr>
-          <w:rFonts w:ascii="Arial" w:hAnsi="Arial" w:cs="Arial"/>
-          <w:sz w:val="24"/>
-          <w:szCs w:val="24"/>
-          <w:lang w:val="en-GB"/>
-        </w:rPr>
-        <w:t xml:space="preserve"> scripts, that don’t have only one single purpose.</w:t>
+        <w:t>Component-Based Design -&gt; used to modularize functionality into reusable scripts, such as EnemyPatrol.cs and HealthSystem.cs scripts, that don’t have only one single purpose.</w:t>
       </w:r>
     </w:p>
     <w:p>
@@ -5693,16 +3843,8 @@
         <w:rPr>
           <w:lang w:val="en-GB"/>
         </w:rPr>
-        <w:t xml:space="preserve">is done through direct manipulation of the enemy’s </w:t>
-      </w:r>
-      <w:proofErr w:type="spellStart"/>
-      <w:r>
-        <w:rPr>
-          <w:lang w:val="en-GB"/>
-        </w:rPr>
-        <w:t>Transform.position</w:t>
-      </w:r>
-      <w:proofErr w:type="spellEnd"/>
+        <w:t>is done through direct manipulation of the enemy’s Transform.position</w:t>
+      </w:r>
       <w:r>
         <w:rPr>
           <w:lang w:val="en-GB"/>
@@ -5725,21 +3867,7 @@
         <w:rPr>
           <w:lang w:val="en-GB"/>
         </w:rPr>
-        <w:t xml:space="preserve">to the way an </w:t>
-      </w:r>
-      <w:proofErr w:type="gramStart"/>
-      <w:r>
-        <w:rPr>
-          <w:lang w:val="en-GB"/>
-        </w:rPr>
-        <w:t>enemy patrols</w:t>
-      </w:r>
-      <w:proofErr w:type="gramEnd"/>
-      <w:r>
-        <w:rPr>
-          <w:lang w:val="en-GB"/>
-        </w:rPr>
-        <w:t>. The animator triggers in order to sync movement with visual state.</w:t>
+        <w:t>to the way an enemy patrols. The animator triggers in order to sync movement with visual state.</w:t>
       </w:r>
     </w:p>
     <w:p>
@@ -5886,21 +4014,7 @@
         <w:rPr>
           <w:lang w:val="en-GB"/>
         </w:rPr>
-        <w:t xml:space="preserve">brings a unique take on the gameplay depth. Through </w:t>
-      </w:r>
-      <w:proofErr w:type="gramStart"/>
-      <w:r>
-        <w:rPr>
-          <w:lang w:val="en-GB"/>
-        </w:rPr>
-        <w:t>it</w:t>
-      </w:r>
-      <w:proofErr w:type="gramEnd"/>
-      <w:r>
-        <w:rPr>
-          <w:lang w:val="en-GB"/>
-        </w:rPr>
-        <w:t xml:space="preserve"> players can correct mistakes, escape traps or plan attacks in a strategic way. Time Rewind affects both the player and environment, making the player immune to damage while rewinding and the enemies immobilized, allowing for breathing room. The way this mechanic works is that it stores the positions and rotations in a buffer, and when triggered, time is reversed by restoring the previous positions/rotations frame-by-frame.</w:t>
+        <w:t>brings a unique take on the gameplay depth. Through it players can correct mistakes, escape traps or plan attacks in a strategic way. Time Rewind affects both the player and environment, making the player immune to damage while rewinding and the enemies immobilized, allowing for breathing room. The way this mechanic works is that it stores the positions and rotations in a buffer, and when triggered, time is reversed by restoring the previous positions/rotations frame-by-frame.</w:t>
       </w:r>
     </w:p>
     <w:p>
@@ -5927,21 +4041,7 @@
         <w:rPr>
           <w:lang w:val="en-GB"/>
         </w:rPr>
-        <w:t xml:space="preserve"> The other objects such as traps also include a </w:t>
-      </w:r>
-      <w:proofErr w:type="spellStart"/>
-      <w:r>
-        <w:rPr>
-          <w:lang w:val="en-GB"/>
-        </w:rPr>
-        <w:t>TimeRewind</w:t>
-      </w:r>
-      <w:proofErr w:type="spellEnd"/>
-      <w:r>
-        <w:rPr>
-          <w:lang w:val="en-GB"/>
-        </w:rPr>
-        <w:t xml:space="preserve"> component that manages their own recorded state. This way, it allows for reusable rewind behaviour across multiple object types, making them affected by this ability. In order to create an immersive experience, Unity’s Volume system comes into play, through enabling the grayscale effect and particles during the use of the ability.</w:t>
+        <w:t xml:space="preserve"> The other objects such as traps also include a TimeRewind component that manages their own recorded state. This way, it allows for reusable rewind behaviour across multiple object types, making them affected by this ability. In order to create an immersive experience, Unity’s Volume system comes into play, through enabling the grayscale effect and particles during the use of the ability.</w:t>
       </w:r>
     </w:p>
     <w:p>
@@ -6353,35 +4453,7 @@
         <w:rPr>
           <w:lang w:val="en-GB"/>
         </w:rPr>
-        <w:t xml:space="preserve">The game Sword of Time </w:t>
-      </w:r>
-      <w:proofErr w:type="spellStart"/>
-      <w:r>
-        <w:rPr>
-          <w:lang w:val="en-GB"/>
-        </w:rPr>
-        <w:t>centers</w:t>
-      </w:r>
-      <w:proofErr w:type="spellEnd"/>
-      <w:r>
-        <w:rPr>
-          <w:lang w:val="en-GB"/>
-        </w:rPr>
-        <w:t xml:space="preserve"> around rogue-like mechanics in a procedurally generated 2D platformer environment. The player explores rooms, battles enemies and makes use of his abilities strategically to overcome obstacles. The overall game architecture is designed in a modular, </w:t>
-      </w:r>
-      <w:proofErr w:type="gramStart"/>
-      <w:r>
-        <w:rPr>
-          <w:lang w:val="en-GB"/>
-        </w:rPr>
-        <w:t>component based</w:t>
-      </w:r>
-      <w:proofErr w:type="gramEnd"/>
-      <w:r>
-        <w:rPr>
-          <w:lang w:val="en-GB"/>
-        </w:rPr>
-        <w:t xml:space="preserve"> manner, allowing systems like combat, movement and enemy AI to function independently yet interact seamlessly.</w:t>
+        <w:t>The game Sword of Time centers around rogue-like mechanics in a procedurally generated 2D platformer environment. The player explores rooms, battles enemies and makes use of his abilities strategically to overcome obstacles. The overall game architecture is designed in a modular, component based manner, allowing systems like combat, movement and enemy AI to function independently yet interact seamlessly.</w:t>
       </w:r>
     </w:p>
     <w:p>
@@ -6526,9 +4598,8 @@
           <w:szCs w:val="24"/>
           <w:lang w:val="en-GB"/>
         </w:rPr>
-        <w:t xml:space="preserve">is made out of ranged attacks with a fireball when it comes to the player’s perspective. When it comes to the </w:t>
-      </w:r>
-      <w:proofErr w:type="gramStart"/>
+        <w:t xml:space="preserve">is made out of ranged attacks with a fireball when it comes to the player’s perspective. When it comes to the enemies they can have melee attacks with swords or ranged attacks with fireballs. The boss has a mix of </w:t>
+      </w:r>
       <w:r>
         <w:rPr>
           <w:rFonts w:ascii="Arial" w:hAnsi="Arial" w:cs="Arial"/>
@@ -6536,67 +4607,8 @@
           <w:szCs w:val="24"/>
           <w:lang w:val="en-GB"/>
         </w:rPr>
-        <w:t>enemies</w:t>
-      </w:r>
-      <w:proofErr w:type="gramEnd"/>
-      <w:r>
-        <w:rPr>
-          <w:rFonts w:ascii="Arial" w:hAnsi="Arial" w:cs="Arial"/>
-          <w:sz w:val="24"/>
-          <w:szCs w:val="24"/>
-          <w:lang w:val="en-GB"/>
-        </w:rPr>
-        <w:t xml:space="preserve"> they can have melee attacks with swords or ranged attacks with fireballs. The boss has a mix of </w:t>
-      </w:r>
-      <w:r>
-        <w:rPr>
-          <w:rFonts w:ascii="Arial" w:hAnsi="Arial" w:cs="Arial"/>
-          <w:sz w:val="24"/>
-          <w:szCs w:val="24"/>
-          <w:lang w:val="en-GB"/>
-        </w:rPr>
         <w:lastRenderedPageBreak/>
-        <w:t xml:space="preserve">ranged and melee attacks, making him more unpredictable </w:t>
-      </w:r>
-      <w:proofErr w:type="gramStart"/>
-      <w:r>
-        <w:rPr>
-          <w:rFonts w:ascii="Arial" w:hAnsi="Arial" w:cs="Arial"/>
-          <w:sz w:val="24"/>
-          <w:szCs w:val="24"/>
-          <w:lang w:val="en-GB"/>
-        </w:rPr>
-        <w:t>then</w:t>
-      </w:r>
-      <w:proofErr w:type="gramEnd"/>
-      <w:r>
-        <w:rPr>
-          <w:rFonts w:ascii="Arial" w:hAnsi="Arial" w:cs="Arial"/>
-          <w:sz w:val="24"/>
-          <w:szCs w:val="24"/>
-          <w:lang w:val="en-GB"/>
-        </w:rPr>
-        <w:t xml:space="preserve"> the rest of the enemy </w:t>
-      </w:r>
-      <w:proofErr w:type="spellStart"/>
-      <w:r>
-        <w:rPr>
-          <w:rFonts w:ascii="Arial" w:hAnsi="Arial" w:cs="Arial"/>
-          <w:sz w:val="24"/>
-          <w:szCs w:val="24"/>
-          <w:lang w:val="en-GB"/>
-        </w:rPr>
-        <w:t>npcs</w:t>
-      </w:r>
-      <w:proofErr w:type="spellEnd"/>
-      <w:r>
-        <w:rPr>
-          <w:rFonts w:ascii="Arial" w:hAnsi="Arial" w:cs="Arial"/>
-          <w:sz w:val="24"/>
-          <w:szCs w:val="24"/>
-          <w:lang w:val="en-GB"/>
-        </w:rPr>
-        <w:t>.</w:t>
+        <w:t>ranged and melee attacks, making him more unpredictable then the rest of the enemy npcs.</w:t>
       </w:r>
     </w:p>
     <w:p>
@@ -6633,27 +4645,7 @@
           <w:szCs w:val="24"/>
           <w:lang w:val="en-GB"/>
         </w:rPr>
-        <w:t xml:space="preserve"> can be of several types. The most important ones would be the time rewind and wind dashing abilities. Through time rewind the player goes back in time a few seconds, enemies and traps stop from moving, and he is immune during the rewind. Wind Dash provides the player the ability to transform into wind and </w:t>
-      </w:r>
-      <w:proofErr w:type="gramStart"/>
-      <w:r>
-        <w:rPr>
-          <w:rFonts w:ascii="Arial" w:hAnsi="Arial" w:cs="Arial"/>
-          <w:sz w:val="24"/>
-          <w:szCs w:val="24"/>
-          <w:lang w:val="en-GB"/>
-        </w:rPr>
-        <w:t>pass through</w:t>
-      </w:r>
-      <w:proofErr w:type="gramEnd"/>
-      <w:r>
-        <w:rPr>
-          <w:rFonts w:ascii="Arial" w:hAnsi="Arial" w:cs="Arial"/>
-          <w:sz w:val="24"/>
-          <w:szCs w:val="24"/>
-          <w:lang w:val="en-GB"/>
-        </w:rPr>
-        <w:t xml:space="preserve"> objects, traps or even enemies in order to avoid combat. There can also be abilities such as jump enhancing, where the player can double jump or even triple jump, or even abilities that enhance the player’s attack.</w:t>
+        <w:t xml:space="preserve"> can be of several types. The most important ones would be the time rewind and wind dashing abilities. Through time rewind the player goes back in time a few seconds, enemies and traps stop from moving, and he is immune during the rewind. Wind Dash provides the player the ability to transform into wind and pass through objects, traps or even enemies in order to avoid combat. There can also be abilities such as jump enhancing, where the player can double jump or even triple jump, or even abilities that enhance the player’s attack.</w:t>
       </w:r>
     </w:p>
     <w:p>
@@ -6772,27 +4764,7 @@
           <w:szCs w:val="24"/>
           <w:lang w:val="en-GB"/>
         </w:rPr>
-        <w:t xml:space="preserve">is done through the player completing the rooms he has in front of him, namely surviving the room and reaching the next one, until he reaches the boss room. After the boss is </w:t>
-      </w:r>
-      <w:proofErr w:type="gramStart"/>
-      <w:r>
-        <w:rPr>
-          <w:rFonts w:ascii="Arial" w:hAnsi="Arial" w:cs="Arial"/>
-          <w:sz w:val="24"/>
-          <w:szCs w:val="24"/>
-          <w:lang w:val="en-GB"/>
-        </w:rPr>
-        <w:t>defeated</w:t>
-      </w:r>
-      <w:proofErr w:type="gramEnd"/>
-      <w:r>
-        <w:rPr>
-          <w:rFonts w:ascii="Arial" w:hAnsi="Arial" w:cs="Arial"/>
-          <w:sz w:val="24"/>
-          <w:szCs w:val="24"/>
-          <w:lang w:val="en-GB"/>
-        </w:rPr>
-        <w:t xml:space="preserve"> the game is completed</w:t>
+        <w:t>is done through the player completing the rooms he has in front of him, namely surviving the room and reaching the next one, until he reaches the boss room. After the boss is defeated the game is completed</w:t>
       </w:r>
     </w:p>
     <w:p>
@@ -7137,27 +5109,7 @@
           <w:szCs w:val="24"/>
           <w:lang w:val="en-GB"/>
         </w:rPr>
-        <w:t xml:space="preserve">has components such as ground, ceiling and wall tiles and is responsible for placing them in the right position. Ground and ceiling tiles are placed using </w:t>
-      </w:r>
-      <w:proofErr w:type="spellStart"/>
-      <w:r>
-        <w:rPr>
-          <w:rFonts w:ascii="Arial" w:hAnsi="Arial" w:cs="Arial"/>
-          <w:sz w:val="24"/>
-          <w:szCs w:val="24"/>
-          <w:lang w:val="en-GB"/>
-        </w:rPr>
-        <w:t>roomSize.x</w:t>
-      </w:r>
-      <w:proofErr w:type="spellEnd"/>
-      <w:r>
-        <w:rPr>
-          <w:rFonts w:ascii="Arial" w:hAnsi="Arial" w:cs="Arial"/>
-          <w:sz w:val="24"/>
-          <w:szCs w:val="24"/>
-          <w:lang w:val="en-GB"/>
-        </w:rPr>
-        <w:t xml:space="preserve"> for horizontal layout, while the wall is placed once per room.</w:t>
+        <w:t>has components such as ground, ceiling and wall tiles and is responsible for placing them in the right position. Ground and ceiling tiles are placed using roomSize.x for horizontal layout, while the wall is placed once per room.</w:t>
       </w:r>
     </w:p>
     <w:p>
@@ -7195,27 +5147,7 @@
           <w:szCs w:val="24"/>
           <w:lang w:val="en-GB"/>
         </w:rPr>
-        <w:t xml:space="preserve">’ responsibility is to spawn traps between an input given interval. The traps can be </w:t>
-      </w:r>
-      <w:proofErr w:type="spellStart"/>
-      <w:r>
-        <w:rPr>
-          <w:rFonts w:ascii="Arial" w:hAnsi="Arial" w:cs="Arial"/>
-          <w:sz w:val="24"/>
-          <w:szCs w:val="24"/>
-          <w:lang w:val="en-GB"/>
-        </w:rPr>
-        <w:t>SpikeHeads</w:t>
-      </w:r>
-      <w:proofErr w:type="spellEnd"/>
-      <w:r>
-        <w:rPr>
-          <w:rFonts w:ascii="Arial" w:hAnsi="Arial" w:cs="Arial"/>
-          <w:sz w:val="24"/>
-          <w:szCs w:val="24"/>
-          <w:lang w:val="en-GB"/>
-        </w:rPr>
-        <w:t>, Saws or Spikes</w:t>
+        <w:t>’ responsibility is to spawn traps between an input given interval. The traps can be SpikeHeads, Saws or Spikes</w:t>
       </w:r>
       <w:r>
         <w:rPr>
@@ -7300,27 +5232,7 @@
           <w:szCs w:val="24"/>
           <w:lang w:val="en-GB"/>
         </w:rPr>
-        <w:t xml:space="preserve">has 2 types of enemies it can select from: static and patrolling enemies. Static enemies are taken from an array called </w:t>
-      </w:r>
-      <w:proofErr w:type="spellStart"/>
-      <w:r>
-        <w:rPr>
-          <w:rFonts w:ascii="Arial" w:hAnsi="Arial" w:cs="Arial"/>
-          <w:sz w:val="24"/>
-          <w:szCs w:val="24"/>
-          <w:lang w:val="en-GB"/>
-        </w:rPr>
-        <w:t>EnemyPrefab</w:t>
-      </w:r>
-      <w:proofErr w:type="spellEnd"/>
-      <w:r>
-        <w:rPr>
-          <w:rFonts w:ascii="Arial" w:hAnsi="Arial" w:cs="Arial"/>
-          <w:sz w:val="24"/>
-          <w:szCs w:val="24"/>
-          <w:lang w:val="en-GB"/>
-        </w:rPr>
-        <w:t xml:space="preserve"> and it contains both melee and ranged enemies. In a similar manner the ranged and melee patrolling enemies are handled. There is a 50% chance to spawn a patrolling enemy, its type being randomly chosen.</w:t>
+        <w:t>has 2 types of enemies it can select from: static and patrolling enemies. Static enemies are taken from an array called EnemyPrefab and it contains both melee and ranged enemies. In a similar manner the ranged and melee patrolling enemies are handled. There is a 50% chance to spawn a patrolling enemy, its type being randomly chosen.</w:t>
       </w:r>
     </w:p>
     <w:p>
@@ -7490,7 +5402,6 @@
           <w:lang w:val="en-GB"/>
         </w:rPr>
       </w:pPr>
-      <w:proofErr w:type="spellStart"/>
       <w:r>
         <w:rPr>
           <w:rFonts w:ascii="Arial" w:hAnsi="Arial" w:cs="Arial"/>
@@ -7511,19 +5422,7 @@
           <w:szCs w:val="24"/>
           <w:lang w:val="en-GB"/>
         </w:rPr>
-        <w:t>’s</w:t>
-      </w:r>
-      <w:proofErr w:type="spellEnd"/>
-      <w:r>
-        <w:rPr>
-          <w:rFonts w:ascii="Arial" w:hAnsi="Arial" w:cs="Arial"/>
-          <w:b/>
-          <w:bCs/>
-          <w:sz w:val="24"/>
-          <w:szCs w:val="24"/>
-          <w:lang w:val="en-GB"/>
-        </w:rPr>
-        <w:t xml:space="preserve"> </w:t>
+        <w:t xml:space="preserve">’s </w:t>
       </w:r>
       <w:r>
         <w:rPr>
@@ -7969,207 +5868,7 @@
           <w:szCs w:val="24"/>
           <w:lang w:val="en-GB"/>
         </w:rPr>
-        <w:t xml:space="preserve">class contains </w:t>
-      </w:r>
-      <w:proofErr w:type="spellStart"/>
-      <w:r>
-        <w:rPr>
-          <w:rFonts w:ascii="Arial" w:hAnsi="Arial" w:cs="Arial"/>
-          <w:sz w:val="24"/>
-          <w:szCs w:val="24"/>
-          <w:lang w:val="en-GB"/>
-        </w:rPr>
-        <w:t>GameObjects</w:t>
-      </w:r>
-      <w:proofErr w:type="spellEnd"/>
-      <w:r>
-        <w:rPr>
-          <w:rFonts w:ascii="Arial" w:hAnsi="Arial" w:cs="Arial"/>
-          <w:sz w:val="24"/>
-          <w:szCs w:val="24"/>
-          <w:lang w:val="en-GB"/>
-        </w:rPr>
-        <w:t xml:space="preserve"> such as </w:t>
-      </w:r>
-      <w:proofErr w:type="spellStart"/>
-      <w:r>
-        <w:rPr>
-          <w:rFonts w:ascii="Arial" w:hAnsi="Arial" w:cs="Arial"/>
-          <w:sz w:val="24"/>
-          <w:szCs w:val="24"/>
-          <w:lang w:val="en-GB"/>
-        </w:rPr>
-        <w:t>firepoint</w:t>
-      </w:r>
-      <w:proofErr w:type="spellEnd"/>
-      <w:r>
-        <w:rPr>
-          <w:rFonts w:ascii="Arial" w:hAnsi="Arial" w:cs="Arial"/>
-          <w:sz w:val="24"/>
-          <w:szCs w:val="24"/>
-          <w:lang w:val="en-GB"/>
-        </w:rPr>
-        <w:t xml:space="preserve">, </w:t>
-      </w:r>
-      <w:proofErr w:type="spellStart"/>
-      <w:r>
-        <w:rPr>
-          <w:rFonts w:ascii="Arial" w:hAnsi="Arial" w:cs="Arial"/>
-          <w:sz w:val="24"/>
-          <w:szCs w:val="24"/>
-          <w:lang w:val="en-GB"/>
-        </w:rPr>
-        <w:t>fireballHolder</w:t>
-      </w:r>
-      <w:proofErr w:type="spellEnd"/>
-      <w:r>
-        <w:rPr>
-          <w:rFonts w:ascii="Arial" w:hAnsi="Arial" w:cs="Arial"/>
-          <w:sz w:val="24"/>
-          <w:szCs w:val="24"/>
-          <w:lang w:val="en-GB"/>
-        </w:rPr>
-        <w:t xml:space="preserve"> and </w:t>
-      </w:r>
-      <w:proofErr w:type="spellStart"/>
-      <w:r>
-        <w:rPr>
-          <w:rFonts w:ascii="Arial" w:hAnsi="Arial" w:cs="Arial"/>
-          <w:sz w:val="24"/>
-          <w:szCs w:val="24"/>
-          <w:lang w:val="en-GB"/>
-        </w:rPr>
-        <w:t>particleSystem</w:t>
-      </w:r>
-      <w:proofErr w:type="spellEnd"/>
-      <w:r>
-        <w:rPr>
-          <w:rFonts w:ascii="Arial" w:hAnsi="Arial" w:cs="Arial"/>
-          <w:sz w:val="24"/>
-          <w:szCs w:val="24"/>
-          <w:lang w:val="en-GB"/>
-        </w:rPr>
-        <w:t xml:space="preserve">. The latter is used for the Rewind ability, with the purpose of giving rewind a more immersive aesthetic. </w:t>
-      </w:r>
-      <w:proofErr w:type="spellStart"/>
-      <w:r>
-        <w:rPr>
-          <w:rFonts w:ascii="Arial" w:hAnsi="Arial" w:cs="Arial"/>
-          <w:sz w:val="24"/>
-          <w:szCs w:val="24"/>
-          <w:lang w:val="en-GB"/>
-        </w:rPr>
-        <w:t>PlayerMovement</w:t>
-      </w:r>
-      <w:proofErr w:type="spellEnd"/>
-      <w:r>
-        <w:rPr>
-          <w:rFonts w:ascii="Arial" w:hAnsi="Arial" w:cs="Arial"/>
-          <w:sz w:val="24"/>
-          <w:szCs w:val="24"/>
-          <w:lang w:val="en-GB"/>
-        </w:rPr>
-        <w:t xml:space="preserve">, </w:t>
-      </w:r>
-      <w:proofErr w:type="spellStart"/>
-      <w:r>
-        <w:rPr>
-          <w:rFonts w:ascii="Arial" w:hAnsi="Arial" w:cs="Arial"/>
-          <w:sz w:val="24"/>
-          <w:szCs w:val="24"/>
-          <w:lang w:val="en-GB"/>
-        </w:rPr>
-        <w:t>PlayerAttack</w:t>
-      </w:r>
-      <w:proofErr w:type="spellEnd"/>
-      <w:r>
-        <w:rPr>
-          <w:rFonts w:ascii="Arial" w:hAnsi="Arial" w:cs="Arial"/>
-          <w:sz w:val="24"/>
-          <w:szCs w:val="24"/>
-          <w:lang w:val="en-GB"/>
-        </w:rPr>
-        <w:t xml:space="preserve">, </w:t>
-      </w:r>
-      <w:proofErr w:type="spellStart"/>
-      <w:r>
-        <w:rPr>
-          <w:rFonts w:ascii="Arial" w:hAnsi="Arial" w:cs="Arial"/>
-          <w:sz w:val="24"/>
-          <w:szCs w:val="24"/>
-          <w:lang w:val="en-GB"/>
-        </w:rPr>
-        <w:t>PlayerAbility</w:t>
-      </w:r>
-      <w:proofErr w:type="spellEnd"/>
-      <w:r>
-        <w:rPr>
-          <w:rFonts w:ascii="Arial" w:hAnsi="Arial" w:cs="Arial"/>
-          <w:sz w:val="24"/>
-          <w:szCs w:val="24"/>
-          <w:lang w:val="en-GB"/>
-        </w:rPr>
-        <w:t xml:space="preserve">, </w:t>
-      </w:r>
-      <w:proofErr w:type="spellStart"/>
-      <w:r>
-        <w:rPr>
-          <w:rFonts w:ascii="Arial" w:hAnsi="Arial" w:cs="Arial"/>
-          <w:sz w:val="24"/>
-          <w:szCs w:val="24"/>
-          <w:lang w:val="en-GB"/>
-        </w:rPr>
-        <w:t>PlayerMovement</w:t>
-      </w:r>
-      <w:proofErr w:type="spellEnd"/>
-      <w:r>
-        <w:rPr>
-          <w:rFonts w:ascii="Arial" w:hAnsi="Arial" w:cs="Arial"/>
-          <w:sz w:val="24"/>
-          <w:szCs w:val="24"/>
-          <w:lang w:val="en-GB"/>
-        </w:rPr>
-        <w:t xml:space="preserve">, Projectile are scripts linked to the player </w:t>
-      </w:r>
-      <w:proofErr w:type="spellStart"/>
-      <w:r>
-        <w:rPr>
-          <w:rFonts w:ascii="Arial" w:hAnsi="Arial" w:cs="Arial"/>
-          <w:sz w:val="24"/>
-          <w:szCs w:val="24"/>
-          <w:lang w:val="en-GB"/>
-        </w:rPr>
-        <w:t>GameObject</w:t>
-      </w:r>
-      <w:proofErr w:type="spellEnd"/>
-      <w:r>
-        <w:rPr>
-          <w:rFonts w:ascii="Arial" w:hAnsi="Arial" w:cs="Arial"/>
-          <w:sz w:val="24"/>
-          <w:szCs w:val="24"/>
-          <w:lang w:val="en-GB"/>
-        </w:rPr>
-        <w:t xml:space="preserve">. For our purpose we will focus on how the </w:t>
-      </w:r>
-      <w:proofErr w:type="spellStart"/>
-      <w:r>
-        <w:rPr>
-          <w:rFonts w:ascii="Arial" w:hAnsi="Arial" w:cs="Arial"/>
-          <w:sz w:val="24"/>
-          <w:szCs w:val="24"/>
-          <w:lang w:val="en-GB"/>
-        </w:rPr>
-        <w:t>PlayerAttack</w:t>
-      </w:r>
-      <w:proofErr w:type="spellEnd"/>
-      <w:r>
-        <w:rPr>
-          <w:rFonts w:ascii="Arial" w:hAnsi="Arial" w:cs="Arial"/>
-          <w:sz w:val="24"/>
-          <w:szCs w:val="24"/>
-          <w:lang w:val="en-GB"/>
-        </w:rPr>
-        <w:t xml:space="preserve"> works.</w:t>
+        <w:t>class contains GameObjects such as firepoint, fireballHolder and particleSystem. The latter is used for the Rewind ability, with the purpose of giving rewind a more immersive aesthetic. PlayerMovement, PlayerAttack, PlayerAbility, PlayerMovement, Projectile are scripts linked to the player GameObject. For our purpose we will focus on how the PlayerAttack works.</w:t>
       </w:r>
     </w:p>
     <w:p>
@@ -8217,9 +5916,8 @@
           <w:szCs w:val="24"/>
           <w:lang w:val="en-GB"/>
         </w:rPr>
-        <w:t xml:space="preserve">objects. A fireball has attributes such as speed, direction and lifetime. They are used in order to make sure the gameplay is well balanced, but their values can be modified through items. Namely, the speed and direction can be modified. Once a fireball reaches its lifetime limit, it will deactivate through </w:t>
-      </w:r>
-      <w:proofErr w:type="gramStart"/>
+        <w:t>objects. A fireball has attributes such as speed, direction and lifetime. They are used in order to make sure the gameplay is well balanced, but their values can be modified through items. Namely, the speed and direction can be modified. Once a fireball reaches its lifetime limit, it will deactivate through deactivate() function. Update() is used for the general behaviour of the fireball and Awake() is used in order to initialize variables. The function onTrig</w:t>
+      </w:r>
       <w:r>
         <w:rPr>
           <w:rFonts w:ascii="Arial" w:hAnsi="Arial" w:cs="Arial"/>
@@ -8227,9 +5925,8 @@
           <w:szCs w:val="24"/>
           <w:lang w:val="en-GB"/>
         </w:rPr>
-        <w:t>deactivate(</w:t>
-      </w:r>
-      <w:proofErr w:type="gramEnd"/>
+        <w:t>g</w:t>
+      </w:r>
       <w:r>
         <w:rPr>
           <w:rFonts w:ascii="Arial" w:hAnsi="Arial" w:cs="Arial"/>
@@ -8237,65 +5934,7 @@
           <w:szCs w:val="24"/>
           <w:lang w:val="en-GB"/>
         </w:rPr>
-        <w:t xml:space="preserve">) function. </w:t>
-      </w:r>
-      <w:proofErr w:type="gramStart"/>
-      <w:r>
-        <w:rPr>
-          <w:rFonts w:ascii="Arial" w:hAnsi="Arial" w:cs="Arial"/>
-          <w:sz w:val="24"/>
-          <w:szCs w:val="24"/>
-          <w:lang w:val="en-GB"/>
-        </w:rPr>
-        <w:t>Update(</w:t>
-      </w:r>
-      <w:proofErr w:type="gramEnd"/>
-      <w:r>
-        <w:rPr>
-          <w:rFonts w:ascii="Arial" w:hAnsi="Arial" w:cs="Arial"/>
-          <w:sz w:val="24"/>
-          <w:szCs w:val="24"/>
-          <w:lang w:val="en-GB"/>
-        </w:rPr>
-        <w:t>) is used for the general behaviour of the fireball and Awake() is used in order to initialize variables. The function onTrig</w:t>
-      </w:r>
-      <w:r>
-        <w:rPr>
-          <w:rFonts w:ascii="Arial" w:hAnsi="Arial" w:cs="Arial"/>
-          <w:sz w:val="24"/>
-          <w:szCs w:val="24"/>
-          <w:lang w:val="en-GB"/>
-        </w:rPr>
-        <w:t>g</w:t>
-      </w:r>
-      <w:r>
-        <w:rPr>
-          <w:rFonts w:ascii="Arial" w:hAnsi="Arial" w:cs="Arial"/>
-          <w:sz w:val="24"/>
-          <w:szCs w:val="24"/>
-          <w:lang w:val="en-GB"/>
-        </w:rPr>
-        <w:t>erEnter2</w:t>
-      </w:r>
-      <w:proofErr w:type="gramStart"/>
-      <w:r>
-        <w:rPr>
-          <w:rFonts w:ascii="Arial" w:hAnsi="Arial" w:cs="Arial"/>
-          <w:sz w:val="24"/>
-          <w:szCs w:val="24"/>
-          <w:lang w:val="en-GB"/>
-        </w:rPr>
-        <w:t>D(</w:t>
-      </w:r>
-      <w:proofErr w:type="gramEnd"/>
-      <w:r>
-        <w:rPr>
-          <w:rFonts w:ascii="Arial" w:hAnsi="Arial" w:cs="Arial"/>
-          <w:sz w:val="24"/>
-          <w:szCs w:val="24"/>
-          <w:lang w:val="en-GB"/>
-        </w:rPr>
-        <w:t>) has the purpose of handling the behaviour of a fireball once it collides with an object, more specifically set the animator and call deactivate after the collision</w:t>
+        <w:t>erEnter2D() has the purpose of handling the behaviour of a fireball once it collides with an object, more specifically set the animator and call deactivate after the collision</w:t>
       </w:r>
     </w:p>
     <w:p>
@@ -8315,7 +5954,6 @@
           <w:lang w:val="en-GB"/>
         </w:rPr>
       </w:pPr>
-      <w:proofErr w:type="spellStart"/>
       <w:r>
         <w:rPr>
           <w:rFonts w:ascii="Arial" w:hAnsi="Arial" w:cs="Arial"/>
@@ -8327,7 +5965,6 @@
         </w:rPr>
         <w:t>FireballHolder</w:t>
       </w:r>
-      <w:proofErr w:type="spellEnd"/>
       <w:r>
         <w:rPr>
           <w:rFonts w:ascii="Arial" w:hAnsi="Arial" w:cs="Arial"/>
@@ -8443,21 +6080,7 @@
         <w:rPr>
           <w:lang w:val="en-GB"/>
         </w:rPr>
-        <w:t xml:space="preserve">Figure 4.6.1 – Showcase of </w:t>
-      </w:r>
-      <w:proofErr w:type="spellStart"/>
-      <w:r>
-        <w:rPr>
-          <w:lang w:val="en-GB"/>
-        </w:rPr>
-        <w:t>Firepoint</w:t>
-      </w:r>
-      <w:proofErr w:type="spellEnd"/>
-      <w:r>
-        <w:rPr>
-          <w:lang w:val="en-GB"/>
-        </w:rPr>
-        <w:t xml:space="preserve"> importance</w:t>
+        <w:t>Figure 4.6.1 – Showcase of Firepoint importance</w:t>
       </w:r>
       <w:r>
         <w:rPr>
@@ -8690,37 +6313,7 @@
         <w:rPr>
           <w:lang w:val="en-GB"/>
         </w:rPr>
-        <w:t xml:space="preserve">The player makes use of Unity’s Rigidbody2D for physics-based movement. The movement input is captured using </w:t>
-      </w:r>
-      <w:proofErr w:type="spellStart"/>
-      <w:r>
-        <w:rPr>
-          <w:lang w:val="en-GB"/>
-        </w:rPr>
-        <w:t>Input.GetAxis</w:t>
-      </w:r>
-      <w:proofErr w:type="spellEnd"/>
-      <w:r>
-        <w:rPr>
-          <w:lang w:val="en-GB"/>
-        </w:rPr>
-        <w:t xml:space="preserve">(“Horizontal”), which further controls the RigidBody2D’s velocity, allowing for smooth and responsive movement. The player’s orientation is flipped using </w:t>
-      </w:r>
-      <w:proofErr w:type="spellStart"/>
-      <w:proofErr w:type="gramStart"/>
-      <w:r>
-        <w:rPr>
-          <w:lang w:val="en-GB"/>
-        </w:rPr>
-        <w:t>transform.localScale</w:t>
-      </w:r>
-      <w:proofErr w:type="spellEnd"/>
-      <w:proofErr w:type="gramEnd"/>
-      <w:r>
-        <w:rPr>
-          <w:lang w:val="en-GB"/>
-        </w:rPr>
-        <w:t xml:space="preserve"> based on input direction. </w:t>
+        <w:t xml:space="preserve">The player makes use of Unity’s Rigidbody2D for physics-based movement. The movement input is captured using Input.GetAxis(“Horizontal”), which further controls the RigidBody2D’s velocity, allowing for smooth and responsive movement. The player’s orientation is flipped using transform.localScale based on input direction. </w:t>
       </w:r>
     </w:p>
     <w:p>
@@ -9023,21 +6616,7 @@
         <w:rPr>
           <w:lang w:val="en-GB"/>
         </w:rPr>
-        <w:t xml:space="preserve">is activated using L-Shift and if the </w:t>
-      </w:r>
-      <w:proofErr w:type="spellStart"/>
-      <w:r>
-        <w:rPr>
-          <w:lang w:val="en-GB"/>
-        </w:rPr>
-        <w:t>PlayerAbility.canDash</w:t>
-      </w:r>
-      <w:proofErr w:type="spellEnd"/>
-      <w:r>
-        <w:rPr>
-          <w:lang w:val="en-GB"/>
-        </w:rPr>
-        <w:t xml:space="preserve"> flag is true. Through this ability the player temporarily changes his physics layer so that he can pass through enemies, traps and boxes. While in Wind Form, a timer counts down and the player becomes intangible by using Physics2D.IgnoreCollision. Upon the timer’s expiration, the system checks if the player is inside any ignored collider before reverting back to the original layer and player shape. This mechanic is used in order to ease traversal in difficult situations and escape tight spaces. The player’s visual transformation from its original form to that of the wind is done using the Animator Controller component attached to the player, which can be set on and off through a trigger. </w:t>
+        <w:t xml:space="preserve">is activated using L-Shift and if the PlayerAbility.canDash flag is true. Through this ability the player temporarily changes his physics layer so that he can pass through enemies, traps and boxes. While in Wind Form, a timer counts down and the player becomes intangible by using Physics2D.IgnoreCollision. Upon the timer’s expiration, the system checks if the player is inside any ignored collider before reverting back to the original layer and player shape. This mechanic is used in order to ease traversal in difficult situations and escape tight spaces. The player’s visual transformation from its original form to that of the wind is done using the Animator Controller component attached to the player, which can be set on and off through a trigger. </w:t>
       </w:r>
     </w:p>
     <w:p>
@@ -9336,21 +6915,7 @@
         <w:rPr>
           <w:lang w:val="en-GB"/>
         </w:rPr>
-        <w:t xml:space="preserve">Crouching is done using the L-CTRL button, thus changing accordingly the player’s BoxCollider2D size and offsetting in order to simulate crouching. The collider resizing is animated using a Boolean </w:t>
-      </w:r>
-      <w:proofErr w:type="spellStart"/>
-      <w:r>
-        <w:rPr>
-          <w:lang w:val="en-GB"/>
-        </w:rPr>
-        <w:t>isCrouching</w:t>
-      </w:r>
-      <w:proofErr w:type="spellEnd"/>
-      <w:r>
-        <w:rPr>
-          <w:lang w:val="en-GB"/>
-        </w:rPr>
-        <w:t xml:space="preserve"> in the animator.</w:t>
+        <w:t>Crouching is done using the L-CTRL button, thus changing accordingly the player’s BoxCollider2D size and offsetting in order to simulate crouching. The collider resizing is animated using a Boolean isCrouching in the animator.</w:t>
       </w:r>
     </w:p>
     <w:p>
@@ -9546,23 +7111,7 @@
         <w:rPr>
           <w:lang w:val="en-GB"/>
         </w:rPr>
-        <w:t xml:space="preserve"> In a similar manner running is handled, using </w:t>
-      </w:r>
-      <w:proofErr w:type="spellStart"/>
-      <w:proofErr w:type="gramStart"/>
-      <w:r>
-        <w:rPr>
-          <w:lang w:val="en-GB"/>
-        </w:rPr>
-        <w:t>animator.SetBool</w:t>
-      </w:r>
-      <w:proofErr w:type="spellEnd"/>
-      <w:proofErr w:type="gramEnd"/>
-      <w:r>
-        <w:rPr>
-          <w:lang w:val="en-GB"/>
-        </w:rPr>
-        <w:t xml:space="preserve"> and making sure the player is grounded while running, through the grounded Boolean.</w:t>
+        <w:t xml:space="preserve"> In a similar manner running is handled, using animator.SetBool and making sure the player is grounded while running, through the grounded Boolean.</w:t>
       </w:r>
     </w:p>
     <w:p>
@@ -9962,21 +7511,7 @@
         <w:rPr>
           <w:lang w:val="en-GB"/>
         </w:rPr>
-        <w:t xml:space="preserve">The </w:t>
-      </w:r>
-      <w:proofErr w:type="spellStart"/>
-      <w:r>
-        <w:rPr>
-          <w:lang w:val="en-GB"/>
-        </w:rPr>
-        <w:t>PlayerAttack</w:t>
-      </w:r>
-      <w:proofErr w:type="spellEnd"/>
-      <w:r>
-        <w:rPr>
-          <w:lang w:val="en-GB"/>
-        </w:rPr>
-        <w:t xml:space="preserve"> script handles all player combat logic, that includes attack cooldowns, fireball spawning, animation triggering and modification of the player attack that come from different items. </w:t>
+        <w:t xml:space="preserve">The PlayerAttack script handles all player combat logic, that includes attack cooldowns, fireball spawning, animation triggering and modification of the player attack that come from different items. </w:t>
       </w:r>
     </w:p>
     <w:p>
@@ -10044,71 +7579,7 @@
         <w:rPr>
           <w:lang w:val="en-GB"/>
         </w:rPr>
-        <w:t xml:space="preserve">The attack is triggered by the player pressing the left mouse click, namely </w:t>
-      </w:r>
-      <w:proofErr w:type="spellStart"/>
-      <w:r>
-        <w:rPr>
-          <w:lang w:val="en-GB"/>
-        </w:rPr>
-        <w:t>Input.GetMouseButton</w:t>
-      </w:r>
-      <w:proofErr w:type="spellEnd"/>
-      <w:r>
-        <w:rPr>
-          <w:lang w:val="en-GB"/>
-        </w:rPr>
-        <w:t xml:space="preserve">(0) as Unity interprets it. The attack is followed by a </w:t>
-      </w:r>
-      <w:proofErr w:type="spellStart"/>
-      <w:r>
-        <w:rPr>
-          <w:lang w:val="en-GB"/>
-        </w:rPr>
-        <w:t>cooldownTimer</w:t>
-      </w:r>
-      <w:proofErr w:type="spellEnd"/>
-      <w:r>
-        <w:rPr>
-          <w:lang w:val="en-GB"/>
-        </w:rPr>
-        <w:t xml:space="preserve"> variable that prevents spamming and can have a lower value if a certain item is picked up. Attacking is allowed only if the cooldown has passed and the player is grounded, the latter being checked in the method </w:t>
-      </w:r>
-      <w:proofErr w:type="spellStart"/>
-      <w:proofErr w:type="gramStart"/>
-      <w:r>
-        <w:rPr>
-          <w:lang w:val="en-GB"/>
-        </w:rPr>
-        <w:t>canAttack</w:t>
-      </w:r>
-      <w:proofErr w:type="spellEnd"/>
-      <w:r>
-        <w:rPr>
-          <w:lang w:val="en-GB"/>
-        </w:rPr>
-        <w:t>(</w:t>
-      </w:r>
-      <w:proofErr w:type="gramEnd"/>
-      <w:r>
-        <w:rPr>
-          <w:lang w:val="en-GB"/>
-        </w:rPr>
-        <w:t xml:space="preserve">) from the </w:t>
-      </w:r>
-      <w:proofErr w:type="spellStart"/>
-      <w:r>
-        <w:rPr>
-          <w:lang w:val="en-GB"/>
-        </w:rPr>
-        <w:t>PlayerMovement</w:t>
-      </w:r>
-      <w:proofErr w:type="spellEnd"/>
-      <w:r>
-        <w:rPr>
-          <w:lang w:val="en-GB"/>
-        </w:rPr>
-        <w:t xml:space="preserve"> script</w:t>
+        <w:t>The attack is triggered by the player pressing the left mouse click, namely Input.GetMouseButton(0) as Unity interprets it. The attack is followed by a cooldownTimer variable that prevents spamming and can have a lower value if a certain item is picked up. Attacking is allowed only if the cooldown has passed and the player is grounded, the latter being checked in the method canAttack() from the PlayerMovement script</w:t>
       </w:r>
       <w:r>
         <w:rPr>
@@ -10348,104 +7819,26 @@
         <w:rPr>
           <w:lang w:val="en-GB"/>
         </w:rPr>
-        <w:t xml:space="preserve">Projectiles, namely the fireballs are stored in an array and reused via object pooling to optimize performance and ensure smooth gameplay. The method </w:t>
-      </w:r>
-      <w:proofErr w:type="spellStart"/>
-      <w:proofErr w:type="gramStart"/>
-      <w:r>
-        <w:rPr>
-          <w:lang w:val="en-GB"/>
-        </w:rPr>
-        <w:t>findFireball</w:t>
-      </w:r>
-      <w:proofErr w:type="spellEnd"/>
-      <w:r>
-        <w:rPr>
-          <w:lang w:val="en-GB"/>
-        </w:rPr>
-        <w:t>(</w:t>
-      </w:r>
-      <w:proofErr w:type="gramEnd"/>
-      <w:r>
-        <w:rPr>
-          <w:lang w:val="en-GB"/>
-        </w:rPr>
-        <w:t>) returns the index of the next active fireball</w:t>
-      </w:r>
-      <w:r>
-        <w:rPr>
-          <w:lang w:val="en-GB"/>
-        </w:rPr>
-        <w:t xml:space="preserve">, while the projectile is repositioned to the </w:t>
-      </w:r>
-      <w:proofErr w:type="spellStart"/>
-      <w:r>
-        <w:rPr>
-          <w:lang w:val="en-GB"/>
-        </w:rPr>
-        <w:t>firePoint</w:t>
-      </w:r>
-      <w:proofErr w:type="spellEnd"/>
-      <w:r>
-        <w:rPr>
-          <w:lang w:val="en-GB"/>
-        </w:rPr>
-        <w:t xml:space="preserve"> object and activated with the specific direction.</w:t>
-      </w:r>
-      <w:r>
-        <w:rPr>
-          <w:lang w:val="en-GB"/>
-        </w:rPr>
-        <w:t xml:space="preserve"> If the player picks up the </w:t>
-      </w:r>
-      <w:proofErr w:type="spellStart"/>
-      <w:r>
-        <w:rPr>
-          <w:lang w:val="en-GB"/>
-        </w:rPr>
-        <w:t>ShotgunShot</w:t>
-      </w:r>
-      <w:proofErr w:type="spellEnd"/>
-      <w:r>
-        <w:rPr>
-          <w:lang w:val="en-GB"/>
-        </w:rPr>
-        <w:t xml:space="preserve"> item, then </w:t>
+        <w:t>Projectiles, namely the fireballs are stored in an array and reused via object pooling to optimize performance and ensure smooth gameplay. The method findFireball() returns the index of the next active fireball</w:t>
+      </w:r>
+      <w:r>
+        <w:rPr>
+          <w:lang w:val="en-GB"/>
+        </w:rPr>
+        <w:t>, while the projectile is repositioned to the firePoint object and activated with the specific direction.</w:t>
+      </w:r>
+      <w:r>
+        <w:rPr>
+          <w:lang w:val="en-GB"/>
+        </w:rPr>
+        <w:t xml:space="preserve"> If the player picks up the ShotgunShot item, then </w:t>
       </w:r>
       <w:r>
         <w:rPr>
           <w:lang w:val="en-GB"/>
         </w:rPr>
         <w:lastRenderedPageBreak/>
-        <w:t xml:space="preserve">the </w:t>
-      </w:r>
-      <w:proofErr w:type="spellStart"/>
-      <w:r>
-        <w:rPr>
-          <w:lang w:val="en-GB"/>
-        </w:rPr>
-        <w:t>canShotgunShot</w:t>
-      </w:r>
-      <w:proofErr w:type="spellEnd"/>
-      <w:r>
-        <w:rPr>
-          <w:lang w:val="en-GB"/>
-        </w:rPr>
-        <w:t xml:space="preserve"> flag is enabled in </w:t>
-      </w:r>
-      <w:proofErr w:type="spellStart"/>
-      <w:r>
-        <w:rPr>
-          <w:lang w:val="en-GB"/>
-        </w:rPr>
-        <w:t>PlayerAbility</w:t>
-      </w:r>
-      <w:proofErr w:type="spellEnd"/>
-      <w:r>
-        <w:rPr>
-          <w:lang w:val="en-GB"/>
-        </w:rPr>
-        <w:t xml:space="preserve"> and the attack becomes a spread shot, more precisely the player fires three projectiles at slightly different angles, thus when hitting an enemy together they deal three damage. This mechanic is useful for high damage bursts </w:t>
+        <w:t xml:space="preserve">the canShotgunShot flag is enabled in PlayerAbility and the attack becomes a spread shot, more precisely the player fires three projectiles at slightly different angles, thus when hitting an enemy together they deal three damage. This mechanic is useful for high damage bursts </w:t>
       </w:r>
       <w:r>
         <w:rPr>
@@ -10523,21 +7916,7 @@
         <w:rPr>
           <w:lang w:val="en-GB"/>
         </w:rPr>
-        <w:t xml:space="preserve">Figure 5.1.2.3- Showcase of using the fireball and </w:t>
-      </w:r>
-      <w:proofErr w:type="spellStart"/>
-      <w:r>
-        <w:rPr>
-          <w:lang w:val="en-GB"/>
-        </w:rPr>
-        <w:t>ShotgunShot</w:t>
-      </w:r>
-      <w:proofErr w:type="spellEnd"/>
-      <w:r>
-        <w:rPr>
-          <w:lang w:val="en-GB"/>
-        </w:rPr>
-        <w:t xml:space="preserve"> mechanic (Source: Screenshot)</w:t>
+        <w:t>Figure 5.1.2.3- Showcase of using the fireball and ShotgunShot mechanic (Source: Screenshot)</w:t>
       </w:r>
     </w:p>
     <w:p>
@@ -10563,21 +7942,7 @@
         <w:rPr>
           <w:lang w:val="en-GB"/>
         </w:rPr>
-        <w:t xml:space="preserve">The Projectile script controls the movement, collision and visual effects of the player’s ranged attacks. It is integrated within the </w:t>
-      </w:r>
-      <w:proofErr w:type="spellStart"/>
-      <w:r>
-        <w:rPr>
-          <w:lang w:val="en-GB"/>
-        </w:rPr>
-        <w:t>PlayerAttack</w:t>
-      </w:r>
-      <w:proofErr w:type="spellEnd"/>
-      <w:r>
-        <w:rPr>
-          <w:lang w:val="en-GB"/>
-        </w:rPr>
-        <w:t xml:space="preserve"> script and as previously mentioned above and shown in Figure 5.1.2.3, it makes use of object pooling.</w:t>
+        <w:t>The Projectile script controls the movement, collision and visual effects of the player’s ranged attacks. It is integrated within the PlayerAttack script and as previously mentioned above and shown in Figure 5.1.2.3, it makes use of object pooling.</w:t>
       </w:r>
       <w:r>
         <w:rPr>
@@ -10589,27 +7954,13 @@
         <w:rPr>
           <w:lang w:val="en-GB"/>
         </w:rPr>
-        <w:t xml:space="preserve">The script also includes a </w:t>
-      </w:r>
-      <w:proofErr w:type="gramStart"/>
-      <w:r>
-        <w:rPr>
-          <w:lang w:val="en-GB"/>
-        </w:rPr>
-        <w:t>Deactivate</w:t>
-      </w:r>
-      <w:r>
-        <w:rPr>
-          <w:lang w:val="en-GB"/>
-        </w:rPr>
-        <w:t>(</w:t>
-      </w:r>
-      <w:proofErr w:type="gramEnd"/>
-      <w:r>
-        <w:rPr>
-          <w:lang w:val="en-GB"/>
-        </w:rPr>
-        <w:t>)</w:t>
+        <w:t>The script also includes a Deactivate</w:t>
+      </w:r>
+      <w:r>
+        <w:rPr>
+          <w:lang w:val="en-GB"/>
+        </w:rPr>
+        <w:t>()</w:t>
       </w:r>
       <w:r>
         <w:rPr>
@@ -10621,29 +7972,7 @@
         <w:rPr>
           <w:lang w:val="en-GB"/>
         </w:rPr>
-        <w:t xml:space="preserve"> Direction of the fireball is set through </w:t>
-      </w:r>
-      <w:proofErr w:type="spellStart"/>
-      <w:proofErr w:type="gramStart"/>
-      <w:r>
-        <w:rPr>
-          <w:lang w:val="en-GB"/>
-        </w:rPr>
-        <w:t>setDirection</w:t>
-      </w:r>
-      <w:proofErr w:type="spellEnd"/>
-      <w:r>
-        <w:rPr>
-          <w:lang w:val="en-GB"/>
-        </w:rPr>
-        <w:t>(</w:t>
-      </w:r>
-      <w:proofErr w:type="gramEnd"/>
-      <w:r>
-        <w:rPr>
-          <w:lang w:val="en-GB"/>
-        </w:rPr>
-        <w:t xml:space="preserve">) method. In this method, the direction is normalized for consistent speed regardless of the angle from where the projectile shoots, while also flipping the sprite based on direction to match facing. There are several targets that the fireball can damage, them being Boss, Enemy and Box, for the former dealing five damage since the Boss has bigger health than the rest of characters. Each normal enemy takes one damage and the boxes simply deactivate upon collision, their purpose being to hide items, be obstacles or depending on usage help the player traverse </w:t>
+        <w:t xml:space="preserve"> Direction of the fireball is set through setDirection() method. In this method, the direction is normalized for consistent speed regardless of the angle from where the projectile shoots, while also flipping the sprite based on direction to match facing. There are several targets that the fireball can damage, them being Boss, Enemy and Box, for the former dealing five damage since the Boss has bigger health than the rest of characters. Each normal enemy takes one damage and the boxes simply deactivate upon collision, their purpose being to hide items, be obstacles or depending on usage help the player traverse </w:t>
       </w:r>
       <w:r>
         <w:rPr>
@@ -10656,21 +7985,7 @@
         <w:rPr>
           <w:lang w:val="en-GB"/>
         </w:rPr>
-        <w:t xml:space="preserve">through the </w:t>
-      </w:r>
-      <w:proofErr w:type="gramStart"/>
-      <w:r>
-        <w:rPr>
-          <w:lang w:val="en-GB"/>
-        </w:rPr>
-        <w:t>Deactivate(</w:t>
-      </w:r>
-      <w:proofErr w:type="gramEnd"/>
-      <w:r>
-        <w:rPr>
-          <w:lang w:val="en-GB"/>
-        </w:rPr>
-        <w:t>) method.</w:t>
+        <w:t>through the Deactivate() method.</w:t>
       </w:r>
     </w:p>
     <w:p>
@@ -10889,113 +8204,13 @@
         <w:rPr>
           <w:lang w:val="en-GB"/>
         </w:rPr>
-        <w:t xml:space="preserve">, making them patrol from two points, namely </w:t>
-      </w:r>
-      <w:proofErr w:type="spellStart"/>
-      <w:r>
-        <w:rPr>
-          <w:lang w:val="en-GB"/>
-        </w:rPr>
-        <w:t>leftEdge</w:t>
-      </w:r>
-      <w:proofErr w:type="spellEnd"/>
-      <w:r>
-        <w:rPr>
-          <w:lang w:val="en-GB"/>
-        </w:rPr>
-        <w:t xml:space="preserve"> and </w:t>
-      </w:r>
-      <w:proofErr w:type="spellStart"/>
-      <w:r>
-        <w:rPr>
-          <w:lang w:val="en-GB"/>
-        </w:rPr>
-        <w:t>rightEdge</w:t>
-      </w:r>
-      <w:proofErr w:type="spellEnd"/>
-      <w:r>
-        <w:rPr>
-          <w:lang w:val="en-GB"/>
-        </w:rPr>
-        <w:t xml:space="preserve">. Once the enemy reaches one of the edges, the </w:t>
-      </w:r>
-      <w:proofErr w:type="spellStart"/>
-      <w:proofErr w:type="gramStart"/>
-      <w:r>
-        <w:rPr>
-          <w:lang w:val="en-GB"/>
-        </w:rPr>
-        <w:t>ChangeDirection</w:t>
-      </w:r>
-      <w:proofErr w:type="spellEnd"/>
-      <w:r>
-        <w:rPr>
-          <w:lang w:val="en-GB"/>
-        </w:rPr>
-        <w:t>(</w:t>
-      </w:r>
-      <w:proofErr w:type="gramEnd"/>
-      <w:r>
-        <w:rPr>
-          <w:lang w:val="en-GB"/>
-        </w:rPr>
-        <w:t xml:space="preserve">) method is called where the </w:t>
-      </w:r>
-      <w:proofErr w:type="spellStart"/>
-      <w:r>
-        <w:rPr>
-          <w:lang w:val="en-GB"/>
-        </w:rPr>
-        <w:t>idleTimeCounter</w:t>
-      </w:r>
-      <w:proofErr w:type="spellEnd"/>
-      <w:r>
-        <w:rPr>
-          <w:lang w:val="en-GB"/>
-        </w:rPr>
-        <w:t xml:space="preserve"> starts. Once the counter value becomes bigger than the value given to </w:t>
-      </w:r>
-      <w:proofErr w:type="spellStart"/>
-      <w:r>
-        <w:rPr>
-          <w:lang w:val="en-GB"/>
-        </w:rPr>
-        <w:t>idleTime</w:t>
-      </w:r>
-      <w:proofErr w:type="spellEnd"/>
-      <w:r>
-        <w:rPr>
-          <w:lang w:val="en-GB"/>
-        </w:rPr>
-        <w:t>, the enemy changes the facing direction and resumes patrol until reaching the opposing edge</w:t>
-      </w:r>
-      <w:r>
-        <w:rPr>
-          <w:lang w:val="en-GB"/>
-        </w:rPr>
-        <w:t xml:space="preserve"> through </w:t>
-      </w:r>
-      <w:proofErr w:type="spellStart"/>
-      <w:proofErr w:type="gramStart"/>
-      <w:r>
-        <w:rPr>
-          <w:lang w:val="en-GB"/>
-        </w:rPr>
-        <w:t>MoveInDirection</w:t>
-      </w:r>
-      <w:proofErr w:type="spellEnd"/>
-      <w:r>
-        <w:rPr>
-          <w:lang w:val="en-GB"/>
-        </w:rPr>
-        <w:t>(</w:t>
-      </w:r>
-      <w:proofErr w:type="gramEnd"/>
-      <w:r>
-        <w:rPr>
-          <w:lang w:val="en-GB"/>
-        </w:rPr>
-        <w:t>) method as showcased in Figure 5.1.3.2</w:t>
+        <w:t>, making them patrol from two points, namely leftEdge and rightEdge. Once the enemy reaches one of the edges, the ChangeDirection() method is called where the idleTimeCounter starts. Once the counter value becomes bigger than the value given to idleTime, the enemy changes the facing direction and resumes patrol until reaching the opposing edge</w:t>
+      </w:r>
+      <w:r>
+        <w:rPr>
+          <w:lang w:val="en-GB"/>
+        </w:rPr>
+        <w:t xml:space="preserve"> through MoveInDirection() method as showcased in Figure 5.1.3.2</w:t>
       </w:r>
       <w:r>
         <w:rPr>
@@ -11350,6 +8565,7 @@
       </w:pPr>
       <w:r>
         <w:rPr>
+          <w:noProof/>
           <w:lang w:val="en-GB"/>
         </w:rPr>
         <w:drawing>
@@ -11413,21 +8629,7 @@
           <w:lang w:val="en-GB"/>
         </w:rPr>
         <w:tab/>
-        <w:t xml:space="preserve">The </w:t>
-      </w:r>
-      <w:proofErr w:type="spellStart"/>
-      <w:r>
-        <w:rPr>
-          <w:lang w:val="en-GB"/>
-        </w:rPr>
-        <w:t>BossEnemy</w:t>
-      </w:r>
-      <w:proofErr w:type="spellEnd"/>
-      <w:r>
-        <w:rPr>
-          <w:lang w:val="en-GB"/>
-        </w:rPr>
-        <w:t xml:space="preserve"> script handles the boss’</w:t>
+        <w:t>The BossEnemy script handles the boss’</w:t>
       </w:r>
       <w:r>
         <w:rPr>
@@ -11457,57 +8659,7 @@
         <w:rPr>
           <w:lang w:val="en-GB"/>
         </w:rPr>
-        <w:t xml:space="preserve"> attack cooldown ends. In order for the boss to attack the player, firstly it needs to detect him through </w:t>
-      </w:r>
-      <w:proofErr w:type="spellStart"/>
-      <w:proofErr w:type="gramStart"/>
-      <w:r>
-        <w:rPr>
-          <w:lang w:val="en-GB"/>
-        </w:rPr>
-        <w:t>PlayerVisibility</w:t>
-      </w:r>
-      <w:proofErr w:type="spellEnd"/>
-      <w:r>
-        <w:rPr>
-          <w:lang w:val="en-GB"/>
-        </w:rPr>
-        <w:t>(</w:t>
-      </w:r>
-      <w:proofErr w:type="gramEnd"/>
-      <w:r>
-        <w:rPr>
-          <w:lang w:val="en-GB"/>
-        </w:rPr>
-        <w:t xml:space="preserve">) method and secondly the cooldown needs to expire, then a random attack type is chosen via </w:t>
-      </w:r>
-      <w:proofErr w:type="spellStart"/>
-      <w:r>
-        <w:rPr>
-          <w:lang w:val="en-GB"/>
-        </w:rPr>
-        <w:t>Random.value</w:t>
-      </w:r>
-      <w:proofErr w:type="spellEnd"/>
-      <w:r>
-        <w:rPr>
-          <w:lang w:val="en-GB"/>
-        </w:rPr>
-        <w:t xml:space="preserve">, the animation being executed through </w:t>
-      </w:r>
-      <w:proofErr w:type="spellStart"/>
-      <w:r>
-        <w:rPr>
-          <w:lang w:val="en-GB"/>
-        </w:rPr>
-        <w:t>animator.SetTrigger</w:t>
-      </w:r>
-      <w:proofErr w:type="spellEnd"/>
-      <w:r>
-        <w:rPr>
-          <w:lang w:val="en-GB"/>
-        </w:rPr>
-        <w:t>().</w:t>
+        <w:t xml:space="preserve"> attack cooldown ends. In order for the boss to attack the player, firstly it needs to detect him through PlayerVisibility() method and secondly the cooldown needs to expire, then a random attack type is chosen via Random.value, the animation being executed through animator.SetTrigger().</w:t>
       </w:r>
     </w:p>
     <w:p>
@@ -11557,73 +8709,7 @@
         <w:rPr>
           <w:lang w:val="en-GB"/>
         </w:rPr>
-        <w:t xml:space="preserve">The </w:t>
-      </w:r>
-      <w:proofErr w:type="spellStart"/>
-      <w:proofErr w:type="gramStart"/>
-      <w:r>
-        <w:rPr>
-          <w:lang w:val="en-GB"/>
-        </w:rPr>
-        <w:t>PlayerVisibility</w:t>
-      </w:r>
-      <w:proofErr w:type="spellEnd"/>
-      <w:r>
-        <w:rPr>
-          <w:lang w:val="en-GB"/>
-        </w:rPr>
-        <w:t>(</w:t>
-      </w:r>
-      <w:proofErr w:type="gramEnd"/>
-      <w:r>
-        <w:rPr>
-          <w:lang w:val="en-GB"/>
-        </w:rPr>
-        <w:t xml:space="preserve">) method uses a </w:t>
-      </w:r>
-      <w:proofErr w:type="spellStart"/>
-      <w:r>
-        <w:rPr>
-          <w:lang w:val="en-GB"/>
-        </w:rPr>
-        <w:t>BoxCast</w:t>
-      </w:r>
-      <w:proofErr w:type="spellEnd"/>
-      <w:r>
-        <w:rPr>
-          <w:lang w:val="en-GB"/>
-        </w:rPr>
-        <w:t xml:space="preserve"> which is based on the boss’s collider to detect the player. The direction of detection is influence by the boss’s </w:t>
-      </w:r>
-      <w:proofErr w:type="spellStart"/>
-      <w:proofErr w:type="gramStart"/>
-      <w:r>
-        <w:rPr>
-          <w:lang w:val="en-GB"/>
-        </w:rPr>
-        <w:t>transform.localScale.x</w:t>
-      </w:r>
-      <w:proofErr w:type="spellEnd"/>
-      <w:proofErr w:type="gramEnd"/>
-      <w:r>
-        <w:rPr>
-          <w:lang w:val="en-GB"/>
-        </w:rPr>
-        <w:t xml:space="preserve"> variable as well as a </w:t>
-      </w:r>
-      <w:proofErr w:type="spellStart"/>
-      <w:r>
-        <w:rPr>
-          <w:lang w:val="en-GB"/>
-        </w:rPr>
-        <w:t>colliderDistance</w:t>
-      </w:r>
-      <w:proofErr w:type="spellEnd"/>
-      <w:r>
-        <w:rPr>
-          <w:lang w:val="en-GB"/>
-        </w:rPr>
-        <w:t xml:space="preserve"> variable which has the purpose to determine how far should the boss look in order to detect the player. As it can be seen from Figure 5.1.4.1, the range variable is modified depending on the attack, the idea for this </w:t>
+        <w:t xml:space="preserve">The PlayerVisibility() method uses a BoxCast which is based on the boss’s collider to detect the player. The direction of detection is influence by the boss’s transform.localScale.x variable as well as a colliderDistance variable which has the purpose to determine how far should the boss look in order to detect the player. As it can be seen from Figure 5.1.4.1, the range variable is modified depending on the attack, the idea for this </w:t>
       </w:r>
       <w:r>
         <w:rPr>
@@ -11634,6 +8720,7 @@
       </w:r>
       <w:r>
         <w:rPr>
+          <w:noProof/>
           <w:lang w:val="en-GB"/>
         </w:rPr>
         <w:drawing>
@@ -11702,6 +8789,7 @@
       </w:pPr>
       <w:r>
         <w:rPr>
+          <w:noProof/>
           <w:lang w:val="en-GB"/>
         </w:rPr>
         <w:drawing>
@@ -11758,31 +8846,7 @@
         <w:rPr>
           <w:lang w:val="en-GB"/>
         </w:rPr>
-        <w:t>Figure 5.1.4.</w:t>
-      </w:r>
-      <w:r>
-        <w:rPr>
-          <w:lang w:val="en-GB"/>
-        </w:rPr>
-        <w:t>2</w:t>
-      </w:r>
-      <w:r>
-        <w:rPr>
-          <w:lang w:val="en-GB"/>
-        </w:rPr>
-        <w:t xml:space="preserve">- Showcase of Boss’s </w:t>
-      </w:r>
-      <w:r>
-        <w:rPr>
-          <w:lang w:val="en-GB"/>
-        </w:rPr>
-        <w:t>method for detecting the player</w:t>
-      </w:r>
-      <w:r>
-        <w:rPr>
-          <w:lang w:val="en-GB"/>
-        </w:rPr>
-        <w:t xml:space="preserve"> (Source: screenshot)</w:t>
+        <w:t>Figure 5.1.4.2- Showcase of Boss’s method for detecting the player (Source: screenshot)</w:t>
       </w:r>
     </w:p>
     <w:p>
@@ -11826,43 +8890,7 @@
         <w:rPr>
           <w:lang w:val="en-GB"/>
         </w:rPr>
-        <w:t xml:space="preserve">The damage is dealt to the player through the </w:t>
-      </w:r>
-      <w:proofErr w:type="spellStart"/>
-      <w:proofErr w:type="gramStart"/>
-      <w:r>
-        <w:rPr>
-          <w:lang w:val="en-GB"/>
-        </w:rPr>
-        <w:t>DamagePlayer</w:t>
-      </w:r>
-      <w:proofErr w:type="spellEnd"/>
-      <w:r>
-        <w:rPr>
-          <w:lang w:val="en-GB"/>
-        </w:rPr>
-        <w:t>(</w:t>
-      </w:r>
-      <w:proofErr w:type="gramEnd"/>
-      <w:r>
-        <w:rPr>
-          <w:lang w:val="en-GB"/>
-        </w:rPr>
-        <w:t xml:space="preserve">) method that calls the </w:t>
-      </w:r>
-      <w:proofErr w:type="spellStart"/>
-      <w:r>
-        <w:rPr>
-          <w:lang w:val="en-GB"/>
-        </w:rPr>
-        <w:t>takeDamage</w:t>
-      </w:r>
-      <w:proofErr w:type="spellEnd"/>
-      <w:r>
-        <w:rPr>
-          <w:lang w:val="en-GB"/>
-        </w:rPr>
-        <w:t>() method from the Health script.</w:t>
+        <w:t>The damage is dealt to the player through the DamagePlayer() method that calls the takeDamage() method from the Health script.</w:t>
       </w:r>
     </w:p>
     <w:p>
@@ -11874,6 +8902,7 @@
       </w:pPr>
       <w:r>
         <w:rPr>
+          <w:noProof/>
           <w:lang w:val="en-GB"/>
         </w:rPr>
         <w:drawing>
@@ -11981,29 +9010,7 @@
         <w:rPr>
           <w:lang w:val="en-GB"/>
         </w:rPr>
-        <w:t xml:space="preserve">Figure 5.1.4.4- Showcase of </w:t>
-      </w:r>
-      <w:proofErr w:type="spellStart"/>
-      <w:proofErr w:type="gramStart"/>
-      <w:r>
-        <w:rPr>
-          <w:lang w:val="en-GB"/>
-        </w:rPr>
-        <w:t>DamagePlayer</w:t>
-      </w:r>
-      <w:proofErr w:type="spellEnd"/>
-      <w:r>
-        <w:rPr>
-          <w:lang w:val="en-GB"/>
-        </w:rPr>
-        <w:t>(</w:t>
-      </w:r>
-      <w:proofErr w:type="gramEnd"/>
-      <w:r>
-        <w:rPr>
-          <w:lang w:val="en-GB"/>
-        </w:rPr>
-        <w:t>) method (Source: screenshot)</w:t>
+        <w:t>Figure 5.1.4.4- Showcase of DamagePlayer() method (Source: screenshot)</w:t>
       </w:r>
     </w:p>
     <w:p>
@@ -12025,29 +9032,7 @@
           <w:lang w:val="en-GB"/>
         </w:rPr>
         <w:tab/>
-        <w:t xml:space="preserve">The ranged attack for the boss is done in the same manner, as it is done for the player and the other enemies, namely it uses pooling for fireballs and once they are active it calls the </w:t>
-      </w:r>
-      <w:proofErr w:type="spellStart"/>
-      <w:proofErr w:type="gramStart"/>
-      <w:r>
-        <w:rPr>
-          <w:lang w:val="en-GB"/>
-        </w:rPr>
-        <w:t>ActivateProjectile</w:t>
-      </w:r>
-      <w:proofErr w:type="spellEnd"/>
-      <w:r>
-        <w:rPr>
-          <w:lang w:val="en-GB"/>
-        </w:rPr>
-        <w:t>(</w:t>
-      </w:r>
-      <w:proofErr w:type="gramEnd"/>
-      <w:r>
-        <w:rPr>
-          <w:lang w:val="en-GB"/>
-        </w:rPr>
-        <w:t>) method from the Enemy Projectile script.</w:t>
+        <w:t>The ranged attack for the boss is done in the same manner, as it is done for the player and the other enemies, namely it uses pooling for fireballs and once they are active it calls the ActivateProjectile() method from the Enemy Projectile script.</w:t>
       </w:r>
       <w:r>
         <w:rPr>
@@ -12066,71 +9051,13 @@
           <w:lang w:val="en-GB"/>
         </w:rPr>
         <w:lastRenderedPageBreak/>
-        <w:t xml:space="preserve">difference being that it doesn’t need to adapt to the enemy’s direction, thus the method </w:t>
-      </w:r>
-      <w:proofErr w:type="spellStart"/>
-      <w:proofErr w:type="gramStart"/>
-      <w:r>
-        <w:rPr>
-          <w:lang w:val="en-GB"/>
-        </w:rPr>
-        <w:t>setDirection</w:t>
-      </w:r>
-      <w:proofErr w:type="spellEnd"/>
-      <w:r>
-        <w:rPr>
-          <w:lang w:val="en-GB"/>
-        </w:rPr>
-        <w:t>(</w:t>
-      </w:r>
-      <w:proofErr w:type="gramEnd"/>
-      <w:r>
-        <w:rPr>
-          <w:lang w:val="en-GB"/>
-        </w:rPr>
-        <w:t xml:space="preserve">) is not present in the Enemy Projectile script. On top of that, instead of looking for collisions with other types of objects, the Enemy Projectile script looks only for collisions with objects that have the “Player” tag. </w:t>
-      </w:r>
-      <w:r>
-        <w:rPr>
-          <w:lang w:val="en-GB"/>
-        </w:rPr>
-        <w:t xml:space="preserve">The </w:t>
-      </w:r>
-      <w:proofErr w:type="spellStart"/>
-      <w:proofErr w:type="gramStart"/>
-      <w:r>
-        <w:rPr>
-          <w:lang w:val="en-GB"/>
-        </w:rPr>
-        <w:t>PerformDash</w:t>
-      </w:r>
-      <w:proofErr w:type="spellEnd"/>
-      <w:r>
-        <w:rPr>
-          <w:lang w:val="en-GB"/>
-        </w:rPr>
-        <w:t>(</w:t>
-      </w:r>
-      <w:proofErr w:type="gramEnd"/>
-      <w:r>
-        <w:rPr>
-          <w:lang w:val="en-GB"/>
-        </w:rPr>
-        <w:t xml:space="preserve">) method moves the boss behind the player’s position with an offset. It makes use of </w:t>
-      </w:r>
-      <w:proofErr w:type="spellStart"/>
-      <w:r>
-        <w:rPr>
-          <w:lang w:val="en-GB"/>
-        </w:rPr>
-        <w:t>Raycast</w:t>
-      </w:r>
-      <w:proofErr w:type="spellEnd"/>
-      <w:r>
-        <w:rPr>
-          <w:lang w:val="en-GB"/>
-        </w:rPr>
-        <w:t xml:space="preserve"> downwards to make sure the boss is on the ground after dashing.</w:t>
+        <w:t xml:space="preserve">difference being that it doesn’t need to adapt to the enemy’s direction, thus the method setDirection() is not present in the Enemy Projectile script. On top of that, instead of looking for collisions with other types of objects, the Enemy Projectile script looks only for collisions with objects that have the “Player” tag. </w:t>
+      </w:r>
+      <w:r>
+        <w:rPr>
+          <w:lang w:val="en-GB"/>
+        </w:rPr>
+        <w:t>The PerformDash() method moves the boss behind the player’s position with an offset. It makes use of Raycast downwards to make sure the boss is on the ground after dashing.</w:t>
       </w:r>
     </w:p>
     <w:p>
@@ -12143,6 +9070,7 @@
       </w:pPr>
       <w:r>
         <w:rPr>
+          <w:noProof/>
           <w:lang w:val="en-GB"/>
         </w:rPr>
         <w:drawing>
@@ -12199,21 +9127,7 @@
         <w:rPr>
           <w:lang w:val="en-GB"/>
         </w:rPr>
-        <w:t xml:space="preserve">Figure 5.1.4.5- Showcase of </w:t>
-      </w:r>
-      <w:proofErr w:type="spellStart"/>
-      <w:r>
-        <w:rPr>
-          <w:lang w:val="en-GB"/>
-        </w:rPr>
-        <w:t>PerformDash</w:t>
-      </w:r>
-      <w:proofErr w:type="spellEnd"/>
-      <w:r>
-        <w:rPr>
-          <w:lang w:val="en-GB"/>
-        </w:rPr>
-        <w:t xml:space="preserve"> logic (Source: screenshot)</w:t>
+        <w:t>Figure 5.1.4.5- Showcase of PerformDash logic (Source: screenshot)</w:t>
       </w:r>
     </w:p>
     <w:p>
@@ -12247,25 +9161,7 @@
         <w:rPr>
           <w:lang w:val="en-GB"/>
         </w:rPr>
-        <w:t>5.1.</w:t>
-      </w:r>
-      <w:r>
-        <w:rPr>
-          <w:lang w:val="en-GB"/>
-        </w:rPr>
-        <w:t>5</w:t>
-      </w:r>
-      <w:r>
-        <w:rPr>
-          <w:lang w:val="en-GB"/>
-        </w:rPr>
-        <w:t xml:space="preserve"> </w:t>
-      </w:r>
-      <w:r>
-        <w:rPr>
-          <w:lang w:val="en-GB"/>
-        </w:rPr>
-        <w:t>Melee and Ranged Enemies</w:t>
+        <w:t>5.1.5 Melee and Ranged Enemies</w:t>
       </w:r>
     </w:p>
     <w:p>
@@ -12280,55 +9176,13 @@
           <w:lang w:val="en-GB"/>
         </w:rPr>
         <w:tab/>
-        <w:t xml:space="preserve">Both Melee and Ranged Enemy scripts take the same approach and are quite similar to the </w:t>
-      </w:r>
-      <w:proofErr w:type="spellStart"/>
-      <w:r>
-        <w:rPr>
-          <w:lang w:val="en-GB"/>
-        </w:rPr>
-        <w:t>BossEnemy</w:t>
-      </w:r>
-      <w:proofErr w:type="spellEnd"/>
-      <w:r>
-        <w:rPr>
-          <w:lang w:val="en-GB"/>
-        </w:rPr>
-        <w:t xml:space="preserve"> script, the only difference being what animations they trigger when detecting the player. Melee Enemy checks if the </w:t>
-      </w:r>
-      <w:proofErr w:type="spellStart"/>
-      <w:r>
-        <w:rPr>
-          <w:lang w:val="en-GB"/>
-        </w:rPr>
-        <w:t>playerHealth</w:t>
-      </w:r>
-      <w:proofErr w:type="spellEnd"/>
-      <w:r>
-        <w:rPr>
-          <w:lang w:val="en-GB"/>
-        </w:rPr>
-        <w:t xml:space="preserve"> is above zero before attacking</w:t>
-      </w:r>
-      <w:r>
-        <w:rPr>
-          <w:lang w:val="en-GB"/>
-        </w:rPr>
-        <w:t xml:space="preserve"> in order not to attack an empty area and then triggers the melee attack animation. Ranged Enemy doesn’t need to check for </w:t>
-      </w:r>
-      <w:proofErr w:type="spellStart"/>
-      <w:r>
-        <w:rPr>
-          <w:lang w:val="en-GB"/>
-        </w:rPr>
-        <w:t>playerHealth</w:t>
-      </w:r>
-      <w:proofErr w:type="spellEnd"/>
-      <w:r>
-        <w:rPr>
-          <w:lang w:val="en-GB"/>
-        </w:rPr>
-        <w:t>, since the fireball which has the projectile script on it is the one that hits the player</w:t>
+        <w:t>Both Melee and Ranged Enemy scripts take the same approach and are quite similar to the BossEnemy script, the only difference being what animations they trigger when detecting the player. Melee Enemy checks if the playerHealth is above zero before attacking</w:t>
+      </w:r>
+      <w:r>
+        <w:rPr>
+          <w:lang w:val="en-GB"/>
+        </w:rPr>
+        <w:t xml:space="preserve"> in order not to attack an empty area and then triggers the melee attack animation. Ranged Enemy doesn’t need to check for playerHealth, since the fireball which has the projectile script on it is the one that hits the player</w:t>
       </w:r>
       <w:r>
         <w:rPr>
@@ -12347,6 +9201,7 @@
       </w:pPr>
       <w:r>
         <w:rPr>
+          <w:noProof/>
           <w:lang w:val="en-GB"/>
         </w:rPr>
         <w:lastRenderedPageBreak/>
@@ -12416,6 +9271,7 @@
       </w:pPr>
       <w:r>
         <w:rPr>
+          <w:noProof/>
           <w:lang w:val="en-GB"/>
         </w:rPr>
         <w:drawing>
@@ -12507,78 +9363,14 @@
         <w:rPr>
           <w:lang w:val="en-GB"/>
         </w:rPr>
-        <w:t xml:space="preserve">All three scripts, namely </w:t>
-      </w:r>
-      <w:proofErr w:type="spellStart"/>
-      <w:r>
-        <w:rPr>
-          <w:lang w:val="en-GB"/>
-        </w:rPr>
-        <w:t>BossEnemy</w:t>
-      </w:r>
-      <w:proofErr w:type="spellEnd"/>
-      <w:r>
-        <w:rPr>
-          <w:lang w:val="en-GB"/>
-        </w:rPr>
-        <w:t xml:space="preserve">, Melee Enemy and Ranged enemy, make use of the interface </w:t>
-      </w:r>
-      <w:proofErr w:type="spellStart"/>
-      <w:r>
-        <w:rPr>
-          <w:lang w:val="en-GB"/>
-        </w:rPr>
-        <w:t>IEnemy</w:t>
-      </w:r>
-      <w:proofErr w:type="spellEnd"/>
-      <w:r>
-        <w:rPr>
-          <w:lang w:val="en-GB"/>
-        </w:rPr>
-        <w:t xml:space="preserve">. The purpose of the interface is to let each script tailor </w:t>
-      </w:r>
-      <w:proofErr w:type="spellStart"/>
-      <w:proofErr w:type="gramStart"/>
-      <w:r>
-        <w:rPr>
-          <w:lang w:val="en-GB"/>
-        </w:rPr>
-        <w:t>PlayerVisibility</w:t>
-      </w:r>
-      <w:proofErr w:type="spellEnd"/>
-      <w:r>
-        <w:rPr>
-          <w:lang w:val="en-GB"/>
-        </w:rPr>
-        <w:t>(</w:t>
-      </w:r>
-      <w:proofErr w:type="gramEnd"/>
-      <w:r>
-        <w:rPr>
-          <w:lang w:val="en-GB"/>
-        </w:rPr>
-        <w:t xml:space="preserve">) </w:t>
+        <w:t xml:space="preserve">All three scripts, namely BossEnemy, Melee Enemy and Ranged enemy, make use of the interface IEnemy. The purpose of the interface is to let each script tailor PlayerVisibility() </w:t>
       </w:r>
       <w:r>
         <w:rPr>
           <w:lang w:val="en-GB"/>
         </w:rPr>
         <w:lastRenderedPageBreak/>
-        <w:t xml:space="preserve">and </w:t>
-      </w:r>
-      <w:proofErr w:type="spellStart"/>
-      <w:r>
-        <w:rPr>
-          <w:lang w:val="en-GB"/>
-        </w:rPr>
-        <w:t>OnDrawGizmos</w:t>
-      </w:r>
-      <w:proofErr w:type="spellEnd"/>
-      <w:r>
-        <w:rPr>
-          <w:lang w:val="en-GB"/>
-        </w:rPr>
-        <w:t>() methods to their own usage since each of them needs to use them in a way that is specific to the enemies and also make them distinguishable during testing through different colours.</w:t>
+        <w:t>and OnDrawGizmos() methods to their own usage since each of them needs to use them in a way that is specific to the enemies and also make them distinguishable during testing through different colours.</w:t>
       </w:r>
     </w:p>
     <w:p>
@@ -12590,6 +9382,7 @@
       </w:pPr>
       <w:r>
         <w:rPr>
+          <w:noProof/>
           <w:lang w:val="en-GB"/>
         </w:rPr>
         <w:drawing>
@@ -12692,21 +9485,7 @@
         <w:rPr>
           <w:lang w:val="en-GB"/>
         </w:rPr>
-        <w:t xml:space="preserve">Figure 5.1.5.3- Showcase of </w:t>
-      </w:r>
-      <w:proofErr w:type="spellStart"/>
-      <w:r>
-        <w:rPr>
-          <w:lang w:val="en-GB"/>
-        </w:rPr>
-        <w:t>IEnemy</w:t>
-      </w:r>
-      <w:proofErr w:type="spellEnd"/>
-      <w:r>
-        <w:rPr>
-          <w:lang w:val="en-GB"/>
-        </w:rPr>
-        <w:t xml:space="preserve"> interface (Source: screenshot)</w:t>
+        <w:t>Figure 5.1.5.3- Showcase of IEnemy interface (Source: screenshot)</w:t>
       </w:r>
     </w:p>
     <w:p>
@@ -12721,6 +9500,7 @@
       </w:pPr>
       <w:r>
         <w:rPr>
+          <w:noProof/>
           <w:lang w:val="en-GB"/>
         </w:rPr>
         <w:drawing>
@@ -12789,21 +9569,7 @@
         <w:rPr>
           <w:lang w:val="en-GB"/>
         </w:rPr>
-        <w:t xml:space="preserve">Figure 5.1.5.4- Showcase of how </w:t>
-      </w:r>
-      <w:proofErr w:type="spellStart"/>
-      <w:r>
-        <w:rPr>
-          <w:lang w:val="en-GB"/>
-        </w:rPr>
-        <w:t>OnDrawGizmos</w:t>
-      </w:r>
-      <w:proofErr w:type="spellEnd"/>
-      <w:r>
-        <w:rPr>
-          <w:lang w:val="en-GB"/>
-        </w:rPr>
-        <w:t xml:space="preserve"> is specifically tailored for the boss based on his attacks</w:t>
+        <w:t>Figure 5.1.5.4- Showcase of how OnDrawGizmos is specifically tailored for the boss based on his attacks</w:t>
       </w:r>
       <w:r>
         <w:rPr>
@@ -12844,66 +9610,20 @@
         <w:rPr>
           <w:lang w:val="en-GB"/>
         </w:rPr>
-        <w:t>5.1.</w:t>
-      </w:r>
-      <w:r>
-        <w:rPr>
-          <w:lang w:val="en-GB"/>
-        </w:rPr>
-        <w:t>6</w:t>
-      </w:r>
-      <w:r>
-        <w:rPr>
-          <w:lang w:val="en-GB"/>
-        </w:rPr>
-        <w:t xml:space="preserve"> </w:t>
-      </w:r>
-      <w:r>
-        <w:rPr>
-          <w:lang w:val="en-GB"/>
-        </w:rPr>
-        <w:t>Procedural Room Generation</w:t>
-      </w:r>
-    </w:p>
-    <w:p>
-      <w:pPr>
-        <w:rPr>
-          <w:lang w:val="en-GB"/>
-        </w:rPr>
-      </w:pPr>
-      <w:r>
-        <w:rPr>
-          <w:lang w:val="en-GB"/>
-        </w:rPr>
-        <w:t xml:space="preserve">The </w:t>
-      </w:r>
-      <w:proofErr w:type="spellStart"/>
-      <w:r>
-        <w:rPr>
-          <w:lang w:val="en-GB"/>
-        </w:rPr>
-        <w:t>RoomGeneration</w:t>
-      </w:r>
-      <w:proofErr w:type="spellEnd"/>
-      <w:r>
-        <w:rPr>
-          <w:lang w:val="en-GB"/>
-        </w:rPr>
-        <w:t xml:space="preserve"> script procedurally generates rooms, beginning from an empty object that represents the </w:t>
-      </w:r>
-      <w:proofErr w:type="spellStart"/>
-      <w:r>
-        <w:rPr>
-          <w:lang w:val="en-GB"/>
-        </w:rPr>
-        <w:t>startPoint</w:t>
-      </w:r>
-      <w:proofErr w:type="spellEnd"/>
-      <w:r>
-        <w:rPr>
-          <w:lang w:val="en-GB"/>
-        </w:rPr>
-        <w:t xml:space="preserve"> variable. The rooms are filled with floor, wall and ceiling tiles that represent the main structure of a room. Inside the rooms are randomly generated and placed spikes, traps, boxes in different shapes, enemies that can either patrol or be static, health collectibles and items</w:t>
+        <w:t>5.1.6 Procedural Room Generation</w:t>
+      </w:r>
+    </w:p>
+    <w:p>
+      <w:pPr>
+        <w:rPr>
+          <w:lang w:val="en-GB"/>
+        </w:rPr>
+      </w:pPr>
+      <w:r>
+        <w:rPr>
+          <w:lang w:val="en-GB"/>
+        </w:rPr>
+        <w:t>The RoomGeneration script procedurally generates rooms, beginning from an empty object that represents the startPoint variable. The rooms are filled with floor, wall and ceiling tiles that represent the main structure of a room. Inside the rooms are randomly generated and placed spikes, traps, boxes in different shapes, enemies that can either patrol or be static, health collectibles and items</w:t>
       </w:r>
       <w:r>
         <w:rPr>
@@ -12922,29 +9642,7 @@
         <w:rPr>
           <w:lang w:val="en-GB"/>
         </w:rPr>
-        <w:t xml:space="preserve">The </w:t>
-      </w:r>
-      <w:proofErr w:type="spellStart"/>
-      <w:proofErr w:type="gramStart"/>
-      <w:r>
-        <w:rPr>
-          <w:lang w:val="en-GB"/>
-        </w:rPr>
-        <w:t>GenerateRooms</w:t>
-      </w:r>
-      <w:proofErr w:type="spellEnd"/>
-      <w:r>
-        <w:rPr>
-          <w:lang w:val="en-GB"/>
-        </w:rPr>
-        <w:t>(</w:t>
-      </w:r>
-      <w:proofErr w:type="gramEnd"/>
-      <w:r>
-        <w:rPr>
-          <w:lang w:val="en-GB"/>
-        </w:rPr>
-        <w:t>) method starts with placing the floor on x axis based on the given size on the X axis. Ceiling generation works the same, but it positions itself based on the value given to Y axis length and from there keeps generating on the x axis until the values are met.</w:t>
+        <w:t>The GenerateRooms() method starts with placing the floor on x axis based on the given size on the X axis. Ceiling generation works the same, but it positions itself based on the value given to Y axis length and from there keeps generating on the x axis until the values are met.</w:t>
       </w:r>
       <w:r>
         <w:rPr>
@@ -12978,6 +9676,7 @@
       </w:r>
       <w:r>
         <w:rPr>
+          <w:noProof/>
           <w:lang w:val="en-GB"/>
         </w:rPr>
         <w:drawing>
@@ -13078,41 +9777,13 @@
           <w:lang w:val="en-GB"/>
         </w:rPr>
         <w:tab/>
-        <w:t xml:space="preserve">The </w:t>
-      </w:r>
-      <w:proofErr w:type="spellStart"/>
-      <w:r>
-        <w:rPr>
-          <w:lang w:val="en-GB"/>
-        </w:rPr>
-        <w:t>RoomGeneration</w:t>
-      </w:r>
-      <w:proofErr w:type="spellEnd"/>
-      <w:r>
-        <w:rPr>
-          <w:lang w:val="en-GB"/>
-        </w:rPr>
-        <w:t xml:space="preserve"> script</w:t>
-      </w:r>
-      <w:r>
-        <w:rPr>
-          <w:lang w:val="en-GB"/>
-        </w:rPr>
-        <w:t xml:space="preserve"> can spawn a random number of obstacles, excluding those tagged “Spike” since they are handled separately as shown in Figure 5.1.6. Those other obstacles can be saws that traverse and spin left to right or s</w:t>
-      </w:r>
-      <w:proofErr w:type="spellStart"/>
-      <w:r>
-        <w:rPr>
-          <w:lang w:val="en-GB"/>
-        </w:rPr>
-        <w:t>pikeheads</w:t>
-      </w:r>
-      <w:proofErr w:type="spellEnd"/>
-      <w:r>
-        <w:rPr>
-          <w:lang w:val="en-GB"/>
-        </w:rPr>
-        <w:t xml:space="preserve"> that once in their detection range follow the player and damage him.</w:t>
+        <w:t>The RoomGeneration script</w:t>
+      </w:r>
+      <w:r>
+        <w:rPr>
+          <w:lang w:val="en-GB"/>
+        </w:rPr>
+        <w:t xml:space="preserve"> can spawn a random number of obstacles, excluding those tagged “Spike” since they are handled separately as shown in Figure 5.1.6. Those other obstacles can be saws that traverse and spin left to right or spikeheads that once in their detection range follow the player and damage him.</w:t>
       </w:r>
       <w:r>
         <w:rPr>
@@ -13130,6 +9801,7 @@
       </w:pPr>
       <w:r>
         <w:rPr>
+          <w:noProof/>
           <w:lang w:val="en-GB"/>
         </w:rPr>
         <w:drawing>
@@ -13243,10 +9915,11 @@
       </w:r>
       <w:r>
         <w:rPr>
+          <w:noProof/>
           <w:lang w:val="en-GB"/>
         </w:rPr>
         <w:drawing>
-          <wp:anchor distT="0" distB="0" distL="114300" distR="114300" simplePos="0" relativeHeight="251699200" behindDoc="0" locked="0" layoutInCell="1" allowOverlap="1" wp14:anchorId="03694056" wp14:editId="4E47F2C1">
+          <wp:anchor distT="0" distB="0" distL="114300" distR="114300" simplePos="0" relativeHeight="251699200" behindDoc="0" locked="0" layoutInCell="1" allowOverlap="1" wp14:anchorId="03694056" wp14:editId="777654E8">
             <wp:simplePos x="0" y="0"/>
             <wp:positionH relativeFrom="margin">
               <wp:posOffset>228600</wp:posOffset>
@@ -13299,21 +9972,7 @@
         <w:rPr>
           <w:lang w:val="en-GB"/>
         </w:rPr>
-        <w:t xml:space="preserve">removed from </w:t>
-      </w:r>
-      <w:proofErr w:type="spellStart"/>
-      <w:r>
-        <w:rPr>
-          <w:lang w:val="en-GB"/>
-        </w:rPr>
-        <w:t>availableAbilities</w:t>
-      </w:r>
-      <w:proofErr w:type="spellEnd"/>
-      <w:r>
-        <w:rPr>
-          <w:lang w:val="en-GB"/>
-        </w:rPr>
-        <w:t xml:space="preserve"> once used.</w:t>
+        <w:t>removed from availableAbilities once used.</w:t>
       </w:r>
     </w:p>
     <w:p>
@@ -13343,81 +10002,963 @@
           <w:lang w:val="en-GB"/>
         </w:rPr>
       </w:pPr>
-    </w:p>
-    <w:p>
-      <w:pPr>
-        <w:rPr>
-          <w:lang w:val="en-GB"/>
-        </w:rPr>
-      </w:pPr>
-    </w:p>
-    <w:p>
-      <w:pPr>
-        <w:rPr>
-          <w:lang w:val="en-GB"/>
-        </w:rPr>
-      </w:pPr>
-    </w:p>
-    <w:p>
-      <w:pPr>
-        <w:rPr>
-          <w:lang w:val="en-GB"/>
-        </w:rPr>
-      </w:pPr>
-    </w:p>
-    <w:p>
-      <w:pPr>
-        <w:rPr>
-          <w:lang w:val="en-GB"/>
-        </w:rPr>
-      </w:pPr>
-    </w:p>
-    <w:p>
-      <w:pPr>
-        <w:rPr>
-          <w:lang w:val="en-GB"/>
-        </w:rPr>
-      </w:pPr>
-    </w:p>
-    <w:p>
-      <w:pPr>
-        <w:rPr>
-          <w:lang w:val="en-GB"/>
-        </w:rPr>
-      </w:pPr>
-    </w:p>
-    <w:p>
-      <w:pPr>
-        <w:rPr>
-          <w:lang w:val="en-GB"/>
-        </w:rPr>
-      </w:pPr>
-    </w:p>
-    <w:p>
-      <w:pPr>
-        <w:rPr>
-          <w:lang w:val="en-GB"/>
-        </w:rPr>
-      </w:pPr>
-    </w:p>
-    <w:p>
-      <w:pPr>
-        <w:rPr>
-          <w:lang w:val="en-GB"/>
-        </w:rPr>
-      </w:pPr>
-    </w:p>
-    <w:p>
-      <w:pPr>
-        <w:rPr>
-          <w:lang w:val="en-GB"/>
-        </w:rPr>
-      </w:pPr>
+      <w:r>
+        <w:rPr>
+          <w:lang w:val="en-GB"/>
+        </w:rPr>
+        <w:t>When it comes to enemies the script can generate up to two enemies that are static, thus don’t patrol, per room. It handles height offsets for ranged and melee enemies and avoids overlapping when spawning via IsEnemyOverlappin() method. The enemies that can patrol are spawned based on randomness, they have a 50% chance of spawning and can be only one per room. If the patrol enemy gets spawned, there is another 50% chance of spawning either a melee patrolling one or a ranged patrolling one.</w:t>
+      </w:r>
+      <w:r>
+        <w:rPr>
+          <w:lang w:val="en-GB"/>
+        </w:rPr>
+        <w:t xml:space="preserve"> Similar to how the static ones were handled, the method IsEnemyOverlapiing() is being used to ensure no overlaps are made during generation.</w:t>
+      </w:r>
+    </w:p>
+    <w:p>
+      <w:pPr>
+        <w:rPr>
+          <w:lang w:val="en-GB"/>
+        </w:rPr>
+      </w:pPr>
+      <w:r>
+        <w:rPr>
+          <w:lang w:val="en-GB"/>
+        </w:rPr>
+        <w:drawing>
+          <wp:anchor distT="0" distB="0" distL="114300" distR="114300" simplePos="0" relativeHeight="251700224" behindDoc="0" locked="0" layoutInCell="1" allowOverlap="1" wp14:anchorId="703DC713" wp14:editId="551416E6">
+            <wp:simplePos x="0" y="0"/>
+            <wp:positionH relativeFrom="column">
+              <wp:posOffset>80010</wp:posOffset>
+            </wp:positionH>
+            <wp:positionV relativeFrom="paragraph">
+              <wp:posOffset>204470</wp:posOffset>
+            </wp:positionV>
+            <wp:extent cx="6120765" cy="2004695"/>
+            <wp:effectExtent l="0" t="0" r="0" b="0"/>
+            <wp:wrapSquare wrapText="bothSides"/>
+            <wp:docPr id="44" name="Picture 44"/>
+            <wp:cNvGraphicFramePr>
+              <a:graphicFrameLocks xmlns:a="http://schemas.openxmlformats.org/drawingml/2006/main" noChangeAspect="1"/>
+            </wp:cNvGraphicFramePr>
+            <a:graphic xmlns:a="http://schemas.openxmlformats.org/drawingml/2006/main">
+              <a:graphicData uri="http://schemas.openxmlformats.org/drawingml/2006/picture">
+                <pic:pic xmlns:pic="http://schemas.openxmlformats.org/drawingml/2006/picture">
+                  <pic:nvPicPr>
+                    <pic:cNvPr id="1" name=""/>
+                    <pic:cNvPicPr/>
+                  </pic:nvPicPr>
+                  <pic:blipFill>
+                    <a:blip r:embed="rId54">
+                      <a:extLst>
+                        <a:ext uri="{28A0092B-C50C-407E-A947-70E740481C1C}">
+                          <a14:useLocalDpi xmlns:a14="http://schemas.microsoft.com/office/drawing/2010/main" val="0"/>
+                        </a:ext>
+                      </a:extLst>
+                    </a:blip>
+                    <a:stretch>
+                      <a:fillRect/>
+                    </a:stretch>
+                  </pic:blipFill>
+                  <pic:spPr>
+                    <a:xfrm>
+                      <a:off x="0" y="0"/>
+                      <a:ext cx="6120765" cy="2004695"/>
+                    </a:xfrm>
+                    <a:prstGeom prst="rect">
+                      <a:avLst/>
+                    </a:prstGeom>
+                  </pic:spPr>
+                </pic:pic>
+              </a:graphicData>
+            </a:graphic>
+          </wp:anchor>
+        </w:drawing>
+      </w:r>
+    </w:p>
+    <w:p>
+      <w:pPr>
+        <w:rPr>
+          <w:lang w:val="en-GB"/>
+        </w:rPr>
+      </w:pPr>
+      <w:r>
+        <w:rPr>
+          <w:lang w:val="en-GB"/>
+        </w:rPr>
+        <w:t>Figure 5.1.6.3- Showcase of Patrol Enemy spawning logic (Source: screenshot)</w:t>
+      </w:r>
+    </w:p>
+    <w:p>
+      <w:pPr>
+        <w:rPr>
+          <w:lang w:val="en-GB"/>
+        </w:rPr>
+      </w:pPr>
+    </w:p>
+    <w:p>
+      <w:pPr>
+        <w:rPr>
+          <w:lang w:val="en-GB"/>
+        </w:rPr>
+      </w:pPr>
+    </w:p>
+    <w:p>
+      <w:pPr>
+        <w:rPr>
+          <w:lang w:val="en-GB"/>
+        </w:rPr>
+      </w:pPr>
+    </w:p>
+    <w:p>
+      <w:pPr>
+        <w:rPr>
+          <w:lang w:val="en-GB"/>
+        </w:rPr>
+      </w:pPr>
+    </w:p>
+    <w:p>
+      <w:pPr>
+        <w:jc w:val="center"/>
+        <w:rPr>
+          <w:lang w:val="en-GB"/>
+        </w:rPr>
+      </w:pPr>
+      <w:r>
+        <w:rPr>
+          <w:noProof/>
+          <w:lang w:val="en-GB"/>
+        </w:rPr>
+        <w:lastRenderedPageBreak/>
+        <w:drawing>
+          <wp:anchor distT="0" distB="0" distL="114300" distR="114300" simplePos="0" relativeHeight="251701248" behindDoc="0" locked="0" layoutInCell="1" allowOverlap="1" wp14:anchorId="33847E01" wp14:editId="2492A288">
+            <wp:simplePos x="0" y="0"/>
+            <wp:positionH relativeFrom="column">
+              <wp:posOffset>299085</wp:posOffset>
+            </wp:positionH>
+            <wp:positionV relativeFrom="paragraph">
+              <wp:posOffset>0</wp:posOffset>
+            </wp:positionV>
+            <wp:extent cx="6124575" cy="4248150"/>
+            <wp:effectExtent l="0" t="0" r="9525" b="0"/>
+            <wp:wrapSquare wrapText="bothSides"/>
+            <wp:docPr id="46" name="Picture 46"/>
+            <wp:cNvGraphicFramePr>
+              <a:graphicFrameLocks xmlns:a="http://schemas.openxmlformats.org/drawingml/2006/main" noChangeAspect="1"/>
+            </wp:cNvGraphicFramePr>
+            <a:graphic xmlns:a="http://schemas.openxmlformats.org/drawingml/2006/main">
+              <a:graphicData uri="http://schemas.openxmlformats.org/drawingml/2006/picture">
+                <pic:pic xmlns:pic="http://schemas.openxmlformats.org/drawingml/2006/picture">
+                  <pic:nvPicPr>
+                    <pic:cNvPr id="0" name="Picture 1"/>
+                    <pic:cNvPicPr>
+                      <a:picLocks noChangeAspect="1" noChangeArrowheads="1"/>
+                    </pic:cNvPicPr>
+                  </pic:nvPicPr>
+                  <pic:blipFill>
+                    <a:blip r:embed="rId55">
+                      <a:extLst>
+                        <a:ext uri="{28A0092B-C50C-407E-A947-70E740481C1C}">
+                          <a14:useLocalDpi xmlns:a14="http://schemas.microsoft.com/office/drawing/2010/main" val="0"/>
+                        </a:ext>
+                      </a:extLst>
+                    </a:blip>
+                    <a:srcRect/>
+                    <a:stretch>
+                      <a:fillRect/>
+                    </a:stretch>
+                  </pic:blipFill>
+                  <pic:spPr bwMode="auto">
+                    <a:xfrm>
+                      <a:off x="0" y="0"/>
+                      <a:ext cx="6124575" cy="4248150"/>
+                    </a:xfrm>
+                    <a:prstGeom prst="rect">
+                      <a:avLst/>
+                    </a:prstGeom>
+                    <a:noFill/>
+                    <a:ln>
+                      <a:noFill/>
+                    </a:ln>
+                  </pic:spPr>
+                </pic:pic>
+              </a:graphicData>
+            </a:graphic>
+          </wp:anchor>
+        </w:drawing>
+      </w:r>
+      <w:r>
+        <w:rPr>
+          <w:lang w:val="en-GB"/>
+        </w:rPr>
+        <w:t>Figure 5.1.6.4- Showcase of Static Enemies spawning logic (Source: screenshot)</w:t>
+      </w:r>
+    </w:p>
+    <w:p>
+      <w:pPr>
+        <w:rPr>
+          <w:lang w:val="en-GB"/>
+        </w:rPr>
+      </w:pPr>
+    </w:p>
+    <w:p>
+      <w:pPr>
+        <w:rPr>
+          <w:lang w:val="en-GB"/>
+        </w:rPr>
+      </w:pPr>
+      <w:r>
+        <w:rPr>
+          <w:lang w:val="en-GB"/>
+        </w:rPr>
+        <w:t>Decorations are limited as maximum one such object spawn per room and can come in different shapes based on what prefab is chosen from the DecorationPattern array. The spawn chance is given as variable in the DecorationPattern class and can be adjusted from the Unity Inspector as it can be seen from Figure 5.1.6.5. The position and depth of each decoration is adjusted based on the name, since they have different shapes, they need to be adjusted accordingly. The method IsOverlapping() is used in order to avoid clutter and make sure no other objects could spawn and overlap with the decoration.</w:t>
+      </w:r>
+    </w:p>
+    <w:p>
+      <w:pPr>
+        <w:rPr>
+          <w:lang w:val="en-GB"/>
+        </w:rPr>
+      </w:pPr>
+    </w:p>
+    <w:p>
+      <w:pPr>
+        <w:rPr>
+          <w:lang w:val="en-GB"/>
+        </w:rPr>
+      </w:pPr>
+      <w:r>
+        <w:rPr>
+          <w:lang w:val="en-GB"/>
+        </w:rPr>
+        <w:drawing>
+          <wp:anchor distT="0" distB="0" distL="114300" distR="114300" simplePos="0" relativeHeight="251702272" behindDoc="0" locked="0" layoutInCell="1" allowOverlap="1" wp14:anchorId="776A0E2A" wp14:editId="3DD98CFB">
+            <wp:simplePos x="0" y="0"/>
+            <wp:positionH relativeFrom="column">
+              <wp:posOffset>1632585</wp:posOffset>
+            </wp:positionH>
+            <wp:positionV relativeFrom="paragraph">
+              <wp:posOffset>5715</wp:posOffset>
+            </wp:positionV>
+            <wp:extent cx="2676899" cy="1076475"/>
+            <wp:effectExtent l="0" t="0" r="9525" b="9525"/>
+            <wp:wrapSquare wrapText="bothSides"/>
+            <wp:docPr id="48" name="Picture 48"/>
+            <wp:cNvGraphicFramePr>
+              <a:graphicFrameLocks xmlns:a="http://schemas.openxmlformats.org/drawingml/2006/main" noChangeAspect="1"/>
+            </wp:cNvGraphicFramePr>
+            <a:graphic xmlns:a="http://schemas.openxmlformats.org/drawingml/2006/main">
+              <a:graphicData uri="http://schemas.openxmlformats.org/drawingml/2006/picture">
+                <pic:pic xmlns:pic="http://schemas.openxmlformats.org/drawingml/2006/picture">
+                  <pic:nvPicPr>
+                    <pic:cNvPr id="1" name=""/>
+                    <pic:cNvPicPr/>
+                  </pic:nvPicPr>
+                  <pic:blipFill>
+                    <a:blip r:embed="rId56">
+                      <a:extLst>
+                        <a:ext uri="{28A0092B-C50C-407E-A947-70E740481C1C}">
+                          <a14:useLocalDpi xmlns:a14="http://schemas.microsoft.com/office/drawing/2010/main" val="0"/>
+                        </a:ext>
+                      </a:extLst>
+                    </a:blip>
+                    <a:stretch>
+                      <a:fillRect/>
+                    </a:stretch>
+                  </pic:blipFill>
+                  <pic:spPr>
+                    <a:xfrm>
+                      <a:off x="0" y="0"/>
+                      <a:ext cx="2676899" cy="1076475"/>
+                    </a:xfrm>
+                    <a:prstGeom prst="rect">
+                      <a:avLst/>
+                    </a:prstGeom>
+                  </pic:spPr>
+                </pic:pic>
+              </a:graphicData>
+            </a:graphic>
+            <wp14:sizeRelH relativeFrom="margin">
+              <wp14:pctWidth>0</wp14:pctWidth>
+            </wp14:sizeRelH>
+            <wp14:sizeRelV relativeFrom="margin">
+              <wp14:pctHeight>0</wp14:pctHeight>
+            </wp14:sizeRelV>
+          </wp:anchor>
+        </w:drawing>
+      </w:r>
+    </w:p>
+    <w:p>
+      <w:pPr>
+        <w:rPr>
+          <w:lang w:val="en-GB"/>
+        </w:rPr>
+      </w:pPr>
+    </w:p>
+    <w:p>
+      <w:pPr>
+        <w:rPr>
+          <w:lang w:val="en-GB"/>
+        </w:rPr>
+      </w:pPr>
+    </w:p>
+    <w:p>
+      <w:pPr>
+        <w:rPr>
+          <w:lang w:val="en-GB"/>
+        </w:rPr>
+      </w:pPr>
+    </w:p>
+    <w:p>
+      <w:pPr>
+        <w:rPr>
+          <w:lang w:val="en-GB"/>
+        </w:rPr>
+      </w:pPr>
+    </w:p>
+    <w:p>
+      <w:pPr>
+        <w:rPr>
+          <w:lang w:val="en-GB"/>
+        </w:rPr>
+      </w:pPr>
+    </w:p>
+    <w:p>
+      <w:pPr>
+        <w:tabs>
+          <w:tab w:val="left" w:pos="2955"/>
+        </w:tabs>
+        <w:jc w:val="center"/>
+        <w:rPr>
+          <w:lang w:val="en-GB"/>
+        </w:rPr>
+      </w:pPr>
+      <w:r>
+        <w:rPr>
+          <w:lang w:val="en-GB"/>
+        </w:rPr>
+        <w:t xml:space="preserve">Figure 5.1.6.5- Showcase of DecorationPattern </w:t>
+      </w:r>
+      <w:r>
+        <w:rPr>
+          <w:lang w:val="en-GB"/>
+        </w:rPr>
+        <w:t>class (Source: screenshot)</w:t>
+      </w:r>
+    </w:p>
+    <w:p>
+      <w:pPr>
+        <w:tabs>
+          <w:tab w:val="left" w:pos="2955"/>
+        </w:tabs>
+        <w:jc w:val="center"/>
+        <w:rPr>
+          <w:lang w:val="en-GB"/>
+        </w:rPr>
+      </w:pPr>
+    </w:p>
+    <w:p>
+      <w:pPr>
+        <w:tabs>
+          <w:tab w:val="left" w:pos="2955"/>
+        </w:tabs>
+        <w:jc w:val="center"/>
+        <w:rPr>
+          <w:lang w:val="en-GB"/>
+        </w:rPr>
+      </w:pPr>
+    </w:p>
+    <w:p>
+      <w:pPr>
+        <w:tabs>
+          <w:tab w:val="left" w:pos="2955"/>
+        </w:tabs>
+        <w:jc w:val="center"/>
+        <w:rPr>
+          <w:lang w:val="en-GB"/>
+        </w:rPr>
+      </w:pPr>
+    </w:p>
+    <w:p>
+      <w:pPr>
+        <w:tabs>
+          <w:tab w:val="left" w:pos="2955"/>
+        </w:tabs>
+        <w:jc w:val="center"/>
+        <w:rPr>
+          <w:lang w:val="en-GB"/>
+        </w:rPr>
+      </w:pPr>
+    </w:p>
+    <w:p>
+      <w:pPr>
+        <w:tabs>
+          <w:tab w:val="left" w:pos="2955"/>
+        </w:tabs>
+        <w:jc w:val="center"/>
+        <w:rPr>
+          <w:lang w:val="en-GB"/>
+        </w:rPr>
+      </w:pPr>
+    </w:p>
+    <w:p>
+      <w:pPr>
+        <w:tabs>
+          <w:tab w:val="left" w:pos="2955"/>
+        </w:tabs>
+        <w:jc w:val="center"/>
+        <w:rPr>
+          <w:lang w:val="en-GB"/>
+        </w:rPr>
+      </w:pPr>
+      <w:r>
+        <w:rPr>
+          <w:lang w:val="en-GB"/>
+        </w:rPr>
+        <w:lastRenderedPageBreak/>
+        <w:drawing>
+          <wp:anchor distT="0" distB="0" distL="114300" distR="114300" simplePos="0" relativeHeight="251703296" behindDoc="0" locked="0" layoutInCell="1" allowOverlap="1" wp14:anchorId="6DE2DD84" wp14:editId="5522F8FF">
+            <wp:simplePos x="0" y="0"/>
+            <wp:positionH relativeFrom="column">
+              <wp:posOffset>175260</wp:posOffset>
+            </wp:positionH>
+            <wp:positionV relativeFrom="paragraph">
+              <wp:posOffset>86995</wp:posOffset>
+            </wp:positionV>
+            <wp:extent cx="6120765" cy="4940300"/>
+            <wp:effectExtent l="0" t="0" r="0" b="0"/>
+            <wp:wrapSquare wrapText="bothSides"/>
+            <wp:docPr id="49" name="Picture 49"/>
+            <wp:cNvGraphicFramePr>
+              <a:graphicFrameLocks xmlns:a="http://schemas.openxmlformats.org/drawingml/2006/main" noChangeAspect="1"/>
+            </wp:cNvGraphicFramePr>
+            <a:graphic xmlns:a="http://schemas.openxmlformats.org/drawingml/2006/main">
+              <a:graphicData uri="http://schemas.openxmlformats.org/drawingml/2006/picture">
+                <pic:pic xmlns:pic="http://schemas.openxmlformats.org/drawingml/2006/picture">
+                  <pic:nvPicPr>
+                    <pic:cNvPr id="1" name=""/>
+                    <pic:cNvPicPr/>
+                  </pic:nvPicPr>
+                  <pic:blipFill>
+                    <a:blip r:embed="rId57">
+                      <a:extLst>
+                        <a:ext uri="{28A0092B-C50C-407E-A947-70E740481C1C}">
+                          <a14:useLocalDpi xmlns:a14="http://schemas.microsoft.com/office/drawing/2010/main" val="0"/>
+                        </a:ext>
+                      </a:extLst>
+                    </a:blip>
+                    <a:stretch>
+                      <a:fillRect/>
+                    </a:stretch>
+                  </pic:blipFill>
+                  <pic:spPr>
+                    <a:xfrm>
+                      <a:off x="0" y="0"/>
+                      <a:ext cx="6120765" cy="4940300"/>
+                    </a:xfrm>
+                    <a:prstGeom prst="rect">
+                      <a:avLst/>
+                    </a:prstGeom>
+                  </pic:spPr>
+                </pic:pic>
+              </a:graphicData>
+            </a:graphic>
+          </wp:anchor>
+        </w:drawing>
+      </w:r>
+      <w:r>
+        <w:rPr>
+          <w:lang w:val="en-GB"/>
+        </w:rPr>
+        <w:t>Figure 5.1.6.6- Showcase of Decoration spawning logic (Source: screenshot)</w:t>
+      </w:r>
+    </w:p>
+    <w:p>
+      <w:pPr>
+        <w:tabs>
+          <w:tab w:val="left" w:pos="2955"/>
+        </w:tabs>
+        <w:jc w:val="center"/>
+        <w:rPr>
+          <w:lang w:val="en-GB"/>
+        </w:rPr>
+      </w:pPr>
+    </w:p>
+    <w:p>
+      <w:pPr>
+        <w:pStyle w:val="Heading2"/>
+        <w:numPr>
+          <w:ilvl w:val="0"/>
+          <w:numId w:val="0"/>
+        </w:numPr>
+        <w:rPr>
+          <w:lang w:val="en-GB"/>
+        </w:rPr>
+      </w:pPr>
+      <w:r>
+        <w:rPr>
+          <w:lang w:val="en-GB"/>
+        </w:rPr>
+        <w:t>5.1.</w:t>
+      </w:r>
+      <w:r>
+        <w:rPr>
+          <w:lang w:val="en-GB"/>
+        </w:rPr>
+        <w:t>7</w:t>
+      </w:r>
+      <w:r>
+        <w:rPr>
+          <w:lang w:val="en-GB"/>
+        </w:rPr>
+        <w:t xml:space="preserve"> </w:t>
+      </w:r>
+      <w:r>
+        <w:rPr>
+          <w:lang w:val="en-GB"/>
+        </w:rPr>
+        <w:t>Enemy Damage</w:t>
+      </w:r>
+    </w:p>
+    <w:p>
+      <w:pPr>
+        <w:rPr>
+          <w:lang w:val="en-GB"/>
+        </w:rPr>
+      </w:pPr>
+      <w:r>
+        <w:rPr>
+          <w:lang w:val="en-GB"/>
+        </w:rPr>
+        <w:t xml:space="preserve">The Enemy Damage script is used by a number of objects. It is a script crucial for traps, such as spikehead, saw and spikes, but it is also used by melee and ranged enemies, be them patrolling or static and lastly the boss. It has the same purpose for all its objects, if the player collides with the enemy then he takes damage. </w:t>
+      </w:r>
+    </w:p>
+    <w:p>
+      <w:pPr>
+        <w:rPr>
+          <w:lang w:val="en-GB"/>
+        </w:rPr>
+      </w:pPr>
+      <w:r>
+        <w:rPr>
+          <w:lang w:val="en-GB"/>
+        </w:rPr>
+        <w:drawing>
+          <wp:anchor distT="0" distB="0" distL="114300" distR="114300" simplePos="0" relativeHeight="251704320" behindDoc="0" locked="0" layoutInCell="1" allowOverlap="1" wp14:anchorId="7A7E16F0" wp14:editId="68AB2A76">
+            <wp:simplePos x="0" y="0"/>
+            <wp:positionH relativeFrom="margin">
+              <wp:posOffset>1479059</wp:posOffset>
+            </wp:positionH>
+            <wp:positionV relativeFrom="paragraph">
+              <wp:posOffset>52645</wp:posOffset>
+            </wp:positionV>
+            <wp:extent cx="3152775" cy="1957705"/>
+            <wp:effectExtent l="0" t="0" r="9525" b="4445"/>
+            <wp:wrapSquare wrapText="bothSides"/>
+            <wp:docPr id="51" name="Picture 51"/>
+            <wp:cNvGraphicFramePr>
+              <a:graphicFrameLocks xmlns:a="http://schemas.openxmlformats.org/drawingml/2006/main" noChangeAspect="1"/>
+            </wp:cNvGraphicFramePr>
+            <a:graphic xmlns:a="http://schemas.openxmlformats.org/drawingml/2006/main">
+              <a:graphicData uri="http://schemas.openxmlformats.org/drawingml/2006/picture">
+                <pic:pic xmlns:pic="http://schemas.openxmlformats.org/drawingml/2006/picture">
+                  <pic:nvPicPr>
+                    <pic:cNvPr id="1" name=""/>
+                    <pic:cNvPicPr/>
+                  </pic:nvPicPr>
+                  <pic:blipFill>
+                    <a:blip r:embed="rId58">
+                      <a:extLst>
+                        <a:ext uri="{28A0092B-C50C-407E-A947-70E740481C1C}">
+                          <a14:useLocalDpi xmlns:a14="http://schemas.microsoft.com/office/drawing/2010/main" val="0"/>
+                        </a:ext>
+                      </a:extLst>
+                    </a:blip>
+                    <a:stretch>
+                      <a:fillRect/>
+                    </a:stretch>
+                  </pic:blipFill>
+                  <pic:spPr>
+                    <a:xfrm>
+                      <a:off x="0" y="0"/>
+                      <a:ext cx="3152775" cy="1957705"/>
+                    </a:xfrm>
+                    <a:prstGeom prst="rect">
+                      <a:avLst/>
+                    </a:prstGeom>
+                  </pic:spPr>
+                </pic:pic>
+              </a:graphicData>
+            </a:graphic>
+            <wp14:sizeRelH relativeFrom="margin">
+              <wp14:pctWidth>0</wp14:pctWidth>
+            </wp14:sizeRelH>
+            <wp14:sizeRelV relativeFrom="margin">
+              <wp14:pctHeight>0</wp14:pctHeight>
+            </wp14:sizeRelV>
+          </wp:anchor>
+        </w:drawing>
+      </w:r>
+    </w:p>
+    <w:p>
+      <w:pPr>
+        <w:rPr>
+          <w:lang w:val="en-GB"/>
+        </w:rPr>
+      </w:pPr>
+    </w:p>
+    <w:p>
+      <w:pPr>
+        <w:rPr>
+          <w:lang w:val="en-GB"/>
+        </w:rPr>
+      </w:pPr>
+    </w:p>
+    <w:p>
+      <w:pPr>
+        <w:rPr>
+          <w:lang w:val="en-GB"/>
+        </w:rPr>
+      </w:pPr>
+    </w:p>
+    <w:p>
+      <w:pPr>
+        <w:rPr>
+          <w:lang w:val="en-GB"/>
+        </w:rPr>
+      </w:pPr>
+    </w:p>
+    <w:p>
+      <w:pPr>
+        <w:rPr>
+          <w:lang w:val="en-GB"/>
+        </w:rPr>
+      </w:pPr>
+    </w:p>
+    <w:p>
+      <w:pPr>
+        <w:rPr>
+          <w:lang w:val="en-GB"/>
+        </w:rPr>
+      </w:pPr>
+    </w:p>
+    <w:p>
+      <w:pPr>
+        <w:rPr>
+          <w:lang w:val="en-GB"/>
+        </w:rPr>
+      </w:pPr>
+    </w:p>
+    <w:p>
+      <w:pPr>
+        <w:rPr>
+          <w:lang w:val="en-GB"/>
+        </w:rPr>
+      </w:pPr>
+    </w:p>
+    <w:p>
+      <w:pPr>
+        <w:rPr>
+          <w:lang w:val="en-GB"/>
+        </w:rPr>
+      </w:pPr>
+    </w:p>
+    <w:p>
+      <w:pPr>
+        <w:tabs>
+          <w:tab w:val="left" w:pos="851"/>
+          <w:tab w:val="left" w:pos="1702"/>
+          <w:tab w:val="left" w:pos="2405"/>
+        </w:tabs>
+        <w:jc w:val="center"/>
+        <w:rPr>
+          <w:lang w:val="en-GB"/>
+        </w:rPr>
+      </w:pPr>
+      <w:r>
+        <w:rPr>
+          <w:lang w:val="en-GB"/>
+        </w:rPr>
+        <w:t xml:space="preserve">Figure 5.1.7.1- </w:t>
+      </w:r>
+      <w:r>
+        <w:rPr>
+          <w:lang w:val="en-GB"/>
+        </w:rPr>
+        <w:t>Showcase</w:t>
+      </w:r>
+      <w:r>
+        <w:rPr>
+          <w:lang w:val="en-GB"/>
+        </w:rPr>
+        <w:t xml:space="preserve"> of Enemy Damage script (Source: screenshot)</w:t>
+      </w:r>
+    </w:p>
+    <w:p>
+      <w:pPr>
+        <w:spacing w:line="240" w:lineRule="auto"/>
+        <w:jc w:val="left"/>
+        <w:rPr>
+          <w:lang w:val="en-GB"/>
+        </w:rPr>
+      </w:pPr>
+      <w:r>
+        <w:rPr>
+          <w:lang w:val="en-GB"/>
+        </w:rPr>
+        <w:lastRenderedPageBreak/>
+        <w:t>As it can be seen from Figure 5.1.7.1, t</w:t>
+      </w:r>
+      <w:r>
+        <w:rPr>
+          <w:lang w:val="en-GB"/>
+        </w:rPr>
+        <w:t>he only time objects with this script on them don’t deal damage is when the player rewinds time, since he is invincible during rewind in order to balance the mechanic.</w:t>
+      </w:r>
+    </w:p>
+    <w:p>
+      <w:pPr>
+        <w:spacing w:line="240" w:lineRule="auto"/>
+        <w:jc w:val="left"/>
+        <w:rPr>
+          <w:lang w:val="en-GB"/>
+        </w:rPr>
+      </w:pPr>
+    </w:p>
+    <w:p>
+      <w:pPr>
+        <w:pStyle w:val="Heading2"/>
+        <w:numPr>
+          <w:ilvl w:val="0"/>
+          <w:numId w:val="0"/>
+        </w:numPr>
+        <w:rPr>
+          <w:lang w:val="en-GB"/>
+        </w:rPr>
+      </w:pPr>
+      <w:r>
+        <w:rPr>
+          <w:lang w:val="en-GB"/>
+        </w:rPr>
+        <w:t>5.1.</w:t>
+      </w:r>
+      <w:r>
+        <w:rPr>
+          <w:lang w:val="en-GB"/>
+        </w:rPr>
+        <w:t xml:space="preserve">8 </w:t>
+      </w:r>
+      <w:r>
+        <w:rPr>
+          <w:lang w:val="en-GB"/>
+        </w:rPr>
+        <w:t xml:space="preserve">Enemy </w:t>
+      </w:r>
+      <w:r>
+        <w:rPr>
+          <w:lang w:val="en-GB"/>
+        </w:rPr>
+        <w:t>Movement</w:t>
+      </w:r>
+    </w:p>
+    <w:p>
+      <w:pPr>
+        <w:rPr>
+          <w:lang w:val="en-GB"/>
+        </w:rPr>
+      </w:pPr>
+      <w:r>
+        <w:rPr>
+          <w:lang w:val="en-GB"/>
+        </w:rPr>
+        <w:drawing>
+          <wp:anchor distT="0" distB="0" distL="114300" distR="114300" simplePos="0" relativeHeight="251705344" behindDoc="0" locked="0" layoutInCell="1" allowOverlap="1" wp14:anchorId="54D54366" wp14:editId="3690AC1C">
+            <wp:simplePos x="0" y="0"/>
+            <wp:positionH relativeFrom="column">
+              <wp:posOffset>130092</wp:posOffset>
+            </wp:positionH>
+            <wp:positionV relativeFrom="paragraph">
+              <wp:posOffset>2249225</wp:posOffset>
+            </wp:positionV>
+            <wp:extent cx="6120765" cy="4653915"/>
+            <wp:effectExtent l="0" t="0" r="0" b="0"/>
+            <wp:wrapSquare wrapText="bothSides"/>
+            <wp:docPr id="52" name="Picture 52"/>
+            <wp:cNvGraphicFramePr>
+              <a:graphicFrameLocks xmlns:a="http://schemas.openxmlformats.org/drawingml/2006/main" noChangeAspect="1"/>
+            </wp:cNvGraphicFramePr>
+            <a:graphic xmlns:a="http://schemas.openxmlformats.org/drawingml/2006/main">
+              <a:graphicData uri="http://schemas.openxmlformats.org/drawingml/2006/picture">
+                <pic:pic xmlns:pic="http://schemas.openxmlformats.org/drawingml/2006/picture">
+                  <pic:nvPicPr>
+                    <pic:cNvPr id="1" name=""/>
+                    <pic:cNvPicPr/>
+                  </pic:nvPicPr>
+                  <pic:blipFill>
+                    <a:blip r:embed="rId59">
+                      <a:extLst>
+                        <a:ext uri="{28A0092B-C50C-407E-A947-70E740481C1C}">
+                          <a14:useLocalDpi xmlns:a14="http://schemas.microsoft.com/office/drawing/2010/main" val="0"/>
+                        </a:ext>
+                      </a:extLst>
+                    </a:blip>
+                    <a:stretch>
+                      <a:fillRect/>
+                    </a:stretch>
+                  </pic:blipFill>
+                  <pic:spPr>
+                    <a:xfrm>
+                      <a:off x="0" y="0"/>
+                      <a:ext cx="6120765" cy="4653915"/>
+                    </a:xfrm>
+                    <a:prstGeom prst="rect">
+                      <a:avLst/>
+                    </a:prstGeom>
+                  </pic:spPr>
+                </pic:pic>
+              </a:graphicData>
+            </a:graphic>
+          </wp:anchor>
+        </w:drawing>
+      </w:r>
+      <w:r>
+        <w:rPr>
+          <w:lang w:val="en-GB"/>
+        </w:rPr>
+        <w:t>The Enemy Movement script is used for traps, more specifically for the saw trap. The saw only moves left and right based on the movement distance variable. Left edge is computed as the difference between the saw’s initial position and the movementDistance variable, while the right edge is computed as the sum of those two.</w:t>
+      </w:r>
+      <w:r>
+        <w:rPr>
+          <w:lang w:val="en-GB"/>
+        </w:rPr>
+        <w:t xml:space="preserve"> Based on those variables, the script checks if the saw’s position on the x axis has reached the edges and in case it does, it simply sets the Boolean variable movingLeft to either false if left edge has been reached and true if the opposite has occurred.</w:t>
+      </w:r>
+      <w:r>
+        <w:rPr>
+          <w:lang w:val="en-GB"/>
+        </w:rPr>
+        <w:t xml:space="preserve"> The script also checks for wall collisions, in the event that they spawn close to walls and need to be adjusted in order not to pass through them.</w:t>
+      </w:r>
+      <w:r>
+        <w:rPr>
+          <w:lang w:val="en-GB"/>
+        </w:rPr>
+        <w:t xml:space="preserve"> An empty object is placed on the saw and it uses raycast in order to figure out if it reaches the layer named “Wall”.</w:t>
+      </w:r>
+      <w:r>
+        <w:rPr>
+          <w:lang w:val="en-GB"/>
+        </w:rPr>
+        <w:t xml:space="preserve"> Based on that, it controls whether the trap should change direction or not.</w:t>
+      </w:r>
+    </w:p>
+    <w:p>
+      <w:pPr>
+        <w:rPr>
+          <w:lang w:val="en-GB"/>
+        </w:rPr>
+      </w:pPr>
+      <w:r>
+        <w:rPr>
+          <w:lang w:val="en-GB"/>
+        </w:rPr>
+        <w:tab/>
+        <w:t xml:space="preserve">Figure 5.1.8.1- Showcase of </w:t>
+      </w:r>
+      <w:r>
+        <w:rPr>
+          <w:lang w:val="en-GB"/>
+        </w:rPr>
+        <w:t>Saw moving logic (Source: screenshot)</w:t>
+      </w:r>
+    </w:p>
+    <w:p>
+      <w:pPr>
+        <w:spacing w:line="240" w:lineRule="auto"/>
+        <w:jc w:val="left"/>
+        <w:rPr>
+          <w:lang w:val="en-GB"/>
+        </w:rPr>
+      </w:pPr>
+      <w:r>
+        <w:rPr>
+          <w:lang w:val="en-GB"/>
+        </w:rPr>
+        <w:br w:type="page"/>
+      </w:r>
+    </w:p>
+    <w:p>
+      <w:pPr>
+        <w:tabs>
+          <w:tab w:val="left" w:pos="851"/>
+          <w:tab w:val="left" w:pos="1702"/>
+          <w:tab w:val="left" w:pos="2405"/>
+        </w:tabs>
+        <w:jc w:val="center"/>
+        <w:rPr>
+          <w:lang w:val="en-GB"/>
+        </w:rPr>
+      </w:pPr>
+    </w:p>
+    <w:p>
+      <w:pPr>
+        <w:pStyle w:val="Heading2"/>
+        <w:numPr>
+          <w:ilvl w:val="0"/>
+          <w:numId w:val="0"/>
+        </w:numPr>
+        <w:rPr>
+          <w:lang w:val="en-GB"/>
+        </w:rPr>
+      </w:pPr>
+      <w:r>
+        <w:rPr>
+          <w:lang w:val="en-GB"/>
+        </w:rPr>
+        <w:t>5.1.</w:t>
+      </w:r>
+      <w:r>
+        <w:rPr>
+          <w:lang w:val="en-GB"/>
+        </w:rPr>
+        <w:t>9 SpikeHead</w:t>
+      </w:r>
+    </w:p>
+    <w:p>
+      <w:pPr>
+        <w:rPr>
+          <w:lang w:val="en-GB"/>
+        </w:rPr>
+      </w:pPr>
+      <w:r>
+        <w:rPr>
+          <w:lang w:val="en-GB"/>
+        </w:rPr>
+        <w:t xml:space="preserve">The SpikeHead enemy is a reactive trap with the purpose of pressuring the player through following and attacking him. It remains stationary until it detects the player through one of its four rays obtained through the use of Physics2D.Raycast. The direction of the rays </w:t>
+      </w:r>
+      <w:r>
+        <w:rPr>
+          <w:lang w:val="en-GB"/>
+        </w:rPr>
+        <w:t>is</w:t>
+      </w:r>
+      <w:r>
+        <w:rPr>
+          <w:lang w:val="en-GB"/>
+        </w:rPr>
+        <w:t xml:space="preserve"> that of the four cardinal directions, namely left, right, up and down.</w:t>
+      </w:r>
+      <w:r>
+        <w:rPr>
+          <w:lang w:val="en-GB"/>
+        </w:rPr>
+        <w:t xml:space="preserve"> Upon detecting the player it moves fast towards him trying to deal damage by colliding with him. It stops chasing upon collision or if the player moves out of its range. This trap was designed in order to make the player take fast decisions and have spatial awareness.</w:t>
+      </w:r>
     </w:p>
     <w:sectPr>
-      <w:headerReference w:type="default" r:id="rId54"/>
-      <w:footerReference w:type="default" r:id="rId55"/>
-      <w:headerReference w:type="first" r:id="rId56"/>
+      <w:headerReference w:type="default" r:id="rId60"/>
+      <w:footerReference w:type="default" r:id="rId61"/>
+      <w:headerReference w:type="first" r:id="rId62"/>
       <w:pgSz w:w="11907" w:h="16840" w:code="9"/>
       <w:pgMar w:top="709" w:right="1134" w:bottom="1134" w:left="1134" w:header="709" w:footer="709" w:gutter="0"/>
       <w:pgNumType w:start="1"/>
